--- a/Lab7/Отчет_ЦМФХС_Лаб7_Неделько_КС20.docx
+++ b/Lab7/Отчет_ЦМФХС_Лаб7_Неделько_КС20.docx
@@ -7079,7 +7079,7 @@
     <w:p>
       <w:pPr>
         <w:shd w:val="clear" w:color="auto" w:fill="101010"/>
-        <w:spacing w:line="285" w:lineRule="atLeast"/>
+        <w:spacing w:after="0" w:line="285" w:lineRule="atLeast"/>
         <w:ind w:firstLine="0"/>
         <w:jc w:val="left"/>
         <w:rPr>
@@ -7090,13 +7090,6 @@
           <w:lang w:val="en-US" w:eastAsia="ru-RU"/>
         </w:rPr>
       </w:pPr>
-      <w:r>
-        <w:rPr>
-          <w:sz w:val="22"/>
-          <w:lang w:val="en-US"/>
-        </w:rPr>
-        <w:tab/>
-      </w:r>
       <w:r>
         <w:rPr>
           <w:rFonts w:ascii="Consolas" w:eastAsia="Times New Roman" w:hAnsi="Consolas" w:cs="Times New Roman"/>
@@ -7274,7 +7267,7 @@
           <w:color w:val="FFFFFF"/>
           <w:sz w:val="21"/>
           <w:szCs w:val="21"/>
-          <w:lang w:eastAsia="ru-RU"/>
+          <w:lang w:val="en-US" w:eastAsia="ru-RU"/>
         </w:rPr>
       </w:pPr>
       <w:r>
@@ -7293,7 +7286,7 @@
           <w:color w:val="FFFFFF"/>
           <w:sz w:val="21"/>
           <w:szCs w:val="21"/>
-          <w:lang w:eastAsia="ru-RU"/>
+          <w:lang w:val="en-US" w:eastAsia="ru-RU"/>
         </w:rPr>
         <w:t>(</w:t>
       </w:r>
@@ -7303,7 +7296,7 @@
           <w:color w:val="99FFE4"/>
           <w:sz w:val="21"/>
           <w:szCs w:val="21"/>
-          <w:lang w:eastAsia="ru-RU"/>
+          <w:lang w:val="en-US" w:eastAsia="ru-RU"/>
         </w:rPr>
         <w:t>"</w:t>
       </w:r>
@@ -7313,19 +7306,9 @@
           <w:color w:val="A0A0A0"/>
           <w:sz w:val="21"/>
           <w:szCs w:val="21"/>
-          <w:lang w:eastAsia="ru-RU"/>
-        </w:rPr>
-        <w:t>\</w:t>
-      </w:r>
-      <w:r>
-        <w:rPr>
-          <w:rFonts w:ascii="Consolas" w:eastAsia="Times New Roman" w:hAnsi="Consolas" w:cs="Times New Roman"/>
-          <w:color w:val="A0A0A0"/>
-          <w:sz w:val="21"/>
-          <w:szCs w:val="21"/>
-          <w:lang w:val="en-US" w:eastAsia="ru-RU"/>
-        </w:rPr>
-        <w:t>n</w:t>
+          <w:lang w:val="en-US" w:eastAsia="ru-RU"/>
+        </w:rPr>
+        <w:t>\n</w:t>
       </w:r>
       <w:r>
         <w:rPr>
@@ -7343,7 +7326,7 @@
           <w:color w:val="99FFE4"/>
           <w:sz w:val="21"/>
           <w:szCs w:val="21"/>
-          <w:lang w:eastAsia="ru-RU"/>
+          <w:lang w:val="en-US" w:eastAsia="ru-RU"/>
         </w:rPr>
         <w:t xml:space="preserve"> </w:t>
       </w:r>
@@ -7363,77 +7346,17 @@
           <w:color w:val="99FFE4"/>
           <w:sz w:val="21"/>
           <w:szCs w:val="21"/>
-          <w:lang w:eastAsia="ru-RU"/>
-        </w:rPr>
-        <w:t>: 2</w:t>
-      </w:r>
-      <w:r>
-        <w:rPr>
-          <w:rFonts w:ascii="Consolas" w:eastAsia="Times New Roman" w:hAnsi="Consolas" w:cs="Times New Roman"/>
-          <w:color w:val="99FFE4"/>
-          <w:sz w:val="21"/>
-          <w:szCs w:val="21"/>
-          <w:lang w:val="en-US" w:eastAsia="ru-RU"/>
-        </w:rPr>
-        <w:t>NOCl</w:t>
-      </w:r>
-      <w:r>
-        <w:rPr>
-          <w:rFonts w:ascii="Consolas" w:eastAsia="Times New Roman" w:hAnsi="Consolas" w:cs="Times New Roman"/>
-          <w:color w:val="99FFE4"/>
-          <w:sz w:val="21"/>
-          <w:szCs w:val="21"/>
-          <w:lang w:eastAsia="ru-RU"/>
-        </w:rPr>
-        <w:t xml:space="preserve"> -&gt; 2</w:t>
-      </w:r>
-      <w:r>
-        <w:rPr>
-          <w:rFonts w:ascii="Consolas" w:eastAsia="Times New Roman" w:hAnsi="Consolas" w:cs="Times New Roman"/>
-          <w:color w:val="99FFE4"/>
-          <w:sz w:val="21"/>
-          <w:szCs w:val="21"/>
-          <w:lang w:val="en-US" w:eastAsia="ru-RU"/>
-        </w:rPr>
-        <w:t>NO</w:t>
-      </w:r>
-      <w:r>
-        <w:rPr>
-          <w:rFonts w:ascii="Consolas" w:eastAsia="Times New Roman" w:hAnsi="Consolas" w:cs="Times New Roman"/>
-          <w:color w:val="99FFE4"/>
-          <w:sz w:val="21"/>
-          <w:szCs w:val="21"/>
-          <w:lang w:eastAsia="ru-RU"/>
-        </w:rPr>
-        <w:t xml:space="preserve"> + </w:t>
-      </w:r>
-      <w:r>
-        <w:rPr>
-          <w:rFonts w:ascii="Consolas" w:eastAsia="Times New Roman" w:hAnsi="Consolas" w:cs="Times New Roman"/>
-          <w:color w:val="99FFE4"/>
-          <w:sz w:val="21"/>
-          <w:szCs w:val="21"/>
-          <w:lang w:val="en-US" w:eastAsia="ru-RU"/>
-        </w:rPr>
-        <w:t>Cl</w:t>
-      </w:r>
-      <w:r>
-        <w:rPr>
-          <w:rFonts w:ascii="Consolas" w:eastAsia="Times New Roman" w:hAnsi="Consolas" w:cs="Times New Roman"/>
-          <w:color w:val="99FFE4"/>
-          <w:sz w:val="21"/>
-          <w:szCs w:val="21"/>
-          <w:lang w:eastAsia="ru-RU"/>
-        </w:rPr>
-        <w:t>2"</w:t>
-      </w:r>
-      <w:r>
-        <w:rPr>
-          <w:rFonts w:ascii="Consolas" w:eastAsia="Times New Roman" w:hAnsi="Consolas" w:cs="Times New Roman"/>
-          <w:color w:val="FFFFFF"/>
-          <w:sz w:val="21"/>
-          <w:szCs w:val="21"/>
-          <w:lang w:eastAsia="ru-RU"/>
+          <w:lang w:val="en-US" w:eastAsia="ru-RU"/>
+        </w:rPr>
+        <w:t>: 2NOCl -&gt; 2NO + Cl2"</w:t>
+      </w:r>
+      <w:r>
+        <w:rPr>
+          <w:rFonts w:ascii="Consolas" w:eastAsia="Times New Roman" w:hAnsi="Consolas" w:cs="Times New Roman"/>
+          <w:color w:val="FFFFFF"/>
+          <w:sz w:val="21"/>
+          <w:szCs w:val="21"/>
+          <w:lang w:val="en-US" w:eastAsia="ru-RU"/>
         </w:rPr>
         <w:t>)</w:t>
       </w:r>
@@ -7449,7 +7372,7 @@
           <w:color w:val="FFFFFF"/>
           <w:sz w:val="21"/>
           <w:szCs w:val="21"/>
-          <w:lang w:eastAsia="ru-RU"/>
+          <w:lang w:val="en-US" w:eastAsia="ru-RU"/>
         </w:rPr>
       </w:pPr>
     </w:p>
@@ -8285,7 +8208,27 @@
           <w:szCs w:val="21"/>
           <w:lang w:val="en-US" w:eastAsia="ru-RU"/>
         </w:rPr>
-        <w:t xml:space="preserve"> T_target)</w:t>
+        <w:t xml:space="preserve"> T_target</w:t>
+      </w:r>
+      <w:r>
+        <w:rPr>
+          <w:rFonts w:ascii="Consolas" w:eastAsia="Times New Roman" w:hAnsi="Consolas" w:cs="Times New Roman"/>
+          <w:color w:val="FFFFFF"/>
+          <w:sz w:val="21"/>
+          <w:szCs w:val="21"/>
+          <w:lang w:val="en-US" w:eastAsia="ru-RU"/>
+        </w:rPr>
+        <w:t>)</w:t>
+      </w:r>
+      <w:r>
+        <w:rPr>
+          <w:rFonts w:ascii="Consolas" w:eastAsia="Times New Roman" w:hAnsi="Consolas" w:cs="Times New Roman"/>
+          <w:color w:val="8B8B8B"/>
+          <w:sz w:val="21"/>
+          <w:szCs w:val="21"/>
+          <w:lang w:val="en-US" w:eastAsia="ru-RU"/>
+        </w:rPr>
+        <w:t xml:space="preserve"> </w:t>
       </w:r>
     </w:p>
     <w:p>
@@ -11881,7 +11824,87 @@
           <w:szCs w:val="21"/>
           <w:lang w:val="en-US" w:eastAsia="ru-RU"/>
         </w:rPr>
-        <w:t>,</w:t>
+        <w:t>, label</w:t>
+      </w:r>
+      <w:r>
+        <w:rPr>
+          <w:rFonts w:ascii="Consolas" w:eastAsia="Times New Roman" w:hAnsi="Consolas" w:cs="Times New Roman"/>
+          <w:color w:val="A0A0A0"/>
+          <w:sz w:val="21"/>
+          <w:szCs w:val="21"/>
+          <w:lang w:val="en-US" w:eastAsia="ru-RU"/>
+        </w:rPr>
+        <w:t>=f</w:t>
+      </w:r>
+      <w:r>
+        <w:rPr>
+          <w:rFonts w:ascii="Consolas" w:eastAsia="Times New Roman" w:hAnsi="Consolas" w:cs="Times New Roman"/>
+          <w:color w:val="99FFE4"/>
+          <w:sz w:val="21"/>
+          <w:szCs w:val="21"/>
+          <w:lang w:val="en-US" w:eastAsia="ru-RU"/>
+        </w:rPr>
+        <w:t xml:space="preserve">'R² = </w:t>
+      </w:r>
+      <w:r>
+        <w:rPr>
+          <w:rFonts w:ascii="Consolas" w:eastAsia="Times New Roman" w:hAnsi="Consolas" w:cs="Times New Roman"/>
+          <w:color w:val="FFC799"/>
+          <w:sz w:val="21"/>
+          <w:szCs w:val="21"/>
+          <w:lang w:val="en-US" w:eastAsia="ru-RU"/>
+        </w:rPr>
+        <w:t>{</w:t>
+      </w:r>
+      <w:r>
+        <w:rPr>
+          <w:rFonts w:ascii="Consolas" w:eastAsia="Times New Roman" w:hAnsi="Consolas" w:cs="Times New Roman"/>
+          <w:color w:val="FFFFFF"/>
+          <w:sz w:val="21"/>
+          <w:szCs w:val="21"/>
+          <w:lang w:val="en-US" w:eastAsia="ru-RU"/>
+        </w:rPr>
+        <w:t>R2_val0</w:t>
+      </w:r>
+      <w:r>
+        <w:rPr>
+          <w:rFonts w:ascii="Consolas" w:eastAsia="Times New Roman" w:hAnsi="Consolas" w:cs="Times New Roman"/>
+          <w:color w:val="A0A0A0"/>
+          <w:sz w:val="21"/>
+          <w:szCs w:val="21"/>
+          <w:lang w:val="en-US" w:eastAsia="ru-RU"/>
+        </w:rPr>
+        <w:t>:.4f</w:t>
+      </w:r>
+      <w:r>
+        <w:rPr>
+          <w:rFonts w:ascii="Consolas" w:eastAsia="Times New Roman" w:hAnsi="Consolas" w:cs="Times New Roman"/>
+          <w:color w:val="FFC799"/>
+          <w:sz w:val="21"/>
+          <w:szCs w:val="21"/>
+          <w:lang w:val="en-US" w:eastAsia="ru-RU"/>
+        </w:rPr>
+        <w:t>}</w:t>
+      </w:r>
+      <w:r>
+        <w:rPr>
+          <w:rFonts w:ascii="Consolas" w:eastAsia="Times New Roman" w:hAnsi="Consolas" w:cs="Times New Roman"/>
+          <w:color w:val="99FFE4"/>
+          <w:sz w:val="21"/>
+          <w:szCs w:val="21"/>
+          <w:lang w:val="en-US" w:eastAsia="ru-RU"/>
+        </w:rPr>
+        <w:t>'</w:t>
+      </w:r>
+      <w:r>
+        <w:rPr>
+          <w:rFonts w:ascii="Consolas" w:eastAsia="Times New Roman" w:hAnsi="Consolas" w:cs="Times New Roman"/>
+          <w:color w:val="FFFFFF"/>
+          <w:sz w:val="21"/>
+          <w:szCs w:val="21"/>
+          <w:lang w:val="en-US" w:eastAsia="ru-RU"/>
+        </w:rPr>
+        <w:t>)</w:t>
       </w:r>
     </w:p>
     <w:p>
@@ -11906,17 +11929,27 @@
           <w:szCs w:val="21"/>
           <w:lang w:val="en-US" w:eastAsia="ru-RU"/>
         </w:rPr>
-        <w:t>             label</w:t>
-      </w:r>
-      <w:r>
-        <w:rPr>
-          <w:rFonts w:ascii="Consolas" w:eastAsia="Times New Roman" w:hAnsi="Consolas" w:cs="Times New Roman"/>
-          <w:color w:val="A0A0A0"/>
-          <w:sz w:val="21"/>
-          <w:szCs w:val="21"/>
-          <w:lang w:val="en-US" w:eastAsia="ru-RU"/>
-        </w:rPr>
-        <w:t>=f</w:t>
+        <w:t>axes[</w:t>
+      </w:r>
+      <w:r>
+        <w:rPr>
+          <w:rFonts w:ascii="Consolas" w:eastAsia="Times New Roman" w:hAnsi="Consolas" w:cs="Times New Roman"/>
+          <w:color w:val="FFC799"/>
+          <w:sz w:val="21"/>
+          <w:szCs w:val="21"/>
+          <w:lang w:val="en-US" w:eastAsia="ru-RU"/>
+        </w:rPr>
+        <w:t>0</w:t>
+      </w:r>
+      <w:r>
+        <w:rPr>
+          <w:rFonts w:ascii="Consolas" w:eastAsia="Times New Roman" w:hAnsi="Consolas" w:cs="Times New Roman"/>
+          <w:color w:val="FFFFFF"/>
+          <w:sz w:val="21"/>
+          <w:szCs w:val="21"/>
+          <w:lang w:val="en-US" w:eastAsia="ru-RU"/>
+        </w:rPr>
+        <w:t>].set_xlabel(</w:t>
       </w:r>
       <w:r>
         <w:rPr>
@@ -11926,7 +11959,37 @@
           <w:szCs w:val="21"/>
           <w:lang w:val="en-US" w:eastAsia="ru-RU"/>
         </w:rPr>
-        <w:t xml:space="preserve">'R² = </w:t>
+        <w:t xml:space="preserve">'t, </w:t>
+      </w:r>
+      <w:r>
+        <w:rPr>
+          <w:rFonts w:ascii="Consolas" w:eastAsia="Times New Roman" w:hAnsi="Consolas" w:cs="Times New Roman"/>
+          <w:color w:val="99FFE4"/>
+          <w:sz w:val="21"/>
+          <w:szCs w:val="21"/>
+          <w:lang w:eastAsia="ru-RU"/>
+        </w:rPr>
+        <w:t>с</w:t>
+      </w:r>
+      <w:r>
+        <w:rPr>
+          <w:rFonts w:ascii="Consolas" w:eastAsia="Times New Roman" w:hAnsi="Consolas" w:cs="Times New Roman"/>
+          <w:color w:val="99FFE4"/>
+          <w:sz w:val="21"/>
+          <w:szCs w:val="21"/>
+          <w:lang w:val="en-US" w:eastAsia="ru-RU"/>
+        </w:rPr>
+        <w:t>'</w:t>
+      </w:r>
+      <w:r>
+        <w:rPr>
+          <w:rFonts w:ascii="Consolas" w:eastAsia="Times New Roman" w:hAnsi="Consolas" w:cs="Times New Roman"/>
+          <w:color w:val="FFFFFF"/>
+          <w:sz w:val="21"/>
+          <w:szCs w:val="21"/>
+          <w:lang w:val="en-US" w:eastAsia="ru-RU"/>
+        </w:rPr>
+        <w:t>); axes[</w:t>
       </w:r>
       <w:r>
         <w:rPr>
@@ -11936,27 +11999,77 @@
           <w:szCs w:val="21"/>
           <w:lang w:val="en-US" w:eastAsia="ru-RU"/>
         </w:rPr>
-        <w:t>{</w:t>
-      </w:r>
-      <w:r>
-        <w:rPr>
-          <w:rFonts w:ascii="Consolas" w:eastAsia="Times New Roman" w:hAnsi="Consolas" w:cs="Times New Roman"/>
-          <w:color w:val="FFFFFF"/>
-          <w:sz w:val="21"/>
-          <w:szCs w:val="21"/>
-          <w:lang w:val="en-US" w:eastAsia="ru-RU"/>
-        </w:rPr>
-        <w:t>R2_val0</w:t>
-      </w:r>
-      <w:r>
-        <w:rPr>
-          <w:rFonts w:ascii="Consolas" w:eastAsia="Times New Roman" w:hAnsi="Consolas" w:cs="Times New Roman"/>
-          <w:color w:val="A0A0A0"/>
-          <w:sz w:val="21"/>
-          <w:szCs w:val="21"/>
-          <w:lang w:val="en-US" w:eastAsia="ru-RU"/>
-        </w:rPr>
-        <w:t>:.4f</w:t>
+        <w:t>0</w:t>
+      </w:r>
+      <w:r>
+        <w:rPr>
+          <w:rFonts w:ascii="Consolas" w:eastAsia="Times New Roman" w:hAnsi="Consolas" w:cs="Times New Roman"/>
+          <w:color w:val="FFFFFF"/>
+          <w:sz w:val="21"/>
+          <w:szCs w:val="21"/>
+          <w:lang w:val="en-US" w:eastAsia="ru-RU"/>
+        </w:rPr>
+        <w:t>].set_ylabel(</w:t>
+      </w:r>
+      <w:r>
+        <w:rPr>
+          <w:rFonts w:ascii="Consolas" w:eastAsia="Times New Roman" w:hAnsi="Consolas" w:cs="Times New Roman"/>
+          <w:color w:val="99FFE4"/>
+          <w:sz w:val="21"/>
+          <w:szCs w:val="21"/>
+          <w:lang w:val="en-US" w:eastAsia="ru-RU"/>
+        </w:rPr>
+        <w:t xml:space="preserve">'cA, </w:t>
+      </w:r>
+      <w:r>
+        <w:rPr>
+          <w:rFonts w:ascii="Consolas" w:eastAsia="Times New Roman" w:hAnsi="Consolas" w:cs="Times New Roman"/>
+          <w:color w:val="99FFE4"/>
+          <w:sz w:val="21"/>
+          <w:szCs w:val="21"/>
+          <w:lang w:eastAsia="ru-RU"/>
+        </w:rPr>
+        <w:t>моль</w:t>
+      </w:r>
+      <w:r>
+        <w:rPr>
+          <w:rFonts w:ascii="Consolas" w:eastAsia="Times New Roman" w:hAnsi="Consolas" w:cs="Times New Roman"/>
+          <w:color w:val="99FFE4"/>
+          <w:sz w:val="21"/>
+          <w:szCs w:val="21"/>
+          <w:lang w:val="en-US" w:eastAsia="ru-RU"/>
+        </w:rPr>
+        <w:t>/</w:t>
+      </w:r>
+      <w:r>
+        <w:rPr>
+          <w:rFonts w:ascii="Consolas" w:eastAsia="Times New Roman" w:hAnsi="Consolas" w:cs="Times New Roman"/>
+          <w:color w:val="99FFE4"/>
+          <w:sz w:val="21"/>
+          <w:szCs w:val="21"/>
+          <w:lang w:eastAsia="ru-RU"/>
+        </w:rPr>
+        <w:t>м</w:t>
+      </w:r>
+      <w:r>
+        <w:rPr>
+          <w:rFonts w:ascii="Consolas" w:eastAsia="Times New Roman" w:hAnsi="Consolas" w:cs="Times New Roman"/>
+          <w:color w:val="99FFE4"/>
+          <w:sz w:val="21"/>
+          <w:szCs w:val="21"/>
+          <w:lang w:val="en-US" w:eastAsia="ru-RU"/>
+        </w:rPr>
+        <w:t>³'</w:t>
+      </w:r>
+      <w:r>
+        <w:rPr>
+          <w:rFonts w:ascii="Consolas" w:eastAsia="Times New Roman" w:hAnsi="Consolas" w:cs="Times New Roman"/>
+          <w:color w:val="FFFFFF"/>
+          <w:sz w:val="21"/>
+          <w:szCs w:val="21"/>
+          <w:lang w:val="en-US" w:eastAsia="ru-RU"/>
+        </w:rPr>
+        <w:t>); axes[</w:t>
       </w:r>
       <w:r>
         <w:rPr>
@@ -11966,7 +12079,17 @@
           <w:szCs w:val="21"/>
           <w:lang w:val="en-US" w:eastAsia="ru-RU"/>
         </w:rPr>
-        <w:t>}</w:t>
+        <w:t>0</w:t>
+      </w:r>
+      <w:r>
+        <w:rPr>
+          <w:rFonts w:ascii="Consolas" w:eastAsia="Times New Roman" w:hAnsi="Consolas" w:cs="Times New Roman"/>
+          <w:color w:val="FFFFFF"/>
+          <w:sz w:val="21"/>
+          <w:szCs w:val="21"/>
+          <w:lang w:val="en-US" w:eastAsia="ru-RU"/>
+        </w:rPr>
+        <w:t>].set_title(</w:t>
       </w:r>
       <w:r>
         <w:rPr>
@@ -11977,6 +12100,116 @@
           <w:lang w:val="en-US" w:eastAsia="ru-RU"/>
         </w:rPr>
         <w:t>'</w:t>
+      </w:r>
+      <w:r>
+        <w:rPr>
+          <w:rFonts w:ascii="Consolas" w:eastAsia="Times New Roman" w:hAnsi="Consolas" w:cs="Times New Roman"/>
+          <w:color w:val="99FFE4"/>
+          <w:sz w:val="21"/>
+          <w:szCs w:val="21"/>
+          <w:lang w:eastAsia="ru-RU"/>
+        </w:rPr>
+        <w:t>Нулевой</w:t>
+      </w:r>
+      <w:r>
+        <w:rPr>
+          <w:rFonts w:ascii="Consolas" w:eastAsia="Times New Roman" w:hAnsi="Consolas" w:cs="Times New Roman"/>
+          <w:color w:val="99FFE4"/>
+          <w:sz w:val="21"/>
+          <w:szCs w:val="21"/>
+          <w:lang w:val="en-US" w:eastAsia="ru-RU"/>
+        </w:rPr>
+        <w:t xml:space="preserve"> </w:t>
+      </w:r>
+      <w:r>
+        <w:rPr>
+          <w:rFonts w:ascii="Consolas" w:eastAsia="Times New Roman" w:hAnsi="Consolas" w:cs="Times New Roman"/>
+          <w:color w:val="99FFE4"/>
+          <w:sz w:val="21"/>
+          <w:szCs w:val="21"/>
+          <w:lang w:eastAsia="ru-RU"/>
+        </w:rPr>
+        <w:t>порядок</w:t>
+      </w:r>
+      <w:r>
+        <w:rPr>
+          <w:rFonts w:ascii="Consolas" w:eastAsia="Times New Roman" w:hAnsi="Consolas" w:cs="Times New Roman"/>
+          <w:color w:val="99FFE4"/>
+          <w:sz w:val="21"/>
+          <w:szCs w:val="21"/>
+          <w:lang w:val="en-US" w:eastAsia="ru-RU"/>
+        </w:rPr>
+        <w:t>'</w:t>
+      </w:r>
+      <w:r>
+        <w:rPr>
+          <w:rFonts w:ascii="Consolas" w:eastAsia="Times New Roman" w:hAnsi="Consolas" w:cs="Times New Roman"/>
+          <w:color w:val="FFFFFF"/>
+          <w:sz w:val="21"/>
+          <w:szCs w:val="21"/>
+          <w:lang w:val="en-US" w:eastAsia="ru-RU"/>
+        </w:rPr>
+        <w:t>); axes[</w:t>
+      </w:r>
+      <w:r>
+        <w:rPr>
+          <w:rFonts w:ascii="Consolas" w:eastAsia="Times New Roman" w:hAnsi="Consolas" w:cs="Times New Roman"/>
+          <w:color w:val="FFC799"/>
+          <w:sz w:val="21"/>
+          <w:szCs w:val="21"/>
+          <w:lang w:val="en-US" w:eastAsia="ru-RU"/>
+        </w:rPr>
+        <w:t>0</w:t>
+      </w:r>
+      <w:r>
+        <w:rPr>
+          <w:rFonts w:ascii="Consolas" w:eastAsia="Times New Roman" w:hAnsi="Consolas" w:cs="Times New Roman"/>
+          <w:color w:val="FFFFFF"/>
+          <w:sz w:val="21"/>
+          <w:szCs w:val="21"/>
+          <w:lang w:val="en-US" w:eastAsia="ru-RU"/>
+        </w:rPr>
+        <w:t>].legend(); axes[</w:t>
+      </w:r>
+      <w:r>
+        <w:rPr>
+          <w:rFonts w:ascii="Consolas" w:eastAsia="Times New Roman" w:hAnsi="Consolas" w:cs="Times New Roman"/>
+          <w:color w:val="FFC799"/>
+          <w:sz w:val="21"/>
+          <w:szCs w:val="21"/>
+          <w:lang w:val="en-US" w:eastAsia="ru-RU"/>
+        </w:rPr>
+        <w:t>0</w:t>
+      </w:r>
+      <w:r>
+        <w:rPr>
+          <w:rFonts w:ascii="Consolas" w:eastAsia="Times New Roman" w:hAnsi="Consolas" w:cs="Times New Roman"/>
+          <w:color w:val="FFFFFF"/>
+          <w:sz w:val="21"/>
+          <w:szCs w:val="21"/>
+          <w:lang w:val="en-US" w:eastAsia="ru-RU"/>
+        </w:rPr>
+        <w:t>].grid(True, alpha</w:t>
+      </w:r>
+      <w:r>
+        <w:rPr>
+          <w:rFonts w:ascii="Consolas" w:eastAsia="Times New Roman" w:hAnsi="Consolas" w:cs="Times New Roman"/>
+          <w:color w:val="A0A0A0"/>
+          <w:sz w:val="21"/>
+          <w:szCs w:val="21"/>
+          <w:lang w:val="en-US" w:eastAsia="ru-RU"/>
+        </w:rPr>
+        <w:t>=</w:t>
+      </w:r>
+      <w:r>
+        <w:rPr>
+          <w:rFonts w:ascii="Consolas" w:eastAsia="Times New Roman" w:hAnsi="Consolas" w:cs="Times New Roman"/>
+          <w:color w:val="FFC799"/>
+          <w:sz w:val="21"/>
+          <w:szCs w:val="21"/>
+          <w:lang w:val="en-US" w:eastAsia="ru-RU"/>
+        </w:rPr>
+        <w:t>0.3</w:t>
       </w:r>
       <w:r>
         <w:rPr>
@@ -12003,76 +12236,6 @@
           <w:lang w:val="en-US" w:eastAsia="ru-RU"/>
         </w:rPr>
       </w:pPr>
-      <w:r>
-        <w:rPr>
-          <w:rFonts w:ascii="Consolas" w:eastAsia="Times New Roman" w:hAnsi="Consolas" w:cs="Times New Roman"/>
-          <w:color w:val="FFFFFF"/>
-          <w:sz w:val="21"/>
-          <w:szCs w:val="21"/>
-          <w:lang w:val="en-US" w:eastAsia="ru-RU"/>
-        </w:rPr>
-        <w:t>axes[</w:t>
-      </w:r>
-      <w:r>
-        <w:rPr>
-          <w:rFonts w:ascii="Consolas" w:eastAsia="Times New Roman" w:hAnsi="Consolas" w:cs="Times New Roman"/>
-          <w:color w:val="FFC799"/>
-          <w:sz w:val="21"/>
-          <w:szCs w:val="21"/>
-          <w:lang w:val="en-US" w:eastAsia="ru-RU"/>
-        </w:rPr>
-        <w:t>0</w:t>
-      </w:r>
-      <w:r>
-        <w:rPr>
-          <w:rFonts w:ascii="Consolas" w:eastAsia="Times New Roman" w:hAnsi="Consolas" w:cs="Times New Roman"/>
-          <w:color w:val="FFFFFF"/>
-          <w:sz w:val="21"/>
-          <w:szCs w:val="21"/>
-          <w:lang w:val="en-US" w:eastAsia="ru-RU"/>
-        </w:rPr>
-        <w:t>].set_xlabel(</w:t>
-      </w:r>
-      <w:r>
-        <w:rPr>
-          <w:rFonts w:ascii="Consolas" w:eastAsia="Times New Roman" w:hAnsi="Consolas" w:cs="Times New Roman"/>
-          <w:color w:val="99FFE4"/>
-          <w:sz w:val="21"/>
-          <w:szCs w:val="21"/>
-          <w:lang w:val="en-US" w:eastAsia="ru-RU"/>
-        </w:rPr>
-        <w:t xml:space="preserve">'t, </w:t>
-      </w:r>
-      <w:r>
-        <w:rPr>
-          <w:rFonts w:ascii="Consolas" w:eastAsia="Times New Roman" w:hAnsi="Consolas" w:cs="Times New Roman"/>
-          <w:color w:val="99FFE4"/>
-          <w:sz w:val="21"/>
-          <w:szCs w:val="21"/>
-          <w:lang w:eastAsia="ru-RU"/>
-        </w:rPr>
-        <w:t>с</w:t>
-      </w:r>
-      <w:r>
-        <w:rPr>
-          <w:rFonts w:ascii="Consolas" w:eastAsia="Times New Roman" w:hAnsi="Consolas" w:cs="Times New Roman"/>
-          <w:color w:val="99FFE4"/>
-          <w:sz w:val="21"/>
-          <w:szCs w:val="21"/>
-          <w:lang w:val="en-US" w:eastAsia="ru-RU"/>
-        </w:rPr>
-        <w:t>'</w:t>
-      </w:r>
-      <w:r>
-        <w:rPr>
-          <w:rFonts w:ascii="Consolas" w:eastAsia="Times New Roman" w:hAnsi="Consolas" w:cs="Times New Roman"/>
-          <w:color w:val="FFFFFF"/>
-          <w:sz w:val="21"/>
-          <w:szCs w:val="21"/>
-          <w:lang w:val="en-US" w:eastAsia="ru-RU"/>
-        </w:rPr>
-        <w:t>)</w:t>
-      </w:r>
     </w:p>
     <w:p>
       <w:pPr>
@@ -12106,17 +12269,27 @@
           <w:szCs w:val="21"/>
           <w:lang w:val="en-US" w:eastAsia="ru-RU"/>
         </w:rPr>
-        <w:t>0</w:t>
-      </w:r>
-      <w:r>
-        <w:rPr>
-          <w:rFonts w:ascii="Consolas" w:eastAsia="Times New Roman" w:hAnsi="Consolas" w:cs="Times New Roman"/>
-          <w:color w:val="FFFFFF"/>
-          <w:sz w:val="21"/>
-          <w:szCs w:val="21"/>
-          <w:lang w:val="en-US" w:eastAsia="ru-RU"/>
-        </w:rPr>
-        <w:t>].set_ylabel(</w:t>
+        <w:t>1</w:t>
+      </w:r>
+      <w:r>
+        <w:rPr>
+          <w:rFonts w:ascii="Consolas" w:eastAsia="Times New Roman" w:hAnsi="Consolas" w:cs="Times New Roman"/>
+          <w:color w:val="FFFFFF"/>
+          <w:sz w:val="21"/>
+          <w:szCs w:val="21"/>
+          <w:lang w:val="en-US" w:eastAsia="ru-RU"/>
+        </w:rPr>
+        <w:t>].scatter(t_val, y_1, color</w:t>
+      </w:r>
+      <w:r>
+        <w:rPr>
+          <w:rFonts w:ascii="Consolas" w:eastAsia="Times New Roman" w:hAnsi="Consolas" w:cs="Times New Roman"/>
+          <w:color w:val="A0A0A0"/>
+          <w:sz w:val="21"/>
+          <w:szCs w:val="21"/>
+          <w:lang w:val="en-US" w:eastAsia="ru-RU"/>
+        </w:rPr>
+        <w:t>=</w:t>
       </w:r>
       <w:r>
         <w:rPr>
@@ -12126,47 +12299,67 @@
           <w:szCs w:val="21"/>
           <w:lang w:val="en-US" w:eastAsia="ru-RU"/>
         </w:rPr>
-        <w:t xml:space="preserve">'cA, </w:t>
-      </w:r>
-      <w:r>
-        <w:rPr>
-          <w:rFonts w:ascii="Consolas" w:eastAsia="Times New Roman" w:hAnsi="Consolas" w:cs="Times New Roman"/>
-          <w:color w:val="99FFE4"/>
-          <w:sz w:val="21"/>
-          <w:szCs w:val="21"/>
-          <w:lang w:eastAsia="ru-RU"/>
-        </w:rPr>
-        <w:t>моль</w:t>
-      </w:r>
-      <w:r>
-        <w:rPr>
-          <w:rFonts w:ascii="Consolas" w:eastAsia="Times New Roman" w:hAnsi="Consolas" w:cs="Times New Roman"/>
-          <w:color w:val="99FFE4"/>
-          <w:sz w:val="21"/>
-          <w:szCs w:val="21"/>
-          <w:lang w:val="en-US" w:eastAsia="ru-RU"/>
-        </w:rPr>
-        <w:t>/</w:t>
-      </w:r>
-      <w:r>
-        <w:rPr>
-          <w:rFonts w:ascii="Consolas" w:eastAsia="Times New Roman" w:hAnsi="Consolas" w:cs="Times New Roman"/>
-          <w:color w:val="99FFE4"/>
-          <w:sz w:val="21"/>
-          <w:szCs w:val="21"/>
-          <w:lang w:eastAsia="ru-RU"/>
-        </w:rPr>
-        <w:t>м</w:t>
-      </w:r>
-      <w:r>
-        <w:rPr>
-          <w:rFonts w:ascii="Consolas" w:eastAsia="Times New Roman" w:hAnsi="Consolas" w:cs="Times New Roman"/>
-          <w:color w:val="99FFE4"/>
-          <w:sz w:val="21"/>
-          <w:szCs w:val="21"/>
-          <w:lang w:val="en-US" w:eastAsia="ru-RU"/>
-        </w:rPr>
-        <w:t>³'</w:t>
+        <w:t>'green'</w:t>
+      </w:r>
+      <w:r>
+        <w:rPr>
+          <w:rFonts w:ascii="Consolas" w:eastAsia="Times New Roman" w:hAnsi="Consolas" w:cs="Times New Roman"/>
+          <w:color w:val="FFFFFF"/>
+          <w:sz w:val="21"/>
+          <w:szCs w:val="21"/>
+          <w:lang w:val="en-US" w:eastAsia="ru-RU"/>
+        </w:rPr>
+        <w:t>, s</w:t>
+      </w:r>
+      <w:r>
+        <w:rPr>
+          <w:rFonts w:ascii="Consolas" w:eastAsia="Times New Roman" w:hAnsi="Consolas" w:cs="Times New Roman"/>
+          <w:color w:val="A0A0A0"/>
+          <w:sz w:val="21"/>
+          <w:szCs w:val="21"/>
+          <w:lang w:val="en-US" w:eastAsia="ru-RU"/>
+        </w:rPr>
+        <w:t>=</w:t>
+      </w:r>
+      <w:r>
+        <w:rPr>
+          <w:rFonts w:ascii="Consolas" w:eastAsia="Times New Roman" w:hAnsi="Consolas" w:cs="Times New Roman"/>
+          <w:color w:val="FFC799"/>
+          <w:sz w:val="21"/>
+          <w:szCs w:val="21"/>
+          <w:lang w:val="en-US" w:eastAsia="ru-RU"/>
+        </w:rPr>
+        <w:t>50</w:t>
+      </w:r>
+      <w:r>
+        <w:rPr>
+          <w:rFonts w:ascii="Consolas" w:eastAsia="Times New Roman" w:hAnsi="Consolas" w:cs="Times New Roman"/>
+          <w:color w:val="FFFFFF"/>
+          <w:sz w:val="21"/>
+          <w:szCs w:val="21"/>
+          <w:lang w:val="en-US" w:eastAsia="ru-RU"/>
+        </w:rPr>
+        <w:t>, zorder</w:t>
+      </w:r>
+      <w:r>
+        <w:rPr>
+          <w:rFonts w:ascii="Consolas" w:eastAsia="Times New Roman" w:hAnsi="Consolas" w:cs="Times New Roman"/>
+          <w:color w:val="A0A0A0"/>
+          <w:sz w:val="21"/>
+          <w:szCs w:val="21"/>
+          <w:lang w:val="en-US" w:eastAsia="ru-RU"/>
+        </w:rPr>
+        <w:t>=</w:t>
+      </w:r>
+      <w:r>
+        <w:rPr>
+          <w:rFonts w:ascii="Consolas" w:eastAsia="Times New Roman" w:hAnsi="Consolas" w:cs="Times New Roman"/>
+          <w:color w:val="FFC799"/>
+          <w:sz w:val="21"/>
+          <w:szCs w:val="21"/>
+          <w:lang w:val="en-US" w:eastAsia="ru-RU"/>
+        </w:rPr>
+        <w:t>5</w:t>
       </w:r>
       <w:r>
         <w:rPr>
@@ -12211,17 +12404,57 @@
           <w:szCs w:val="21"/>
           <w:lang w:val="en-US" w:eastAsia="ru-RU"/>
         </w:rPr>
-        <w:t>0</w:t>
-      </w:r>
-      <w:r>
-        <w:rPr>
-          <w:rFonts w:ascii="Consolas" w:eastAsia="Times New Roman" w:hAnsi="Consolas" w:cs="Times New Roman"/>
-          <w:color w:val="FFFFFF"/>
-          <w:sz w:val="21"/>
-          <w:szCs w:val="21"/>
-          <w:lang w:val="en-US" w:eastAsia="ru-RU"/>
-        </w:rPr>
-        <w:t>].set_title(</w:t>
+        <w:t>1</w:t>
+      </w:r>
+      <w:r>
+        <w:rPr>
+          <w:rFonts w:ascii="Consolas" w:eastAsia="Times New Roman" w:hAnsi="Consolas" w:cs="Times New Roman"/>
+          <w:color w:val="FFFFFF"/>
+          <w:sz w:val="21"/>
+          <w:szCs w:val="21"/>
+          <w:lang w:val="en-US" w:eastAsia="ru-RU"/>
+        </w:rPr>
+        <w:t xml:space="preserve">].plot(t_linspace, inter_1 </w:t>
+      </w:r>
+      <w:r>
+        <w:rPr>
+          <w:rFonts w:ascii="Consolas" w:eastAsia="Times New Roman" w:hAnsi="Consolas" w:cs="Times New Roman"/>
+          <w:color w:val="A0A0A0"/>
+          <w:sz w:val="21"/>
+          <w:szCs w:val="21"/>
+          <w:lang w:val="en-US" w:eastAsia="ru-RU"/>
+        </w:rPr>
+        <w:t>+</w:t>
+      </w:r>
+      <w:r>
+        <w:rPr>
+          <w:rFonts w:ascii="Consolas" w:eastAsia="Times New Roman" w:hAnsi="Consolas" w:cs="Times New Roman"/>
+          <w:color w:val="FFFFFF"/>
+          <w:sz w:val="21"/>
+          <w:szCs w:val="21"/>
+          <w:lang w:val="en-US" w:eastAsia="ru-RU"/>
+        </w:rPr>
+        <w:t xml:space="preserve"> slope_1 </w:t>
+      </w:r>
+      <w:r>
+        <w:rPr>
+          <w:rFonts w:ascii="Consolas" w:eastAsia="Times New Roman" w:hAnsi="Consolas" w:cs="Times New Roman"/>
+          <w:color w:val="A0A0A0"/>
+          <w:sz w:val="21"/>
+          <w:szCs w:val="21"/>
+          <w:lang w:val="en-US" w:eastAsia="ru-RU"/>
+        </w:rPr>
+        <w:t>*</w:t>
+      </w:r>
+      <w:r>
+        <w:rPr>
+          <w:rFonts w:ascii="Consolas" w:eastAsia="Times New Roman" w:hAnsi="Consolas" w:cs="Times New Roman"/>
+          <w:color w:val="FFFFFF"/>
+          <w:sz w:val="21"/>
+          <w:szCs w:val="21"/>
+          <w:lang w:val="en-US" w:eastAsia="ru-RU"/>
+        </w:rPr>
+        <w:t xml:space="preserve"> t_linspace, </w:t>
       </w:r>
       <w:r>
         <w:rPr>
@@ -12231,7 +12464,57 @@
           <w:szCs w:val="21"/>
           <w:lang w:val="en-US" w:eastAsia="ru-RU"/>
         </w:rPr>
-        <w:t>'</w:t>
+        <w:t>'k-'</w:t>
+      </w:r>
+      <w:r>
+        <w:rPr>
+          <w:rFonts w:ascii="Consolas" w:eastAsia="Times New Roman" w:hAnsi="Consolas" w:cs="Times New Roman"/>
+          <w:color w:val="FFFFFF"/>
+          <w:sz w:val="21"/>
+          <w:szCs w:val="21"/>
+          <w:lang w:val="en-US" w:eastAsia="ru-RU"/>
+        </w:rPr>
+        <w:t>, linewidth</w:t>
+      </w:r>
+      <w:r>
+        <w:rPr>
+          <w:rFonts w:ascii="Consolas" w:eastAsia="Times New Roman" w:hAnsi="Consolas" w:cs="Times New Roman"/>
+          <w:color w:val="A0A0A0"/>
+          <w:sz w:val="21"/>
+          <w:szCs w:val="21"/>
+          <w:lang w:val="en-US" w:eastAsia="ru-RU"/>
+        </w:rPr>
+        <w:t>=</w:t>
+      </w:r>
+      <w:r>
+        <w:rPr>
+          <w:rFonts w:ascii="Consolas" w:eastAsia="Times New Roman" w:hAnsi="Consolas" w:cs="Times New Roman"/>
+          <w:color w:val="FFC799"/>
+          <w:sz w:val="21"/>
+          <w:szCs w:val="21"/>
+          <w:lang w:val="en-US" w:eastAsia="ru-RU"/>
+        </w:rPr>
+        <w:t>1.5</w:t>
+      </w:r>
+      <w:r>
+        <w:rPr>
+          <w:rFonts w:ascii="Consolas" w:eastAsia="Times New Roman" w:hAnsi="Consolas" w:cs="Times New Roman"/>
+          <w:color w:val="FFFFFF"/>
+          <w:sz w:val="21"/>
+          <w:szCs w:val="21"/>
+          <w:lang w:val="en-US" w:eastAsia="ru-RU"/>
+        </w:rPr>
+        <w:t>, label</w:t>
+      </w:r>
+      <w:r>
+        <w:rPr>
+          <w:rFonts w:ascii="Consolas" w:eastAsia="Times New Roman" w:hAnsi="Consolas" w:cs="Times New Roman"/>
+          <w:color w:val="A0A0A0"/>
+          <w:sz w:val="21"/>
+          <w:szCs w:val="21"/>
+          <w:lang w:val="en-US" w:eastAsia="ru-RU"/>
+        </w:rPr>
+        <w:t>=f</w:t>
       </w:r>
       <w:r>
         <w:rPr>
@@ -12239,29 +12522,49 @@
           <w:color w:val="99FFE4"/>
           <w:sz w:val="21"/>
           <w:szCs w:val="21"/>
-          <w:lang w:eastAsia="ru-RU"/>
-        </w:rPr>
-        <w:t>Нулевой</w:t>
-      </w:r>
-      <w:r>
-        <w:rPr>
-          <w:rFonts w:ascii="Consolas" w:eastAsia="Times New Roman" w:hAnsi="Consolas" w:cs="Times New Roman"/>
-          <w:color w:val="99FFE4"/>
-          <w:sz w:val="21"/>
-          <w:szCs w:val="21"/>
-          <w:lang w:val="en-US" w:eastAsia="ru-RU"/>
-        </w:rPr>
-        <w:t xml:space="preserve"> </w:t>
-      </w:r>
-      <w:r>
-        <w:rPr>
-          <w:rFonts w:ascii="Consolas" w:eastAsia="Times New Roman" w:hAnsi="Consolas" w:cs="Times New Roman"/>
-          <w:color w:val="99FFE4"/>
-          <w:sz w:val="21"/>
-          <w:szCs w:val="21"/>
-          <w:lang w:eastAsia="ru-RU"/>
-        </w:rPr>
-        <w:t>порядок</w:t>
+          <w:lang w:val="en-US" w:eastAsia="ru-RU"/>
+        </w:rPr>
+        <w:t xml:space="preserve">'R² = </w:t>
+      </w:r>
+      <w:r>
+        <w:rPr>
+          <w:rFonts w:ascii="Consolas" w:eastAsia="Times New Roman" w:hAnsi="Consolas" w:cs="Times New Roman"/>
+          <w:color w:val="FFC799"/>
+          <w:sz w:val="21"/>
+          <w:szCs w:val="21"/>
+          <w:lang w:val="en-US" w:eastAsia="ru-RU"/>
+        </w:rPr>
+        <w:t>{</w:t>
+      </w:r>
+      <w:r>
+        <w:rPr>
+          <w:rFonts w:ascii="Consolas" w:eastAsia="Times New Roman" w:hAnsi="Consolas" w:cs="Times New Roman"/>
+          <w:color w:val="FFFFFF"/>
+          <w:sz w:val="21"/>
+          <w:szCs w:val="21"/>
+          <w:lang w:val="en-US" w:eastAsia="ru-RU"/>
+        </w:rPr>
+        <w:t>R2_val1</w:t>
+      </w:r>
+      <w:r>
+        <w:rPr>
+          <w:rFonts w:ascii="Consolas" w:eastAsia="Times New Roman" w:hAnsi="Consolas" w:cs="Times New Roman"/>
+          <w:color w:val="A0A0A0"/>
+          <w:sz w:val="21"/>
+          <w:szCs w:val="21"/>
+          <w:lang w:val="en-US" w:eastAsia="ru-RU"/>
+        </w:rPr>
+        <w:t>:.4f</w:t>
+      </w:r>
+      <w:r>
+        <w:rPr>
+          <w:rFonts w:ascii="Consolas" w:eastAsia="Times New Roman" w:hAnsi="Consolas" w:cs="Times New Roman"/>
+          <w:color w:val="FFC799"/>
+          <w:sz w:val="21"/>
+          <w:szCs w:val="21"/>
+          <w:lang w:val="en-US" w:eastAsia="ru-RU"/>
+        </w:rPr>
+        <w:t>}</w:t>
       </w:r>
       <w:r>
         <w:rPr>
@@ -12316,17 +12619,247 @@
           <w:szCs w:val="21"/>
           <w:lang w:val="en-US" w:eastAsia="ru-RU"/>
         </w:rPr>
-        <w:t>0</w:t>
-      </w:r>
-      <w:r>
-        <w:rPr>
-          <w:rFonts w:ascii="Consolas" w:eastAsia="Times New Roman" w:hAnsi="Consolas" w:cs="Times New Roman"/>
-          <w:color w:val="FFFFFF"/>
-          <w:sz w:val="21"/>
-          <w:szCs w:val="21"/>
-          <w:lang w:val="en-US" w:eastAsia="ru-RU"/>
-        </w:rPr>
-        <w:t>].legend()</w:t>
+        <w:t>1</w:t>
+      </w:r>
+      <w:r>
+        <w:rPr>
+          <w:rFonts w:ascii="Consolas" w:eastAsia="Times New Roman" w:hAnsi="Consolas" w:cs="Times New Roman"/>
+          <w:color w:val="FFFFFF"/>
+          <w:sz w:val="21"/>
+          <w:szCs w:val="21"/>
+          <w:lang w:val="en-US" w:eastAsia="ru-RU"/>
+        </w:rPr>
+        <w:t>].set_xlabel(</w:t>
+      </w:r>
+      <w:r>
+        <w:rPr>
+          <w:rFonts w:ascii="Consolas" w:eastAsia="Times New Roman" w:hAnsi="Consolas" w:cs="Times New Roman"/>
+          <w:color w:val="99FFE4"/>
+          <w:sz w:val="21"/>
+          <w:szCs w:val="21"/>
+          <w:lang w:val="en-US" w:eastAsia="ru-RU"/>
+        </w:rPr>
+        <w:t xml:space="preserve">'t, </w:t>
+      </w:r>
+      <w:r>
+        <w:rPr>
+          <w:rFonts w:ascii="Consolas" w:eastAsia="Times New Roman" w:hAnsi="Consolas" w:cs="Times New Roman"/>
+          <w:color w:val="99FFE4"/>
+          <w:sz w:val="21"/>
+          <w:szCs w:val="21"/>
+          <w:lang w:eastAsia="ru-RU"/>
+        </w:rPr>
+        <w:t>с</w:t>
+      </w:r>
+      <w:r>
+        <w:rPr>
+          <w:rFonts w:ascii="Consolas" w:eastAsia="Times New Roman" w:hAnsi="Consolas" w:cs="Times New Roman"/>
+          <w:color w:val="99FFE4"/>
+          <w:sz w:val="21"/>
+          <w:szCs w:val="21"/>
+          <w:lang w:val="en-US" w:eastAsia="ru-RU"/>
+        </w:rPr>
+        <w:t>'</w:t>
+      </w:r>
+      <w:r>
+        <w:rPr>
+          <w:rFonts w:ascii="Consolas" w:eastAsia="Times New Roman" w:hAnsi="Consolas" w:cs="Times New Roman"/>
+          <w:color w:val="FFFFFF"/>
+          <w:sz w:val="21"/>
+          <w:szCs w:val="21"/>
+          <w:lang w:val="en-US" w:eastAsia="ru-RU"/>
+        </w:rPr>
+        <w:t>); axes[</w:t>
+      </w:r>
+      <w:r>
+        <w:rPr>
+          <w:rFonts w:ascii="Consolas" w:eastAsia="Times New Roman" w:hAnsi="Consolas" w:cs="Times New Roman"/>
+          <w:color w:val="FFC799"/>
+          <w:sz w:val="21"/>
+          <w:szCs w:val="21"/>
+          <w:lang w:val="en-US" w:eastAsia="ru-RU"/>
+        </w:rPr>
+        <w:t>1</w:t>
+      </w:r>
+      <w:r>
+        <w:rPr>
+          <w:rFonts w:ascii="Consolas" w:eastAsia="Times New Roman" w:hAnsi="Consolas" w:cs="Times New Roman"/>
+          <w:color w:val="FFFFFF"/>
+          <w:sz w:val="21"/>
+          <w:szCs w:val="21"/>
+          <w:lang w:val="en-US" w:eastAsia="ru-RU"/>
+        </w:rPr>
+        <w:t>].set_ylabel(</w:t>
+      </w:r>
+      <w:r>
+        <w:rPr>
+          <w:rFonts w:ascii="Consolas" w:eastAsia="Times New Roman" w:hAnsi="Consolas" w:cs="Times New Roman"/>
+          <w:color w:val="99FFE4"/>
+          <w:sz w:val="21"/>
+          <w:szCs w:val="21"/>
+          <w:lang w:val="en-US" w:eastAsia="ru-RU"/>
+        </w:rPr>
+        <w:t>'ln(cA)'</w:t>
+      </w:r>
+      <w:r>
+        <w:rPr>
+          <w:rFonts w:ascii="Consolas" w:eastAsia="Times New Roman" w:hAnsi="Consolas" w:cs="Times New Roman"/>
+          <w:color w:val="FFFFFF"/>
+          <w:sz w:val="21"/>
+          <w:szCs w:val="21"/>
+          <w:lang w:val="en-US" w:eastAsia="ru-RU"/>
+        </w:rPr>
+        <w:t>); axes[</w:t>
+      </w:r>
+      <w:r>
+        <w:rPr>
+          <w:rFonts w:ascii="Consolas" w:eastAsia="Times New Roman" w:hAnsi="Consolas" w:cs="Times New Roman"/>
+          <w:color w:val="FFC799"/>
+          <w:sz w:val="21"/>
+          <w:szCs w:val="21"/>
+          <w:lang w:val="en-US" w:eastAsia="ru-RU"/>
+        </w:rPr>
+        <w:t>1</w:t>
+      </w:r>
+      <w:r>
+        <w:rPr>
+          <w:rFonts w:ascii="Consolas" w:eastAsia="Times New Roman" w:hAnsi="Consolas" w:cs="Times New Roman"/>
+          <w:color w:val="FFFFFF"/>
+          <w:sz w:val="21"/>
+          <w:szCs w:val="21"/>
+          <w:lang w:val="en-US" w:eastAsia="ru-RU"/>
+        </w:rPr>
+        <w:t>].set_title(</w:t>
+      </w:r>
+      <w:r>
+        <w:rPr>
+          <w:rFonts w:ascii="Consolas" w:eastAsia="Times New Roman" w:hAnsi="Consolas" w:cs="Times New Roman"/>
+          <w:color w:val="99FFE4"/>
+          <w:sz w:val="21"/>
+          <w:szCs w:val="21"/>
+          <w:lang w:val="en-US" w:eastAsia="ru-RU"/>
+        </w:rPr>
+        <w:t>'</w:t>
+      </w:r>
+      <w:r>
+        <w:rPr>
+          <w:rFonts w:ascii="Consolas" w:eastAsia="Times New Roman" w:hAnsi="Consolas" w:cs="Times New Roman"/>
+          <w:color w:val="99FFE4"/>
+          <w:sz w:val="21"/>
+          <w:szCs w:val="21"/>
+          <w:lang w:eastAsia="ru-RU"/>
+        </w:rPr>
+        <w:t>Первый</w:t>
+      </w:r>
+      <w:r>
+        <w:rPr>
+          <w:rFonts w:ascii="Consolas" w:eastAsia="Times New Roman" w:hAnsi="Consolas" w:cs="Times New Roman"/>
+          <w:color w:val="99FFE4"/>
+          <w:sz w:val="21"/>
+          <w:szCs w:val="21"/>
+          <w:lang w:val="en-US" w:eastAsia="ru-RU"/>
+        </w:rPr>
+        <w:t xml:space="preserve"> </w:t>
+      </w:r>
+      <w:r>
+        <w:rPr>
+          <w:rFonts w:ascii="Consolas" w:eastAsia="Times New Roman" w:hAnsi="Consolas" w:cs="Times New Roman"/>
+          <w:color w:val="99FFE4"/>
+          <w:sz w:val="21"/>
+          <w:szCs w:val="21"/>
+          <w:lang w:eastAsia="ru-RU"/>
+        </w:rPr>
+        <w:t>порядок</w:t>
+      </w:r>
+      <w:r>
+        <w:rPr>
+          <w:rFonts w:ascii="Consolas" w:eastAsia="Times New Roman" w:hAnsi="Consolas" w:cs="Times New Roman"/>
+          <w:color w:val="99FFE4"/>
+          <w:sz w:val="21"/>
+          <w:szCs w:val="21"/>
+          <w:lang w:val="en-US" w:eastAsia="ru-RU"/>
+        </w:rPr>
+        <w:t>'</w:t>
+      </w:r>
+      <w:r>
+        <w:rPr>
+          <w:rFonts w:ascii="Consolas" w:eastAsia="Times New Roman" w:hAnsi="Consolas" w:cs="Times New Roman"/>
+          <w:color w:val="FFFFFF"/>
+          <w:sz w:val="21"/>
+          <w:szCs w:val="21"/>
+          <w:lang w:val="en-US" w:eastAsia="ru-RU"/>
+        </w:rPr>
+        <w:t>); axes[</w:t>
+      </w:r>
+      <w:r>
+        <w:rPr>
+          <w:rFonts w:ascii="Consolas" w:eastAsia="Times New Roman" w:hAnsi="Consolas" w:cs="Times New Roman"/>
+          <w:color w:val="FFC799"/>
+          <w:sz w:val="21"/>
+          <w:szCs w:val="21"/>
+          <w:lang w:val="en-US" w:eastAsia="ru-RU"/>
+        </w:rPr>
+        <w:t>1</w:t>
+      </w:r>
+      <w:r>
+        <w:rPr>
+          <w:rFonts w:ascii="Consolas" w:eastAsia="Times New Roman" w:hAnsi="Consolas" w:cs="Times New Roman"/>
+          <w:color w:val="FFFFFF"/>
+          <w:sz w:val="21"/>
+          <w:szCs w:val="21"/>
+          <w:lang w:val="en-US" w:eastAsia="ru-RU"/>
+        </w:rPr>
+        <w:t>].legend(); axes[</w:t>
+      </w:r>
+      <w:r>
+        <w:rPr>
+          <w:rFonts w:ascii="Consolas" w:eastAsia="Times New Roman" w:hAnsi="Consolas" w:cs="Times New Roman"/>
+          <w:color w:val="FFC799"/>
+          <w:sz w:val="21"/>
+          <w:szCs w:val="21"/>
+          <w:lang w:val="en-US" w:eastAsia="ru-RU"/>
+        </w:rPr>
+        <w:t>1</w:t>
+      </w:r>
+      <w:r>
+        <w:rPr>
+          <w:rFonts w:ascii="Consolas" w:eastAsia="Times New Roman" w:hAnsi="Consolas" w:cs="Times New Roman"/>
+          <w:color w:val="FFFFFF"/>
+          <w:sz w:val="21"/>
+          <w:szCs w:val="21"/>
+          <w:lang w:val="en-US" w:eastAsia="ru-RU"/>
+        </w:rPr>
+        <w:t>].grid(True, alpha</w:t>
+      </w:r>
+      <w:r>
+        <w:rPr>
+          <w:rFonts w:ascii="Consolas" w:eastAsia="Times New Roman" w:hAnsi="Consolas" w:cs="Times New Roman"/>
+          <w:color w:val="A0A0A0"/>
+          <w:sz w:val="21"/>
+          <w:szCs w:val="21"/>
+          <w:lang w:val="en-US" w:eastAsia="ru-RU"/>
+        </w:rPr>
+        <w:t>=</w:t>
+      </w:r>
+      <w:r>
+        <w:rPr>
+          <w:rFonts w:ascii="Consolas" w:eastAsia="Times New Roman" w:hAnsi="Consolas" w:cs="Times New Roman"/>
+          <w:color w:val="FFC799"/>
+          <w:sz w:val="21"/>
+          <w:szCs w:val="21"/>
+          <w:lang w:val="en-US" w:eastAsia="ru-RU"/>
+        </w:rPr>
+        <w:t>0.3</w:t>
+      </w:r>
+      <w:r>
+        <w:rPr>
+          <w:rFonts w:ascii="Consolas" w:eastAsia="Times New Roman" w:hAnsi="Consolas" w:cs="Times New Roman"/>
+          <w:color w:val="FFFFFF"/>
+          <w:sz w:val="21"/>
+          <w:szCs w:val="21"/>
+          <w:lang w:val="en-US" w:eastAsia="ru-RU"/>
+        </w:rPr>
+        <w:t>)</w:t>
       </w:r>
     </w:p>
     <w:p>
@@ -12343,66 +12876,6 @@
           <w:lang w:val="en-US" w:eastAsia="ru-RU"/>
         </w:rPr>
       </w:pPr>
-      <w:r>
-        <w:rPr>
-          <w:rFonts w:ascii="Consolas" w:eastAsia="Times New Roman" w:hAnsi="Consolas" w:cs="Times New Roman"/>
-          <w:color w:val="FFFFFF"/>
-          <w:sz w:val="21"/>
-          <w:szCs w:val="21"/>
-          <w:lang w:val="en-US" w:eastAsia="ru-RU"/>
-        </w:rPr>
-        <w:t>axes[</w:t>
-      </w:r>
-      <w:r>
-        <w:rPr>
-          <w:rFonts w:ascii="Consolas" w:eastAsia="Times New Roman" w:hAnsi="Consolas" w:cs="Times New Roman"/>
-          <w:color w:val="FFC799"/>
-          <w:sz w:val="21"/>
-          <w:szCs w:val="21"/>
-          <w:lang w:val="en-US" w:eastAsia="ru-RU"/>
-        </w:rPr>
-        <w:t>0</w:t>
-      </w:r>
-      <w:r>
-        <w:rPr>
-          <w:rFonts w:ascii="Consolas" w:eastAsia="Times New Roman" w:hAnsi="Consolas" w:cs="Times New Roman"/>
-          <w:color w:val="FFFFFF"/>
-          <w:sz w:val="21"/>
-          <w:szCs w:val="21"/>
-          <w:lang w:val="en-US" w:eastAsia="ru-RU"/>
-        </w:rPr>
-        <w:t>].grid(True, alpha</w:t>
-      </w:r>
-      <w:r>
-        <w:rPr>
-          <w:rFonts w:ascii="Consolas" w:eastAsia="Times New Roman" w:hAnsi="Consolas" w:cs="Times New Roman"/>
-          <w:color w:val="A0A0A0"/>
-          <w:sz w:val="21"/>
-          <w:szCs w:val="21"/>
-          <w:lang w:val="en-US" w:eastAsia="ru-RU"/>
-        </w:rPr>
-        <w:t>=</w:t>
-      </w:r>
-      <w:r>
-        <w:rPr>
-          <w:rFonts w:ascii="Consolas" w:eastAsia="Times New Roman" w:hAnsi="Consolas" w:cs="Times New Roman"/>
-          <w:color w:val="FFC799"/>
-          <w:sz w:val="21"/>
-          <w:szCs w:val="21"/>
-          <w:lang w:val="en-US" w:eastAsia="ru-RU"/>
-        </w:rPr>
-        <w:t>0.3</w:t>
-      </w:r>
-      <w:r>
-        <w:rPr>
-          <w:rFonts w:ascii="Consolas" w:eastAsia="Times New Roman" w:hAnsi="Consolas" w:cs="Times New Roman"/>
-          <w:color w:val="FFFFFF"/>
-          <w:sz w:val="21"/>
-          <w:szCs w:val="21"/>
-          <w:lang w:val="en-US" w:eastAsia="ru-RU"/>
-        </w:rPr>
-        <w:t>)</w:t>
-      </w:r>
     </w:p>
     <w:p>
       <w:pPr>
@@ -12418,6 +12891,126 @@
           <w:lang w:val="en-US" w:eastAsia="ru-RU"/>
         </w:rPr>
       </w:pPr>
+      <w:r>
+        <w:rPr>
+          <w:rFonts w:ascii="Consolas" w:eastAsia="Times New Roman" w:hAnsi="Consolas" w:cs="Times New Roman"/>
+          <w:color w:val="FFFFFF"/>
+          <w:sz w:val="21"/>
+          <w:szCs w:val="21"/>
+          <w:lang w:val="en-US" w:eastAsia="ru-RU"/>
+        </w:rPr>
+        <w:t>axes[</w:t>
+      </w:r>
+      <w:r>
+        <w:rPr>
+          <w:rFonts w:ascii="Consolas" w:eastAsia="Times New Roman" w:hAnsi="Consolas" w:cs="Times New Roman"/>
+          <w:color w:val="FFC799"/>
+          <w:sz w:val="21"/>
+          <w:szCs w:val="21"/>
+          <w:lang w:val="en-US" w:eastAsia="ru-RU"/>
+        </w:rPr>
+        <w:t>2</w:t>
+      </w:r>
+      <w:r>
+        <w:rPr>
+          <w:rFonts w:ascii="Consolas" w:eastAsia="Times New Roman" w:hAnsi="Consolas" w:cs="Times New Roman"/>
+          <w:color w:val="FFFFFF"/>
+          <w:sz w:val="21"/>
+          <w:szCs w:val="21"/>
+          <w:lang w:val="en-US" w:eastAsia="ru-RU"/>
+        </w:rPr>
+        <w:t>].scatter(t_val, y_2, color</w:t>
+      </w:r>
+      <w:r>
+        <w:rPr>
+          <w:rFonts w:ascii="Consolas" w:eastAsia="Times New Roman" w:hAnsi="Consolas" w:cs="Times New Roman"/>
+          <w:color w:val="A0A0A0"/>
+          <w:sz w:val="21"/>
+          <w:szCs w:val="21"/>
+          <w:lang w:val="en-US" w:eastAsia="ru-RU"/>
+        </w:rPr>
+        <w:t>=</w:t>
+      </w:r>
+      <w:r>
+        <w:rPr>
+          <w:rFonts w:ascii="Consolas" w:eastAsia="Times New Roman" w:hAnsi="Consolas" w:cs="Times New Roman"/>
+          <w:color w:val="99FFE4"/>
+          <w:sz w:val="21"/>
+          <w:szCs w:val="21"/>
+          <w:lang w:val="en-US" w:eastAsia="ru-RU"/>
+        </w:rPr>
+        <w:t>'green'</w:t>
+      </w:r>
+      <w:r>
+        <w:rPr>
+          <w:rFonts w:ascii="Consolas" w:eastAsia="Times New Roman" w:hAnsi="Consolas" w:cs="Times New Roman"/>
+          <w:color w:val="FFFFFF"/>
+          <w:sz w:val="21"/>
+          <w:szCs w:val="21"/>
+          <w:lang w:val="en-US" w:eastAsia="ru-RU"/>
+        </w:rPr>
+        <w:t>, s</w:t>
+      </w:r>
+      <w:r>
+        <w:rPr>
+          <w:rFonts w:ascii="Consolas" w:eastAsia="Times New Roman" w:hAnsi="Consolas" w:cs="Times New Roman"/>
+          <w:color w:val="A0A0A0"/>
+          <w:sz w:val="21"/>
+          <w:szCs w:val="21"/>
+          <w:lang w:val="en-US" w:eastAsia="ru-RU"/>
+        </w:rPr>
+        <w:t>=</w:t>
+      </w:r>
+      <w:r>
+        <w:rPr>
+          <w:rFonts w:ascii="Consolas" w:eastAsia="Times New Roman" w:hAnsi="Consolas" w:cs="Times New Roman"/>
+          <w:color w:val="FFC799"/>
+          <w:sz w:val="21"/>
+          <w:szCs w:val="21"/>
+          <w:lang w:val="en-US" w:eastAsia="ru-RU"/>
+        </w:rPr>
+        <w:t>50</w:t>
+      </w:r>
+      <w:r>
+        <w:rPr>
+          <w:rFonts w:ascii="Consolas" w:eastAsia="Times New Roman" w:hAnsi="Consolas" w:cs="Times New Roman"/>
+          <w:color w:val="FFFFFF"/>
+          <w:sz w:val="21"/>
+          <w:szCs w:val="21"/>
+          <w:lang w:val="en-US" w:eastAsia="ru-RU"/>
+        </w:rPr>
+        <w:t>, zorder</w:t>
+      </w:r>
+      <w:r>
+        <w:rPr>
+          <w:rFonts w:ascii="Consolas" w:eastAsia="Times New Roman" w:hAnsi="Consolas" w:cs="Times New Roman"/>
+          <w:color w:val="A0A0A0"/>
+          <w:sz w:val="21"/>
+          <w:szCs w:val="21"/>
+          <w:lang w:val="en-US" w:eastAsia="ru-RU"/>
+        </w:rPr>
+        <w:t>=</w:t>
+      </w:r>
+      <w:r>
+        <w:rPr>
+          <w:rFonts w:ascii="Consolas" w:eastAsia="Times New Roman" w:hAnsi="Consolas" w:cs="Times New Roman"/>
+          <w:color w:val="FFC799"/>
+          <w:sz w:val="21"/>
+          <w:szCs w:val="21"/>
+          <w:lang w:val="en-US" w:eastAsia="ru-RU"/>
+        </w:rPr>
+        <w:t>5</w:t>
+      </w:r>
+      <w:r>
+        <w:rPr>
+          <w:rFonts w:ascii="Consolas" w:eastAsia="Times New Roman" w:hAnsi="Consolas" w:cs="Times New Roman"/>
+          <w:color w:val="FFFFFF"/>
+          <w:sz w:val="21"/>
+          <w:szCs w:val="21"/>
+          <w:lang w:val="en-US" w:eastAsia="ru-RU"/>
+        </w:rPr>
+        <w:t>)</w:t>
+      </w:r>
     </w:p>
     <w:p>
       <w:pPr>
@@ -12451,17 +13044,77 @@
           <w:szCs w:val="21"/>
           <w:lang w:val="en-US" w:eastAsia="ru-RU"/>
         </w:rPr>
-        <w:t>1</w:t>
-      </w:r>
-      <w:r>
-        <w:rPr>
-          <w:rFonts w:ascii="Consolas" w:eastAsia="Times New Roman" w:hAnsi="Consolas" w:cs="Times New Roman"/>
-          <w:color w:val="FFFFFF"/>
-          <w:sz w:val="21"/>
-          <w:szCs w:val="21"/>
-          <w:lang w:val="en-US" w:eastAsia="ru-RU"/>
-        </w:rPr>
-        <w:t>].scatter(t_val, y_1, color</w:t>
+        <w:t>2</w:t>
+      </w:r>
+      <w:r>
+        <w:rPr>
+          <w:rFonts w:ascii="Consolas" w:eastAsia="Times New Roman" w:hAnsi="Consolas" w:cs="Times New Roman"/>
+          <w:color w:val="FFFFFF"/>
+          <w:sz w:val="21"/>
+          <w:szCs w:val="21"/>
+          <w:lang w:val="en-US" w:eastAsia="ru-RU"/>
+        </w:rPr>
+        <w:t xml:space="preserve">].plot(t_linspace, inter_2 </w:t>
+      </w:r>
+      <w:r>
+        <w:rPr>
+          <w:rFonts w:ascii="Consolas" w:eastAsia="Times New Roman" w:hAnsi="Consolas" w:cs="Times New Roman"/>
+          <w:color w:val="A0A0A0"/>
+          <w:sz w:val="21"/>
+          <w:szCs w:val="21"/>
+          <w:lang w:val="en-US" w:eastAsia="ru-RU"/>
+        </w:rPr>
+        <w:t>+</w:t>
+      </w:r>
+      <w:r>
+        <w:rPr>
+          <w:rFonts w:ascii="Consolas" w:eastAsia="Times New Roman" w:hAnsi="Consolas" w:cs="Times New Roman"/>
+          <w:color w:val="FFFFFF"/>
+          <w:sz w:val="21"/>
+          <w:szCs w:val="21"/>
+          <w:lang w:val="en-US" w:eastAsia="ru-RU"/>
+        </w:rPr>
+        <w:t xml:space="preserve"> slope_2 </w:t>
+      </w:r>
+      <w:r>
+        <w:rPr>
+          <w:rFonts w:ascii="Consolas" w:eastAsia="Times New Roman" w:hAnsi="Consolas" w:cs="Times New Roman"/>
+          <w:color w:val="A0A0A0"/>
+          <w:sz w:val="21"/>
+          <w:szCs w:val="21"/>
+          <w:lang w:val="en-US" w:eastAsia="ru-RU"/>
+        </w:rPr>
+        <w:t>*</w:t>
+      </w:r>
+      <w:r>
+        <w:rPr>
+          <w:rFonts w:ascii="Consolas" w:eastAsia="Times New Roman" w:hAnsi="Consolas" w:cs="Times New Roman"/>
+          <w:color w:val="FFFFFF"/>
+          <w:sz w:val="21"/>
+          <w:szCs w:val="21"/>
+          <w:lang w:val="en-US" w:eastAsia="ru-RU"/>
+        </w:rPr>
+        <w:t xml:space="preserve"> t_linspace, </w:t>
+      </w:r>
+      <w:r>
+        <w:rPr>
+          <w:rFonts w:ascii="Consolas" w:eastAsia="Times New Roman" w:hAnsi="Consolas" w:cs="Times New Roman"/>
+          <w:color w:val="99FFE4"/>
+          <w:sz w:val="21"/>
+          <w:szCs w:val="21"/>
+          <w:lang w:val="en-US" w:eastAsia="ru-RU"/>
+        </w:rPr>
+        <w:t>'k-'</w:t>
+      </w:r>
+      <w:r>
+        <w:rPr>
+          <w:rFonts w:ascii="Consolas" w:eastAsia="Times New Roman" w:hAnsi="Consolas" w:cs="Times New Roman"/>
+          <w:color w:val="FFFFFF"/>
+          <w:sz w:val="21"/>
+          <w:szCs w:val="21"/>
+          <w:lang w:val="en-US" w:eastAsia="ru-RU"/>
+        </w:rPr>
+        <w:t>, linewidth</w:t>
       </w:r>
       <w:r>
         <w:rPr>
@@ -12476,32 +13129,42 @@
       <w:r>
         <w:rPr>
           <w:rFonts w:ascii="Consolas" w:eastAsia="Times New Roman" w:hAnsi="Consolas" w:cs="Times New Roman"/>
+          <w:color w:val="FFC799"/>
+          <w:sz w:val="21"/>
+          <w:szCs w:val="21"/>
+          <w:lang w:val="en-US" w:eastAsia="ru-RU"/>
+        </w:rPr>
+        <w:t>1.5</w:t>
+      </w:r>
+      <w:r>
+        <w:rPr>
+          <w:rFonts w:ascii="Consolas" w:eastAsia="Times New Roman" w:hAnsi="Consolas" w:cs="Times New Roman"/>
+          <w:color w:val="FFFFFF"/>
+          <w:sz w:val="21"/>
+          <w:szCs w:val="21"/>
+          <w:lang w:val="en-US" w:eastAsia="ru-RU"/>
+        </w:rPr>
+        <w:t>, label</w:t>
+      </w:r>
+      <w:r>
+        <w:rPr>
+          <w:rFonts w:ascii="Consolas" w:eastAsia="Times New Roman" w:hAnsi="Consolas" w:cs="Times New Roman"/>
+          <w:color w:val="A0A0A0"/>
+          <w:sz w:val="21"/>
+          <w:szCs w:val="21"/>
+          <w:lang w:val="en-US" w:eastAsia="ru-RU"/>
+        </w:rPr>
+        <w:t>=f</w:t>
+      </w:r>
+      <w:r>
+        <w:rPr>
+          <w:rFonts w:ascii="Consolas" w:eastAsia="Times New Roman" w:hAnsi="Consolas" w:cs="Times New Roman"/>
           <w:color w:val="99FFE4"/>
           <w:sz w:val="21"/>
           <w:szCs w:val="21"/>
           <w:lang w:val="en-US" w:eastAsia="ru-RU"/>
         </w:rPr>
-        <w:t>'green'</w:t>
-      </w:r>
-      <w:r>
-        <w:rPr>
-          <w:rFonts w:ascii="Consolas" w:eastAsia="Times New Roman" w:hAnsi="Consolas" w:cs="Times New Roman"/>
-          <w:color w:val="FFFFFF"/>
-          <w:sz w:val="21"/>
-          <w:szCs w:val="21"/>
-          <w:lang w:val="en-US" w:eastAsia="ru-RU"/>
-        </w:rPr>
-        <w:t>, s</w:t>
-      </w:r>
-      <w:r>
-        <w:rPr>
-          <w:rFonts w:ascii="Consolas" w:eastAsia="Times New Roman" w:hAnsi="Consolas" w:cs="Times New Roman"/>
-          <w:color w:val="A0A0A0"/>
-          <w:sz w:val="21"/>
-          <w:szCs w:val="21"/>
-          <w:lang w:val="en-US" w:eastAsia="ru-RU"/>
-        </w:rPr>
-        <w:t>=</w:t>
+        <w:t xml:space="preserve">'R² = </w:t>
       </w:r>
       <w:r>
         <w:rPr>
@@ -12511,27 +13174,27 @@
           <w:szCs w:val="21"/>
           <w:lang w:val="en-US" w:eastAsia="ru-RU"/>
         </w:rPr>
-        <w:t>50</w:t>
-      </w:r>
-      <w:r>
-        <w:rPr>
-          <w:rFonts w:ascii="Consolas" w:eastAsia="Times New Roman" w:hAnsi="Consolas" w:cs="Times New Roman"/>
-          <w:color w:val="FFFFFF"/>
-          <w:sz w:val="21"/>
-          <w:szCs w:val="21"/>
-          <w:lang w:val="en-US" w:eastAsia="ru-RU"/>
-        </w:rPr>
-        <w:t>, zorder</w:t>
-      </w:r>
-      <w:r>
-        <w:rPr>
-          <w:rFonts w:ascii="Consolas" w:eastAsia="Times New Roman" w:hAnsi="Consolas" w:cs="Times New Roman"/>
-          <w:color w:val="A0A0A0"/>
-          <w:sz w:val="21"/>
-          <w:szCs w:val="21"/>
-          <w:lang w:val="en-US" w:eastAsia="ru-RU"/>
-        </w:rPr>
-        <w:t>=</w:t>
+        <w:t>{</w:t>
+      </w:r>
+      <w:r>
+        <w:rPr>
+          <w:rFonts w:ascii="Consolas" w:eastAsia="Times New Roman" w:hAnsi="Consolas" w:cs="Times New Roman"/>
+          <w:color w:val="FFFFFF"/>
+          <w:sz w:val="21"/>
+          <w:szCs w:val="21"/>
+          <w:lang w:val="en-US" w:eastAsia="ru-RU"/>
+        </w:rPr>
+        <w:t>R2_val2</w:t>
+      </w:r>
+      <w:r>
+        <w:rPr>
+          <w:rFonts w:ascii="Consolas" w:eastAsia="Times New Roman" w:hAnsi="Consolas" w:cs="Times New Roman"/>
+          <w:color w:val="A0A0A0"/>
+          <w:sz w:val="21"/>
+          <w:szCs w:val="21"/>
+          <w:lang w:val="en-US" w:eastAsia="ru-RU"/>
+        </w:rPr>
+        <w:t>:.4f</w:t>
       </w:r>
       <w:r>
         <w:rPr>
@@ -12541,7 +13204,17 @@
           <w:szCs w:val="21"/>
           <w:lang w:val="en-US" w:eastAsia="ru-RU"/>
         </w:rPr>
-        <w:t>5</w:t>
+        <w:t>}</w:t>
+      </w:r>
+      <w:r>
+        <w:rPr>
+          <w:rFonts w:ascii="Consolas" w:eastAsia="Times New Roman" w:hAnsi="Consolas" w:cs="Times New Roman"/>
+          <w:color w:val="99FFE4"/>
+          <w:sz w:val="21"/>
+          <w:szCs w:val="21"/>
+          <w:lang w:val="en-US" w:eastAsia="ru-RU"/>
+        </w:rPr>
+        <w:t>'</w:t>
       </w:r>
       <w:r>
         <w:rPr>
@@ -12586,57 +13259,17 @@
           <w:szCs w:val="21"/>
           <w:lang w:val="en-US" w:eastAsia="ru-RU"/>
         </w:rPr>
-        <w:t>1</w:t>
-      </w:r>
-      <w:r>
-        <w:rPr>
-          <w:rFonts w:ascii="Consolas" w:eastAsia="Times New Roman" w:hAnsi="Consolas" w:cs="Times New Roman"/>
-          <w:color w:val="FFFFFF"/>
-          <w:sz w:val="21"/>
-          <w:szCs w:val="21"/>
-          <w:lang w:val="en-US" w:eastAsia="ru-RU"/>
-        </w:rPr>
-        <w:t xml:space="preserve">].plot(t_linspace, inter_1 </w:t>
-      </w:r>
-      <w:r>
-        <w:rPr>
-          <w:rFonts w:ascii="Consolas" w:eastAsia="Times New Roman" w:hAnsi="Consolas" w:cs="Times New Roman"/>
-          <w:color w:val="A0A0A0"/>
-          <w:sz w:val="21"/>
-          <w:szCs w:val="21"/>
-          <w:lang w:val="en-US" w:eastAsia="ru-RU"/>
-        </w:rPr>
-        <w:t>+</w:t>
-      </w:r>
-      <w:r>
-        <w:rPr>
-          <w:rFonts w:ascii="Consolas" w:eastAsia="Times New Roman" w:hAnsi="Consolas" w:cs="Times New Roman"/>
-          <w:color w:val="FFFFFF"/>
-          <w:sz w:val="21"/>
-          <w:szCs w:val="21"/>
-          <w:lang w:val="en-US" w:eastAsia="ru-RU"/>
-        </w:rPr>
-        <w:t xml:space="preserve"> slope_1 </w:t>
-      </w:r>
-      <w:r>
-        <w:rPr>
-          <w:rFonts w:ascii="Consolas" w:eastAsia="Times New Roman" w:hAnsi="Consolas" w:cs="Times New Roman"/>
-          <w:color w:val="A0A0A0"/>
-          <w:sz w:val="21"/>
-          <w:szCs w:val="21"/>
-          <w:lang w:val="en-US" w:eastAsia="ru-RU"/>
-        </w:rPr>
-        <w:t>*</w:t>
-      </w:r>
-      <w:r>
-        <w:rPr>
-          <w:rFonts w:ascii="Consolas" w:eastAsia="Times New Roman" w:hAnsi="Consolas" w:cs="Times New Roman"/>
-          <w:color w:val="FFFFFF"/>
-          <w:sz w:val="21"/>
-          <w:szCs w:val="21"/>
-          <w:lang w:val="en-US" w:eastAsia="ru-RU"/>
-        </w:rPr>
-        <w:t xml:space="preserve"> t_linspace, </w:t>
+        <w:t>2</w:t>
+      </w:r>
+      <w:r>
+        <w:rPr>
+          <w:rFonts w:ascii="Consolas" w:eastAsia="Times New Roman" w:hAnsi="Consolas" w:cs="Times New Roman"/>
+          <w:color w:val="FFFFFF"/>
+          <w:sz w:val="21"/>
+          <w:szCs w:val="21"/>
+          <w:lang w:val="en-US" w:eastAsia="ru-RU"/>
+        </w:rPr>
+        <w:t>].set_xlabel(</w:t>
       </w:r>
       <w:r>
         <w:rPr>
@@ -12646,17 +13279,197 @@
           <w:szCs w:val="21"/>
           <w:lang w:val="en-US" w:eastAsia="ru-RU"/>
         </w:rPr>
-        <w:t>'k-'</w:t>
-      </w:r>
-      <w:r>
-        <w:rPr>
-          <w:rFonts w:ascii="Consolas" w:eastAsia="Times New Roman" w:hAnsi="Consolas" w:cs="Times New Roman"/>
-          <w:color w:val="FFFFFF"/>
-          <w:sz w:val="21"/>
-          <w:szCs w:val="21"/>
-          <w:lang w:val="en-US" w:eastAsia="ru-RU"/>
-        </w:rPr>
-        <w:t>, linewidth</w:t>
+        <w:t xml:space="preserve">'t, </w:t>
+      </w:r>
+      <w:r>
+        <w:rPr>
+          <w:rFonts w:ascii="Consolas" w:eastAsia="Times New Roman" w:hAnsi="Consolas" w:cs="Times New Roman"/>
+          <w:color w:val="99FFE4"/>
+          <w:sz w:val="21"/>
+          <w:szCs w:val="21"/>
+          <w:lang w:eastAsia="ru-RU"/>
+        </w:rPr>
+        <w:t>с</w:t>
+      </w:r>
+      <w:r>
+        <w:rPr>
+          <w:rFonts w:ascii="Consolas" w:eastAsia="Times New Roman" w:hAnsi="Consolas" w:cs="Times New Roman"/>
+          <w:color w:val="99FFE4"/>
+          <w:sz w:val="21"/>
+          <w:szCs w:val="21"/>
+          <w:lang w:val="en-US" w:eastAsia="ru-RU"/>
+        </w:rPr>
+        <w:t>'</w:t>
+      </w:r>
+      <w:r>
+        <w:rPr>
+          <w:rFonts w:ascii="Consolas" w:eastAsia="Times New Roman" w:hAnsi="Consolas" w:cs="Times New Roman"/>
+          <w:color w:val="FFFFFF"/>
+          <w:sz w:val="21"/>
+          <w:szCs w:val="21"/>
+          <w:lang w:val="en-US" w:eastAsia="ru-RU"/>
+        </w:rPr>
+        <w:t>); axes[</w:t>
+      </w:r>
+      <w:r>
+        <w:rPr>
+          <w:rFonts w:ascii="Consolas" w:eastAsia="Times New Roman" w:hAnsi="Consolas" w:cs="Times New Roman"/>
+          <w:color w:val="FFC799"/>
+          <w:sz w:val="21"/>
+          <w:szCs w:val="21"/>
+          <w:lang w:val="en-US" w:eastAsia="ru-RU"/>
+        </w:rPr>
+        <w:t>2</w:t>
+      </w:r>
+      <w:r>
+        <w:rPr>
+          <w:rFonts w:ascii="Consolas" w:eastAsia="Times New Roman" w:hAnsi="Consolas" w:cs="Times New Roman"/>
+          <w:color w:val="FFFFFF"/>
+          <w:sz w:val="21"/>
+          <w:szCs w:val="21"/>
+          <w:lang w:val="en-US" w:eastAsia="ru-RU"/>
+        </w:rPr>
+        <w:t>].set_ylabel(</w:t>
+      </w:r>
+      <w:r>
+        <w:rPr>
+          <w:rFonts w:ascii="Consolas" w:eastAsia="Times New Roman" w:hAnsi="Consolas" w:cs="Times New Roman"/>
+          <w:color w:val="99FFE4"/>
+          <w:sz w:val="21"/>
+          <w:szCs w:val="21"/>
+          <w:lang w:val="en-US" w:eastAsia="ru-RU"/>
+        </w:rPr>
+        <w:t>'1/cA'</w:t>
+      </w:r>
+      <w:r>
+        <w:rPr>
+          <w:rFonts w:ascii="Consolas" w:eastAsia="Times New Roman" w:hAnsi="Consolas" w:cs="Times New Roman"/>
+          <w:color w:val="FFFFFF"/>
+          <w:sz w:val="21"/>
+          <w:szCs w:val="21"/>
+          <w:lang w:val="en-US" w:eastAsia="ru-RU"/>
+        </w:rPr>
+        <w:t>); axes[</w:t>
+      </w:r>
+      <w:r>
+        <w:rPr>
+          <w:rFonts w:ascii="Consolas" w:eastAsia="Times New Roman" w:hAnsi="Consolas" w:cs="Times New Roman"/>
+          <w:color w:val="FFC799"/>
+          <w:sz w:val="21"/>
+          <w:szCs w:val="21"/>
+          <w:lang w:val="en-US" w:eastAsia="ru-RU"/>
+        </w:rPr>
+        <w:t>2</w:t>
+      </w:r>
+      <w:r>
+        <w:rPr>
+          <w:rFonts w:ascii="Consolas" w:eastAsia="Times New Roman" w:hAnsi="Consolas" w:cs="Times New Roman"/>
+          <w:color w:val="FFFFFF"/>
+          <w:sz w:val="21"/>
+          <w:szCs w:val="21"/>
+          <w:lang w:val="en-US" w:eastAsia="ru-RU"/>
+        </w:rPr>
+        <w:t>].set_title(</w:t>
+      </w:r>
+      <w:r>
+        <w:rPr>
+          <w:rFonts w:ascii="Consolas" w:eastAsia="Times New Roman" w:hAnsi="Consolas" w:cs="Times New Roman"/>
+          <w:color w:val="99FFE4"/>
+          <w:sz w:val="21"/>
+          <w:szCs w:val="21"/>
+          <w:lang w:val="en-US" w:eastAsia="ru-RU"/>
+        </w:rPr>
+        <w:t>'</w:t>
+      </w:r>
+      <w:r>
+        <w:rPr>
+          <w:rFonts w:ascii="Consolas" w:eastAsia="Times New Roman" w:hAnsi="Consolas" w:cs="Times New Roman"/>
+          <w:color w:val="99FFE4"/>
+          <w:sz w:val="21"/>
+          <w:szCs w:val="21"/>
+          <w:lang w:eastAsia="ru-RU"/>
+        </w:rPr>
+        <w:t>Второй</w:t>
+      </w:r>
+      <w:r>
+        <w:rPr>
+          <w:rFonts w:ascii="Consolas" w:eastAsia="Times New Roman" w:hAnsi="Consolas" w:cs="Times New Roman"/>
+          <w:color w:val="99FFE4"/>
+          <w:sz w:val="21"/>
+          <w:szCs w:val="21"/>
+          <w:lang w:val="en-US" w:eastAsia="ru-RU"/>
+        </w:rPr>
+        <w:t xml:space="preserve"> </w:t>
+      </w:r>
+      <w:r>
+        <w:rPr>
+          <w:rFonts w:ascii="Consolas" w:eastAsia="Times New Roman" w:hAnsi="Consolas" w:cs="Times New Roman"/>
+          <w:color w:val="99FFE4"/>
+          <w:sz w:val="21"/>
+          <w:szCs w:val="21"/>
+          <w:lang w:eastAsia="ru-RU"/>
+        </w:rPr>
+        <w:t>порядок</w:t>
+      </w:r>
+      <w:r>
+        <w:rPr>
+          <w:rFonts w:ascii="Consolas" w:eastAsia="Times New Roman" w:hAnsi="Consolas" w:cs="Times New Roman"/>
+          <w:color w:val="99FFE4"/>
+          <w:sz w:val="21"/>
+          <w:szCs w:val="21"/>
+          <w:lang w:val="en-US" w:eastAsia="ru-RU"/>
+        </w:rPr>
+        <w:t>'</w:t>
+      </w:r>
+      <w:r>
+        <w:rPr>
+          <w:rFonts w:ascii="Consolas" w:eastAsia="Times New Roman" w:hAnsi="Consolas" w:cs="Times New Roman"/>
+          <w:color w:val="FFFFFF"/>
+          <w:sz w:val="21"/>
+          <w:szCs w:val="21"/>
+          <w:lang w:val="en-US" w:eastAsia="ru-RU"/>
+        </w:rPr>
+        <w:t>); axes[</w:t>
+      </w:r>
+      <w:r>
+        <w:rPr>
+          <w:rFonts w:ascii="Consolas" w:eastAsia="Times New Roman" w:hAnsi="Consolas" w:cs="Times New Roman"/>
+          <w:color w:val="FFC799"/>
+          <w:sz w:val="21"/>
+          <w:szCs w:val="21"/>
+          <w:lang w:val="en-US" w:eastAsia="ru-RU"/>
+        </w:rPr>
+        <w:t>2</w:t>
+      </w:r>
+      <w:r>
+        <w:rPr>
+          <w:rFonts w:ascii="Consolas" w:eastAsia="Times New Roman" w:hAnsi="Consolas" w:cs="Times New Roman"/>
+          <w:color w:val="FFFFFF"/>
+          <w:sz w:val="21"/>
+          <w:szCs w:val="21"/>
+          <w:lang w:val="en-US" w:eastAsia="ru-RU"/>
+        </w:rPr>
+        <w:t>].legend(); axes[</w:t>
+      </w:r>
+      <w:r>
+        <w:rPr>
+          <w:rFonts w:ascii="Consolas" w:eastAsia="Times New Roman" w:hAnsi="Consolas" w:cs="Times New Roman"/>
+          <w:color w:val="FFC799"/>
+          <w:sz w:val="21"/>
+          <w:szCs w:val="21"/>
+          <w:lang w:val="en-US" w:eastAsia="ru-RU"/>
+        </w:rPr>
+        <w:t>2</w:t>
+      </w:r>
+      <w:r>
+        <w:rPr>
+          <w:rFonts w:ascii="Consolas" w:eastAsia="Times New Roman" w:hAnsi="Consolas" w:cs="Times New Roman"/>
+          <w:color w:val="FFFFFF"/>
+          <w:sz w:val="21"/>
+          <w:szCs w:val="21"/>
+          <w:lang w:val="en-US" w:eastAsia="ru-RU"/>
+        </w:rPr>
+        <w:t>].grid(True, alpha</w:t>
       </w:r>
       <w:r>
         <w:rPr>
@@ -12676,17 +13489,17 @@
           <w:szCs w:val="21"/>
           <w:lang w:val="en-US" w:eastAsia="ru-RU"/>
         </w:rPr>
-        <w:t>1.5</w:t>
-      </w:r>
-      <w:r>
-        <w:rPr>
-          <w:rFonts w:ascii="Consolas" w:eastAsia="Times New Roman" w:hAnsi="Consolas" w:cs="Times New Roman"/>
-          <w:color w:val="FFFFFF"/>
-          <w:sz w:val="21"/>
-          <w:szCs w:val="21"/>
-          <w:lang w:val="en-US" w:eastAsia="ru-RU"/>
-        </w:rPr>
-        <w:t>,</w:t>
+        <w:t>0.4</w:t>
+      </w:r>
+      <w:r>
+        <w:rPr>
+          <w:rFonts w:ascii="Consolas" w:eastAsia="Times New Roman" w:hAnsi="Consolas" w:cs="Times New Roman"/>
+          <w:color w:val="FFFFFF"/>
+          <w:sz w:val="21"/>
+          <w:szCs w:val="21"/>
+          <w:lang w:val="en-US" w:eastAsia="ru-RU"/>
+        </w:rPr>
+        <w:t>)</w:t>
       </w:r>
     </w:p>
     <w:p>
@@ -12703,96 +13516,6 @@
           <w:lang w:val="en-US" w:eastAsia="ru-RU"/>
         </w:rPr>
       </w:pPr>
-      <w:r>
-        <w:rPr>
-          <w:rFonts w:ascii="Consolas" w:eastAsia="Times New Roman" w:hAnsi="Consolas" w:cs="Times New Roman"/>
-          <w:color w:val="FFFFFF"/>
-          <w:sz w:val="21"/>
-          <w:szCs w:val="21"/>
-          <w:lang w:val="en-US" w:eastAsia="ru-RU"/>
-        </w:rPr>
-        <w:t>             label</w:t>
-      </w:r>
-      <w:r>
-        <w:rPr>
-          <w:rFonts w:ascii="Consolas" w:eastAsia="Times New Roman" w:hAnsi="Consolas" w:cs="Times New Roman"/>
-          <w:color w:val="A0A0A0"/>
-          <w:sz w:val="21"/>
-          <w:szCs w:val="21"/>
-          <w:lang w:val="en-US" w:eastAsia="ru-RU"/>
-        </w:rPr>
-        <w:t>=f</w:t>
-      </w:r>
-      <w:r>
-        <w:rPr>
-          <w:rFonts w:ascii="Consolas" w:eastAsia="Times New Roman" w:hAnsi="Consolas" w:cs="Times New Roman"/>
-          <w:color w:val="99FFE4"/>
-          <w:sz w:val="21"/>
-          <w:szCs w:val="21"/>
-          <w:lang w:val="en-US" w:eastAsia="ru-RU"/>
-        </w:rPr>
-        <w:t xml:space="preserve">'R² = </w:t>
-      </w:r>
-      <w:r>
-        <w:rPr>
-          <w:rFonts w:ascii="Consolas" w:eastAsia="Times New Roman" w:hAnsi="Consolas" w:cs="Times New Roman"/>
-          <w:color w:val="FFC799"/>
-          <w:sz w:val="21"/>
-          <w:szCs w:val="21"/>
-          <w:lang w:val="en-US" w:eastAsia="ru-RU"/>
-        </w:rPr>
-        <w:t>{</w:t>
-      </w:r>
-      <w:r>
-        <w:rPr>
-          <w:rFonts w:ascii="Consolas" w:eastAsia="Times New Roman" w:hAnsi="Consolas" w:cs="Times New Roman"/>
-          <w:color w:val="FFFFFF"/>
-          <w:sz w:val="21"/>
-          <w:szCs w:val="21"/>
-          <w:lang w:val="en-US" w:eastAsia="ru-RU"/>
-        </w:rPr>
-        <w:t>R2_val1</w:t>
-      </w:r>
-      <w:r>
-        <w:rPr>
-          <w:rFonts w:ascii="Consolas" w:eastAsia="Times New Roman" w:hAnsi="Consolas" w:cs="Times New Roman"/>
-          <w:color w:val="A0A0A0"/>
-          <w:sz w:val="21"/>
-          <w:szCs w:val="21"/>
-          <w:lang w:val="en-US" w:eastAsia="ru-RU"/>
-        </w:rPr>
-        <w:t>:.4f</w:t>
-      </w:r>
-      <w:r>
-        <w:rPr>
-          <w:rFonts w:ascii="Consolas" w:eastAsia="Times New Roman" w:hAnsi="Consolas" w:cs="Times New Roman"/>
-          <w:color w:val="FFC799"/>
-          <w:sz w:val="21"/>
-          <w:szCs w:val="21"/>
-          <w:lang w:val="en-US" w:eastAsia="ru-RU"/>
-        </w:rPr>
-        <w:t>}</w:t>
-      </w:r>
-      <w:r>
-        <w:rPr>
-          <w:rFonts w:ascii="Consolas" w:eastAsia="Times New Roman" w:hAnsi="Consolas" w:cs="Times New Roman"/>
-          <w:color w:val="99FFE4"/>
-          <w:sz w:val="21"/>
-          <w:szCs w:val="21"/>
-          <w:lang w:val="en-US" w:eastAsia="ru-RU"/>
-        </w:rPr>
-        <w:t>'</w:t>
-      </w:r>
-      <w:r>
-        <w:rPr>
-          <w:rFonts w:ascii="Consolas" w:eastAsia="Times New Roman" w:hAnsi="Consolas" w:cs="Times New Roman"/>
-          <w:color w:val="FFFFFF"/>
-          <w:sz w:val="21"/>
-          <w:szCs w:val="21"/>
-          <w:lang w:val="en-US" w:eastAsia="ru-RU"/>
-        </w:rPr>
-        <w:t>)</w:t>
-      </w:r>
     </w:p>
     <w:p>
       <w:pPr>
@@ -12816,7 +13539,27 @@
           <w:szCs w:val="21"/>
           <w:lang w:val="en-US" w:eastAsia="ru-RU"/>
         </w:rPr>
-        <w:t>axes[</w:t>
+        <w:t>plt.tight_layout(rect</w:t>
+      </w:r>
+      <w:r>
+        <w:rPr>
+          <w:rFonts w:ascii="Consolas" w:eastAsia="Times New Roman" w:hAnsi="Consolas" w:cs="Times New Roman"/>
+          <w:color w:val="A0A0A0"/>
+          <w:sz w:val="21"/>
+          <w:szCs w:val="21"/>
+          <w:lang w:val="en-US" w:eastAsia="ru-RU"/>
+        </w:rPr>
+        <w:t>=</w:t>
+      </w:r>
+      <w:r>
+        <w:rPr>
+          <w:rFonts w:ascii="Consolas" w:eastAsia="Times New Roman" w:hAnsi="Consolas" w:cs="Times New Roman"/>
+          <w:color w:val="FFFFFF"/>
+          <w:sz w:val="21"/>
+          <w:szCs w:val="21"/>
+          <w:lang w:val="en-US" w:eastAsia="ru-RU"/>
+        </w:rPr>
+        <w:t>[</w:t>
       </w:r>
       <w:r>
         <w:rPr>
@@ -12826,6 +13569,46 @@
           <w:szCs w:val="21"/>
           <w:lang w:val="en-US" w:eastAsia="ru-RU"/>
         </w:rPr>
+        <w:t>0</w:t>
+      </w:r>
+      <w:r>
+        <w:rPr>
+          <w:rFonts w:ascii="Consolas" w:eastAsia="Times New Roman" w:hAnsi="Consolas" w:cs="Times New Roman"/>
+          <w:color w:val="FFFFFF"/>
+          <w:sz w:val="21"/>
+          <w:szCs w:val="21"/>
+          <w:lang w:val="en-US" w:eastAsia="ru-RU"/>
+        </w:rPr>
+        <w:t xml:space="preserve">, </w:t>
+      </w:r>
+      <w:r>
+        <w:rPr>
+          <w:rFonts w:ascii="Consolas" w:eastAsia="Times New Roman" w:hAnsi="Consolas" w:cs="Times New Roman"/>
+          <w:color w:val="FFC799"/>
+          <w:sz w:val="21"/>
+          <w:szCs w:val="21"/>
+          <w:lang w:val="en-US" w:eastAsia="ru-RU"/>
+        </w:rPr>
+        <w:t>0</w:t>
+      </w:r>
+      <w:r>
+        <w:rPr>
+          <w:rFonts w:ascii="Consolas" w:eastAsia="Times New Roman" w:hAnsi="Consolas" w:cs="Times New Roman"/>
+          <w:color w:val="FFFFFF"/>
+          <w:sz w:val="21"/>
+          <w:szCs w:val="21"/>
+          <w:lang w:val="en-US" w:eastAsia="ru-RU"/>
+        </w:rPr>
+        <w:t xml:space="preserve">, </w:t>
+      </w:r>
+      <w:r>
+        <w:rPr>
+          <w:rFonts w:ascii="Consolas" w:eastAsia="Times New Roman" w:hAnsi="Consolas" w:cs="Times New Roman"/>
+          <w:color w:val="FFC799"/>
+          <w:sz w:val="21"/>
+          <w:szCs w:val="21"/>
+          <w:lang w:val="en-US" w:eastAsia="ru-RU"/>
+        </w:rPr>
         <w:t>1</w:t>
       </w:r>
       <w:r>
@@ -12836,47 +13619,27 @@
           <w:szCs w:val="21"/>
           <w:lang w:val="en-US" w:eastAsia="ru-RU"/>
         </w:rPr>
-        <w:t>].set_xlabel(</w:t>
-      </w:r>
-      <w:r>
-        <w:rPr>
-          <w:rFonts w:ascii="Consolas" w:eastAsia="Times New Roman" w:hAnsi="Consolas" w:cs="Times New Roman"/>
-          <w:color w:val="99FFE4"/>
-          <w:sz w:val="21"/>
-          <w:szCs w:val="21"/>
-          <w:lang w:val="en-US" w:eastAsia="ru-RU"/>
-        </w:rPr>
-        <w:t xml:space="preserve">'t, </w:t>
-      </w:r>
-      <w:r>
-        <w:rPr>
-          <w:rFonts w:ascii="Consolas" w:eastAsia="Times New Roman" w:hAnsi="Consolas" w:cs="Times New Roman"/>
-          <w:color w:val="99FFE4"/>
-          <w:sz w:val="21"/>
-          <w:szCs w:val="21"/>
-          <w:lang w:eastAsia="ru-RU"/>
-        </w:rPr>
-        <w:t>с</w:t>
-      </w:r>
-      <w:r>
-        <w:rPr>
-          <w:rFonts w:ascii="Consolas" w:eastAsia="Times New Roman" w:hAnsi="Consolas" w:cs="Times New Roman"/>
-          <w:color w:val="99FFE4"/>
-          <w:sz w:val="21"/>
-          <w:szCs w:val="21"/>
-          <w:lang w:val="en-US" w:eastAsia="ru-RU"/>
-        </w:rPr>
-        <w:t>'</w:t>
-      </w:r>
-      <w:r>
-        <w:rPr>
-          <w:rFonts w:ascii="Consolas" w:eastAsia="Times New Roman" w:hAnsi="Consolas" w:cs="Times New Roman"/>
-          <w:color w:val="FFFFFF"/>
-          <w:sz w:val="21"/>
-          <w:szCs w:val="21"/>
-          <w:lang w:val="en-US" w:eastAsia="ru-RU"/>
-        </w:rPr>
-        <w:t>)</w:t>
+        <w:t xml:space="preserve">, </w:t>
+      </w:r>
+      <w:r>
+        <w:rPr>
+          <w:rFonts w:ascii="Consolas" w:eastAsia="Times New Roman" w:hAnsi="Consolas" w:cs="Times New Roman"/>
+          <w:color w:val="FFC799"/>
+          <w:sz w:val="21"/>
+          <w:szCs w:val="21"/>
+          <w:lang w:val="en-US" w:eastAsia="ru-RU"/>
+        </w:rPr>
+        <w:t>0.95</w:t>
+      </w:r>
+      <w:r>
+        <w:rPr>
+          <w:rFonts w:ascii="Consolas" w:eastAsia="Times New Roman" w:hAnsi="Consolas" w:cs="Times New Roman"/>
+          <w:color w:val="FFFFFF"/>
+          <w:sz w:val="21"/>
+          <w:szCs w:val="21"/>
+          <w:lang w:val="en-US" w:eastAsia="ru-RU"/>
+        </w:rPr>
+        <w:t>])</w:t>
       </w:r>
     </w:p>
     <w:p>
@@ -12901,7 +13664,137 @@
           <w:szCs w:val="21"/>
           <w:lang w:val="en-US" w:eastAsia="ru-RU"/>
         </w:rPr>
-        <w:t>axes[</w:t>
+        <w:t>plt.suptitle(</w:t>
+      </w:r>
+      <w:r>
+        <w:rPr>
+          <w:rFonts w:ascii="Consolas" w:eastAsia="Times New Roman" w:hAnsi="Consolas" w:cs="Times New Roman"/>
+          <w:color w:val="99FFE4"/>
+          <w:sz w:val="21"/>
+          <w:szCs w:val="21"/>
+          <w:lang w:val="en-US" w:eastAsia="ru-RU"/>
+        </w:rPr>
+        <w:t>'</w:t>
+      </w:r>
+      <w:r>
+        <w:rPr>
+          <w:rFonts w:ascii="Consolas" w:eastAsia="Times New Roman" w:hAnsi="Consolas" w:cs="Times New Roman"/>
+          <w:color w:val="99FFE4"/>
+          <w:sz w:val="21"/>
+          <w:szCs w:val="21"/>
+          <w:lang w:eastAsia="ru-RU"/>
+        </w:rPr>
+        <w:t>Определение</w:t>
+      </w:r>
+      <w:r>
+        <w:rPr>
+          <w:rFonts w:ascii="Consolas" w:eastAsia="Times New Roman" w:hAnsi="Consolas" w:cs="Times New Roman"/>
+          <w:color w:val="99FFE4"/>
+          <w:sz w:val="21"/>
+          <w:szCs w:val="21"/>
+          <w:lang w:val="en-US" w:eastAsia="ru-RU"/>
+        </w:rPr>
+        <w:t xml:space="preserve"> </w:t>
+      </w:r>
+      <w:r>
+        <w:rPr>
+          <w:rFonts w:ascii="Consolas" w:eastAsia="Times New Roman" w:hAnsi="Consolas" w:cs="Times New Roman"/>
+          <w:color w:val="99FFE4"/>
+          <w:sz w:val="21"/>
+          <w:szCs w:val="21"/>
+          <w:lang w:eastAsia="ru-RU"/>
+        </w:rPr>
+        <w:t>порядка</w:t>
+      </w:r>
+      <w:r>
+        <w:rPr>
+          <w:rFonts w:ascii="Consolas" w:eastAsia="Times New Roman" w:hAnsi="Consolas" w:cs="Times New Roman"/>
+          <w:color w:val="99FFE4"/>
+          <w:sz w:val="21"/>
+          <w:szCs w:val="21"/>
+          <w:lang w:val="en-US" w:eastAsia="ru-RU"/>
+        </w:rPr>
+        <w:t xml:space="preserve"> </w:t>
+      </w:r>
+      <w:r>
+        <w:rPr>
+          <w:rFonts w:ascii="Consolas" w:eastAsia="Times New Roman" w:hAnsi="Consolas" w:cs="Times New Roman"/>
+          <w:color w:val="99FFE4"/>
+          <w:sz w:val="21"/>
+          <w:szCs w:val="21"/>
+          <w:lang w:eastAsia="ru-RU"/>
+        </w:rPr>
+        <w:t>реакции</w:t>
+      </w:r>
+      <w:r>
+        <w:rPr>
+          <w:rFonts w:ascii="Consolas" w:eastAsia="Times New Roman" w:hAnsi="Consolas" w:cs="Times New Roman"/>
+          <w:color w:val="99FFE4"/>
+          <w:sz w:val="21"/>
+          <w:szCs w:val="21"/>
+          <w:lang w:val="en-US" w:eastAsia="ru-RU"/>
+        </w:rPr>
+        <w:t xml:space="preserve"> (</w:t>
+      </w:r>
+      <w:r>
+        <w:rPr>
+          <w:rFonts w:ascii="Consolas" w:eastAsia="Times New Roman" w:hAnsi="Consolas" w:cs="Times New Roman"/>
+          <w:color w:val="99FFE4"/>
+          <w:sz w:val="21"/>
+          <w:szCs w:val="21"/>
+          <w:lang w:eastAsia="ru-RU"/>
+        </w:rPr>
+        <w:t>линейные</w:t>
+      </w:r>
+      <w:r>
+        <w:rPr>
+          <w:rFonts w:ascii="Consolas" w:eastAsia="Times New Roman" w:hAnsi="Consolas" w:cs="Times New Roman"/>
+          <w:color w:val="99FFE4"/>
+          <w:sz w:val="21"/>
+          <w:szCs w:val="21"/>
+          <w:lang w:val="en-US" w:eastAsia="ru-RU"/>
+        </w:rPr>
+        <w:t xml:space="preserve"> </w:t>
+      </w:r>
+      <w:r>
+        <w:rPr>
+          <w:rFonts w:ascii="Consolas" w:eastAsia="Times New Roman" w:hAnsi="Consolas" w:cs="Times New Roman"/>
+          <w:color w:val="99FFE4"/>
+          <w:sz w:val="21"/>
+          <w:szCs w:val="21"/>
+          <w:lang w:eastAsia="ru-RU"/>
+        </w:rPr>
+        <w:t>графики</w:t>
+      </w:r>
+      <w:r>
+        <w:rPr>
+          <w:rFonts w:ascii="Consolas" w:eastAsia="Times New Roman" w:hAnsi="Consolas" w:cs="Times New Roman"/>
+          <w:color w:val="99FFE4"/>
+          <w:sz w:val="21"/>
+          <w:szCs w:val="21"/>
+          <w:lang w:val="en-US" w:eastAsia="ru-RU"/>
+        </w:rPr>
+        <w:t>)'</w:t>
+      </w:r>
+      <w:r>
+        <w:rPr>
+          <w:rFonts w:ascii="Consolas" w:eastAsia="Times New Roman" w:hAnsi="Consolas" w:cs="Times New Roman"/>
+          <w:color w:val="FFFFFF"/>
+          <w:sz w:val="21"/>
+          <w:szCs w:val="21"/>
+          <w:lang w:val="en-US" w:eastAsia="ru-RU"/>
+        </w:rPr>
+        <w:t>, fontsize</w:t>
+      </w:r>
+      <w:r>
+        <w:rPr>
+          <w:rFonts w:ascii="Consolas" w:eastAsia="Times New Roman" w:hAnsi="Consolas" w:cs="Times New Roman"/>
+          <w:color w:val="A0A0A0"/>
+          <w:sz w:val="21"/>
+          <w:szCs w:val="21"/>
+          <w:lang w:val="en-US" w:eastAsia="ru-RU"/>
+        </w:rPr>
+        <w:t>=</w:t>
       </w:r>
       <w:r>
         <w:rPr>
@@ -12911,27 +13804,7 @@
           <w:szCs w:val="21"/>
           <w:lang w:val="en-US" w:eastAsia="ru-RU"/>
         </w:rPr>
-        <w:t>1</w:t>
-      </w:r>
-      <w:r>
-        <w:rPr>
-          <w:rFonts w:ascii="Consolas" w:eastAsia="Times New Roman" w:hAnsi="Consolas" w:cs="Times New Roman"/>
-          <w:color w:val="FFFFFF"/>
-          <w:sz w:val="21"/>
-          <w:szCs w:val="21"/>
-          <w:lang w:val="en-US" w:eastAsia="ru-RU"/>
-        </w:rPr>
-        <w:t>].set_ylabel(</w:t>
-      </w:r>
-      <w:r>
-        <w:rPr>
-          <w:rFonts w:ascii="Consolas" w:eastAsia="Times New Roman" w:hAnsi="Consolas" w:cs="Times New Roman"/>
-          <w:color w:val="99FFE4"/>
-          <w:sz w:val="21"/>
-          <w:szCs w:val="21"/>
-          <w:lang w:val="en-US" w:eastAsia="ru-RU"/>
-        </w:rPr>
-        <w:t>'ln(cA)'</w:t>
+        <w:t>15</w:t>
       </w:r>
       <w:r>
         <w:rPr>
@@ -12966,87 +13839,7 @@
           <w:szCs w:val="21"/>
           <w:lang w:val="en-US" w:eastAsia="ru-RU"/>
         </w:rPr>
-        <w:t>axes[</w:t>
-      </w:r>
-      <w:r>
-        <w:rPr>
-          <w:rFonts w:ascii="Consolas" w:eastAsia="Times New Roman" w:hAnsi="Consolas" w:cs="Times New Roman"/>
-          <w:color w:val="FFC799"/>
-          <w:sz w:val="21"/>
-          <w:szCs w:val="21"/>
-          <w:lang w:val="en-US" w:eastAsia="ru-RU"/>
-        </w:rPr>
-        <w:t>1</w:t>
-      </w:r>
-      <w:r>
-        <w:rPr>
-          <w:rFonts w:ascii="Consolas" w:eastAsia="Times New Roman" w:hAnsi="Consolas" w:cs="Times New Roman"/>
-          <w:color w:val="FFFFFF"/>
-          <w:sz w:val="21"/>
-          <w:szCs w:val="21"/>
-          <w:lang w:val="en-US" w:eastAsia="ru-RU"/>
-        </w:rPr>
-        <w:t>].set_title(</w:t>
-      </w:r>
-      <w:r>
-        <w:rPr>
-          <w:rFonts w:ascii="Consolas" w:eastAsia="Times New Roman" w:hAnsi="Consolas" w:cs="Times New Roman"/>
-          <w:color w:val="99FFE4"/>
-          <w:sz w:val="21"/>
-          <w:szCs w:val="21"/>
-          <w:lang w:val="en-US" w:eastAsia="ru-RU"/>
-        </w:rPr>
-        <w:t>'</w:t>
-      </w:r>
-      <w:r>
-        <w:rPr>
-          <w:rFonts w:ascii="Consolas" w:eastAsia="Times New Roman" w:hAnsi="Consolas" w:cs="Times New Roman"/>
-          <w:color w:val="99FFE4"/>
-          <w:sz w:val="21"/>
-          <w:szCs w:val="21"/>
-          <w:lang w:eastAsia="ru-RU"/>
-        </w:rPr>
-        <w:t>Первый</w:t>
-      </w:r>
-      <w:r>
-        <w:rPr>
-          <w:rFonts w:ascii="Consolas" w:eastAsia="Times New Roman" w:hAnsi="Consolas" w:cs="Times New Roman"/>
-          <w:color w:val="99FFE4"/>
-          <w:sz w:val="21"/>
-          <w:szCs w:val="21"/>
-          <w:lang w:val="en-US" w:eastAsia="ru-RU"/>
-        </w:rPr>
-        <w:t xml:space="preserve"> </w:t>
-      </w:r>
-      <w:r>
-        <w:rPr>
-          <w:rFonts w:ascii="Consolas" w:eastAsia="Times New Roman" w:hAnsi="Consolas" w:cs="Times New Roman"/>
-          <w:color w:val="99FFE4"/>
-          <w:sz w:val="21"/>
-          <w:szCs w:val="21"/>
-          <w:lang w:eastAsia="ru-RU"/>
-        </w:rPr>
-        <w:t>порядок</w:t>
-      </w:r>
-      <w:r>
-        <w:rPr>
-          <w:rFonts w:ascii="Consolas" w:eastAsia="Times New Roman" w:hAnsi="Consolas" w:cs="Times New Roman"/>
-          <w:color w:val="99FFE4"/>
-          <w:sz w:val="21"/>
-          <w:szCs w:val="21"/>
-          <w:lang w:val="en-US" w:eastAsia="ru-RU"/>
-        </w:rPr>
-        <w:t>'</w:t>
-      </w:r>
-      <w:r>
-        <w:rPr>
-          <w:rFonts w:ascii="Consolas" w:eastAsia="Times New Roman" w:hAnsi="Consolas" w:cs="Times New Roman"/>
-          <w:color w:val="FFFFFF"/>
-          <w:sz w:val="21"/>
-          <w:szCs w:val="21"/>
-          <w:lang w:val="en-US" w:eastAsia="ru-RU"/>
-        </w:rPr>
-        <w:t>)</w:t>
+        <w:t>plt.show()</w:t>
       </w:r>
     </w:p>
     <w:p>
@@ -13063,36 +13856,6 @@
           <w:lang w:val="en-US" w:eastAsia="ru-RU"/>
         </w:rPr>
       </w:pPr>
-      <w:r>
-        <w:rPr>
-          <w:rFonts w:ascii="Consolas" w:eastAsia="Times New Roman" w:hAnsi="Consolas" w:cs="Times New Roman"/>
-          <w:color w:val="FFFFFF"/>
-          <w:sz w:val="21"/>
-          <w:szCs w:val="21"/>
-          <w:lang w:val="en-US" w:eastAsia="ru-RU"/>
-        </w:rPr>
-        <w:t>axes[</w:t>
-      </w:r>
-      <w:r>
-        <w:rPr>
-          <w:rFonts w:ascii="Consolas" w:eastAsia="Times New Roman" w:hAnsi="Consolas" w:cs="Times New Roman"/>
-          <w:color w:val="FFC799"/>
-          <w:sz w:val="21"/>
-          <w:szCs w:val="21"/>
-          <w:lang w:val="en-US" w:eastAsia="ru-RU"/>
-        </w:rPr>
-        <w:t>1</w:t>
-      </w:r>
-      <w:r>
-        <w:rPr>
-          <w:rFonts w:ascii="Consolas" w:eastAsia="Times New Roman" w:hAnsi="Consolas" w:cs="Times New Roman"/>
-          <w:color w:val="FFFFFF"/>
-          <w:sz w:val="21"/>
-          <w:szCs w:val="21"/>
-          <w:lang w:val="en-US" w:eastAsia="ru-RU"/>
-        </w:rPr>
-        <w:t>].legend()</w:t>
-      </w:r>
     </w:p>
     <w:p>
       <w:pPr>
@@ -13116,7 +13879,27 @@
           <w:szCs w:val="21"/>
           <w:lang w:val="en-US" w:eastAsia="ru-RU"/>
         </w:rPr>
-        <w:t>axes[</w:t>
+        <w:t xml:space="preserve">cA_start </w:t>
+      </w:r>
+      <w:r>
+        <w:rPr>
+          <w:rFonts w:ascii="Consolas" w:eastAsia="Times New Roman" w:hAnsi="Consolas" w:cs="Times New Roman"/>
+          <w:color w:val="A0A0A0"/>
+          <w:sz w:val="21"/>
+          <w:szCs w:val="21"/>
+          <w:lang w:val="en-US" w:eastAsia="ru-RU"/>
+        </w:rPr>
+        <w:t>=</w:t>
+      </w:r>
+      <w:r>
+        <w:rPr>
+          <w:rFonts w:ascii="Consolas" w:eastAsia="Times New Roman" w:hAnsi="Consolas" w:cs="Times New Roman"/>
+          <w:color w:val="FFFFFF"/>
+          <w:sz w:val="21"/>
+          <w:szCs w:val="21"/>
+          <w:lang w:val="en-US" w:eastAsia="ru-RU"/>
+        </w:rPr>
+        <w:t xml:space="preserve"> cA_val[</w:t>
       </w:r>
       <w:r>
         <w:rPr>
@@ -13126,47 +13909,17 @@
           <w:szCs w:val="21"/>
           <w:lang w:val="en-US" w:eastAsia="ru-RU"/>
         </w:rPr>
-        <w:t>1</w:t>
-      </w:r>
-      <w:r>
-        <w:rPr>
-          <w:rFonts w:ascii="Consolas" w:eastAsia="Times New Roman" w:hAnsi="Consolas" w:cs="Times New Roman"/>
-          <w:color w:val="FFFFFF"/>
-          <w:sz w:val="21"/>
-          <w:szCs w:val="21"/>
-          <w:lang w:val="en-US" w:eastAsia="ru-RU"/>
-        </w:rPr>
-        <w:t>].grid(True, alpha</w:t>
-      </w:r>
-      <w:r>
-        <w:rPr>
-          <w:rFonts w:ascii="Consolas" w:eastAsia="Times New Roman" w:hAnsi="Consolas" w:cs="Times New Roman"/>
-          <w:color w:val="A0A0A0"/>
-          <w:sz w:val="21"/>
-          <w:szCs w:val="21"/>
-          <w:lang w:val="en-US" w:eastAsia="ru-RU"/>
-        </w:rPr>
-        <w:t>=</w:t>
-      </w:r>
-      <w:r>
-        <w:rPr>
-          <w:rFonts w:ascii="Consolas" w:eastAsia="Times New Roman" w:hAnsi="Consolas" w:cs="Times New Roman"/>
-          <w:color w:val="FFC799"/>
-          <w:sz w:val="21"/>
-          <w:szCs w:val="21"/>
-          <w:lang w:val="en-US" w:eastAsia="ru-RU"/>
-        </w:rPr>
-        <w:t>0.3</w:t>
-      </w:r>
-      <w:r>
-        <w:rPr>
-          <w:rFonts w:ascii="Consolas" w:eastAsia="Times New Roman" w:hAnsi="Consolas" w:cs="Times New Roman"/>
-          <w:color w:val="FFFFFF"/>
-          <w:sz w:val="21"/>
-          <w:szCs w:val="21"/>
-          <w:lang w:val="en-US" w:eastAsia="ru-RU"/>
-        </w:rPr>
-        <w:t>)</w:t>
+        <w:t>0</w:t>
+      </w:r>
+      <w:r>
+        <w:rPr>
+          <w:rFonts w:ascii="Consolas" w:eastAsia="Times New Roman" w:hAnsi="Consolas" w:cs="Times New Roman"/>
+          <w:color w:val="FFFFFF"/>
+          <w:sz w:val="21"/>
+          <w:szCs w:val="21"/>
+          <w:lang w:val="en-US" w:eastAsia="ru-RU"/>
+        </w:rPr>
+        <w:t>]</w:t>
       </w:r>
     </w:p>
     <w:p>
@@ -13183,6 +13936,56 @@
           <w:lang w:val="en-US" w:eastAsia="ru-RU"/>
         </w:rPr>
       </w:pPr>
+      <w:r>
+        <w:rPr>
+          <w:rFonts w:ascii="Consolas" w:eastAsia="Times New Roman" w:hAnsi="Consolas" w:cs="Times New Roman"/>
+          <w:color w:val="FFFFFF"/>
+          <w:sz w:val="21"/>
+          <w:szCs w:val="21"/>
+          <w:lang w:val="en-US" w:eastAsia="ru-RU"/>
+        </w:rPr>
+        <w:t xml:space="preserve">t1_calc </w:t>
+      </w:r>
+      <w:r>
+        <w:rPr>
+          <w:rFonts w:ascii="Consolas" w:eastAsia="Times New Roman" w:hAnsi="Consolas" w:cs="Times New Roman"/>
+          <w:color w:val="A0A0A0"/>
+          <w:sz w:val="21"/>
+          <w:szCs w:val="21"/>
+          <w:lang w:val="en-US" w:eastAsia="ru-RU"/>
+        </w:rPr>
+        <w:t>=</w:t>
+      </w:r>
+      <w:r>
+        <w:rPr>
+          <w:rFonts w:ascii="Consolas" w:eastAsia="Times New Roman" w:hAnsi="Consolas" w:cs="Times New Roman"/>
+          <w:color w:val="FFFFFF"/>
+          <w:sz w:val="21"/>
+          <w:szCs w:val="21"/>
+          <w:lang w:val="en-US" w:eastAsia="ru-RU"/>
+        </w:rPr>
+        <w:t xml:space="preserve"> </w:t>
+      </w:r>
+      <w:r>
+        <w:rPr>
+          <w:rFonts w:ascii="Consolas" w:eastAsia="Times New Roman" w:hAnsi="Consolas" w:cs="Times New Roman"/>
+          <w:color w:val="FFC799"/>
+          <w:sz w:val="21"/>
+          <w:szCs w:val="21"/>
+          <w:lang w:val="en-US" w:eastAsia="ru-RU"/>
+        </w:rPr>
+        <w:t>3600</w:t>
+      </w:r>
+      <w:r>
+        <w:rPr>
+          <w:rFonts w:ascii="Consolas" w:eastAsia="Times New Roman" w:hAnsi="Consolas" w:cs="Times New Roman"/>
+          <w:color w:val="FFFFFF"/>
+          <w:sz w:val="21"/>
+          <w:szCs w:val="21"/>
+          <w:lang w:val="en-US" w:eastAsia="ru-RU"/>
+        </w:rPr>
+        <w:t xml:space="preserve">  </w:t>
+      </w:r>
     </w:p>
     <w:p>
       <w:pPr>
@@ -13198,126 +14001,6 @@
           <w:lang w:val="en-US" w:eastAsia="ru-RU"/>
         </w:rPr>
       </w:pPr>
-      <w:r>
-        <w:rPr>
-          <w:rFonts w:ascii="Consolas" w:eastAsia="Times New Roman" w:hAnsi="Consolas" w:cs="Times New Roman"/>
-          <w:color w:val="FFFFFF"/>
-          <w:sz w:val="21"/>
-          <w:szCs w:val="21"/>
-          <w:lang w:val="en-US" w:eastAsia="ru-RU"/>
-        </w:rPr>
-        <w:t>axes[</w:t>
-      </w:r>
-      <w:r>
-        <w:rPr>
-          <w:rFonts w:ascii="Consolas" w:eastAsia="Times New Roman" w:hAnsi="Consolas" w:cs="Times New Roman"/>
-          <w:color w:val="FFC799"/>
-          <w:sz w:val="21"/>
-          <w:szCs w:val="21"/>
-          <w:lang w:val="en-US" w:eastAsia="ru-RU"/>
-        </w:rPr>
-        <w:t>2</w:t>
-      </w:r>
-      <w:r>
-        <w:rPr>
-          <w:rFonts w:ascii="Consolas" w:eastAsia="Times New Roman" w:hAnsi="Consolas" w:cs="Times New Roman"/>
-          <w:color w:val="FFFFFF"/>
-          <w:sz w:val="21"/>
-          <w:szCs w:val="21"/>
-          <w:lang w:val="en-US" w:eastAsia="ru-RU"/>
-        </w:rPr>
-        <w:t>].scatter(t_val, y_2, color</w:t>
-      </w:r>
-      <w:r>
-        <w:rPr>
-          <w:rFonts w:ascii="Consolas" w:eastAsia="Times New Roman" w:hAnsi="Consolas" w:cs="Times New Roman"/>
-          <w:color w:val="A0A0A0"/>
-          <w:sz w:val="21"/>
-          <w:szCs w:val="21"/>
-          <w:lang w:val="en-US" w:eastAsia="ru-RU"/>
-        </w:rPr>
-        <w:t>=</w:t>
-      </w:r>
-      <w:r>
-        <w:rPr>
-          <w:rFonts w:ascii="Consolas" w:eastAsia="Times New Roman" w:hAnsi="Consolas" w:cs="Times New Roman"/>
-          <w:color w:val="99FFE4"/>
-          <w:sz w:val="21"/>
-          <w:szCs w:val="21"/>
-          <w:lang w:val="en-US" w:eastAsia="ru-RU"/>
-        </w:rPr>
-        <w:t>'green'</w:t>
-      </w:r>
-      <w:r>
-        <w:rPr>
-          <w:rFonts w:ascii="Consolas" w:eastAsia="Times New Roman" w:hAnsi="Consolas" w:cs="Times New Roman"/>
-          <w:color w:val="FFFFFF"/>
-          <w:sz w:val="21"/>
-          <w:szCs w:val="21"/>
-          <w:lang w:val="en-US" w:eastAsia="ru-RU"/>
-        </w:rPr>
-        <w:t>, s</w:t>
-      </w:r>
-      <w:r>
-        <w:rPr>
-          <w:rFonts w:ascii="Consolas" w:eastAsia="Times New Roman" w:hAnsi="Consolas" w:cs="Times New Roman"/>
-          <w:color w:val="A0A0A0"/>
-          <w:sz w:val="21"/>
-          <w:szCs w:val="21"/>
-          <w:lang w:val="en-US" w:eastAsia="ru-RU"/>
-        </w:rPr>
-        <w:t>=</w:t>
-      </w:r>
-      <w:r>
-        <w:rPr>
-          <w:rFonts w:ascii="Consolas" w:eastAsia="Times New Roman" w:hAnsi="Consolas" w:cs="Times New Roman"/>
-          <w:color w:val="FFC799"/>
-          <w:sz w:val="21"/>
-          <w:szCs w:val="21"/>
-          <w:lang w:val="en-US" w:eastAsia="ru-RU"/>
-        </w:rPr>
-        <w:t>50</w:t>
-      </w:r>
-      <w:r>
-        <w:rPr>
-          <w:rFonts w:ascii="Consolas" w:eastAsia="Times New Roman" w:hAnsi="Consolas" w:cs="Times New Roman"/>
-          <w:color w:val="FFFFFF"/>
-          <w:sz w:val="21"/>
-          <w:szCs w:val="21"/>
-          <w:lang w:val="en-US" w:eastAsia="ru-RU"/>
-        </w:rPr>
-        <w:t>, zorder</w:t>
-      </w:r>
-      <w:r>
-        <w:rPr>
-          <w:rFonts w:ascii="Consolas" w:eastAsia="Times New Roman" w:hAnsi="Consolas" w:cs="Times New Roman"/>
-          <w:color w:val="A0A0A0"/>
-          <w:sz w:val="21"/>
-          <w:szCs w:val="21"/>
-          <w:lang w:val="en-US" w:eastAsia="ru-RU"/>
-        </w:rPr>
-        <w:t>=</w:t>
-      </w:r>
-      <w:r>
-        <w:rPr>
-          <w:rFonts w:ascii="Consolas" w:eastAsia="Times New Roman" w:hAnsi="Consolas" w:cs="Times New Roman"/>
-          <w:color w:val="FFC799"/>
-          <w:sz w:val="21"/>
-          <w:szCs w:val="21"/>
-          <w:lang w:val="en-US" w:eastAsia="ru-RU"/>
-        </w:rPr>
-        <w:t>5</w:t>
-      </w:r>
-      <w:r>
-        <w:rPr>
-          <w:rFonts w:ascii="Consolas" w:eastAsia="Times New Roman" w:hAnsi="Consolas" w:cs="Times New Roman"/>
-          <w:color w:val="FFFFFF"/>
-          <w:sz w:val="21"/>
-          <w:szCs w:val="21"/>
-          <w:lang w:val="en-US" w:eastAsia="ru-RU"/>
-        </w:rPr>
-        <w:t>)</w:t>
-      </w:r>
     </w:p>
     <w:p>
       <w:pPr>
@@ -13336,12 +14019,42 @@
       <w:r>
         <w:rPr>
           <w:rFonts w:ascii="Consolas" w:eastAsia="Times New Roman" w:hAnsi="Consolas" w:cs="Times New Roman"/>
-          <w:color w:val="FFFFFF"/>
-          <w:sz w:val="21"/>
-          <w:szCs w:val="21"/>
-          <w:lang w:val="en-US" w:eastAsia="ru-RU"/>
-        </w:rPr>
-        <w:t>axes[</w:t>
+          <w:color w:val="A0A0A0"/>
+          <w:sz w:val="21"/>
+          <w:szCs w:val="21"/>
+          <w:lang w:val="en-US" w:eastAsia="ru-RU"/>
+        </w:rPr>
+        <w:t>if</w:t>
+      </w:r>
+      <w:r>
+        <w:rPr>
+          <w:rFonts w:ascii="Consolas" w:eastAsia="Times New Roman" w:hAnsi="Consolas" w:cs="Times New Roman"/>
+          <w:color w:val="FFFFFF"/>
+          <w:sz w:val="21"/>
+          <w:szCs w:val="21"/>
+          <w:lang w:val="en-US" w:eastAsia="ru-RU"/>
+        </w:rPr>
+        <w:t xml:space="preserve"> best_idx </w:t>
+      </w:r>
+      <w:r>
+        <w:rPr>
+          <w:rFonts w:ascii="Consolas" w:eastAsia="Times New Roman" w:hAnsi="Consolas" w:cs="Times New Roman"/>
+          <w:color w:val="A0A0A0"/>
+          <w:sz w:val="21"/>
+          <w:szCs w:val="21"/>
+          <w:lang w:val="en-US" w:eastAsia="ru-RU"/>
+        </w:rPr>
+        <w:t>==</w:t>
+      </w:r>
+      <w:r>
+        <w:rPr>
+          <w:rFonts w:ascii="Consolas" w:eastAsia="Times New Roman" w:hAnsi="Consolas" w:cs="Times New Roman"/>
+          <w:color w:val="FFFFFF"/>
+          <w:sz w:val="21"/>
+          <w:szCs w:val="21"/>
+          <w:lang w:val="en-US" w:eastAsia="ru-RU"/>
+        </w:rPr>
+        <w:t xml:space="preserve"> </w:t>
       </w:r>
       <w:r>
         <w:rPr>
@@ -13351,107 +14064,17 @@
           <w:szCs w:val="21"/>
           <w:lang w:val="en-US" w:eastAsia="ru-RU"/>
         </w:rPr>
-        <w:t>2</w:t>
-      </w:r>
-      <w:r>
-        <w:rPr>
-          <w:rFonts w:ascii="Consolas" w:eastAsia="Times New Roman" w:hAnsi="Consolas" w:cs="Times New Roman"/>
-          <w:color w:val="FFFFFF"/>
-          <w:sz w:val="21"/>
-          <w:szCs w:val="21"/>
-          <w:lang w:val="en-US" w:eastAsia="ru-RU"/>
-        </w:rPr>
-        <w:t xml:space="preserve">].plot(t_linspace, inter_2 </w:t>
-      </w:r>
-      <w:r>
-        <w:rPr>
-          <w:rFonts w:ascii="Consolas" w:eastAsia="Times New Roman" w:hAnsi="Consolas" w:cs="Times New Roman"/>
-          <w:color w:val="A0A0A0"/>
-          <w:sz w:val="21"/>
-          <w:szCs w:val="21"/>
-          <w:lang w:val="en-US" w:eastAsia="ru-RU"/>
-        </w:rPr>
-        <w:t>+</w:t>
-      </w:r>
-      <w:r>
-        <w:rPr>
-          <w:rFonts w:ascii="Consolas" w:eastAsia="Times New Roman" w:hAnsi="Consolas" w:cs="Times New Roman"/>
-          <w:color w:val="FFFFFF"/>
-          <w:sz w:val="21"/>
-          <w:szCs w:val="21"/>
-          <w:lang w:val="en-US" w:eastAsia="ru-RU"/>
-        </w:rPr>
-        <w:t xml:space="preserve"> slope_2 </w:t>
-      </w:r>
-      <w:r>
-        <w:rPr>
-          <w:rFonts w:ascii="Consolas" w:eastAsia="Times New Roman" w:hAnsi="Consolas" w:cs="Times New Roman"/>
-          <w:color w:val="A0A0A0"/>
-          <w:sz w:val="21"/>
-          <w:szCs w:val="21"/>
-          <w:lang w:val="en-US" w:eastAsia="ru-RU"/>
-        </w:rPr>
-        <w:t>*</w:t>
-      </w:r>
-      <w:r>
-        <w:rPr>
-          <w:rFonts w:ascii="Consolas" w:eastAsia="Times New Roman" w:hAnsi="Consolas" w:cs="Times New Roman"/>
-          <w:color w:val="FFFFFF"/>
-          <w:sz w:val="21"/>
-          <w:szCs w:val="21"/>
-          <w:lang w:val="en-US" w:eastAsia="ru-RU"/>
-        </w:rPr>
-        <w:t xml:space="preserve"> t_linspace, </w:t>
-      </w:r>
-      <w:r>
-        <w:rPr>
-          <w:rFonts w:ascii="Consolas" w:eastAsia="Times New Roman" w:hAnsi="Consolas" w:cs="Times New Roman"/>
-          <w:color w:val="99FFE4"/>
-          <w:sz w:val="21"/>
-          <w:szCs w:val="21"/>
-          <w:lang w:val="en-US" w:eastAsia="ru-RU"/>
-        </w:rPr>
-        <w:t>'k-'</w:t>
-      </w:r>
-      <w:r>
-        <w:rPr>
-          <w:rFonts w:ascii="Consolas" w:eastAsia="Times New Roman" w:hAnsi="Consolas" w:cs="Times New Roman"/>
-          <w:color w:val="FFFFFF"/>
-          <w:sz w:val="21"/>
-          <w:szCs w:val="21"/>
-          <w:lang w:val="en-US" w:eastAsia="ru-RU"/>
-        </w:rPr>
-        <w:t>, linewidth</w:t>
-      </w:r>
-      <w:r>
-        <w:rPr>
-          <w:rFonts w:ascii="Consolas" w:eastAsia="Times New Roman" w:hAnsi="Consolas" w:cs="Times New Roman"/>
-          <w:color w:val="A0A0A0"/>
-          <w:sz w:val="21"/>
-          <w:szCs w:val="21"/>
-          <w:lang w:val="en-US" w:eastAsia="ru-RU"/>
-        </w:rPr>
-        <w:t>=</w:t>
-      </w:r>
-      <w:r>
-        <w:rPr>
-          <w:rFonts w:ascii="Consolas" w:eastAsia="Times New Roman" w:hAnsi="Consolas" w:cs="Times New Roman"/>
-          <w:color w:val="FFC799"/>
-          <w:sz w:val="21"/>
-          <w:szCs w:val="21"/>
-          <w:lang w:val="en-US" w:eastAsia="ru-RU"/>
-        </w:rPr>
-        <w:t>1.5</w:t>
-      </w:r>
-      <w:r>
-        <w:rPr>
-          <w:rFonts w:ascii="Consolas" w:eastAsia="Times New Roman" w:hAnsi="Consolas" w:cs="Times New Roman"/>
-          <w:color w:val="FFFFFF"/>
-          <w:sz w:val="21"/>
-          <w:szCs w:val="21"/>
-          <w:lang w:val="en-US" w:eastAsia="ru-RU"/>
-        </w:rPr>
-        <w:t>,</w:t>
+        <w:t>0</w:t>
+      </w:r>
+      <w:r>
+        <w:rPr>
+          <w:rFonts w:ascii="Consolas" w:eastAsia="Times New Roman" w:hAnsi="Consolas" w:cs="Times New Roman"/>
+          <w:color w:val="FFFFFF"/>
+          <w:sz w:val="21"/>
+          <w:szCs w:val="21"/>
+          <w:lang w:val="en-US" w:eastAsia="ru-RU"/>
+        </w:rPr>
+        <w:t>:</w:t>
       </w:r>
     </w:p>
     <w:p>
@@ -13476,27 +14099,27 @@
           <w:szCs w:val="21"/>
           <w:lang w:val="en-US" w:eastAsia="ru-RU"/>
         </w:rPr>
-        <w:t>             label</w:t>
-      </w:r>
-      <w:r>
-        <w:rPr>
-          <w:rFonts w:ascii="Consolas" w:eastAsia="Times New Roman" w:hAnsi="Consolas" w:cs="Times New Roman"/>
-          <w:color w:val="A0A0A0"/>
-          <w:sz w:val="21"/>
-          <w:szCs w:val="21"/>
-          <w:lang w:val="en-US" w:eastAsia="ru-RU"/>
-        </w:rPr>
-        <w:t>=f</w:t>
-      </w:r>
-      <w:r>
-        <w:rPr>
-          <w:rFonts w:ascii="Consolas" w:eastAsia="Times New Roman" w:hAnsi="Consolas" w:cs="Times New Roman"/>
-          <w:color w:val="99FFE4"/>
-          <w:sz w:val="21"/>
-          <w:szCs w:val="21"/>
-          <w:lang w:val="en-US" w:eastAsia="ru-RU"/>
-        </w:rPr>
-        <w:t xml:space="preserve">'R² = </w:t>
+        <w:t xml:space="preserve">    k_res </w:t>
+      </w:r>
+      <w:r>
+        <w:rPr>
+          <w:rFonts w:ascii="Consolas" w:eastAsia="Times New Roman" w:hAnsi="Consolas" w:cs="Times New Roman"/>
+          <w:color w:val="A0A0A0"/>
+          <w:sz w:val="21"/>
+          <w:szCs w:val="21"/>
+          <w:lang w:val="en-US" w:eastAsia="ru-RU"/>
+        </w:rPr>
+        <w:t>=</w:t>
+      </w:r>
+      <w:r>
+        <w:rPr>
+          <w:rFonts w:ascii="Consolas" w:eastAsia="Times New Roman" w:hAnsi="Consolas" w:cs="Times New Roman"/>
+          <w:color w:val="FFFFFF"/>
+          <w:sz w:val="21"/>
+          <w:szCs w:val="21"/>
+          <w:lang w:val="en-US" w:eastAsia="ru-RU"/>
+        </w:rPr>
+        <w:t xml:space="preserve"> </w:t>
       </w:r>
       <w:r>
         <w:rPr>
@@ -13506,57 +14129,17 @@
           <w:szCs w:val="21"/>
           <w:lang w:val="en-US" w:eastAsia="ru-RU"/>
         </w:rPr>
-        <w:t>{</w:t>
-      </w:r>
-      <w:r>
-        <w:rPr>
-          <w:rFonts w:ascii="Consolas" w:eastAsia="Times New Roman" w:hAnsi="Consolas" w:cs="Times New Roman"/>
-          <w:color w:val="FFFFFF"/>
-          <w:sz w:val="21"/>
-          <w:szCs w:val="21"/>
-          <w:lang w:val="en-US" w:eastAsia="ru-RU"/>
-        </w:rPr>
-        <w:t>R2_val2</w:t>
-      </w:r>
-      <w:r>
-        <w:rPr>
-          <w:rFonts w:ascii="Consolas" w:eastAsia="Times New Roman" w:hAnsi="Consolas" w:cs="Times New Roman"/>
-          <w:color w:val="A0A0A0"/>
-          <w:sz w:val="21"/>
-          <w:szCs w:val="21"/>
-          <w:lang w:val="en-US" w:eastAsia="ru-RU"/>
-        </w:rPr>
-        <w:t>:.4f</w:t>
-      </w:r>
-      <w:r>
-        <w:rPr>
-          <w:rFonts w:ascii="Consolas" w:eastAsia="Times New Roman" w:hAnsi="Consolas" w:cs="Times New Roman"/>
-          <w:color w:val="FFC799"/>
-          <w:sz w:val="21"/>
-          <w:szCs w:val="21"/>
-          <w:lang w:val="en-US" w:eastAsia="ru-RU"/>
-        </w:rPr>
-        <w:t>}</w:t>
-      </w:r>
-      <w:r>
-        <w:rPr>
-          <w:rFonts w:ascii="Consolas" w:eastAsia="Times New Roman" w:hAnsi="Consolas" w:cs="Times New Roman"/>
-          <w:color w:val="99FFE4"/>
-          <w:sz w:val="21"/>
-          <w:szCs w:val="21"/>
-          <w:lang w:val="en-US" w:eastAsia="ru-RU"/>
-        </w:rPr>
-        <w:t>'</w:t>
-      </w:r>
-      <w:r>
-        <w:rPr>
-          <w:rFonts w:ascii="Consolas" w:eastAsia="Times New Roman" w:hAnsi="Consolas" w:cs="Times New Roman"/>
-          <w:color w:val="FFFFFF"/>
-          <w:sz w:val="21"/>
-          <w:szCs w:val="21"/>
-          <w:lang w:val="en-US" w:eastAsia="ru-RU"/>
-        </w:rPr>
-        <w:t>)</w:t>
+        <w:t>abs</w:t>
+      </w:r>
+      <w:r>
+        <w:rPr>
+          <w:rFonts w:ascii="Consolas" w:eastAsia="Times New Roman" w:hAnsi="Consolas" w:cs="Times New Roman"/>
+          <w:color w:val="FFFFFF"/>
+          <w:sz w:val="21"/>
+          <w:szCs w:val="21"/>
+          <w:lang w:val="en-US" w:eastAsia="ru-RU"/>
+        </w:rPr>
+        <w:t>(slope_0)</w:t>
       </w:r>
     </w:p>
     <w:p>
@@ -13581,7 +14164,47 @@
           <w:szCs w:val="21"/>
           <w:lang w:val="en-US" w:eastAsia="ru-RU"/>
         </w:rPr>
-        <w:t>axes[</w:t>
+        <w:t xml:space="preserve">    tau_half </w:t>
+      </w:r>
+      <w:r>
+        <w:rPr>
+          <w:rFonts w:ascii="Consolas" w:eastAsia="Times New Roman" w:hAnsi="Consolas" w:cs="Times New Roman"/>
+          <w:color w:val="A0A0A0"/>
+          <w:sz w:val="21"/>
+          <w:szCs w:val="21"/>
+          <w:lang w:val="en-US" w:eastAsia="ru-RU"/>
+        </w:rPr>
+        <w:t>=</w:t>
+      </w:r>
+      <w:r>
+        <w:rPr>
+          <w:rFonts w:ascii="Consolas" w:eastAsia="Times New Roman" w:hAnsi="Consolas" w:cs="Times New Roman"/>
+          <w:color w:val="FFFFFF"/>
+          <w:sz w:val="21"/>
+          <w:szCs w:val="21"/>
+          <w:lang w:val="en-US" w:eastAsia="ru-RU"/>
+        </w:rPr>
+        <w:t xml:space="preserve"> cA_start </w:t>
+      </w:r>
+      <w:r>
+        <w:rPr>
+          <w:rFonts w:ascii="Consolas" w:eastAsia="Times New Roman" w:hAnsi="Consolas" w:cs="Times New Roman"/>
+          <w:color w:val="A0A0A0"/>
+          <w:sz w:val="21"/>
+          <w:szCs w:val="21"/>
+          <w:lang w:val="en-US" w:eastAsia="ru-RU"/>
+        </w:rPr>
+        <w:t>/</w:t>
+      </w:r>
+      <w:r>
+        <w:rPr>
+          <w:rFonts w:ascii="Consolas" w:eastAsia="Times New Roman" w:hAnsi="Consolas" w:cs="Times New Roman"/>
+          <w:color w:val="FFFFFF"/>
+          <w:sz w:val="21"/>
+          <w:szCs w:val="21"/>
+          <w:lang w:val="en-US" w:eastAsia="ru-RU"/>
+        </w:rPr>
+        <w:t xml:space="preserve"> (</w:t>
       </w:r>
       <w:r>
         <w:rPr>
@@ -13601,47 +14224,27 @@
           <w:szCs w:val="21"/>
           <w:lang w:val="en-US" w:eastAsia="ru-RU"/>
         </w:rPr>
-        <w:t>].set_xlabel(</w:t>
-      </w:r>
-      <w:r>
-        <w:rPr>
-          <w:rFonts w:ascii="Consolas" w:eastAsia="Times New Roman" w:hAnsi="Consolas" w:cs="Times New Roman"/>
-          <w:color w:val="99FFE4"/>
-          <w:sz w:val="21"/>
-          <w:szCs w:val="21"/>
-          <w:lang w:val="en-US" w:eastAsia="ru-RU"/>
-        </w:rPr>
-        <w:t xml:space="preserve">'t, </w:t>
-      </w:r>
-      <w:r>
-        <w:rPr>
-          <w:rFonts w:ascii="Consolas" w:eastAsia="Times New Roman" w:hAnsi="Consolas" w:cs="Times New Roman"/>
-          <w:color w:val="99FFE4"/>
-          <w:sz w:val="21"/>
-          <w:szCs w:val="21"/>
-          <w:lang w:eastAsia="ru-RU"/>
-        </w:rPr>
-        <w:t>с</w:t>
-      </w:r>
-      <w:r>
-        <w:rPr>
-          <w:rFonts w:ascii="Consolas" w:eastAsia="Times New Roman" w:hAnsi="Consolas" w:cs="Times New Roman"/>
-          <w:color w:val="99FFE4"/>
-          <w:sz w:val="21"/>
-          <w:szCs w:val="21"/>
-          <w:lang w:val="en-US" w:eastAsia="ru-RU"/>
-        </w:rPr>
-        <w:t>'</w:t>
-      </w:r>
-      <w:r>
-        <w:rPr>
-          <w:rFonts w:ascii="Consolas" w:eastAsia="Times New Roman" w:hAnsi="Consolas" w:cs="Times New Roman"/>
-          <w:color w:val="FFFFFF"/>
-          <w:sz w:val="21"/>
-          <w:szCs w:val="21"/>
-          <w:lang w:val="en-US" w:eastAsia="ru-RU"/>
-        </w:rPr>
-        <w:t>)</w:t>
+        <w:t xml:space="preserve"> </w:t>
+      </w:r>
+      <w:r>
+        <w:rPr>
+          <w:rFonts w:ascii="Consolas" w:eastAsia="Times New Roman" w:hAnsi="Consolas" w:cs="Times New Roman"/>
+          <w:color w:val="A0A0A0"/>
+          <w:sz w:val="21"/>
+          <w:szCs w:val="21"/>
+          <w:lang w:val="en-US" w:eastAsia="ru-RU"/>
+        </w:rPr>
+        <w:t>*</w:t>
+      </w:r>
+      <w:r>
+        <w:rPr>
+          <w:rFonts w:ascii="Consolas" w:eastAsia="Times New Roman" w:hAnsi="Consolas" w:cs="Times New Roman"/>
+          <w:color w:val="FFFFFF"/>
+          <w:sz w:val="21"/>
+          <w:szCs w:val="21"/>
+          <w:lang w:val="en-US" w:eastAsia="ru-RU"/>
+        </w:rPr>
+        <w:t xml:space="preserve"> k_res)</w:t>
       </w:r>
     </w:p>
     <w:p>
@@ -13666,47 +14269,67 @@
           <w:szCs w:val="21"/>
           <w:lang w:val="en-US" w:eastAsia="ru-RU"/>
         </w:rPr>
-        <w:t>axes[</w:t>
-      </w:r>
-      <w:r>
-        <w:rPr>
-          <w:rFonts w:ascii="Consolas" w:eastAsia="Times New Roman" w:hAnsi="Consolas" w:cs="Times New Roman"/>
-          <w:color w:val="FFC799"/>
-          <w:sz w:val="21"/>
-          <w:szCs w:val="21"/>
-          <w:lang w:val="en-US" w:eastAsia="ru-RU"/>
-        </w:rPr>
-        <w:t>2</w:t>
-      </w:r>
-      <w:r>
-        <w:rPr>
-          <w:rFonts w:ascii="Consolas" w:eastAsia="Times New Roman" w:hAnsi="Consolas" w:cs="Times New Roman"/>
-          <w:color w:val="FFFFFF"/>
-          <w:sz w:val="21"/>
-          <w:szCs w:val="21"/>
-          <w:lang w:val="en-US" w:eastAsia="ru-RU"/>
-        </w:rPr>
-        <w:t>].set_ylabel(</w:t>
-      </w:r>
-      <w:r>
-        <w:rPr>
-          <w:rFonts w:ascii="Consolas" w:eastAsia="Times New Roman" w:hAnsi="Consolas" w:cs="Times New Roman"/>
-          <w:color w:val="99FFE4"/>
-          <w:sz w:val="21"/>
-          <w:szCs w:val="21"/>
-          <w:lang w:val="en-US" w:eastAsia="ru-RU"/>
-        </w:rPr>
-        <w:t>'1/cA'</w:t>
-      </w:r>
-      <w:r>
-        <w:rPr>
-          <w:rFonts w:ascii="Consolas" w:eastAsia="Times New Roman" w:hAnsi="Consolas" w:cs="Times New Roman"/>
-          <w:color w:val="FFFFFF"/>
-          <w:sz w:val="21"/>
-          <w:szCs w:val="21"/>
-          <w:lang w:val="en-US" w:eastAsia="ru-RU"/>
-        </w:rPr>
-        <w:t>)</w:t>
+        <w:t xml:space="preserve">    cA_t1 </w:t>
+      </w:r>
+      <w:r>
+        <w:rPr>
+          <w:rFonts w:ascii="Consolas" w:eastAsia="Times New Roman" w:hAnsi="Consolas" w:cs="Times New Roman"/>
+          <w:color w:val="A0A0A0"/>
+          <w:sz w:val="21"/>
+          <w:szCs w:val="21"/>
+          <w:lang w:val="en-US" w:eastAsia="ru-RU"/>
+        </w:rPr>
+        <w:t>=</w:t>
+      </w:r>
+      <w:r>
+        <w:rPr>
+          <w:rFonts w:ascii="Consolas" w:eastAsia="Times New Roman" w:hAnsi="Consolas" w:cs="Times New Roman"/>
+          <w:color w:val="FFFFFF"/>
+          <w:sz w:val="21"/>
+          <w:szCs w:val="21"/>
+          <w:lang w:val="en-US" w:eastAsia="ru-RU"/>
+        </w:rPr>
+        <w:t xml:space="preserve"> cA_start </w:t>
+      </w:r>
+      <w:r>
+        <w:rPr>
+          <w:rFonts w:ascii="Consolas" w:eastAsia="Times New Roman" w:hAnsi="Consolas" w:cs="Times New Roman"/>
+          <w:color w:val="A0A0A0"/>
+          <w:sz w:val="21"/>
+          <w:szCs w:val="21"/>
+          <w:lang w:val="en-US" w:eastAsia="ru-RU"/>
+        </w:rPr>
+        <w:t>-</w:t>
+      </w:r>
+      <w:r>
+        <w:rPr>
+          <w:rFonts w:ascii="Consolas" w:eastAsia="Times New Roman" w:hAnsi="Consolas" w:cs="Times New Roman"/>
+          <w:color w:val="FFFFFF"/>
+          <w:sz w:val="21"/>
+          <w:szCs w:val="21"/>
+          <w:lang w:val="en-US" w:eastAsia="ru-RU"/>
+        </w:rPr>
+        <w:t xml:space="preserve"> k_res </w:t>
+      </w:r>
+      <w:r>
+        <w:rPr>
+          <w:rFonts w:ascii="Consolas" w:eastAsia="Times New Roman" w:hAnsi="Consolas" w:cs="Times New Roman"/>
+          <w:color w:val="A0A0A0"/>
+          <w:sz w:val="21"/>
+          <w:szCs w:val="21"/>
+          <w:lang w:val="en-US" w:eastAsia="ru-RU"/>
+        </w:rPr>
+        <w:t>*</w:t>
+      </w:r>
+      <w:r>
+        <w:rPr>
+          <w:rFonts w:ascii="Consolas" w:eastAsia="Times New Roman" w:hAnsi="Consolas" w:cs="Times New Roman"/>
+          <w:color w:val="FFFFFF"/>
+          <w:sz w:val="21"/>
+          <w:szCs w:val="21"/>
+          <w:lang w:val="en-US" w:eastAsia="ru-RU"/>
+        </w:rPr>
+        <w:t xml:space="preserve"> t1_calc</w:t>
       </w:r>
     </w:p>
     <w:p>
@@ -13726,12 +14349,42 @@
       <w:r>
         <w:rPr>
           <w:rFonts w:ascii="Consolas" w:eastAsia="Times New Roman" w:hAnsi="Consolas" w:cs="Times New Roman"/>
-          <w:color w:val="FFFFFF"/>
-          <w:sz w:val="21"/>
-          <w:szCs w:val="21"/>
-          <w:lang w:val="en-US" w:eastAsia="ru-RU"/>
-        </w:rPr>
-        <w:t>axes[</w:t>
+          <w:color w:val="A0A0A0"/>
+          <w:sz w:val="21"/>
+          <w:szCs w:val="21"/>
+          <w:lang w:val="en-US" w:eastAsia="ru-RU"/>
+        </w:rPr>
+        <w:t>elif</w:t>
+      </w:r>
+      <w:r>
+        <w:rPr>
+          <w:rFonts w:ascii="Consolas" w:eastAsia="Times New Roman" w:hAnsi="Consolas" w:cs="Times New Roman"/>
+          <w:color w:val="FFFFFF"/>
+          <w:sz w:val="21"/>
+          <w:szCs w:val="21"/>
+          <w:lang w:val="en-US" w:eastAsia="ru-RU"/>
+        </w:rPr>
+        <w:t xml:space="preserve"> best_idx </w:t>
+      </w:r>
+      <w:r>
+        <w:rPr>
+          <w:rFonts w:ascii="Consolas" w:eastAsia="Times New Roman" w:hAnsi="Consolas" w:cs="Times New Roman"/>
+          <w:color w:val="A0A0A0"/>
+          <w:sz w:val="21"/>
+          <w:szCs w:val="21"/>
+          <w:lang w:val="en-US" w:eastAsia="ru-RU"/>
+        </w:rPr>
+        <w:t>==</w:t>
+      </w:r>
+      <w:r>
+        <w:rPr>
+          <w:rFonts w:ascii="Consolas" w:eastAsia="Times New Roman" w:hAnsi="Consolas" w:cs="Times New Roman"/>
+          <w:color w:val="FFFFFF"/>
+          <w:sz w:val="21"/>
+          <w:szCs w:val="21"/>
+          <w:lang w:val="en-US" w:eastAsia="ru-RU"/>
+        </w:rPr>
+        <w:t xml:space="preserve"> </w:t>
       </w:r>
       <w:r>
         <w:rPr>
@@ -13741,77 +14394,17 @@
           <w:szCs w:val="21"/>
           <w:lang w:val="en-US" w:eastAsia="ru-RU"/>
         </w:rPr>
-        <w:t>2</w:t>
-      </w:r>
-      <w:r>
-        <w:rPr>
-          <w:rFonts w:ascii="Consolas" w:eastAsia="Times New Roman" w:hAnsi="Consolas" w:cs="Times New Roman"/>
-          <w:color w:val="FFFFFF"/>
-          <w:sz w:val="21"/>
-          <w:szCs w:val="21"/>
-          <w:lang w:val="en-US" w:eastAsia="ru-RU"/>
-        </w:rPr>
-        <w:t>].set_title(</w:t>
-      </w:r>
-      <w:r>
-        <w:rPr>
-          <w:rFonts w:ascii="Consolas" w:eastAsia="Times New Roman" w:hAnsi="Consolas" w:cs="Times New Roman"/>
-          <w:color w:val="99FFE4"/>
-          <w:sz w:val="21"/>
-          <w:szCs w:val="21"/>
-          <w:lang w:val="en-US" w:eastAsia="ru-RU"/>
-        </w:rPr>
-        <w:t>'</w:t>
-      </w:r>
-      <w:r>
-        <w:rPr>
-          <w:rFonts w:ascii="Consolas" w:eastAsia="Times New Roman" w:hAnsi="Consolas" w:cs="Times New Roman"/>
-          <w:color w:val="99FFE4"/>
-          <w:sz w:val="21"/>
-          <w:szCs w:val="21"/>
-          <w:lang w:eastAsia="ru-RU"/>
-        </w:rPr>
-        <w:t>Второй</w:t>
-      </w:r>
-      <w:r>
-        <w:rPr>
-          <w:rFonts w:ascii="Consolas" w:eastAsia="Times New Roman" w:hAnsi="Consolas" w:cs="Times New Roman"/>
-          <w:color w:val="99FFE4"/>
-          <w:sz w:val="21"/>
-          <w:szCs w:val="21"/>
-          <w:lang w:val="en-US" w:eastAsia="ru-RU"/>
-        </w:rPr>
-        <w:t xml:space="preserve"> </w:t>
-      </w:r>
-      <w:r>
-        <w:rPr>
-          <w:rFonts w:ascii="Consolas" w:eastAsia="Times New Roman" w:hAnsi="Consolas" w:cs="Times New Roman"/>
-          <w:color w:val="99FFE4"/>
-          <w:sz w:val="21"/>
-          <w:szCs w:val="21"/>
-          <w:lang w:eastAsia="ru-RU"/>
-        </w:rPr>
-        <w:t>порядок</w:t>
-      </w:r>
-      <w:r>
-        <w:rPr>
-          <w:rFonts w:ascii="Consolas" w:eastAsia="Times New Roman" w:hAnsi="Consolas" w:cs="Times New Roman"/>
-          <w:color w:val="99FFE4"/>
-          <w:sz w:val="21"/>
-          <w:szCs w:val="21"/>
-          <w:lang w:val="en-US" w:eastAsia="ru-RU"/>
-        </w:rPr>
-        <w:t>'</w:t>
-      </w:r>
-      <w:r>
-        <w:rPr>
-          <w:rFonts w:ascii="Consolas" w:eastAsia="Times New Roman" w:hAnsi="Consolas" w:cs="Times New Roman"/>
-          <w:color w:val="FFFFFF"/>
-          <w:sz w:val="21"/>
-          <w:szCs w:val="21"/>
-          <w:lang w:val="en-US" w:eastAsia="ru-RU"/>
-        </w:rPr>
-        <w:t>)</w:t>
+        <w:t>1</w:t>
+      </w:r>
+      <w:r>
+        <w:rPr>
+          <w:rFonts w:ascii="Consolas" w:eastAsia="Times New Roman" w:hAnsi="Consolas" w:cs="Times New Roman"/>
+          <w:color w:val="FFFFFF"/>
+          <w:sz w:val="21"/>
+          <w:szCs w:val="21"/>
+          <w:lang w:val="en-US" w:eastAsia="ru-RU"/>
+        </w:rPr>
+        <w:t>:</w:t>
       </w:r>
     </w:p>
     <w:p>
@@ -13836,7 +14429,27 @@
           <w:szCs w:val="21"/>
           <w:lang w:val="en-US" w:eastAsia="ru-RU"/>
         </w:rPr>
-        <w:t>axes[</w:t>
+        <w:t xml:space="preserve">    k_res </w:t>
+      </w:r>
+      <w:r>
+        <w:rPr>
+          <w:rFonts w:ascii="Consolas" w:eastAsia="Times New Roman" w:hAnsi="Consolas" w:cs="Times New Roman"/>
+          <w:color w:val="A0A0A0"/>
+          <w:sz w:val="21"/>
+          <w:szCs w:val="21"/>
+          <w:lang w:val="en-US" w:eastAsia="ru-RU"/>
+        </w:rPr>
+        <w:t>=</w:t>
+      </w:r>
+      <w:r>
+        <w:rPr>
+          <w:rFonts w:ascii="Consolas" w:eastAsia="Times New Roman" w:hAnsi="Consolas" w:cs="Times New Roman"/>
+          <w:color w:val="FFFFFF"/>
+          <w:sz w:val="21"/>
+          <w:szCs w:val="21"/>
+          <w:lang w:val="en-US" w:eastAsia="ru-RU"/>
+        </w:rPr>
+        <w:t xml:space="preserve"> </w:t>
       </w:r>
       <w:r>
         <w:rPr>
@@ -13846,17 +14459,17 @@
           <w:szCs w:val="21"/>
           <w:lang w:val="en-US" w:eastAsia="ru-RU"/>
         </w:rPr>
-        <w:t>2</w:t>
-      </w:r>
-      <w:r>
-        <w:rPr>
-          <w:rFonts w:ascii="Consolas" w:eastAsia="Times New Roman" w:hAnsi="Consolas" w:cs="Times New Roman"/>
-          <w:color w:val="FFFFFF"/>
-          <w:sz w:val="21"/>
-          <w:szCs w:val="21"/>
-          <w:lang w:val="en-US" w:eastAsia="ru-RU"/>
-        </w:rPr>
-        <w:t>].legend()</w:t>
+        <w:t>abs</w:t>
+      </w:r>
+      <w:r>
+        <w:rPr>
+          <w:rFonts w:ascii="Consolas" w:eastAsia="Times New Roman" w:hAnsi="Consolas" w:cs="Times New Roman"/>
+          <w:color w:val="FFFFFF"/>
+          <w:sz w:val="21"/>
+          <w:szCs w:val="21"/>
+          <w:lang w:val="en-US" w:eastAsia="ru-RU"/>
+        </w:rPr>
+        <w:t>(slope_1)</w:t>
       </w:r>
     </w:p>
     <w:p>
@@ -13881,7 +14494,27 @@
           <w:szCs w:val="21"/>
           <w:lang w:val="en-US" w:eastAsia="ru-RU"/>
         </w:rPr>
-        <w:t>axes[</w:t>
+        <w:t xml:space="preserve">    tau_half </w:t>
+      </w:r>
+      <w:r>
+        <w:rPr>
+          <w:rFonts w:ascii="Consolas" w:eastAsia="Times New Roman" w:hAnsi="Consolas" w:cs="Times New Roman"/>
+          <w:color w:val="A0A0A0"/>
+          <w:sz w:val="21"/>
+          <w:szCs w:val="21"/>
+          <w:lang w:val="en-US" w:eastAsia="ru-RU"/>
+        </w:rPr>
+        <w:t>=</w:t>
+      </w:r>
+      <w:r>
+        <w:rPr>
+          <w:rFonts w:ascii="Consolas" w:eastAsia="Times New Roman" w:hAnsi="Consolas" w:cs="Times New Roman"/>
+          <w:color w:val="FFFFFF"/>
+          <w:sz w:val="21"/>
+          <w:szCs w:val="21"/>
+          <w:lang w:val="en-US" w:eastAsia="ru-RU"/>
+        </w:rPr>
+        <w:t xml:space="preserve"> np.log(</w:t>
       </w:r>
       <w:r>
         <w:rPr>
@@ -13901,37 +14534,27 @@
           <w:szCs w:val="21"/>
           <w:lang w:val="en-US" w:eastAsia="ru-RU"/>
         </w:rPr>
-        <w:t>].grid(True, alpha</w:t>
-      </w:r>
-      <w:r>
-        <w:rPr>
-          <w:rFonts w:ascii="Consolas" w:eastAsia="Times New Roman" w:hAnsi="Consolas" w:cs="Times New Roman"/>
-          <w:color w:val="A0A0A0"/>
-          <w:sz w:val="21"/>
-          <w:szCs w:val="21"/>
-          <w:lang w:val="en-US" w:eastAsia="ru-RU"/>
-        </w:rPr>
-        <w:t>=</w:t>
-      </w:r>
-      <w:r>
-        <w:rPr>
-          <w:rFonts w:ascii="Consolas" w:eastAsia="Times New Roman" w:hAnsi="Consolas" w:cs="Times New Roman"/>
-          <w:color w:val="FFC799"/>
-          <w:sz w:val="21"/>
-          <w:szCs w:val="21"/>
-          <w:lang w:val="en-US" w:eastAsia="ru-RU"/>
-        </w:rPr>
-        <w:t>0.4</w:t>
-      </w:r>
-      <w:r>
-        <w:rPr>
-          <w:rFonts w:ascii="Consolas" w:eastAsia="Times New Roman" w:hAnsi="Consolas" w:cs="Times New Roman"/>
-          <w:color w:val="FFFFFF"/>
-          <w:sz w:val="21"/>
-          <w:szCs w:val="21"/>
-          <w:lang w:val="en-US" w:eastAsia="ru-RU"/>
-        </w:rPr>
-        <w:t>)</w:t>
+        <w:t xml:space="preserve">) </w:t>
+      </w:r>
+      <w:r>
+        <w:rPr>
+          <w:rFonts w:ascii="Consolas" w:eastAsia="Times New Roman" w:hAnsi="Consolas" w:cs="Times New Roman"/>
+          <w:color w:val="A0A0A0"/>
+          <w:sz w:val="21"/>
+          <w:szCs w:val="21"/>
+          <w:lang w:val="en-US" w:eastAsia="ru-RU"/>
+        </w:rPr>
+        <w:t>/</w:t>
+      </w:r>
+      <w:r>
+        <w:rPr>
+          <w:rFonts w:ascii="Consolas" w:eastAsia="Times New Roman" w:hAnsi="Consolas" w:cs="Times New Roman"/>
+          <w:color w:val="FFFFFF"/>
+          <w:sz w:val="21"/>
+          <w:szCs w:val="21"/>
+          <w:lang w:val="en-US" w:eastAsia="ru-RU"/>
+        </w:rPr>
+        <w:t xml:space="preserve"> k_res</w:t>
       </w:r>
     </w:p>
     <w:p>
@@ -13948,6 +14571,96 @@
           <w:lang w:val="en-US" w:eastAsia="ru-RU"/>
         </w:rPr>
       </w:pPr>
+      <w:r>
+        <w:rPr>
+          <w:rFonts w:ascii="Consolas" w:eastAsia="Times New Roman" w:hAnsi="Consolas" w:cs="Times New Roman"/>
+          <w:color w:val="FFFFFF"/>
+          <w:sz w:val="21"/>
+          <w:szCs w:val="21"/>
+          <w:lang w:val="en-US" w:eastAsia="ru-RU"/>
+        </w:rPr>
+        <w:t xml:space="preserve">    cA_t1 </w:t>
+      </w:r>
+      <w:r>
+        <w:rPr>
+          <w:rFonts w:ascii="Consolas" w:eastAsia="Times New Roman" w:hAnsi="Consolas" w:cs="Times New Roman"/>
+          <w:color w:val="A0A0A0"/>
+          <w:sz w:val="21"/>
+          <w:szCs w:val="21"/>
+          <w:lang w:val="en-US" w:eastAsia="ru-RU"/>
+        </w:rPr>
+        <w:t>=</w:t>
+      </w:r>
+      <w:r>
+        <w:rPr>
+          <w:rFonts w:ascii="Consolas" w:eastAsia="Times New Roman" w:hAnsi="Consolas" w:cs="Times New Roman"/>
+          <w:color w:val="FFFFFF"/>
+          <w:sz w:val="21"/>
+          <w:szCs w:val="21"/>
+          <w:lang w:val="en-US" w:eastAsia="ru-RU"/>
+        </w:rPr>
+        <w:t xml:space="preserve"> cA_start </w:t>
+      </w:r>
+      <w:r>
+        <w:rPr>
+          <w:rFonts w:ascii="Consolas" w:eastAsia="Times New Roman" w:hAnsi="Consolas" w:cs="Times New Roman"/>
+          <w:color w:val="A0A0A0"/>
+          <w:sz w:val="21"/>
+          <w:szCs w:val="21"/>
+          <w:lang w:val="en-US" w:eastAsia="ru-RU"/>
+        </w:rPr>
+        <w:t>*</w:t>
+      </w:r>
+      <w:r>
+        <w:rPr>
+          <w:rFonts w:ascii="Consolas" w:eastAsia="Times New Roman" w:hAnsi="Consolas" w:cs="Times New Roman"/>
+          <w:color w:val="FFFFFF"/>
+          <w:sz w:val="21"/>
+          <w:szCs w:val="21"/>
+          <w:lang w:val="en-US" w:eastAsia="ru-RU"/>
+        </w:rPr>
+        <w:t xml:space="preserve"> np.exp(</w:t>
+      </w:r>
+      <w:r>
+        <w:rPr>
+          <w:rFonts w:ascii="Consolas" w:eastAsia="Times New Roman" w:hAnsi="Consolas" w:cs="Times New Roman"/>
+          <w:color w:val="A0A0A0"/>
+          <w:sz w:val="21"/>
+          <w:szCs w:val="21"/>
+          <w:lang w:val="en-US" w:eastAsia="ru-RU"/>
+        </w:rPr>
+        <w:t>-</w:t>
+      </w:r>
+      <w:r>
+        <w:rPr>
+          <w:rFonts w:ascii="Consolas" w:eastAsia="Times New Roman" w:hAnsi="Consolas" w:cs="Times New Roman"/>
+          <w:color w:val="FFFFFF"/>
+          <w:sz w:val="21"/>
+          <w:szCs w:val="21"/>
+          <w:lang w:val="en-US" w:eastAsia="ru-RU"/>
+        </w:rPr>
+        <w:t xml:space="preserve">k_res </w:t>
+      </w:r>
+      <w:r>
+        <w:rPr>
+          <w:rFonts w:ascii="Consolas" w:eastAsia="Times New Roman" w:hAnsi="Consolas" w:cs="Times New Roman"/>
+          <w:color w:val="A0A0A0"/>
+          <w:sz w:val="21"/>
+          <w:szCs w:val="21"/>
+          <w:lang w:val="en-US" w:eastAsia="ru-RU"/>
+        </w:rPr>
+        <w:t>*</w:t>
+      </w:r>
+      <w:r>
+        <w:rPr>
+          <w:rFonts w:ascii="Consolas" w:eastAsia="Times New Roman" w:hAnsi="Consolas" w:cs="Times New Roman"/>
+          <w:color w:val="FFFFFF"/>
+          <w:sz w:val="21"/>
+          <w:szCs w:val="21"/>
+          <w:lang w:val="en-US" w:eastAsia="ru-RU"/>
+        </w:rPr>
+        <w:t xml:space="preserve"> t1_calc)</w:t>
+      </w:r>
     </w:p>
     <w:p>
       <w:pPr>
@@ -13966,32 +14679,42 @@
       <w:r>
         <w:rPr>
           <w:rFonts w:ascii="Consolas" w:eastAsia="Times New Roman" w:hAnsi="Consolas" w:cs="Times New Roman"/>
-          <w:color w:val="FFFFFF"/>
-          <w:sz w:val="21"/>
-          <w:szCs w:val="21"/>
-          <w:lang w:val="en-US" w:eastAsia="ru-RU"/>
-        </w:rPr>
-        <w:t>plt.tight_layout(rect</w:t>
-      </w:r>
-      <w:r>
-        <w:rPr>
-          <w:rFonts w:ascii="Consolas" w:eastAsia="Times New Roman" w:hAnsi="Consolas" w:cs="Times New Roman"/>
-          <w:color w:val="A0A0A0"/>
-          <w:sz w:val="21"/>
-          <w:szCs w:val="21"/>
-          <w:lang w:val="en-US" w:eastAsia="ru-RU"/>
-        </w:rPr>
-        <w:t>=</w:t>
-      </w:r>
-      <w:r>
-        <w:rPr>
-          <w:rFonts w:ascii="Consolas" w:eastAsia="Times New Roman" w:hAnsi="Consolas" w:cs="Times New Roman"/>
-          <w:color w:val="FFFFFF"/>
-          <w:sz w:val="21"/>
-          <w:szCs w:val="21"/>
-          <w:lang w:val="en-US" w:eastAsia="ru-RU"/>
-        </w:rPr>
-        <w:t>[</w:t>
+          <w:color w:val="A0A0A0"/>
+          <w:sz w:val="21"/>
+          <w:szCs w:val="21"/>
+          <w:lang w:val="en-US" w:eastAsia="ru-RU"/>
+        </w:rPr>
+        <w:t>elif</w:t>
+      </w:r>
+      <w:r>
+        <w:rPr>
+          <w:rFonts w:ascii="Consolas" w:eastAsia="Times New Roman" w:hAnsi="Consolas" w:cs="Times New Roman"/>
+          <w:color w:val="FFFFFF"/>
+          <w:sz w:val="21"/>
+          <w:szCs w:val="21"/>
+          <w:lang w:val="en-US" w:eastAsia="ru-RU"/>
+        </w:rPr>
+        <w:t xml:space="preserve"> best_idx </w:t>
+      </w:r>
+      <w:r>
+        <w:rPr>
+          <w:rFonts w:ascii="Consolas" w:eastAsia="Times New Roman" w:hAnsi="Consolas" w:cs="Times New Roman"/>
+          <w:color w:val="A0A0A0"/>
+          <w:sz w:val="21"/>
+          <w:szCs w:val="21"/>
+          <w:lang w:val="en-US" w:eastAsia="ru-RU"/>
+        </w:rPr>
+        <w:t>==</w:t>
+      </w:r>
+      <w:r>
+        <w:rPr>
+          <w:rFonts w:ascii="Consolas" w:eastAsia="Times New Roman" w:hAnsi="Consolas" w:cs="Times New Roman"/>
+          <w:color w:val="FFFFFF"/>
+          <w:sz w:val="21"/>
+          <w:szCs w:val="21"/>
+          <w:lang w:val="en-US" w:eastAsia="ru-RU"/>
+        </w:rPr>
+        <w:t xml:space="preserve"> </w:t>
       </w:r>
       <w:r>
         <w:rPr>
@@ -14001,77 +14724,17 @@
           <w:szCs w:val="21"/>
           <w:lang w:val="en-US" w:eastAsia="ru-RU"/>
         </w:rPr>
-        <w:t>0</w:t>
-      </w:r>
-      <w:r>
-        <w:rPr>
-          <w:rFonts w:ascii="Consolas" w:eastAsia="Times New Roman" w:hAnsi="Consolas" w:cs="Times New Roman"/>
-          <w:color w:val="FFFFFF"/>
-          <w:sz w:val="21"/>
-          <w:szCs w:val="21"/>
-          <w:lang w:val="en-US" w:eastAsia="ru-RU"/>
-        </w:rPr>
-        <w:t xml:space="preserve">, </w:t>
-      </w:r>
-      <w:r>
-        <w:rPr>
-          <w:rFonts w:ascii="Consolas" w:eastAsia="Times New Roman" w:hAnsi="Consolas" w:cs="Times New Roman"/>
-          <w:color w:val="FFC799"/>
-          <w:sz w:val="21"/>
-          <w:szCs w:val="21"/>
-          <w:lang w:val="en-US" w:eastAsia="ru-RU"/>
-        </w:rPr>
-        <w:t>0</w:t>
-      </w:r>
-      <w:r>
-        <w:rPr>
-          <w:rFonts w:ascii="Consolas" w:eastAsia="Times New Roman" w:hAnsi="Consolas" w:cs="Times New Roman"/>
-          <w:color w:val="FFFFFF"/>
-          <w:sz w:val="21"/>
-          <w:szCs w:val="21"/>
-          <w:lang w:val="en-US" w:eastAsia="ru-RU"/>
-        </w:rPr>
-        <w:t xml:space="preserve">, </w:t>
-      </w:r>
-      <w:r>
-        <w:rPr>
-          <w:rFonts w:ascii="Consolas" w:eastAsia="Times New Roman" w:hAnsi="Consolas" w:cs="Times New Roman"/>
-          <w:color w:val="FFC799"/>
-          <w:sz w:val="21"/>
-          <w:szCs w:val="21"/>
-          <w:lang w:val="en-US" w:eastAsia="ru-RU"/>
-        </w:rPr>
-        <w:t>1</w:t>
-      </w:r>
-      <w:r>
-        <w:rPr>
-          <w:rFonts w:ascii="Consolas" w:eastAsia="Times New Roman" w:hAnsi="Consolas" w:cs="Times New Roman"/>
-          <w:color w:val="FFFFFF"/>
-          <w:sz w:val="21"/>
-          <w:szCs w:val="21"/>
-          <w:lang w:val="en-US" w:eastAsia="ru-RU"/>
-        </w:rPr>
-        <w:t xml:space="preserve">, </w:t>
-      </w:r>
-      <w:r>
-        <w:rPr>
-          <w:rFonts w:ascii="Consolas" w:eastAsia="Times New Roman" w:hAnsi="Consolas" w:cs="Times New Roman"/>
-          <w:color w:val="FFC799"/>
-          <w:sz w:val="21"/>
-          <w:szCs w:val="21"/>
-          <w:lang w:val="en-US" w:eastAsia="ru-RU"/>
-        </w:rPr>
-        <w:t>0.95</w:t>
-      </w:r>
-      <w:r>
-        <w:rPr>
-          <w:rFonts w:ascii="Consolas" w:eastAsia="Times New Roman" w:hAnsi="Consolas" w:cs="Times New Roman"/>
-          <w:color w:val="FFFFFF"/>
-          <w:sz w:val="21"/>
-          <w:szCs w:val="21"/>
-          <w:lang w:val="en-US" w:eastAsia="ru-RU"/>
-        </w:rPr>
-        <w:t>])</w:t>
+        <w:t>2</w:t>
+      </w:r>
+      <w:r>
+        <w:rPr>
+          <w:rFonts w:ascii="Consolas" w:eastAsia="Times New Roman" w:hAnsi="Consolas" w:cs="Times New Roman"/>
+          <w:color w:val="FFFFFF"/>
+          <w:sz w:val="21"/>
+          <w:szCs w:val="21"/>
+          <w:lang w:val="en-US" w:eastAsia="ru-RU"/>
+        </w:rPr>
+        <w:t>:</w:t>
       </w:r>
     </w:p>
     <w:p>
@@ -14085,68 +14748,58 @@
           <w:color w:val="FFFFFF"/>
           <w:sz w:val="21"/>
           <w:szCs w:val="21"/>
-          <w:lang w:eastAsia="ru-RU"/>
-        </w:rPr>
-      </w:pPr>
-      <w:r>
-        <w:rPr>
-          <w:rFonts w:ascii="Consolas" w:eastAsia="Times New Roman" w:hAnsi="Consolas" w:cs="Times New Roman"/>
-          <w:color w:val="FFFFFF"/>
-          <w:sz w:val="21"/>
-          <w:szCs w:val="21"/>
-          <w:lang w:eastAsia="ru-RU"/>
-        </w:rPr>
-        <w:t>plt.suptitle(</w:t>
-      </w:r>
-      <w:r>
-        <w:rPr>
-          <w:rFonts w:ascii="Consolas" w:eastAsia="Times New Roman" w:hAnsi="Consolas" w:cs="Times New Roman"/>
-          <w:color w:val="99FFE4"/>
-          <w:sz w:val="21"/>
-          <w:szCs w:val="21"/>
-          <w:lang w:eastAsia="ru-RU"/>
-        </w:rPr>
-        <w:t>'Определение порядка реакции (линейные графики)'</w:t>
-      </w:r>
-      <w:r>
-        <w:rPr>
-          <w:rFonts w:ascii="Consolas" w:eastAsia="Times New Roman" w:hAnsi="Consolas" w:cs="Times New Roman"/>
-          <w:color w:val="FFFFFF"/>
-          <w:sz w:val="21"/>
-          <w:szCs w:val="21"/>
-          <w:lang w:eastAsia="ru-RU"/>
-        </w:rPr>
-        <w:t>, fontsize</w:t>
-      </w:r>
-      <w:r>
-        <w:rPr>
-          <w:rFonts w:ascii="Consolas" w:eastAsia="Times New Roman" w:hAnsi="Consolas" w:cs="Times New Roman"/>
-          <w:color w:val="A0A0A0"/>
-          <w:sz w:val="21"/>
-          <w:szCs w:val="21"/>
-          <w:lang w:eastAsia="ru-RU"/>
+          <w:lang w:val="en-US" w:eastAsia="ru-RU"/>
+        </w:rPr>
+      </w:pPr>
+      <w:r>
+        <w:rPr>
+          <w:rFonts w:ascii="Consolas" w:eastAsia="Times New Roman" w:hAnsi="Consolas" w:cs="Times New Roman"/>
+          <w:color w:val="FFFFFF"/>
+          <w:sz w:val="21"/>
+          <w:szCs w:val="21"/>
+          <w:lang w:val="en-US" w:eastAsia="ru-RU"/>
+        </w:rPr>
+        <w:t xml:space="preserve">    k_res </w:t>
+      </w:r>
+      <w:r>
+        <w:rPr>
+          <w:rFonts w:ascii="Consolas" w:eastAsia="Times New Roman" w:hAnsi="Consolas" w:cs="Times New Roman"/>
+          <w:color w:val="A0A0A0"/>
+          <w:sz w:val="21"/>
+          <w:szCs w:val="21"/>
+          <w:lang w:val="en-US" w:eastAsia="ru-RU"/>
         </w:rPr>
         <w:t>=</w:t>
       </w:r>
       <w:r>
         <w:rPr>
           <w:rFonts w:ascii="Consolas" w:eastAsia="Times New Roman" w:hAnsi="Consolas" w:cs="Times New Roman"/>
+          <w:color w:val="FFFFFF"/>
+          <w:sz w:val="21"/>
+          <w:szCs w:val="21"/>
+          <w:lang w:val="en-US" w:eastAsia="ru-RU"/>
+        </w:rPr>
+        <w:t xml:space="preserve"> </w:t>
+      </w:r>
+      <w:r>
+        <w:rPr>
+          <w:rFonts w:ascii="Consolas" w:eastAsia="Times New Roman" w:hAnsi="Consolas" w:cs="Times New Roman"/>
           <w:color w:val="FFC799"/>
           <w:sz w:val="21"/>
           <w:szCs w:val="21"/>
-          <w:lang w:eastAsia="ru-RU"/>
-        </w:rPr>
-        <w:t>15</w:t>
-      </w:r>
-      <w:r>
-        <w:rPr>
-          <w:rFonts w:ascii="Consolas" w:eastAsia="Times New Roman" w:hAnsi="Consolas" w:cs="Times New Roman"/>
-          <w:color w:val="FFFFFF"/>
-          <w:sz w:val="21"/>
-          <w:szCs w:val="21"/>
-          <w:lang w:eastAsia="ru-RU"/>
-        </w:rPr>
-        <w:t>)</w:t>
+          <w:lang w:val="en-US" w:eastAsia="ru-RU"/>
+        </w:rPr>
+        <w:t>abs</w:t>
+      </w:r>
+      <w:r>
+        <w:rPr>
+          <w:rFonts w:ascii="Consolas" w:eastAsia="Times New Roman" w:hAnsi="Consolas" w:cs="Times New Roman"/>
+          <w:color w:val="FFFFFF"/>
+          <w:sz w:val="21"/>
+          <w:szCs w:val="21"/>
+          <w:lang w:val="en-US" w:eastAsia="ru-RU"/>
+        </w:rPr>
+        <w:t>(slope_2)</w:t>
       </w:r>
     </w:p>
     <w:p>
@@ -14171,7 +14824,87 @@
           <w:szCs w:val="21"/>
           <w:lang w:val="en-US" w:eastAsia="ru-RU"/>
         </w:rPr>
-        <w:t>plt.show()</w:t>
+        <w:t xml:space="preserve">    tau_half </w:t>
+      </w:r>
+      <w:r>
+        <w:rPr>
+          <w:rFonts w:ascii="Consolas" w:eastAsia="Times New Roman" w:hAnsi="Consolas" w:cs="Times New Roman"/>
+          <w:color w:val="A0A0A0"/>
+          <w:sz w:val="21"/>
+          <w:szCs w:val="21"/>
+          <w:lang w:val="en-US" w:eastAsia="ru-RU"/>
+        </w:rPr>
+        <w:t>=</w:t>
+      </w:r>
+      <w:r>
+        <w:rPr>
+          <w:rFonts w:ascii="Consolas" w:eastAsia="Times New Roman" w:hAnsi="Consolas" w:cs="Times New Roman"/>
+          <w:color w:val="FFFFFF"/>
+          <w:sz w:val="21"/>
+          <w:szCs w:val="21"/>
+          <w:lang w:val="en-US" w:eastAsia="ru-RU"/>
+        </w:rPr>
+        <w:t xml:space="preserve"> </w:t>
+      </w:r>
+      <w:r>
+        <w:rPr>
+          <w:rFonts w:ascii="Consolas" w:eastAsia="Times New Roman" w:hAnsi="Consolas" w:cs="Times New Roman"/>
+          <w:color w:val="FFC799"/>
+          <w:sz w:val="21"/>
+          <w:szCs w:val="21"/>
+          <w:lang w:val="en-US" w:eastAsia="ru-RU"/>
+        </w:rPr>
+        <w:t>1</w:t>
+      </w:r>
+      <w:r>
+        <w:rPr>
+          <w:rFonts w:ascii="Consolas" w:eastAsia="Times New Roman" w:hAnsi="Consolas" w:cs="Times New Roman"/>
+          <w:color w:val="FFFFFF"/>
+          <w:sz w:val="21"/>
+          <w:szCs w:val="21"/>
+          <w:lang w:val="en-US" w:eastAsia="ru-RU"/>
+        </w:rPr>
+        <w:t xml:space="preserve"> </w:t>
+      </w:r>
+      <w:r>
+        <w:rPr>
+          <w:rFonts w:ascii="Consolas" w:eastAsia="Times New Roman" w:hAnsi="Consolas" w:cs="Times New Roman"/>
+          <w:color w:val="A0A0A0"/>
+          <w:sz w:val="21"/>
+          <w:szCs w:val="21"/>
+          <w:lang w:val="en-US" w:eastAsia="ru-RU"/>
+        </w:rPr>
+        <w:t>/</w:t>
+      </w:r>
+      <w:r>
+        <w:rPr>
+          <w:rFonts w:ascii="Consolas" w:eastAsia="Times New Roman" w:hAnsi="Consolas" w:cs="Times New Roman"/>
+          <w:color w:val="FFFFFF"/>
+          <w:sz w:val="21"/>
+          <w:szCs w:val="21"/>
+          <w:lang w:val="en-US" w:eastAsia="ru-RU"/>
+        </w:rPr>
+        <w:t xml:space="preserve"> (k_res </w:t>
+      </w:r>
+      <w:r>
+        <w:rPr>
+          <w:rFonts w:ascii="Consolas" w:eastAsia="Times New Roman" w:hAnsi="Consolas" w:cs="Times New Roman"/>
+          <w:color w:val="A0A0A0"/>
+          <w:sz w:val="21"/>
+          <w:szCs w:val="21"/>
+          <w:lang w:val="en-US" w:eastAsia="ru-RU"/>
+        </w:rPr>
+        <w:t>*</w:t>
+      </w:r>
+      <w:r>
+        <w:rPr>
+          <w:rFonts w:ascii="Consolas" w:eastAsia="Times New Roman" w:hAnsi="Consolas" w:cs="Times New Roman"/>
+          <w:color w:val="FFFFFF"/>
+          <w:sz w:val="21"/>
+          <w:szCs w:val="21"/>
+          <w:lang w:val="en-US" w:eastAsia="ru-RU"/>
+        </w:rPr>
+        <w:t xml:space="preserve"> cA_start)</w:t>
       </w:r>
     </w:p>
     <w:p>
@@ -14188,6 +14921,136 @@
           <w:lang w:val="en-US" w:eastAsia="ru-RU"/>
         </w:rPr>
       </w:pPr>
+      <w:r>
+        <w:rPr>
+          <w:rFonts w:ascii="Consolas" w:eastAsia="Times New Roman" w:hAnsi="Consolas" w:cs="Times New Roman"/>
+          <w:color w:val="FFFFFF"/>
+          <w:sz w:val="21"/>
+          <w:szCs w:val="21"/>
+          <w:lang w:val="en-US" w:eastAsia="ru-RU"/>
+        </w:rPr>
+        <w:t xml:space="preserve">    cA_t1 </w:t>
+      </w:r>
+      <w:r>
+        <w:rPr>
+          <w:rFonts w:ascii="Consolas" w:eastAsia="Times New Roman" w:hAnsi="Consolas" w:cs="Times New Roman"/>
+          <w:color w:val="A0A0A0"/>
+          <w:sz w:val="21"/>
+          <w:szCs w:val="21"/>
+          <w:lang w:val="en-US" w:eastAsia="ru-RU"/>
+        </w:rPr>
+        <w:t>=</w:t>
+      </w:r>
+      <w:r>
+        <w:rPr>
+          <w:rFonts w:ascii="Consolas" w:eastAsia="Times New Roman" w:hAnsi="Consolas" w:cs="Times New Roman"/>
+          <w:color w:val="FFFFFF"/>
+          <w:sz w:val="21"/>
+          <w:szCs w:val="21"/>
+          <w:lang w:val="en-US" w:eastAsia="ru-RU"/>
+        </w:rPr>
+        <w:t xml:space="preserve"> cA_start </w:t>
+      </w:r>
+      <w:r>
+        <w:rPr>
+          <w:rFonts w:ascii="Consolas" w:eastAsia="Times New Roman" w:hAnsi="Consolas" w:cs="Times New Roman"/>
+          <w:color w:val="A0A0A0"/>
+          <w:sz w:val="21"/>
+          <w:szCs w:val="21"/>
+          <w:lang w:val="en-US" w:eastAsia="ru-RU"/>
+        </w:rPr>
+        <w:t>/</w:t>
+      </w:r>
+      <w:r>
+        <w:rPr>
+          <w:rFonts w:ascii="Consolas" w:eastAsia="Times New Roman" w:hAnsi="Consolas" w:cs="Times New Roman"/>
+          <w:color w:val="FFFFFF"/>
+          <w:sz w:val="21"/>
+          <w:szCs w:val="21"/>
+          <w:lang w:val="en-US" w:eastAsia="ru-RU"/>
+        </w:rPr>
+        <w:t xml:space="preserve"> (</w:t>
+      </w:r>
+      <w:r>
+        <w:rPr>
+          <w:rFonts w:ascii="Consolas" w:eastAsia="Times New Roman" w:hAnsi="Consolas" w:cs="Times New Roman"/>
+          <w:color w:val="FFC799"/>
+          <w:sz w:val="21"/>
+          <w:szCs w:val="21"/>
+          <w:lang w:val="en-US" w:eastAsia="ru-RU"/>
+        </w:rPr>
+        <w:t>1</w:t>
+      </w:r>
+      <w:r>
+        <w:rPr>
+          <w:rFonts w:ascii="Consolas" w:eastAsia="Times New Roman" w:hAnsi="Consolas" w:cs="Times New Roman"/>
+          <w:color w:val="FFFFFF"/>
+          <w:sz w:val="21"/>
+          <w:szCs w:val="21"/>
+          <w:lang w:val="en-US" w:eastAsia="ru-RU"/>
+        </w:rPr>
+        <w:t xml:space="preserve"> </w:t>
+      </w:r>
+      <w:r>
+        <w:rPr>
+          <w:rFonts w:ascii="Consolas" w:eastAsia="Times New Roman" w:hAnsi="Consolas" w:cs="Times New Roman"/>
+          <w:color w:val="A0A0A0"/>
+          <w:sz w:val="21"/>
+          <w:szCs w:val="21"/>
+          <w:lang w:val="en-US" w:eastAsia="ru-RU"/>
+        </w:rPr>
+        <w:t>+</w:t>
+      </w:r>
+      <w:r>
+        <w:rPr>
+          <w:rFonts w:ascii="Consolas" w:eastAsia="Times New Roman" w:hAnsi="Consolas" w:cs="Times New Roman"/>
+          <w:color w:val="FFFFFF"/>
+          <w:sz w:val="21"/>
+          <w:szCs w:val="21"/>
+          <w:lang w:val="en-US" w:eastAsia="ru-RU"/>
+        </w:rPr>
+        <w:t xml:space="preserve"> cA_start </w:t>
+      </w:r>
+      <w:r>
+        <w:rPr>
+          <w:rFonts w:ascii="Consolas" w:eastAsia="Times New Roman" w:hAnsi="Consolas" w:cs="Times New Roman"/>
+          <w:color w:val="A0A0A0"/>
+          <w:sz w:val="21"/>
+          <w:szCs w:val="21"/>
+          <w:lang w:val="en-US" w:eastAsia="ru-RU"/>
+        </w:rPr>
+        <w:t>*</w:t>
+      </w:r>
+      <w:r>
+        <w:rPr>
+          <w:rFonts w:ascii="Consolas" w:eastAsia="Times New Roman" w:hAnsi="Consolas" w:cs="Times New Roman"/>
+          <w:color w:val="FFFFFF"/>
+          <w:sz w:val="21"/>
+          <w:szCs w:val="21"/>
+          <w:lang w:val="en-US" w:eastAsia="ru-RU"/>
+        </w:rPr>
+        <w:t xml:space="preserve"> k_res </w:t>
+      </w:r>
+      <w:r>
+        <w:rPr>
+          <w:rFonts w:ascii="Consolas" w:eastAsia="Times New Roman" w:hAnsi="Consolas" w:cs="Times New Roman"/>
+          <w:color w:val="A0A0A0"/>
+          <w:sz w:val="21"/>
+          <w:szCs w:val="21"/>
+          <w:lang w:val="en-US" w:eastAsia="ru-RU"/>
+        </w:rPr>
+        <w:t>*</w:t>
+      </w:r>
+      <w:r>
+        <w:rPr>
+          <w:rFonts w:ascii="Consolas" w:eastAsia="Times New Roman" w:hAnsi="Consolas" w:cs="Times New Roman"/>
+          <w:color w:val="FFFFFF"/>
+          <w:sz w:val="21"/>
+          <w:szCs w:val="21"/>
+          <w:lang w:val="en-US" w:eastAsia="ru-RU"/>
+        </w:rPr>
+        <w:t xml:space="preserve"> t1_calc)</w:t>
+      </w:r>
     </w:p>
     <w:p>
       <w:pPr>
@@ -14203,56 +15066,6 @@
           <w:lang w:val="en-US" w:eastAsia="ru-RU"/>
         </w:rPr>
       </w:pPr>
-      <w:r>
-        <w:rPr>
-          <w:rFonts w:ascii="Consolas" w:eastAsia="Times New Roman" w:hAnsi="Consolas" w:cs="Times New Roman"/>
-          <w:color w:val="FFFFFF"/>
-          <w:sz w:val="21"/>
-          <w:szCs w:val="21"/>
-          <w:lang w:val="en-US" w:eastAsia="ru-RU"/>
-        </w:rPr>
-        <w:t xml:space="preserve">cA_start </w:t>
-      </w:r>
-      <w:r>
-        <w:rPr>
-          <w:rFonts w:ascii="Consolas" w:eastAsia="Times New Roman" w:hAnsi="Consolas" w:cs="Times New Roman"/>
-          <w:color w:val="A0A0A0"/>
-          <w:sz w:val="21"/>
-          <w:szCs w:val="21"/>
-          <w:lang w:val="en-US" w:eastAsia="ru-RU"/>
-        </w:rPr>
-        <w:t>=</w:t>
-      </w:r>
-      <w:r>
-        <w:rPr>
-          <w:rFonts w:ascii="Consolas" w:eastAsia="Times New Roman" w:hAnsi="Consolas" w:cs="Times New Roman"/>
-          <w:color w:val="FFFFFF"/>
-          <w:sz w:val="21"/>
-          <w:szCs w:val="21"/>
-          <w:lang w:val="en-US" w:eastAsia="ru-RU"/>
-        </w:rPr>
-        <w:t xml:space="preserve"> cA_val[</w:t>
-      </w:r>
-      <w:r>
-        <w:rPr>
-          <w:rFonts w:ascii="Consolas" w:eastAsia="Times New Roman" w:hAnsi="Consolas" w:cs="Times New Roman"/>
-          <w:color w:val="FFC799"/>
-          <w:sz w:val="21"/>
-          <w:szCs w:val="21"/>
-          <w:lang w:val="en-US" w:eastAsia="ru-RU"/>
-        </w:rPr>
-        <w:t>0</w:t>
-      </w:r>
-      <w:r>
-        <w:rPr>
-          <w:rFonts w:ascii="Consolas" w:eastAsia="Times New Roman" w:hAnsi="Consolas" w:cs="Times New Roman"/>
-          <w:color w:val="FFFFFF"/>
-          <w:sz w:val="21"/>
-          <w:szCs w:val="21"/>
-          <w:lang w:val="en-US" w:eastAsia="ru-RU"/>
-        </w:rPr>
-        <w:t>]</w:t>
-      </w:r>
     </w:p>
     <w:p>
       <w:pPr>
@@ -14276,7 +15089,8 @@
           <w:szCs w:val="21"/>
           <w:lang w:val="en-US" w:eastAsia="ru-RU"/>
         </w:rPr>
-        <w:t xml:space="preserve">t1_calc </w:t>
+        <w:lastRenderedPageBreak/>
+        <w:t xml:space="preserve">deg_conv </w:t>
       </w:r>
       <w:r>
         <w:rPr>
@@ -14296,27 +15110,47 @@
           <w:szCs w:val="21"/>
           <w:lang w:val="en-US" w:eastAsia="ru-RU"/>
         </w:rPr>
-        <w:t xml:space="preserve"> </w:t>
-      </w:r>
-      <w:r>
-        <w:rPr>
-          <w:rFonts w:ascii="Consolas" w:eastAsia="Times New Roman" w:hAnsi="Consolas" w:cs="Times New Roman"/>
-          <w:color w:val="FFC799"/>
-          <w:sz w:val="21"/>
-          <w:szCs w:val="21"/>
-          <w:lang w:val="en-US" w:eastAsia="ru-RU"/>
-        </w:rPr>
-        <w:t>3600</w:t>
-      </w:r>
-      <w:r>
-        <w:rPr>
-          <w:rFonts w:ascii="Consolas" w:eastAsia="Times New Roman" w:hAnsi="Consolas" w:cs="Times New Roman"/>
-          <w:color w:val="FFFFFF"/>
-          <w:sz w:val="21"/>
-          <w:szCs w:val="21"/>
-          <w:lang w:val="en-US" w:eastAsia="ru-RU"/>
-        </w:rPr>
-        <w:t xml:space="preserve"> </w:t>
+        <w:t xml:space="preserve"> (cA_start </w:t>
+      </w:r>
+      <w:r>
+        <w:rPr>
+          <w:rFonts w:ascii="Consolas" w:eastAsia="Times New Roman" w:hAnsi="Consolas" w:cs="Times New Roman"/>
+          <w:color w:val="A0A0A0"/>
+          <w:sz w:val="21"/>
+          <w:szCs w:val="21"/>
+          <w:lang w:val="en-US" w:eastAsia="ru-RU"/>
+        </w:rPr>
+        <w:t>-</w:t>
+      </w:r>
+      <w:r>
+        <w:rPr>
+          <w:rFonts w:ascii="Consolas" w:eastAsia="Times New Roman" w:hAnsi="Consolas" w:cs="Times New Roman"/>
+          <w:color w:val="FFFFFF"/>
+          <w:sz w:val="21"/>
+          <w:szCs w:val="21"/>
+          <w:lang w:val="en-US" w:eastAsia="ru-RU"/>
+        </w:rPr>
+        <w:t xml:space="preserve"> cA_t1) </w:t>
+      </w:r>
+      <w:r>
+        <w:rPr>
+          <w:rFonts w:ascii="Consolas" w:eastAsia="Times New Roman" w:hAnsi="Consolas" w:cs="Times New Roman"/>
+          <w:color w:val="A0A0A0"/>
+          <w:sz w:val="21"/>
+          <w:szCs w:val="21"/>
+          <w:lang w:val="en-US" w:eastAsia="ru-RU"/>
+        </w:rPr>
+        <w:t>/</w:t>
+      </w:r>
+      <w:r>
+        <w:rPr>
+          <w:rFonts w:ascii="Consolas" w:eastAsia="Times New Roman" w:hAnsi="Consolas" w:cs="Times New Roman"/>
+          <w:color w:val="FFFFFF"/>
+          <w:sz w:val="21"/>
+          <w:szCs w:val="21"/>
+          <w:lang w:val="en-US" w:eastAsia="ru-RU"/>
+        </w:rPr>
+        <w:t xml:space="preserve"> cA_start</w:t>
       </w:r>
     </w:p>
     <w:p>
@@ -14345,68 +15179,138 @@
           <w:color w:val="FFFFFF"/>
           <w:sz w:val="21"/>
           <w:szCs w:val="21"/>
-          <w:lang w:val="en-US" w:eastAsia="ru-RU"/>
-        </w:rPr>
-      </w:pPr>
-      <w:r>
-        <w:rPr>
-          <w:rFonts w:ascii="Consolas" w:eastAsia="Times New Roman" w:hAnsi="Consolas" w:cs="Times New Roman"/>
-          <w:color w:val="A0A0A0"/>
-          <w:sz w:val="21"/>
-          <w:szCs w:val="21"/>
-          <w:lang w:val="en-US" w:eastAsia="ru-RU"/>
-        </w:rPr>
-        <w:t>if</w:t>
-      </w:r>
-      <w:r>
-        <w:rPr>
-          <w:rFonts w:ascii="Consolas" w:eastAsia="Times New Roman" w:hAnsi="Consolas" w:cs="Times New Roman"/>
-          <w:color w:val="FFFFFF"/>
-          <w:sz w:val="21"/>
-          <w:szCs w:val="21"/>
-          <w:lang w:val="en-US" w:eastAsia="ru-RU"/>
-        </w:rPr>
-        <w:t xml:space="preserve"> best_idx </w:t>
-      </w:r>
-      <w:r>
-        <w:rPr>
-          <w:rFonts w:ascii="Consolas" w:eastAsia="Times New Roman" w:hAnsi="Consolas" w:cs="Times New Roman"/>
-          <w:color w:val="A0A0A0"/>
-          <w:sz w:val="21"/>
-          <w:szCs w:val="21"/>
-          <w:lang w:val="en-US" w:eastAsia="ru-RU"/>
-        </w:rPr>
-        <w:t>==</w:t>
-      </w:r>
-      <w:r>
-        <w:rPr>
-          <w:rFonts w:ascii="Consolas" w:eastAsia="Times New Roman" w:hAnsi="Consolas" w:cs="Times New Roman"/>
-          <w:color w:val="FFFFFF"/>
-          <w:sz w:val="21"/>
-          <w:szCs w:val="21"/>
-          <w:lang w:val="en-US" w:eastAsia="ru-RU"/>
+          <w:lang w:eastAsia="ru-RU"/>
+        </w:rPr>
+      </w:pPr>
+      <w:r>
+        <w:rPr>
+          <w:rFonts w:ascii="Consolas" w:eastAsia="Times New Roman" w:hAnsi="Consolas" w:cs="Times New Roman"/>
+          <w:color w:val="FFFFFF"/>
+          <w:sz w:val="21"/>
+          <w:szCs w:val="21"/>
+          <w:lang w:val="en-US" w:eastAsia="ru-RU"/>
+        </w:rPr>
+        <w:t>p</w:t>
+      </w:r>
+      <w:r>
+        <w:rPr>
+          <w:rFonts w:ascii="Consolas" w:eastAsia="Times New Roman" w:hAnsi="Consolas" w:cs="Times New Roman"/>
+          <w:color w:val="FFFFFF"/>
+          <w:sz w:val="21"/>
+          <w:szCs w:val="21"/>
+          <w:lang w:eastAsia="ru-RU"/>
+        </w:rPr>
+        <w:t>_</w:t>
+      </w:r>
+      <w:r>
+        <w:rPr>
+          <w:rFonts w:ascii="Consolas" w:eastAsia="Times New Roman" w:hAnsi="Consolas" w:cs="Times New Roman"/>
+          <w:color w:val="FFFFFF"/>
+          <w:sz w:val="21"/>
+          <w:szCs w:val="21"/>
+          <w:lang w:val="en-US" w:eastAsia="ru-RU"/>
+        </w:rPr>
+        <w:t>final</w:t>
+      </w:r>
+      <w:r>
+        <w:rPr>
+          <w:rFonts w:ascii="Consolas" w:eastAsia="Times New Roman" w:hAnsi="Consolas" w:cs="Times New Roman"/>
+          <w:color w:val="FFFFFF"/>
+          <w:sz w:val="21"/>
+          <w:szCs w:val="21"/>
+          <w:lang w:eastAsia="ru-RU"/>
         </w:rPr>
         <w:t xml:space="preserve"> </w:t>
       </w:r>
       <w:r>
         <w:rPr>
           <w:rFonts w:ascii="Consolas" w:eastAsia="Times New Roman" w:hAnsi="Consolas" w:cs="Times New Roman"/>
+          <w:color w:val="A0A0A0"/>
+          <w:sz w:val="21"/>
+          <w:szCs w:val="21"/>
+          <w:lang w:eastAsia="ru-RU"/>
+        </w:rPr>
+        <w:t>=</w:t>
+      </w:r>
+      <w:r>
+        <w:rPr>
+          <w:rFonts w:ascii="Consolas" w:eastAsia="Times New Roman" w:hAnsi="Consolas" w:cs="Times New Roman"/>
+          <w:color w:val="FFFFFF"/>
+          <w:sz w:val="21"/>
+          <w:szCs w:val="21"/>
+          <w:lang w:eastAsia="ru-RU"/>
+        </w:rPr>
+        <w:t xml:space="preserve"> </w:t>
+      </w:r>
+      <w:r>
+        <w:rPr>
+          <w:rFonts w:ascii="Consolas" w:eastAsia="Times New Roman" w:hAnsi="Consolas" w:cs="Times New Roman"/>
+          <w:color w:val="FFFFFF"/>
+          <w:sz w:val="21"/>
+          <w:szCs w:val="21"/>
+          <w:lang w:val="en-US" w:eastAsia="ru-RU"/>
+        </w:rPr>
+        <w:t>p</w:t>
+      </w:r>
+      <w:r>
+        <w:rPr>
+          <w:rFonts w:ascii="Consolas" w:eastAsia="Times New Roman" w:hAnsi="Consolas" w:cs="Times New Roman"/>
+          <w:color w:val="FFFFFF"/>
+          <w:sz w:val="21"/>
+          <w:szCs w:val="21"/>
+          <w:lang w:eastAsia="ru-RU"/>
+        </w:rPr>
+        <w:t>_</w:t>
+      </w:r>
+      <w:r>
+        <w:rPr>
+          <w:rFonts w:ascii="Consolas" w:eastAsia="Times New Roman" w:hAnsi="Consolas" w:cs="Times New Roman"/>
+          <w:color w:val="FFFFFF"/>
+          <w:sz w:val="21"/>
+          <w:szCs w:val="21"/>
+          <w:lang w:val="en-US" w:eastAsia="ru-RU"/>
+        </w:rPr>
+        <w:t>total</w:t>
+      </w:r>
+      <w:r>
+        <w:rPr>
+          <w:rFonts w:ascii="Consolas" w:eastAsia="Times New Roman" w:hAnsi="Consolas" w:cs="Times New Roman"/>
+          <w:color w:val="FFFFFF"/>
+          <w:sz w:val="21"/>
+          <w:szCs w:val="21"/>
+          <w:lang w:eastAsia="ru-RU"/>
+        </w:rPr>
+        <w:t>[</w:t>
+      </w:r>
+      <w:r>
+        <w:rPr>
+          <w:rFonts w:ascii="Consolas" w:eastAsia="Times New Roman" w:hAnsi="Consolas" w:cs="Times New Roman"/>
+          <w:color w:val="A0A0A0"/>
+          <w:sz w:val="21"/>
+          <w:szCs w:val="21"/>
+          <w:lang w:eastAsia="ru-RU"/>
+        </w:rPr>
+        <w:t>-</w:t>
+      </w:r>
+      <w:r>
+        <w:rPr>
+          <w:rFonts w:ascii="Consolas" w:eastAsia="Times New Roman" w:hAnsi="Consolas" w:cs="Times New Roman"/>
           <w:color w:val="FFC799"/>
           <w:sz w:val="21"/>
           <w:szCs w:val="21"/>
-          <w:lang w:val="en-US" w:eastAsia="ru-RU"/>
-        </w:rPr>
-        <w:t>0</w:t>
-      </w:r>
-      <w:r>
-        <w:rPr>
-          <w:rFonts w:ascii="Consolas" w:eastAsia="Times New Roman" w:hAnsi="Consolas" w:cs="Times New Roman"/>
-          <w:color w:val="FFFFFF"/>
-          <w:sz w:val="21"/>
-          <w:szCs w:val="21"/>
-          <w:lang w:val="en-US" w:eastAsia="ru-RU"/>
-        </w:rPr>
-        <w:t>:</w:t>
+          <w:lang w:eastAsia="ru-RU"/>
+        </w:rPr>
+        <w:t>1</w:t>
+      </w:r>
+      <w:r>
+        <w:rPr>
+          <w:rFonts w:ascii="Consolas" w:eastAsia="Times New Roman" w:hAnsi="Consolas" w:cs="Times New Roman"/>
+          <w:color w:val="FFFFFF"/>
+          <w:sz w:val="21"/>
+          <w:szCs w:val="21"/>
+          <w:lang w:eastAsia="ru-RU"/>
+        </w:rPr>
+        <w:t>]</w:t>
       </w:r>
     </w:p>
     <w:p>
@@ -14431,7 +15335,7 @@
           <w:szCs w:val="21"/>
           <w:lang w:val="en-US" w:eastAsia="ru-RU"/>
         </w:rPr>
-        <w:t xml:space="preserve">    k_res </w:t>
+        <w:t xml:space="preserve">x_final </w:t>
       </w:r>
       <w:r>
         <w:rPr>
@@ -14451,27 +15355,27 @@
           <w:szCs w:val="21"/>
           <w:lang w:val="en-US" w:eastAsia="ru-RU"/>
         </w:rPr>
-        <w:t xml:space="preserve"> </w:t>
-      </w:r>
-      <w:r>
-        <w:rPr>
-          <w:rFonts w:ascii="Consolas" w:eastAsia="Times New Roman" w:hAnsi="Consolas" w:cs="Times New Roman"/>
-          <w:color w:val="FFC799"/>
-          <w:sz w:val="21"/>
-          <w:szCs w:val="21"/>
-          <w:lang w:val="en-US" w:eastAsia="ru-RU"/>
-        </w:rPr>
-        <w:t>abs</w:t>
-      </w:r>
-      <w:r>
-        <w:rPr>
-          <w:rFonts w:ascii="Consolas" w:eastAsia="Times New Roman" w:hAnsi="Consolas" w:cs="Times New Roman"/>
-          <w:color w:val="FFFFFF"/>
-          <w:sz w:val="21"/>
-          <w:szCs w:val="21"/>
-          <w:lang w:val="en-US" w:eastAsia="ru-RU"/>
-        </w:rPr>
-        <w:t>(slope_0)</w:t>
+        <w:t xml:space="preserve"> p_final </w:t>
+      </w:r>
+      <w:r>
+        <w:rPr>
+          <w:rFonts w:ascii="Consolas" w:eastAsia="Times New Roman" w:hAnsi="Consolas" w:cs="Times New Roman"/>
+          <w:color w:val="A0A0A0"/>
+          <w:sz w:val="21"/>
+          <w:szCs w:val="21"/>
+          <w:lang w:val="en-US" w:eastAsia="ru-RU"/>
+        </w:rPr>
+        <w:t>-</w:t>
+      </w:r>
+      <w:r>
+        <w:rPr>
+          <w:rFonts w:ascii="Consolas" w:eastAsia="Times New Roman" w:hAnsi="Consolas" w:cs="Times New Roman"/>
+          <w:color w:val="FFFFFF"/>
+          <w:sz w:val="21"/>
+          <w:szCs w:val="21"/>
+          <w:lang w:val="en-US" w:eastAsia="ru-RU"/>
+        </w:rPr>
+        <w:t xml:space="preserve"> p_init  </w:t>
       </w:r>
     </w:p>
     <w:p>
@@ -14485,26 +15389,26 @@
           <w:color w:val="FFFFFF"/>
           <w:sz w:val="21"/>
           <w:szCs w:val="21"/>
-          <w:lang w:val="en-US" w:eastAsia="ru-RU"/>
-        </w:rPr>
-      </w:pPr>
-      <w:r>
-        <w:rPr>
-          <w:rFonts w:ascii="Consolas" w:eastAsia="Times New Roman" w:hAnsi="Consolas" w:cs="Times New Roman"/>
-          <w:color w:val="FFFFFF"/>
-          <w:sz w:val="21"/>
-          <w:szCs w:val="21"/>
-          <w:lang w:val="en-US" w:eastAsia="ru-RU"/>
-        </w:rPr>
-        <w:t xml:space="preserve">    tau_half </w:t>
-      </w:r>
-      <w:r>
-        <w:rPr>
-          <w:rFonts w:ascii="Consolas" w:eastAsia="Times New Roman" w:hAnsi="Consolas" w:cs="Times New Roman"/>
-          <w:color w:val="A0A0A0"/>
-          <w:sz w:val="21"/>
-          <w:szCs w:val="21"/>
-          <w:lang w:val="en-US" w:eastAsia="ru-RU"/>
+          <w:lang w:eastAsia="ru-RU"/>
+        </w:rPr>
+      </w:pPr>
+      <w:r>
+        <w:rPr>
+          <w:rFonts w:ascii="Consolas" w:eastAsia="Times New Roman" w:hAnsi="Consolas" w:cs="Times New Roman"/>
+          <w:color w:val="FFFFFF"/>
+          <w:sz w:val="21"/>
+          <w:szCs w:val="21"/>
+          <w:lang w:eastAsia="ru-RU"/>
+        </w:rPr>
+        <w:t xml:space="preserve">pA_final </w:t>
+      </w:r>
+      <w:r>
+        <w:rPr>
+          <w:rFonts w:ascii="Consolas" w:eastAsia="Times New Roman" w:hAnsi="Consolas" w:cs="Times New Roman"/>
+          <w:color w:val="A0A0A0"/>
+          <w:sz w:val="21"/>
+          <w:szCs w:val="21"/>
+          <w:lang w:eastAsia="ru-RU"/>
         </w:rPr>
         <w:t>=</w:t>
       </w:r>
@@ -14514,29 +15418,19 @@
           <w:color w:val="FFFFFF"/>
           <w:sz w:val="21"/>
           <w:szCs w:val="21"/>
-          <w:lang w:val="en-US" w:eastAsia="ru-RU"/>
-        </w:rPr>
-        <w:t xml:space="preserve"> cA_start </w:t>
-      </w:r>
-      <w:r>
-        <w:rPr>
-          <w:rFonts w:ascii="Consolas" w:eastAsia="Times New Roman" w:hAnsi="Consolas" w:cs="Times New Roman"/>
-          <w:color w:val="A0A0A0"/>
-          <w:sz w:val="21"/>
-          <w:szCs w:val="21"/>
-          <w:lang w:val="en-US" w:eastAsia="ru-RU"/>
-        </w:rPr>
-        <w:t>/</w:t>
-      </w:r>
-      <w:r>
-        <w:rPr>
-          <w:rFonts w:ascii="Consolas" w:eastAsia="Times New Roman" w:hAnsi="Consolas" w:cs="Times New Roman"/>
-          <w:color w:val="FFFFFF"/>
-          <w:sz w:val="21"/>
-          <w:szCs w:val="21"/>
-          <w:lang w:val="en-US" w:eastAsia="ru-RU"/>
-        </w:rPr>
-        <w:t xml:space="preserve"> (</w:t>
+          <w:lang w:eastAsia="ru-RU"/>
+        </w:rPr>
+        <w:t xml:space="preserve"> pA_val[</w:t>
+      </w:r>
+      <w:r>
+        <w:rPr>
+          <w:rFonts w:ascii="Consolas" w:eastAsia="Times New Roman" w:hAnsi="Consolas" w:cs="Times New Roman"/>
+          <w:color w:val="A0A0A0"/>
+          <w:sz w:val="21"/>
+          <w:szCs w:val="21"/>
+          <w:lang w:eastAsia="ru-RU"/>
+        </w:rPr>
+        <w:t>-</w:t>
       </w:r>
       <w:r>
         <w:rPr>
@@ -14544,39 +15438,19 @@
           <w:color w:val="FFC799"/>
           <w:sz w:val="21"/>
           <w:szCs w:val="21"/>
-          <w:lang w:val="en-US" w:eastAsia="ru-RU"/>
-        </w:rPr>
-        <w:t>2</w:t>
-      </w:r>
-      <w:r>
-        <w:rPr>
-          <w:rFonts w:ascii="Consolas" w:eastAsia="Times New Roman" w:hAnsi="Consolas" w:cs="Times New Roman"/>
-          <w:color w:val="FFFFFF"/>
-          <w:sz w:val="21"/>
-          <w:szCs w:val="21"/>
-          <w:lang w:val="en-US" w:eastAsia="ru-RU"/>
-        </w:rPr>
-        <w:t xml:space="preserve"> </w:t>
-      </w:r>
-      <w:r>
-        <w:rPr>
-          <w:rFonts w:ascii="Consolas" w:eastAsia="Times New Roman" w:hAnsi="Consolas" w:cs="Times New Roman"/>
-          <w:color w:val="A0A0A0"/>
-          <w:sz w:val="21"/>
-          <w:szCs w:val="21"/>
-          <w:lang w:val="en-US" w:eastAsia="ru-RU"/>
-        </w:rPr>
-        <w:t>*</w:t>
-      </w:r>
-      <w:r>
-        <w:rPr>
-          <w:rFonts w:ascii="Consolas" w:eastAsia="Times New Roman" w:hAnsi="Consolas" w:cs="Times New Roman"/>
-          <w:color w:val="FFFFFF"/>
-          <w:sz w:val="21"/>
-          <w:szCs w:val="21"/>
-          <w:lang w:val="en-US" w:eastAsia="ru-RU"/>
-        </w:rPr>
-        <w:t xml:space="preserve"> k_res)</w:t>
+          <w:lang w:eastAsia="ru-RU"/>
+        </w:rPr>
+        <w:t>1</w:t>
+      </w:r>
+      <w:r>
+        <w:rPr>
+          <w:rFonts w:ascii="Consolas" w:eastAsia="Times New Roman" w:hAnsi="Consolas" w:cs="Times New Roman"/>
+          <w:color w:val="FFFFFF"/>
+          <w:sz w:val="21"/>
+          <w:szCs w:val="21"/>
+          <w:lang w:eastAsia="ru-RU"/>
+        </w:rPr>
+        <w:t xml:space="preserve">]       </w:t>
       </w:r>
     </w:p>
     <w:p>
@@ -14590,79 +15464,9 @@
           <w:color w:val="FFFFFF"/>
           <w:sz w:val="21"/>
           <w:szCs w:val="21"/>
-          <w:lang w:val="en-US" w:eastAsia="ru-RU"/>
-        </w:rPr>
-      </w:pPr>
-      <w:r>
-        <w:rPr>
-          <w:rFonts w:ascii="Consolas" w:eastAsia="Times New Roman" w:hAnsi="Consolas" w:cs="Times New Roman"/>
-          <w:color w:val="FFFFFF"/>
-          <w:sz w:val="21"/>
-          <w:szCs w:val="21"/>
-          <w:lang w:val="en-US" w:eastAsia="ru-RU"/>
-        </w:rPr>
-        <w:t xml:space="preserve">    cA_t1 </w:t>
-      </w:r>
-      <w:r>
-        <w:rPr>
-          <w:rFonts w:ascii="Consolas" w:eastAsia="Times New Roman" w:hAnsi="Consolas" w:cs="Times New Roman"/>
-          <w:color w:val="A0A0A0"/>
-          <w:sz w:val="21"/>
-          <w:szCs w:val="21"/>
-          <w:lang w:val="en-US" w:eastAsia="ru-RU"/>
-        </w:rPr>
-        <w:t>=</w:t>
-      </w:r>
-      <w:r>
-        <w:rPr>
-          <w:rFonts w:ascii="Consolas" w:eastAsia="Times New Roman" w:hAnsi="Consolas" w:cs="Times New Roman"/>
-          <w:color w:val="FFFFFF"/>
-          <w:sz w:val="21"/>
-          <w:szCs w:val="21"/>
-          <w:lang w:val="en-US" w:eastAsia="ru-RU"/>
-        </w:rPr>
-        <w:t xml:space="preserve"> cA_start </w:t>
-      </w:r>
-      <w:r>
-        <w:rPr>
-          <w:rFonts w:ascii="Consolas" w:eastAsia="Times New Roman" w:hAnsi="Consolas" w:cs="Times New Roman"/>
-          <w:color w:val="A0A0A0"/>
-          <w:sz w:val="21"/>
-          <w:szCs w:val="21"/>
-          <w:lang w:val="en-US" w:eastAsia="ru-RU"/>
-        </w:rPr>
-        <w:t>-</w:t>
-      </w:r>
-      <w:r>
-        <w:rPr>
-          <w:rFonts w:ascii="Consolas" w:eastAsia="Times New Roman" w:hAnsi="Consolas" w:cs="Times New Roman"/>
-          <w:color w:val="FFFFFF"/>
-          <w:sz w:val="21"/>
-          <w:szCs w:val="21"/>
-          <w:lang w:val="en-US" w:eastAsia="ru-RU"/>
-        </w:rPr>
-        <w:t xml:space="preserve"> k_res </w:t>
-      </w:r>
-      <w:r>
-        <w:rPr>
-          <w:rFonts w:ascii="Consolas" w:eastAsia="Times New Roman" w:hAnsi="Consolas" w:cs="Times New Roman"/>
-          <w:color w:val="A0A0A0"/>
-          <w:sz w:val="21"/>
-          <w:szCs w:val="21"/>
-          <w:lang w:val="en-US" w:eastAsia="ru-RU"/>
-        </w:rPr>
-        <w:t>*</w:t>
-      </w:r>
-      <w:r>
-        <w:rPr>
-          <w:rFonts w:ascii="Consolas" w:eastAsia="Times New Roman" w:hAnsi="Consolas" w:cs="Times New Roman"/>
-          <w:color w:val="FFFFFF"/>
-          <w:sz w:val="21"/>
-          <w:szCs w:val="21"/>
-          <w:lang w:val="en-US" w:eastAsia="ru-RU"/>
-        </w:rPr>
-        <w:t xml:space="preserve"> t1_calc</w:t>
-      </w:r>
+          <w:lang w:eastAsia="ru-RU"/>
+        </w:rPr>
+      </w:pPr>
     </w:p>
     <w:p>
       <w:pPr>
@@ -14681,33 +15485,42 @@
       <w:r>
         <w:rPr>
           <w:rFonts w:ascii="Consolas" w:eastAsia="Times New Roman" w:hAnsi="Consolas" w:cs="Times New Roman"/>
-          <w:color w:val="A0A0A0"/>
-          <w:sz w:val="21"/>
-          <w:szCs w:val="21"/>
-          <w:lang w:val="en-US" w:eastAsia="ru-RU"/>
-        </w:rPr>
-        <w:lastRenderedPageBreak/>
-        <w:t>elif</w:t>
-      </w:r>
-      <w:r>
-        <w:rPr>
-          <w:rFonts w:ascii="Consolas" w:eastAsia="Times New Roman" w:hAnsi="Consolas" w:cs="Times New Roman"/>
-          <w:color w:val="FFFFFF"/>
-          <w:sz w:val="21"/>
-          <w:szCs w:val="21"/>
-          <w:lang w:val="en-US" w:eastAsia="ru-RU"/>
-        </w:rPr>
-        <w:t xml:space="preserve"> best_idx </w:t>
-      </w:r>
-      <w:r>
-        <w:rPr>
-          <w:rFonts w:ascii="Consolas" w:eastAsia="Times New Roman" w:hAnsi="Consolas" w:cs="Times New Roman"/>
-          <w:color w:val="A0A0A0"/>
-          <w:sz w:val="21"/>
-          <w:szCs w:val="21"/>
-          <w:lang w:val="en-US" w:eastAsia="ru-RU"/>
-        </w:rPr>
-        <w:t>==</w:t>
+          <w:color w:val="FFFFFF"/>
+          <w:sz w:val="21"/>
+          <w:szCs w:val="21"/>
+          <w:lang w:val="en-US" w:eastAsia="ru-RU"/>
+        </w:rPr>
+        <w:t xml:space="preserve">cNOCl_eq </w:t>
+      </w:r>
+      <w:r>
+        <w:rPr>
+          <w:rFonts w:ascii="Consolas" w:eastAsia="Times New Roman" w:hAnsi="Consolas" w:cs="Times New Roman"/>
+          <w:color w:val="A0A0A0"/>
+          <w:sz w:val="21"/>
+          <w:szCs w:val="21"/>
+          <w:lang w:val="en-US" w:eastAsia="ru-RU"/>
+        </w:rPr>
+        <w:t>=</w:t>
+      </w:r>
+      <w:r>
+        <w:rPr>
+          <w:rFonts w:ascii="Consolas" w:eastAsia="Times New Roman" w:hAnsi="Consolas" w:cs="Times New Roman"/>
+          <w:color w:val="FFFFFF"/>
+          <w:sz w:val="21"/>
+          <w:szCs w:val="21"/>
+          <w:lang w:val="en-US" w:eastAsia="ru-RU"/>
+        </w:rPr>
+        <w:t xml:space="preserve"> (pA_final </w:t>
+      </w:r>
+      <w:r>
+        <w:rPr>
+          <w:rFonts w:ascii="Consolas" w:eastAsia="Times New Roman" w:hAnsi="Consolas" w:cs="Times New Roman"/>
+          <w:color w:val="A0A0A0"/>
+          <w:sz w:val="21"/>
+          <w:szCs w:val="21"/>
+          <w:lang w:val="en-US" w:eastAsia="ru-RU"/>
+        </w:rPr>
+        <w:t>*</w:t>
       </w:r>
       <w:r>
         <w:rPr>
@@ -14727,17 +15540,57 @@
           <w:szCs w:val="21"/>
           <w:lang w:val="en-US" w:eastAsia="ru-RU"/>
         </w:rPr>
-        <w:t>1</w:t>
-      </w:r>
-      <w:r>
-        <w:rPr>
-          <w:rFonts w:ascii="Consolas" w:eastAsia="Times New Roman" w:hAnsi="Consolas" w:cs="Times New Roman"/>
-          <w:color w:val="FFFFFF"/>
-          <w:sz w:val="21"/>
-          <w:szCs w:val="21"/>
-          <w:lang w:val="en-US" w:eastAsia="ru-RU"/>
-        </w:rPr>
-        <w:t>:</w:t>
+        <w:t>1000</w:t>
+      </w:r>
+      <w:r>
+        <w:rPr>
+          <w:rFonts w:ascii="Consolas" w:eastAsia="Times New Roman" w:hAnsi="Consolas" w:cs="Times New Roman"/>
+          <w:color w:val="FFFFFF"/>
+          <w:sz w:val="21"/>
+          <w:szCs w:val="21"/>
+          <w:lang w:val="en-US" w:eastAsia="ru-RU"/>
+        </w:rPr>
+        <w:t xml:space="preserve">) </w:t>
+      </w:r>
+      <w:r>
+        <w:rPr>
+          <w:rFonts w:ascii="Consolas" w:eastAsia="Times New Roman" w:hAnsi="Consolas" w:cs="Times New Roman"/>
+          <w:color w:val="A0A0A0"/>
+          <w:sz w:val="21"/>
+          <w:szCs w:val="21"/>
+          <w:lang w:val="en-US" w:eastAsia="ru-RU"/>
+        </w:rPr>
+        <w:t>/</w:t>
+      </w:r>
+      <w:r>
+        <w:rPr>
+          <w:rFonts w:ascii="Consolas" w:eastAsia="Times New Roman" w:hAnsi="Consolas" w:cs="Times New Roman"/>
+          <w:color w:val="FFFFFF"/>
+          <w:sz w:val="21"/>
+          <w:szCs w:val="21"/>
+          <w:lang w:val="en-US" w:eastAsia="ru-RU"/>
+        </w:rPr>
+        <w:t xml:space="preserve"> (R_const </w:t>
+      </w:r>
+      <w:r>
+        <w:rPr>
+          <w:rFonts w:ascii="Consolas" w:eastAsia="Times New Roman" w:hAnsi="Consolas" w:cs="Times New Roman"/>
+          <w:color w:val="A0A0A0"/>
+          <w:sz w:val="21"/>
+          <w:szCs w:val="21"/>
+          <w:lang w:val="en-US" w:eastAsia="ru-RU"/>
+        </w:rPr>
+        <w:t>*</w:t>
+      </w:r>
+      <w:r>
+        <w:rPr>
+          <w:rFonts w:ascii="Consolas" w:eastAsia="Times New Roman" w:hAnsi="Consolas" w:cs="Times New Roman"/>
+          <w:color w:val="FFFFFF"/>
+          <w:sz w:val="21"/>
+          <w:szCs w:val="21"/>
+          <w:lang w:val="en-US" w:eastAsia="ru-RU"/>
+        </w:rPr>
+        <w:t xml:space="preserve"> T_target)</w:t>
       </w:r>
     </w:p>
     <w:p>
@@ -14762,7 +15615,7 @@
           <w:szCs w:val="21"/>
           <w:lang w:val="en-US" w:eastAsia="ru-RU"/>
         </w:rPr>
-        <w:t xml:space="preserve">    k_res </w:t>
+        <w:t xml:space="preserve">cNO_eq </w:t>
       </w:r>
       <w:r>
         <w:rPr>
@@ -14782,6 +15635,26 @@
           <w:szCs w:val="21"/>
           <w:lang w:val="en-US" w:eastAsia="ru-RU"/>
         </w:rPr>
+        <w:t xml:space="preserve"> (pNO_final </w:t>
+      </w:r>
+      <w:r>
+        <w:rPr>
+          <w:rFonts w:ascii="Consolas" w:eastAsia="Times New Roman" w:hAnsi="Consolas" w:cs="Times New Roman"/>
+          <w:color w:val="A0A0A0"/>
+          <w:sz w:val="21"/>
+          <w:szCs w:val="21"/>
+          <w:lang w:val="en-US" w:eastAsia="ru-RU"/>
+        </w:rPr>
+        <w:t>*</w:t>
+      </w:r>
+      <w:r>
+        <w:rPr>
+          <w:rFonts w:ascii="Consolas" w:eastAsia="Times New Roman" w:hAnsi="Consolas" w:cs="Times New Roman"/>
+          <w:color w:val="FFFFFF"/>
+          <w:sz w:val="21"/>
+          <w:szCs w:val="21"/>
+          <w:lang w:val="en-US" w:eastAsia="ru-RU"/>
+        </w:rPr>
         <w:t xml:space="preserve"> </w:t>
       </w:r>
       <w:r>
@@ -14792,17 +15665,57 @@
           <w:szCs w:val="21"/>
           <w:lang w:val="en-US" w:eastAsia="ru-RU"/>
         </w:rPr>
-        <w:t>abs</w:t>
-      </w:r>
-      <w:r>
-        <w:rPr>
-          <w:rFonts w:ascii="Consolas" w:eastAsia="Times New Roman" w:hAnsi="Consolas" w:cs="Times New Roman"/>
-          <w:color w:val="FFFFFF"/>
-          <w:sz w:val="21"/>
-          <w:szCs w:val="21"/>
-          <w:lang w:val="en-US" w:eastAsia="ru-RU"/>
-        </w:rPr>
-        <w:t>(slope_1)</w:t>
+        <w:t>1000</w:t>
+      </w:r>
+      <w:r>
+        <w:rPr>
+          <w:rFonts w:ascii="Consolas" w:eastAsia="Times New Roman" w:hAnsi="Consolas" w:cs="Times New Roman"/>
+          <w:color w:val="FFFFFF"/>
+          <w:sz w:val="21"/>
+          <w:szCs w:val="21"/>
+          <w:lang w:val="en-US" w:eastAsia="ru-RU"/>
+        </w:rPr>
+        <w:t xml:space="preserve">) </w:t>
+      </w:r>
+      <w:r>
+        <w:rPr>
+          <w:rFonts w:ascii="Consolas" w:eastAsia="Times New Roman" w:hAnsi="Consolas" w:cs="Times New Roman"/>
+          <w:color w:val="A0A0A0"/>
+          <w:sz w:val="21"/>
+          <w:szCs w:val="21"/>
+          <w:lang w:val="en-US" w:eastAsia="ru-RU"/>
+        </w:rPr>
+        <w:t>/</w:t>
+      </w:r>
+      <w:r>
+        <w:rPr>
+          <w:rFonts w:ascii="Consolas" w:eastAsia="Times New Roman" w:hAnsi="Consolas" w:cs="Times New Roman"/>
+          <w:color w:val="FFFFFF"/>
+          <w:sz w:val="21"/>
+          <w:szCs w:val="21"/>
+          <w:lang w:val="en-US" w:eastAsia="ru-RU"/>
+        </w:rPr>
+        <w:t xml:space="preserve"> (R_const </w:t>
+      </w:r>
+      <w:r>
+        <w:rPr>
+          <w:rFonts w:ascii="Consolas" w:eastAsia="Times New Roman" w:hAnsi="Consolas" w:cs="Times New Roman"/>
+          <w:color w:val="A0A0A0"/>
+          <w:sz w:val="21"/>
+          <w:szCs w:val="21"/>
+          <w:lang w:val="en-US" w:eastAsia="ru-RU"/>
+        </w:rPr>
+        <w:t>*</w:t>
+      </w:r>
+      <w:r>
+        <w:rPr>
+          <w:rFonts w:ascii="Consolas" w:eastAsia="Times New Roman" w:hAnsi="Consolas" w:cs="Times New Roman"/>
+          <w:color w:val="FFFFFF"/>
+          <w:sz w:val="21"/>
+          <w:szCs w:val="21"/>
+          <w:lang w:val="en-US" w:eastAsia="ru-RU"/>
+        </w:rPr>
+        <w:t xml:space="preserve"> T_target)</w:t>
       </w:r>
     </w:p>
     <w:p>
@@ -14827,7 +15740,7 @@
           <w:szCs w:val="21"/>
           <w:lang w:val="en-US" w:eastAsia="ru-RU"/>
         </w:rPr>
-        <w:t xml:space="preserve">    tau_half </w:t>
+        <w:t xml:space="preserve">cCl2_eq </w:t>
       </w:r>
       <w:r>
         <w:rPr>
@@ -14847,7 +15760,27 @@
           <w:szCs w:val="21"/>
           <w:lang w:val="en-US" w:eastAsia="ru-RU"/>
         </w:rPr>
-        <w:t xml:space="preserve"> np.log(</w:t>
+        <w:t xml:space="preserve"> (pCl2_final </w:t>
+      </w:r>
+      <w:r>
+        <w:rPr>
+          <w:rFonts w:ascii="Consolas" w:eastAsia="Times New Roman" w:hAnsi="Consolas" w:cs="Times New Roman"/>
+          <w:color w:val="A0A0A0"/>
+          <w:sz w:val="21"/>
+          <w:szCs w:val="21"/>
+          <w:lang w:val="en-US" w:eastAsia="ru-RU"/>
+        </w:rPr>
+        <w:t>*</w:t>
+      </w:r>
+      <w:r>
+        <w:rPr>
+          <w:rFonts w:ascii="Consolas" w:eastAsia="Times New Roman" w:hAnsi="Consolas" w:cs="Times New Roman"/>
+          <w:color w:val="FFFFFF"/>
+          <w:sz w:val="21"/>
+          <w:szCs w:val="21"/>
+          <w:lang w:val="en-US" w:eastAsia="ru-RU"/>
+        </w:rPr>
+        <w:t xml:space="preserve"> </w:t>
       </w:r>
       <w:r>
         <w:rPr>
@@ -14857,7 +15790,7 @@
           <w:szCs w:val="21"/>
           <w:lang w:val="en-US" w:eastAsia="ru-RU"/>
         </w:rPr>
-        <w:t>2</w:t>
+        <w:t>1000</w:t>
       </w:r>
       <w:r>
         <w:rPr>
@@ -14887,7 +15820,27 @@
           <w:szCs w:val="21"/>
           <w:lang w:val="en-US" w:eastAsia="ru-RU"/>
         </w:rPr>
-        <w:t xml:space="preserve"> k_res</w:t>
+        <w:t xml:space="preserve"> (R_const </w:t>
+      </w:r>
+      <w:r>
+        <w:rPr>
+          <w:rFonts w:ascii="Consolas" w:eastAsia="Times New Roman" w:hAnsi="Consolas" w:cs="Times New Roman"/>
+          <w:color w:val="A0A0A0"/>
+          <w:sz w:val="21"/>
+          <w:szCs w:val="21"/>
+          <w:lang w:val="en-US" w:eastAsia="ru-RU"/>
+        </w:rPr>
+        <w:t>*</w:t>
+      </w:r>
+      <w:r>
+        <w:rPr>
+          <w:rFonts w:ascii="Consolas" w:eastAsia="Times New Roman" w:hAnsi="Consolas" w:cs="Times New Roman"/>
+          <w:color w:val="FFFFFF"/>
+          <w:sz w:val="21"/>
+          <w:szCs w:val="21"/>
+          <w:lang w:val="en-US" w:eastAsia="ru-RU"/>
+        </w:rPr>
+        <w:t xml:space="preserve"> T_target)</w:t>
       </w:r>
     </w:p>
     <w:p>
@@ -14904,96 +15857,6 @@
           <w:lang w:val="en-US" w:eastAsia="ru-RU"/>
         </w:rPr>
       </w:pPr>
-      <w:r>
-        <w:rPr>
-          <w:rFonts w:ascii="Consolas" w:eastAsia="Times New Roman" w:hAnsi="Consolas" w:cs="Times New Roman"/>
-          <w:color w:val="FFFFFF"/>
-          <w:sz w:val="21"/>
-          <w:szCs w:val="21"/>
-          <w:lang w:val="en-US" w:eastAsia="ru-RU"/>
-        </w:rPr>
-        <w:t xml:space="preserve">    cA_t1 </w:t>
-      </w:r>
-      <w:r>
-        <w:rPr>
-          <w:rFonts w:ascii="Consolas" w:eastAsia="Times New Roman" w:hAnsi="Consolas" w:cs="Times New Roman"/>
-          <w:color w:val="A0A0A0"/>
-          <w:sz w:val="21"/>
-          <w:szCs w:val="21"/>
-          <w:lang w:val="en-US" w:eastAsia="ru-RU"/>
-        </w:rPr>
-        <w:t>=</w:t>
-      </w:r>
-      <w:r>
-        <w:rPr>
-          <w:rFonts w:ascii="Consolas" w:eastAsia="Times New Roman" w:hAnsi="Consolas" w:cs="Times New Roman"/>
-          <w:color w:val="FFFFFF"/>
-          <w:sz w:val="21"/>
-          <w:szCs w:val="21"/>
-          <w:lang w:val="en-US" w:eastAsia="ru-RU"/>
-        </w:rPr>
-        <w:t xml:space="preserve"> cA_start </w:t>
-      </w:r>
-      <w:r>
-        <w:rPr>
-          <w:rFonts w:ascii="Consolas" w:eastAsia="Times New Roman" w:hAnsi="Consolas" w:cs="Times New Roman"/>
-          <w:color w:val="A0A0A0"/>
-          <w:sz w:val="21"/>
-          <w:szCs w:val="21"/>
-          <w:lang w:val="en-US" w:eastAsia="ru-RU"/>
-        </w:rPr>
-        <w:t>*</w:t>
-      </w:r>
-      <w:r>
-        <w:rPr>
-          <w:rFonts w:ascii="Consolas" w:eastAsia="Times New Roman" w:hAnsi="Consolas" w:cs="Times New Roman"/>
-          <w:color w:val="FFFFFF"/>
-          <w:sz w:val="21"/>
-          <w:szCs w:val="21"/>
-          <w:lang w:val="en-US" w:eastAsia="ru-RU"/>
-        </w:rPr>
-        <w:t xml:space="preserve"> np.exp(</w:t>
-      </w:r>
-      <w:r>
-        <w:rPr>
-          <w:rFonts w:ascii="Consolas" w:eastAsia="Times New Roman" w:hAnsi="Consolas" w:cs="Times New Roman"/>
-          <w:color w:val="A0A0A0"/>
-          <w:sz w:val="21"/>
-          <w:szCs w:val="21"/>
-          <w:lang w:val="en-US" w:eastAsia="ru-RU"/>
-        </w:rPr>
-        <w:t>-</w:t>
-      </w:r>
-      <w:r>
-        <w:rPr>
-          <w:rFonts w:ascii="Consolas" w:eastAsia="Times New Roman" w:hAnsi="Consolas" w:cs="Times New Roman"/>
-          <w:color w:val="FFFFFF"/>
-          <w:sz w:val="21"/>
-          <w:szCs w:val="21"/>
-          <w:lang w:val="en-US" w:eastAsia="ru-RU"/>
-        </w:rPr>
-        <w:t xml:space="preserve">k_res </w:t>
-      </w:r>
-      <w:r>
-        <w:rPr>
-          <w:rFonts w:ascii="Consolas" w:eastAsia="Times New Roman" w:hAnsi="Consolas" w:cs="Times New Roman"/>
-          <w:color w:val="A0A0A0"/>
-          <w:sz w:val="21"/>
-          <w:szCs w:val="21"/>
-          <w:lang w:val="en-US" w:eastAsia="ru-RU"/>
-        </w:rPr>
-        <w:t>*</w:t>
-      </w:r>
-      <w:r>
-        <w:rPr>
-          <w:rFonts w:ascii="Consolas" w:eastAsia="Times New Roman" w:hAnsi="Consolas" w:cs="Times New Roman"/>
-          <w:color w:val="FFFFFF"/>
-          <w:sz w:val="21"/>
-          <w:szCs w:val="21"/>
-          <w:lang w:val="en-US" w:eastAsia="ru-RU"/>
-        </w:rPr>
-        <w:t xml:space="preserve"> t1_calc)</w:t>
-      </w:r>
     </w:p>
     <w:p>
       <w:pPr>
@@ -15012,32 +15875,52 @@
       <w:r>
         <w:rPr>
           <w:rFonts w:ascii="Consolas" w:eastAsia="Times New Roman" w:hAnsi="Consolas" w:cs="Times New Roman"/>
-          <w:color w:val="A0A0A0"/>
-          <w:sz w:val="21"/>
-          <w:szCs w:val="21"/>
-          <w:lang w:val="en-US" w:eastAsia="ru-RU"/>
-        </w:rPr>
-        <w:t>elif</w:t>
-      </w:r>
-      <w:r>
-        <w:rPr>
-          <w:rFonts w:ascii="Consolas" w:eastAsia="Times New Roman" w:hAnsi="Consolas" w:cs="Times New Roman"/>
-          <w:color w:val="FFFFFF"/>
-          <w:sz w:val="21"/>
-          <w:szCs w:val="21"/>
-          <w:lang w:val="en-US" w:eastAsia="ru-RU"/>
-        </w:rPr>
-        <w:t xml:space="preserve"> best_idx </w:t>
-      </w:r>
-      <w:r>
-        <w:rPr>
-          <w:rFonts w:ascii="Consolas" w:eastAsia="Times New Roman" w:hAnsi="Consolas" w:cs="Times New Roman"/>
-          <w:color w:val="A0A0A0"/>
-          <w:sz w:val="21"/>
-          <w:szCs w:val="21"/>
-          <w:lang w:val="en-US" w:eastAsia="ru-RU"/>
-        </w:rPr>
-        <w:t>==</w:t>
+          <w:color w:val="FFFFFF"/>
+          <w:sz w:val="21"/>
+          <w:szCs w:val="21"/>
+          <w:lang w:val="en-US" w:eastAsia="ru-RU"/>
+        </w:rPr>
+        <w:t xml:space="preserve">Kc </w:t>
+      </w:r>
+      <w:r>
+        <w:rPr>
+          <w:rFonts w:ascii="Consolas" w:eastAsia="Times New Roman" w:hAnsi="Consolas" w:cs="Times New Roman"/>
+          <w:color w:val="A0A0A0"/>
+          <w:sz w:val="21"/>
+          <w:szCs w:val="21"/>
+          <w:lang w:val="en-US" w:eastAsia="ru-RU"/>
+        </w:rPr>
+        <w:t>=</w:t>
+      </w:r>
+      <w:r>
+        <w:rPr>
+          <w:rFonts w:ascii="Consolas" w:eastAsia="Times New Roman" w:hAnsi="Consolas" w:cs="Times New Roman"/>
+          <w:color w:val="FFFFFF"/>
+          <w:sz w:val="21"/>
+          <w:szCs w:val="21"/>
+          <w:lang w:val="en-US" w:eastAsia="ru-RU"/>
+        </w:rPr>
+        <w:t xml:space="preserve"> (cNO_eq</w:t>
+      </w:r>
+      <w:r>
+        <w:rPr>
+          <w:rFonts w:ascii="Consolas" w:eastAsia="Times New Roman" w:hAnsi="Consolas" w:cs="Times New Roman"/>
+          <w:color w:val="A0A0A0"/>
+          <w:sz w:val="21"/>
+          <w:szCs w:val="21"/>
+          <w:lang w:val="en-US" w:eastAsia="ru-RU"/>
+        </w:rPr>
+        <w:t>**</w:t>
+      </w:r>
+      <w:r>
+        <w:rPr>
+          <w:rFonts w:ascii="Consolas" w:eastAsia="Times New Roman" w:hAnsi="Consolas" w:cs="Times New Roman"/>
+          <w:color w:val="FFC799"/>
+          <w:sz w:val="21"/>
+          <w:szCs w:val="21"/>
+          <w:lang w:val="en-US" w:eastAsia="ru-RU"/>
+        </w:rPr>
+        <w:t>2</w:t>
       </w:r>
       <w:r>
         <w:rPr>
@@ -15052,6 +15935,56 @@
       <w:r>
         <w:rPr>
           <w:rFonts w:ascii="Consolas" w:eastAsia="Times New Roman" w:hAnsi="Consolas" w:cs="Times New Roman"/>
+          <w:color w:val="A0A0A0"/>
+          <w:sz w:val="21"/>
+          <w:szCs w:val="21"/>
+          <w:lang w:val="en-US" w:eastAsia="ru-RU"/>
+        </w:rPr>
+        <w:t>*</w:t>
+      </w:r>
+      <w:r>
+        <w:rPr>
+          <w:rFonts w:ascii="Consolas" w:eastAsia="Times New Roman" w:hAnsi="Consolas" w:cs="Times New Roman"/>
+          <w:color w:val="FFFFFF"/>
+          <w:sz w:val="21"/>
+          <w:szCs w:val="21"/>
+          <w:lang w:val="en-US" w:eastAsia="ru-RU"/>
+        </w:rPr>
+        <w:t xml:space="preserve"> cCl2_eq) </w:t>
+      </w:r>
+      <w:r>
+        <w:rPr>
+          <w:rFonts w:ascii="Consolas" w:eastAsia="Times New Roman" w:hAnsi="Consolas" w:cs="Times New Roman"/>
+          <w:color w:val="A0A0A0"/>
+          <w:sz w:val="21"/>
+          <w:szCs w:val="21"/>
+          <w:lang w:val="en-US" w:eastAsia="ru-RU"/>
+        </w:rPr>
+        <w:t>/</w:t>
+      </w:r>
+      <w:r>
+        <w:rPr>
+          <w:rFonts w:ascii="Consolas" w:eastAsia="Times New Roman" w:hAnsi="Consolas" w:cs="Times New Roman"/>
+          <w:color w:val="FFFFFF"/>
+          <w:sz w:val="21"/>
+          <w:szCs w:val="21"/>
+          <w:lang w:val="en-US" w:eastAsia="ru-RU"/>
+        </w:rPr>
+        <w:t xml:space="preserve"> (cNOCl_eq</w:t>
+      </w:r>
+      <w:r>
+        <w:rPr>
+          <w:rFonts w:ascii="Consolas" w:eastAsia="Times New Roman" w:hAnsi="Consolas" w:cs="Times New Roman"/>
+          <w:color w:val="A0A0A0"/>
+          <w:sz w:val="21"/>
+          <w:szCs w:val="21"/>
+          <w:lang w:val="en-US" w:eastAsia="ru-RU"/>
+        </w:rPr>
+        <w:t>**</w:t>
+      </w:r>
+      <w:r>
+        <w:rPr>
+          <w:rFonts w:ascii="Consolas" w:eastAsia="Times New Roman" w:hAnsi="Consolas" w:cs="Times New Roman"/>
           <w:color w:val="FFC799"/>
           <w:sz w:val="21"/>
           <w:szCs w:val="21"/>
@@ -15067,7 +16000,7 @@
           <w:szCs w:val="21"/>
           <w:lang w:val="en-US" w:eastAsia="ru-RU"/>
         </w:rPr>
-        <w:t>:</w:t>
+        <w:t>)</w:t>
       </w:r>
     </w:p>
     <w:p>
@@ -15084,56 +16017,6 @@
           <w:lang w:val="en-US" w:eastAsia="ru-RU"/>
         </w:rPr>
       </w:pPr>
-      <w:r>
-        <w:rPr>
-          <w:rFonts w:ascii="Consolas" w:eastAsia="Times New Roman" w:hAnsi="Consolas" w:cs="Times New Roman"/>
-          <w:color w:val="FFFFFF"/>
-          <w:sz w:val="21"/>
-          <w:szCs w:val="21"/>
-          <w:lang w:val="en-US" w:eastAsia="ru-RU"/>
-        </w:rPr>
-        <w:t xml:space="preserve">    k_res </w:t>
-      </w:r>
-      <w:r>
-        <w:rPr>
-          <w:rFonts w:ascii="Consolas" w:eastAsia="Times New Roman" w:hAnsi="Consolas" w:cs="Times New Roman"/>
-          <w:color w:val="A0A0A0"/>
-          <w:sz w:val="21"/>
-          <w:szCs w:val="21"/>
-          <w:lang w:val="en-US" w:eastAsia="ru-RU"/>
-        </w:rPr>
-        <w:t>=</w:t>
-      </w:r>
-      <w:r>
-        <w:rPr>
-          <w:rFonts w:ascii="Consolas" w:eastAsia="Times New Roman" w:hAnsi="Consolas" w:cs="Times New Roman"/>
-          <w:color w:val="FFFFFF"/>
-          <w:sz w:val="21"/>
-          <w:szCs w:val="21"/>
-          <w:lang w:val="en-US" w:eastAsia="ru-RU"/>
-        </w:rPr>
-        <w:t xml:space="preserve"> </w:t>
-      </w:r>
-      <w:r>
-        <w:rPr>
-          <w:rFonts w:ascii="Consolas" w:eastAsia="Times New Roman" w:hAnsi="Consolas" w:cs="Times New Roman"/>
-          <w:color w:val="FFC799"/>
-          <w:sz w:val="21"/>
-          <w:szCs w:val="21"/>
-          <w:lang w:val="en-US" w:eastAsia="ru-RU"/>
-        </w:rPr>
-        <w:t>abs</w:t>
-      </w:r>
-      <w:r>
-        <w:rPr>
-          <w:rFonts w:ascii="Consolas" w:eastAsia="Times New Roman" w:hAnsi="Consolas" w:cs="Times New Roman"/>
-          <w:color w:val="FFFFFF"/>
-          <w:sz w:val="21"/>
-          <w:szCs w:val="21"/>
-          <w:lang w:val="en-US" w:eastAsia="ru-RU"/>
-        </w:rPr>
-        <w:t>(slope_2)</w:t>
-      </w:r>
     </w:p>
     <w:p>
       <w:pPr>
@@ -15146,98 +16029,68 @@
           <w:color w:val="FFFFFF"/>
           <w:sz w:val="21"/>
           <w:szCs w:val="21"/>
-          <w:lang w:val="en-US" w:eastAsia="ru-RU"/>
-        </w:rPr>
-      </w:pPr>
-      <w:r>
-        <w:rPr>
-          <w:rFonts w:ascii="Consolas" w:eastAsia="Times New Roman" w:hAnsi="Consolas" w:cs="Times New Roman"/>
-          <w:color w:val="FFFFFF"/>
-          <w:sz w:val="21"/>
-          <w:szCs w:val="21"/>
-          <w:lang w:val="en-US" w:eastAsia="ru-RU"/>
-        </w:rPr>
-        <w:t xml:space="preserve">    tau_half </w:t>
-      </w:r>
-      <w:r>
-        <w:rPr>
-          <w:rFonts w:ascii="Consolas" w:eastAsia="Times New Roman" w:hAnsi="Consolas" w:cs="Times New Roman"/>
-          <w:color w:val="A0A0A0"/>
-          <w:sz w:val="21"/>
-          <w:szCs w:val="21"/>
-          <w:lang w:val="en-US" w:eastAsia="ru-RU"/>
-        </w:rPr>
-        <w:t>=</w:t>
-      </w:r>
-      <w:r>
-        <w:rPr>
-          <w:rFonts w:ascii="Consolas" w:eastAsia="Times New Roman" w:hAnsi="Consolas" w:cs="Times New Roman"/>
-          <w:color w:val="FFFFFF"/>
-          <w:sz w:val="21"/>
-          <w:szCs w:val="21"/>
-          <w:lang w:val="en-US" w:eastAsia="ru-RU"/>
-        </w:rPr>
-        <w:t xml:space="preserve"> </w:t>
-      </w:r>
+          <w:lang w:eastAsia="ru-RU"/>
+        </w:rPr>
+      </w:pPr>
       <w:r>
         <w:rPr>
           <w:rFonts w:ascii="Consolas" w:eastAsia="Times New Roman" w:hAnsi="Consolas" w:cs="Times New Roman"/>
           <w:color w:val="FFC799"/>
           <w:sz w:val="21"/>
           <w:szCs w:val="21"/>
-          <w:lang w:val="en-US" w:eastAsia="ru-RU"/>
-        </w:rPr>
-        <w:t>1</w:t>
-      </w:r>
-      <w:r>
-        <w:rPr>
-          <w:rFonts w:ascii="Consolas" w:eastAsia="Times New Roman" w:hAnsi="Consolas" w:cs="Times New Roman"/>
-          <w:color w:val="FFFFFF"/>
-          <w:sz w:val="21"/>
-          <w:szCs w:val="21"/>
-          <w:lang w:val="en-US" w:eastAsia="ru-RU"/>
-        </w:rPr>
-        <w:t xml:space="preserve"> </w:t>
-      </w:r>
-      <w:r>
-        <w:rPr>
-          <w:rFonts w:ascii="Consolas" w:eastAsia="Times New Roman" w:hAnsi="Consolas" w:cs="Times New Roman"/>
-          <w:color w:val="A0A0A0"/>
-          <w:sz w:val="21"/>
-          <w:szCs w:val="21"/>
-          <w:lang w:val="en-US" w:eastAsia="ru-RU"/>
-        </w:rPr>
-        <w:t>/</w:t>
-      </w:r>
-      <w:r>
-        <w:rPr>
-          <w:rFonts w:ascii="Consolas" w:eastAsia="Times New Roman" w:hAnsi="Consolas" w:cs="Times New Roman"/>
-          <w:color w:val="FFFFFF"/>
-          <w:sz w:val="21"/>
-          <w:szCs w:val="21"/>
-          <w:lang w:val="en-US" w:eastAsia="ru-RU"/>
-        </w:rPr>
-        <w:t xml:space="preserve"> (k_res </w:t>
-      </w:r>
-      <w:r>
-        <w:rPr>
-          <w:rFonts w:ascii="Consolas" w:eastAsia="Times New Roman" w:hAnsi="Consolas" w:cs="Times New Roman"/>
-          <w:color w:val="A0A0A0"/>
-          <w:sz w:val="21"/>
-          <w:szCs w:val="21"/>
-          <w:lang w:val="en-US" w:eastAsia="ru-RU"/>
-        </w:rPr>
-        <w:t>*</w:t>
-      </w:r>
-      <w:r>
-        <w:rPr>
-          <w:rFonts w:ascii="Consolas" w:eastAsia="Times New Roman" w:hAnsi="Consolas" w:cs="Times New Roman"/>
-          <w:color w:val="FFFFFF"/>
-          <w:sz w:val="21"/>
-          <w:szCs w:val="21"/>
-          <w:lang w:val="en-US" w:eastAsia="ru-RU"/>
-        </w:rPr>
-        <w:t xml:space="preserve"> cA_start)</w:t>
+          <w:lang w:eastAsia="ru-RU"/>
+        </w:rPr>
+        <w:t>print</w:t>
+      </w:r>
+      <w:r>
+        <w:rPr>
+          <w:rFonts w:ascii="Consolas" w:eastAsia="Times New Roman" w:hAnsi="Consolas" w:cs="Times New Roman"/>
+          <w:color w:val="FFFFFF"/>
+          <w:sz w:val="21"/>
+          <w:szCs w:val="21"/>
+          <w:lang w:eastAsia="ru-RU"/>
+        </w:rPr>
+        <w:t>(</w:t>
+      </w:r>
+      <w:r>
+        <w:rPr>
+          <w:rFonts w:ascii="Consolas" w:eastAsia="Times New Roman" w:hAnsi="Consolas" w:cs="Times New Roman"/>
+          <w:color w:val="99FFE4"/>
+          <w:sz w:val="21"/>
+          <w:szCs w:val="21"/>
+          <w:lang w:eastAsia="ru-RU"/>
+        </w:rPr>
+        <w:t>"</w:t>
+      </w:r>
+      <w:r>
+        <w:rPr>
+          <w:rFonts w:ascii="Consolas" w:eastAsia="Times New Roman" w:hAnsi="Consolas" w:cs="Times New Roman"/>
+          <w:color w:val="A0A0A0"/>
+          <w:sz w:val="21"/>
+          <w:szCs w:val="21"/>
+          <w:lang w:eastAsia="ru-RU"/>
+        </w:rPr>
+        <w:t>\n</w:t>
+      </w:r>
+      <w:r>
+        <w:rPr>
+          <w:rFonts w:ascii="Consolas" w:eastAsia="Times New Roman" w:hAnsi="Consolas" w:cs="Times New Roman"/>
+          <w:color w:val="99FFE4"/>
+          <w:sz w:val="21"/>
+          <w:szCs w:val="21"/>
+          <w:lang w:eastAsia="ru-RU"/>
+        </w:rPr>
+        <w:t xml:space="preserve">   Итоговые расчеты:"</w:t>
+      </w:r>
+      <w:r>
+        <w:rPr>
+          <w:rFonts w:ascii="Consolas" w:eastAsia="Times New Roman" w:hAnsi="Consolas" w:cs="Times New Roman"/>
+          <w:color w:val="FFFFFF"/>
+          <w:sz w:val="21"/>
+          <w:szCs w:val="21"/>
+          <w:lang w:eastAsia="ru-RU"/>
+        </w:rPr>
+        <w:t>)</w:t>
       </w:r>
     </w:p>
     <w:p>
@@ -15251,138 +16104,108 @@
           <w:color w:val="FFFFFF"/>
           <w:sz w:val="21"/>
           <w:szCs w:val="21"/>
-          <w:lang w:val="en-US" w:eastAsia="ru-RU"/>
-        </w:rPr>
-      </w:pPr>
-      <w:r>
-        <w:rPr>
-          <w:rFonts w:ascii="Consolas" w:eastAsia="Times New Roman" w:hAnsi="Consolas" w:cs="Times New Roman"/>
-          <w:color w:val="FFFFFF"/>
-          <w:sz w:val="21"/>
-          <w:szCs w:val="21"/>
-          <w:lang w:val="en-US" w:eastAsia="ru-RU"/>
-        </w:rPr>
-        <w:t xml:space="preserve">    cA_t1 </w:t>
-      </w:r>
-      <w:r>
-        <w:rPr>
-          <w:rFonts w:ascii="Consolas" w:eastAsia="Times New Roman" w:hAnsi="Consolas" w:cs="Times New Roman"/>
-          <w:color w:val="A0A0A0"/>
-          <w:sz w:val="21"/>
-          <w:szCs w:val="21"/>
-          <w:lang w:val="en-US" w:eastAsia="ru-RU"/>
-        </w:rPr>
-        <w:t>=</w:t>
-      </w:r>
-      <w:r>
-        <w:rPr>
-          <w:rFonts w:ascii="Consolas" w:eastAsia="Times New Roman" w:hAnsi="Consolas" w:cs="Times New Roman"/>
-          <w:color w:val="FFFFFF"/>
-          <w:sz w:val="21"/>
-          <w:szCs w:val="21"/>
-          <w:lang w:val="en-US" w:eastAsia="ru-RU"/>
-        </w:rPr>
-        <w:t xml:space="preserve"> cA_start </w:t>
-      </w:r>
-      <w:r>
-        <w:rPr>
-          <w:rFonts w:ascii="Consolas" w:eastAsia="Times New Roman" w:hAnsi="Consolas" w:cs="Times New Roman"/>
-          <w:color w:val="A0A0A0"/>
-          <w:sz w:val="21"/>
-          <w:szCs w:val="21"/>
-          <w:lang w:val="en-US" w:eastAsia="ru-RU"/>
-        </w:rPr>
-        <w:t>/</w:t>
-      </w:r>
-      <w:r>
-        <w:rPr>
-          <w:rFonts w:ascii="Consolas" w:eastAsia="Times New Roman" w:hAnsi="Consolas" w:cs="Times New Roman"/>
-          <w:color w:val="FFFFFF"/>
-          <w:sz w:val="21"/>
-          <w:szCs w:val="21"/>
-          <w:lang w:val="en-US" w:eastAsia="ru-RU"/>
-        </w:rPr>
-        <w:t xml:space="preserve"> (</w:t>
-      </w:r>
+          <w:lang w:eastAsia="ru-RU"/>
+        </w:rPr>
+      </w:pPr>
       <w:r>
         <w:rPr>
           <w:rFonts w:ascii="Consolas" w:eastAsia="Times New Roman" w:hAnsi="Consolas" w:cs="Times New Roman"/>
           <w:color w:val="FFC799"/>
           <w:sz w:val="21"/>
           <w:szCs w:val="21"/>
-          <w:lang w:val="en-US" w:eastAsia="ru-RU"/>
-        </w:rPr>
-        <w:t>1</w:t>
-      </w:r>
-      <w:r>
-        <w:rPr>
-          <w:rFonts w:ascii="Consolas" w:eastAsia="Times New Roman" w:hAnsi="Consolas" w:cs="Times New Roman"/>
-          <w:color w:val="FFFFFF"/>
-          <w:sz w:val="21"/>
-          <w:szCs w:val="21"/>
-          <w:lang w:val="en-US" w:eastAsia="ru-RU"/>
-        </w:rPr>
-        <w:t xml:space="preserve"> </w:t>
-      </w:r>
-      <w:r>
-        <w:rPr>
-          <w:rFonts w:ascii="Consolas" w:eastAsia="Times New Roman" w:hAnsi="Consolas" w:cs="Times New Roman"/>
-          <w:color w:val="A0A0A0"/>
-          <w:sz w:val="21"/>
-          <w:szCs w:val="21"/>
-          <w:lang w:val="en-US" w:eastAsia="ru-RU"/>
-        </w:rPr>
-        <w:t>+</w:t>
-      </w:r>
-      <w:r>
-        <w:rPr>
-          <w:rFonts w:ascii="Consolas" w:eastAsia="Times New Roman" w:hAnsi="Consolas" w:cs="Times New Roman"/>
-          <w:color w:val="FFFFFF"/>
-          <w:sz w:val="21"/>
-          <w:szCs w:val="21"/>
-          <w:lang w:val="en-US" w:eastAsia="ru-RU"/>
-        </w:rPr>
-        <w:t xml:space="preserve"> cA_start </w:t>
-      </w:r>
-      <w:r>
-        <w:rPr>
-          <w:rFonts w:ascii="Consolas" w:eastAsia="Times New Roman" w:hAnsi="Consolas" w:cs="Times New Roman"/>
-          <w:color w:val="A0A0A0"/>
-          <w:sz w:val="21"/>
-          <w:szCs w:val="21"/>
-          <w:lang w:val="en-US" w:eastAsia="ru-RU"/>
-        </w:rPr>
-        <w:t>*</w:t>
-      </w:r>
-      <w:r>
-        <w:rPr>
-          <w:rFonts w:ascii="Consolas" w:eastAsia="Times New Roman" w:hAnsi="Consolas" w:cs="Times New Roman"/>
-          <w:color w:val="FFFFFF"/>
-          <w:sz w:val="21"/>
-          <w:szCs w:val="21"/>
-          <w:lang w:val="en-US" w:eastAsia="ru-RU"/>
-        </w:rPr>
-        <w:t xml:space="preserve"> k_res </w:t>
-      </w:r>
-      <w:r>
-        <w:rPr>
-          <w:rFonts w:ascii="Consolas" w:eastAsia="Times New Roman" w:hAnsi="Consolas" w:cs="Times New Roman"/>
-          <w:color w:val="A0A0A0"/>
-          <w:sz w:val="21"/>
-          <w:szCs w:val="21"/>
-          <w:lang w:val="en-US" w:eastAsia="ru-RU"/>
-        </w:rPr>
-        <w:t>*</w:t>
-      </w:r>
-      <w:r>
-        <w:rPr>
-          <w:rFonts w:ascii="Consolas" w:eastAsia="Times New Roman" w:hAnsi="Consolas" w:cs="Times New Roman"/>
-          <w:color w:val="FFFFFF"/>
-          <w:sz w:val="21"/>
-          <w:szCs w:val="21"/>
-          <w:lang w:val="en-US" w:eastAsia="ru-RU"/>
-        </w:rPr>
-        <w:t xml:space="preserve"> t1_calc)</w:t>
+          <w:lang w:eastAsia="ru-RU"/>
+        </w:rPr>
+        <w:t>print</w:t>
+      </w:r>
+      <w:r>
+        <w:rPr>
+          <w:rFonts w:ascii="Consolas" w:eastAsia="Times New Roman" w:hAnsi="Consolas" w:cs="Times New Roman"/>
+          <w:color w:val="FFFFFF"/>
+          <w:sz w:val="21"/>
+          <w:szCs w:val="21"/>
+          <w:lang w:eastAsia="ru-RU"/>
+        </w:rPr>
+        <w:t>(</w:t>
+      </w:r>
+      <w:r>
+        <w:rPr>
+          <w:rFonts w:ascii="Consolas" w:eastAsia="Times New Roman" w:hAnsi="Consolas" w:cs="Times New Roman"/>
+          <w:color w:val="A0A0A0"/>
+          <w:sz w:val="21"/>
+          <w:szCs w:val="21"/>
+          <w:lang w:eastAsia="ru-RU"/>
+        </w:rPr>
+        <w:t>f</w:t>
+      </w:r>
+      <w:r>
+        <w:rPr>
+          <w:rFonts w:ascii="Consolas" w:eastAsia="Times New Roman" w:hAnsi="Consolas" w:cs="Times New Roman"/>
+          <w:color w:val="99FFE4"/>
+          <w:sz w:val="21"/>
+          <w:szCs w:val="21"/>
+          <w:lang w:eastAsia="ru-RU"/>
+        </w:rPr>
+        <w:t xml:space="preserve">"Константа скорости k = </w:t>
+      </w:r>
+      <w:r>
+        <w:rPr>
+          <w:rFonts w:ascii="Consolas" w:eastAsia="Times New Roman" w:hAnsi="Consolas" w:cs="Times New Roman"/>
+          <w:color w:val="FFC799"/>
+          <w:sz w:val="21"/>
+          <w:szCs w:val="21"/>
+          <w:lang w:eastAsia="ru-RU"/>
+        </w:rPr>
+        <w:t>{</w:t>
+      </w:r>
+      <w:r>
+        <w:rPr>
+          <w:rFonts w:ascii="Consolas" w:eastAsia="Times New Roman" w:hAnsi="Consolas" w:cs="Times New Roman"/>
+          <w:color w:val="FFFFFF"/>
+          <w:sz w:val="21"/>
+          <w:szCs w:val="21"/>
+          <w:lang w:eastAsia="ru-RU"/>
+        </w:rPr>
+        <w:t>k_res</w:t>
+      </w:r>
+      <w:r>
+        <w:rPr>
+          <w:rFonts w:ascii="Consolas" w:eastAsia="Times New Roman" w:hAnsi="Consolas" w:cs="Times New Roman"/>
+          <w:color w:val="A0A0A0"/>
+          <w:sz w:val="21"/>
+          <w:szCs w:val="21"/>
+          <w:lang w:eastAsia="ru-RU"/>
+        </w:rPr>
+        <w:t>:.4e</w:t>
+      </w:r>
+      <w:r>
+        <w:rPr>
+          <w:rFonts w:ascii="Consolas" w:eastAsia="Times New Roman" w:hAnsi="Consolas" w:cs="Times New Roman"/>
+          <w:color w:val="FFC799"/>
+          <w:sz w:val="21"/>
+          <w:szCs w:val="21"/>
+          <w:lang w:eastAsia="ru-RU"/>
+        </w:rPr>
+        <w:t>}</w:t>
+      </w:r>
+      <w:r>
+        <w:rPr>
+          <w:rFonts w:ascii="Consolas" w:eastAsia="Times New Roman" w:hAnsi="Consolas" w:cs="Times New Roman"/>
+          <w:color w:val="99FFE4"/>
+          <w:sz w:val="21"/>
+          <w:szCs w:val="21"/>
+          <w:lang w:eastAsia="ru-RU"/>
+        </w:rPr>
+        <w:t>"</w:t>
+      </w:r>
+      <w:r>
+        <w:rPr>
+          <w:rFonts w:ascii="Consolas" w:eastAsia="Times New Roman" w:hAnsi="Consolas" w:cs="Times New Roman"/>
+          <w:color w:val="FFFFFF"/>
+          <w:sz w:val="21"/>
+          <w:szCs w:val="21"/>
+          <w:lang w:eastAsia="ru-RU"/>
+        </w:rPr>
+        <w:t>)</w:t>
       </w:r>
     </w:p>
     <w:p>
@@ -15396,9 +16219,109 @@
           <w:color w:val="FFFFFF"/>
           <w:sz w:val="21"/>
           <w:szCs w:val="21"/>
-          <w:lang w:val="en-US" w:eastAsia="ru-RU"/>
-        </w:rPr>
-      </w:pPr>
+          <w:lang w:eastAsia="ru-RU"/>
+        </w:rPr>
+      </w:pPr>
+      <w:r>
+        <w:rPr>
+          <w:rFonts w:ascii="Consolas" w:eastAsia="Times New Roman" w:hAnsi="Consolas" w:cs="Times New Roman"/>
+          <w:color w:val="FFC799"/>
+          <w:sz w:val="21"/>
+          <w:szCs w:val="21"/>
+          <w:lang w:eastAsia="ru-RU"/>
+        </w:rPr>
+        <w:t>print</w:t>
+      </w:r>
+      <w:r>
+        <w:rPr>
+          <w:rFonts w:ascii="Consolas" w:eastAsia="Times New Roman" w:hAnsi="Consolas" w:cs="Times New Roman"/>
+          <w:color w:val="FFFFFF"/>
+          <w:sz w:val="21"/>
+          <w:szCs w:val="21"/>
+          <w:lang w:eastAsia="ru-RU"/>
+        </w:rPr>
+        <w:t>(</w:t>
+      </w:r>
+      <w:r>
+        <w:rPr>
+          <w:rFonts w:ascii="Consolas" w:eastAsia="Times New Roman" w:hAnsi="Consolas" w:cs="Times New Roman"/>
+          <w:color w:val="A0A0A0"/>
+          <w:sz w:val="21"/>
+          <w:szCs w:val="21"/>
+          <w:lang w:eastAsia="ru-RU"/>
+        </w:rPr>
+        <w:t>f</w:t>
+      </w:r>
+      <w:r>
+        <w:rPr>
+          <w:rFonts w:ascii="Consolas" w:eastAsia="Times New Roman" w:hAnsi="Consolas" w:cs="Times New Roman"/>
+          <w:color w:val="99FFE4"/>
+          <w:sz w:val="21"/>
+          <w:szCs w:val="21"/>
+          <w:lang w:eastAsia="ru-RU"/>
+        </w:rPr>
+        <w:t xml:space="preserve">"Время полупревращения τ₁/₂ = </w:t>
+      </w:r>
+      <w:r>
+        <w:rPr>
+          <w:rFonts w:ascii="Consolas" w:eastAsia="Times New Roman" w:hAnsi="Consolas" w:cs="Times New Roman"/>
+          <w:color w:val="FFC799"/>
+          <w:sz w:val="21"/>
+          <w:szCs w:val="21"/>
+          <w:lang w:eastAsia="ru-RU"/>
+        </w:rPr>
+        <w:t>{</w:t>
+      </w:r>
+      <w:r>
+        <w:rPr>
+          <w:rFonts w:ascii="Consolas" w:eastAsia="Times New Roman" w:hAnsi="Consolas" w:cs="Times New Roman"/>
+          <w:color w:val="FFFFFF"/>
+          <w:sz w:val="21"/>
+          <w:szCs w:val="21"/>
+          <w:lang w:eastAsia="ru-RU"/>
+        </w:rPr>
+        <w:t>tau_half</w:t>
+      </w:r>
+      <w:r>
+        <w:rPr>
+          <w:rFonts w:ascii="Consolas" w:eastAsia="Times New Roman" w:hAnsi="Consolas" w:cs="Times New Roman"/>
+          <w:color w:val="A0A0A0"/>
+          <w:sz w:val="21"/>
+          <w:szCs w:val="21"/>
+          <w:lang w:eastAsia="ru-RU"/>
+        </w:rPr>
+        <w:t>:.2f</w:t>
+      </w:r>
+      <w:r>
+        <w:rPr>
+          <w:rFonts w:ascii="Consolas" w:eastAsia="Times New Roman" w:hAnsi="Consolas" w:cs="Times New Roman"/>
+          <w:color w:val="FFC799"/>
+          <w:sz w:val="21"/>
+          <w:szCs w:val="21"/>
+          <w:lang w:eastAsia="ru-RU"/>
+        </w:rPr>
+        <w:t>}</w:t>
+      </w:r>
+      <w:r>
+        <w:rPr>
+          <w:rFonts w:ascii="Consolas" w:eastAsia="Times New Roman" w:hAnsi="Consolas" w:cs="Times New Roman"/>
+          <w:color w:val="99FFE4"/>
+          <w:sz w:val="21"/>
+          <w:szCs w:val="21"/>
+          <w:lang w:eastAsia="ru-RU"/>
+        </w:rPr>
+        <w:t xml:space="preserve"> с"</w:t>
+      </w:r>
+      <w:r>
+        <w:rPr>
+          <w:rFonts w:ascii="Consolas" w:eastAsia="Times New Roman" w:hAnsi="Consolas" w:cs="Times New Roman"/>
+          <w:color w:val="FFFFFF"/>
+          <w:sz w:val="21"/>
+          <w:szCs w:val="21"/>
+          <w:lang w:eastAsia="ru-RU"/>
+        </w:rPr>
+        <w:t>)</w:t>
+      </w:r>
     </w:p>
     <w:p>
       <w:pPr>
@@ -15411,78 +16334,148 @@
           <w:color w:val="FFFFFF"/>
           <w:sz w:val="21"/>
           <w:szCs w:val="21"/>
-          <w:lang w:val="en-US" w:eastAsia="ru-RU"/>
-        </w:rPr>
-      </w:pPr>
-      <w:r>
-        <w:rPr>
-          <w:rFonts w:ascii="Consolas" w:eastAsia="Times New Roman" w:hAnsi="Consolas" w:cs="Times New Roman"/>
-          <w:color w:val="FFFFFF"/>
-          <w:sz w:val="21"/>
-          <w:szCs w:val="21"/>
-          <w:lang w:val="en-US" w:eastAsia="ru-RU"/>
-        </w:rPr>
-        <w:t xml:space="preserve">deg_conv </w:t>
-      </w:r>
-      <w:r>
-        <w:rPr>
-          <w:rFonts w:ascii="Consolas" w:eastAsia="Times New Roman" w:hAnsi="Consolas" w:cs="Times New Roman"/>
-          <w:color w:val="A0A0A0"/>
-          <w:sz w:val="21"/>
-          <w:szCs w:val="21"/>
-          <w:lang w:val="en-US" w:eastAsia="ru-RU"/>
-        </w:rPr>
-        <w:t>=</w:t>
-      </w:r>
-      <w:r>
-        <w:rPr>
-          <w:rFonts w:ascii="Consolas" w:eastAsia="Times New Roman" w:hAnsi="Consolas" w:cs="Times New Roman"/>
-          <w:color w:val="FFFFFF"/>
-          <w:sz w:val="21"/>
-          <w:szCs w:val="21"/>
-          <w:lang w:val="en-US" w:eastAsia="ru-RU"/>
-        </w:rPr>
-        <w:t xml:space="preserve"> (cA_start </w:t>
-      </w:r>
-      <w:r>
-        <w:rPr>
-          <w:rFonts w:ascii="Consolas" w:eastAsia="Times New Roman" w:hAnsi="Consolas" w:cs="Times New Roman"/>
-          <w:color w:val="A0A0A0"/>
-          <w:sz w:val="21"/>
-          <w:szCs w:val="21"/>
-          <w:lang w:val="en-US" w:eastAsia="ru-RU"/>
-        </w:rPr>
-        <w:t>-</w:t>
-      </w:r>
-      <w:r>
-        <w:rPr>
-          <w:rFonts w:ascii="Consolas" w:eastAsia="Times New Roman" w:hAnsi="Consolas" w:cs="Times New Roman"/>
-          <w:color w:val="FFFFFF"/>
-          <w:sz w:val="21"/>
-          <w:szCs w:val="21"/>
-          <w:lang w:val="en-US" w:eastAsia="ru-RU"/>
-        </w:rPr>
-        <w:t xml:space="preserve"> cA_t1) </w:t>
-      </w:r>
-      <w:r>
-        <w:rPr>
-          <w:rFonts w:ascii="Consolas" w:eastAsia="Times New Roman" w:hAnsi="Consolas" w:cs="Times New Roman"/>
-          <w:color w:val="A0A0A0"/>
-          <w:sz w:val="21"/>
-          <w:szCs w:val="21"/>
-          <w:lang w:val="en-US" w:eastAsia="ru-RU"/>
-        </w:rPr>
-        <w:t>/</w:t>
-      </w:r>
-      <w:r>
-        <w:rPr>
-          <w:rFonts w:ascii="Consolas" w:eastAsia="Times New Roman" w:hAnsi="Consolas" w:cs="Times New Roman"/>
-          <w:color w:val="FFFFFF"/>
-          <w:sz w:val="21"/>
-          <w:szCs w:val="21"/>
-          <w:lang w:val="en-US" w:eastAsia="ru-RU"/>
-        </w:rPr>
-        <w:t xml:space="preserve"> cA_start</w:t>
+          <w:lang w:eastAsia="ru-RU"/>
+        </w:rPr>
+      </w:pPr>
+      <w:r>
+        <w:rPr>
+          <w:rFonts w:ascii="Consolas" w:eastAsia="Times New Roman" w:hAnsi="Consolas" w:cs="Times New Roman"/>
+          <w:color w:val="FFC799"/>
+          <w:sz w:val="21"/>
+          <w:szCs w:val="21"/>
+          <w:lang w:eastAsia="ru-RU"/>
+        </w:rPr>
+        <w:t>print</w:t>
+      </w:r>
+      <w:r>
+        <w:rPr>
+          <w:rFonts w:ascii="Consolas" w:eastAsia="Times New Roman" w:hAnsi="Consolas" w:cs="Times New Roman"/>
+          <w:color w:val="FFFFFF"/>
+          <w:sz w:val="21"/>
+          <w:szCs w:val="21"/>
+          <w:lang w:eastAsia="ru-RU"/>
+        </w:rPr>
+        <w:t>(</w:t>
+      </w:r>
+      <w:r>
+        <w:rPr>
+          <w:rFonts w:ascii="Consolas" w:eastAsia="Times New Roman" w:hAnsi="Consolas" w:cs="Times New Roman"/>
+          <w:color w:val="A0A0A0"/>
+          <w:sz w:val="21"/>
+          <w:szCs w:val="21"/>
+          <w:lang w:eastAsia="ru-RU"/>
+        </w:rPr>
+        <w:t>f</w:t>
+      </w:r>
+      <w:r>
+        <w:rPr>
+          <w:rFonts w:ascii="Consolas" w:eastAsia="Times New Roman" w:hAnsi="Consolas" w:cs="Times New Roman"/>
+          <w:color w:val="99FFE4"/>
+          <w:sz w:val="21"/>
+          <w:szCs w:val="21"/>
+          <w:lang w:eastAsia="ru-RU"/>
+        </w:rPr>
+        <w:t xml:space="preserve">"Концентрация NOCl при t₁ = </w:t>
+      </w:r>
+      <w:r>
+        <w:rPr>
+          <w:rFonts w:ascii="Consolas" w:eastAsia="Times New Roman" w:hAnsi="Consolas" w:cs="Times New Roman"/>
+          <w:color w:val="FFC799"/>
+          <w:sz w:val="21"/>
+          <w:szCs w:val="21"/>
+          <w:lang w:eastAsia="ru-RU"/>
+        </w:rPr>
+        <w:t>{</w:t>
+      </w:r>
+      <w:r>
+        <w:rPr>
+          <w:rFonts w:ascii="Consolas" w:eastAsia="Times New Roman" w:hAnsi="Consolas" w:cs="Times New Roman"/>
+          <w:color w:val="FFFFFF"/>
+          <w:sz w:val="21"/>
+          <w:szCs w:val="21"/>
+          <w:lang w:eastAsia="ru-RU"/>
+        </w:rPr>
+        <w:t>t1_calc</w:t>
+      </w:r>
+      <w:r>
+        <w:rPr>
+          <w:rFonts w:ascii="Consolas" w:eastAsia="Times New Roman" w:hAnsi="Consolas" w:cs="Times New Roman"/>
+          <w:color w:val="FFC799"/>
+          <w:sz w:val="21"/>
+          <w:szCs w:val="21"/>
+          <w:lang w:eastAsia="ru-RU"/>
+        </w:rPr>
+        <w:t>}</w:t>
+      </w:r>
+      <w:r>
+        <w:rPr>
+          <w:rFonts w:ascii="Consolas" w:eastAsia="Times New Roman" w:hAnsi="Consolas" w:cs="Times New Roman"/>
+          <w:color w:val="99FFE4"/>
+          <w:sz w:val="21"/>
+          <w:szCs w:val="21"/>
+          <w:lang w:eastAsia="ru-RU"/>
+        </w:rPr>
+        <w:t xml:space="preserve"> с: cA = </w:t>
+      </w:r>
+      <w:r>
+        <w:rPr>
+          <w:rFonts w:ascii="Consolas" w:eastAsia="Times New Roman" w:hAnsi="Consolas" w:cs="Times New Roman"/>
+          <w:color w:val="FFC799"/>
+          <w:sz w:val="21"/>
+          <w:szCs w:val="21"/>
+          <w:lang w:eastAsia="ru-RU"/>
+        </w:rPr>
+        <w:t>{</w:t>
+      </w:r>
+      <w:r>
+        <w:rPr>
+          <w:rFonts w:ascii="Consolas" w:eastAsia="Times New Roman" w:hAnsi="Consolas" w:cs="Times New Roman"/>
+          <w:color w:val="FFFFFF"/>
+          <w:sz w:val="21"/>
+          <w:szCs w:val="21"/>
+          <w:lang w:eastAsia="ru-RU"/>
+        </w:rPr>
+        <w:t>cA_t1</w:t>
+      </w:r>
+      <w:r>
+        <w:rPr>
+          <w:rFonts w:ascii="Consolas" w:eastAsia="Times New Roman" w:hAnsi="Consolas" w:cs="Times New Roman"/>
+          <w:color w:val="A0A0A0"/>
+          <w:sz w:val="21"/>
+          <w:szCs w:val="21"/>
+          <w:lang w:eastAsia="ru-RU"/>
+        </w:rPr>
+        <w:t>:.4f</w:t>
+      </w:r>
+      <w:r>
+        <w:rPr>
+          <w:rFonts w:ascii="Consolas" w:eastAsia="Times New Roman" w:hAnsi="Consolas" w:cs="Times New Roman"/>
+          <w:color w:val="FFC799"/>
+          <w:sz w:val="21"/>
+          <w:szCs w:val="21"/>
+          <w:lang w:eastAsia="ru-RU"/>
+        </w:rPr>
+        <w:t>}</w:t>
+      </w:r>
+      <w:r>
+        <w:rPr>
+          <w:rFonts w:ascii="Consolas" w:eastAsia="Times New Roman" w:hAnsi="Consolas" w:cs="Times New Roman"/>
+          <w:color w:val="99FFE4"/>
+          <w:sz w:val="21"/>
+          <w:szCs w:val="21"/>
+          <w:lang w:eastAsia="ru-RU"/>
+        </w:rPr>
+        <w:t xml:space="preserve"> моль/м³"</w:t>
+      </w:r>
+      <w:r>
+        <w:rPr>
+          <w:rFonts w:ascii="Consolas" w:eastAsia="Times New Roman" w:hAnsi="Consolas" w:cs="Times New Roman"/>
+          <w:color w:val="FFFFFF"/>
+          <w:sz w:val="21"/>
+          <w:szCs w:val="21"/>
+          <w:lang w:eastAsia="ru-RU"/>
+        </w:rPr>
+        <w:t>)</w:t>
       </w:r>
     </w:p>
     <w:p>
@@ -15496,9 +16489,149 @@
           <w:color w:val="FFFFFF"/>
           <w:sz w:val="21"/>
           <w:szCs w:val="21"/>
-          <w:lang w:val="en-US" w:eastAsia="ru-RU"/>
-        </w:rPr>
-      </w:pPr>
+          <w:lang w:eastAsia="ru-RU"/>
+        </w:rPr>
+      </w:pPr>
+      <w:r>
+        <w:rPr>
+          <w:rFonts w:ascii="Consolas" w:eastAsia="Times New Roman" w:hAnsi="Consolas" w:cs="Times New Roman"/>
+          <w:color w:val="FFC799"/>
+          <w:sz w:val="21"/>
+          <w:szCs w:val="21"/>
+          <w:lang w:eastAsia="ru-RU"/>
+        </w:rPr>
+        <w:t>print</w:t>
+      </w:r>
+      <w:r>
+        <w:rPr>
+          <w:rFonts w:ascii="Consolas" w:eastAsia="Times New Roman" w:hAnsi="Consolas" w:cs="Times New Roman"/>
+          <w:color w:val="FFFFFF"/>
+          <w:sz w:val="21"/>
+          <w:szCs w:val="21"/>
+          <w:lang w:eastAsia="ru-RU"/>
+        </w:rPr>
+        <w:t>(</w:t>
+      </w:r>
+      <w:r>
+        <w:rPr>
+          <w:rFonts w:ascii="Consolas" w:eastAsia="Times New Roman" w:hAnsi="Consolas" w:cs="Times New Roman"/>
+          <w:color w:val="A0A0A0"/>
+          <w:sz w:val="21"/>
+          <w:szCs w:val="21"/>
+          <w:lang w:eastAsia="ru-RU"/>
+        </w:rPr>
+        <w:t>f</w:t>
+      </w:r>
+      <w:r>
+        <w:rPr>
+          <w:rFonts w:ascii="Consolas" w:eastAsia="Times New Roman" w:hAnsi="Consolas" w:cs="Times New Roman"/>
+          <w:color w:val="99FFE4"/>
+          <w:sz w:val="21"/>
+          <w:szCs w:val="21"/>
+          <w:lang w:eastAsia="ru-RU"/>
+        </w:rPr>
+        <w:t xml:space="preserve">"Степень превращения при t₁ = </w:t>
+      </w:r>
+      <w:r>
+        <w:rPr>
+          <w:rFonts w:ascii="Consolas" w:eastAsia="Times New Roman" w:hAnsi="Consolas" w:cs="Times New Roman"/>
+          <w:color w:val="FFC799"/>
+          <w:sz w:val="21"/>
+          <w:szCs w:val="21"/>
+          <w:lang w:eastAsia="ru-RU"/>
+        </w:rPr>
+        <w:t>{</w:t>
+      </w:r>
+      <w:r>
+        <w:rPr>
+          <w:rFonts w:ascii="Consolas" w:eastAsia="Times New Roman" w:hAnsi="Consolas" w:cs="Times New Roman"/>
+          <w:color w:val="FFFFFF"/>
+          <w:sz w:val="21"/>
+          <w:szCs w:val="21"/>
+          <w:lang w:eastAsia="ru-RU"/>
+        </w:rPr>
+        <w:t>t1_calc</w:t>
+      </w:r>
+      <w:r>
+        <w:rPr>
+          <w:rFonts w:ascii="Consolas" w:eastAsia="Times New Roman" w:hAnsi="Consolas" w:cs="Times New Roman"/>
+          <w:color w:val="FFC799"/>
+          <w:sz w:val="21"/>
+          <w:szCs w:val="21"/>
+          <w:lang w:eastAsia="ru-RU"/>
+        </w:rPr>
+        <w:t>}</w:t>
+      </w:r>
+      <w:r>
+        <w:rPr>
+          <w:rFonts w:ascii="Consolas" w:eastAsia="Times New Roman" w:hAnsi="Consolas" w:cs="Times New Roman"/>
+          <w:color w:val="99FFE4"/>
+          <w:sz w:val="21"/>
+          <w:szCs w:val="21"/>
+          <w:lang w:eastAsia="ru-RU"/>
+        </w:rPr>
+        <w:t xml:space="preserve"> с: α = </w:t>
+      </w:r>
+      <w:r>
+        <w:rPr>
+          <w:rFonts w:ascii="Consolas" w:eastAsia="Times New Roman" w:hAnsi="Consolas" w:cs="Times New Roman"/>
+          <w:color w:val="FFC799"/>
+          <w:sz w:val="21"/>
+          <w:szCs w:val="21"/>
+          <w:lang w:eastAsia="ru-RU"/>
+        </w:rPr>
+        <w:t>{</w:t>
+      </w:r>
+      <w:r>
+        <w:rPr>
+          <w:rFonts w:ascii="Consolas" w:eastAsia="Times New Roman" w:hAnsi="Consolas" w:cs="Times New Roman"/>
+          <w:color w:val="FFFFFF"/>
+          <w:sz w:val="21"/>
+          <w:szCs w:val="21"/>
+          <w:lang w:eastAsia="ru-RU"/>
+        </w:rPr>
+        <w:t>deg_conv</w:t>
+      </w:r>
+      <w:r>
+        <w:rPr>
+          <w:rFonts w:ascii="Consolas" w:eastAsia="Times New Roman" w:hAnsi="Consolas" w:cs="Times New Roman"/>
+          <w:color w:val="A0A0A0"/>
+          <w:sz w:val="21"/>
+          <w:szCs w:val="21"/>
+          <w:lang w:eastAsia="ru-RU"/>
+        </w:rPr>
+        <w:t>:.4f</w:t>
+      </w:r>
+      <w:r>
+        <w:rPr>
+          <w:rFonts w:ascii="Consolas" w:eastAsia="Times New Roman" w:hAnsi="Consolas" w:cs="Times New Roman"/>
+          <w:color w:val="FFC799"/>
+          <w:sz w:val="21"/>
+          <w:szCs w:val="21"/>
+          <w:lang w:eastAsia="ru-RU"/>
+        </w:rPr>
+        <w:t>}</w:t>
+      </w:r>
+      <w:r>
+        <w:rPr>
+          <w:rFonts w:ascii="Consolas" w:eastAsia="Times New Roman" w:hAnsi="Consolas" w:cs="Times New Roman"/>
+          <w:color w:val="99FFE4"/>
+          <w:sz w:val="21"/>
+          <w:szCs w:val="21"/>
+          <w:lang w:eastAsia="ru-RU"/>
+        </w:rPr>
+        <w:t>"</w:t>
+      </w:r>
+      <w:r>
+        <w:rPr>
+          <w:rFonts w:ascii="Consolas" w:eastAsia="Times New Roman" w:hAnsi="Consolas" w:cs="Times New Roman"/>
+          <w:color w:val="FFFFFF"/>
+          <w:sz w:val="21"/>
+          <w:szCs w:val="21"/>
+          <w:lang w:eastAsia="ru-RU"/>
+        </w:rPr>
+        <w:t>)</w:t>
+      </w:r>
     </w:p>
     <w:p>
       <w:pPr>
@@ -15537,58 +16670,23 @@
       <w:r>
         <w:rPr>
           <w:rFonts w:ascii="Consolas" w:eastAsia="Times New Roman" w:hAnsi="Consolas" w:cs="Times New Roman"/>
+          <w:color w:val="A0A0A0"/>
+          <w:sz w:val="21"/>
+          <w:szCs w:val="21"/>
+          <w:lang w:eastAsia="ru-RU"/>
+        </w:rPr>
+        <w:t>f</w:t>
+      </w:r>
+      <w:r>
+        <w:rPr>
+          <w:rFonts w:ascii="Consolas" w:eastAsia="Times New Roman" w:hAnsi="Consolas" w:cs="Times New Roman"/>
           <w:color w:val="99FFE4"/>
           <w:sz w:val="21"/>
           <w:szCs w:val="21"/>
           <w:lang w:eastAsia="ru-RU"/>
         </w:rPr>
-        <w:t>"</w:t>
-      </w:r>
-      <w:r>
-        <w:rPr>
-          <w:rFonts w:ascii="Consolas" w:eastAsia="Times New Roman" w:hAnsi="Consolas" w:cs="Times New Roman"/>
-          <w:color w:val="A0A0A0"/>
-          <w:sz w:val="21"/>
-          <w:szCs w:val="21"/>
-          <w:lang w:eastAsia="ru-RU"/>
-        </w:rPr>
-        <w:t>\n</w:t>
-      </w:r>
-      <w:r>
-        <w:rPr>
-          <w:rFonts w:ascii="Consolas" w:eastAsia="Times New Roman" w:hAnsi="Consolas" w:cs="Times New Roman"/>
-          <w:color w:val="99FFE4"/>
-          <w:sz w:val="21"/>
-          <w:szCs w:val="21"/>
-          <w:lang w:eastAsia="ru-RU"/>
-        </w:rPr>
-        <w:t xml:space="preserve">   Итоговые расчеты:"</w:t>
-      </w:r>
-      <w:r>
-        <w:rPr>
-          <w:rFonts w:ascii="Consolas" w:eastAsia="Times New Roman" w:hAnsi="Consolas" w:cs="Times New Roman"/>
-          <w:color w:val="FFFFFF"/>
-          <w:sz w:val="21"/>
-          <w:szCs w:val="21"/>
-          <w:lang w:eastAsia="ru-RU"/>
-        </w:rPr>
-        <w:t>)</w:t>
-      </w:r>
-    </w:p>
-    <w:p>
-      <w:pPr>
-        <w:shd w:val="clear" w:color="auto" w:fill="101010"/>
-        <w:spacing w:after="0" w:line="285" w:lineRule="atLeast"/>
-        <w:ind w:firstLine="0"/>
-        <w:jc w:val="left"/>
-        <w:rPr>
-          <w:rFonts w:ascii="Consolas" w:eastAsia="Times New Roman" w:hAnsi="Consolas" w:cs="Times New Roman"/>
-          <w:color w:val="FFFFFF"/>
-          <w:sz w:val="21"/>
-          <w:szCs w:val="21"/>
-          <w:lang w:eastAsia="ru-RU"/>
-        </w:rPr>
-      </w:pPr>
+        <w:t xml:space="preserve">"Константа равновесия Kc = </w:t>
+      </w:r>
       <w:r>
         <w:rPr>
           <w:rFonts w:ascii="Consolas" w:eastAsia="Times New Roman" w:hAnsi="Consolas" w:cs="Times New Roman"/>
@@ -15597,46 +16695,6 @@
           <w:szCs w:val="21"/>
           <w:lang w:eastAsia="ru-RU"/>
         </w:rPr>
-        <w:t>print</w:t>
-      </w:r>
-      <w:r>
-        <w:rPr>
-          <w:rFonts w:ascii="Consolas" w:eastAsia="Times New Roman" w:hAnsi="Consolas" w:cs="Times New Roman"/>
-          <w:color w:val="FFFFFF"/>
-          <w:sz w:val="21"/>
-          <w:szCs w:val="21"/>
-          <w:lang w:eastAsia="ru-RU"/>
-        </w:rPr>
-        <w:t>(</w:t>
-      </w:r>
-      <w:r>
-        <w:rPr>
-          <w:rFonts w:ascii="Consolas" w:eastAsia="Times New Roman" w:hAnsi="Consolas" w:cs="Times New Roman"/>
-          <w:color w:val="A0A0A0"/>
-          <w:sz w:val="21"/>
-          <w:szCs w:val="21"/>
-          <w:lang w:eastAsia="ru-RU"/>
-        </w:rPr>
-        <w:t>f</w:t>
-      </w:r>
-      <w:r>
-        <w:rPr>
-          <w:rFonts w:ascii="Consolas" w:eastAsia="Times New Roman" w:hAnsi="Consolas" w:cs="Times New Roman"/>
-          <w:color w:val="99FFE4"/>
-          <w:sz w:val="21"/>
-          <w:szCs w:val="21"/>
-          <w:lang w:eastAsia="ru-RU"/>
-        </w:rPr>
-        <w:t xml:space="preserve">"Константа скорости k = </w:t>
-      </w:r>
-      <w:r>
-        <w:rPr>
-          <w:rFonts w:ascii="Consolas" w:eastAsia="Times New Roman" w:hAnsi="Consolas" w:cs="Times New Roman"/>
-          <w:color w:val="FFC799"/>
-          <w:sz w:val="21"/>
-          <w:szCs w:val="21"/>
-          <w:lang w:eastAsia="ru-RU"/>
-        </w:rPr>
         <w:t>{</w:t>
       </w:r>
       <w:r>
@@ -15647,432 +16705,7 @@
           <w:szCs w:val="21"/>
           <w:lang w:eastAsia="ru-RU"/>
         </w:rPr>
-        <w:t>k_res</w:t>
-      </w:r>
-      <w:r>
-        <w:rPr>
-          <w:rFonts w:ascii="Consolas" w:eastAsia="Times New Roman" w:hAnsi="Consolas" w:cs="Times New Roman"/>
-          <w:color w:val="A0A0A0"/>
-          <w:sz w:val="21"/>
-          <w:szCs w:val="21"/>
-          <w:lang w:eastAsia="ru-RU"/>
-        </w:rPr>
-        <w:t>:.4e</w:t>
-      </w:r>
-      <w:r>
-        <w:rPr>
-          <w:rFonts w:ascii="Consolas" w:eastAsia="Times New Roman" w:hAnsi="Consolas" w:cs="Times New Roman"/>
-          <w:color w:val="FFC799"/>
-          <w:sz w:val="21"/>
-          <w:szCs w:val="21"/>
-          <w:lang w:eastAsia="ru-RU"/>
-        </w:rPr>
-        <w:t>}</w:t>
-      </w:r>
-      <w:r>
-        <w:rPr>
-          <w:rFonts w:ascii="Consolas" w:eastAsia="Times New Roman" w:hAnsi="Consolas" w:cs="Times New Roman"/>
-          <w:color w:val="99FFE4"/>
-          <w:sz w:val="21"/>
-          <w:szCs w:val="21"/>
-          <w:lang w:eastAsia="ru-RU"/>
-        </w:rPr>
-        <w:t>"</w:t>
-      </w:r>
-      <w:r>
-        <w:rPr>
-          <w:rFonts w:ascii="Consolas" w:eastAsia="Times New Roman" w:hAnsi="Consolas" w:cs="Times New Roman"/>
-          <w:color w:val="FFFFFF"/>
-          <w:sz w:val="21"/>
-          <w:szCs w:val="21"/>
-          <w:lang w:eastAsia="ru-RU"/>
-        </w:rPr>
-        <w:t>)</w:t>
-      </w:r>
-    </w:p>
-    <w:p>
-      <w:pPr>
-        <w:shd w:val="clear" w:color="auto" w:fill="101010"/>
-        <w:spacing w:after="0" w:line="285" w:lineRule="atLeast"/>
-        <w:ind w:firstLine="0"/>
-        <w:jc w:val="left"/>
-        <w:rPr>
-          <w:rFonts w:ascii="Consolas" w:eastAsia="Times New Roman" w:hAnsi="Consolas" w:cs="Times New Roman"/>
-          <w:color w:val="FFFFFF"/>
-          <w:sz w:val="21"/>
-          <w:szCs w:val="21"/>
-          <w:lang w:eastAsia="ru-RU"/>
-        </w:rPr>
-      </w:pPr>
-      <w:r>
-        <w:rPr>
-          <w:rFonts w:ascii="Consolas" w:eastAsia="Times New Roman" w:hAnsi="Consolas" w:cs="Times New Roman"/>
-          <w:color w:val="FFC799"/>
-          <w:sz w:val="21"/>
-          <w:szCs w:val="21"/>
-          <w:lang w:eastAsia="ru-RU"/>
-        </w:rPr>
-        <w:t>print</w:t>
-      </w:r>
-      <w:r>
-        <w:rPr>
-          <w:rFonts w:ascii="Consolas" w:eastAsia="Times New Roman" w:hAnsi="Consolas" w:cs="Times New Roman"/>
-          <w:color w:val="FFFFFF"/>
-          <w:sz w:val="21"/>
-          <w:szCs w:val="21"/>
-          <w:lang w:eastAsia="ru-RU"/>
-        </w:rPr>
-        <w:t>(</w:t>
-      </w:r>
-      <w:r>
-        <w:rPr>
-          <w:rFonts w:ascii="Consolas" w:eastAsia="Times New Roman" w:hAnsi="Consolas" w:cs="Times New Roman"/>
-          <w:color w:val="A0A0A0"/>
-          <w:sz w:val="21"/>
-          <w:szCs w:val="21"/>
-          <w:lang w:eastAsia="ru-RU"/>
-        </w:rPr>
-        <w:t>f</w:t>
-      </w:r>
-      <w:r>
-        <w:rPr>
-          <w:rFonts w:ascii="Consolas" w:eastAsia="Times New Roman" w:hAnsi="Consolas" w:cs="Times New Roman"/>
-          <w:color w:val="99FFE4"/>
-          <w:sz w:val="21"/>
-          <w:szCs w:val="21"/>
-          <w:lang w:eastAsia="ru-RU"/>
-        </w:rPr>
-        <w:t xml:space="preserve">"Время полупревращения τ₁/₂ = </w:t>
-      </w:r>
-      <w:r>
-        <w:rPr>
-          <w:rFonts w:ascii="Consolas" w:eastAsia="Times New Roman" w:hAnsi="Consolas" w:cs="Times New Roman"/>
-          <w:color w:val="FFC799"/>
-          <w:sz w:val="21"/>
-          <w:szCs w:val="21"/>
-          <w:lang w:eastAsia="ru-RU"/>
-        </w:rPr>
-        <w:t>{</w:t>
-      </w:r>
-      <w:r>
-        <w:rPr>
-          <w:rFonts w:ascii="Consolas" w:eastAsia="Times New Roman" w:hAnsi="Consolas" w:cs="Times New Roman"/>
-          <w:color w:val="FFFFFF"/>
-          <w:sz w:val="21"/>
-          <w:szCs w:val="21"/>
-          <w:lang w:eastAsia="ru-RU"/>
-        </w:rPr>
-        <w:t>tau_half</w:t>
-      </w:r>
-      <w:r>
-        <w:rPr>
-          <w:rFonts w:ascii="Consolas" w:eastAsia="Times New Roman" w:hAnsi="Consolas" w:cs="Times New Roman"/>
-          <w:color w:val="A0A0A0"/>
-          <w:sz w:val="21"/>
-          <w:szCs w:val="21"/>
-          <w:lang w:eastAsia="ru-RU"/>
-        </w:rPr>
-        <w:t>:.2f</w:t>
-      </w:r>
-      <w:r>
-        <w:rPr>
-          <w:rFonts w:ascii="Consolas" w:eastAsia="Times New Roman" w:hAnsi="Consolas" w:cs="Times New Roman"/>
-          <w:color w:val="FFC799"/>
-          <w:sz w:val="21"/>
-          <w:szCs w:val="21"/>
-          <w:lang w:eastAsia="ru-RU"/>
-        </w:rPr>
-        <w:t>}</w:t>
-      </w:r>
-      <w:r>
-        <w:rPr>
-          <w:rFonts w:ascii="Consolas" w:eastAsia="Times New Roman" w:hAnsi="Consolas" w:cs="Times New Roman"/>
-          <w:color w:val="99FFE4"/>
-          <w:sz w:val="21"/>
-          <w:szCs w:val="21"/>
-          <w:lang w:eastAsia="ru-RU"/>
-        </w:rPr>
-        <w:t xml:space="preserve"> с"</w:t>
-      </w:r>
-      <w:r>
-        <w:rPr>
-          <w:rFonts w:ascii="Consolas" w:eastAsia="Times New Roman" w:hAnsi="Consolas" w:cs="Times New Roman"/>
-          <w:color w:val="FFFFFF"/>
-          <w:sz w:val="21"/>
-          <w:szCs w:val="21"/>
-          <w:lang w:eastAsia="ru-RU"/>
-        </w:rPr>
-        <w:t>)</w:t>
-      </w:r>
-    </w:p>
-    <w:p>
-      <w:pPr>
-        <w:shd w:val="clear" w:color="auto" w:fill="101010"/>
-        <w:spacing w:after="0" w:line="285" w:lineRule="atLeast"/>
-        <w:ind w:firstLine="0"/>
-        <w:jc w:val="left"/>
-        <w:rPr>
-          <w:rFonts w:ascii="Consolas" w:eastAsia="Times New Roman" w:hAnsi="Consolas" w:cs="Times New Roman"/>
-          <w:color w:val="FFFFFF"/>
-          <w:sz w:val="21"/>
-          <w:szCs w:val="21"/>
-          <w:lang w:eastAsia="ru-RU"/>
-        </w:rPr>
-      </w:pPr>
-      <w:r>
-        <w:rPr>
-          <w:rFonts w:ascii="Consolas" w:eastAsia="Times New Roman" w:hAnsi="Consolas" w:cs="Times New Roman"/>
-          <w:color w:val="FFC799"/>
-          <w:sz w:val="21"/>
-          <w:szCs w:val="21"/>
-          <w:lang w:eastAsia="ru-RU"/>
-        </w:rPr>
-        <w:t>print</w:t>
-      </w:r>
-      <w:r>
-        <w:rPr>
-          <w:rFonts w:ascii="Consolas" w:eastAsia="Times New Roman" w:hAnsi="Consolas" w:cs="Times New Roman"/>
-          <w:color w:val="FFFFFF"/>
-          <w:sz w:val="21"/>
-          <w:szCs w:val="21"/>
-          <w:lang w:eastAsia="ru-RU"/>
-        </w:rPr>
-        <w:t>(</w:t>
-      </w:r>
-      <w:r>
-        <w:rPr>
-          <w:rFonts w:ascii="Consolas" w:eastAsia="Times New Roman" w:hAnsi="Consolas" w:cs="Times New Roman"/>
-          <w:color w:val="A0A0A0"/>
-          <w:sz w:val="21"/>
-          <w:szCs w:val="21"/>
-          <w:lang w:eastAsia="ru-RU"/>
-        </w:rPr>
-        <w:t>f</w:t>
-      </w:r>
-      <w:r>
-        <w:rPr>
-          <w:rFonts w:ascii="Consolas" w:eastAsia="Times New Roman" w:hAnsi="Consolas" w:cs="Times New Roman"/>
-          <w:color w:val="99FFE4"/>
-          <w:sz w:val="21"/>
-          <w:szCs w:val="21"/>
-          <w:lang w:eastAsia="ru-RU"/>
-        </w:rPr>
-        <w:t xml:space="preserve">"Концентрация NOCl при t₁ = </w:t>
-      </w:r>
-      <w:r>
-        <w:rPr>
-          <w:rFonts w:ascii="Consolas" w:eastAsia="Times New Roman" w:hAnsi="Consolas" w:cs="Times New Roman"/>
-          <w:color w:val="FFC799"/>
-          <w:sz w:val="21"/>
-          <w:szCs w:val="21"/>
-          <w:lang w:eastAsia="ru-RU"/>
-        </w:rPr>
-        <w:t>{</w:t>
-      </w:r>
-      <w:r>
-        <w:rPr>
-          <w:rFonts w:ascii="Consolas" w:eastAsia="Times New Roman" w:hAnsi="Consolas" w:cs="Times New Roman"/>
-          <w:color w:val="FFFFFF"/>
-          <w:sz w:val="21"/>
-          <w:szCs w:val="21"/>
-          <w:lang w:eastAsia="ru-RU"/>
-        </w:rPr>
-        <w:t>t1_calc</w:t>
-      </w:r>
-      <w:r>
-        <w:rPr>
-          <w:rFonts w:ascii="Consolas" w:eastAsia="Times New Roman" w:hAnsi="Consolas" w:cs="Times New Roman"/>
-          <w:color w:val="FFC799"/>
-          <w:sz w:val="21"/>
-          <w:szCs w:val="21"/>
-          <w:lang w:eastAsia="ru-RU"/>
-        </w:rPr>
-        <w:t>}</w:t>
-      </w:r>
-      <w:r>
-        <w:rPr>
-          <w:rFonts w:ascii="Consolas" w:eastAsia="Times New Roman" w:hAnsi="Consolas" w:cs="Times New Roman"/>
-          <w:color w:val="99FFE4"/>
-          <w:sz w:val="21"/>
-          <w:szCs w:val="21"/>
-          <w:lang w:eastAsia="ru-RU"/>
-        </w:rPr>
-        <w:t xml:space="preserve"> с: cA = </w:t>
-      </w:r>
-      <w:r>
-        <w:rPr>
-          <w:rFonts w:ascii="Consolas" w:eastAsia="Times New Roman" w:hAnsi="Consolas" w:cs="Times New Roman"/>
-          <w:color w:val="FFC799"/>
-          <w:sz w:val="21"/>
-          <w:szCs w:val="21"/>
-          <w:lang w:eastAsia="ru-RU"/>
-        </w:rPr>
-        <w:t>{</w:t>
-      </w:r>
-      <w:r>
-        <w:rPr>
-          <w:rFonts w:ascii="Consolas" w:eastAsia="Times New Roman" w:hAnsi="Consolas" w:cs="Times New Roman"/>
-          <w:color w:val="FFFFFF"/>
-          <w:sz w:val="21"/>
-          <w:szCs w:val="21"/>
-          <w:lang w:eastAsia="ru-RU"/>
-        </w:rPr>
-        <w:t>cA_t1</w:t>
-      </w:r>
-      <w:r>
-        <w:rPr>
-          <w:rFonts w:ascii="Consolas" w:eastAsia="Times New Roman" w:hAnsi="Consolas" w:cs="Times New Roman"/>
-          <w:color w:val="A0A0A0"/>
-          <w:sz w:val="21"/>
-          <w:szCs w:val="21"/>
-          <w:lang w:eastAsia="ru-RU"/>
-        </w:rPr>
-        <w:t>:.4f</w:t>
-      </w:r>
-      <w:r>
-        <w:rPr>
-          <w:rFonts w:ascii="Consolas" w:eastAsia="Times New Roman" w:hAnsi="Consolas" w:cs="Times New Roman"/>
-          <w:color w:val="FFC799"/>
-          <w:sz w:val="21"/>
-          <w:szCs w:val="21"/>
-          <w:lang w:eastAsia="ru-RU"/>
-        </w:rPr>
-        <w:t>}</w:t>
-      </w:r>
-      <w:r>
-        <w:rPr>
-          <w:rFonts w:ascii="Consolas" w:eastAsia="Times New Roman" w:hAnsi="Consolas" w:cs="Times New Roman"/>
-          <w:color w:val="99FFE4"/>
-          <w:sz w:val="21"/>
-          <w:szCs w:val="21"/>
-          <w:lang w:eastAsia="ru-RU"/>
-        </w:rPr>
-        <w:t xml:space="preserve"> моль/м³"</w:t>
-      </w:r>
-      <w:r>
-        <w:rPr>
-          <w:rFonts w:ascii="Consolas" w:eastAsia="Times New Roman" w:hAnsi="Consolas" w:cs="Times New Roman"/>
-          <w:color w:val="FFFFFF"/>
-          <w:sz w:val="21"/>
-          <w:szCs w:val="21"/>
-          <w:lang w:eastAsia="ru-RU"/>
-        </w:rPr>
-        <w:t>)</w:t>
-      </w:r>
-    </w:p>
-    <w:p>
-      <w:pPr>
-        <w:shd w:val="clear" w:color="auto" w:fill="101010"/>
-        <w:spacing w:after="0" w:line="285" w:lineRule="atLeast"/>
-        <w:ind w:firstLine="0"/>
-        <w:jc w:val="left"/>
-        <w:rPr>
-          <w:rFonts w:ascii="Consolas" w:eastAsia="Times New Roman" w:hAnsi="Consolas" w:cs="Times New Roman"/>
-          <w:color w:val="FFFFFF"/>
-          <w:sz w:val="21"/>
-          <w:szCs w:val="21"/>
-          <w:lang w:eastAsia="ru-RU"/>
-        </w:rPr>
-      </w:pPr>
-      <w:r>
-        <w:rPr>
-          <w:rFonts w:ascii="Consolas" w:eastAsia="Times New Roman" w:hAnsi="Consolas" w:cs="Times New Roman"/>
-          <w:color w:val="FFC799"/>
-          <w:sz w:val="21"/>
-          <w:szCs w:val="21"/>
-          <w:lang w:eastAsia="ru-RU"/>
-        </w:rPr>
-        <w:t>print</w:t>
-      </w:r>
-      <w:r>
-        <w:rPr>
-          <w:rFonts w:ascii="Consolas" w:eastAsia="Times New Roman" w:hAnsi="Consolas" w:cs="Times New Roman"/>
-          <w:color w:val="FFFFFF"/>
-          <w:sz w:val="21"/>
-          <w:szCs w:val="21"/>
-          <w:lang w:eastAsia="ru-RU"/>
-        </w:rPr>
-        <w:t>(</w:t>
-      </w:r>
-      <w:r>
-        <w:rPr>
-          <w:rFonts w:ascii="Consolas" w:eastAsia="Times New Roman" w:hAnsi="Consolas" w:cs="Times New Roman"/>
-          <w:color w:val="A0A0A0"/>
-          <w:sz w:val="21"/>
-          <w:szCs w:val="21"/>
-          <w:lang w:eastAsia="ru-RU"/>
-        </w:rPr>
-        <w:t>f</w:t>
-      </w:r>
-      <w:r>
-        <w:rPr>
-          <w:rFonts w:ascii="Consolas" w:eastAsia="Times New Roman" w:hAnsi="Consolas" w:cs="Times New Roman"/>
-          <w:color w:val="99FFE4"/>
-          <w:sz w:val="21"/>
-          <w:szCs w:val="21"/>
-          <w:lang w:eastAsia="ru-RU"/>
-        </w:rPr>
-        <w:t xml:space="preserve">"Степень превращения при t₁ = </w:t>
-      </w:r>
-      <w:r>
-        <w:rPr>
-          <w:rFonts w:ascii="Consolas" w:eastAsia="Times New Roman" w:hAnsi="Consolas" w:cs="Times New Roman"/>
-          <w:color w:val="FFC799"/>
-          <w:sz w:val="21"/>
-          <w:szCs w:val="21"/>
-          <w:lang w:eastAsia="ru-RU"/>
-        </w:rPr>
-        <w:t>{</w:t>
-      </w:r>
-      <w:r>
-        <w:rPr>
-          <w:rFonts w:ascii="Consolas" w:eastAsia="Times New Roman" w:hAnsi="Consolas" w:cs="Times New Roman"/>
-          <w:color w:val="FFFFFF"/>
-          <w:sz w:val="21"/>
-          <w:szCs w:val="21"/>
-          <w:lang w:eastAsia="ru-RU"/>
-        </w:rPr>
-        <w:t>t1_calc</w:t>
-      </w:r>
-      <w:r>
-        <w:rPr>
-          <w:rFonts w:ascii="Consolas" w:eastAsia="Times New Roman" w:hAnsi="Consolas" w:cs="Times New Roman"/>
-          <w:color w:val="FFC799"/>
-          <w:sz w:val="21"/>
-          <w:szCs w:val="21"/>
-          <w:lang w:eastAsia="ru-RU"/>
-        </w:rPr>
-        <w:t>}</w:t>
-      </w:r>
-      <w:r>
-        <w:rPr>
-          <w:rFonts w:ascii="Consolas" w:eastAsia="Times New Roman" w:hAnsi="Consolas" w:cs="Times New Roman"/>
-          <w:color w:val="99FFE4"/>
-          <w:sz w:val="21"/>
-          <w:szCs w:val="21"/>
-          <w:lang w:eastAsia="ru-RU"/>
-        </w:rPr>
-        <w:t xml:space="preserve"> с: α = </w:t>
-      </w:r>
-      <w:r>
-        <w:rPr>
-          <w:rFonts w:ascii="Consolas" w:eastAsia="Times New Roman" w:hAnsi="Consolas" w:cs="Times New Roman"/>
-          <w:color w:val="FFC799"/>
-          <w:sz w:val="21"/>
-          <w:szCs w:val="21"/>
-          <w:lang w:eastAsia="ru-RU"/>
-        </w:rPr>
-        <w:t>{</w:t>
-      </w:r>
-      <w:r>
-        <w:rPr>
-          <w:rFonts w:ascii="Consolas" w:eastAsia="Times New Roman" w:hAnsi="Consolas" w:cs="Times New Roman"/>
-          <w:color w:val="FFFFFF"/>
-          <w:sz w:val="21"/>
-          <w:szCs w:val="21"/>
-          <w:lang w:eastAsia="ru-RU"/>
-        </w:rPr>
-        <w:t>deg_conv</w:t>
+        <w:t>Kc</w:t>
       </w:r>
       <w:r>
         <w:rPr>
@@ -16200,25 +16833,17 @@
           </wp:inline>
         </w:drawing>
       </w:r>
-    </w:p>
-    <w:p>
-      <w:pPr>
+      <w:r>
         <w:rPr>
           <w:b/>
           <w:sz w:val="24"/>
           <w:u w:val="single"/>
         </w:rPr>
-      </w:pPr>
-      <w:r>
-        <w:rPr>
-          <w:noProof/>
-        </w:rPr>
-        <w:lastRenderedPageBreak/>
         <w:drawing>
-          <wp:inline distT="0" distB="0" distL="0" distR="0" wp14:anchorId="2C6739FD" wp14:editId="6BE4D6DB">
-            <wp:extent cx="4825558" cy="2981739"/>
-            <wp:effectExtent l="0" t="0" r="0" b="9525"/>
-            <wp:docPr id="41" name="Рисунок 41"/>
+          <wp:inline distT="0" distB="0" distL="0" distR="0" wp14:anchorId="549FD047" wp14:editId="12062098">
+            <wp:extent cx="3820058" cy="1028844"/>
+            <wp:effectExtent l="0" t="0" r="0" b="0"/>
+            <wp:docPr id="4" name="Рисунок 4"/>
             <wp:cNvGraphicFramePr>
               <a:graphicFrameLocks xmlns:a="http://schemas.openxmlformats.org/drawingml/2006/main" noChangeAspect="1"/>
             </wp:cNvGraphicFramePr>
@@ -16238,7 +16863,7 @@
                   <pic:spPr>
                     <a:xfrm>
                       <a:off x="0" y="0"/>
-                      <a:ext cx="4835619" cy="2987956"/>
+                      <a:ext cx="3820058" cy="1028844"/>
                     </a:xfrm>
                     <a:prstGeom prst="rect">
                       <a:avLst/>
@@ -16250,18 +16875,25 @@
           </wp:inline>
         </w:drawing>
       </w:r>
-      <w:r>
-        <w:br/>
-      </w:r>
+    </w:p>
+    <w:p>
+      <w:pPr>
+        <w:rPr>
+          <w:b/>
+          <w:sz w:val="24"/>
+          <w:u w:val="single"/>
+        </w:rPr>
+      </w:pPr>
       <w:r>
         <w:rPr>
           <w:noProof/>
         </w:rPr>
+        <w:lastRenderedPageBreak/>
         <w:drawing>
-          <wp:inline distT="0" distB="0" distL="0" distR="0" wp14:anchorId="4B580EA7" wp14:editId="43A36B8D">
-            <wp:extent cx="6645910" cy="2190750"/>
-            <wp:effectExtent l="0" t="0" r="2540" b="0"/>
-            <wp:docPr id="47" name="Рисунок 47"/>
+          <wp:inline distT="0" distB="0" distL="0" distR="0" wp14:anchorId="2C6739FD" wp14:editId="6BE4D6DB">
+            <wp:extent cx="4825558" cy="2981739"/>
+            <wp:effectExtent l="0" t="0" r="0" b="9525"/>
+            <wp:docPr id="41" name="Рисунок 41"/>
             <wp:cNvGraphicFramePr>
               <a:graphicFrameLocks xmlns:a="http://schemas.openxmlformats.org/drawingml/2006/main" noChangeAspect="1"/>
             </wp:cNvGraphicFramePr>
@@ -16281,7 +16913,7 @@
                   <pic:spPr>
                     <a:xfrm>
                       <a:off x="0" y="0"/>
-                      <a:ext cx="6645910" cy="2190750"/>
+                      <a:ext cx="4835619" cy="2987956"/>
                     </a:xfrm>
                     <a:prstGeom prst="rect">
                       <a:avLst/>
@@ -16297,55 +16929,14 @@
         <w:br/>
       </w:r>
       <w:r>
-        <w:br/>
-      </w:r>
-      <w:r>
-        <w:tab/>
-      </w:r>
-      <w:r>
-        <w:rPr>
-          <w:b/>
-          <w:sz w:val="24"/>
-        </w:rPr>
-        <w:t>Задание 2</w:t>
-      </w:r>
-    </w:p>
-    <w:p>
-      <w:pPr>
-        <w:rPr>
-          <w:b/>
-          <w:sz w:val="24"/>
-          <w:u w:val="single"/>
-        </w:rPr>
-      </w:pPr>
-      <w:r>
-        <w:rPr>
-          <w:b/>
-          <w:sz w:val="24"/>
-          <w:u w:val="single"/>
-        </w:rPr>
-        <w:t>Исходные данные</w:t>
-      </w:r>
-    </w:p>
-    <w:p>
-      <w:pPr>
-        <w:ind w:firstLine="0"/>
-        <w:rPr>
-          <w:b/>
-          <w:lang w:val="en-US"/>
-        </w:rPr>
-      </w:pPr>
-      <w:r>
-        <w:rPr>
-          <w:b/>
+        <w:rPr>
           <w:noProof/>
-          <w:lang w:val="en-US"/>
         </w:rPr>
         <w:drawing>
-          <wp:inline distT="0" distB="0" distL="0" distR="0" wp14:anchorId="0899D1EA" wp14:editId="244440D9">
-            <wp:extent cx="3172268" cy="743054"/>
-            <wp:effectExtent l="0" t="0" r="0" b="0"/>
-            <wp:docPr id="56" name="Рисунок 56"/>
+          <wp:inline distT="0" distB="0" distL="0" distR="0" wp14:anchorId="4B580EA7" wp14:editId="43A36B8D">
+            <wp:extent cx="6645910" cy="2190750"/>
+            <wp:effectExtent l="0" t="0" r="2540" b="0"/>
+            <wp:docPr id="47" name="Рисунок 47"/>
             <wp:cNvGraphicFramePr>
               <a:graphicFrameLocks xmlns:a="http://schemas.openxmlformats.org/drawingml/2006/main" noChangeAspect="1"/>
             </wp:cNvGraphicFramePr>
@@ -16365,7 +16956,7 @@
                   <pic:spPr>
                     <a:xfrm>
                       <a:off x="0" y="0"/>
-                      <a:ext cx="3172268" cy="743054"/>
+                      <a:ext cx="6645910" cy="2190750"/>
                     </a:xfrm>
                     <a:prstGeom prst="rect">
                       <a:avLst/>
@@ -16378,19 +16969,47 @@
         </w:drawing>
       </w:r>
       <w:r>
+        <w:br/>
+      </w:r>
+      <w:r>
+        <w:br/>
+      </w:r>
+      <w:r>
+        <w:tab/>
+      </w:r>
+      <w:r>
+        <w:rPr>
+          <w:b/>
+          <w:sz w:val="24"/>
+        </w:rPr>
+        <w:t>Задание 2</w:t>
+      </w:r>
+    </w:p>
+    <w:p>
+      <w:pPr>
+        <w:rPr>
+          <w:b/>
+          <w:sz w:val="24"/>
+          <w:u w:val="single"/>
+        </w:rPr>
+      </w:pPr>
+      <w:r>
+        <w:rPr>
+          <w:b/>
+          <w:sz w:val="24"/>
+          <w:u w:val="single"/>
+        </w:rPr>
+        <w:t>Исходные данные</w:t>
+      </w:r>
+    </w:p>
+    <w:p>
+      <w:pPr>
+        <w:ind w:firstLine="0"/>
         <w:rPr>
           <w:b/>
           <w:lang w:val="en-US"/>
         </w:rPr>
-        <w:br/>
-      </w:r>
-      <w:r>
-        <w:rPr>
-          <w:b/>
-          <w:lang w:val="en-US"/>
-        </w:rPr>
-        <w:br/>
-      </w:r>
+      </w:pPr>
       <w:r>
         <w:rPr>
           <w:b/>
@@ -16398,10 +17017,10 @@
           <w:lang w:val="en-US"/>
         </w:rPr>
         <w:drawing>
-          <wp:inline distT="0" distB="0" distL="0" distR="0" wp14:anchorId="6BB7FD29" wp14:editId="0C77FE24">
-            <wp:extent cx="2943636" cy="1028844"/>
+          <wp:inline distT="0" distB="0" distL="0" distR="0" wp14:anchorId="0899D1EA" wp14:editId="244440D9">
+            <wp:extent cx="3172268" cy="743054"/>
             <wp:effectExtent l="0" t="0" r="0" b="0"/>
-            <wp:docPr id="57" name="Рисунок 57"/>
+            <wp:docPr id="56" name="Рисунок 56"/>
             <wp:cNvGraphicFramePr>
               <a:graphicFrameLocks xmlns:a="http://schemas.openxmlformats.org/drawingml/2006/main" noChangeAspect="1"/>
             </wp:cNvGraphicFramePr>
@@ -16421,6 +17040,62 @@
                   <pic:spPr>
                     <a:xfrm>
                       <a:off x="0" y="0"/>
+                      <a:ext cx="3172268" cy="743054"/>
+                    </a:xfrm>
+                    <a:prstGeom prst="rect">
+                      <a:avLst/>
+                    </a:prstGeom>
+                  </pic:spPr>
+                </pic:pic>
+              </a:graphicData>
+            </a:graphic>
+          </wp:inline>
+        </w:drawing>
+      </w:r>
+      <w:r>
+        <w:rPr>
+          <w:b/>
+          <w:lang w:val="en-US"/>
+        </w:rPr>
+        <w:br/>
+      </w:r>
+      <w:r>
+        <w:rPr>
+          <w:b/>
+          <w:lang w:val="en-US"/>
+        </w:rPr>
+        <w:br/>
+      </w:r>
+      <w:r>
+        <w:rPr>
+          <w:b/>
+          <w:noProof/>
+          <w:lang w:val="en-US"/>
+        </w:rPr>
+        <w:drawing>
+          <wp:inline distT="0" distB="0" distL="0" distR="0" wp14:anchorId="6BB7FD29" wp14:editId="0C77FE24">
+            <wp:extent cx="2943636" cy="1028844"/>
+            <wp:effectExtent l="0" t="0" r="0" b="0"/>
+            <wp:docPr id="57" name="Рисунок 57"/>
+            <wp:cNvGraphicFramePr>
+              <a:graphicFrameLocks xmlns:a="http://schemas.openxmlformats.org/drawingml/2006/main" noChangeAspect="1"/>
+            </wp:cNvGraphicFramePr>
+            <a:graphic xmlns:a="http://schemas.openxmlformats.org/drawingml/2006/main">
+              <a:graphicData uri="http://schemas.openxmlformats.org/drawingml/2006/picture">
+                <pic:pic xmlns:pic="http://schemas.openxmlformats.org/drawingml/2006/picture">
+                  <pic:nvPicPr>
+                    <pic:cNvPr id="1" name=""/>
+                    <pic:cNvPicPr/>
+                  </pic:nvPicPr>
+                  <pic:blipFill>
+                    <a:blip r:embed="rId47"/>
+                    <a:stretch>
+                      <a:fillRect/>
+                    </a:stretch>
+                  </pic:blipFill>
+                  <pic:spPr>
+                    <a:xfrm>
+                      <a:off x="0" y="0"/>
                       <a:ext cx="2943636" cy="1028844"/>
                     </a:xfrm>
                     <a:prstGeom prst="rect">
@@ -16521,7 +17196,7 @@
                     <pic:cNvPicPr/>
                   </pic:nvPicPr>
                   <pic:blipFill rotWithShape="1">
-                    <a:blip r:embed="rId47"/>
+                    <a:blip r:embed="rId48"/>
                     <a:srcRect t="-1" b="-543"/>
                     <a:stretch/>
                   </pic:blipFill>
@@ -21808,7 +22483,7 @@
                     <pic:cNvPicPr/>
                   </pic:nvPicPr>
                   <pic:blipFill>
-                    <a:blip r:embed="rId48"/>
+                    <a:blip r:embed="rId49"/>
                     <a:stretch>
                       <a:fillRect/>
                     </a:stretch>
@@ -21855,7 +22530,7 @@
                     <pic:cNvPicPr/>
                   </pic:nvPicPr>
                   <pic:blipFill>
-                    <a:blip r:embed="rId49"/>
+                    <a:blip r:embed="rId50"/>
                     <a:stretch>
                       <a:fillRect/>
                     </a:stretch>

--- a/Lab7/Отчет_ЦМФХС_Лаб7_Неделько_КС20.docx
+++ b/Lab7/Отчет_ЦМФХС_Лаб7_Неделько_КС20.docx
@@ -420,7 +420,26 @@
           <w:lang w:eastAsia="ru-RU"/>
         </w:rPr>
         <w:tab/>
-        <w:t>Скичко Е.А.</w:t>
+      </w:r>
+      <w:proofErr w:type="spellStart"/>
+      <w:r>
+        <w:rPr>
+          <w:rFonts w:eastAsia="Times New Roman" w:cs="Times New Roman"/>
+          <w:color w:val="00000A"/>
+          <w:szCs w:val="28"/>
+          <w:lang w:eastAsia="ru-RU"/>
+        </w:rPr>
+        <w:t>Скичко</w:t>
+      </w:r>
+      <w:proofErr w:type="spellEnd"/>
+      <w:r>
+        <w:rPr>
+          <w:rFonts w:eastAsia="Times New Roman" w:cs="Times New Roman"/>
+          <w:color w:val="00000A"/>
+          <w:szCs w:val="28"/>
+          <w:lang w:eastAsia="ru-RU"/>
+        </w:rPr>
+        <w:t xml:space="preserve"> Е.А.</w:t>
       </w:r>
     </w:p>
     <w:p>
@@ -817,7 +836,25 @@
           <w:sz w:val="24"/>
           <w:szCs w:val="24"/>
         </w:rPr>
-        <w:t xml:space="preserve">Рассчитайте время полупревращения исходного вещества, а также его концентрацию и степень превращения в момент времени </w:t>
+        <w:t xml:space="preserve">Рассчитайте время </w:t>
+      </w:r>
+      <w:proofErr w:type="spellStart"/>
+      <w:r>
+        <w:rPr>
+          <w:rFonts w:cs="Times New Roman"/>
+          <w:sz w:val="24"/>
+          <w:szCs w:val="24"/>
+        </w:rPr>
+        <w:t>полупревращения</w:t>
+      </w:r>
+      <w:proofErr w:type="spellEnd"/>
+      <w:r>
+        <w:rPr>
+          <w:rFonts w:cs="Times New Roman"/>
+          <w:sz w:val="24"/>
+          <w:szCs w:val="24"/>
+        </w:rPr>
+        <w:t xml:space="preserve"> исходного вещества, а также его концентрацию и степень превращения в момент времени </w:t>
       </w:r>
       <w:r>
         <w:rPr>
@@ -2291,7 +2328,21 @@
         <w:rPr>
           <w:sz w:val="24"/>
         </w:rPr>
-        <w:t xml:space="preserve"> – последовательность стадий реакции, где участвующие вещества обозначены словами или знаками. A + B → C C → 2D</w:t>
+        <w:t xml:space="preserve"> – последовательность стадий реакции, где участвующие вещества обозначены словами или знаками. A + B → C </w:t>
+      </w:r>
+      <w:proofErr w:type="spellStart"/>
+      <w:r>
+        <w:rPr>
+          <w:sz w:val="24"/>
+        </w:rPr>
+        <w:t>C</w:t>
+      </w:r>
+      <w:proofErr w:type="spellEnd"/>
+      <w:r>
+        <w:rPr>
+          <w:sz w:val="24"/>
+        </w:rPr>
+        <w:t xml:space="preserve"> → 2D</w:t>
       </w:r>
     </w:p>
     <w:p>
@@ -2324,12 +2375,21 @@
           <w:sz w:val="20"/>
         </w:rPr>
       </w:pPr>
+      <w:proofErr w:type="spellStart"/>
       <w:r>
         <w:rPr>
           <w:sz w:val="24"/>
           <w:u w:val="single"/>
         </w:rPr>
-        <w:t xml:space="preserve">Молекулярность </w:t>
+        <w:t>Молекулярность</w:t>
+      </w:r>
+      <w:proofErr w:type="spellEnd"/>
+      <w:r>
+        <w:rPr>
+          <w:sz w:val="24"/>
+          <w:u w:val="single"/>
+        </w:rPr>
+        <w:t xml:space="preserve"> </w:t>
       </w:r>
       <w:r>
         <w:rPr>
@@ -2481,13 +2541,43 @@
           <w:sz w:val="24"/>
           <w:u w:val="single"/>
         </w:rPr>
-        <w:t>Скоростью реакции по i-му компоненту</w:t>
-      </w:r>
-      <w:r>
-        <w:rPr>
-          <w:sz w:val="24"/>
-        </w:rPr>
-        <w:t xml:space="preserve"> (скоростью образования или расходования iго компонента) называют изменение количества этого компонента в единицу времени в едини</w:t>
+        <w:t>Скоростью реакции по i-</w:t>
+      </w:r>
+      <w:proofErr w:type="spellStart"/>
+      <w:r>
+        <w:rPr>
+          <w:sz w:val="24"/>
+          <w:u w:val="single"/>
+        </w:rPr>
+        <w:t>му</w:t>
+      </w:r>
+      <w:proofErr w:type="spellEnd"/>
+      <w:r>
+        <w:rPr>
+          <w:sz w:val="24"/>
+          <w:u w:val="single"/>
+        </w:rPr>
+        <w:t xml:space="preserve"> компоненту</w:t>
+      </w:r>
+      <w:r>
+        <w:rPr>
+          <w:sz w:val="24"/>
+        </w:rPr>
+        <w:t xml:space="preserve"> (скоростью образования или расходования </w:t>
+      </w:r>
+      <w:proofErr w:type="spellStart"/>
+      <w:r>
+        <w:rPr>
+          <w:sz w:val="24"/>
+        </w:rPr>
+        <w:t>iго</w:t>
+      </w:r>
+      <w:proofErr w:type="spellEnd"/>
+      <w:r>
+        <w:rPr>
+          <w:sz w:val="24"/>
+        </w:rPr>
+        <w:t xml:space="preserve"> компонента) называют изменение количества этого компонента в единицу времени в едини</w:t>
       </w:r>
       <w:r>
         <w:rPr>
@@ -3227,7 +3317,21 @@
         <w:rPr>
           <w:sz w:val="24"/>
         </w:rPr>
-        <w:t>Например, реакции горения, с выпадением осадка, выделением газа из (тв) или (ж). С точки зрения статистической физики все реакции являются обратимыми.</w:t>
+        <w:t>Например, реакции горения, с выпадением осадка, выделением газа из (</w:t>
+      </w:r>
+      <w:proofErr w:type="spellStart"/>
+      <w:r>
+        <w:rPr>
+          <w:sz w:val="24"/>
+        </w:rPr>
+        <w:t>тв</w:t>
+      </w:r>
+      <w:proofErr w:type="spellEnd"/>
+      <w:r>
+        <w:rPr>
+          <w:sz w:val="24"/>
+        </w:rPr>
+        <w:t>) или (ж). С точки зрения статистической физики все реакции являются обратимыми.</w:t>
       </w:r>
     </w:p>
     <w:p>
@@ -3475,7 +3579,23 @@
           <w:sz w:val="24"/>
           <w:szCs w:val="24"/>
         </w:rPr>
-        <w:t>Скорость реакции в каждый момент времени пропорциональна произведению концентраций реагирующих веществ, возведенных в некоторые степени (закон действующих масс Гульдберга-Вааге)</w:t>
+        <w:t xml:space="preserve">Скорость реакции в каждый момент времени пропорциональна произведению концентраций реагирующих веществ, возведенных в некоторые степени (закон действующих масс </w:t>
+      </w:r>
+      <w:proofErr w:type="spellStart"/>
+      <w:r>
+        <w:rPr>
+          <w:sz w:val="24"/>
+          <w:szCs w:val="24"/>
+        </w:rPr>
+        <w:t>Гульдберга-Вааге</w:t>
+      </w:r>
+      <w:proofErr w:type="spellEnd"/>
+      <w:r>
+        <w:rPr>
+          <w:sz w:val="24"/>
+          <w:szCs w:val="24"/>
+        </w:rPr>
+        <w:t>)</w:t>
       </w:r>
     </w:p>
     <w:p/>
@@ -3816,7 +3936,21 @@
         <w:rPr>
           <w:sz w:val="24"/>
         </w:rPr>
-        <w:t>Найдем время полупревращения, то есть, время, за которое превратится половина исходного количества реагента:</w:t>
+        <w:t xml:space="preserve">Найдем время </w:t>
+      </w:r>
+      <w:proofErr w:type="spellStart"/>
+      <w:r>
+        <w:rPr>
+          <w:sz w:val="24"/>
+        </w:rPr>
+        <w:t>полупревращения</w:t>
+      </w:r>
+      <w:proofErr w:type="spellEnd"/>
+      <w:r>
+        <w:rPr>
+          <w:sz w:val="24"/>
+        </w:rPr>
+        <w:t>, то есть, время, за которое превратится половина исходного количества реагента:</w:t>
       </w:r>
       <w:r>
         <w:rPr>
@@ -4160,8 +4294,16 @@
         <w:rPr>
           <w:sz w:val="24"/>
         </w:rPr>
-        <w:t>4) Метод избытка (изоляции). Все реагенты, кроме одного, берутся в избытке (тогда по ним можно считать нулевой порядок). Определяется частн</w:t>
-      </w:r>
+        <w:t xml:space="preserve">4) Метод избытка (изоляции). Все реагенты, кроме одного, берутся в избытке (тогда по ним можно считать нулевой порядок). Определяется </w:t>
+      </w:r>
+      <w:proofErr w:type="spellStart"/>
+      <w:r>
+        <w:rPr>
+          <w:sz w:val="24"/>
+        </w:rPr>
+        <w:t>частн</w:t>
+      </w:r>
+      <w:proofErr w:type="spellEnd"/>
       <w:r>
         <w:rPr>
           <w:noProof/>
@@ -4169,11 +4311,33 @@
         </w:rPr>
         <w:t xml:space="preserve"> </w:t>
       </w:r>
-      <w:r>
-        <w:rPr>
-          <w:sz w:val="24"/>
-        </w:rPr>
-        <w:t>ый порядок по оставшемуся регаенту.</w:t>
+      <w:proofErr w:type="spellStart"/>
+      <w:r>
+        <w:rPr>
+          <w:sz w:val="24"/>
+        </w:rPr>
+        <w:t>ый</w:t>
+      </w:r>
+      <w:proofErr w:type="spellEnd"/>
+      <w:r>
+        <w:rPr>
+          <w:sz w:val="24"/>
+        </w:rPr>
+        <w:t xml:space="preserve"> порядок по оставшемуся </w:t>
+      </w:r>
+      <w:proofErr w:type="spellStart"/>
+      <w:r>
+        <w:rPr>
+          <w:sz w:val="24"/>
+        </w:rPr>
+        <w:t>регаенту</w:t>
+      </w:r>
+      <w:proofErr w:type="spellEnd"/>
+      <w:r>
+        <w:rPr>
+          <w:sz w:val="24"/>
+        </w:rPr>
+        <w:t>.</w:t>
       </w:r>
       <w:r>
         <w:br/>
@@ -4380,7 +4544,21 @@
         <w:rPr>
           <w:sz w:val="24"/>
         </w:rPr>
-        <w:t>В нестационарных закрытых системах (колба) нет обмена веществом с окружающей средой. Поэтому, в случае однородного распределения вещества по реактору, для изотермического случая, имеем, что в каждой точке пространства в некоторый момент времени концентрация i-го вещества постоянна. То есть, Ck = f(t). Поэтому, система уравнений изменения концентрации компонентов есть система обыкновенных дифференциальных уравнений</w:t>
+        <w:t xml:space="preserve">В нестационарных закрытых системах (колба) нет обмена веществом с окружающей средой. Поэтому, в случае однородного распределения вещества по реактору, для изотермического случая, имеем, что в каждой точке пространства в некоторый момент времени концентрация i-го вещества постоянна. То есть, </w:t>
+      </w:r>
+      <w:proofErr w:type="spellStart"/>
+      <w:r>
+        <w:rPr>
+          <w:sz w:val="24"/>
+        </w:rPr>
+        <w:t>Ck</w:t>
+      </w:r>
+      <w:proofErr w:type="spellEnd"/>
+      <w:r>
+        <w:rPr>
+          <w:sz w:val="24"/>
+        </w:rPr>
+        <w:t xml:space="preserve"> = f(t). Поэтому, система уравнений изменения концентрации компонентов есть система обыкновенных дифференциальных уравнений</w:t>
       </w:r>
     </w:p>
     <w:p>
@@ -4409,7 +4587,23 @@
           <w:sz w:val="24"/>
           <w:u w:val="single"/>
         </w:rPr>
-        <w:t>Прямая задача х.к.</w:t>
+        <w:t xml:space="preserve">Прямая задача </w:t>
+      </w:r>
+      <w:proofErr w:type="spellStart"/>
+      <w:r>
+        <w:rPr>
+          <w:sz w:val="24"/>
+          <w:u w:val="single"/>
+        </w:rPr>
+        <w:t>х.к</w:t>
+      </w:r>
+      <w:proofErr w:type="spellEnd"/>
+      <w:r>
+        <w:rPr>
+          <w:sz w:val="24"/>
+          <w:u w:val="single"/>
+        </w:rPr>
+        <w:t>.</w:t>
       </w:r>
       <w:r>
         <w:rPr>
@@ -4429,13 +4623,36 @@
           <w:sz w:val="24"/>
           <w:u w:val="single"/>
         </w:rPr>
-        <w:t>Обратная задача х.к</w:t>
-      </w:r>
-      <w:r>
-        <w:rPr>
-          <w:sz w:val="24"/>
-        </w:rPr>
-        <w:t>. – по известным кинетическим кривым (или по известным значенияим концентрации при разных условиях реакции) найти неизвестные кинетические параметры. Имеет за исключением простейших случаев неединственное решение.</w:t>
+        <w:t xml:space="preserve">Обратная задача </w:t>
+      </w:r>
+      <w:proofErr w:type="spellStart"/>
+      <w:r>
+        <w:rPr>
+          <w:sz w:val="24"/>
+          <w:u w:val="single"/>
+        </w:rPr>
+        <w:t>х.к</w:t>
+      </w:r>
+      <w:proofErr w:type="spellEnd"/>
+      <w:r>
+        <w:rPr>
+          <w:sz w:val="24"/>
+        </w:rPr>
+        <w:t xml:space="preserve">. – по известным кинетическим кривым (или по известным </w:t>
+      </w:r>
+      <w:proofErr w:type="spellStart"/>
+      <w:r>
+        <w:rPr>
+          <w:sz w:val="24"/>
+        </w:rPr>
+        <w:t>значенияим</w:t>
+      </w:r>
+      <w:proofErr w:type="spellEnd"/>
+      <w:r>
+        <w:rPr>
+          <w:sz w:val="24"/>
+        </w:rPr>
+        <w:t xml:space="preserve"> концентрации при разных условиях реакции) найти неизвестные кинетические параметры. Имеет за исключением простейших случаев неединственное решение.</w:t>
       </w:r>
     </w:p>
     <w:p>
@@ -5313,6 +5530,7 @@
         </w:rPr>
         <w:t xml:space="preserve">Выразить </w:t>
       </w:r>
+      <w:proofErr w:type="spellStart"/>
       <w:r>
         <w:rPr>
           <w:sz w:val="24"/>
@@ -5328,6 +5546,7 @@
         </w:rPr>
         <w:t>A</w:t>
       </w:r>
+      <w:proofErr w:type="spellEnd"/>
       <w:r>
         <w:rPr>
           <w:sz w:val="24"/>
@@ -5359,6 +5578,7 @@
         </w:rPr>
         <w:t xml:space="preserve">Рассчитать концентрацию реагента </w:t>
       </w:r>
+      <w:proofErr w:type="spellStart"/>
       <w:r>
         <w:rPr>
           <w:sz w:val="24"/>
@@ -5374,6 +5594,7 @@
         </w:rPr>
         <w:t>A</w:t>
       </w:r>
+      <w:proofErr w:type="spellEnd"/>
       <w:r>
         <w:rPr>
           <w:sz w:val="24"/>
@@ -5496,7 +5717,21 @@
         <w:rPr>
           <w:sz w:val="24"/>
         </w:rPr>
-        <w:t xml:space="preserve">Рассчитать время полупревращения, концентрацию в момент </w:t>
+        <w:t xml:space="preserve">Рассчитать время </w:t>
+      </w:r>
+      <w:proofErr w:type="spellStart"/>
+      <w:r>
+        <w:rPr>
+          <w:sz w:val="24"/>
+        </w:rPr>
+        <w:t>полупревращения</w:t>
+      </w:r>
+      <w:proofErr w:type="spellEnd"/>
+      <w:r>
+        <w:rPr>
+          <w:sz w:val="24"/>
+        </w:rPr>
+        <w:t xml:space="preserve">, концентрацию в момент </w:t>
       </w:r>
       <w:r>
         <w:rPr>
@@ -5553,7 +5788,21 @@
         <w:rPr>
           <w:sz w:val="24"/>
         </w:rPr>
-        <w:t>Обозначить реагенты и продукты реакций символьно (А,В,С,</w:t>
+        <w:t xml:space="preserve">Обозначить реагенты и продукты реакций </w:t>
+      </w:r>
+      <w:proofErr w:type="spellStart"/>
+      <w:r>
+        <w:rPr>
+          <w:sz w:val="24"/>
+        </w:rPr>
+        <w:t>символьно</w:t>
+      </w:r>
+      <w:proofErr w:type="spellEnd"/>
+      <w:r>
+        <w:rPr>
+          <w:sz w:val="24"/>
+        </w:rPr>
+        <w:t xml:space="preserve"> (А,В,С,</w:t>
       </w:r>
       <w:r>
         <w:rPr>
@@ -6016,6 +6265,7 @@
         </w:rPr>
         <w:t xml:space="preserve">Реагент: </w:t>
       </w:r>
+      <w:proofErr w:type="spellStart"/>
       <w:r>
         <w:rPr>
           <w:sz w:val="24"/>
@@ -6030,6 +6280,7 @@
         </w:rPr>
         <w:t>OCl</w:t>
       </w:r>
+      <w:proofErr w:type="spellEnd"/>
     </w:p>
     <w:p>
       <w:pPr>
@@ -7108,7 +7359,29 @@
           <w:szCs w:val="21"/>
           <w:lang w:val="en-US" w:eastAsia="ru-RU"/>
         </w:rPr>
-        <w:t xml:space="preserve"> numpy </w:t>
+        <w:t xml:space="preserve"> </w:t>
+      </w:r>
+      <w:proofErr w:type="spellStart"/>
+      <w:r>
+        <w:rPr>
+          <w:rFonts w:ascii="Consolas" w:eastAsia="Times New Roman" w:hAnsi="Consolas" w:cs="Times New Roman"/>
+          <w:color w:val="FFFFFF"/>
+          <w:sz w:val="21"/>
+          <w:szCs w:val="21"/>
+          <w:lang w:val="en-US" w:eastAsia="ru-RU"/>
+        </w:rPr>
+        <w:t>numpy</w:t>
+      </w:r>
+      <w:proofErr w:type="spellEnd"/>
+      <w:r>
+        <w:rPr>
+          <w:rFonts w:ascii="Consolas" w:eastAsia="Times New Roman" w:hAnsi="Consolas" w:cs="Times New Roman"/>
+          <w:color w:val="FFFFFF"/>
+          <w:sz w:val="21"/>
+          <w:szCs w:val="21"/>
+          <w:lang w:val="en-US" w:eastAsia="ru-RU"/>
+        </w:rPr>
+        <w:t xml:space="preserve"> </w:t>
       </w:r>
       <w:r>
         <w:rPr>
@@ -7163,7 +7436,29 @@
           <w:szCs w:val="21"/>
           <w:lang w:val="en-US" w:eastAsia="ru-RU"/>
         </w:rPr>
-        <w:t xml:space="preserve"> matplotlib.pyplot </w:t>
+        <w:t xml:space="preserve"> </w:t>
+      </w:r>
+      <w:proofErr w:type="spellStart"/>
+      <w:r>
+        <w:rPr>
+          <w:rFonts w:ascii="Consolas" w:eastAsia="Times New Roman" w:hAnsi="Consolas" w:cs="Times New Roman"/>
+          <w:color w:val="FFFFFF"/>
+          <w:sz w:val="21"/>
+          <w:szCs w:val="21"/>
+          <w:lang w:val="en-US" w:eastAsia="ru-RU"/>
+        </w:rPr>
+        <w:t>matplotlib.pyplot</w:t>
+      </w:r>
+      <w:proofErr w:type="spellEnd"/>
+      <w:r>
+        <w:rPr>
+          <w:rFonts w:ascii="Consolas" w:eastAsia="Times New Roman" w:hAnsi="Consolas" w:cs="Times New Roman"/>
+          <w:color w:val="FFFFFF"/>
+          <w:sz w:val="21"/>
+          <w:szCs w:val="21"/>
+          <w:lang w:val="en-US" w:eastAsia="ru-RU"/>
+        </w:rPr>
+        <w:t xml:space="preserve"> </w:t>
       </w:r>
       <w:r>
         <w:rPr>
@@ -7183,8 +7478,20 @@
           <w:szCs w:val="21"/>
           <w:lang w:val="en-US" w:eastAsia="ru-RU"/>
         </w:rPr>
-        <w:t xml:space="preserve"> plt</w:t>
-      </w:r>
+        <w:t xml:space="preserve"> </w:t>
+      </w:r>
+      <w:proofErr w:type="spellStart"/>
+      <w:r>
+        <w:rPr>
+          <w:rFonts w:ascii="Consolas" w:eastAsia="Times New Roman" w:hAnsi="Consolas" w:cs="Times New Roman"/>
+          <w:color w:val="FFFFFF"/>
+          <w:sz w:val="21"/>
+          <w:szCs w:val="21"/>
+          <w:lang w:val="en-US" w:eastAsia="ru-RU"/>
+        </w:rPr>
+        <w:t>plt</w:t>
+      </w:r>
+      <w:proofErr w:type="spellEnd"/>
     </w:p>
     <w:p>
       <w:pPr>
@@ -7218,7 +7525,29 @@
           <w:szCs w:val="21"/>
           <w:lang w:val="en-US" w:eastAsia="ru-RU"/>
         </w:rPr>
-        <w:t xml:space="preserve"> scipy </w:t>
+        <w:t xml:space="preserve"> </w:t>
+      </w:r>
+      <w:proofErr w:type="spellStart"/>
+      <w:r>
+        <w:rPr>
+          <w:rFonts w:ascii="Consolas" w:eastAsia="Times New Roman" w:hAnsi="Consolas" w:cs="Times New Roman"/>
+          <w:color w:val="FFFFFF"/>
+          <w:sz w:val="21"/>
+          <w:szCs w:val="21"/>
+          <w:lang w:val="en-US" w:eastAsia="ru-RU"/>
+        </w:rPr>
+        <w:t>scipy</w:t>
+      </w:r>
+      <w:proofErr w:type="spellEnd"/>
+      <w:r>
+        <w:rPr>
+          <w:rFonts w:ascii="Consolas" w:eastAsia="Times New Roman" w:hAnsi="Consolas" w:cs="Times New Roman"/>
+          <w:color w:val="FFFFFF"/>
+          <w:sz w:val="21"/>
+          <w:szCs w:val="21"/>
+          <w:lang w:val="en-US" w:eastAsia="ru-RU"/>
+        </w:rPr>
+        <w:t xml:space="preserve"> </w:t>
       </w:r>
       <w:r>
         <w:rPr>
@@ -7390,15 +7719,27 @@
           <w:lang w:val="en-US" w:eastAsia="ru-RU"/>
         </w:rPr>
       </w:pPr>
-      <w:r>
-        <w:rPr>
-          <w:rFonts w:ascii="Consolas" w:eastAsia="Times New Roman" w:hAnsi="Consolas" w:cs="Times New Roman"/>
-          <w:color w:val="FFFFFF"/>
-          <w:sz w:val="21"/>
-          <w:szCs w:val="21"/>
-          <w:lang w:val="en-US" w:eastAsia="ru-RU"/>
-        </w:rPr>
-        <w:t xml:space="preserve">T_target </w:t>
+      <w:proofErr w:type="spellStart"/>
+      <w:r>
+        <w:rPr>
+          <w:rFonts w:ascii="Consolas" w:eastAsia="Times New Roman" w:hAnsi="Consolas" w:cs="Times New Roman"/>
+          <w:color w:val="FFFFFF"/>
+          <w:sz w:val="21"/>
+          <w:szCs w:val="21"/>
+          <w:lang w:val="en-US" w:eastAsia="ru-RU"/>
+        </w:rPr>
+        <w:t>T_target</w:t>
+      </w:r>
+      <w:proofErr w:type="spellEnd"/>
+      <w:r>
+        <w:rPr>
+          <w:rFonts w:ascii="Consolas" w:eastAsia="Times New Roman" w:hAnsi="Consolas" w:cs="Times New Roman"/>
+          <w:color w:val="FFFFFF"/>
+          <w:sz w:val="21"/>
+          <w:szCs w:val="21"/>
+          <w:lang w:val="en-US" w:eastAsia="ru-RU"/>
+        </w:rPr>
+        <w:t xml:space="preserve"> </w:t>
       </w:r>
       <w:r>
         <w:rPr>
@@ -7445,15 +7786,27 @@
           <w:lang w:val="en-US" w:eastAsia="ru-RU"/>
         </w:rPr>
       </w:pPr>
-      <w:r>
-        <w:rPr>
-          <w:rFonts w:ascii="Consolas" w:eastAsia="Times New Roman" w:hAnsi="Consolas" w:cs="Times New Roman"/>
-          <w:color w:val="FFFFFF"/>
-          <w:sz w:val="21"/>
-          <w:szCs w:val="21"/>
-          <w:lang w:val="en-US" w:eastAsia="ru-RU"/>
-        </w:rPr>
-        <w:t xml:space="preserve">R_const </w:t>
+      <w:proofErr w:type="spellStart"/>
+      <w:r>
+        <w:rPr>
+          <w:rFonts w:ascii="Consolas" w:eastAsia="Times New Roman" w:hAnsi="Consolas" w:cs="Times New Roman"/>
+          <w:color w:val="FFFFFF"/>
+          <w:sz w:val="21"/>
+          <w:szCs w:val="21"/>
+          <w:lang w:val="en-US" w:eastAsia="ru-RU"/>
+        </w:rPr>
+        <w:t>R_const</w:t>
+      </w:r>
+      <w:proofErr w:type="spellEnd"/>
+      <w:r>
+        <w:rPr>
+          <w:rFonts w:ascii="Consolas" w:eastAsia="Times New Roman" w:hAnsi="Consolas" w:cs="Times New Roman"/>
+          <w:color w:val="FFFFFF"/>
+          <w:sz w:val="21"/>
+          <w:szCs w:val="21"/>
+          <w:lang w:val="en-US" w:eastAsia="ru-RU"/>
+        </w:rPr>
+        <w:t xml:space="preserve"> </w:t>
       </w:r>
       <w:r>
         <w:rPr>
@@ -7500,15 +7853,27 @@
           <w:lang w:val="en-US" w:eastAsia="ru-RU"/>
         </w:rPr>
       </w:pPr>
-      <w:r>
-        <w:rPr>
-          <w:rFonts w:ascii="Consolas" w:eastAsia="Times New Roman" w:hAnsi="Consolas" w:cs="Times New Roman"/>
-          <w:color w:val="FFFFFF"/>
-          <w:sz w:val="21"/>
-          <w:szCs w:val="21"/>
-          <w:lang w:val="en-US" w:eastAsia="ru-RU"/>
-        </w:rPr>
-        <w:t xml:space="preserve">p_init </w:t>
+      <w:proofErr w:type="spellStart"/>
+      <w:r>
+        <w:rPr>
+          <w:rFonts w:ascii="Consolas" w:eastAsia="Times New Roman" w:hAnsi="Consolas" w:cs="Times New Roman"/>
+          <w:color w:val="FFFFFF"/>
+          <w:sz w:val="21"/>
+          <w:szCs w:val="21"/>
+          <w:lang w:val="en-US" w:eastAsia="ru-RU"/>
+        </w:rPr>
+        <w:t>p_init</w:t>
+      </w:r>
+      <w:proofErr w:type="spellEnd"/>
+      <w:r>
+        <w:rPr>
+          <w:rFonts w:ascii="Consolas" w:eastAsia="Times New Roman" w:hAnsi="Consolas" w:cs="Times New Roman"/>
+          <w:color w:val="FFFFFF"/>
+          <w:sz w:val="21"/>
+          <w:szCs w:val="21"/>
+          <w:lang w:val="en-US" w:eastAsia="ru-RU"/>
+        </w:rPr>
+        <w:t xml:space="preserve"> </w:t>
       </w:r>
       <w:r>
         <w:rPr>
@@ -7570,15 +7935,27 @@
           <w:lang w:val="en-US" w:eastAsia="ru-RU"/>
         </w:rPr>
       </w:pPr>
-      <w:r>
-        <w:rPr>
-          <w:rFonts w:ascii="Consolas" w:eastAsia="Times New Roman" w:hAnsi="Consolas" w:cs="Times New Roman"/>
-          <w:color w:val="FFFFFF"/>
-          <w:sz w:val="21"/>
-          <w:szCs w:val="21"/>
-          <w:lang w:val="en-US" w:eastAsia="ru-RU"/>
-        </w:rPr>
-        <w:t xml:space="preserve">t_val </w:t>
+      <w:proofErr w:type="spellStart"/>
+      <w:r>
+        <w:rPr>
+          <w:rFonts w:ascii="Consolas" w:eastAsia="Times New Roman" w:hAnsi="Consolas" w:cs="Times New Roman"/>
+          <w:color w:val="FFFFFF"/>
+          <w:sz w:val="21"/>
+          <w:szCs w:val="21"/>
+          <w:lang w:val="en-US" w:eastAsia="ru-RU"/>
+        </w:rPr>
+        <w:t>t_val</w:t>
+      </w:r>
+      <w:proofErr w:type="spellEnd"/>
+      <w:r>
+        <w:rPr>
+          <w:rFonts w:ascii="Consolas" w:eastAsia="Times New Roman" w:hAnsi="Consolas" w:cs="Times New Roman"/>
+          <w:color w:val="FFFFFF"/>
+          <w:sz w:val="21"/>
+          <w:szCs w:val="21"/>
+          <w:lang w:val="en-US" w:eastAsia="ru-RU"/>
+        </w:rPr>
+        <w:t xml:space="preserve"> </w:t>
       </w:r>
       <w:r>
         <w:rPr>
@@ -7598,7 +7975,29 @@
           <w:szCs w:val="21"/>
           <w:lang w:val="en-US" w:eastAsia="ru-RU"/>
         </w:rPr>
-        <w:t xml:space="preserve"> np.array([</w:t>
+        <w:t xml:space="preserve"> </w:t>
+      </w:r>
+      <w:proofErr w:type="spellStart"/>
+      <w:r>
+        <w:rPr>
+          <w:rFonts w:ascii="Consolas" w:eastAsia="Times New Roman" w:hAnsi="Consolas" w:cs="Times New Roman"/>
+          <w:color w:val="FFFFFF"/>
+          <w:sz w:val="21"/>
+          <w:szCs w:val="21"/>
+          <w:lang w:val="en-US" w:eastAsia="ru-RU"/>
+        </w:rPr>
+        <w:t>np.array</w:t>
+      </w:r>
+      <w:proofErr w:type="spellEnd"/>
+      <w:r>
+        <w:rPr>
+          <w:rFonts w:ascii="Consolas" w:eastAsia="Times New Roman" w:hAnsi="Consolas" w:cs="Times New Roman"/>
+          <w:color w:val="FFFFFF"/>
+          <w:sz w:val="21"/>
+          <w:szCs w:val="21"/>
+          <w:lang w:val="en-US" w:eastAsia="ru-RU"/>
+        </w:rPr>
+        <w:t>([</w:t>
       </w:r>
       <w:r>
         <w:rPr>
@@ -7755,15 +8154,27 @@
           <w:lang w:val="en-US" w:eastAsia="ru-RU"/>
         </w:rPr>
       </w:pPr>
-      <w:r>
-        <w:rPr>
-          <w:rFonts w:ascii="Consolas" w:eastAsia="Times New Roman" w:hAnsi="Consolas" w:cs="Times New Roman"/>
-          <w:color w:val="FFFFFF"/>
-          <w:sz w:val="21"/>
-          <w:szCs w:val="21"/>
-          <w:lang w:val="en-US" w:eastAsia="ru-RU"/>
-        </w:rPr>
-        <w:t xml:space="preserve">p_total </w:t>
+      <w:proofErr w:type="spellStart"/>
+      <w:r>
+        <w:rPr>
+          <w:rFonts w:ascii="Consolas" w:eastAsia="Times New Roman" w:hAnsi="Consolas" w:cs="Times New Roman"/>
+          <w:color w:val="FFFFFF"/>
+          <w:sz w:val="21"/>
+          <w:szCs w:val="21"/>
+          <w:lang w:val="en-US" w:eastAsia="ru-RU"/>
+        </w:rPr>
+        <w:t>p_total</w:t>
+      </w:r>
+      <w:proofErr w:type="spellEnd"/>
+      <w:r>
+        <w:rPr>
+          <w:rFonts w:ascii="Consolas" w:eastAsia="Times New Roman" w:hAnsi="Consolas" w:cs="Times New Roman"/>
+          <w:color w:val="FFFFFF"/>
+          <w:sz w:val="21"/>
+          <w:szCs w:val="21"/>
+          <w:lang w:val="en-US" w:eastAsia="ru-RU"/>
+        </w:rPr>
+        <w:t xml:space="preserve"> </w:t>
       </w:r>
       <w:r>
         <w:rPr>
@@ -7783,7 +8194,29 @@
           <w:szCs w:val="21"/>
           <w:lang w:val="en-US" w:eastAsia="ru-RU"/>
         </w:rPr>
-        <w:t xml:space="preserve"> np.array([</w:t>
+        <w:t xml:space="preserve"> </w:t>
+      </w:r>
+      <w:proofErr w:type="spellStart"/>
+      <w:r>
+        <w:rPr>
+          <w:rFonts w:ascii="Consolas" w:eastAsia="Times New Roman" w:hAnsi="Consolas" w:cs="Times New Roman"/>
+          <w:color w:val="FFFFFF"/>
+          <w:sz w:val="21"/>
+          <w:szCs w:val="21"/>
+          <w:lang w:val="en-US" w:eastAsia="ru-RU"/>
+        </w:rPr>
+        <w:t>np.array</w:t>
+      </w:r>
+      <w:proofErr w:type="spellEnd"/>
+      <w:r>
+        <w:rPr>
+          <w:rFonts w:ascii="Consolas" w:eastAsia="Times New Roman" w:hAnsi="Consolas" w:cs="Times New Roman"/>
+          <w:color w:val="FFFFFF"/>
+          <w:sz w:val="21"/>
+          <w:szCs w:val="21"/>
+          <w:lang w:val="en-US" w:eastAsia="ru-RU"/>
+        </w:rPr>
+        <w:t>([</w:t>
       </w:r>
       <w:r>
         <w:rPr>
@@ -7955,15 +8388,27 @@
           <w:lang w:val="en-US" w:eastAsia="ru-RU"/>
         </w:rPr>
       </w:pPr>
-      <w:r>
-        <w:rPr>
-          <w:rFonts w:ascii="Consolas" w:eastAsia="Times New Roman" w:hAnsi="Consolas" w:cs="Times New Roman"/>
-          <w:color w:val="FFFFFF"/>
-          <w:sz w:val="21"/>
-          <w:szCs w:val="21"/>
-          <w:lang w:val="en-US" w:eastAsia="ru-RU"/>
-        </w:rPr>
-        <w:t xml:space="preserve">pA_val </w:t>
+      <w:proofErr w:type="spellStart"/>
+      <w:r>
+        <w:rPr>
+          <w:rFonts w:ascii="Consolas" w:eastAsia="Times New Roman" w:hAnsi="Consolas" w:cs="Times New Roman"/>
+          <w:color w:val="FFFFFF"/>
+          <w:sz w:val="21"/>
+          <w:szCs w:val="21"/>
+          <w:lang w:val="en-US" w:eastAsia="ru-RU"/>
+        </w:rPr>
+        <w:t>pA_val</w:t>
+      </w:r>
+      <w:proofErr w:type="spellEnd"/>
+      <w:r>
+        <w:rPr>
+          <w:rFonts w:ascii="Consolas" w:eastAsia="Times New Roman" w:hAnsi="Consolas" w:cs="Times New Roman"/>
+          <w:color w:val="FFFFFF"/>
+          <w:sz w:val="21"/>
+          <w:szCs w:val="21"/>
+          <w:lang w:val="en-US" w:eastAsia="ru-RU"/>
+        </w:rPr>
+        <w:t xml:space="preserve"> </w:t>
       </w:r>
       <w:r>
         <w:rPr>
@@ -8023,7 +8468,29 @@
           <w:szCs w:val="21"/>
           <w:lang w:val="en-US" w:eastAsia="ru-RU"/>
         </w:rPr>
-        <w:t xml:space="preserve"> p_init </w:t>
+        <w:t xml:space="preserve"> </w:t>
+      </w:r>
+      <w:proofErr w:type="spellStart"/>
+      <w:r>
+        <w:rPr>
+          <w:rFonts w:ascii="Consolas" w:eastAsia="Times New Roman" w:hAnsi="Consolas" w:cs="Times New Roman"/>
+          <w:color w:val="FFFFFF"/>
+          <w:sz w:val="21"/>
+          <w:szCs w:val="21"/>
+          <w:lang w:val="en-US" w:eastAsia="ru-RU"/>
+        </w:rPr>
+        <w:t>p_init</w:t>
+      </w:r>
+      <w:proofErr w:type="spellEnd"/>
+      <w:r>
+        <w:rPr>
+          <w:rFonts w:ascii="Consolas" w:eastAsia="Times New Roman" w:hAnsi="Consolas" w:cs="Times New Roman"/>
+          <w:color w:val="FFFFFF"/>
+          <w:sz w:val="21"/>
+          <w:szCs w:val="21"/>
+          <w:lang w:val="en-US" w:eastAsia="ru-RU"/>
+        </w:rPr>
+        <w:t xml:space="preserve"> </w:t>
       </w:r>
       <w:r>
         <w:rPr>
@@ -8083,8 +8550,20 @@
           <w:szCs w:val="21"/>
           <w:lang w:val="en-US" w:eastAsia="ru-RU"/>
         </w:rPr>
-        <w:t xml:space="preserve"> p_total</w:t>
-      </w:r>
+        <w:t xml:space="preserve"> </w:t>
+      </w:r>
+      <w:proofErr w:type="spellStart"/>
+      <w:r>
+        <w:rPr>
+          <w:rFonts w:ascii="Consolas" w:eastAsia="Times New Roman" w:hAnsi="Consolas" w:cs="Times New Roman"/>
+          <w:color w:val="FFFFFF"/>
+          <w:sz w:val="21"/>
+          <w:szCs w:val="21"/>
+          <w:lang w:val="en-US" w:eastAsia="ru-RU"/>
+        </w:rPr>
+        <w:t>p_total</w:t>
+      </w:r>
+      <w:proofErr w:type="spellEnd"/>
     </w:p>
     <w:p>
       <w:pPr>
@@ -8100,15 +8579,27 @@
           <w:lang w:val="en-US" w:eastAsia="ru-RU"/>
         </w:rPr>
       </w:pPr>
-      <w:r>
-        <w:rPr>
-          <w:rFonts w:ascii="Consolas" w:eastAsia="Times New Roman" w:hAnsi="Consolas" w:cs="Times New Roman"/>
-          <w:color w:val="FFFFFF"/>
-          <w:sz w:val="21"/>
-          <w:szCs w:val="21"/>
-          <w:lang w:val="en-US" w:eastAsia="ru-RU"/>
-        </w:rPr>
-        <w:t xml:space="preserve">cA_val </w:t>
+      <w:proofErr w:type="spellStart"/>
+      <w:r>
+        <w:rPr>
+          <w:rFonts w:ascii="Consolas" w:eastAsia="Times New Roman" w:hAnsi="Consolas" w:cs="Times New Roman"/>
+          <w:color w:val="FFFFFF"/>
+          <w:sz w:val="21"/>
+          <w:szCs w:val="21"/>
+          <w:lang w:val="en-US" w:eastAsia="ru-RU"/>
+        </w:rPr>
+        <w:t>cA_val</w:t>
+      </w:r>
+      <w:proofErr w:type="spellEnd"/>
+      <w:r>
+        <w:rPr>
+          <w:rFonts w:ascii="Consolas" w:eastAsia="Times New Roman" w:hAnsi="Consolas" w:cs="Times New Roman"/>
+          <w:color w:val="FFFFFF"/>
+          <w:sz w:val="21"/>
+          <w:szCs w:val="21"/>
+          <w:lang w:val="en-US" w:eastAsia="ru-RU"/>
+        </w:rPr>
+        <w:t xml:space="preserve"> </w:t>
       </w:r>
       <w:r>
         <w:rPr>
@@ -8128,7 +8619,29 @@
           <w:szCs w:val="21"/>
           <w:lang w:val="en-US" w:eastAsia="ru-RU"/>
         </w:rPr>
-        <w:t xml:space="preserve"> pA_val </w:t>
+        <w:t xml:space="preserve"> </w:t>
+      </w:r>
+      <w:proofErr w:type="spellStart"/>
+      <w:r>
+        <w:rPr>
+          <w:rFonts w:ascii="Consolas" w:eastAsia="Times New Roman" w:hAnsi="Consolas" w:cs="Times New Roman"/>
+          <w:color w:val="FFFFFF"/>
+          <w:sz w:val="21"/>
+          <w:szCs w:val="21"/>
+          <w:lang w:val="en-US" w:eastAsia="ru-RU"/>
+        </w:rPr>
+        <w:t>pA_val</w:t>
+      </w:r>
+      <w:proofErr w:type="spellEnd"/>
+      <w:r>
+        <w:rPr>
+          <w:rFonts w:ascii="Consolas" w:eastAsia="Times New Roman" w:hAnsi="Consolas" w:cs="Times New Roman"/>
+          <w:color w:val="FFFFFF"/>
+          <w:sz w:val="21"/>
+          <w:szCs w:val="21"/>
+          <w:lang w:val="en-US" w:eastAsia="ru-RU"/>
+        </w:rPr>
+        <w:t xml:space="preserve"> </w:t>
       </w:r>
       <w:r>
         <w:rPr>
@@ -8188,7 +8701,29 @@
           <w:szCs w:val="21"/>
           <w:lang w:val="en-US" w:eastAsia="ru-RU"/>
         </w:rPr>
-        <w:t xml:space="preserve"> (R_const </w:t>
+        <w:t xml:space="preserve"> (</w:t>
+      </w:r>
+      <w:proofErr w:type="spellStart"/>
+      <w:r>
+        <w:rPr>
+          <w:rFonts w:ascii="Consolas" w:eastAsia="Times New Roman" w:hAnsi="Consolas" w:cs="Times New Roman"/>
+          <w:color w:val="FFFFFF"/>
+          <w:sz w:val="21"/>
+          <w:szCs w:val="21"/>
+          <w:lang w:val="en-US" w:eastAsia="ru-RU"/>
+        </w:rPr>
+        <w:t>R_const</w:t>
+      </w:r>
+      <w:proofErr w:type="spellEnd"/>
+      <w:r>
+        <w:rPr>
+          <w:rFonts w:ascii="Consolas" w:eastAsia="Times New Roman" w:hAnsi="Consolas" w:cs="Times New Roman"/>
+          <w:color w:val="FFFFFF"/>
+          <w:sz w:val="21"/>
+          <w:szCs w:val="21"/>
+          <w:lang w:val="en-US" w:eastAsia="ru-RU"/>
+        </w:rPr>
+        <w:t xml:space="preserve"> </w:t>
       </w:r>
       <w:r>
         <w:rPr>
@@ -8208,8 +8743,20 @@
           <w:szCs w:val="21"/>
           <w:lang w:val="en-US" w:eastAsia="ru-RU"/>
         </w:rPr>
-        <w:t xml:space="preserve"> T_target</w:t>
-      </w:r>
+        <w:t xml:space="preserve"> </w:t>
+      </w:r>
+      <w:proofErr w:type="spellStart"/>
+      <w:r>
+        <w:rPr>
+          <w:rFonts w:ascii="Consolas" w:eastAsia="Times New Roman" w:hAnsi="Consolas" w:cs="Times New Roman"/>
+          <w:color w:val="FFFFFF"/>
+          <w:sz w:val="21"/>
+          <w:szCs w:val="21"/>
+          <w:lang w:val="en-US" w:eastAsia="ru-RU"/>
+        </w:rPr>
+        <w:t>T_target</w:t>
+      </w:r>
+      <w:proofErr w:type="spellEnd"/>
       <w:r>
         <w:rPr>
           <w:rFonts w:ascii="Consolas" w:eastAsia="Times New Roman" w:hAnsi="Consolas" w:cs="Times New Roman"/>
@@ -8458,14 +9005,36 @@
           <w:szCs w:val="21"/>
           <w:lang w:val="en-US" w:eastAsia="ru-RU"/>
         </w:rPr>
-        <w:t xml:space="preserve">'pA, </w:t>
-      </w:r>
+        <w:t>'</w:t>
+      </w:r>
+      <w:proofErr w:type="spellStart"/>
       <w:r>
         <w:rPr>
           <w:rFonts w:ascii="Consolas" w:eastAsia="Times New Roman" w:hAnsi="Consolas" w:cs="Times New Roman"/>
           <w:color w:val="99FFE4"/>
           <w:sz w:val="21"/>
           <w:szCs w:val="21"/>
+          <w:lang w:val="en-US" w:eastAsia="ru-RU"/>
+        </w:rPr>
+        <w:t>pA</w:t>
+      </w:r>
+      <w:proofErr w:type="spellEnd"/>
+      <w:r>
+        <w:rPr>
+          <w:rFonts w:ascii="Consolas" w:eastAsia="Times New Roman" w:hAnsi="Consolas" w:cs="Times New Roman"/>
+          <w:color w:val="99FFE4"/>
+          <w:sz w:val="21"/>
+          <w:szCs w:val="21"/>
+          <w:lang w:val="en-US" w:eastAsia="ru-RU"/>
+        </w:rPr>
+        <w:t xml:space="preserve">, </w:t>
+      </w:r>
+      <w:r>
+        <w:rPr>
+          <w:rFonts w:ascii="Consolas" w:eastAsia="Times New Roman" w:hAnsi="Consolas" w:cs="Times New Roman"/>
+          <w:color w:val="99FFE4"/>
+          <w:sz w:val="21"/>
+          <w:szCs w:val="21"/>
           <w:lang w:eastAsia="ru-RU"/>
         </w:rPr>
         <w:t>кПа</w:t>
@@ -8528,7 +9097,29 @@
           <w:szCs w:val="21"/>
           <w:lang w:val="en-US" w:eastAsia="ru-RU"/>
         </w:rPr>
-        <w:t xml:space="preserve">'cA, </w:t>
+        <w:t>'</w:t>
+      </w:r>
+      <w:proofErr w:type="spellStart"/>
+      <w:r>
+        <w:rPr>
+          <w:rFonts w:ascii="Consolas" w:eastAsia="Times New Roman" w:hAnsi="Consolas" w:cs="Times New Roman"/>
+          <w:color w:val="99FFE4"/>
+          <w:sz w:val="21"/>
+          <w:szCs w:val="21"/>
+          <w:lang w:val="en-US" w:eastAsia="ru-RU"/>
+        </w:rPr>
+        <w:t>cA</w:t>
+      </w:r>
+      <w:proofErr w:type="spellEnd"/>
+      <w:r>
+        <w:rPr>
+          <w:rFonts w:ascii="Consolas" w:eastAsia="Times New Roman" w:hAnsi="Consolas" w:cs="Times New Roman"/>
+          <w:color w:val="99FFE4"/>
+          <w:sz w:val="21"/>
+          <w:szCs w:val="21"/>
+          <w:lang w:val="en-US" w:eastAsia="ru-RU"/>
+        </w:rPr>
+        <w:t xml:space="preserve">, </w:t>
       </w:r>
       <w:r>
         <w:rPr>
@@ -8738,7 +9329,29 @@
           <w:szCs w:val="21"/>
           <w:lang w:val="en-US" w:eastAsia="ru-RU"/>
         </w:rPr>
-        <w:t xml:space="preserve"> i </w:t>
+        <w:t xml:space="preserve"> </w:t>
+      </w:r>
+      <w:proofErr w:type="spellStart"/>
+      <w:r>
+        <w:rPr>
+          <w:rFonts w:ascii="Consolas" w:eastAsia="Times New Roman" w:hAnsi="Consolas" w:cs="Times New Roman"/>
+          <w:color w:val="FFFFFF"/>
+          <w:sz w:val="21"/>
+          <w:szCs w:val="21"/>
+          <w:lang w:val="en-US" w:eastAsia="ru-RU"/>
+        </w:rPr>
+        <w:t>i</w:t>
+      </w:r>
+      <w:proofErr w:type="spellEnd"/>
+      <w:r>
+        <w:rPr>
+          <w:rFonts w:ascii="Consolas" w:eastAsia="Times New Roman" w:hAnsi="Consolas" w:cs="Times New Roman"/>
+          <w:color w:val="FFFFFF"/>
+          <w:sz w:val="21"/>
+          <w:szCs w:val="21"/>
+          <w:lang w:val="en-US" w:eastAsia="ru-RU"/>
+        </w:rPr>
+        <w:t xml:space="preserve"> </w:t>
       </w:r>
       <w:r>
         <w:rPr>
@@ -8780,6 +9393,7 @@
         </w:rPr>
         <w:t>(</w:t>
       </w:r>
+      <w:proofErr w:type="spellStart"/>
       <w:r>
         <w:rPr>
           <w:rFonts w:ascii="Consolas" w:eastAsia="Times New Roman" w:hAnsi="Consolas" w:cs="Times New Roman"/>
@@ -8790,15 +9404,38 @@
         </w:rPr>
         <w:t>len</w:t>
       </w:r>
-      <w:r>
-        <w:rPr>
-          <w:rFonts w:ascii="Consolas" w:eastAsia="Times New Roman" w:hAnsi="Consolas" w:cs="Times New Roman"/>
-          <w:color w:val="FFFFFF"/>
-          <w:sz w:val="21"/>
-          <w:szCs w:val="21"/>
-          <w:lang w:val="en-US" w:eastAsia="ru-RU"/>
-        </w:rPr>
-        <w:t>(t_val)):</w:t>
+      <w:proofErr w:type="spellEnd"/>
+      <w:r>
+        <w:rPr>
+          <w:rFonts w:ascii="Consolas" w:eastAsia="Times New Roman" w:hAnsi="Consolas" w:cs="Times New Roman"/>
+          <w:color w:val="FFFFFF"/>
+          <w:sz w:val="21"/>
+          <w:szCs w:val="21"/>
+          <w:lang w:val="en-US" w:eastAsia="ru-RU"/>
+        </w:rPr>
+        <w:t>(</w:t>
+      </w:r>
+      <w:proofErr w:type="spellStart"/>
+      <w:r>
+        <w:rPr>
+          <w:rFonts w:ascii="Consolas" w:eastAsia="Times New Roman" w:hAnsi="Consolas" w:cs="Times New Roman"/>
+          <w:color w:val="FFFFFF"/>
+          <w:sz w:val="21"/>
+          <w:szCs w:val="21"/>
+          <w:lang w:val="en-US" w:eastAsia="ru-RU"/>
+        </w:rPr>
+        <w:t>t_val</w:t>
+      </w:r>
+      <w:proofErr w:type="spellEnd"/>
+      <w:r>
+        <w:rPr>
+          <w:rFonts w:ascii="Consolas" w:eastAsia="Times New Roman" w:hAnsi="Consolas" w:cs="Times New Roman"/>
+          <w:color w:val="FFFFFF"/>
+          <w:sz w:val="21"/>
+          <w:szCs w:val="21"/>
+          <w:lang w:val="en-US" w:eastAsia="ru-RU"/>
+        </w:rPr>
+        <w:t>)):</w:t>
       </w:r>
     </w:p>
     <w:p>
@@ -8875,15 +9512,49 @@
         </w:rPr>
         <w:t>{</w:t>
       </w:r>
-      <w:r>
-        <w:rPr>
-          <w:rFonts w:ascii="Consolas" w:eastAsia="Times New Roman" w:hAnsi="Consolas" w:cs="Times New Roman"/>
-          <w:color w:val="FFFFFF"/>
-          <w:sz w:val="21"/>
-          <w:szCs w:val="21"/>
-          <w:lang w:val="en-US" w:eastAsia="ru-RU"/>
-        </w:rPr>
-        <w:t>t_val[i]</w:t>
+      <w:proofErr w:type="spellStart"/>
+      <w:r>
+        <w:rPr>
+          <w:rFonts w:ascii="Consolas" w:eastAsia="Times New Roman" w:hAnsi="Consolas" w:cs="Times New Roman"/>
+          <w:color w:val="FFFFFF"/>
+          <w:sz w:val="21"/>
+          <w:szCs w:val="21"/>
+          <w:lang w:val="en-US" w:eastAsia="ru-RU"/>
+        </w:rPr>
+        <w:t>t_val</w:t>
+      </w:r>
+      <w:proofErr w:type="spellEnd"/>
+      <w:r>
+        <w:rPr>
+          <w:rFonts w:ascii="Consolas" w:eastAsia="Times New Roman" w:hAnsi="Consolas" w:cs="Times New Roman"/>
+          <w:color w:val="FFFFFF"/>
+          <w:sz w:val="21"/>
+          <w:szCs w:val="21"/>
+          <w:lang w:val="en-US" w:eastAsia="ru-RU"/>
+        </w:rPr>
+        <w:t>[</w:t>
+      </w:r>
+      <w:proofErr w:type="spellStart"/>
+      <w:r>
+        <w:rPr>
+          <w:rFonts w:ascii="Consolas" w:eastAsia="Times New Roman" w:hAnsi="Consolas" w:cs="Times New Roman"/>
+          <w:color w:val="FFFFFF"/>
+          <w:sz w:val="21"/>
+          <w:szCs w:val="21"/>
+          <w:lang w:val="en-US" w:eastAsia="ru-RU"/>
+        </w:rPr>
+        <w:t>i</w:t>
+      </w:r>
+      <w:proofErr w:type="spellEnd"/>
+      <w:r>
+        <w:rPr>
+          <w:rFonts w:ascii="Consolas" w:eastAsia="Times New Roman" w:hAnsi="Consolas" w:cs="Times New Roman"/>
+          <w:color w:val="FFFFFF"/>
+          <w:sz w:val="21"/>
+          <w:szCs w:val="21"/>
+          <w:lang w:val="en-US" w:eastAsia="ru-RU"/>
+        </w:rPr>
+        <w:t>]</w:t>
       </w:r>
       <w:r>
         <w:rPr>
@@ -8925,15 +9596,49 @@
         </w:rPr>
         <w:t>{</w:t>
       </w:r>
-      <w:r>
-        <w:rPr>
-          <w:rFonts w:ascii="Consolas" w:eastAsia="Times New Roman" w:hAnsi="Consolas" w:cs="Times New Roman"/>
-          <w:color w:val="FFFFFF"/>
-          <w:sz w:val="21"/>
-          <w:szCs w:val="21"/>
-          <w:lang w:val="en-US" w:eastAsia="ru-RU"/>
-        </w:rPr>
-        <w:t>p_total[i]</w:t>
+      <w:proofErr w:type="spellStart"/>
+      <w:r>
+        <w:rPr>
+          <w:rFonts w:ascii="Consolas" w:eastAsia="Times New Roman" w:hAnsi="Consolas" w:cs="Times New Roman"/>
+          <w:color w:val="FFFFFF"/>
+          <w:sz w:val="21"/>
+          <w:szCs w:val="21"/>
+          <w:lang w:val="en-US" w:eastAsia="ru-RU"/>
+        </w:rPr>
+        <w:t>p_total</w:t>
+      </w:r>
+      <w:proofErr w:type="spellEnd"/>
+      <w:r>
+        <w:rPr>
+          <w:rFonts w:ascii="Consolas" w:eastAsia="Times New Roman" w:hAnsi="Consolas" w:cs="Times New Roman"/>
+          <w:color w:val="FFFFFF"/>
+          <w:sz w:val="21"/>
+          <w:szCs w:val="21"/>
+          <w:lang w:val="en-US" w:eastAsia="ru-RU"/>
+        </w:rPr>
+        <w:t>[</w:t>
+      </w:r>
+      <w:proofErr w:type="spellStart"/>
+      <w:r>
+        <w:rPr>
+          <w:rFonts w:ascii="Consolas" w:eastAsia="Times New Roman" w:hAnsi="Consolas" w:cs="Times New Roman"/>
+          <w:color w:val="FFFFFF"/>
+          <w:sz w:val="21"/>
+          <w:szCs w:val="21"/>
+          <w:lang w:val="en-US" w:eastAsia="ru-RU"/>
+        </w:rPr>
+        <w:t>i</w:t>
+      </w:r>
+      <w:proofErr w:type="spellEnd"/>
+      <w:r>
+        <w:rPr>
+          <w:rFonts w:ascii="Consolas" w:eastAsia="Times New Roman" w:hAnsi="Consolas" w:cs="Times New Roman"/>
+          <w:color w:val="FFFFFF"/>
+          <w:sz w:val="21"/>
+          <w:szCs w:val="21"/>
+          <w:lang w:val="en-US" w:eastAsia="ru-RU"/>
+        </w:rPr>
+        <w:t>]</w:t>
       </w:r>
       <w:r>
         <w:rPr>
@@ -8975,15 +9680,49 @@
         </w:rPr>
         <w:t>{</w:t>
       </w:r>
-      <w:r>
-        <w:rPr>
-          <w:rFonts w:ascii="Consolas" w:eastAsia="Times New Roman" w:hAnsi="Consolas" w:cs="Times New Roman"/>
-          <w:color w:val="FFFFFF"/>
-          <w:sz w:val="21"/>
-          <w:szCs w:val="21"/>
-          <w:lang w:val="en-US" w:eastAsia="ru-RU"/>
-        </w:rPr>
-        <w:t>pA_val[i]</w:t>
+      <w:proofErr w:type="spellStart"/>
+      <w:r>
+        <w:rPr>
+          <w:rFonts w:ascii="Consolas" w:eastAsia="Times New Roman" w:hAnsi="Consolas" w:cs="Times New Roman"/>
+          <w:color w:val="FFFFFF"/>
+          <w:sz w:val="21"/>
+          <w:szCs w:val="21"/>
+          <w:lang w:val="en-US" w:eastAsia="ru-RU"/>
+        </w:rPr>
+        <w:t>pA_val</w:t>
+      </w:r>
+      <w:proofErr w:type="spellEnd"/>
+      <w:r>
+        <w:rPr>
+          <w:rFonts w:ascii="Consolas" w:eastAsia="Times New Roman" w:hAnsi="Consolas" w:cs="Times New Roman"/>
+          <w:color w:val="FFFFFF"/>
+          <w:sz w:val="21"/>
+          <w:szCs w:val="21"/>
+          <w:lang w:val="en-US" w:eastAsia="ru-RU"/>
+        </w:rPr>
+        <w:t>[</w:t>
+      </w:r>
+      <w:proofErr w:type="spellStart"/>
+      <w:r>
+        <w:rPr>
+          <w:rFonts w:ascii="Consolas" w:eastAsia="Times New Roman" w:hAnsi="Consolas" w:cs="Times New Roman"/>
+          <w:color w:val="FFFFFF"/>
+          <w:sz w:val="21"/>
+          <w:szCs w:val="21"/>
+          <w:lang w:val="en-US" w:eastAsia="ru-RU"/>
+        </w:rPr>
+        <w:t>i</w:t>
+      </w:r>
+      <w:proofErr w:type="spellEnd"/>
+      <w:r>
+        <w:rPr>
+          <w:rFonts w:ascii="Consolas" w:eastAsia="Times New Roman" w:hAnsi="Consolas" w:cs="Times New Roman"/>
+          <w:color w:val="FFFFFF"/>
+          <w:sz w:val="21"/>
+          <w:szCs w:val="21"/>
+          <w:lang w:val="en-US" w:eastAsia="ru-RU"/>
+        </w:rPr>
+        <w:t>]</w:t>
       </w:r>
       <w:r>
         <w:rPr>
@@ -9025,15 +9764,49 @@
         </w:rPr>
         <w:t>{</w:t>
       </w:r>
-      <w:r>
-        <w:rPr>
-          <w:rFonts w:ascii="Consolas" w:eastAsia="Times New Roman" w:hAnsi="Consolas" w:cs="Times New Roman"/>
-          <w:color w:val="FFFFFF"/>
-          <w:sz w:val="21"/>
-          <w:szCs w:val="21"/>
-          <w:lang w:val="en-US" w:eastAsia="ru-RU"/>
-        </w:rPr>
-        <w:t>cA_val[i]</w:t>
+      <w:proofErr w:type="spellStart"/>
+      <w:r>
+        <w:rPr>
+          <w:rFonts w:ascii="Consolas" w:eastAsia="Times New Roman" w:hAnsi="Consolas" w:cs="Times New Roman"/>
+          <w:color w:val="FFFFFF"/>
+          <w:sz w:val="21"/>
+          <w:szCs w:val="21"/>
+          <w:lang w:val="en-US" w:eastAsia="ru-RU"/>
+        </w:rPr>
+        <w:t>cA_val</w:t>
+      </w:r>
+      <w:proofErr w:type="spellEnd"/>
+      <w:r>
+        <w:rPr>
+          <w:rFonts w:ascii="Consolas" w:eastAsia="Times New Roman" w:hAnsi="Consolas" w:cs="Times New Roman"/>
+          <w:color w:val="FFFFFF"/>
+          <w:sz w:val="21"/>
+          <w:szCs w:val="21"/>
+          <w:lang w:val="en-US" w:eastAsia="ru-RU"/>
+        </w:rPr>
+        <w:t>[</w:t>
+      </w:r>
+      <w:proofErr w:type="spellStart"/>
+      <w:r>
+        <w:rPr>
+          <w:rFonts w:ascii="Consolas" w:eastAsia="Times New Roman" w:hAnsi="Consolas" w:cs="Times New Roman"/>
+          <w:color w:val="FFFFFF"/>
+          <w:sz w:val="21"/>
+          <w:szCs w:val="21"/>
+          <w:lang w:val="en-US" w:eastAsia="ru-RU"/>
+        </w:rPr>
+        <w:t>i</w:t>
+      </w:r>
+      <w:proofErr w:type="spellEnd"/>
+      <w:r>
+        <w:rPr>
+          <w:rFonts w:ascii="Consolas" w:eastAsia="Times New Roman" w:hAnsi="Consolas" w:cs="Times New Roman"/>
+          <w:color w:val="FFFFFF"/>
+          <w:sz w:val="21"/>
+          <w:szCs w:val="21"/>
+          <w:lang w:val="en-US" w:eastAsia="ru-RU"/>
+        </w:rPr>
+        <w:t>]</w:t>
       </w:r>
       <w:r>
         <w:rPr>
@@ -9133,8 +9906,20 @@
           <w:szCs w:val="21"/>
           <w:lang w:val="en-US" w:eastAsia="ru-RU"/>
         </w:rPr>
-        <w:t xml:space="preserve"> cA_val</w:t>
-      </w:r>
+        <w:t xml:space="preserve"> </w:t>
+      </w:r>
+      <w:proofErr w:type="spellStart"/>
+      <w:r>
+        <w:rPr>
+          <w:rFonts w:ascii="Consolas" w:eastAsia="Times New Roman" w:hAnsi="Consolas" w:cs="Times New Roman"/>
+          <w:color w:val="FFFFFF"/>
+          <w:sz w:val="21"/>
+          <w:szCs w:val="21"/>
+          <w:lang w:val="en-US" w:eastAsia="ru-RU"/>
+        </w:rPr>
+        <w:t>cA_val</w:t>
+      </w:r>
+      <w:proofErr w:type="spellEnd"/>
     </w:p>
     <w:p>
       <w:pPr>
@@ -9178,7 +9963,29 @@
           <w:szCs w:val="21"/>
           <w:lang w:val="en-US" w:eastAsia="ru-RU"/>
         </w:rPr>
-        <w:t xml:space="preserve"> np.log(cA_val)</w:t>
+        <w:t xml:space="preserve"> np.log(</w:t>
+      </w:r>
+      <w:proofErr w:type="spellStart"/>
+      <w:r>
+        <w:rPr>
+          <w:rFonts w:ascii="Consolas" w:eastAsia="Times New Roman" w:hAnsi="Consolas" w:cs="Times New Roman"/>
+          <w:color w:val="FFFFFF"/>
+          <w:sz w:val="21"/>
+          <w:szCs w:val="21"/>
+          <w:lang w:val="en-US" w:eastAsia="ru-RU"/>
+        </w:rPr>
+        <w:t>cA_val</w:t>
+      </w:r>
+      <w:proofErr w:type="spellEnd"/>
+      <w:r>
+        <w:rPr>
+          <w:rFonts w:ascii="Consolas" w:eastAsia="Times New Roman" w:hAnsi="Consolas" w:cs="Times New Roman"/>
+          <w:color w:val="FFFFFF"/>
+          <w:sz w:val="21"/>
+          <w:szCs w:val="21"/>
+          <w:lang w:val="en-US" w:eastAsia="ru-RU"/>
+        </w:rPr>
+        <w:t>)</w:t>
       </w:r>
     </w:p>
     <w:p>
@@ -9263,8 +10070,20 @@
           <w:szCs w:val="21"/>
           <w:lang w:val="en-US" w:eastAsia="ru-RU"/>
         </w:rPr>
-        <w:t xml:space="preserve"> cA_val</w:t>
-      </w:r>
+        <w:t xml:space="preserve"> </w:t>
+      </w:r>
+      <w:proofErr w:type="spellStart"/>
+      <w:r>
+        <w:rPr>
+          <w:rFonts w:ascii="Consolas" w:eastAsia="Times New Roman" w:hAnsi="Consolas" w:cs="Times New Roman"/>
+          <w:color w:val="FFFFFF"/>
+          <w:sz w:val="21"/>
+          <w:szCs w:val="21"/>
+          <w:lang w:val="en-US" w:eastAsia="ru-RU"/>
+        </w:rPr>
+        <w:t>cA_val</w:t>
+      </w:r>
+      <w:proofErr w:type="spellEnd"/>
     </w:p>
     <w:p>
       <w:pPr>
@@ -9323,7 +10142,51 @@
           <w:szCs w:val="21"/>
           <w:lang w:val="en-US" w:eastAsia="ru-RU"/>
         </w:rPr>
-        <w:t xml:space="preserve"> stats.linregress(t_val, y_0)</w:t>
+        <w:t xml:space="preserve"> </w:t>
+      </w:r>
+      <w:proofErr w:type="spellStart"/>
+      <w:r>
+        <w:rPr>
+          <w:rFonts w:ascii="Consolas" w:eastAsia="Times New Roman" w:hAnsi="Consolas" w:cs="Times New Roman"/>
+          <w:color w:val="FFFFFF"/>
+          <w:sz w:val="21"/>
+          <w:szCs w:val="21"/>
+          <w:lang w:val="en-US" w:eastAsia="ru-RU"/>
+        </w:rPr>
+        <w:t>stats.linregress</w:t>
+      </w:r>
+      <w:proofErr w:type="spellEnd"/>
+      <w:r>
+        <w:rPr>
+          <w:rFonts w:ascii="Consolas" w:eastAsia="Times New Roman" w:hAnsi="Consolas" w:cs="Times New Roman"/>
+          <w:color w:val="FFFFFF"/>
+          <w:sz w:val="21"/>
+          <w:szCs w:val="21"/>
+          <w:lang w:val="en-US" w:eastAsia="ru-RU"/>
+        </w:rPr>
+        <w:t>(</w:t>
+      </w:r>
+      <w:proofErr w:type="spellStart"/>
+      <w:r>
+        <w:rPr>
+          <w:rFonts w:ascii="Consolas" w:eastAsia="Times New Roman" w:hAnsi="Consolas" w:cs="Times New Roman"/>
+          <w:color w:val="FFFFFF"/>
+          <w:sz w:val="21"/>
+          <w:szCs w:val="21"/>
+          <w:lang w:val="en-US" w:eastAsia="ru-RU"/>
+        </w:rPr>
+        <w:t>t_val</w:t>
+      </w:r>
+      <w:proofErr w:type="spellEnd"/>
+      <w:r>
+        <w:rPr>
+          <w:rFonts w:ascii="Consolas" w:eastAsia="Times New Roman" w:hAnsi="Consolas" w:cs="Times New Roman"/>
+          <w:color w:val="FFFFFF"/>
+          <w:sz w:val="21"/>
+          <w:szCs w:val="21"/>
+          <w:lang w:val="en-US" w:eastAsia="ru-RU"/>
+        </w:rPr>
+        <w:t>, y_0)</w:t>
       </w:r>
     </w:p>
     <w:p>
@@ -9368,7 +10231,51 @@
           <w:szCs w:val="21"/>
           <w:lang w:val="en-US" w:eastAsia="ru-RU"/>
         </w:rPr>
-        <w:t xml:space="preserve"> stats.linregress(t_val, y_1)</w:t>
+        <w:t xml:space="preserve"> </w:t>
+      </w:r>
+      <w:proofErr w:type="spellStart"/>
+      <w:r>
+        <w:rPr>
+          <w:rFonts w:ascii="Consolas" w:eastAsia="Times New Roman" w:hAnsi="Consolas" w:cs="Times New Roman"/>
+          <w:color w:val="FFFFFF"/>
+          <w:sz w:val="21"/>
+          <w:szCs w:val="21"/>
+          <w:lang w:val="en-US" w:eastAsia="ru-RU"/>
+        </w:rPr>
+        <w:t>stats.linregress</w:t>
+      </w:r>
+      <w:proofErr w:type="spellEnd"/>
+      <w:r>
+        <w:rPr>
+          <w:rFonts w:ascii="Consolas" w:eastAsia="Times New Roman" w:hAnsi="Consolas" w:cs="Times New Roman"/>
+          <w:color w:val="FFFFFF"/>
+          <w:sz w:val="21"/>
+          <w:szCs w:val="21"/>
+          <w:lang w:val="en-US" w:eastAsia="ru-RU"/>
+        </w:rPr>
+        <w:t>(</w:t>
+      </w:r>
+      <w:proofErr w:type="spellStart"/>
+      <w:r>
+        <w:rPr>
+          <w:rFonts w:ascii="Consolas" w:eastAsia="Times New Roman" w:hAnsi="Consolas" w:cs="Times New Roman"/>
+          <w:color w:val="FFFFFF"/>
+          <w:sz w:val="21"/>
+          <w:szCs w:val="21"/>
+          <w:lang w:val="en-US" w:eastAsia="ru-RU"/>
+        </w:rPr>
+        <w:t>t_val</w:t>
+      </w:r>
+      <w:proofErr w:type="spellEnd"/>
+      <w:r>
+        <w:rPr>
+          <w:rFonts w:ascii="Consolas" w:eastAsia="Times New Roman" w:hAnsi="Consolas" w:cs="Times New Roman"/>
+          <w:color w:val="FFFFFF"/>
+          <w:sz w:val="21"/>
+          <w:szCs w:val="21"/>
+          <w:lang w:val="en-US" w:eastAsia="ru-RU"/>
+        </w:rPr>
+        <w:t>, y_1)</w:t>
       </w:r>
     </w:p>
     <w:p>
@@ -9413,7 +10320,51 @@
           <w:szCs w:val="21"/>
           <w:lang w:val="en-US" w:eastAsia="ru-RU"/>
         </w:rPr>
-        <w:t xml:space="preserve"> stats.linregress(t_val, y_2)</w:t>
+        <w:t xml:space="preserve"> </w:t>
+      </w:r>
+      <w:proofErr w:type="spellStart"/>
+      <w:r>
+        <w:rPr>
+          <w:rFonts w:ascii="Consolas" w:eastAsia="Times New Roman" w:hAnsi="Consolas" w:cs="Times New Roman"/>
+          <w:color w:val="FFFFFF"/>
+          <w:sz w:val="21"/>
+          <w:szCs w:val="21"/>
+          <w:lang w:val="en-US" w:eastAsia="ru-RU"/>
+        </w:rPr>
+        <w:t>stats.linregress</w:t>
+      </w:r>
+      <w:proofErr w:type="spellEnd"/>
+      <w:r>
+        <w:rPr>
+          <w:rFonts w:ascii="Consolas" w:eastAsia="Times New Roman" w:hAnsi="Consolas" w:cs="Times New Roman"/>
+          <w:color w:val="FFFFFF"/>
+          <w:sz w:val="21"/>
+          <w:szCs w:val="21"/>
+          <w:lang w:val="en-US" w:eastAsia="ru-RU"/>
+        </w:rPr>
+        <w:t>(</w:t>
+      </w:r>
+      <w:proofErr w:type="spellStart"/>
+      <w:r>
+        <w:rPr>
+          <w:rFonts w:ascii="Consolas" w:eastAsia="Times New Roman" w:hAnsi="Consolas" w:cs="Times New Roman"/>
+          <w:color w:val="FFFFFF"/>
+          <w:sz w:val="21"/>
+          <w:szCs w:val="21"/>
+          <w:lang w:val="en-US" w:eastAsia="ru-RU"/>
+        </w:rPr>
+        <w:t>t_val</w:t>
+      </w:r>
+      <w:proofErr w:type="spellEnd"/>
+      <w:r>
+        <w:rPr>
+          <w:rFonts w:ascii="Consolas" w:eastAsia="Times New Roman" w:hAnsi="Consolas" w:cs="Times New Roman"/>
+          <w:color w:val="FFFFFF"/>
+          <w:sz w:val="21"/>
+          <w:szCs w:val="21"/>
+          <w:lang w:val="en-US" w:eastAsia="ru-RU"/>
+        </w:rPr>
+        <w:t>, y_2)</w:t>
       </w:r>
     </w:p>
     <w:p>
@@ -9760,15 +10711,27 @@
           <w:lang w:val="en-US" w:eastAsia="ru-RU"/>
         </w:rPr>
       </w:pPr>
-      <w:r>
-        <w:rPr>
-          <w:rFonts w:ascii="Consolas" w:eastAsia="Times New Roman" w:hAnsi="Consolas" w:cs="Times New Roman"/>
-          <w:color w:val="FFFFFF"/>
-          <w:sz w:val="21"/>
-          <w:szCs w:val="21"/>
-          <w:lang w:val="en-US" w:eastAsia="ru-RU"/>
-        </w:rPr>
-        <w:t xml:space="preserve">best_idx </w:t>
+      <w:proofErr w:type="spellStart"/>
+      <w:r>
+        <w:rPr>
+          <w:rFonts w:ascii="Consolas" w:eastAsia="Times New Roman" w:hAnsi="Consolas" w:cs="Times New Roman"/>
+          <w:color w:val="FFFFFF"/>
+          <w:sz w:val="21"/>
+          <w:szCs w:val="21"/>
+          <w:lang w:val="en-US" w:eastAsia="ru-RU"/>
+        </w:rPr>
+        <w:t>best_idx</w:t>
+      </w:r>
+      <w:proofErr w:type="spellEnd"/>
+      <w:r>
+        <w:rPr>
+          <w:rFonts w:ascii="Consolas" w:eastAsia="Times New Roman" w:hAnsi="Consolas" w:cs="Times New Roman"/>
+          <w:color w:val="FFFFFF"/>
+          <w:sz w:val="21"/>
+          <w:szCs w:val="21"/>
+          <w:lang w:val="en-US" w:eastAsia="ru-RU"/>
+        </w:rPr>
+        <w:t xml:space="preserve"> </w:t>
       </w:r>
       <w:r>
         <w:rPr>
@@ -9845,15 +10808,27 @@
           <w:lang w:eastAsia="ru-RU"/>
         </w:rPr>
       </w:pPr>
-      <w:r>
-        <w:rPr>
-          <w:rFonts w:ascii="Consolas" w:eastAsia="Times New Roman" w:hAnsi="Consolas" w:cs="Times New Roman"/>
-          <w:color w:val="FFFFFF"/>
-          <w:sz w:val="21"/>
-          <w:szCs w:val="21"/>
-          <w:lang w:eastAsia="ru-RU"/>
-        </w:rPr>
-        <w:t xml:space="preserve">names </w:t>
+      <w:proofErr w:type="spellStart"/>
+      <w:r>
+        <w:rPr>
+          <w:rFonts w:ascii="Consolas" w:eastAsia="Times New Roman" w:hAnsi="Consolas" w:cs="Times New Roman"/>
+          <w:color w:val="FFFFFF"/>
+          <w:sz w:val="21"/>
+          <w:szCs w:val="21"/>
+          <w:lang w:eastAsia="ru-RU"/>
+        </w:rPr>
+        <w:t>names</w:t>
+      </w:r>
+      <w:proofErr w:type="spellEnd"/>
+      <w:r>
+        <w:rPr>
+          <w:rFonts w:ascii="Consolas" w:eastAsia="Times New Roman" w:hAnsi="Consolas" w:cs="Times New Roman"/>
+          <w:color w:val="FFFFFF"/>
+          <w:sz w:val="21"/>
+          <w:szCs w:val="21"/>
+          <w:lang w:eastAsia="ru-RU"/>
+        </w:rPr>
+        <w:t xml:space="preserve"> </w:t>
       </w:r>
       <w:r>
         <w:rPr>
@@ -10025,6 +11000,7 @@
           <w:lang w:eastAsia="ru-RU"/>
         </w:rPr>
       </w:pPr>
+      <w:proofErr w:type="spellStart"/>
       <w:r>
         <w:rPr>
           <w:rFonts w:ascii="Consolas" w:eastAsia="Times New Roman" w:hAnsi="Consolas" w:cs="Times New Roman"/>
@@ -10035,6 +11011,7 @@
         </w:rPr>
         <w:t>print</w:t>
       </w:r>
+      <w:proofErr w:type="spellEnd"/>
       <w:r>
         <w:rPr>
           <w:rFonts w:ascii="Consolas" w:eastAsia="Times New Roman" w:hAnsi="Consolas" w:cs="Times New Roman"/>
@@ -10100,6 +11077,7 @@
           <w:lang w:eastAsia="ru-RU"/>
         </w:rPr>
       </w:pPr>
+      <w:proofErr w:type="spellStart"/>
       <w:r>
         <w:rPr>
           <w:rFonts w:ascii="Consolas" w:eastAsia="Times New Roman" w:hAnsi="Consolas" w:cs="Times New Roman"/>
@@ -10110,6 +11088,7 @@
         </w:rPr>
         <w:t>print</w:t>
       </w:r>
+      <w:proofErr w:type="spellEnd"/>
       <w:r>
         <w:rPr>
           <w:rFonts w:ascii="Consolas" w:eastAsia="Times New Roman" w:hAnsi="Consolas" w:cs="Times New Roman"/>
@@ -10120,6 +11099,7 @@
         </w:rPr>
         <w:t>(</w:t>
       </w:r>
+      <w:proofErr w:type="spellStart"/>
       <w:r>
         <w:rPr>
           <w:rFonts w:ascii="Consolas" w:eastAsia="Times New Roman" w:hAnsi="Consolas" w:cs="Times New Roman"/>
@@ -10138,7 +11118,18 @@
           <w:szCs w:val="21"/>
           <w:lang w:eastAsia="ru-RU"/>
         </w:rPr>
-        <w:t xml:space="preserve">"Нулевой порядок:  R² = </w:t>
+        <w:t>"Нулевой</w:t>
+      </w:r>
+      <w:proofErr w:type="spellEnd"/>
+      <w:r>
+        <w:rPr>
+          <w:rFonts w:ascii="Consolas" w:eastAsia="Times New Roman" w:hAnsi="Consolas" w:cs="Times New Roman"/>
+          <w:color w:val="99FFE4"/>
+          <w:sz w:val="21"/>
+          <w:szCs w:val="21"/>
+          <w:lang w:eastAsia="ru-RU"/>
+        </w:rPr>
+        <w:t xml:space="preserve"> порядок:  R² = </w:t>
       </w:r>
       <w:r>
         <w:rPr>
@@ -10215,6 +11206,7 @@
           <w:lang w:eastAsia="ru-RU"/>
         </w:rPr>
       </w:pPr>
+      <w:proofErr w:type="spellStart"/>
       <w:r>
         <w:rPr>
           <w:rFonts w:ascii="Consolas" w:eastAsia="Times New Roman" w:hAnsi="Consolas" w:cs="Times New Roman"/>
@@ -10225,6 +11217,7 @@
         </w:rPr>
         <w:t>print</w:t>
       </w:r>
+      <w:proofErr w:type="spellEnd"/>
       <w:r>
         <w:rPr>
           <w:rFonts w:ascii="Consolas" w:eastAsia="Times New Roman" w:hAnsi="Consolas" w:cs="Times New Roman"/>
@@ -10235,6 +11228,7 @@
         </w:rPr>
         <w:t>(</w:t>
       </w:r>
+      <w:proofErr w:type="spellStart"/>
       <w:r>
         <w:rPr>
           <w:rFonts w:ascii="Consolas" w:eastAsia="Times New Roman" w:hAnsi="Consolas" w:cs="Times New Roman"/>
@@ -10253,7 +11247,18 @@
           <w:szCs w:val="21"/>
           <w:lang w:eastAsia="ru-RU"/>
         </w:rPr>
-        <w:t xml:space="preserve">"Первый порядок:   R² = </w:t>
+        <w:t>"Первый</w:t>
+      </w:r>
+      <w:proofErr w:type="spellEnd"/>
+      <w:r>
+        <w:rPr>
+          <w:rFonts w:ascii="Consolas" w:eastAsia="Times New Roman" w:hAnsi="Consolas" w:cs="Times New Roman"/>
+          <w:color w:val="99FFE4"/>
+          <w:sz w:val="21"/>
+          <w:szCs w:val="21"/>
+          <w:lang w:eastAsia="ru-RU"/>
+        </w:rPr>
+        <w:t xml:space="preserve"> порядок:   R² = </w:t>
       </w:r>
       <w:r>
         <w:rPr>
@@ -10330,6 +11335,7 @@
           <w:lang w:eastAsia="ru-RU"/>
         </w:rPr>
       </w:pPr>
+      <w:proofErr w:type="spellStart"/>
       <w:r>
         <w:rPr>
           <w:rFonts w:ascii="Consolas" w:eastAsia="Times New Roman" w:hAnsi="Consolas" w:cs="Times New Roman"/>
@@ -10341,6 +11347,7 @@
         <w:lastRenderedPageBreak/>
         <w:t>print</w:t>
       </w:r>
+      <w:proofErr w:type="spellEnd"/>
       <w:r>
         <w:rPr>
           <w:rFonts w:ascii="Consolas" w:eastAsia="Times New Roman" w:hAnsi="Consolas" w:cs="Times New Roman"/>
@@ -10351,6 +11358,7 @@
         </w:rPr>
         <w:t>(</w:t>
       </w:r>
+      <w:proofErr w:type="spellStart"/>
       <w:r>
         <w:rPr>
           <w:rFonts w:ascii="Consolas" w:eastAsia="Times New Roman" w:hAnsi="Consolas" w:cs="Times New Roman"/>
@@ -10369,7 +11377,18 @@
           <w:szCs w:val="21"/>
           <w:lang w:eastAsia="ru-RU"/>
         </w:rPr>
-        <w:t xml:space="preserve">"Второй порядок:   R² = </w:t>
+        <w:t>"Второй</w:t>
+      </w:r>
+      <w:proofErr w:type="spellEnd"/>
+      <w:r>
+        <w:rPr>
+          <w:rFonts w:ascii="Consolas" w:eastAsia="Times New Roman" w:hAnsi="Consolas" w:cs="Times New Roman"/>
+          <w:color w:val="99FFE4"/>
+          <w:sz w:val="21"/>
+          <w:szCs w:val="21"/>
+          <w:lang w:eastAsia="ru-RU"/>
+        </w:rPr>
+        <w:t xml:space="preserve"> порядок:   R² = </w:t>
       </w:r>
       <w:r>
         <w:rPr>
@@ -10534,7 +11553,29 @@
           <w:szCs w:val="21"/>
           <w:lang w:val="en-US" w:eastAsia="ru-RU"/>
         </w:rPr>
-        <w:t>names[best_idx]</w:t>
+        <w:t>names[</w:t>
+      </w:r>
+      <w:proofErr w:type="spellStart"/>
+      <w:r>
+        <w:rPr>
+          <w:rFonts w:ascii="Consolas" w:eastAsia="Times New Roman" w:hAnsi="Consolas" w:cs="Times New Roman"/>
+          <w:color w:val="FFFFFF"/>
+          <w:sz w:val="21"/>
+          <w:szCs w:val="21"/>
+          <w:lang w:val="en-US" w:eastAsia="ru-RU"/>
+        </w:rPr>
+        <w:t>best_idx</w:t>
+      </w:r>
+      <w:proofErr w:type="spellEnd"/>
+      <w:r>
+        <w:rPr>
+          <w:rFonts w:ascii="Consolas" w:eastAsia="Times New Roman" w:hAnsi="Consolas" w:cs="Times New Roman"/>
+          <w:color w:val="FFFFFF"/>
+          <w:sz w:val="21"/>
+          <w:szCs w:val="21"/>
+          <w:lang w:val="en-US" w:eastAsia="ru-RU"/>
+        </w:rPr>
+        <w:t>]</w:t>
       </w:r>
       <w:r>
         <w:rPr>
@@ -10594,7 +11635,29 @@
           <w:szCs w:val="21"/>
           <w:lang w:val="en-US" w:eastAsia="ru-RU"/>
         </w:rPr>
-        <w:t>R2_results[best_idx]</w:t>
+        <w:t>R2_results[</w:t>
+      </w:r>
+      <w:proofErr w:type="spellStart"/>
+      <w:r>
+        <w:rPr>
+          <w:rFonts w:ascii="Consolas" w:eastAsia="Times New Roman" w:hAnsi="Consolas" w:cs="Times New Roman"/>
+          <w:color w:val="FFFFFF"/>
+          <w:sz w:val="21"/>
+          <w:szCs w:val="21"/>
+          <w:lang w:val="en-US" w:eastAsia="ru-RU"/>
+        </w:rPr>
+        <w:t>best_idx</w:t>
+      </w:r>
+      <w:proofErr w:type="spellEnd"/>
+      <w:r>
+        <w:rPr>
+          <w:rFonts w:ascii="Consolas" w:eastAsia="Times New Roman" w:hAnsi="Consolas" w:cs="Times New Roman"/>
+          <w:color w:val="FFFFFF"/>
+          <w:sz w:val="21"/>
+          <w:szCs w:val="21"/>
+          <w:lang w:val="en-US" w:eastAsia="ru-RU"/>
+        </w:rPr>
+        <w:t>]</w:t>
       </w:r>
       <w:r>
         <w:rPr>
@@ -10666,16 +11729,40 @@
           <w:lang w:val="en-US" w:eastAsia="ru-RU"/>
         </w:rPr>
       </w:pPr>
-      <w:r>
-        <w:rPr>
-          <w:rFonts w:ascii="Consolas" w:eastAsia="Times New Roman" w:hAnsi="Consolas" w:cs="Times New Roman"/>
-          <w:color w:val="FFFFFF"/>
-          <w:sz w:val="21"/>
-          <w:szCs w:val="21"/>
-          <w:lang w:val="en-US" w:eastAsia="ru-RU"/>
-        </w:rPr>
-        <w:t>plt.figure(figsize</w:t>
-      </w:r>
+      <w:proofErr w:type="spellStart"/>
+      <w:r>
+        <w:rPr>
+          <w:rFonts w:ascii="Consolas" w:eastAsia="Times New Roman" w:hAnsi="Consolas" w:cs="Times New Roman"/>
+          <w:color w:val="FFFFFF"/>
+          <w:sz w:val="21"/>
+          <w:szCs w:val="21"/>
+          <w:lang w:val="en-US" w:eastAsia="ru-RU"/>
+        </w:rPr>
+        <w:t>plt.figure</w:t>
+      </w:r>
+      <w:proofErr w:type="spellEnd"/>
+      <w:r>
+        <w:rPr>
+          <w:rFonts w:ascii="Consolas" w:eastAsia="Times New Roman" w:hAnsi="Consolas" w:cs="Times New Roman"/>
+          <w:color w:val="FFFFFF"/>
+          <w:sz w:val="21"/>
+          <w:szCs w:val="21"/>
+          <w:lang w:val="en-US" w:eastAsia="ru-RU"/>
+        </w:rPr>
+        <w:t>(</w:t>
+      </w:r>
+      <w:proofErr w:type="spellStart"/>
+      <w:r>
+        <w:rPr>
+          <w:rFonts w:ascii="Consolas" w:eastAsia="Times New Roman" w:hAnsi="Consolas" w:cs="Times New Roman"/>
+          <w:color w:val="FFFFFF"/>
+          <w:sz w:val="21"/>
+          <w:szCs w:val="21"/>
+          <w:lang w:val="en-US" w:eastAsia="ru-RU"/>
+        </w:rPr>
+        <w:t>figsize</w:t>
+      </w:r>
+      <w:proofErr w:type="spellEnd"/>
       <w:r>
         <w:rPr>
           <w:rFonts w:ascii="Consolas" w:eastAsia="Times New Roman" w:hAnsi="Consolas" w:cs="Times New Roman"/>
@@ -10751,15 +11838,71 @@
           <w:lang w:val="en-US" w:eastAsia="ru-RU"/>
         </w:rPr>
       </w:pPr>
-      <w:r>
-        <w:rPr>
-          <w:rFonts w:ascii="Consolas" w:eastAsia="Times New Roman" w:hAnsi="Consolas" w:cs="Times New Roman"/>
-          <w:color w:val="FFFFFF"/>
-          <w:sz w:val="21"/>
-          <w:szCs w:val="21"/>
-          <w:lang w:val="en-US" w:eastAsia="ru-RU"/>
-        </w:rPr>
-        <w:t xml:space="preserve">plt.plot(t_val, cA_val, </w:t>
+      <w:proofErr w:type="spellStart"/>
+      <w:r>
+        <w:rPr>
+          <w:rFonts w:ascii="Consolas" w:eastAsia="Times New Roman" w:hAnsi="Consolas" w:cs="Times New Roman"/>
+          <w:color w:val="FFFFFF"/>
+          <w:sz w:val="21"/>
+          <w:szCs w:val="21"/>
+          <w:lang w:val="en-US" w:eastAsia="ru-RU"/>
+        </w:rPr>
+        <w:t>plt.plot</w:t>
+      </w:r>
+      <w:proofErr w:type="spellEnd"/>
+      <w:r>
+        <w:rPr>
+          <w:rFonts w:ascii="Consolas" w:eastAsia="Times New Roman" w:hAnsi="Consolas" w:cs="Times New Roman"/>
+          <w:color w:val="FFFFFF"/>
+          <w:sz w:val="21"/>
+          <w:szCs w:val="21"/>
+          <w:lang w:val="en-US" w:eastAsia="ru-RU"/>
+        </w:rPr>
+        <w:t>(</w:t>
+      </w:r>
+      <w:proofErr w:type="spellStart"/>
+      <w:r>
+        <w:rPr>
+          <w:rFonts w:ascii="Consolas" w:eastAsia="Times New Roman" w:hAnsi="Consolas" w:cs="Times New Roman"/>
+          <w:color w:val="FFFFFF"/>
+          <w:sz w:val="21"/>
+          <w:szCs w:val="21"/>
+          <w:lang w:val="en-US" w:eastAsia="ru-RU"/>
+        </w:rPr>
+        <w:t>t_val</w:t>
+      </w:r>
+      <w:proofErr w:type="spellEnd"/>
+      <w:r>
+        <w:rPr>
+          <w:rFonts w:ascii="Consolas" w:eastAsia="Times New Roman" w:hAnsi="Consolas" w:cs="Times New Roman"/>
+          <w:color w:val="FFFFFF"/>
+          <w:sz w:val="21"/>
+          <w:szCs w:val="21"/>
+          <w:lang w:val="en-US" w:eastAsia="ru-RU"/>
+        </w:rPr>
+        <w:t xml:space="preserve">, </w:t>
+      </w:r>
+      <w:proofErr w:type="spellStart"/>
+      <w:r>
+        <w:rPr>
+          <w:rFonts w:ascii="Consolas" w:eastAsia="Times New Roman" w:hAnsi="Consolas" w:cs="Times New Roman"/>
+          <w:color w:val="FFFFFF"/>
+          <w:sz w:val="21"/>
+          <w:szCs w:val="21"/>
+          <w:lang w:val="en-US" w:eastAsia="ru-RU"/>
+        </w:rPr>
+        <w:t>cA_val</w:t>
+      </w:r>
+      <w:proofErr w:type="spellEnd"/>
+      <w:r>
+        <w:rPr>
+          <w:rFonts w:ascii="Consolas" w:eastAsia="Times New Roman" w:hAnsi="Consolas" w:cs="Times New Roman"/>
+          <w:color w:val="FFFFFF"/>
+          <w:sz w:val="21"/>
+          <w:szCs w:val="21"/>
+          <w:lang w:val="en-US" w:eastAsia="ru-RU"/>
+        </w:rPr>
+        <w:t xml:space="preserve">, </w:t>
       </w:r>
       <w:r>
         <w:rPr>
@@ -10799,18 +11942,52 @@
           <w:szCs w:val="21"/>
           <w:lang w:val="en-US" w:eastAsia="ru-RU"/>
         </w:rPr>
-        <w:t>'darkblue'</w:t>
-      </w:r>
-      <w:r>
-        <w:rPr>
-          <w:rFonts w:ascii="Consolas" w:eastAsia="Times New Roman" w:hAnsi="Consolas" w:cs="Times New Roman"/>
-          <w:color w:val="FFFFFF"/>
-          <w:sz w:val="21"/>
-          <w:szCs w:val="21"/>
-          <w:lang w:val="en-US" w:eastAsia="ru-RU"/>
-        </w:rPr>
-        <w:t>, markersize</w:t>
-      </w:r>
+        <w:t>'</w:t>
+      </w:r>
+      <w:proofErr w:type="spellStart"/>
+      <w:r>
+        <w:rPr>
+          <w:rFonts w:ascii="Consolas" w:eastAsia="Times New Roman" w:hAnsi="Consolas" w:cs="Times New Roman"/>
+          <w:color w:val="99FFE4"/>
+          <w:sz w:val="21"/>
+          <w:szCs w:val="21"/>
+          <w:lang w:val="en-US" w:eastAsia="ru-RU"/>
+        </w:rPr>
+        <w:t>darkblue</w:t>
+      </w:r>
+      <w:proofErr w:type="spellEnd"/>
+      <w:r>
+        <w:rPr>
+          <w:rFonts w:ascii="Consolas" w:eastAsia="Times New Roman" w:hAnsi="Consolas" w:cs="Times New Roman"/>
+          <w:color w:val="99FFE4"/>
+          <w:sz w:val="21"/>
+          <w:szCs w:val="21"/>
+          <w:lang w:val="en-US" w:eastAsia="ru-RU"/>
+        </w:rPr>
+        <w:t>'</w:t>
+      </w:r>
+      <w:r>
+        <w:rPr>
+          <w:rFonts w:ascii="Consolas" w:eastAsia="Times New Roman" w:hAnsi="Consolas" w:cs="Times New Roman"/>
+          <w:color w:val="FFFFFF"/>
+          <w:sz w:val="21"/>
+          <w:szCs w:val="21"/>
+          <w:lang w:val="en-US" w:eastAsia="ru-RU"/>
+        </w:rPr>
+        <w:t xml:space="preserve">, </w:t>
+      </w:r>
+      <w:proofErr w:type="spellStart"/>
+      <w:r>
+        <w:rPr>
+          <w:rFonts w:ascii="Consolas" w:eastAsia="Times New Roman" w:hAnsi="Consolas" w:cs="Times New Roman"/>
+          <w:color w:val="FFFFFF"/>
+          <w:sz w:val="21"/>
+          <w:szCs w:val="21"/>
+          <w:lang w:val="en-US" w:eastAsia="ru-RU"/>
+        </w:rPr>
+        <w:t>markersize</w:t>
+      </w:r>
+      <w:proofErr w:type="spellEnd"/>
       <w:r>
         <w:rPr>
           <w:rFonts w:ascii="Consolas" w:eastAsia="Times New Roman" w:hAnsi="Consolas" w:cs="Times New Roman"/>
@@ -10886,15 +12063,27 @@
           <w:lang w:val="en-US" w:eastAsia="ru-RU"/>
         </w:rPr>
       </w:pPr>
-      <w:r>
-        <w:rPr>
-          <w:rFonts w:ascii="Consolas" w:eastAsia="Times New Roman" w:hAnsi="Consolas" w:cs="Times New Roman"/>
-          <w:color w:val="FFFFFF"/>
-          <w:sz w:val="21"/>
-          <w:szCs w:val="21"/>
-          <w:lang w:val="en-US" w:eastAsia="ru-RU"/>
-        </w:rPr>
-        <w:t>plt.xlabel(</w:t>
+      <w:proofErr w:type="spellStart"/>
+      <w:r>
+        <w:rPr>
+          <w:rFonts w:ascii="Consolas" w:eastAsia="Times New Roman" w:hAnsi="Consolas" w:cs="Times New Roman"/>
+          <w:color w:val="FFFFFF"/>
+          <w:sz w:val="21"/>
+          <w:szCs w:val="21"/>
+          <w:lang w:val="en-US" w:eastAsia="ru-RU"/>
+        </w:rPr>
+        <w:t>plt.xlabel</w:t>
+      </w:r>
+      <w:proofErr w:type="spellEnd"/>
+      <w:r>
+        <w:rPr>
+          <w:rFonts w:ascii="Consolas" w:eastAsia="Times New Roman" w:hAnsi="Consolas" w:cs="Times New Roman"/>
+          <w:color w:val="FFFFFF"/>
+          <w:sz w:val="21"/>
+          <w:szCs w:val="21"/>
+          <w:lang w:val="en-US" w:eastAsia="ru-RU"/>
+        </w:rPr>
+        <w:t>(</w:t>
       </w:r>
       <w:r>
         <w:rPr>
@@ -10934,8 +12123,20 @@
           <w:szCs w:val="21"/>
           <w:lang w:val="en-US" w:eastAsia="ru-RU"/>
         </w:rPr>
-        <w:t>, fontsize</w:t>
-      </w:r>
+        <w:t xml:space="preserve">, </w:t>
+      </w:r>
+      <w:proofErr w:type="spellStart"/>
+      <w:r>
+        <w:rPr>
+          <w:rFonts w:ascii="Consolas" w:eastAsia="Times New Roman" w:hAnsi="Consolas" w:cs="Times New Roman"/>
+          <w:color w:val="FFFFFF"/>
+          <w:sz w:val="21"/>
+          <w:szCs w:val="21"/>
+          <w:lang w:val="en-US" w:eastAsia="ru-RU"/>
+        </w:rPr>
+        <w:t>fontsize</w:t>
+      </w:r>
+      <w:proofErr w:type="spellEnd"/>
       <w:r>
         <w:rPr>
           <w:rFonts w:ascii="Consolas" w:eastAsia="Times New Roman" w:hAnsi="Consolas" w:cs="Times New Roman"/>
@@ -10981,15 +12182,27 @@
           <w:lang w:val="en-US" w:eastAsia="ru-RU"/>
         </w:rPr>
       </w:pPr>
-      <w:r>
-        <w:rPr>
-          <w:rFonts w:ascii="Consolas" w:eastAsia="Times New Roman" w:hAnsi="Consolas" w:cs="Times New Roman"/>
-          <w:color w:val="FFFFFF"/>
-          <w:sz w:val="21"/>
-          <w:szCs w:val="21"/>
-          <w:lang w:val="en-US" w:eastAsia="ru-RU"/>
-        </w:rPr>
-        <w:t>plt.ylabel(</w:t>
+      <w:proofErr w:type="spellStart"/>
+      <w:r>
+        <w:rPr>
+          <w:rFonts w:ascii="Consolas" w:eastAsia="Times New Roman" w:hAnsi="Consolas" w:cs="Times New Roman"/>
+          <w:color w:val="FFFFFF"/>
+          <w:sz w:val="21"/>
+          <w:szCs w:val="21"/>
+          <w:lang w:val="en-US" w:eastAsia="ru-RU"/>
+        </w:rPr>
+        <w:t>plt.ylabel</w:t>
+      </w:r>
+      <w:proofErr w:type="spellEnd"/>
+      <w:r>
+        <w:rPr>
+          <w:rFonts w:ascii="Consolas" w:eastAsia="Times New Roman" w:hAnsi="Consolas" w:cs="Times New Roman"/>
+          <w:color w:val="FFFFFF"/>
+          <w:sz w:val="21"/>
+          <w:szCs w:val="21"/>
+          <w:lang w:val="en-US" w:eastAsia="ru-RU"/>
+        </w:rPr>
+        <w:t>(</w:t>
       </w:r>
       <w:r>
         <w:rPr>
@@ -10999,14 +12212,36 @@
           <w:szCs w:val="21"/>
           <w:lang w:val="en-US" w:eastAsia="ru-RU"/>
         </w:rPr>
-        <w:t xml:space="preserve">'cA, </w:t>
-      </w:r>
+        <w:t>'</w:t>
+      </w:r>
+      <w:proofErr w:type="spellStart"/>
       <w:r>
         <w:rPr>
           <w:rFonts w:ascii="Consolas" w:eastAsia="Times New Roman" w:hAnsi="Consolas" w:cs="Times New Roman"/>
           <w:color w:val="99FFE4"/>
           <w:sz w:val="21"/>
           <w:szCs w:val="21"/>
+          <w:lang w:val="en-US" w:eastAsia="ru-RU"/>
+        </w:rPr>
+        <w:t>cA</w:t>
+      </w:r>
+      <w:proofErr w:type="spellEnd"/>
+      <w:r>
+        <w:rPr>
+          <w:rFonts w:ascii="Consolas" w:eastAsia="Times New Roman" w:hAnsi="Consolas" w:cs="Times New Roman"/>
+          <w:color w:val="99FFE4"/>
+          <w:sz w:val="21"/>
+          <w:szCs w:val="21"/>
+          <w:lang w:val="en-US" w:eastAsia="ru-RU"/>
+        </w:rPr>
+        <w:t xml:space="preserve">, </w:t>
+      </w:r>
+      <w:r>
+        <w:rPr>
+          <w:rFonts w:ascii="Consolas" w:eastAsia="Times New Roman" w:hAnsi="Consolas" w:cs="Times New Roman"/>
+          <w:color w:val="99FFE4"/>
+          <w:sz w:val="21"/>
+          <w:szCs w:val="21"/>
           <w:lang w:eastAsia="ru-RU"/>
         </w:rPr>
         <w:t>моль</w:t>
@@ -11049,8 +12284,20 @@
           <w:szCs w:val="21"/>
           <w:lang w:val="en-US" w:eastAsia="ru-RU"/>
         </w:rPr>
-        <w:t>, fontsize</w:t>
-      </w:r>
+        <w:t xml:space="preserve">, </w:t>
+      </w:r>
+      <w:proofErr w:type="spellStart"/>
+      <w:r>
+        <w:rPr>
+          <w:rFonts w:ascii="Consolas" w:eastAsia="Times New Roman" w:hAnsi="Consolas" w:cs="Times New Roman"/>
+          <w:color w:val="FFFFFF"/>
+          <w:sz w:val="21"/>
+          <w:szCs w:val="21"/>
+          <w:lang w:val="en-US" w:eastAsia="ru-RU"/>
+        </w:rPr>
+        <w:t>fontsize</w:t>
+      </w:r>
+      <w:proofErr w:type="spellEnd"/>
       <w:r>
         <w:rPr>
           <w:rFonts w:ascii="Consolas" w:eastAsia="Times New Roman" w:hAnsi="Consolas" w:cs="Times New Roman"/>
@@ -11096,15 +12343,27 @@
           <w:lang w:eastAsia="ru-RU"/>
         </w:rPr>
       </w:pPr>
-      <w:r>
-        <w:rPr>
-          <w:rFonts w:ascii="Consolas" w:eastAsia="Times New Roman" w:hAnsi="Consolas" w:cs="Times New Roman"/>
-          <w:color w:val="FFFFFF"/>
-          <w:sz w:val="21"/>
-          <w:szCs w:val="21"/>
-          <w:lang w:eastAsia="ru-RU"/>
-        </w:rPr>
-        <w:t>plt.title(</w:t>
+      <w:proofErr w:type="spellStart"/>
+      <w:r>
+        <w:rPr>
+          <w:rFonts w:ascii="Consolas" w:eastAsia="Times New Roman" w:hAnsi="Consolas" w:cs="Times New Roman"/>
+          <w:color w:val="FFFFFF"/>
+          <w:sz w:val="21"/>
+          <w:szCs w:val="21"/>
+          <w:lang w:eastAsia="ru-RU"/>
+        </w:rPr>
+        <w:t>plt.title</w:t>
+      </w:r>
+      <w:proofErr w:type="spellEnd"/>
+      <w:r>
+        <w:rPr>
+          <w:rFonts w:ascii="Consolas" w:eastAsia="Times New Roman" w:hAnsi="Consolas" w:cs="Times New Roman"/>
+          <w:color w:val="FFFFFF"/>
+          <w:sz w:val="21"/>
+          <w:szCs w:val="21"/>
+          <w:lang w:eastAsia="ru-RU"/>
+        </w:rPr>
+        <w:t>(</w:t>
       </w:r>
       <w:r>
         <w:rPr>
@@ -11124,8 +12383,20 @@
           <w:szCs w:val="21"/>
           <w:lang w:eastAsia="ru-RU"/>
         </w:rPr>
-        <w:t>, fontsize</w:t>
-      </w:r>
+        <w:t xml:space="preserve">, </w:t>
+      </w:r>
+      <w:proofErr w:type="spellStart"/>
+      <w:r>
+        <w:rPr>
+          <w:rFonts w:ascii="Consolas" w:eastAsia="Times New Roman" w:hAnsi="Consolas" w:cs="Times New Roman"/>
+          <w:color w:val="FFFFFF"/>
+          <w:sz w:val="21"/>
+          <w:szCs w:val="21"/>
+          <w:lang w:eastAsia="ru-RU"/>
+        </w:rPr>
+        <w:t>fontsize</w:t>
+      </w:r>
+      <w:proofErr w:type="spellEnd"/>
       <w:r>
         <w:rPr>
           <w:rFonts w:ascii="Consolas" w:eastAsia="Times New Roman" w:hAnsi="Consolas" w:cs="Times New Roman"/>
@@ -11171,15 +12442,27 @@
           <w:lang w:val="en-US" w:eastAsia="ru-RU"/>
         </w:rPr>
       </w:pPr>
-      <w:r>
-        <w:rPr>
-          <w:rFonts w:ascii="Consolas" w:eastAsia="Times New Roman" w:hAnsi="Consolas" w:cs="Times New Roman"/>
-          <w:color w:val="FFFFFF"/>
-          <w:sz w:val="21"/>
-          <w:szCs w:val="21"/>
-          <w:lang w:val="en-US" w:eastAsia="ru-RU"/>
-        </w:rPr>
-        <w:t>plt.grid(True, alpha</w:t>
+      <w:proofErr w:type="spellStart"/>
+      <w:r>
+        <w:rPr>
+          <w:rFonts w:ascii="Consolas" w:eastAsia="Times New Roman" w:hAnsi="Consolas" w:cs="Times New Roman"/>
+          <w:color w:val="FFFFFF"/>
+          <w:sz w:val="21"/>
+          <w:szCs w:val="21"/>
+          <w:lang w:val="en-US" w:eastAsia="ru-RU"/>
+        </w:rPr>
+        <w:t>plt.grid</w:t>
+      </w:r>
+      <w:proofErr w:type="spellEnd"/>
+      <w:r>
+        <w:rPr>
+          <w:rFonts w:ascii="Consolas" w:eastAsia="Times New Roman" w:hAnsi="Consolas" w:cs="Times New Roman"/>
+          <w:color w:val="FFFFFF"/>
+          <w:sz w:val="21"/>
+          <w:szCs w:val="21"/>
+          <w:lang w:val="en-US" w:eastAsia="ru-RU"/>
+        </w:rPr>
+        <w:t>(True, alpha</w:t>
       </w:r>
       <w:r>
         <w:rPr>
@@ -11226,15 +12509,27 @@
           <w:lang w:val="en-US" w:eastAsia="ru-RU"/>
         </w:rPr>
       </w:pPr>
-      <w:r>
-        <w:rPr>
-          <w:rFonts w:ascii="Consolas" w:eastAsia="Times New Roman" w:hAnsi="Consolas" w:cs="Times New Roman"/>
-          <w:color w:val="FFFFFF"/>
-          <w:sz w:val="21"/>
-          <w:szCs w:val="21"/>
-          <w:lang w:val="en-US" w:eastAsia="ru-RU"/>
-        </w:rPr>
-        <w:t>plt.tight_layout()</w:t>
+      <w:proofErr w:type="spellStart"/>
+      <w:r>
+        <w:rPr>
+          <w:rFonts w:ascii="Consolas" w:eastAsia="Times New Roman" w:hAnsi="Consolas" w:cs="Times New Roman"/>
+          <w:color w:val="FFFFFF"/>
+          <w:sz w:val="21"/>
+          <w:szCs w:val="21"/>
+          <w:lang w:val="en-US" w:eastAsia="ru-RU"/>
+        </w:rPr>
+        <w:t>plt.tight_layout</w:t>
+      </w:r>
+      <w:proofErr w:type="spellEnd"/>
+      <w:r>
+        <w:rPr>
+          <w:rFonts w:ascii="Consolas" w:eastAsia="Times New Roman" w:hAnsi="Consolas" w:cs="Times New Roman"/>
+          <w:color w:val="FFFFFF"/>
+          <w:sz w:val="21"/>
+          <w:szCs w:val="21"/>
+          <w:lang w:val="en-US" w:eastAsia="ru-RU"/>
+        </w:rPr>
+        <w:t>()</w:t>
       </w:r>
     </w:p>
     <w:p>
@@ -11251,15 +12546,27 @@
           <w:lang w:val="en-US" w:eastAsia="ru-RU"/>
         </w:rPr>
       </w:pPr>
-      <w:r>
-        <w:rPr>
-          <w:rFonts w:ascii="Consolas" w:eastAsia="Times New Roman" w:hAnsi="Consolas" w:cs="Times New Roman"/>
-          <w:color w:val="FFFFFF"/>
-          <w:sz w:val="21"/>
-          <w:szCs w:val="21"/>
-          <w:lang w:val="en-US" w:eastAsia="ru-RU"/>
-        </w:rPr>
-        <w:t>plt.show()</w:t>
+      <w:proofErr w:type="spellStart"/>
+      <w:r>
+        <w:rPr>
+          <w:rFonts w:ascii="Consolas" w:eastAsia="Times New Roman" w:hAnsi="Consolas" w:cs="Times New Roman"/>
+          <w:color w:val="FFFFFF"/>
+          <w:sz w:val="21"/>
+          <w:szCs w:val="21"/>
+          <w:lang w:val="en-US" w:eastAsia="ru-RU"/>
+        </w:rPr>
+        <w:t>plt.show</w:t>
+      </w:r>
+      <w:proofErr w:type="spellEnd"/>
+      <w:r>
+        <w:rPr>
+          <w:rFonts w:ascii="Consolas" w:eastAsia="Times New Roman" w:hAnsi="Consolas" w:cs="Times New Roman"/>
+          <w:color w:val="FFFFFF"/>
+          <w:sz w:val="21"/>
+          <w:szCs w:val="21"/>
+          <w:lang w:val="en-US" w:eastAsia="ru-RU"/>
+        </w:rPr>
+        <w:t>()</w:t>
       </w:r>
     </w:p>
     <w:p>
@@ -11291,15 +12598,27 @@
           <w:lang w:val="en-US" w:eastAsia="ru-RU"/>
         </w:rPr>
       </w:pPr>
-      <w:r>
-        <w:rPr>
-          <w:rFonts w:ascii="Consolas" w:eastAsia="Times New Roman" w:hAnsi="Consolas" w:cs="Times New Roman"/>
-          <w:color w:val="FFFFFF"/>
-          <w:sz w:val="21"/>
-          <w:szCs w:val="21"/>
-          <w:lang w:val="en-US" w:eastAsia="ru-RU"/>
-        </w:rPr>
-        <w:t xml:space="preserve">t_linspace </w:t>
+      <w:proofErr w:type="spellStart"/>
+      <w:r>
+        <w:rPr>
+          <w:rFonts w:ascii="Consolas" w:eastAsia="Times New Roman" w:hAnsi="Consolas" w:cs="Times New Roman"/>
+          <w:color w:val="FFFFFF"/>
+          <w:sz w:val="21"/>
+          <w:szCs w:val="21"/>
+          <w:lang w:val="en-US" w:eastAsia="ru-RU"/>
+        </w:rPr>
+        <w:t>t_linspace</w:t>
+      </w:r>
+      <w:proofErr w:type="spellEnd"/>
+      <w:r>
+        <w:rPr>
+          <w:rFonts w:ascii="Consolas" w:eastAsia="Times New Roman" w:hAnsi="Consolas" w:cs="Times New Roman"/>
+          <w:color w:val="FFFFFF"/>
+          <w:sz w:val="21"/>
+          <w:szCs w:val="21"/>
+          <w:lang w:val="en-US" w:eastAsia="ru-RU"/>
+        </w:rPr>
+        <w:t xml:space="preserve"> </w:t>
       </w:r>
       <w:r>
         <w:rPr>
@@ -11319,7 +12638,29 @@
           <w:szCs w:val="21"/>
           <w:lang w:val="en-US" w:eastAsia="ru-RU"/>
         </w:rPr>
-        <w:t xml:space="preserve"> np.linspace(</w:t>
+        <w:t xml:space="preserve"> </w:t>
+      </w:r>
+      <w:proofErr w:type="spellStart"/>
+      <w:r>
+        <w:rPr>
+          <w:rFonts w:ascii="Consolas" w:eastAsia="Times New Roman" w:hAnsi="Consolas" w:cs="Times New Roman"/>
+          <w:color w:val="FFFFFF"/>
+          <w:sz w:val="21"/>
+          <w:szCs w:val="21"/>
+          <w:lang w:val="en-US" w:eastAsia="ru-RU"/>
+        </w:rPr>
+        <w:t>np.linspace</w:t>
+      </w:r>
+      <w:proofErr w:type="spellEnd"/>
+      <w:r>
+        <w:rPr>
+          <w:rFonts w:ascii="Consolas" w:eastAsia="Times New Roman" w:hAnsi="Consolas" w:cs="Times New Roman"/>
+          <w:color w:val="FFFFFF"/>
+          <w:sz w:val="21"/>
+          <w:szCs w:val="21"/>
+          <w:lang w:val="en-US" w:eastAsia="ru-RU"/>
+        </w:rPr>
+        <w:t>(</w:t>
       </w:r>
       <w:r>
         <w:rPr>
@@ -11439,7 +12780,29 @@
           <w:szCs w:val="21"/>
           <w:lang w:val="en-US" w:eastAsia="ru-RU"/>
         </w:rPr>
-        <w:t xml:space="preserve"> plt.subplots(</w:t>
+        <w:t xml:space="preserve"> </w:t>
+      </w:r>
+      <w:proofErr w:type="spellStart"/>
+      <w:r>
+        <w:rPr>
+          <w:rFonts w:ascii="Consolas" w:eastAsia="Times New Roman" w:hAnsi="Consolas" w:cs="Times New Roman"/>
+          <w:color w:val="FFFFFF"/>
+          <w:sz w:val="21"/>
+          <w:szCs w:val="21"/>
+          <w:lang w:val="en-US" w:eastAsia="ru-RU"/>
+        </w:rPr>
+        <w:t>plt.subplots</w:t>
+      </w:r>
+      <w:proofErr w:type="spellEnd"/>
+      <w:r>
+        <w:rPr>
+          <w:rFonts w:ascii="Consolas" w:eastAsia="Times New Roman" w:hAnsi="Consolas" w:cs="Times New Roman"/>
+          <w:color w:val="FFFFFF"/>
+          <w:sz w:val="21"/>
+          <w:szCs w:val="21"/>
+          <w:lang w:val="en-US" w:eastAsia="ru-RU"/>
+        </w:rPr>
+        <w:t>(</w:t>
       </w:r>
       <w:r>
         <w:rPr>
@@ -11479,8 +12842,20 @@
           <w:szCs w:val="21"/>
           <w:lang w:val="en-US" w:eastAsia="ru-RU"/>
         </w:rPr>
-        <w:t>, figsize</w:t>
-      </w:r>
+        <w:t xml:space="preserve">, </w:t>
+      </w:r>
+      <w:proofErr w:type="spellStart"/>
+      <w:r>
+        <w:rPr>
+          <w:rFonts w:ascii="Consolas" w:eastAsia="Times New Roman" w:hAnsi="Consolas" w:cs="Times New Roman"/>
+          <w:color w:val="FFFFFF"/>
+          <w:sz w:val="21"/>
+          <w:szCs w:val="21"/>
+          <w:lang w:val="en-US" w:eastAsia="ru-RU"/>
+        </w:rPr>
+        <w:t>figsize</w:t>
+      </w:r>
+      <w:proofErr w:type="spellEnd"/>
       <w:r>
         <w:rPr>
           <w:rFonts w:ascii="Consolas" w:eastAsia="Times New Roman" w:hAnsi="Consolas" w:cs="Times New Roman"/>
@@ -11599,7 +12974,29 @@
           <w:szCs w:val="21"/>
           <w:lang w:val="en-US" w:eastAsia="ru-RU"/>
         </w:rPr>
-        <w:t>].scatter(t_val, y_0, color</w:t>
+        <w:t>].scatter(</w:t>
+      </w:r>
+      <w:proofErr w:type="spellStart"/>
+      <w:r>
+        <w:rPr>
+          <w:rFonts w:ascii="Consolas" w:eastAsia="Times New Roman" w:hAnsi="Consolas" w:cs="Times New Roman"/>
+          <w:color w:val="FFFFFF"/>
+          <w:sz w:val="21"/>
+          <w:szCs w:val="21"/>
+          <w:lang w:val="en-US" w:eastAsia="ru-RU"/>
+        </w:rPr>
+        <w:t>t_val</w:t>
+      </w:r>
+      <w:proofErr w:type="spellEnd"/>
+      <w:r>
+        <w:rPr>
+          <w:rFonts w:ascii="Consolas" w:eastAsia="Times New Roman" w:hAnsi="Consolas" w:cs="Times New Roman"/>
+          <w:color w:val="FFFFFF"/>
+          <w:sz w:val="21"/>
+          <w:szCs w:val="21"/>
+          <w:lang w:val="en-US" w:eastAsia="ru-RU"/>
+        </w:rPr>
+        <w:t>, y_0, color</w:t>
       </w:r>
       <w:r>
         <w:rPr>
@@ -11659,8 +13056,20 @@
           <w:szCs w:val="21"/>
           <w:lang w:val="en-US" w:eastAsia="ru-RU"/>
         </w:rPr>
-        <w:t>, zorder</w:t>
-      </w:r>
+        <w:t xml:space="preserve">, </w:t>
+      </w:r>
+      <w:proofErr w:type="spellStart"/>
+      <w:r>
+        <w:rPr>
+          <w:rFonts w:ascii="Consolas" w:eastAsia="Times New Roman" w:hAnsi="Consolas" w:cs="Times New Roman"/>
+          <w:color w:val="FFFFFF"/>
+          <w:sz w:val="21"/>
+          <w:szCs w:val="21"/>
+          <w:lang w:val="en-US" w:eastAsia="ru-RU"/>
+        </w:rPr>
+        <w:t>zorder</w:t>
+      </w:r>
+      <w:proofErr w:type="spellEnd"/>
       <w:r>
         <w:rPr>
           <w:rFonts w:ascii="Consolas" w:eastAsia="Times New Roman" w:hAnsi="Consolas" w:cs="Times New Roman"/>
@@ -11734,7 +13143,29 @@
           <w:szCs w:val="21"/>
           <w:lang w:val="en-US" w:eastAsia="ru-RU"/>
         </w:rPr>
-        <w:t xml:space="preserve">].plot(t_linspace, inter_0 </w:t>
+        <w:t>].plot(</w:t>
+      </w:r>
+      <w:proofErr w:type="spellStart"/>
+      <w:r>
+        <w:rPr>
+          <w:rFonts w:ascii="Consolas" w:eastAsia="Times New Roman" w:hAnsi="Consolas" w:cs="Times New Roman"/>
+          <w:color w:val="FFFFFF"/>
+          <w:sz w:val="21"/>
+          <w:szCs w:val="21"/>
+          <w:lang w:val="en-US" w:eastAsia="ru-RU"/>
+        </w:rPr>
+        <w:t>t_linspace</w:t>
+      </w:r>
+      <w:proofErr w:type="spellEnd"/>
+      <w:r>
+        <w:rPr>
+          <w:rFonts w:ascii="Consolas" w:eastAsia="Times New Roman" w:hAnsi="Consolas" w:cs="Times New Roman"/>
+          <w:color w:val="FFFFFF"/>
+          <w:sz w:val="21"/>
+          <w:szCs w:val="21"/>
+          <w:lang w:val="en-US" w:eastAsia="ru-RU"/>
+        </w:rPr>
+        <w:t xml:space="preserve">, inter_0 </w:t>
       </w:r>
       <w:r>
         <w:rPr>
@@ -11774,7 +13205,29 @@
           <w:szCs w:val="21"/>
           <w:lang w:val="en-US" w:eastAsia="ru-RU"/>
         </w:rPr>
-        <w:t xml:space="preserve"> t_linspace, </w:t>
+        <w:t xml:space="preserve"> </w:t>
+      </w:r>
+      <w:proofErr w:type="spellStart"/>
+      <w:r>
+        <w:rPr>
+          <w:rFonts w:ascii="Consolas" w:eastAsia="Times New Roman" w:hAnsi="Consolas" w:cs="Times New Roman"/>
+          <w:color w:val="FFFFFF"/>
+          <w:sz w:val="21"/>
+          <w:szCs w:val="21"/>
+          <w:lang w:val="en-US" w:eastAsia="ru-RU"/>
+        </w:rPr>
+        <w:t>t_linspace</w:t>
+      </w:r>
+      <w:proofErr w:type="spellEnd"/>
+      <w:r>
+        <w:rPr>
+          <w:rFonts w:ascii="Consolas" w:eastAsia="Times New Roman" w:hAnsi="Consolas" w:cs="Times New Roman"/>
+          <w:color w:val="FFFFFF"/>
+          <w:sz w:val="21"/>
+          <w:szCs w:val="21"/>
+          <w:lang w:val="en-US" w:eastAsia="ru-RU"/>
+        </w:rPr>
+        <w:t xml:space="preserve">, </w:t>
       </w:r>
       <w:r>
         <w:rPr>
@@ -11949,7 +13402,29 @@
           <w:szCs w:val="21"/>
           <w:lang w:val="en-US" w:eastAsia="ru-RU"/>
         </w:rPr>
-        <w:t>].set_xlabel(</w:t>
+        <w:t>].</w:t>
+      </w:r>
+      <w:proofErr w:type="spellStart"/>
+      <w:r>
+        <w:rPr>
+          <w:rFonts w:ascii="Consolas" w:eastAsia="Times New Roman" w:hAnsi="Consolas" w:cs="Times New Roman"/>
+          <w:color w:val="FFFFFF"/>
+          <w:sz w:val="21"/>
+          <w:szCs w:val="21"/>
+          <w:lang w:val="en-US" w:eastAsia="ru-RU"/>
+        </w:rPr>
+        <w:t>set_xlabel</w:t>
+      </w:r>
+      <w:proofErr w:type="spellEnd"/>
+      <w:r>
+        <w:rPr>
+          <w:rFonts w:ascii="Consolas" w:eastAsia="Times New Roman" w:hAnsi="Consolas" w:cs="Times New Roman"/>
+          <w:color w:val="FFFFFF"/>
+          <w:sz w:val="21"/>
+          <w:szCs w:val="21"/>
+          <w:lang w:val="en-US" w:eastAsia="ru-RU"/>
+        </w:rPr>
+        <w:t>(</w:t>
       </w:r>
       <w:r>
         <w:rPr>
@@ -12009,7 +13484,29 @@
           <w:szCs w:val="21"/>
           <w:lang w:val="en-US" w:eastAsia="ru-RU"/>
         </w:rPr>
-        <w:t>].set_ylabel(</w:t>
+        <w:t>].</w:t>
+      </w:r>
+      <w:proofErr w:type="spellStart"/>
+      <w:r>
+        <w:rPr>
+          <w:rFonts w:ascii="Consolas" w:eastAsia="Times New Roman" w:hAnsi="Consolas" w:cs="Times New Roman"/>
+          <w:color w:val="FFFFFF"/>
+          <w:sz w:val="21"/>
+          <w:szCs w:val="21"/>
+          <w:lang w:val="en-US" w:eastAsia="ru-RU"/>
+        </w:rPr>
+        <w:t>set_ylabel</w:t>
+      </w:r>
+      <w:proofErr w:type="spellEnd"/>
+      <w:r>
+        <w:rPr>
+          <w:rFonts w:ascii="Consolas" w:eastAsia="Times New Roman" w:hAnsi="Consolas" w:cs="Times New Roman"/>
+          <w:color w:val="FFFFFF"/>
+          <w:sz w:val="21"/>
+          <w:szCs w:val="21"/>
+          <w:lang w:val="en-US" w:eastAsia="ru-RU"/>
+        </w:rPr>
+        <w:t>(</w:t>
       </w:r>
       <w:r>
         <w:rPr>
@@ -12019,14 +13516,36 @@
           <w:szCs w:val="21"/>
           <w:lang w:val="en-US" w:eastAsia="ru-RU"/>
         </w:rPr>
-        <w:t xml:space="preserve">'cA, </w:t>
-      </w:r>
+        <w:t>'</w:t>
+      </w:r>
+      <w:proofErr w:type="spellStart"/>
       <w:r>
         <w:rPr>
           <w:rFonts w:ascii="Consolas" w:eastAsia="Times New Roman" w:hAnsi="Consolas" w:cs="Times New Roman"/>
           <w:color w:val="99FFE4"/>
           <w:sz w:val="21"/>
           <w:szCs w:val="21"/>
+          <w:lang w:val="en-US" w:eastAsia="ru-RU"/>
+        </w:rPr>
+        <w:t>cA</w:t>
+      </w:r>
+      <w:proofErr w:type="spellEnd"/>
+      <w:r>
+        <w:rPr>
+          <w:rFonts w:ascii="Consolas" w:eastAsia="Times New Roman" w:hAnsi="Consolas" w:cs="Times New Roman"/>
+          <w:color w:val="99FFE4"/>
+          <w:sz w:val="21"/>
+          <w:szCs w:val="21"/>
+          <w:lang w:val="en-US" w:eastAsia="ru-RU"/>
+        </w:rPr>
+        <w:t xml:space="preserve">, </w:t>
+      </w:r>
+      <w:r>
+        <w:rPr>
+          <w:rFonts w:ascii="Consolas" w:eastAsia="Times New Roman" w:hAnsi="Consolas" w:cs="Times New Roman"/>
+          <w:color w:val="99FFE4"/>
+          <w:sz w:val="21"/>
+          <w:szCs w:val="21"/>
           <w:lang w:eastAsia="ru-RU"/>
         </w:rPr>
         <w:t>моль</w:t>
@@ -12089,7 +13608,29 @@
           <w:szCs w:val="21"/>
           <w:lang w:val="en-US" w:eastAsia="ru-RU"/>
         </w:rPr>
-        <w:t>].set_title(</w:t>
+        <w:t>].</w:t>
+      </w:r>
+      <w:proofErr w:type="spellStart"/>
+      <w:r>
+        <w:rPr>
+          <w:rFonts w:ascii="Consolas" w:eastAsia="Times New Roman" w:hAnsi="Consolas" w:cs="Times New Roman"/>
+          <w:color w:val="FFFFFF"/>
+          <w:sz w:val="21"/>
+          <w:szCs w:val="21"/>
+          <w:lang w:val="en-US" w:eastAsia="ru-RU"/>
+        </w:rPr>
+        <w:t>set_title</w:t>
+      </w:r>
+      <w:proofErr w:type="spellEnd"/>
+      <w:r>
+        <w:rPr>
+          <w:rFonts w:ascii="Consolas" w:eastAsia="Times New Roman" w:hAnsi="Consolas" w:cs="Times New Roman"/>
+          <w:color w:val="FFFFFF"/>
+          <w:sz w:val="21"/>
+          <w:szCs w:val="21"/>
+          <w:lang w:val="en-US" w:eastAsia="ru-RU"/>
+        </w:rPr>
+        <w:t>(</w:t>
       </w:r>
       <w:r>
         <w:rPr>
@@ -12279,7 +13820,29 @@
           <w:szCs w:val="21"/>
           <w:lang w:val="en-US" w:eastAsia="ru-RU"/>
         </w:rPr>
-        <w:t>].scatter(t_val, y_1, color</w:t>
+        <w:t>].scatter(</w:t>
+      </w:r>
+      <w:proofErr w:type="spellStart"/>
+      <w:r>
+        <w:rPr>
+          <w:rFonts w:ascii="Consolas" w:eastAsia="Times New Roman" w:hAnsi="Consolas" w:cs="Times New Roman"/>
+          <w:color w:val="FFFFFF"/>
+          <w:sz w:val="21"/>
+          <w:szCs w:val="21"/>
+          <w:lang w:val="en-US" w:eastAsia="ru-RU"/>
+        </w:rPr>
+        <w:t>t_val</w:t>
+      </w:r>
+      <w:proofErr w:type="spellEnd"/>
+      <w:r>
+        <w:rPr>
+          <w:rFonts w:ascii="Consolas" w:eastAsia="Times New Roman" w:hAnsi="Consolas" w:cs="Times New Roman"/>
+          <w:color w:val="FFFFFF"/>
+          <w:sz w:val="21"/>
+          <w:szCs w:val="21"/>
+          <w:lang w:val="en-US" w:eastAsia="ru-RU"/>
+        </w:rPr>
+        <w:t>, y_1, color</w:t>
       </w:r>
       <w:r>
         <w:rPr>
@@ -12339,8 +13902,20 @@
           <w:szCs w:val="21"/>
           <w:lang w:val="en-US" w:eastAsia="ru-RU"/>
         </w:rPr>
-        <w:t>, zorder</w:t>
-      </w:r>
+        <w:t xml:space="preserve">, </w:t>
+      </w:r>
+      <w:proofErr w:type="spellStart"/>
+      <w:r>
+        <w:rPr>
+          <w:rFonts w:ascii="Consolas" w:eastAsia="Times New Roman" w:hAnsi="Consolas" w:cs="Times New Roman"/>
+          <w:color w:val="FFFFFF"/>
+          <w:sz w:val="21"/>
+          <w:szCs w:val="21"/>
+          <w:lang w:val="en-US" w:eastAsia="ru-RU"/>
+        </w:rPr>
+        <w:t>zorder</w:t>
+      </w:r>
+      <w:proofErr w:type="spellEnd"/>
       <w:r>
         <w:rPr>
           <w:rFonts w:ascii="Consolas" w:eastAsia="Times New Roman" w:hAnsi="Consolas" w:cs="Times New Roman"/>
@@ -12414,7 +13989,29 @@
           <w:szCs w:val="21"/>
           <w:lang w:val="en-US" w:eastAsia="ru-RU"/>
         </w:rPr>
-        <w:t xml:space="preserve">].plot(t_linspace, inter_1 </w:t>
+        <w:t>].plot(</w:t>
+      </w:r>
+      <w:proofErr w:type="spellStart"/>
+      <w:r>
+        <w:rPr>
+          <w:rFonts w:ascii="Consolas" w:eastAsia="Times New Roman" w:hAnsi="Consolas" w:cs="Times New Roman"/>
+          <w:color w:val="FFFFFF"/>
+          <w:sz w:val="21"/>
+          <w:szCs w:val="21"/>
+          <w:lang w:val="en-US" w:eastAsia="ru-RU"/>
+        </w:rPr>
+        <w:t>t_linspace</w:t>
+      </w:r>
+      <w:proofErr w:type="spellEnd"/>
+      <w:r>
+        <w:rPr>
+          <w:rFonts w:ascii="Consolas" w:eastAsia="Times New Roman" w:hAnsi="Consolas" w:cs="Times New Roman"/>
+          <w:color w:val="FFFFFF"/>
+          <w:sz w:val="21"/>
+          <w:szCs w:val="21"/>
+          <w:lang w:val="en-US" w:eastAsia="ru-RU"/>
+        </w:rPr>
+        <w:t xml:space="preserve">, inter_1 </w:t>
       </w:r>
       <w:r>
         <w:rPr>
@@ -12454,7 +14051,29 @@
           <w:szCs w:val="21"/>
           <w:lang w:val="en-US" w:eastAsia="ru-RU"/>
         </w:rPr>
-        <w:t xml:space="preserve"> t_linspace, </w:t>
+        <w:t xml:space="preserve"> </w:t>
+      </w:r>
+      <w:proofErr w:type="spellStart"/>
+      <w:r>
+        <w:rPr>
+          <w:rFonts w:ascii="Consolas" w:eastAsia="Times New Roman" w:hAnsi="Consolas" w:cs="Times New Roman"/>
+          <w:color w:val="FFFFFF"/>
+          <w:sz w:val="21"/>
+          <w:szCs w:val="21"/>
+          <w:lang w:val="en-US" w:eastAsia="ru-RU"/>
+        </w:rPr>
+        <w:t>t_linspace</w:t>
+      </w:r>
+      <w:proofErr w:type="spellEnd"/>
+      <w:r>
+        <w:rPr>
+          <w:rFonts w:ascii="Consolas" w:eastAsia="Times New Roman" w:hAnsi="Consolas" w:cs="Times New Roman"/>
+          <w:color w:val="FFFFFF"/>
+          <w:sz w:val="21"/>
+          <w:szCs w:val="21"/>
+          <w:lang w:val="en-US" w:eastAsia="ru-RU"/>
+        </w:rPr>
+        <w:t xml:space="preserve">, </w:t>
       </w:r>
       <w:r>
         <w:rPr>
@@ -12629,7 +14248,29 @@
           <w:szCs w:val="21"/>
           <w:lang w:val="en-US" w:eastAsia="ru-RU"/>
         </w:rPr>
-        <w:t>].set_xlabel(</w:t>
+        <w:t>].</w:t>
+      </w:r>
+      <w:proofErr w:type="spellStart"/>
+      <w:r>
+        <w:rPr>
+          <w:rFonts w:ascii="Consolas" w:eastAsia="Times New Roman" w:hAnsi="Consolas" w:cs="Times New Roman"/>
+          <w:color w:val="FFFFFF"/>
+          <w:sz w:val="21"/>
+          <w:szCs w:val="21"/>
+          <w:lang w:val="en-US" w:eastAsia="ru-RU"/>
+        </w:rPr>
+        <w:t>set_xlabel</w:t>
+      </w:r>
+      <w:proofErr w:type="spellEnd"/>
+      <w:r>
+        <w:rPr>
+          <w:rFonts w:ascii="Consolas" w:eastAsia="Times New Roman" w:hAnsi="Consolas" w:cs="Times New Roman"/>
+          <w:color w:val="FFFFFF"/>
+          <w:sz w:val="21"/>
+          <w:szCs w:val="21"/>
+          <w:lang w:val="en-US" w:eastAsia="ru-RU"/>
+        </w:rPr>
+        <w:t>(</w:t>
       </w:r>
       <w:r>
         <w:rPr>
@@ -12689,7 +14330,29 @@
           <w:szCs w:val="21"/>
           <w:lang w:val="en-US" w:eastAsia="ru-RU"/>
         </w:rPr>
-        <w:t>].set_ylabel(</w:t>
+        <w:t>].</w:t>
+      </w:r>
+      <w:proofErr w:type="spellStart"/>
+      <w:r>
+        <w:rPr>
+          <w:rFonts w:ascii="Consolas" w:eastAsia="Times New Roman" w:hAnsi="Consolas" w:cs="Times New Roman"/>
+          <w:color w:val="FFFFFF"/>
+          <w:sz w:val="21"/>
+          <w:szCs w:val="21"/>
+          <w:lang w:val="en-US" w:eastAsia="ru-RU"/>
+        </w:rPr>
+        <w:t>set_ylabel</w:t>
+      </w:r>
+      <w:proofErr w:type="spellEnd"/>
+      <w:r>
+        <w:rPr>
+          <w:rFonts w:ascii="Consolas" w:eastAsia="Times New Roman" w:hAnsi="Consolas" w:cs="Times New Roman"/>
+          <w:color w:val="FFFFFF"/>
+          <w:sz w:val="21"/>
+          <w:szCs w:val="21"/>
+          <w:lang w:val="en-US" w:eastAsia="ru-RU"/>
+        </w:rPr>
+        <w:t>(</w:t>
       </w:r>
       <w:r>
         <w:rPr>
@@ -12699,7 +14362,29 @@
           <w:szCs w:val="21"/>
           <w:lang w:val="en-US" w:eastAsia="ru-RU"/>
         </w:rPr>
-        <w:t>'ln(cA)'</w:t>
+        <w:t>'ln(</w:t>
+      </w:r>
+      <w:proofErr w:type="spellStart"/>
+      <w:r>
+        <w:rPr>
+          <w:rFonts w:ascii="Consolas" w:eastAsia="Times New Roman" w:hAnsi="Consolas" w:cs="Times New Roman"/>
+          <w:color w:val="99FFE4"/>
+          <w:sz w:val="21"/>
+          <w:szCs w:val="21"/>
+          <w:lang w:val="en-US" w:eastAsia="ru-RU"/>
+        </w:rPr>
+        <w:t>cA</w:t>
+      </w:r>
+      <w:proofErr w:type="spellEnd"/>
+      <w:r>
+        <w:rPr>
+          <w:rFonts w:ascii="Consolas" w:eastAsia="Times New Roman" w:hAnsi="Consolas" w:cs="Times New Roman"/>
+          <w:color w:val="99FFE4"/>
+          <w:sz w:val="21"/>
+          <w:szCs w:val="21"/>
+          <w:lang w:val="en-US" w:eastAsia="ru-RU"/>
+        </w:rPr>
+        <w:t>)'</w:t>
       </w:r>
       <w:r>
         <w:rPr>
@@ -12729,7 +14414,29 @@
           <w:szCs w:val="21"/>
           <w:lang w:val="en-US" w:eastAsia="ru-RU"/>
         </w:rPr>
-        <w:t>].set_title(</w:t>
+        <w:t>].</w:t>
+      </w:r>
+      <w:proofErr w:type="spellStart"/>
+      <w:r>
+        <w:rPr>
+          <w:rFonts w:ascii="Consolas" w:eastAsia="Times New Roman" w:hAnsi="Consolas" w:cs="Times New Roman"/>
+          <w:color w:val="FFFFFF"/>
+          <w:sz w:val="21"/>
+          <w:szCs w:val="21"/>
+          <w:lang w:val="en-US" w:eastAsia="ru-RU"/>
+        </w:rPr>
+        <w:t>set_title</w:t>
+      </w:r>
+      <w:proofErr w:type="spellEnd"/>
+      <w:r>
+        <w:rPr>
+          <w:rFonts w:ascii="Consolas" w:eastAsia="Times New Roman" w:hAnsi="Consolas" w:cs="Times New Roman"/>
+          <w:color w:val="FFFFFF"/>
+          <w:sz w:val="21"/>
+          <w:szCs w:val="21"/>
+          <w:lang w:val="en-US" w:eastAsia="ru-RU"/>
+        </w:rPr>
+        <w:t>(</w:t>
       </w:r>
       <w:r>
         <w:rPr>
@@ -12919,7 +14626,29 @@
           <w:szCs w:val="21"/>
           <w:lang w:val="en-US" w:eastAsia="ru-RU"/>
         </w:rPr>
-        <w:t>].scatter(t_val, y_2, color</w:t>
+        <w:t>].scatter(</w:t>
+      </w:r>
+      <w:proofErr w:type="spellStart"/>
+      <w:r>
+        <w:rPr>
+          <w:rFonts w:ascii="Consolas" w:eastAsia="Times New Roman" w:hAnsi="Consolas" w:cs="Times New Roman"/>
+          <w:color w:val="FFFFFF"/>
+          <w:sz w:val="21"/>
+          <w:szCs w:val="21"/>
+          <w:lang w:val="en-US" w:eastAsia="ru-RU"/>
+        </w:rPr>
+        <w:t>t_val</w:t>
+      </w:r>
+      <w:proofErr w:type="spellEnd"/>
+      <w:r>
+        <w:rPr>
+          <w:rFonts w:ascii="Consolas" w:eastAsia="Times New Roman" w:hAnsi="Consolas" w:cs="Times New Roman"/>
+          <w:color w:val="FFFFFF"/>
+          <w:sz w:val="21"/>
+          <w:szCs w:val="21"/>
+          <w:lang w:val="en-US" w:eastAsia="ru-RU"/>
+        </w:rPr>
+        <w:t>, y_2, color</w:t>
       </w:r>
       <w:r>
         <w:rPr>
@@ -12979,8 +14708,20 @@
           <w:szCs w:val="21"/>
           <w:lang w:val="en-US" w:eastAsia="ru-RU"/>
         </w:rPr>
-        <w:t>, zorder</w:t>
-      </w:r>
+        <w:t xml:space="preserve">, </w:t>
+      </w:r>
+      <w:proofErr w:type="spellStart"/>
+      <w:r>
+        <w:rPr>
+          <w:rFonts w:ascii="Consolas" w:eastAsia="Times New Roman" w:hAnsi="Consolas" w:cs="Times New Roman"/>
+          <w:color w:val="FFFFFF"/>
+          <w:sz w:val="21"/>
+          <w:szCs w:val="21"/>
+          <w:lang w:val="en-US" w:eastAsia="ru-RU"/>
+        </w:rPr>
+        <w:t>zorder</w:t>
+      </w:r>
+      <w:proofErr w:type="spellEnd"/>
       <w:r>
         <w:rPr>
           <w:rFonts w:ascii="Consolas" w:eastAsia="Times New Roman" w:hAnsi="Consolas" w:cs="Times New Roman"/>
@@ -13054,7 +14795,29 @@
           <w:szCs w:val="21"/>
           <w:lang w:val="en-US" w:eastAsia="ru-RU"/>
         </w:rPr>
-        <w:t xml:space="preserve">].plot(t_linspace, inter_2 </w:t>
+        <w:t>].plot(</w:t>
+      </w:r>
+      <w:proofErr w:type="spellStart"/>
+      <w:r>
+        <w:rPr>
+          <w:rFonts w:ascii="Consolas" w:eastAsia="Times New Roman" w:hAnsi="Consolas" w:cs="Times New Roman"/>
+          <w:color w:val="FFFFFF"/>
+          <w:sz w:val="21"/>
+          <w:szCs w:val="21"/>
+          <w:lang w:val="en-US" w:eastAsia="ru-RU"/>
+        </w:rPr>
+        <w:t>t_linspace</w:t>
+      </w:r>
+      <w:proofErr w:type="spellEnd"/>
+      <w:r>
+        <w:rPr>
+          <w:rFonts w:ascii="Consolas" w:eastAsia="Times New Roman" w:hAnsi="Consolas" w:cs="Times New Roman"/>
+          <w:color w:val="FFFFFF"/>
+          <w:sz w:val="21"/>
+          <w:szCs w:val="21"/>
+          <w:lang w:val="en-US" w:eastAsia="ru-RU"/>
+        </w:rPr>
+        <w:t xml:space="preserve">, inter_2 </w:t>
       </w:r>
       <w:r>
         <w:rPr>
@@ -13094,7 +14857,29 @@
           <w:szCs w:val="21"/>
           <w:lang w:val="en-US" w:eastAsia="ru-RU"/>
         </w:rPr>
-        <w:t xml:space="preserve"> t_linspace, </w:t>
+        <w:t xml:space="preserve"> </w:t>
+      </w:r>
+      <w:proofErr w:type="spellStart"/>
+      <w:r>
+        <w:rPr>
+          <w:rFonts w:ascii="Consolas" w:eastAsia="Times New Roman" w:hAnsi="Consolas" w:cs="Times New Roman"/>
+          <w:color w:val="FFFFFF"/>
+          <w:sz w:val="21"/>
+          <w:szCs w:val="21"/>
+          <w:lang w:val="en-US" w:eastAsia="ru-RU"/>
+        </w:rPr>
+        <w:t>t_linspace</w:t>
+      </w:r>
+      <w:proofErr w:type="spellEnd"/>
+      <w:r>
+        <w:rPr>
+          <w:rFonts w:ascii="Consolas" w:eastAsia="Times New Roman" w:hAnsi="Consolas" w:cs="Times New Roman"/>
+          <w:color w:val="FFFFFF"/>
+          <w:sz w:val="21"/>
+          <w:szCs w:val="21"/>
+          <w:lang w:val="en-US" w:eastAsia="ru-RU"/>
+        </w:rPr>
+        <w:t xml:space="preserve">, </w:t>
       </w:r>
       <w:r>
         <w:rPr>
@@ -13269,7 +15054,29 @@
           <w:szCs w:val="21"/>
           <w:lang w:val="en-US" w:eastAsia="ru-RU"/>
         </w:rPr>
-        <w:t>].set_xlabel(</w:t>
+        <w:t>].</w:t>
+      </w:r>
+      <w:proofErr w:type="spellStart"/>
+      <w:r>
+        <w:rPr>
+          <w:rFonts w:ascii="Consolas" w:eastAsia="Times New Roman" w:hAnsi="Consolas" w:cs="Times New Roman"/>
+          <w:color w:val="FFFFFF"/>
+          <w:sz w:val="21"/>
+          <w:szCs w:val="21"/>
+          <w:lang w:val="en-US" w:eastAsia="ru-RU"/>
+        </w:rPr>
+        <w:t>set_xlabel</w:t>
+      </w:r>
+      <w:proofErr w:type="spellEnd"/>
+      <w:r>
+        <w:rPr>
+          <w:rFonts w:ascii="Consolas" w:eastAsia="Times New Roman" w:hAnsi="Consolas" w:cs="Times New Roman"/>
+          <w:color w:val="FFFFFF"/>
+          <w:sz w:val="21"/>
+          <w:szCs w:val="21"/>
+          <w:lang w:val="en-US" w:eastAsia="ru-RU"/>
+        </w:rPr>
+        <w:t>(</w:t>
       </w:r>
       <w:r>
         <w:rPr>
@@ -13329,7 +15136,29 @@
           <w:szCs w:val="21"/>
           <w:lang w:val="en-US" w:eastAsia="ru-RU"/>
         </w:rPr>
-        <w:t>].set_ylabel(</w:t>
+        <w:t>].</w:t>
+      </w:r>
+      <w:proofErr w:type="spellStart"/>
+      <w:r>
+        <w:rPr>
+          <w:rFonts w:ascii="Consolas" w:eastAsia="Times New Roman" w:hAnsi="Consolas" w:cs="Times New Roman"/>
+          <w:color w:val="FFFFFF"/>
+          <w:sz w:val="21"/>
+          <w:szCs w:val="21"/>
+          <w:lang w:val="en-US" w:eastAsia="ru-RU"/>
+        </w:rPr>
+        <w:t>set_ylabel</w:t>
+      </w:r>
+      <w:proofErr w:type="spellEnd"/>
+      <w:r>
+        <w:rPr>
+          <w:rFonts w:ascii="Consolas" w:eastAsia="Times New Roman" w:hAnsi="Consolas" w:cs="Times New Roman"/>
+          <w:color w:val="FFFFFF"/>
+          <w:sz w:val="21"/>
+          <w:szCs w:val="21"/>
+          <w:lang w:val="en-US" w:eastAsia="ru-RU"/>
+        </w:rPr>
+        <w:t>(</w:t>
       </w:r>
       <w:r>
         <w:rPr>
@@ -13339,7 +15168,29 @@
           <w:szCs w:val="21"/>
           <w:lang w:val="en-US" w:eastAsia="ru-RU"/>
         </w:rPr>
-        <w:t>'1/cA'</w:t>
+        <w:t>'1/</w:t>
+      </w:r>
+      <w:proofErr w:type="spellStart"/>
+      <w:r>
+        <w:rPr>
+          <w:rFonts w:ascii="Consolas" w:eastAsia="Times New Roman" w:hAnsi="Consolas" w:cs="Times New Roman"/>
+          <w:color w:val="99FFE4"/>
+          <w:sz w:val="21"/>
+          <w:szCs w:val="21"/>
+          <w:lang w:val="en-US" w:eastAsia="ru-RU"/>
+        </w:rPr>
+        <w:t>cA</w:t>
+      </w:r>
+      <w:proofErr w:type="spellEnd"/>
+      <w:r>
+        <w:rPr>
+          <w:rFonts w:ascii="Consolas" w:eastAsia="Times New Roman" w:hAnsi="Consolas" w:cs="Times New Roman"/>
+          <w:color w:val="99FFE4"/>
+          <w:sz w:val="21"/>
+          <w:szCs w:val="21"/>
+          <w:lang w:val="en-US" w:eastAsia="ru-RU"/>
+        </w:rPr>
+        <w:t>'</w:t>
       </w:r>
       <w:r>
         <w:rPr>
@@ -13369,7 +15220,29 @@
           <w:szCs w:val="21"/>
           <w:lang w:val="en-US" w:eastAsia="ru-RU"/>
         </w:rPr>
-        <w:t>].set_title(</w:t>
+        <w:t>].</w:t>
+      </w:r>
+      <w:proofErr w:type="spellStart"/>
+      <w:r>
+        <w:rPr>
+          <w:rFonts w:ascii="Consolas" w:eastAsia="Times New Roman" w:hAnsi="Consolas" w:cs="Times New Roman"/>
+          <w:color w:val="FFFFFF"/>
+          <w:sz w:val="21"/>
+          <w:szCs w:val="21"/>
+          <w:lang w:val="en-US" w:eastAsia="ru-RU"/>
+        </w:rPr>
+        <w:t>set_title</w:t>
+      </w:r>
+      <w:proofErr w:type="spellEnd"/>
+      <w:r>
+        <w:rPr>
+          <w:rFonts w:ascii="Consolas" w:eastAsia="Times New Roman" w:hAnsi="Consolas" w:cs="Times New Roman"/>
+          <w:color w:val="FFFFFF"/>
+          <w:sz w:val="21"/>
+          <w:szCs w:val="21"/>
+          <w:lang w:val="en-US" w:eastAsia="ru-RU"/>
+        </w:rPr>
+        <w:t>(</w:t>
       </w:r>
       <w:r>
         <w:rPr>
@@ -13531,16 +15404,40 @@
           <w:lang w:val="en-US" w:eastAsia="ru-RU"/>
         </w:rPr>
       </w:pPr>
-      <w:r>
-        <w:rPr>
-          <w:rFonts w:ascii="Consolas" w:eastAsia="Times New Roman" w:hAnsi="Consolas" w:cs="Times New Roman"/>
-          <w:color w:val="FFFFFF"/>
-          <w:sz w:val="21"/>
-          <w:szCs w:val="21"/>
-          <w:lang w:val="en-US" w:eastAsia="ru-RU"/>
-        </w:rPr>
-        <w:t>plt.tight_layout(rect</w:t>
-      </w:r>
+      <w:proofErr w:type="spellStart"/>
+      <w:r>
+        <w:rPr>
+          <w:rFonts w:ascii="Consolas" w:eastAsia="Times New Roman" w:hAnsi="Consolas" w:cs="Times New Roman"/>
+          <w:color w:val="FFFFFF"/>
+          <w:sz w:val="21"/>
+          <w:szCs w:val="21"/>
+          <w:lang w:val="en-US" w:eastAsia="ru-RU"/>
+        </w:rPr>
+        <w:t>plt.tight_layout</w:t>
+      </w:r>
+      <w:proofErr w:type="spellEnd"/>
+      <w:r>
+        <w:rPr>
+          <w:rFonts w:ascii="Consolas" w:eastAsia="Times New Roman" w:hAnsi="Consolas" w:cs="Times New Roman"/>
+          <w:color w:val="FFFFFF"/>
+          <w:sz w:val="21"/>
+          <w:szCs w:val="21"/>
+          <w:lang w:val="en-US" w:eastAsia="ru-RU"/>
+        </w:rPr>
+        <w:t>(</w:t>
+      </w:r>
+      <w:proofErr w:type="spellStart"/>
+      <w:r>
+        <w:rPr>
+          <w:rFonts w:ascii="Consolas" w:eastAsia="Times New Roman" w:hAnsi="Consolas" w:cs="Times New Roman"/>
+          <w:color w:val="FFFFFF"/>
+          <w:sz w:val="21"/>
+          <w:szCs w:val="21"/>
+          <w:lang w:val="en-US" w:eastAsia="ru-RU"/>
+        </w:rPr>
+        <w:t>rect</w:t>
+      </w:r>
+      <w:proofErr w:type="spellEnd"/>
       <w:r>
         <w:rPr>
           <w:rFonts w:ascii="Consolas" w:eastAsia="Times New Roman" w:hAnsi="Consolas" w:cs="Times New Roman"/>
@@ -13656,15 +15553,27 @@
           <w:lang w:val="en-US" w:eastAsia="ru-RU"/>
         </w:rPr>
       </w:pPr>
-      <w:r>
-        <w:rPr>
-          <w:rFonts w:ascii="Consolas" w:eastAsia="Times New Roman" w:hAnsi="Consolas" w:cs="Times New Roman"/>
-          <w:color w:val="FFFFFF"/>
-          <w:sz w:val="21"/>
-          <w:szCs w:val="21"/>
-          <w:lang w:val="en-US" w:eastAsia="ru-RU"/>
-        </w:rPr>
-        <w:t>plt.suptitle(</w:t>
+      <w:proofErr w:type="spellStart"/>
+      <w:r>
+        <w:rPr>
+          <w:rFonts w:ascii="Consolas" w:eastAsia="Times New Roman" w:hAnsi="Consolas" w:cs="Times New Roman"/>
+          <w:color w:val="FFFFFF"/>
+          <w:sz w:val="21"/>
+          <w:szCs w:val="21"/>
+          <w:lang w:val="en-US" w:eastAsia="ru-RU"/>
+        </w:rPr>
+        <w:t>plt.suptitle</w:t>
+      </w:r>
+      <w:proofErr w:type="spellEnd"/>
+      <w:r>
+        <w:rPr>
+          <w:rFonts w:ascii="Consolas" w:eastAsia="Times New Roman" w:hAnsi="Consolas" w:cs="Times New Roman"/>
+          <w:color w:val="FFFFFF"/>
+          <w:sz w:val="21"/>
+          <w:szCs w:val="21"/>
+          <w:lang w:val="en-US" w:eastAsia="ru-RU"/>
+        </w:rPr>
+        <w:t>(</w:t>
       </w:r>
       <w:r>
         <w:rPr>
@@ -13784,8 +15693,20 @@
           <w:szCs w:val="21"/>
           <w:lang w:val="en-US" w:eastAsia="ru-RU"/>
         </w:rPr>
-        <w:t>, fontsize</w:t>
-      </w:r>
+        <w:t xml:space="preserve">, </w:t>
+      </w:r>
+      <w:proofErr w:type="spellStart"/>
+      <w:r>
+        <w:rPr>
+          <w:rFonts w:ascii="Consolas" w:eastAsia="Times New Roman" w:hAnsi="Consolas" w:cs="Times New Roman"/>
+          <w:color w:val="FFFFFF"/>
+          <w:sz w:val="21"/>
+          <w:szCs w:val="21"/>
+          <w:lang w:val="en-US" w:eastAsia="ru-RU"/>
+        </w:rPr>
+        <w:t>fontsize</w:t>
+      </w:r>
+      <w:proofErr w:type="spellEnd"/>
       <w:r>
         <w:rPr>
           <w:rFonts w:ascii="Consolas" w:eastAsia="Times New Roman" w:hAnsi="Consolas" w:cs="Times New Roman"/>
@@ -13831,15 +15752,27 @@
           <w:lang w:val="en-US" w:eastAsia="ru-RU"/>
         </w:rPr>
       </w:pPr>
-      <w:r>
-        <w:rPr>
-          <w:rFonts w:ascii="Consolas" w:eastAsia="Times New Roman" w:hAnsi="Consolas" w:cs="Times New Roman"/>
-          <w:color w:val="FFFFFF"/>
-          <w:sz w:val="21"/>
-          <w:szCs w:val="21"/>
-          <w:lang w:val="en-US" w:eastAsia="ru-RU"/>
-        </w:rPr>
-        <w:t>plt.show()</w:t>
+      <w:proofErr w:type="spellStart"/>
+      <w:r>
+        <w:rPr>
+          <w:rFonts w:ascii="Consolas" w:eastAsia="Times New Roman" w:hAnsi="Consolas" w:cs="Times New Roman"/>
+          <w:color w:val="FFFFFF"/>
+          <w:sz w:val="21"/>
+          <w:szCs w:val="21"/>
+          <w:lang w:val="en-US" w:eastAsia="ru-RU"/>
+        </w:rPr>
+        <w:t>plt.show</w:t>
+      </w:r>
+      <w:proofErr w:type="spellEnd"/>
+      <w:r>
+        <w:rPr>
+          <w:rFonts w:ascii="Consolas" w:eastAsia="Times New Roman" w:hAnsi="Consolas" w:cs="Times New Roman"/>
+          <w:color w:val="FFFFFF"/>
+          <w:sz w:val="21"/>
+          <w:szCs w:val="21"/>
+          <w:lang w:val="en-US" w:eastAsia="ru-RU"/>
+        </w:rPr>
+        <w:t>()</w:t>
       </w:r>
     </w:p>
     <w:p>
@@ -13871,15 +15804,27 @@
           <w:lang w:val="en-US" w:eastAsia="ru-RU"/>
         </w:rPr>
       </w:pPr>
-      <w:r>
-        <w:rPr>
-          <w:rFonts w:ascii="Consolas" w:eastAsia="Times New Roman" w:hAnsi="Consolas" w:cs="Times New Roman"/>
-          <w:color w:val="FFFFFF"/>
-          <w:sz w:val="21"/>
-          <w:szCs w:val="21"/>
-          <w:lang w:val="en-US" w:eastAsia="ru-RU"/>
-        </w:rPr>
-        <w:t xml:space="preserve">cA_start </w:t>
+      <w:proofErr w:type="spellStart"/>
+      <w:r>
+        <w:rPr>
+          <w:rFonts w:ascii="Consolas" w:eastAsia="Times New Roman" w:hAnsi="Consolas" w:cs="Times New Roman"/>
+          <w:color w:val="FFFFFF"/>
+          <w:sz w:val="21"/>
+          <w:szCs w:val="21"/>
+          <w:lang w:val="en-US" w:eastAsia="ru-RU"/>
+        </w:rPr>
+        <w:t>cA_start</w:t>
+      </w:r>
+      <w:proofErr w:type="spellEnd"/>
+      <w:r>
+        <w:rPr>
+          <w:rFonts w:ascii="Consolas" w:eastAsia="Times New Roman" w:hAnsi="Consolas" w:cs="Times New Roman"/>
+          <w:color w:val="FFFFFF"/>
+          <w:sz w:val="21"/>
+          <w:szCs w:val="21"/>
+          <w:lang w:val="en-US" w:eastAsia="ru-RU"/>
+        </w:rPr>
+        <w:t xml:space="preserve"> </w:t>
       </w:r>
       <w:r>
         <w:rPr>
@@ -13899,7 +15844,29 @@
           <w:szCs w:val="21"/>
           <w:lang w:val="en-US" w:eastAsia="ru-RU"/>
         </w:rPr>
-        <w:t xml:space="preserve"> cA_val[</w:t>
+        <w:t xml:space="preserve"> </w:t>
+      </w:r>
+      <w:proofErr w:type="spellStart"/>
+      <w:r>
+        <w:rPr>
+          <w:rFonts w:ascii="Consolas" w:eastAsia="Times New Roman" w:hAnsi="Consolas" w:cs="Times New Roman"/>
+          <w:color w:val="FFFFFF"/>
+          <w:sz w:val="21"/>
+          <w:szCs w:val="21"/>
+          <w:lang w:val="en-US" w:eastAsia="ru-RU"/>
+        </w:rPr>
+        <w:t>cA_val</w:t>
+      </w:r>
+      <w:proofErr w:type="spellEnd"/>
+      <w:r>
+        <w:rPr>
+          <w:rFonts w:ascii="Consolas" w:eastAsia="Times New Roman" w:hAnsi="Consolas" w:cs="Times New Roman"/>
+          <w:color w:val="FFFFFF"/>
+          <w:sz w:val="21"/>
+          <w:szCs w:val="21"/>
+          <w:lang w:val="en-US" w:eastAsia="ru-RU"/>
+        </w:rPr>
+        <w:t>[</w:t>
       </w:r>
       <w:r>
         <w:rPr>
@@ -14034,7 +16001,29 @@
           <w:szCs w:val="21"/>
           <w:lang w:val="en-US" w:eastAsia="ru-RU"/>
         </w:rPr>
-        <w:t xml:space="preserve"> best_idx </w:t>
+        <w:t xml:space="preserve"> </w:t>
+      </w:r>
+      <w:proofErr w:type="spellStart"/>
+      <w:r>
+        <w:rPr>
+          <w:rFonts w:ascii="Consolas" w:eastAsia="Times New Roman" w:hAnsi="Consolas" w:cs="Times New Roman"/>
+          <w:color w:val="FFFFFF"/>
+          <w:sz w:val="21"/>
+          <w:szCs w:val="21"/>
+          <w:lang w:val="en-US" w:eastAsia="ru-RU"/>
+        </w:rPr>
+        <w:t>best_idx</w:t>
+      </w:r>
+      <w:proofErr w:type="spellEnd"/>
+      <w:r>
+        <w:rPr>
+          <w:rFonts w:ascii="Consolas" w:eastAsia="Times New Roman" w:hAnsi="Consolas" w:cs="Times New Roman"/>
+          <w:color w:val="FFFFFF"/>
+          <w:sz w:val="21"/>
+          <w:szCs w:val="21"/>
+          <w:lang w:val="en-US" w:eastAsia="ru-RU"/>
+        </w:rPr>
+        <w:t xml:space="preserve"> </w:t>
       </w:r>
       <w:r>
         <w:rPr>
@@ -14099,7 +16088,29 @@
           <w:szCs w:val="21"/>
           <w:lang w:val="en-US" w:eastAsia="ru-RU"/>
         </w:rPr>
-        <w:t xml:space="preserve">    k_res </w:t>
+        <w:t xml:space="preserve">    </w:t>
+      </w:r>
+      <w:proofErr w:type="spellStart"/>
+      <w:r>
+        <w:rPr>
+          <w:rFonts w:ascii="Consolas" w:eastAsia="Times New Roman" w:hAnsi="Consolas" w:cs="Times New Roman"/>
+          <w:color w:val="FFFFFF"/>
+          <w:sz w:val="21"/>
+          <w:szCs w:val="21"/>
+          <w:lang w:val="en-US" w:eastAsia="ru-RU"/>
+        </w:rPr>
+        <w:t>k_res</w:t>
+      </w:r>
+      <w:proofErr w:type="spellEnd"/>
+      <w:r>
+        <w:rPr>
+          <w:rFonts w:ascii="Consolas" w:eastAsia="Times New Roman" w:hAnsi="Consolas" w:cs="Times New Roman"/>
+          <w:color w:val="FFFFFF"/>
+          <w:sz w:val="21"/>
+          <w:szCs w:val="21"/>
+          <w:lang w:val="en-US" w:eastAsia="ru-RU"/>
+        </w:rPr>
+        <w:t xml:space="preserve"> </w:t>
       </w:r>
       <w:r>
         <w:rPr>
@@ -14164,7 +16175,29 @@
           <w:szCs w:val="21"/>
           <w:lang w:val="en-US" w:eastAsia="ru-RU"/>
         </w:rPr>
-        <w:t xml:space="preserve">    tau_half </w:t>
+        <w:t xml:space="preserve">    </w:t>
+      </w:r>
+      <w:proofErr w:type="spellStart"/>
+      <w:r>
+        <w:rPr>
+          <w:rFonts w:ascii="Consolas" w:eastAsia="Times New Roman" w:hAnsi="Consolas" w:cs="Times New Roman"/>
+          <w:color w:val="FFFFFF"/>
+          <w:sz w:val="21"/>
+          <w:szCs w:val="21"/>
+          <w:lang w:val="en-US" w:eastAsia="ru-RU"/>
+        </w:rPr>
+        <w:t>tau_half</w:t>
+      </w:r>
+      <w:proofErr w:type="spellEnd"/>
+      <w:r>
+        <w:rPr>
+          <w:rFonts w:ascii="Consolas" w:eastAsia="Times New Roman" w:hAnsi="Consolas" w:cs="Times New Roman"/>
+          <w:color w:val="FFFFFF"/>
+          <w:sz w:val="21"/>
+          <w:szCs w:val="21"/>
+          <w:lang w:val="en-US" w:eastAsia="ru-RU"/>
+        </w:rPr>
+        <w:t xml:space="preserve"> </w:t>
       </w:r>
       <w:r>
         <w:rPr>
@@ -14184,7 +16217,29 @@
           <w:szCs w:val="21"/>
           <w:lang w:val="en-US" w:eastAsia="ru-RU"/>
         </w:rPr>
-        <w:t xml:space="preserve"> cA_start </w:t>
+        <w:t xml:space="preserve"> </w:t>
+      </w:r>
+      <w:proofErr w:type="spellStart"/>
+      <w:r>
+        <w:rPr>
+          <w:rFonts w:ascii="Consolas" w:eastAsia="Times New Roman" w:hAnsi="Consolas" w:cs="Times New Roman"/>
+          <w:color w:val="FFFFFF"/>
+          <w:sz w:val="21"/>
+          <w:szCs w:val="21"/>
+          <w:lang w:val="en-US" w:eastAsia="ru-RU"/>
+        </w:rPr>
+        <w:t>cA_start</w:t>
+      </w:r>
+      <w:proofErr w:type="spellEnd"/>
+      <w:r>
+        <w:rPr>
+          <w:rFonts w:ascii="Consolas" w:eastAsia="Times New Roman" w:hAnsi="Consolas" w:cs="Times New Roman"/>
+          <w:color w:val="FFFFFF"/>
+          <w:sz w:val="21"/>
+          <w:szCs w:val="21"/>
+          <w:lang w:val="en-US" w:eastAsia="ru-RU"/>
+        </w:rPr>
+        <w:t xml:space="preserve"> </w:t>
       </w:r>
       <w:r>
         <w:rPr>
@@ -14244,7 +16299,29 @@
           <w:szCs w:val="21"/>
           <w:lang w:val="en-US" w:eastAsia="ru-RU"/>
         </w:rPr>
-        <w:t xml:space="preserve"> k_res)</w:t>
+        <w:t xml:space="preserve"> </w:t>
+      </w:r>
+      <w:proofErr w:type="spellStart"/>
+      <w:r>
+        <w:rPr>
+          <w:rFonts w:ascii="Consolas" w:eastAsia="Times New Roman" w:hAnsi="Consolas" w:cs="Times New Roman"/>
+          <w:color w:val="FFFFFF"/>
+          <w:sz w:val="21"/>
+          <w:szCs w:val="21"/>
+          <w:lang w:val="en-US" w:eastAsia="ru-RU"/>
+        </w:rPr>
+        <w:t>k_res</w:t>
+      </w:r>
+      <w:proofErr w:type="spellEnd"/>
+      <w:r>
+        <w:rPr>
+          <w:rFonts w:ascii="Consolas" w:eastAsia="Times New Roman" w:hAnsi="Consolas" w:cs="Times New Roman"/>
+          <w:color w:val="FFFFFF"/>
+          <w:sz w:val="21"/>
+          <w:szCs w:val="21"/>
+          <w:lang w:val="en-US" w:eastAsia="ru-RU"/>
+        </w:rPr>
+        <w:t>)</w:t>
       </w:r>
     </w:p>
     <w:p>
@@ -14289,7 +16366,29 @@
           <w:szCs w:val="21"/>
           <w:lang w:val="en-US" w:eastAsia="ru-RU"/>
         </w:rPr>
-        <w:t xml:space="preserve"> cA_start </w:t>
+        <w:t xml:space="preserve"> </w:t>
+      </w:r>
+      <w:proofErr w:type="spellStart"/>
+      <w:r>
+        <w:rPr>
+          <w:rFonts w:ascii="Consolas" w:eastAsia="Times New Roman" w:hAnsi="Consolas" w:cs="Times New Roman"/>
+          <w:color w:val="FFFFFF"/>
+          <w:sz w:val="21"/>
+          <w:szCs w:val="21"/>
+          <w:lang w:val="en-US" w:eastAsia="ru-RU"/>
+        </w:rPr>
+        <w:t>cA_start</w:t>
+      </w:r>
+      <w:proofErr w:type="spellEnd"/>
+      <w:r>
+        <w:rPr>
+          <w:rFonts w:ascii="Consolas" w:eastAsia="Times New Roman" w:hAnsi="Consolas" w:cs="Times New Roman"/>
+          <w:color w:val="FFFFFF"/>
+          <w:sz w:val="21"/>
+          <w:szCs w:val="21"/>
+          <w:lang w:val="en-US" w:eastAsia="ru-RU"/>
+        </w:rPr>
+        <w:t xml:space="preserve"> </w:t>
       </w:r>
       <w:r>
         <w:rPr>
@@ -14309,7 +16408,29 @@
           <w:szCs w:val="21"/>
           <w:lang w:val="en-US" w:eastAsia="ru-RU"/>
         </w:rPr>
-        <w:t xml:space="preserve"> k_res </w:t>
+        <w:t xml:space="preserve"> </w:t>
+      </w:r>
+      <w:proofErr w:type="spellStart"/>
+      <w:r>
+        <w:rPr>
+          <w:rFonts w:ascii="Consolas" w:eastAsia="Times New Roman" w:hAnsi="Consolas" w:cs="Times New Roman"/>
+          <w:color w:val="FFFFFF"/>
+          <w:sz w:val="21"/>
+          <w:szCs w:val="21"/>
+          <w:lang w:val="en-US" w:eastAsia="ru-RU"/>
+        </w:rPr>
+        <w:t>k_res</w:t>
+      </w:r>
+      <w:proofErr w:type="spellEnd"/>
+      <w:r>
+        <w:rPr>
+          <w:rFonts w:ascii="Consolas" w:eastAsia="Times New Roman" w:hAnsi="Consolas" w:cs="Times New Roman"/>
+          <w:color w:val="FFFFFF"/>
+          <w:sz w:val="21"/>
+          <w:szCs w:val="21"/>
+          <w:lang w:val="en-US" w:eastAsia="ru-RU"/>
+        </w:rPr>
+        <w:t xml:space="preserve"> </w:t>
       </w:r>
       <w:r>
         <w:rPr>
@@ -14346,6 +16467,7 @@
           <w:lang w:val="en-US" w:eastAsia="ru-RU"/>
         </w:rPr>
       </w:pPr>
+      <w:proofErr w:type="spellStart"/>
       <w:r>
         <w:rPr>
           <w:rFonts w:ascii="Consolas" w:eastAsia="Times New Roman" w:hAnsi="Consolas" w:cs="Times New Roman"/>
@@ -14356,15 +16478,38 @@
         </w:rPr>
         <w:t>elif</w:t>
       </w:r>
-      <w:r>
-        <w:rPr>
-          <w:rFonts w:ascii="Consolas" w:eastAsia="Times New Roman" w:hAnsi="Consolas" w:cs="Times New Roman"/>
-          <w:color w:val="FFFFFF"/>
-          <w:sz w:val="21"/>
-          <w:szCs w:val="21"/>
-          <w:lang w:val="en-US" w:eastAsia="ru-RU"/>
-        </w:rPr>
-        <w:t xml:space="preserve"> best_idx </w:t>
+      <w:proofErr w:type="spellEnd"/>
+      <w:r>
+        <w:rPr>
+          <w:rFonts w:ascii="Consolas" w:eastAsia="Times New Roman" w:hAnsi="Consolas" w:cs="Times New Roman"/>
+          <w:color w:val="FFFFFF"/>
+          <w:sz w:val="21"/>
+          <w:szCs w:val="21"/>
+          <w:lang w:val="en-US" w:eastAsia="ru-RU"/>
+        </w:rPr>
+        <w:t xml:space="preserve"> </w:t>
+      </w:r>
+      <w:proofErr w:type="spellStart"/>
+      <w:r>
+        <w:rPr>
+          <w:rFonts w:ascii="Consolas" w:eastAsia="Times New Roman" w:hAnsi="Consolas" w:cs="Times New Roman"/>
+          <w:color w:val="FFFFFF"/>
+          <w:sz w:val="21"/>
+          <w:szCs w:val="21"/>
+          <w:lang w:val="en-US" w:eastAsia="ru-RU"/>
+        </w:rPr>
+        <w:t>best_idx</w:t>
+      </w:r>
+      <w:proofErr w:type="spellEnd"/>
+      <w:r>
+        <w:rPr>
+          <w:rFonts w:ascii="Consolas" w:eastAsia="Times New Roman" w:hAnsi="Consolas" w:cs="Times New Roman"/>
+          <w:color w:val="FFFFFF"/>
+          <w:sz w:val="21"/>
+          <w:szCs w:val="21"/>
+          <w:lang w:val="en-US" w:eastAsia="ru-RU"/>
+        </w:rPr>
+        <w:t xml:space="preserve"> </w:t>
       </w:r>
       <w:r>
         <w:rPr>
@@ -14429,7 +16574,29 @@
           <w:szCs w:val="21"/>
           <w:lang w:val="en-US" w:eastAsia="ru-RU"/>
         </w:rPr>
-        <w:t xml:space="preserve">    k_res </w:t>
+        <w:t xml:space="preserve">    </w:t>
+      </w:r>
+      <w:proofErr w:type="spellStart"/>
+      <w:r>
+        <w:rPr>
+          <w:rFonts w:ascii="Consolas" w:eastAsia="Times New Roman" w:hAnsi="Consolas" w:cs="Times New Roman"/>
+          <w:color w:val="FFFFFF"/>
+          <w:sz w:val="21"/>
+          <w:szCs w:val="21"/>
+          <w:lang w:val="en-US" w:eastAsia="ru-RU"/>
+        </w:rPr>
+        <w:t>k_res</w:t>
+      </w:r>
+      <w:proofErr w:type="spellEnd"/>
+      <w:r>
+        <w:rPr>
+          <w:rFonts w:ascii="Consolas" w:eastAsia="Times New Roman" w:hAnsi="Consolas" w:cs="Times New Roman"/>
+          <w:color w:val="FFFFFF"/>
+          <w:sz w:val="21"/>
+          <w:szCs w:val="21"/>
+          <w:lang w:val="en-US" w:eastAsia="ru-RU"/>
+        </w:rPr>
+        <w:t xml:space="preserve"> </w:t>
       </w:r>
       <w:r>
         <w:rPr>
@@ -14494,7 +16661,29 @@
           <w:szCs w:val="21"/>
           <w:lang w:val="en-US" w:eastAsia="ru-RU"/>
         </w:rPr>
-        <w:t xml:space="preserve">    tau_half </w:t>
+        <w:t xml:space="preserve">    </w:t>
+      </w:r>
+      <w:proofErr w:type="spellStart"/>
+      <w:r>
+        <w:rPr>
+          <w:rFonts w:ascii="Consolas" w:eastAsia="Times New Roman" w:hAnsi="Consolas" w:cs="Times New Roman"/>
+          <w:color w:val="FFFFFF"/>
+          <w:sz w:val="21"/>
+          <w:szCs w:val="21"/>
+          <w:lang w:val="en-US" w:eastAsia="ru-RU"/>
+        </w:rPr>
+        <w:t>tau_half</w:t>
+      </w:r>
+      <w:proofErr w:type="spellEnd"/>
+      <w:r>
+        <w:rPr>
+          <w:rFonts w:ascii="Consolas" w:eastAsia="Times New Roman" w:hAnsi="Consolas" w:cs="Times New Roman"/>
+          <w:color w:val="FFFFFF"/>
+          <w:sz w:val="21"/>
+          <w:szCs w:val="21"/>
+          <w:lang w:val="en-US" w:eastAsia="ru-RU"/>
+        </w:rPr>
+        <w:t xml:space="preserve"> </w:t>
       </w:r>
       <w:r>
         <w:rPr>
@@ -14554,8 +16743,20 @@
           <w:szCs w:val="21"/>
           <w:lang w:val="en-US" w:eastAsia="ru-RU"/>
         </w:rPr>
-        <w:t xml:space="preserve"> k_res</w:t>
-      </w:r>
+        <w:t xml:space="preserve"> </w:t>
+      </w:r>
+      <w:proofErr w:type="spellStart"/>
+      <w:r>
+        <w:rPr>
+          <w:rFonts w:ascii="Consolas" w:eastAsia="Times New Roman" w:hAnsi="Consolas" w:cs="Times New Roman"/>
+          <w:color w:val="FFFFFF"/>
+          <w:sz w:val="21"/>
+          <w:szCs w:val="21"/>
+          <w:lang w:val="en-US" w:eastAsia="ru-RU"/>
+        </w:rPr>
+        <w:t>k_res</w:t>
+      </w:r>
+      <w:proofErr w:type="spellEnd"/>
     </w:p>
     <w:p>
       <w:pPr>
@@ -14599,7 +16800,29 @@
           <w:szCs w:val="21"/>
           <w:lang w:val="en-US" w:eastAsia="ru-RU"/>
         </w:rPr>
-        <w:t xml:space="preserve"> cA_start </w:t>
+        <w:t xml:space="preserve"> </w:t>
+      </w:r>
+      <w:proofErr w:type="spellStart"/>
+      <w:r>
+        <w:rPr>
+          <w:rFonts w:ascii="Consolas" w:eastAsia="Times New Roman" w:hAnsi="Consolas" w:cs="Times New Roman"/>
+          <w:color w:val="FFFFFF"/>
+          <w:sz w:val="21"/>
+          <w:szCs w:val="21"/>
+          <w:lang w:val="en-US" w:eastAsia="ru-RU"/>
+        </w:rPr>
+        <w:t>cA_start</w:t>
+      </w:r>
+      <w:proofErr w:type="spellEnd"/>
+      <w:r>
+        <w:rPr>
+          <w:rFonts w:ascii="Consolas" w:eastAsia="Times New Roman" w:hAnsi="Consolas" w:cs="Times New Roman"/>
+          <w:color w:val="FFFFFF"/>
+          <w:sz w:val="21"/>
+          <w:szCs w:val="21"/>
+          <w:lang w:val="en-US" w:eastAsia="ru-RU"/>
+        </w:rPr>
+        <w:t xml:space="preserve"> </w:t>
       </w:r>
       <w:r>
         <w:rPr>
@@ -14619,7 +16842,29 @@
           <w:szCs w:val="21"/>
           <w:lang w:val="en-US" w:eastAsia="ru-RU"/>
         </w:rPr>
-        <w:t xml:space="preserve"> np.exp(</w:t>
+        <w:t xml:space="preserve"> </w:t>
+      </w:r>
+      <w:proofErr w:type="spellStart"/>
+      <w:r>
+        <w:rPr>
+          <w:rFonts w:ascii="Consolas" w:eastAsia="Times New Roman" w:hAnsi="Consolas" w:cs="Times New Roman"/>
+          <w:color w:val="FFFFFF"/>
+          <w:sz w:val="21"/>
+          <w:szCs w:val="21"/>
+          <w:lang w:val="en-US" w:eastAsia="ru-RU"/>
+        </w:rPr>
+        <w:t>np.exp</w:t>
+      </w:r>
+      <w:proofErr w:type="spellEnd"/>
+      <w:r>
+        <w:rPr>
+          <w:rFonts w:ascii="Consolas" w:eastAsia="Times New Roman" w:hAnsi="Consolas" w:cs="Times New Roman"/>
+          <w:color w:val="FFFFFF"/>
+          <w:sz w:val="21"/>
+          <w:szCs w:val="21"/>
+          <w:lang w:val="en-US" w:eastAsia="ru-RU"/>
+        </w:rPr>
+        <w:t>(</w:t>
       </w:r>
       <w:r>
         <w:rPr>
@@ -14631,15 +16876,27 @@
         </w:rPr>
         <w:t>-</w:t>
       </w:r>
-      <w:r>
-        <w:rPr>
-          <w:rFonts w:ascii="Consolas" w:eastAsia="Times New Roman" w:hAnsi="Consolas" w:cs="Times New Roman"/>
-          <w:color w:val="FFFFFF"/>
-          <w:sz w:val="21"/>
-          <w:szCs w:val="21"/>
-          <w:lang w:val="en-US" w:eastAsia="ru-RU"/>
-        </w:rPr>
-        <w:t xml:space="preserve">k_res </w:t>
+      <w:proofErr w:type="spellStart"/>
+      <w:r>
+        <w:rPr>
+          <w:rFonts w:ascii="Consolas" w:eastAsia="Times New Roman" w:hAnsi="Consolas" w:cs="Times New Roman"/>
+          <w:color w:val="FFFFFF"/>
+          <w:sz w:val="21"/>
+          <w:szCs w:val="21"/>
+          <w:lang w:val="en-US" w:eastAsia="ru-RU"/>
+        </w:rPr>
+        <w:t>k_res</w:t>
+      </w:r>
+      <w:proofErr w:type="spellEnd"/>
+      <w:r>
+        <w:rPr>
+          <w:rFonts w:ascii="Consolas" w:eastAsia="Times New Roman" w:hAnsi="Consolas" w:cs="Times New Roman"/>
+          <w:color w:val="FFFFFF"/>
+          <w:sz w:val="21"/>
+          <w:szCs w:val="21"/>
+          <w:lang w:val="en-US" w:eastAsia="ru-RU"/>
+        </w:rPr>
+        <w:t xml:space="preserve"> </w:t>
       </w:r>
       <w:r>
         <w:rPr>
@@ -14676,6 +16933,7 @@
           <w:lang w:val="en-US" w:eastAsia="ru-RU"/>
         </w:rPr>
       </w:pPr>
+      <w:proofErr w:type="spellStart"/>
       <w:r>
         <w:rPr>
           <w:rFonts w:ascii="Consolas" w:eastAsia="Times New Roman" w:hAnsi="Consolas" w:cs="Times New Roman"/>
@@ -14686,15 +16944,38 @@
         </w:rPr>
         <w:t>elif</w:t>
       </w:r>
-      <w:r>
-        <w:rPr>
-          <w:rFonts w:ascii="Consolas" w:eastAsia="Times New Roman" w:hAnsi="Consolas" w:cs="Times New Roman"/>
-          <w:color w:val="FFFFFF"/>
-          <w:sz w:val="21"/>
-          <w:szCs w:val="21"/>
-          <w:lang w:val="en-US" w:eastAsia="ru-RU"/>
-        </w:rPr>
-        <w:t xml:space="preserve"> best_idx </w:t>
+      <w:proofErr w:type="spellEnd"/>
+      <w:r>
+        <w:rPr>
+          <w:rFonts w:ascii="Consolas" w:eastAsia="Times New Roman" w:hAnsi="Consolas" w:cs="Times New Roman"/>
+          <w:color w:val="FFFFFF"/>
+          <w:sz w:val="21"/>
+          <w:szCs w:val="21"/>
+          <w:lang w:val="en-US" w:eastAsia="ru-RU"/>
+        </w:rPr>
+        <w:t xml:space="preserve"> </w:t>
+      </w:r>
+      <w:proofErr w:type="spellStart"/>
+      <w:r>
+        <w:rPr>
+          <w:rFonts w:ascii="Consolas" w:eastAsia="Times New Roman" w:hAnsi="Consolas" w:cs="Times New Roman"/>
+          <w:color w:val="FFFFFF"/>
+          <w:sz w:val="21"/>
+          <w:szCs w:val="21"/>
+          <w:lang w:val="en-US" w:eastAsia="ru-RU"/>
+        </w:rPr>
+        <w:t>best_idx</w:t>
+      </w:r>
+      <w:proofErr w:type="spellEnd"/>
+      <w:r>
+        <w:rPr>
+          <w:rFonts w:ascii="Consolas" w:eastAsia="Times New Roman" w:hAnsi="Consolas" w:cs="Times New Roman"/>
+          <w:color w:val="FFFFFF"/>
+          <w:sz w:val="21"/>
+          <w:szCs w:val="21"/>
+          <w:lang w:val="en-US" w:eastAsia="ru-RU"/>
+        </w:rPr>
+        <w:t xml:space="preserve"> </w:t>
       </w:r>
       <w:r>
         <w:rPr>
@@ -14759,7 +17040,29 @@
           <w:szCs w:val="21"/>
           <w:lang w:val="en-US" w:eastAsia="ru-RU"/>
         </w:rPr>
-        <w:t xml:space="preserve">    k_res </w:t>
+        <w:t xml:space="preserve">    </w:t>
+      </w:r>
+      <w:proofErr w:type="spellStart"/>
+      <w:r>
+        <w:rPr>
+          <w:rFonts w:ascii="Consolas" w:eastAsia="Times New Roman" w:hAnsi="Consolas" w:cs="Times New Roman"/>
+          <w:color w:val="FFFFFF"/>
+          <w:sz w:val="21"/>
+          <w:szCs w:val="21"/>
+          <w:lang w:val="en-US" w:eastAsia="ru-RU"/>
+        </w:rPr>
+        <w:t>k_res</w:t>
+      </w:r>
+      <w:proofErr w:type="spellEnd"/>
+      <w:r>
+        <w:rPr>
+          <w:rFonts w:ascii="Consolas" w:eastAsia="Times New Roman" w:hAnsi="Consolas" w:cs="Times New Roman"/>
+          <w:color w:val="FFFFFF"/>
+          <w:sz w:val="21"/>
+          <w:szCs w:val="21"/>
+          <w:lang w:val="en-US" w:eastAsia="ru-RU"/>
+        </w:rPr>
+        <w:t xml:space="preserve"> </w:t>
       </w:r>
       <w:r>
         <w:rPr>
@@ -14824,7 +17127,29 @@
           <w:szCs w:val="21"/>
           <w:lang w:val="en-US" w:eastAsia="ru-RU"/>
         </w:rPr>
-        <w:t xml:space="preserve">    tau_half </w:t>
+        <w:t xml:space="preserve">    </w:t>
+      </w:r>
+      <w:proofErr w:type="spellStart"/>
+      <w:r>
+        <w:rPr>
+          <w:rFonts w:ascii="Consolas" w:eastAsia="Times New Roman" w:hAnsi="Consolas" w:cs="Times New Roman"/>
+          <w:color w:val="FFFFFF"/>
+          <w:sz w:val="21"/>
+          <w:szCs w:val="21"/>
+          <w:lang w:val="en-US" w:eastAsia="ru-RU"/>
+        </w:rPr>
+        <w:t>tau_half</w:t>
+      </w:r>
+      <w:proofErr w:type="spellEnd"/>
+      <w:r>
+        <w:rPr>
+          <w:rFonts w:ascii="Consolas" w:eastAsia="Times New Roman" w:hAnsi="Consolas" w:cs="Times New Roman"/>
+          <w:color w:val="FFFFFF"/>
+          <w:sz w:val="21"/>
+          <w:szCs w:val="21"/>
+          <w:lang w:val="en-US" w:eastAsia="ru-RU"/>
+        </w:rPr>
+        <w:t xml:space="preserve"> </w:t>
       </w:r>
       <w:r>
         <w:rPr>
@@ -14884,7 +17209,29 @@
           <w:szCs w:val="21"/>
           <w:lang w:val="en-US" w:eastAsia="ru-RU"/>
         </w:rPr>
-        <w:t xml:space="preserve"> (k_res </w:t>
+        <w:t xml:space="preserve"> (</w:t>
+      </w:r>
+      <w:proofErr w:type="spellStart"/>
+      <w:r>
+        <w:rPr>
+          <w:rFonts w:ascii="Consolas" w:eastAsia="Times New Roman" w:hAnsi="Consolas" w:cs="Times New Roman"/>
+          <w:color w:val="FFFFFF"/>
+          <w:sz w:val="21"/>
+          <w:szCs w:val="21"/>
+          <w:lang w:val="en-US" w:eastAsia="ru-RU"/>
+        </w:rPr>
+        <w:t>k_res</w:t>
+      </w:r>
+      <w:proofErr w:type="spellEnd"/>
+      <w:r>
+        <w:rPr>
+          <w:rFonts w:ascii="Consolas" w:eastAsia="Times New Roman" w:hAnsi="Consolas" w:cs="Times New Roman"/>
+          <w:color w:val="FFFFFF"/>
+          <w:sz w:val="21"/>
+          <w:szCs w:val="21"/>
+          <w:lang w:val="en-US" w:eastAsia="ru-RU"/>
+        </w:rPr>
+        <w:t xml:space="preserve"> </w:t>
       </w:r>
       <w:r>
         <w:rPr>
@@ -14904,7 +17251,29 @@
           <w:szCs w:val="21"/>
           <w:lang w:val="en-US" w:eastAsia="ru-RU"/>
         </w:rPr>
-        <w:t xml:space="preserve"> cA_start)</w:t>
+        <w:t xml:space="preserve"> </w:t>
+      </w:r>
+      <w:proofErr w:type="spellStart"/>
+      <w:r>
+        <w:rPr>
+          <w:rFonts w:ascii="Consolas" w:eastAsia="Times New Roman" w:hAnsi="Consolas" w:cs="Times New Roman"/>
+          <w:color w:val="FFFFFF"/>
+          <w:sz w:val="21"/>
+          <w:szCs w:val="21"/>
+          <w:lang w:val="en-US" w:eastAsia="ru-RU"/>
+        </w:rPr>
+        <w:t>cA_start</w:t>
+      </w:r>
+      <w:proofErr w:type="spellEnd"/>
+      <w:r>
+        <w:rPr>
+          <w:rFonts w:ascii="Consolas" w:eastAsia="Times New Roman" w:hAnsi="Consolas" w:cs="Times New Roman"/>
+          <w:color w:val="FFFFFF"/>
+          <w:sz w:val="21"/>
+          <w:szCs w:val="21"/>
+          <w:lang w:val="en-US" w:eastAsia="ru-RU"/>
+        </w:rPr>
+        <w:t>)</w:t>
       </w:r>
     </w:p>
     <w:p>
@@ -14949,7 +17318,29 @@
           <w:szCs w:val="21"/>
           <w:lang w:val="en-US" w:eastAsia="ru-RU"/>
         </w:rPr>
-        <w:t xml:space="preserve"> cA_start </w:t>
+        <w:t xml:space="preserve"> </w:t>
+      </w:r>
+      <w:proofErr w:type="spellStart"/>
+      <w:r>
+        <w:rPr>
+          <w:rFonts w:ascii="Consolas" w:eastAsia="Times New Roman" w:hAnsi="Consolas" w:cs="Times New Roman"/>
+          <w:color w:val="FFFFFF"/>
+          <w:sz w:val="21"/>
+          <w:szCs w:val="21"/>
+          <w:lang w:val="en-US" w:eastAsia="ru-RU"/>
+        </w:rPr>
+        <w:t>cA_start</w:t>
+      </w:r>
+      <w:proofErr w:type="spellEnd"/>
+      <w:r>
+        <w:rPr>
+          <w:rFonts w:ascii="Consolas" w:eastAsia="Times New Roman" w:hAnsi="Consolas" w:cs="Times New Roman"/>
+          <w:color w:val="FFFFFF"/>
+          <w:sz w:val="21"/>
+          <w:szCs w:val="21"/>
+          <w:lang w:val="en-US" w:eastAsia="ru-RU"/>
+        </w:rPr>
+        <w:t xml:space="preserve"> </w:t>
       </w:r>
       <w:r>
         <w:rPr>
@@ -15009,7 +17400,29 @@
           <w:szCs w:val="21"/>
           <w:lang w:val="en-US" w:eastAsia="ru-RU"/>
         </w:rPr>
-        <w:t xml:space="preserve"> cA_start </w:t>
+        <w:t xml:space="preserve"> </w:t>
+      </w:r>
+      <w:proofErr w:type="spellStart"/>
+      <w:r>
+        <w:rPr>
+          <w:rFonts w:ascii="Consolas" w:eastAsia="Times New Roman" w:hAnsi="Consolas" w:cs="Times New Roman"/>
+          <w:color w:val="FFFFFF"/>
+          <w:sz w:val="21"/>
+          <w:szCs w:val="21"/>
+          <w:lang w:val="en-US" w:eastAsia="ru-RU"/>
+        </w:rPr>
+        <w:t>cA_start</w:t>
+      </w:r>
+      <w:proofErr w:type="spellEnd"/>
+      <w:r>
+        <w:rPr>
+          <w:rFonts w:ascii="Consolas" w:eastAsia="Times New Roman" w:hAnsi="Consolas" w:cs="Times New Roman"/>
+          <w:color w:val="FFFFFF"/>
+          <w:sz w:val="21"/>
+          <w:szCs w:val="21"/>
+          <w:lang w:val="en-US" w:eastAsia="ru-RU"/>
+        </w:rPr>
+        <w:t xml:space="preserve"> </w:t>
       </w:r>
       <w:r>
         <w:rPr>
@@ -15029,7 +17442,29 @@
           <w:szCs w:val="21"/>
           <w:lang w:val="en-US" w:eastAsia="ru-RU"/>
         </w:rPr>
-        <w:t xml:space="preserve"> k_res </w:t>
+        <w:t xml:space="preserve"> </w:t>
+      </w:r>
+      <w:proofErr w:type="spellStart"/>
+      <w:r>
+        <w:rPr>
+          <w:rFonts w:ascii="Consolas" w:eastAsia="Times New Roman" w:hAnsi="Consolas" w:cs="Times New Roman"/>
+          <w:color w:val="FFFFFF"/>
+          <w:sz w:val="21"/>
+          <w:szCs w:val="21"/>
+          <w:lang w:val="en-US" w:eastAsia="ru-RU"/>
+        </w:rPr>
+        <w:t>k_res</w:t>
+      </w:r>
+      <w:proofErr w:type="spellEnd"/>
+      <w:r>
+        <w:rPr>
+          <w:rFonts w:ascii="Consolas" w:eastAsia="Times New Roman" w:hAnsi="Consolas" w:cs="Times New Roman"/>
+          <w:color w:val="FFFFFF"/>
+          <w:sz w:val="21"/>
+          <w:szCs w:val="21"/>
+          <w:lang w:val="en-US" w:eastAsia="ru-RU"/>
+        </w:rPr>
+        <w:t xml:space="preserve"> </w:t>
       </w:r>
       <w:r>
         <w:rPr>
@@ -15081,6 +17516,7 @@
           <w:lang w:val="en-US" w:eastAsia="ru-RU"/>
         </w:rPr>
       </w:pPr>
+      <w:proofErr w:type="spellStart"/>
       <w:r>
         <w:rPr>
           <w:rFonts w:ascii="Consolas" w:eastAsia="Times New Roman" w:hAnsi="Consolas" w:cs="Times New Roman"/>
@@ -15090,7 +17526,18 @@
           <w:lang w:val="en-US" w:eastAsia="ru-RU"/>
         </w:rPr>
         <w:lastRenderedPageBreak/>
-        <w:t xml:space="preserve">deg_conv </w:t>
+        <w:t>deg_conv</w:t>
+      </w:r>
+      <w:proofErr w:type="spellEnd"/>
+      <w:r>
+        <w:rPr>
+          <w:rFonts w:ascii="Consolas" w:eastAsia="Times New Roman" w:hAnsi="Consolas" w:cs="Times New Roman"/>
+          <w:color w:val="FFFFFF"/>
+          <w:sz w:val="21"/>
+          <w:szCs w:val="21"/>
+          <w:lang w:val="en-US" w:eastAsia="ru-RU"/>
+        </w:rPr>
+        <w:t xml:space="preserve"> </w:t>
       </w:r>
       <w:r>
         <w:rPr>
@@ -15110,7 +17557,29 @@
           <w:szCs w:val="21"/>
           <w:lang w:val="en-US" w:eastAsia="ru-RU"/>
         </w:rPr>
-        <w:t xml:space="preserve"> (cA_start </w:t>
+        <w:t xml:space="preserve"> (</w:t>
+      </w:r>
+      <w:proofErr w:type="spellStart"/>
+      <w:r>
+        <w:rPr>
+          <w:rFonts w:ascii="Consolas" w:eastAsia="Times New Roman" w:hAnsi="Consolas" w:cs="Times New Roman"/>
+          <w:color w:val="FFFFFF"/>
+          <w:sz w:val="21"/>
+          <w:szCs w:val="21"/>
+          <w:lang w:val="en-US" w:eastAsia="ru-RU"/>
+        </w:rPr>
+        <w:t>cA_start</w:t>
+      </w:r>
+      <w:proofErr w:type="spellEnd"/>
+      <w:r>
+        <w:rPr>
+          <w:rFonts w:ascii="Consolas" w:eastAsia="Times New Roman" w:hAnsi="Consolas" w:cs="Times New Roman"/>
+          <w:color w:val="FFFFFF"/>
+          <w:sz w:val="21"/>
+          <w:szCs w:val="21"/>
+          <w:lang w:val="en-US" w:eastAsia="ru-RU"/>
+        </w:rPr>
+        <w:t xml:space="preserve"> </w:t>
       </w:r>
       <w:r>
         <w:rPr>
@@ -15150,8 +17619,20 @@
           <w:szCs w:val="21"/>
           <w:lang w:val="en-US" w:eastAsia="ru-RU"/>
         </w:rPr>
-        <w:t xml:space="preserve"> cA_start</w:t>
-      </w:r>
+        <w:t xml:space="preserve"> </w:t>
+      </w:r>
+      <w:proofErr w:type="spellStart"/>
+      <w:r>
+        <w:rPr>
+          <w:rFonts w:ascii="Consolas" w:eastAsia="Times New Roman" w:hAnsi="Consolas" w:cs="Times New Roman"/>
+          <w:color w:val="FFFFFF"/>
+          <w:sz w:val="21"/>
+          <w:szCs w:val="21"/>
+          <w:lang w:val="en-US" w:eastAsia="ru-RU"/>
+        </w:rPr>
+        <w:t>cA_start</w:t>
+      </w:r>
+      <w:proofErr w:type="spellEnd"/>
     </w:p>
     <w:p>
       <w:pPr>
@@ -15179,9 +17660,10 @@
           <w:color w:val="FFFFFF"/>
           <w:sz w:val="21"/>
           <w:szCs w:val="21"/>
-          <w:lang w:eastAsia="ru-RU"/>
-        </w:rPr>
-      </w:pPr>
+          <w:lang w:val="en-US" w:eastAsia="ru-RU"/>
+        </w:rPr>
+      </w:pPr>
+      <w:proofErr w:type="spellStart"/>
       <w:r>
         <w:rPr>
           <w:rFonts w:ascii="Consolas" w:eastAsia="Times New Roman" w:hAnsi="Consolas" w:cs="Times New Roman"/>
@@ -15198,7 +17680,7 @@
           <w:color w:val="FFFFFF"/>
           <w:sz w:val="21"/>
           <w:szCs w:val="21"/>
-          <w:lang w:eastAsia="ru-RU"/>
+          <w:lang w:val="en-US" w:eastAsia="ru-RU"/>
         </w:rPr>
         <w:t>_</w:t>
       </w:r>
@@ -15212,13 +17694,14 @@
         </w:rPr>
         <w:t>final</w:t>
       </w:r>
-      <w:r>
-        <w:rPr>
-          <w:rFonts w:ascii="Consolas" w:eastAsia="Times New Roman" w:hAnsi="Consolas" w:cs="Times New Roman"/>
-          <w:color w:val="FFFFFF"/>
-          <w:sz w:val="21"/>
-          <w:szCs w:val="21"/>
-          <w:lang w:eastAsia="ru-RU"/>
+      <w:proofErr w:type="spellEnd"/>
+      <w:r>
+        <w:rPr>
+          <w:rFonts w:ascii="Consolas" w:eastAsia="Times New Roman" w:hAnsi="Consolas" w:cs="Times New Roman"/>
+          <w:color w:val="FFFFFF"/>
+          <w:sz w:val="21"/>
+          <w:szCs w:val="21"/>
+          <w:lang w:val="en-US" w:eastAsia="ru-RU"/>
         </w:rPr>
         <w:t xml:space="preserve"> </w:t>
       </w:r>
@@ -15228,7 +17711,7 @@
           <w:color w:val="A0A0A0"/>
           <w:sz w:val="21"/>
           <w:szCs w:val="21"/>
-          <w:lang w:eastAsia="ru-RU"/>
+          <w:lang w:val="en-US" w:eastAsia="ru-RU"/>
         </w:rPr>
         <w:t>=</w:t>
       </w:r>
@@ -15238,10 +17721,11 @@
           <w:color w:val="FFFFFF"/>
           <w:sz w:val="21"/>
           <w:szCs w:val="21"/>
-          <w:lang w:eastAsia="ru-RU"/>
+          <w:lang w:val="en-US" w:eastAsia="ru-RU"/>
         </w:rPr>
         <w:t xml:space="preserve"> </w:t>
       </w:r>
+      <w:proofErr w:type="spellStart"/>
       <w:r>
         <w:rPr>
           <w:rFonts w:ascii="Consolas" w:eastAsia="Times New Roman" w:hAnsi="Consolas" w:cs="Times New Roman"/>
@@ -15258,7 +17742,7 @@
           <w:color w:val="FFFFFF"/>
           <w:sz w:val="21"/>
           <w:szCs w:val="21"/>
-          <w:lang w:eastAsia="ru-RU"/>
+          <w:lang w:val="en-US" w:eastAsia="ru-RU"/>
         </w:rPr>
         <w:t>_</w:t>
       </w:r>
@@ -15272,13 +17756,14 @@
         </w:rPr>
         <w:t>total</w:t>
       </w:r>
-      <w:r>
-        <w:rPr>
-          <w:rFonts w:ascii="Consolas" w:eastAsia="Times New Roman" w:hAnsi="Consolas" w:cs="Times New Roman"/>
-          <w:color w:val="FFFFFF"/>
-          <w:sz w:val="21"/>
-          <w:szCs w:val="21"/>
-          <w:lang w:eastAsia="ru-RU"/>
+      <w:proofErr w:type="spellEnd"/>
+      <w:r>
+        <w:rPr>
+          <w:rFonts w:ascii="Consolas" w:eastAsia="Times New Roman" w:hAnsi="Consolas" w:cs="Times New Roman"/>
+          <w:color w:val="FFFFFF"/>
+          <w:sz w:val="21"/>
+          <w:szCs w:val="21"/>
+          <w:lang w:val="en-US" w:eastAsia="ru-RU"/>
         </w:rPr>
         <w:t>[</w:t>
       </w:r>
@@ -15288,7 +17773,7 @@
           <w:color w:val="A0A0A0"/>
           <w:sz w:val="21"/>
           <w:szCs w:val="21"/>
-          <w:lang w:eastAsia="ru-RU"/>
+          <w:lang w:val="en-US" w:eastAsia="ru-RU"/>
         </w:rPr>
         <w:t>-</w:t>
       </w:r>
@@ -15298,7 +17783,7 @@
           <w:color w:val="FFC799"/>
           <w:sz w:val="21"/>
           <w:szCs w:val="21"/>
-          <w:lang w:eastAsia="ru-RU"/>
+          <w:lang w:val="en-US" w:eastAsia="ru-RU"/>
         </w:rPr>
         <w:t>1</w:t>
       </w:r>
@@ -15308,7 +17793,7 @@
           <w:color w:val="FFFFFF"/>
           <w:sz w:val="21"/>
           <w:szCs w:val="21"/>
-          <w:lang w:eastAsia="ru-RU"/>
+          <w:lang w:val="en-US" w:eastAsia="ru-RU"/>
         </w:rPr>
         <w:t>]</w:t>
       </w:r>
@@ -15327,15 +17812,27 @@
           <w:lang w:val="en-US" w:eastAsia="ru-RU"/>
         </w:rPr>
       </w:pPr>
-      <w:r>
-        <w:rPr>
-          <w:rFonts w:ascii="Consolas" w:eastAsia="Times New Roman" w:hAnsi="Consolas" w:cs="Times New Roman"/>
-          <w:color w:val="FFFFFF"/>
-          <w:sz w:val="21"/>
-          <w:szCs w:val="21"/>
-          <w:lang w:val="en-US" w:eastAsia="ru-RU"/>
-        </w:rPr>
-        <w:t xml:space="preserve">x_final </w:t>
+      <w:proofErr w:type="spellStart"/>
+      <w:r>
+        <w:rPr>
+          <w:rFonts w:ascii="Consolas" w:eastAsia="Times New Roman" w:hAnsi="Consolas" w:cs="Times New Roman"/>
+          <w:color w:val="FFFFFF"/>
+          <w:sz w:val="21"/>
+          <w:szCs w:val="21"/>
+          <w:lang w:val="en-US" w:eastAsia="ru-RU"/>
+        </w:rPr>
+        <w:t>x_final</w:t>
+      </w:r>
+      <w:proofErr w:type="spellEnd"/>
+      <w:r>
+        <w:rPr>
+          <w:rFonts w:ascii="Consolas" w:eastAsia="Times New Roman" w:hAnsi="Consolas" w:cs="Times New Roman"/>
+          <w:color w:val="FFFFFF"/>
+          <w:sz w:val="21"/>
+          <w:szCs w:val="21"/>
+          <w:lang w:val="en-US" w:eastAsia="ru-RU"/>
+        </w:rPr>
+        <w:t xml:space="preserve"> </w:t>
       </w:r>
       <w:r>
         <w:rPr>
@@ -15355,7 +17852,29 @@
           <w:szCs w:val="21"/>
           <w:lang w:val="en-US" w:eastAsia="ru-RU"/>
         </w:rPr>
-        <w:t xml:space="preserve"> p_final </w:t>
+        <w:t xml:space="preserve"> </w:t>
+      </w:r>
+      <w:proofErr w:type="spellStart"/>
+      <w:r>
+        <w:rPr>
+          <w:rFonts w:ascii="Consolas" w:eastAsia="Times New Roman" w:hAnsi="Consolas" w:cs="Times New Roman"/>
+          <w:color w:val="FFFFFF"/>
+          <w:sz w:val="21"/>
+          <w:szCs w:val="21"/>
+          <w:lang w:val="en-US" w:eastAsia="ru-RU"/>
+        </w:rPr>
+        <w:t>p_final</w:t>
+      </w:r>
+      <w:proofErr w:type="spellEnd"/>
+      <w:r>
+        <w:rPr>
+          <w:rFonts w:ascii="Consolas" w:eastAsia="Times New Roman" w:hAnsi="Consolas" w:cs="Times New Roman"/>
+          <w:color w:val="FFFFFF"/>
+          <w:sz w:val="21"/>
+          <w:szCs w:val="21"/>
+          <w:lang w:val="en-US" w:eastAsia="ru-RU"/>
+        </w:rPr>
+        <w:t xml:space="preserve"> </w:t>
       </w:r>
       <w:r>
         <w:rPr>
@@ -15375,7 +17894,29 @@
           <w:szCs w:val="21"/>
           <w:lang w:val="en-US" w:eastAsia="ru-RU"/>
         </w:rPr>
-        <w:t xml:space="preserve"> p_init  </w:t>
+        <w:t xml:space="preserve"> </w:t>
+      </w:r>
+      <w:proofErr w:type="spellStart"/>
+      <w:r>
+        <w:rPr>
+          <w:rFonts w:ascii="Consolas" w:eastAsia="Times New Roman" w:hAnsi="Consolas" w:cs="Times New Roman"/>
+          <w:color w:val="FFFFFF"/>
+          <w:sz w:val="21"/>
+          <w:szCs w:val="21"/>
+          <w:lang w:val="en-US" w:eastAsia="ru-RU"/>
+        </w:rPr>
+        <w:t>p_init</w:t>
+      </w:r>
+      <w:proofErr w:type="spellEnd"/>
+      <w:r>
+        <w:rPr>
+          <w:rFonts w:ascii="Consolas" w:eastAsia="Times New Roman" w:hAnsi="Consolas" w:cs="Times New Roman"/>
+          <w:color w:val="FFFFFF"/>
+          <w:sz w:val="21"/>
+          <w:szCs w:val="21"/>
+          <w:lang w:val="en-US" w:eastAsia="ru-RU"/>
+        </w:rPr>
+        <w:t xml:space="preserve">  </w:t>
       </w:r>
     </w:p>
     <w:p>
@@ -15389,18 +17930,30 @@
           <w:color w:val="FFFFFF"/>
           <w:sz w:val="21"/>
           <w:szCs w:val="21"/>
-          <w:lang w:eastAsia="ru-RU"/>
-        </w:rPr>
-      </w:pPr>
-      <w:r>
-        <w:rPr>
-          <w:rFonts w:ascii="Consolas" w:eastAsia="Times New Roman" w:hAnsi="Consolas" w:cs="Times New Roman"/>
-          <w:color w:val="FFFFFF"/>
-          <w:sz w:val="21"/>
-          <w:szCs w:val="21"/>
-          <w:lang w:eastAsia="ru-RU"/>
-        </w:rPr>
-        <w:t xml:space="preserve">pA_final </w:t>
+          <w:lang w:val="en-US" w:eastAsia="ru-RU"/>
+        </w:rPr>
+      </w:pPr>
+      <w:proofErr w:type="spellStart"/>
+      <w:r>
+        <w:rPr>
+          <w:rFonts w:ascii="Consolas" w:eastAsia="Times New Roman" w:hAnsi="Consolas" w:cs="Times New Roman"/>
+          <w:color w:val="FFFFFF"/>
+          <w:sz w:val="21"/>
+          <w:szCs w:val="21"/>
+          <w:lang w:val="en-US" w:eastAsia="ru-RU"/>
+        </w:rPr>
+        <w:t>pA_final</w:t>
+      </w:r>
+      <w:proofErr w:type="spellEnd"/>
+      <w:r>
+        <w:rPr>
+          <w:rFonts w:ascii="Consolas" w:eastAsia="Times New Roman" w:hAnsi="Consolas" w:cs="Times New Roman"/>
+          <w:color w:val="FFFFFF"/>
+          <w:sz w:val="21"/>
+          <w:szCs w:val="21"/>
+          <w:lang w:val="en-US" w:eastAsia="ru-RU"/>
+        </w:rPr>
+        <w:t xml:space="preserve"> </w:t>
       </w:r>
       <w:r>
         <w:rPr>
@@ -15408,7 +17961,7 @@
           <w:color w:val="A0A0A0"/>
           <w:sz w:val="21"/>
           <w:szCs w:val="21"/>
-          <w:lang w:eastAsia="ru-RU"/>
+          <w:lang w:val="en-US" w:eastAsia="ru-RU"/>
         </w:rPr>
         <w:t>=</w:t>
       </w:r>
@@ -15418,9 +17971,31 @@
           <w:color w:val="FFFFFF"/>
           <w:sz w:val="21"/>
           <w:szCs w:val="21"/>
-          <w:lang w:eastAsia="ru-RU"/>
-        </w:rPr>
-        <w:t xml:space="preserve"> pA_val[</w:t>
+          <w:lang w:val="en-US" w:eastAsia="ru-RU"/>
+        </w:rPr>
+        <w:t xml:space="preserve"> </w:t>
+      </w:r>
+      <w:proofErr w:type="spellStart"/>
+      <w:r>
+        <w:rPr>
+          <w:rFonts w:ascii="Consolas" w:eastAsia="Times New Roman" w:hAnsi="Consolas" w:cs="Times New Roman"/>
+          <w:color w:val="FFFFFF"/>
+          <w:sz w:val="21"/>
+          <w:szCs w:val="21"/>
+          <w:lang w:val="en-US" w:eastAsia="ru-RU"/>
+        </w:rPr>
+        <w:t>pA_val</w:t>
+      </w:r>
+      <w:proofErr w:type="spellEnd"/>
+      <w:r>
+        <w:rPr>
+          <w:rFonts w:ascii="Consolas" w:eastAsia="Times New Roman" w:hAnsi="Consolas" w:cs="Times New Roman"/>
+          <w:color w:val="FFFFFF"/>
+          <w:sz w:val="21"/>
+          <w:szCs w:val="21"/>
+          <w:lang w:val="en-US" w:eastAsia="ru-RU"/>
+        </w:rPr>
+        <w:t>[</w:t>
       </w:r>
       <w:r>
         <w:rPr>
@@ -15428,7 +18003,7 @@
           <w:color w:val="A0A0A0"/>
           <w:sz w:val="21"/>
           <w:szCs w:val="21"/>
-          <w:lang w:eastAsia="ru-RU"/>
+          <w:lang w:val="en-US" w:eastAsia="ru-RU"/>
         </w:rPr>
         <w:t>-</w:t>
       </w:r>
@@ -15438,7 +18013,7 @@
           <w:color w:val="FFC799"/>
           <w:sz w:val="21"/>
           <w:szCs w:val="21"/>
-          <w:lang w:eastAsia="ru-RU"/>
+          <w:lang w:val="en-US" w:eastAsia="ru-RU"/>
         </w:rPr>
         <w:t>1</w:t>
       </w:r>
@@ -15448,7 +18023,7 @@
           <w:color w:val="FFFFFF"/>
           <w:sz w:val="21"/>
           <w:szCs w:val="21"/>
-          <w:lang w:eastAsia="ru-RU"/>
+          <w:lang w:val="en-US" w:eastAsia="ru-RU"/>
         </w:rPr>
         <w:t xml:space="preserve">]       </w:t>
       </w:r>
@@ -15464,7 +18039,7 @@
           <w:color w:val="FFFFFF"/>
           <w:sz w:val="21"/>
           <w:szCs w:val="21"/>
-          <w:lang w:eastAsia="ru-RU"/>
+          <w:lang w:val="en-US" w:eastAsia="ru-RU"/>
         </w:rPr>
       </w:pPr>
     </w:p>
@@ -15482,15 +18057,27 @@
           <w:lang w:val="en-US" w:eastAsia="ru-RU"/>
         </w:rPr>
       </w:pPr>
-      <w:r>
-        <w:rPr>
-          <w:rFonts w:ascii="Consolas" w:eastAsia="Times New Roman" w:hAnsi="Consolas" w:cs="Times New Roman"/>
-          <w:color w:val="FFFFFF"/>
-          <w:sz w:val="21"/>
-          <w:szCs w:val="21"/>
-          <w:lang w:val="en-US" w:eastAsia="ru-RU"/>
-        </w:rPr>
-        <w:t xml:space="preserve">cNOCl_eq </w:t>
+      <w:proofErr w:type="spellStart"/>
+      <w:r>
+        <w:rPr>
+          <w:rFonts w:ascii="Consolas" w:eastAsia="Times New Roman" w:hAnsi="Consolas" w:cs="Times New Roman"/>
+          <w:color w:val="FFFFFF"/>
+          <w:sz w:val="21"/>
+          <w:szCs w:val="21"/>
+          <w:lang w:val="en-US" w:eastAsia="ru-RU"/>
+        </w:rPr>
+        <w:t>cNOCl_eq</w:t>
+      </w:r>
+      <w:proofErr w:type="spellEnd"/>
+      <w:r>
+        <w:rPr>
+          <w:rFonts w:ascii="Consolas" w:eastAsia="Times New Roman" w:hAnsi="Consolas" w:cs="Times New Roman"/>
+          <w:color w:val="FFFFFF"/>
+          <w:sz w:val="21"/>
+          <w:szCs w:val="21"/>
+          <w:lang w:val="en-US" w:eastAsia="ru-RU"/>
+        </w:rPr>
+        <w:t xml:space="preserve"> </w:t>
       </w:r>
       <w:r>
         <w:rPr>
@@ -15510,7 +18097,29 @@
           <w:szCs w:val="21"/>
           <w:lang w:val="en-US" w:eastAsia="ru-RU"/>
         </w:rPr>
-        <w:t xml:space="preserve"> (pA_final </w:t>
+        <w:t xml:space="preserve"> (</w:t>
+      </w:r>
+      <w:proofErr w:type="spellStart"/>
+      <w:r>
+        <w:rPr>
+          <w:rFonts w:ascii="Consolas" w:eastAsia="Times New Roman" w:hAnsi="Consolas" w:cs="Times New Roman"/>
+          <w:color w:val="FFFFFF"/>
+          <w:sz w:val="21"/>
+          <w:szCs w:val="21"/>
+          <w:lang w:val="en-US" w:eastAsia="ru-RU"/>
+        </w:rPr>
+        <w:t>pA_final</w:t>
+      </w:r>
+      <w:proofErr w:type="spellEnd"/>
+      <w:r>
+        <w:rPr>
+          <w:rFonts w:ascii="Consolas" w:eastAsia="Times New Roman" w:hAnsi="Consolas" w:cs="Times New Roman"/>
+          <w:color w:val="FFFFFF"/>
+          <w:sz w:val="21"/>
+          <w:szCs w:val="21"/>
+          <w:lang w:val="en-US" w:eastAsia="ru-RU"/>
+        </w:rPr>
+        <w:t xml:space="preserve"> </w:t>
       </w:r>
       <w:r>
         <w:rPr>
@@ -15570,7 +18179,29 @@
           <w:szCs w:val="21"/>
           <w:lang w:val="en-US" w:eastAsia="ru-RU"/>
         </w:rPr>
-        <w:t xml:space="preserve"> (R_const </w:t>
+        <w:t xml:space="preserve"> (</w:t>
+      </w:r>
+      <w:proofErr w:type="spellStart"/>
+      <w:r>
+        <w:rPr>
+          <w:rFonts w:ascii="Consolas" w:eastAsia="Times New Roman" w:hAnsi="Consolas" w:cs="Times New Roman"/>
+          <w:color w:val="FFFFFF"/>
+          <w:sz w:val="21"/>
+          <w:szCs w:val="21"/>
+          <w:lang w:val="en-US" w:eastAsia="ru-RU"/>
+        </w:rPr>
+        <w:t>R_const</w:t>
+      </w:r>
+      <w:proofErr w:type="spellEnd"/>
+      <w:r>
+        <w:rPr>
+          <w:rFonts w:ascii="Consolas" w:eastAsia="Times New Roman" w:hAnsi="Consolas" w:cs="Times New Roman"/>
+          <w:color w:val="FFFFFF"/>
+          <w:sz w:val="21"/>
+          <w:szCs w:val="21"/>
+          <w:lang w:val="en-US" w:eastAsia="ru-RU"/>
+        </w:rPr>
+        <w:t xml:space="preserve"> </w:t>
       </w:r>
       <w:r>
         <w:rPr>
@@ -15590,7 +18221,29 @@
           <w:szCs w:val="21"/>
           <w:lang w:val="en-US" w:eastAsia="ru-RU"/>
         </w:rPr>
-        <w:t xml:space="preserve"> T_target)</w:t>
+        <w:t xml:space="preserve"> </w:t>
+      </w:r>
+      <w:proofErr w:type="spellStart"/>
+      <w:r>
+        <w:rPr>
+          <w:rFonts w:ascii="Consolas" w:eastAsia="Times New Roman" w:hAnsi="Consolas" w:cs="Times New Roman"/>
+          <w:color w:val="FFFFFF"/>
+          <w:sz w:val="21"/>
+          <w:szCs w:val="21"/>
+          <w:lang w:val="en-US" w:eastAsia="ru-RU"/>
+        </w:rPr>
+        <w:t>T_target</w:t>
+      </w:r>
+      <w:proofErr w:type="spellEnd"/>
+      <w:r>
+        <w:rPr>
+          <w:rFonts w:ascii="Consolas" w:eastAsia="Times New Roman" w:hAnsi="Consolas" w:cs="Times New Roman"/>
+          <w:color w:val="FFFFFF"/>
+          <w:sz w:val="21"/>
+          <w:szCs w:val="21"/>
+          <w:lang w:val="en-US" w:eastAsia="ru-RU"/>
+        </w:rPr>
+        <w:t>)</w:t>
       </w:r>
     </w:p>
     <w:p>
@@ -15607,15 +18260,27 @@
           <w:lang w:val="en-US" w:eastAsia="ru-RU"/>
         </w:rPr>
       </w:pPr>
-      <w:r>
-        <w:rPr>
-          <w:rFonts w:ascii="Consolas" w:eastAsia="Times New Roman" w:hAnsi="Consolas" w:cs="Times New Roman"/>
-          <w:color w:val="FFFFFF"/>
-          <w:sz w:val="21"/>
-          <w:szCs w:val="21"/>
-          <w:lang w:val="en-US" w:eastAsia="ru-RU"/>
-        </w:rPr>
-        <w:t xml:space="preserve">cNO_eq </w:t>
+      <w:proofErr w:type="spellStart"/>
+      <w:r>
+        <w:rPr>
+          <w:rFonts w:ascii="Consolas" w:eastAsia="Times New Roman" w:hAnsi="Consolas" w:cs="Times New Roman"/>
+          <w:color w:val="FFFFFF"/>
+          <w:sz w:val="21"/>
+          <w:szCs w:val="21"/>
+          <w:lang w:val="en-US" w:eastAsia="ru-RU"/>
+        </w:rPr>
+        <w:t>cNO_eq</w:t>
+      </w:r>
+      <w:proofErr w:type="spellEnd"/>
+      <w:r>
+        <w:rPr>
+          <w:rFonts w:ascii="Consolas" w:eastAsia="Times New Roman" w:hAnsi="Consolas" w:cs="Times New Roman"/>
+          <w:color w:val="FFFFFF"/>
+          <w:sz w:val="21"/>
+          <w:szCs w:val="21"/>
+          <w:lang w:val="en-US" w:eastAsia="ru-RU"/>
+        </w:rPr>
+        <w:t xml:space="preserve"> </w:t>
       </w:r>
       <w:r>
         <w:rPr>
@@ -15635,7 +18300,29 @@
           <w:szCs w:val="21"/>
           <w:lang w:val="en-US" w:eastAsia="ru-RU"/>
         </w:rPr>
-        <w:t xml:space="preserve"> (pNO_final </w:t>
+        <w:t xml:space="preserve"> (</w:t>
+      </w:r>
+      <w:proofErr w:type="spellStart"/>
+      <w:r>
+        <w:rPr>
+          <w:rFonts w:ascii="Consolas" w:eastAsia="Times New Roman" w:hAnsi="Consolas" w:cs="Times New Roman"/>
+          <w:color w:val="FFFFFF"/>
+          <w:sz w:val="21"/>
+          <w:szCs w:val="21"/>
+          <w:lang w:val="en-US" w:eastAsia="ru-RU"/>
+        </w:rPr>
+        <w:t>pNO_final</w:t>
+      </w:r>
+      <w:proofErr w:type="spellEnd"/>
+      <w:r>
+        <w:rPr>
+          <w:rFonts w:ascii="Consolas" w:eastAsia="Times New Roman" w:hAnsi="Consolas" w:cs="Times New Roman"/>
+          <w:color w:val="FFFFFF"/>
+          <w:sz w:val="21"/>
+          <w:szCs w:val="21"/>
+          <w:lang w:val="en-US" w:eastAsia="ru-RU"/>
+        </w:rPr>
+        <w:t xml:space="preserve"> </w:t>
       </w:r>
       <w:r>
         <w:rPr>
@@ -15695,7 +18382,29 @@
           <w:szCs w:val="21"/>
           <w:lang w:val="en-US" w:eastAsia="ru-RU"/>
         </w:rPr>
-        <w:t xml:space="preserve"> (R_const </w:t>
+        <w:t xml:space="preserve"> (</w:t>
+      </w:r>
+      <w:proofErr w:type="spellStart"/>
+      <w:r>
+        <w:rPr>
+          <w:rFonts w:ascii="Consolas" w:eastAsia="Times New Roman" w:hAnsi="Consolas" w:cs="Times New Roman"/>
+          <w:color w:val="FFFFFF"/>
+          <w:sz w:val="21"/>
+          <w:szCs w:val="21"/>
+          <w:lang w:val="en-US" w:eastAsia="ru-RU"/>
+        </w:rPr>
+        <w:t>R_const</w:t>
+      </w:r>
+      <w:proofErr w:type="spellEnd"/>
+      <w:r>
+        <w:rPr>
+          <w:rFonts w:ascii="Consolas" w:eastAsia="Times New Roman" w:hAnsi="Consolas" w:cs="Times New Roman"/>
+          <w:color w:val="FFFFFF"/>
+          <w:sz w:val="21"/>
+          <w:szCs w:val="21"/>
+          <w:lang w:val="en-US" w:eastAsia="ru-RU"/>
+        </w:rPr>
+        <w:t xml:space="preserve"> </w:t>
       </w:r>
       <w:r>
         <w:rPr>
@@ -15715,7 +18424,29 @@
           <w:szCs w:val="21"/>
           <w:lang w:val="en-US" w:eastAsia="ru-RU"/>
         </w:rPr>
-        <w:t xml:space="preserve"> T_target)</w:t>
+        <w:t xml:space="preserve"> </w:t>
+      </w:r>
+      <w:proofErr w:type="spellStart"/>
+      <w:r>
+        <w:rPr>
+          <w:rFonts w:ascii="Consolas" w:eastAsia="Times New Roman" w:hAnsi="Consolas" w:cs="Times New Roman"/>
+          <w:color w:val="FFFFFF"/>
+          <w:sz w:val="21"/>
+          <w:szCs w:val="21"/>
+          <w:lang w:val="en-US" w:eastAsia="ru-RU"/>
+        </w:rPr>
+        <w:t>T_target</w:t>
+      </w:r>
+      <w:proofErr w:type="spellEnd"/>
+      <w:r>
+        <w:rPr>
+          <w:rFonts w:ascii="Consolas" w:eastAsia="Times New Roman" w:hAnsi="Consolas" w:cs="Times New Roman"/>
+          <w:color w:val="FFFFFF"/>
+          <w:sz w:val="21"/>
+          <w:szCs w:val="21"/>
+          <w:lang w:val="en-US" w:eastAsia="ru-RU"/>
+        </w:rPr>
+        <w:t>)</w:t>
       </w:r>
     </w:p>
     <w:p>
@@ -15820,7 +18551,29 @@
           <w:szCs w:val="21"/>
           <w:lang w:val="en-US" w:eastAsia="ru-RU"/>
         </w:rPr>
-        <w:t xml:space="preserve"> (R_const </w:t>
+        <w:t xml:space="preserve"> (</w:t>
+      </w:r>
+      <w:proofErr w:type="spellStart"/>
+      <w:r>
+        <w:rPr>
+          <w:rFonts w:ascii="Consolas" w:eastAsia="Times New Roman" w:hAnsi="Consolas" w:cs="Times New Roman"/>
+          <w:color w:val="FFFFFF"/>
+          <w:sz w:val="21"/>
+          <w:szCs w:val="21"/>
+          <w:lang w:val="en-US" w:eastAsia="ru-RU"/>
+        </w:rPr>
+        <w:t>R_const</w:t>
+      </w:r>
+      <w:proofErr w:type="spellEnd"/>
+      <w:r>
+        <w:rPr>
+          <w:rFonts w:ascii="Consolas" w:eastAsia="Times New Roman" w:hAnsi="Consolas" w:cs="Times New Roman"/>
+          <w:color w:val="FFFFFF"/>
+          <w:sz w:val="21"/>
+          <w:szCs w:val="21"/>
+          <w:lang w:val="en-US" w:eastAsia="ru-RU"/>
+        </w:rPr>
+        <w:t xml:space="preserve"> </w:t>
       </w:r>
       <w:r>
         <w:rPr>
@@ -15840,7 +18593,29 @@
           <w:szCs w:val="21"/>
           <w:lang w:val="en-US" w:eastAsia="ru-RU"/>
         </w:rPr>
-        <w:t xml:space="preserve"> T_target)</w:t>
+        <w:t xml:space="preserve"> </w:t>
+      </w:r>
+      <w:proofErr w:type="spellStart"/>
+      <w:r>
+        <w:rPr>
+          <w:rFonts w:ascii="Consolas" w:eastAsia="Times New Roman" w:hAnsi="Consolas" w:cs="Times New Roman"/>
+          <w:color w:val="FFFFFF"/>
+          <w:sz w:val="21"/>
+          <w:szCs w:val="21"/>
+          <w:lang w:val="en-US" w:eastAsia="ru-RU"/>
+        </w:rPr>
+        <w:t>T_target</w:t>
+      </w:r>
+      <w:proofErr w:type="spellEnd"/>
+      <w:r>
+        <w:rPr>
+          <w:rFonts w:ascii="Consolas" w:eastAsia="Times New Roman" w:hAnsi="Consolas" w:cs="Times New Roman"/>
+          <w:color w:val="FFFFFF"/>
+          <w:sz w:val="21"/>
+          <w:szCs w:val="21"/>
+          <w:lang w:val="en-US" w:eastAsia="ru-RU"/>
+        </w:rPr>
+        <w:t>)</w:t>
       </w:r>
     </w:p>
     <w:p>
@@ -15900,8 +18675,20 @@
           <w:szCs w:val="21"/>
           <w:lang w:val="en-US" w:eastAsia="ru-RU"/>
         </w:rPr>
-        <w:t xml:space="preserve"> (cNO_eq</w:t>
-      </w:r>
+        <w:t xml:space="preserve"> (</w:t>
+      </w:r>
+      <w:proofErr w:type="spellStart"/>
+      <w:r>
+        <w:rPr>
+          <w:rFonts w:ascii="Consolas" w:eastAsia="Times New Roman" w:hAnsi="Consolas" w:cs="Times New Roman"/>
+          <w:color w:val="FFFFFF"/>
+          <w:sz w:val="21"/>
+          <w:szCs w:val="21"/>
+          <w:lang w:val="en-US" w:eastAsia="ru-RU"/>
+        </w:rPr>
+        <w:t>cNO_eq</w:t>
+      </w:r>
+      <w:proofErr w:type="spellEnd"/>
       <w:r>
         <w:rPr>
           <w:rFonts w:ascii="Consolas" w:eastAsia="Times New Roman" w:hAnsi="Consolas" w:cs="Times New Roman"/>
@@ -15970,8 +18757,20 @@
           <w:szCs w:val="21"/>
           <w:lang w:val="en-US" w:eastAsia="ru-RU"/>
         </w:rPr>
-        <w:t xml:space="preserve"> (cNOCl_eq</w:t>
-      </w:r>
+        <w:t xml:space="preserve"> (</w:t>
+      </w:r>
+      <w:proofErr w:type="spellStart"/>
+      <w:r>
+        <w:rPr>
+          <w:rFonts w:ascii="Consolas" w:eastAsia="Times New Roman" w:hAnsi="Consolas" w:cs="Times New Roman"/>
+          <w:color w:val="FFFFFF"/>
+          <w:sz w:val="21"/>
+          <w:szCs w:val="21"/>
+          <w:lang w:val="en-US" w:eastAsia="ru-RU"/>
+        </w:rPr>
+        <w:t>cNOCl_eq</w:t>
+      </w:r>
+      <w:proofErr w:type="spellEnd"/>
       <w:r>
         <w:rPr>
           <w:rFonts w:ascii="Consolas" w:eastAsia="Times New Roman" w:hAnsi="Consolas" w:cs="Times New Roman"/>
@@ -16029,68 +18828,68 @@
           <w:color w:val="FFFFFF"/>
           <w:sz w:val="21"/>
           <w:szCs w:val="21"/>
-          <w:lang w:eastAsia="ru-RU"/>
-        </w:rPr>
-      </w:pPr>
+          <w:lang w:val="en-US" w:eastAsia="ru-RU"/>
+        </w:rPr>
+      </w:pPr>
+      <w:r>
+        <w:rPr>
+          <w:rFonts w:ascii="Consolas" w:eastAsia="Times New Roman" w:hAnsi="Consolas" w:cs="Times New Roman"/>
+          <w:color w:val="A0A0A0"/>
+          <w:sz w:val="21"/>
+          <w:szCs w:val="21"/>
+          <w:lang w:val="en-US" w:eastAsia="ru-RU"/>
+        </w:rPr>
+        <w:t>if</w:t>
+      </w:r>
+      <w:r>
+        <w:rPr>
+          <w:rFonts w:ascii="Consolas" w:eastAsia="Times New Roman" w:hAnsi="Consolas" w:cs="Times New Roman"/>
+          <w:color w:val="FFFFFF"/>
+          <w:sz w:val="21"/>
+          <w:szCs w:val="21"/>
+          <w:lang w:val="en-US" w:eastAsia="ru-RU"/>
+        </w:rPr>
+        <w:t xml:space="preserve"> best_idx </w:t>
+      </w:r>
+      <w:r>
+        <w:rPr>
+          <w:rFonts w:ascii="Consolas" w:eastAsia="Times New Roman" w:hAnsi="Consolas" w:cs="Times New Roman"/>
+          <w:color w:val="A0A0A0"/>
+          <w:sz w:val="21"/>
+          <w:szCs w:val="21"/>
+          <w:lang w:val="en-US" w:eastAsia="ru-RU"/>
+        </w:rPr>
+        <w:t>==</w:t>
+      </w:r>
+      <w:r>
+        <w:rPr>
+          <w:rFonts w:ascii="Consolas" w:eastAsia="Times New Roman" w:hAnsi="Consolas" w:cs="Times New Roman"/>
+          <w:color w:val="FFFFFF"/>
+          <w:sz w:val="21"/>
+          <w:szCs w:val="21"/>
+          <w:lang w:val="en-US" w:eastAsia="ru-RU"/>
+        </w:rPr>
+        <w:t xml:space="preserve"> </w:t>
+      </w:r>
       <w:r>
         <w:rPr>
           <w:rFonts w:ascii="Consolas" w:eastAsia="Times New Roman" w:hAnsi="Consolas" w:cs="Times New Roman"/>
           <w:color w:val="FFC799"/>
           <w:sz w:val="21"/>
           <w:szCs w:val="21"/>
-          <w:lang w:eastAsia="ru-RU"/>
-        </w:rPr>
-        <w:t>print</w:t>
-      </w:r>
-      <w:r>
-        <w:rPr>
-          <w:rFonts w:ascii="Consolas" w:eastAsia="Times New Roman" w:hAnsi="Consolas" w:cs="Times New Roman"/>
-          <w:color w:val="FFFFFF"/>
-          <w:sz w:val="21"/>
-          <w:szCs w:val="21"/>
-          <w:lang w:eastAsia="ru-RU"/>
-        </w:rPr>
-        <w:t>(</w:t>
-      </w:r>
-      <w:r>
-        <w:rPr>
-          <w:rFonts w:ascii="Consolas" w:eastAsia="Times New Roman" w:hAnsi="Consolas" w:cs="Times New Roman"/>
-          <w:color w:val="99FFE4"/>
-          <w:sz w:val="21"/>
-          <w:szCs w:val="21"/>
-          <w:lang w:eastAsia="ru-RU"/>
-        </w:rPr>
-        <w:t>"</w:t>
-      </w:r>
-      <w:r>
-        <w:rPr>
-          <w:rFonts w:ascii="Consolas" w:eastAsia="Times New Roman" w:hAnsi="Consolas" w:cs="Times New Roman"/>
-          <w:color w:val="A0A0A0"/>
-          <w:sz w:val="21"/>
-          <w:szCs w:val="21"/>
-          <w:lang w:eastAsia="ru-RU"/>
-        </w:rPr>
-        <w:t>\n</w:t>
-      </w:r>
-      <w:r>
-        <w:rPr>
-          <w:rFonts w:ascii="Consolas" w:eastAsia="Times New Roman" w:hAnsi="Consolas" w:cs="Times New Roman"/>
-          <w:color w:val="99FFE4"/>
-          <w:sz w:val="21"/>
-          <w:szCs w:val="21"/>
-          <w:lang w:eastAsia="ru-RU"/>
-        </w:rPr>
-        <w:t xml:space="preserve">   Итоговые расчеты:"</w:t>
-      </w:r>
-      <w:r>
-        <w:rPr>
-          <w:rFonts w:ascii="Consolas" w:eastAsia="Times New Roman" w:hAnsi="Consolas" w:cs="Times New Roman"/>
-          <w:color w:val="FFFFFF"/>
-          <w:sz w:val="21"/>
-          <w:szCs w:val="21"/>
-          <w:lang w:eastAsia="ru-RU"/>
-        </w:rPr>
-        <w:t>)</w:t>
+          <w:lang w:val="en-US" w:eastAsia="ru-RU"/>
+        </w:rPr>
+        <w:t>0</w:t>
+      </w:r>
+      <w:r>
+        <w:rPr>
+          <w:rFonts w:ascii="Consolas" w:eastAsia="Times New Roman" w:hAnsi="Consolas" w:cs="Times New Roman"/>
+          <w:color w:val="FFFFFF"/>
+          <w:sz w:val="21"/>
+          <w:szCs w:val="21"/>
+          <w:lang w:val="en-US" w:eastAsia="ru-RU"/>
+        </w:rPr>
+        <w:t>:</w:t>
       </w:r>
     </w:p>
     <w:p>
@@ -16104,28 +18903,18 @@
           <w:color w:val="FFFFFF"/>
           <w:sz w:val="21"/>
           <w:szCs w:val="21"/>
-          <w:lang w:eastAsia="ru-RU"/>
-        </w:rPr>
-      </w:pPr>
-      <w:r>
-        <w:rPr>
-          <w:rFonts w:ascii="Consolas" w:eastAsia="Times New Roman" w:hAnsi="Consolas" w:cs="Times New Roman"/>
-          <w:color w:val="FFC799"/>
-          <w:sz w:val="21"/>
-          <w:szCs w:val="21"/>
-          <w:lang w:eastAsia="ru-RU"/>
-        </w:rPr>
-        <w:t>print</w:t>
-      </w:r>
-      <w:r>
-        <w:rPr>
-          <w:rFonts w:ascii="Consolas" w:eastAsia="Times New Roman" w:hAnsi="Consolas" w:cs="Times New Roman"/>
-          <w:color w:val="FFFFFF"/>
-          <w:sz w:val="21"/>
-          <w:szCs w:val="21"/>
-          <w:lang w:eastAsia="ru-RU"/>
-        </w:rPr>
-        <w:t>(</w:t>
+          <w:lang w:val="en-US" w:eastAsia="ru-RU"/>
+        </w:rPr>
+      </w:pPr>
+      <w:r>
+        <w:rPr>
+          <w:rFonts w:ascii="Consolas" w:eastAsia="Times New Roman" w:hAnsi="Consolas" w:cs="Times New Roman"/>
+          <w:color w:val="FFFFFF"/>
+          <w:sz w:val="21"/>
+          <w:szCs w:val="21"/>
+          <w:lang w:val="en-US" w:eastAsia="ru-RU"/>
+        </w:rPr>
+        <w:t xml:space="preserve">    k_unit </w:t>
       </w:r>
       <w:r>
         <w:rPr>
@@ -16133,9 +18922,19 @@
           <w:color w:val="A0A0A0"/>
           <w:sz w:val="21"/>
           <w:szCs w:val="21"/>
-          <w:lang w:eastAsia="ru-RU"/>
-        </w:rPr>
-        <w:t>f</w:t>
+          <w:lang w:val="en-US" w:eastAsia="ru-RU"/>
+        </w:rPr>
+        <w:t>=</w:t>
+      </w:r>
+      <w:r>
+        <w:rPr>
+          <w:rFonts w:ascii="Consolas" w:eastAsia="Times New Roman" w:hAnsi="Consolas" w:cs="Times New Roman"/>
+          <w:color w:val="FFFFFF"/>
+          <w:sz w:val="21"/>
+          <w:szCs w:val="21"/>
+          <w:lang w:val="en-US" w:eastAsia="ru-RU"/>
+        </w:rPr>
+        <w:t xml:space="preserve"> </w:t>
       </w:r>
       <w:r>
         <w:rPr>
@@ -16143,49 +18942,9 @@
           <w:color w:val="99FFE4"/>
           <w:sz w:val="21"/>
           <w:szCs w:val="21"/>
-          <w:lang w:eastAsia="ru-RU"/>
-        </w:rPr>
-        <w:t xml:space="preserve">"Константа скорости k = </w:t>
-      </w:r>
-      <w:r>
-        <w:rPr>
-          <w:rFonts w:ascii="Consolas" w:eastAsia="Times New Roman" w:hAnsi="Consolas" w:cs="Times New Roman"/>
-          <w:color w:val="FFC799"/>
-          <w:sz w:val="21"/>
-          <w:szCs w:val="21"/>
-          <w:lang w:eastAsia="ru-RU"/>
-        </w:rPr>
-        <w:t>{</w:t>
-      </w:r>
-      <w:r>
-        <w:rPr>
-          <w:rFonts w:ascii="Consolas" w:eastAsia="Times New Roman" w:hAnsi="Consolas" w:cs="Times New Roman"/>
-          <w:color w:val="FFFFFF"/>
-          <w:sz w:val="21"/>
-          <w:szCs w:val="21"/>
-          <w:lang w:eastAsia="ru-RU"/>
-        </w:rPr>
-        <w:t>k_res</w:t>
-      </w:r>
-      <w:r>
-        <w:rPr>
-          <w:rFonts w:ascii="Consolas" w:eastAsia="Times New Roman" w:hAnsi="Consolas" w:cs="Times New Roman"/>
-          <w:color w:val="A0A0A0"/>
-          <w:sz w:val="21"/>
-          <w:szCs w:val="21"/>
-          <w:lang w:eastAsia="ru-RU"/>
-        </w:rPr>
-        <w:t>:.4e</w:t>
-      </w:r>
-      <w:r>
-        <w:rPr>
-          <w:rFonts w:ascii="Consolas" w:eastAsia="Times New Roman" w:hAnsi="Consolas" w:cs="Times New Roman"/>
-          <w:color w:val="FFC799"/>
-          <w:sz w:val="21"/>
-          <w:szCs w:val="21"/>
-          <w:lang w:eastAsia="ru-RU"/>
-        </w:rPr>
-        <w:t>}</w:t>
+          <w:lang w:val="en-US" w:eastAsia="ru-RU"/>
+        </w:rPr>
+        <w:t>"</w:t>
       </w:r>
       <w:r>
         <w:rPr>
@@ -16195,17 +18954,57 @@
           <w:szCs w:val="21"/>
           <w:lang w:eastAsia="ru-RU"/>
         </w:rPr>
-        <w:t>"</w:t>
-      </w:r>
-      <w:r>
-        <w:rPr>
-          <w:rFonts w:ascii="Consolas" w:eastAsia="Times New Roman" w:hAnsi="Consolas" w:cs="Times New Roman"/>
-          <w:color w:val="FFFFFF"/>
-          <w:sz w:val="21"/>
-          <w:szCs w:val="21"/>
-          <w:lang w:eastAsia="ru-RU"/>
-        </w:rPr>
-        <w:t>)</w:t>
+        <w:t>моль</w:t>
+      </w:r>
+      <w:r>
+        <w:rPr>
+          <w:rFonts w:ascii="Consolas" w:eastAsia="Times New Roman" w:hAnsi="Consolas" w:cs="Times New Roman"/>
+          <w:color w:val="99FFE4"/>
+          <w:sz w:val="21"/>
+          <w:szCs w:val="21"/>
+          <w:lang w:val="en-US" w:eastAsia="ru-RU"/>
+        </w:rPr>
+        <w:t xml:space="preserve"> / (</w:t>
+      </w:r>
+      <w:r>
+        <w:rPr>
+          <w:rFonts w:ascii="Consolas" w:eastAsia="Times New Roman" w:hAnsi="Consolas" w:cs="Times New Roman"/>
+          <w:color w:val="99FFE4"/>
+          <w:sz w:val="21"/>
+          <w:szCs w:val="21"/>
+          <w:lang w:eastAsia="ru-RU"/>
+        </w:rPr>
+        <w:t>м</w:t>
+      </w:r>
+      <w:r>
+        <w:rPr>
+          <w:rFonts w:ascii="Consolas" w:eastAsia="Times New Roman" w:hAnsi="Consolas" w:cs="Times New Roman"/>
+          <w:color w:val="99FFE4"/>
+          <w:sz w:val="21"/>
+          <w:szCs w:val="21"/>
+          <w:lang w:val="en-US" w:eastAsia="ru-RU"/>
+        </w:rPr>
+        <w:t xml:space="preserve">³ * </w:t>
+      </w:r>
+      <w:r>
+        <w:rPr>
+          <w:rFonts w:ascii="Consolas" w:eastAsia="Times New Roman" w:hAnsi="Consolas" w:cs="Times New Roman"/>
+          <w:color w:val="99FFE4"/>
+          <w:sz w:val="21"/>
+          <w:szCs w:val="21"/>
+          <w:lang w:eastAsia="ru-RU"/>
+        </w:rPr>
+        <w:t>с</w:t>
+      </w:r>
+      <w:r>
+        <w:rPr>
+          <w:rFonts w:ascii="Consolas" w:eastAsia="Times New Roman" w:hAnsi="Consolas" w:cs="Times New Roman"/>
+          <w:color w:val="99FFE4"/>
+          <w:sz w:val="21"/>
+          <w:szCs w:val="21"/>
+          <w:lang w:val="en-US" w:eastAsia="ru-RU"/>
+        </w:rPr>
+        <w:t>)"</w:t>
       </w:r>
     </w:p>
     <w:p>
@@ -16219,108 +19018,68 @@
           <w:color w:val="FFFFFF"/>
           <w:sz w:val="21"/>
           <w:szCs w:val="21"/>
-          <w:lang w:eastAsia="ru-RU"/>
-        </w:rPr>
-      </w:pPr>
+          <w:lang w:val="en-US" w:eastAsia="ru-RU"/>
+        </w:rPr>
+      </w:pPr>
+      <w:r>
+        <w:rPr>
+          <w:rFonts w:ascii="Consolas" w:eastAsia="Times New Roman" w:hAnsi="Consolas" w:cs="Times New Roman"/>
+          <w:color w:val="A0A0A0"/>
+          <w:sz w:val="21"/>
+          <w:szCs w:val="21"/>
+          <w:lang w:val="en-US" w:eastAsia="ru-RU"/>
+        </w:rPr>
+        <w:t>elif</w:t>
+      </w:r>
+      <w:r>
+        <w:rPr>
+          <w:rFonts w:ascii="Consolas" w:eastAsia="Times New Roman" w:hAnsi="Consolas" w:cs="Times New Roman"/>
+          <w:color w:val="FFFFFF"/>
+          <w:sz w:val="21"/>
+          <w:szCs w:val="21"/>
+          <w:lang w:val="en-US" w:eastAsia="ru-RU"/>
+        </w:rPr>
+        <w:t xml:space="preserve"> best_idx </w:t>
+      </w:r>
+      <w:r>
+        <w:rPr>
+          <w:rFonts w:ascii="Consolas" w:eastAsia="Times New Roman" w:hAnsi="Consolas" w:cs="Times New Roman"/>
+          <w:color w:val="A0A0A0"/>
+          <w:sz w:val="21"/>
+          <w:szCs w:val="21"/>
+          <w:lang w:val="en-US" w:eastAsia="ru-RU"/>
+        </w:rPr>
+        <w:t>==</w:t>
+      </w:r>
+      <w:r>
+        <w:rPr>
+          <w:rFonts w:ascii="Consolas" w:eastAsia="Times New Roman" w:hAnsi="Consolas" w:cs="Times New Roman"/>
+          <w:color w:val="FFFFFF"/>
+          <w:sz w:val="21"/>
+          <w:szCs w:val="21"/>
+          <w:lang w:val="en-US" w:eastAsia="ru-RU"/>
+        </w:rPr>
+        <w:t xml:space="preserve"> </w:t>
+      </w:r>
       <w:r>
         <w:rPr>
           <w:rFonts w:ascii="Consolas" w:eastAsia="Times New Roman" w:hAnsi="Consolas" w:cs="Times New Roman"/>
           <w:color w:val="FFC799"/>
           <w:sz w:val="21"/>
           <w:szCs w:val="21"/>
-          <w:lang w:eastAsia="ru-RU"/>
-        </w:rPr>
-        <w:t>print</w:t>
-      </w:r>
-      <w:r>
-        <w:rPr>
-          <w:rFonts w:ascii="Consolas" w:eastAsia="Times New Roman" w:hAnsi="Consolas" w:cs="Times New Roman"/>
-          <w:color w:val="FFFFFF"/>
-          <w:sz w:val="21"/>
-          <w:szCs w:val="21"/>
-          <w:lang w:eastAsia="ru-RU"/>
-        </w:rPr>
-        <w:t>(</w:t>
-      </w:r>
-      <w:r>
-        <w:rPr>
-          <w:rFonts w:ascii="Consolas" w:eastAsia="Times New Roman" w:hAnsi="Consolas" w:cs="Times New Roman"/>
-          <w:color w:val="A0A0A0"/>
-          <w:sz w:val="21"/>
-          <w:szCs w:val="21"/>
-          <w:lang w:eastAsia="ru-RU"/>
-        </w:rPr>
-        <w:t>f</w:t>
-      </w:r>
-      <w:r>
-        <w:rPr>
-          <w:rFonts w:ascii="Consolas" w:eastAsia="Times New Roman" w:hAnsi="Consolas" w:cs="Times New Roman"/>
-          <w:color w:val="99FFE4"/>
-          <w:sz w:val="21"/>
-          <w:szCs w:val="21"/>
-          <w:lang w:eastAsia="ru-RU"/>
-        </w:rPr>
-        <w:t xml:space="preserve">"Время полупревращения τ₁/₂ = </w:t>
-      </w:r>
-      <w:r>
-        <w:rPr>
-          <w:rFonts w:ascii="Consolas" w:eastAsia="Times New Roman" w:hAnsi="Consolas" w:cs="Times New Roman"/>
-          <w:color w:val="FFC799"/>
-          <w:sz w:val="21"/>
-          <w:szCs w:val="21"/>
-          <w:lang w:eastAsia="ru-RU"/>
-        </w:rPr>
-        <w:t>{</w:t>
-      </w:r>
-      <w:r>
-        <w:rPr>
-          <w:rFonts w:ascii="Consolas" w:eastAsia="Times New Roman" w:hAnsi="Consolas" w:cs="Times New Roman"/>
-          <w:color w:val="FFFFFF"/>
-          <w:sz w:val="21"/>
-          <w:szCs w:val="21"/>
-          <w:lang w:eastAsia="ru-RU"/>
-        </w:rPr>
-        <w:t>tau_half</w:t>
-      </w:r>
-      <w:r>
-        <w:rPr>
-          <w:rFonts w:ascii="Consolas" w:eastAsia="Times New Roman" w:hAnsi="Consolas" w:cs="Times New Roman"/>
-          <w:color w:val="A0A0A0"/>
-          <w:sz w:val="21"/>
-          <w:szCs w:val="21"/>
-          <w:lang w:eastAsia="ru-RU"/>
-        </w:rPr>
-        <w:t>:.2f</w:t>
-      </w:r>
-      <w:r>
-        <w:rPr>
-          <w:rFonts w:ascii="Consolas" w:eastAsia="Times New Roman" w:hAnsi="Consolas" w:cs="Times New Roman"/>
-          <w:color w:val="FFC799"/>
-          <w:sz w:val="21"/>
-          <w:szCs w:val="21"/>
-          <w:lang w:eastAsia="ru-RU"/>
-        </w:rPr>
-        <w:t>}</w:t>
-      </w:r>
-      <w:r>
-        <w:rPr>
-          <w:rFonts w:ascii="Consolas" w:eastAsia="Times New Roman" w:hAnsi="Consolas" w:cs="Times New Roman"/>
-          <w:color w:val="99FFE4"/>
-          <w:sz w:val="21"/>
-          <w:szCs w:val="21"/>
-          <w:lang w:eastAsia="ru-RU"/>
-        </w:rPr>
-        <w:t xml:space="preserve"> с"</w:t>
-      </w:r>
-      <w:r>
-        <w:rPr>
-          <w:rFonts w:ascii="Consolas" w:eastAsia="Times New Roman" w:hAnsi="Consolas" w:cs="Times New Roman"/>
-          <w:color w:val="FFFFFF"/>
-          <w:sz w:val="21"/>
-          <w:szCs w:val="21"/>
-          <w:lang w:eastAsia="ru-RU"/>
-        </w:rPr>
-        <w:t>)</w:t>
+          <w:lang w:val="en-US" w:eastAsia="ru-RU"/>
+        </w:rPr>
+        <w:t>1</w:t>
+      </w:r>
+      <w:r>
+        <w:rPr>
+          <w:rFonts w:ascii="Consolas" w:eastAsia="Times New Roman" w:hAnsi="Consolas" w:cs="Times New Roman"/>
+          <w:color w:val="FFFFFF"/>
+          <w:sz w:val="21"/>
+          <w:szCs w:val="21"/>
+          <w:lang w:val="en-US" w:eastAsia="ru-RU"/>
+        </w:rPr>
+        <w:t>:</w:t>
       </w:r>
     </w:p>
     <w:p>
@@ -16334,28 +19093,18 @@
           <w:color w:val="FFFFFF"/>
           <w:sz w:val="21"/>
           <w:szCs w:val="21"/>
-          <w:lang w:eastAsia="ru-RU"/>
-        </w:rPr>
-      </w:pPr>
-      <w:r>
-        <w:rPr>
-          <w:rFonts w:ascii="Consolas" w:eastAsia="Times New Roman" w:hAnsi="Consolas" w:cs="Times New Roman"/>
-          <w:color w:val="FFC799"/>
-          <w:sz w:val="21"/>
-          <w:szCs w:val="21"/>
-          <w:lang w:eastAsia="ru-RU"/>
-        </w:rPr>
-        <w:t>print</w:t>
-      </w:r>
-      <w:r>
-        <w:rPr>
-          <w:rFonts w:ascii="Consolas" w:eastAsia="Times New Roman" w:hAnsi="Consolas" w:cs="Times New Roman"/>
-          <w:color w:val="FFFFFF"/>
-          <w:sz w:val="21"/>
-          <w:szCs w:val="21"/>
-          <w:lang w:eastAsia="ru-RU"/>
-        </w:rPr>
-        <w:t>(</w:t>
+          <w:lang w:val="en-US" w:eastAsia="ru-RU"/>
+        </w:rPr>
+      </w:pPr>
+      <w:r>
+        <w:rPr>
+          <w:rFonts w:ascii="Consolas" w:eastAsia="Times New Roman" w:hAnsi="Consolas" w:cs="Times New Roman"/>
+          <w:color w:val="FFFFFF"/>
+          <w:sz w:val="21"/>
+          <w:szCs w:val="21"/>
+          <w:lang w:val="en-US" w:eastAsia="ru-RU"/>
+        </w:rPr>
+        <w:t xml:space="preserve">    k_unit </w:t>
       </w:r>
       <w:r>
         <w:rPr>
@@ -16363,9 +19112,19 @@
           <w:color w:val="A0A0A0"/>
           <w:sz w:val="21"/>
           <w:szCs w:val="21"/>
-          <w:lang w:eastAsia="ru-RU"/>
-        </w:rPr>
-        <w:t>f</w:t>
+          <w:lang w:val="en-US" w:eastAsia="ru-RU"/>
+        </w:rPr>
+        <w:t>=</w:t>
+      </w:r>
+      <w:r>
+        <w:rPr>
+          <w:rFonts w:ascii="Consolas" w:eastAsia="Times New Roman" w:hAnsi="Consolas" w:cs="Times New Roman"/>
+          <w:color w:val="FFFFFF"/>
+          <w:sz w:val="21"/>
+          <w:szCs w:val="21"/>
+          <w:lang w:val="en-US" w:eastAsia="ru-RU"/>
+        </w:rPr>
+        <w:t xml:space="preserve"> </w:t>
       </w:r>
       <w:r>
         <w:rPr>
@@ -16373,39 +19132,9 @@
           <w:color w:val="99FFE4"/>
           <w:sz w:val="21"/>
           <w:szCs w:val="21"/>
-          <w:lang w:eastAsia="ru-RU"/>
-        </w:rPr>
-        <w:t xml:space="preserve">"Концентрация NOCl при t₁ = </w:t>
-      </w:r>
-      <w:r>
-        <w:rPr>
-          <w:rFonts w:ascii="Consolas" w:eastAsia="Times New Roman" w:hAnsi="Consolas" w:cs="Times New Roman"/>
-          <w:color w:val="FFC799"/>
-          <w:sz w:val="21"/>
-          <w:szCs w:val="21"/>
-          <w:lang w:eastAsia="ru-RU"/>
-        </w:rPr>
-        <w:t>{</w:t>
-      </w:r>
-      <w:r>
-        <w:rPr>
-          <w:rFonts w:ascii="Consolas" w:eastAsia="Times New Roman" w:hAnsi="Consolas" w:cs="Times New Roman"/>
-          <w:color w:val="FFFFFF"/>
-          <w:sz w:val="21"/>
-          <w:szCs w:val="21"/>
-          <w:lang w:eastAsia="ru-RU"/>
-        </w:rPr>
-        <w:t>t1_calc</w:t>
-      </w:r>
-      <w:r>
-        <w:rPr>
-          <w:rFonts w:ascii="Consolas" w:eastAsia="Times New Roman" w:hAnsi="Consolas" w:cs="Times New Roman"/>
-          <w:color w:val="FFC799"/>
-          <w:sz w:val="21"/>
-          <w:szCs w:val="21"/>
-          <w:lang w:eastAsia="ru-RU"/>
-        </w:rPr>
-        <w:t>}</w:t>
+          <w:lang w:val="en-US" w:eastAsia="ru-RU"/>
+        </w:rPr>
+        <w:t>"</w:t>
       </w:r>
       <w:r>
         <w:rPr>
@@ -16415,47 +19144,7 @@
           <w:szCs w:val="21"/>
           <w:lang w:eastAsia="ru-RU"/>
         </w:rPr>
-        <w:t xml:space="preserve"> с: cA = </w:t>
-      </w:r>
-      <w:r>
-        <w:rPr>
-          <w:rFonts w:ascii="Consolas" w:eastAsia="Times New Roman" w:hAnsi="Consolas" w:cs="Times New Roman"/>
-          <w:color w:val="FFC799"/>
-          <w:sz w:val="21"/>
-          <w:szCs w:val="21"/>
-          <w:lang w:eastAsia="ru-RU"/>
-        </w:rPr>
-        <w:t>{</w:t>
-      </w:r>
-      <w:r>
-        <w:rPr>
-          <w:rFonts w:ascii="Consolas" w:eastAsia="Times New Roman" w:hAnsi="Consolas" w:cs="Times New Roman"/>
-          <w:color w:val="FFFFFF"/>
-          <w:sz w:val="21"/>
-          <w:szCs w:val="21"/>
-          <w:lang w:eastAsia="ru-RU"/>
-        </w:rPr>
-        <w:t>cA_t1</w:t>
-      </w:r>
-      <w:r>
-        <w:rPr>
-          <w:rFonts w:ascii="Consolas" w:eastAsia="Times New Roman" w:hAnsi="Consolas" w:cs="Times New Roman"/>
-          <w:color w:val="A0A0A0"/>
-          <w:sz w:val="21"/>
-          <w:szCs w:val="21"/>
-          <w:lang w:eastAsia="ru-RU"/>
-        </w:rPr>
-        <w:t>:.4f</w:t>
-      </w:r>
-      <w:r>
-        <w:rPr>
-          <w:rFonts w:ascii="Consolas" w:eastAsia="Times New Roman" w:hAnsi="Consolas" w:cs="Times New Roman"/>
-          <w:color w:val="FFC799"/>
-          <w:sz w:val="21"/>
-          <w:szCs w:val="21"/>
-          <w:lang w:eastAsia="ru-RU"/>
-        </w:rPr>
-        <w:t>}</w:t>
+        <w:t>с</w:t>
       </w:r>
       <w:r>
         <w:rPr>
@@ -16463,19 +19152,9 @@
           <w:color w:val="99FFE4"/>
           <w:sz w:val="21"/>
           <w:szCs w:val="21"/>
-          <w:lang w:eastAsia="ru-RU"/>
-        </w:rPr>
-        <w:t xml:space="preserve"> моль/м³"</w:t>
-      </w:r>
-      <w:r>
-        <w:rPr>
-          <w:rFonts w:ascii="Consolas" w:eastAsia="Times New Roman" w:hAnsi="Consolas" w:cs="Times New Roman"/>
-          <w:color w:val="FFFFFF"/>
-          <w:sz w:val="21"/>
-          <w:szCs w:val="21"/>
-          <w:lang w:eastAsia="ru-RU"/>
-        </w:rPr>
-        <w:t>)</w:t>
+          <w:lang w:val="en-US" w:eastAsia="ru-RU"/>
+        </w:rPr>
+        <w:t>⁻¹"</w:t>
       </w:r>
     </w:p>
     <w:p>
@@ -16492,26 +19171,7 @@
           <w:lang w:eastAsia="ru-RU"/>
         </w:rPr>
       </w:pPr>
-      <w:r>
-        <w:rPr>
-          <w:rFonts w:ascii="Consolas" w:eastAsia="Times New Roman" w:hAnsi="Consolas" w:cs="Times New Roman"/>
-          <w:color w:val="FFC799"/>
-          <w:sz w:val="21"/>
-          <w:szCs w:val="21"/>
-          <w:lang w:eastAsia="ru-RU"/>
-        </w:rPr>
-        <w:t>print</w:t>
-      </w:r>
-      <w:r>
-        <w:rPr>
-          <w:rFonts w:ascii="Consolas" w:eastAsia="Times New Roman" w:hAnsi="Consolas" w:cs="Times New Roman"/>
-          <w:color w:val="FFFFFF"/>
-          <w:sz w:val="21"/>
-          <w:szCs w:val="21"/>
-          <w:lang w:eastAsia="ru-RU"/>
-        </w:rPr>
-        <w:t>(</w:t>
-      </w:r>
+      <w:proofErr w:type="spellStart"/>
       <w:r>
         <w:rPr>
           <w:rFonts w:ascii="Consolas" w:eastAsia="Times New Roman" w:hAnsi="Consolas" w:cs="Times New Roman"/>
@@ -16520,117 +19180,18 @@
           <w:szCs w:val="21"/>
           <w:lang w:eastAsia="ru-RU"/>
         </w:rPr>
-        <w:t>f</w:t>
-      </w:r>
-      <w:r>
-        <w:rPr>
-          <w:rFonts w:ascii="Consolas" w:eastAsia="Times New Roman" w:hAnsi="Consolas" w:cs="Times New Roman"/>
-          <w:color w:val="99FFE4"/>
-          <w:sz w:val="21"/>
-          <w:szCs w:val="21"/>
-          <w:lang w:eastAsia="ru-RU"/>
-        </w:rPr>
-        <w:t xml:space="preserve">"Степень превращения при t₁ = </w:t>
-      </w:r>
-      <w:r>
-        <w:rPr>
-          <w:rFonts w:ascii="Consolas" w:eastAsia="Times New Roman" w:hAnsi="Consolas" w:cs="Times New Roman"/>
-          <w:color w:val="FFC799"/>
-          <w:sz w:val="21"/>
-          <w:szCs w:val="21"/>
-          <w:lang w:eastAsia="ru-RU"/>
-        </w:rPr>
-        <w:t>{</w:t>
-      </w:r>
-      <w:r>
-        <w:rPr>
-          <w:rFonts w:ascii="Consolas" w:eastAsia="Times New Roman" w:hAnsi="Consolas" w:cs="Times New Roman"/>
-          <w:color w:val="FFFFFF"/>
-          <w:sz w:val="21"/>
-          <w:szCs w:val="21"/>
-          <w:lang w:eastAsia="ru-RU"/>
-        </w:rPr>
-        <w:t>t1_calc</w:t>
-      </w:r>
-      <w:r>
-        <w:rPr>
-          <w:rFonts w:ascii="Consolas" w:eastAsia="Times New Roman" w:hAnsi="Consolas" w:cs="Times New Roman"/>
-          <w:color w:val="FFC799"/>
-          <w:sz w:val="21"/>
-          <w:szCs w:val="21"/>
-          <w:lang w:eastAsia="ru-RU"/>
-        </w:rPr>
-        <w:t>}</w:t>
-      </w:r>
-      <w:r>
-        <w:rPr>
-          <w:rFonts w:ascii="Consolas" w:eastAsia="Times New Roman" w:hAnsi="Consolas" w:cs="Times New Roman"/>
-          <w:color w:val="99FFE4"/>
-          <w:sz w:val="21"/>
-          <w:szCs w:val="21"/>
-          <w:lang w:eastAsia="ru-RU"/>
-        </w:rPr>
-        <w:t xml:space="preserve"> с: α = </w:t>
-      </w:r>
-      <w:r>
-        <w:rPr>
-          <w:rFonts w:ascii="Consolas" w:eastAsia="Times New Roman" w:hAnsi="Consolas" w:cs="Times New Roman"/>
-          <w:color w:val="FFC799"/>
-          <w:sz w:val="21"/>
-          <w:szCs w:val="21"/>
-          <w:lang w:eastAsia="ru-RU"/>
-        </w:rPr>
-        <w:t>{</w:t>
-      </w:r>
-      <w:r>
-        <w:rPr>
-          <w:rFonts w:ascii="Consolas" w:eastAsia="Times New Roman" w:hAnsi="Consolas" w:cs="Times New Roman"/>
-          <w:color w:val="FFFFFF"/>
-          <w:sz w:val="21"/>
-          <w:szCs w:val="21"/>
-          <w:lang w:eastAsia="ru-RU"/>
-        </w:rPr>
-        <w:t>deg_conv</w:t>
-      </w:r>
-      <w:r>
-        <w:rPr>
-          <w:rFonts w:ascii="Consolas" w:eastAsia="Times New Roman" w:hAnsi="Consolas" w:cs="Times New Roman"/>
-          <w:color w:val="A0A0A0"/>
-          <w:sz w:val="21"/>
-          <w:szCs w:val="21"/>
-          <w:lang w:eastAsia="ru-RU"/>
-        </w:rPr>
-        <w:t>:.4f</w:t>
-      </w:r>
-      <w:r>
-        <w:rPr>
-          <w:rFonts w:ascii="Consolas" w:eastAsia="Times New Roman" w:hAnsi="Consolas" w:cs="Times New Roman"/>
-          <w:color w:val="FFC799"/>
-          <w:sz w:val="21"/>
-          <w:szCs w:val="21"/>
-          <w:lang w:eastAsia="ru-RU"/>
-        </w:rPr>
-        <w:t>}</w:t>
-      </w:r>
-      <w:r>
-        <w:rPr>
-          <w:rFonts w:ascii="Consolas" w:eastAsia="Times New Roman" w:hAnsi="Consolas" w:cs="Times New Roman"/>
-          <w:color w:val="99FFE4"/>
-          <w:sz w:val="21"/>
-          <w:szCs w:val="21"/>
-          <w:lang w:eastAsia="ru-RU"/>
-        </w:rPr>
-        <w:t>"</w:t>
-      </w:r>
-      <w:r>
-        <w:rPr>
-          <w:rFonts w:ascii="Consolas" w:eastAsia="Times New Roman" w:hAnsi="Consolas" w:cs="Times New Roman"/>
-          <w:color w:val="FFFFFF"/>
-          <w:sz w:val="21"/>
-          <w:szCs w:val="21"/>
-          <w:lang w:eastAsia="ru-RU"/>
-        </w:rPr>
-        <w:t>)</w:t>
+        <w:t>else</w:t>
+      </w:r>
+      <w:proofErr w:type="spellEnd"/>
+      <w:r>
+        <w:rPr>
+          <w:rFonts w:ascii="Consolas" w:eastAsia="Times New Roman" w:hAnsi="Consolas" w:cs="Times New Roman"/>
+          <w:color w:val="FFFFFF"/>
+          <w:sz w:val="21"/>
+          <w:szCs w:val="21"/>
+          <w:lang w:eastAsia="ru-RU"/>
+        </w:rPr>
+        <w:t>:</w:t>
       </w:r>
     </w:p>
     <w:p>
@@ -16650,6 +19211,99 @@
       <w:r>
         <w:rPr>
           <w:rFonts w:ascii="Consolas" w:eastAsia="Times New Roman" w:hAnsi="Consolas" w:cs="Times New Roman"/>
+          <w:color w:val="FFFFFF"/>
+          <w:sz w:val="21"/>
+          <w:szCs w:val="21"/>
+          <w:lang w:eastAsia="ru-RU"/>
+        </w:rPr>
+        <w:t xml:space="preserve">    </w:t>
+      </w:r>
+      <w:proofErr w:type="spellStart"/>
+      <w:r>
+        <w:rPr>
+          <w:rFonts w:ascii="Consolas" w:eastAsia="Times New Roman" w:hAnsi="Consolas" w:cs="Times New Roman"/>
+          <w:color w:val="FFFFFF"/>
+          <w:sz w:val="21"/>
+          <w:szCs w:val="21"/>
+          <w:lang w:eastAsia="ru-RU"/>
+        </w:rPr>
+        <w:t>k_unit</w:t>
+      </w:r>
+      <w:proofErr w:type="spellEnd"/>
+      <w:r>
+        <w:rPr>
+          <w:rFonts w:ascii="Consolas" w:eastAsia="Times New Roman" w:hAnsi="Consolas" w:cs="Times New Roman"/>
+          <w:color w:val="FFFFFF"/>
+          <w:sz w:val="21"/>
+          <w:szCs w:val="21"/>
+          <w:lang w:eastAsia="ru-RU"/>
+        </w:rPr>
+        <w:t xml:space="preserve"> </w:t>
+      </w:r>
+      <w:r>
+        <w:rPr>
+          <w:rFonts w:ascii="Consolas" w:eastAsia="Times New Roman" w:hAnsi="Consolas" w:cs="Times New Roman"/>
+          <w:color w:val="A0A0A0"/>
+          <w:sz w:val="21"/>
+          <w:szCs w:val="21"/>
+          <w:lang w:eastAsia="ru-RU"/>
+        </w:rPr>
+        <w:t>=</w:t>
+      </w:r>
+      <w:r>
+        <w:rPr>
+          <w:rFonts w:ascii="Consolas" w:eastAsia="Times New Roman" w:hAnsi="Consolas" w:cs="Times New Roman"/>
+          <w:color w:val="FFFFFF"/>
+          <w:sz w:val="21"/>
+          <w:szCs w:val="21"/>
+          <w:lang w:eastAsia="ru-RU"/>
+        </w:rPr>
+        <w:t xml:space="preserve"> </w:t>
+      </w:r>
+      <w:r>
+        <w:rPr>
+          <w:rFonts w:ascii="Consolas" w:eastAsia="Times New Roman" w:hAnsi="Consolas" w:cs="Times New Roman"/>
+          <w:color w:val="99FFE4"/>
+          <w:sz w:val="21"/>
+          <w:szCs w:val="21"/>
+          <w:lang w:eastAsia="ru-RU"/>
+        </w:rPr>
+        <w:t>"м³ / (моль * с)"</w:t>
+      </w:r>
+    </w:p>
+    <w:p>
+      <w:pPr>
+        <w:shd w:val="clear" w:color="auto" w:fill="101010"/>
+        <w:spacing w:after="0" w:line="285" w:lineRule="atLeast"/>
+        <w:ind w:firstLine="0"/>
+        <w:jc w:val="left"/>
+        <w:rPr>
+          <w:rFonts w:ascii="Consolas" w:eastAsia="Times New Roman" w:hAnsi="Consolas" w:cs="Times New Roman"/>
+          <w:color w:val="FFFFFF"/>
+          <w:sz w:val="21"/>
+          <w:szCs w:val="21"/>
+          <w:lang w:eastAsia="ru-RU"/>
+        </w:rPr>
+      </w:pPr>
+    </w:p>
+    <w:p>
+      <w:pPr>
+        <w:shd w:val="clear" w:color="auto" w:fill="101010"/>
+        <w:spacing w:after="0" w:line="285" w:lineRule="atLeast"/>
+        <w:ind w:firstLine="0"/>
+        <w:jc w:val="left"/>
+        <w:rPr>
+          <w:rFonts w:ascii="Consolas" w:eastAsia="Times New Roman" w:hAnsi="Consolas" w:cs="Times New Roman"/>
+          <w:color w:val="FFFFFF"/>
+          <w:sz w:val="21"/>
+          <w:szCs w:val="21"/>
+          <w:lang w:eastAsia="ru-RU"/>
+        </w:rPr>
+      </w:pPr>
+      <w:proofErr w:type="spellStart"/>
+      <w:r>
+        <w:rPr>
+          <w:rFonts w:ascii="Consolas" w:eastAsia="Times New Roman" w:hAnsi="Consolas" w:cs="Times New Roman"/>
           <w:color w:val="FFC799"/>
           <w:sz w:val="21"/>
           <w:szCs w:val="21"/>
@@ -16657,6 +19311,7 @@
         </w:rPr>
         <w:t>print</w:t>
       </w:r>
+      <w:proofErr w:type="spellEnd"/>
       <w:r>
         <w:rPr>
           <w:rFonts w:ascii="Consolas" w:eastAsia="Times New Roman" w:hAnsi="Consolas" w:cs="Times New Roman"/>
@@ -16670,11 +19325,89 @@
       <w:r>
         <w:rPr>
           <w:rFonts w:ascii="Consolas" w:eastAsia="Times New Roman" w:hAnsi="Consolas" w:cs="Times New Roman"/>
+          <w:color w:val="99FFE4"/>
+          <w:sz w:val="21"/>
+          <w:szCs w:val="21"/>
+          <w:lang w:eastAsia="ru-RU"/>
+        </w:rPr>
+        <w:t>"</w:t>
+      </w:r>
+      <w:r>
+        <w:rPr>
+          <w:rFonts w:ascii="Consolas" w:eastAsia="Times New Roman" w:hAnsi="Consolas" w:cs="Times New Roman"/>
           <w:color w:val="A0A0A0"/>
           <w:sz w:val="21"/>
           <w:szCs w:val="21"/>
           <w:lang w:eastAsia="ru-RU"/>
         </w:rPr>
+        <w:t>\n</w:t>
+      </w:r>
+      <w:r>
+        <w:rPr>
+          <w:rFonts w:ascii="Consolas" w:eastAsia="Times New Roman" w:hAnsi="Consolas" w:cs="Times New Roman"/>
+          <w:color w:val="99FFE4"/>
+          <w:sz w:val="21"/>
+          <w:szCs w:val="21"/>
+          <w:lang w:eastAsia="ru-RU"/>
+        </w:rPr>
+        <w:t xml:space="preserve">   Итоговые расчеты:"</w:t>
+      </w:r>
+      <w:r>
+        <w:rPr>
+          <w:rFonts w:ascii="Consolas" w:eastAsia="Times New Roman" w:hAnsi="Consolas" w:cs="Times New Roman"/>
+          <w:color w:val="FFFFFF"/>
+          <w:sz w:val="21"/>
+          <w:szCs w:val="21"/>
+          <w:lang w:eastAsia="ru-RU"/>
+        </w:rPr>
+        <w:t>)</w:t>
+      </w:r>
+    </w:p>
+    <w:p>
+      <w:pPr>
+        <w:shd w:val="clear" w:color="auto" w:fill="101010"/>
+        <w:spacing w:after="0" w:line="285" w:lineRule="atLeast"/>
+        <w:ind w:firstLine="0"/>
+        <w:jc w:val="left"/>
+        <w:rPr>
+          <w:rFonts w:ascii="Consolas" w:eastAsia="Times New Roman" w:hAnsi="Consolas" w:cs="Times New Roman"/>
+          <w:color w:val="FFFFFF"/>
+          <w:sz w:val="21"/>
+          <w:szCs w:val="21"/>
+          <w:lang w:eastAsia="ru-RU"/>
+        </w:rPr>
+      </w:pPr>
+      <w:proofErr w:type="spellStart"/>
+      <w:r>
+        <w:rPr>
+          <w:rFonts w:ascii="Consolas" w:eastAsia="Times New Roman" w:hAnsi="Consolas" w:cs="Times New Roman"/>
+          <w:color w:val="FFC799"/>
+          <w:sz w:val="21"/>
+          <w:szCs w:val="21"/>
+          <w:lang w:eastAsia="ru-RU"/>
+        </w:rPr>
+        <w:t>print</w:t>
+      </w:r>
+      <w:proofErr w:type="spellEnd"/>
+      <w:r>
+        <w:rPr>
+          <w:rFonts w:ascii="Consolas" w:eastAsia="Times New Roman" w:hAnsi="Consolas" w:cs="Times New Roman"/>
+          <w:color w:val="FFFFFF"/>
+          <w:sz w:val="21"/>
+          <w:szCs w:val="21"/>
+          <w:lang w:eastAsia="ru-RU"/>
+        </w:rPr>
+        <w:t>(</w:t>
+      </w:r>
+      <w:proofErr w:type="spellStart"/>
+      <w:r>
+        <w:rPr>
+          <w:rFonts w:ascii="Consolas" w:eastAsia="Times New Roman" w:hAnsi="Consolas" w:cs="Times New Roman"/>
+          <w:color w:val="A0A0A0"/>
+          <w:sz w:val="21"/>
+          <w:szCs w:val="21"/>
+          <w:lang w:eastAsia="ru-RU"/>
+        </w:rPr>
         <w:t>f</w:t>
       </w:r>
       <w:r>
@@ -16685,7 +19418,826 @@
           <w:szCs w:val="21"/>
           <w:lang w:eastAsia="ru-RU"/>
         </w:rPr>
-        <w:t xml:space="preserve">"Константа равновесия Kc = </w:t>
+        <w:t>"Константа</w:t>
+      </w:r>
+      <w:proofErr w:type="spellEnd"/>
+      <w:r>
+        <w:rPr>
+          <w:rFonts w:ascii="Consolas" w:eastAsia="Times New Roman" w:hAnsi="Consolas" w:cs="Times New Roman"/>
+          <w:color w:val="99FFE4"/>
+          <w:sz w:val="21"/>
+          <w:szCs w:val="21"/>
+          <w:lang w:eastAsia="ru-RU"/>
+        </w:rPr>
+        <w:t xml:space="preserve"> скорости k = </w:t>
+      </w:r>
+      <w:r>
+        <w:rPr>
+          <w:rFonts w:ascii="Consolas" w:eastAsia="Times New Roman" w:hAnsi="Consolas" w:cs="Times New Roman"/>
+          <w:color w:val="FFC799"/>
+          <w:sz w:val="21"/>
+          <w:szCs w:val="21"/>
+          <w:lang w:eastAsia="ru-RU"/>
+        </w:rPr>
+        <w:t>{</w:t>
+      </w:r>
+      <w:r>
+        <w:rPr>
+          <w:rFonts w:ascii="Consolas" w:eastAsia="Times New Roman" w:hAnsi="Consolas" w:cs="Times New Roman"/>
+          <w:color w:val="FFFFFF"/>
+          <w:sz w:val="21"/>
+          <w:szCs w:val="21"/>
+          <w:lang w:eastAsia="ru-RU"/>
+        </w:rPr>
+        <w:t>k_res</w:t>
+      </w:r>
+      <w:r>
+        <w:rPr>
+          <w:rFonts w:ascii="Consolas" w:eastAsia="Times New Roman" w:hAnsi="Consolas" w:cs="Times New Roman"/>
+          <w:color w:val="A0A0A0"/>
+          <w:sz w:val="21"/>
+          <w:szCs w:val="21"/>
+          <w:lang w:eastAsia="ru-RU"/>
+        </w:rPr>
+        <w:t>:.4e</w:t>
+      </w:r>
+      <w:r>
+        <w:rPr>
+          <w:rFonts w:ascii="Consolas" w:eastAsia="Times New Roman" w:hAnsi="Consolas" w:cs="Times New Roman"/>
+          <w:color w:val="FFC799"/>
+          <w:sz w:val="21"/>
+          <w:szCs w:val="21"/>
+          <w:lang w:eastAsia="ru-RU"/>
+        </w:rPr>
+        <w:t>}</w:t>
+      </w:r>
+      <w:r>
+        <w:rPr>
+          <w:rFonts w:ascii="Consolas" w:eastAsia="Times New Roman" w:hAnsi="Consolas" w:cs="Times New Roman"/>
+          <w:color w:val="99FFE4"/>
+          <w:sz w:val="21"/>
+          <w:szCs w:val="21"/>
+          <w:lang w:eastAsia="ru-RU"/>
+        </w:rPr>
+        <w:t xml:space="preserve"> </w:t>
+      </w:r>
+      <w:r>
+        <w:rPr>
+          <w:rFonts w:ascii="Consolas" w:eastAsia="Times New Roman" w:hAnsi="Consolas" w:cs="Times New Roman"/>
+          <w:color w:val="FFC799"/>
+          <w:sz w:val="21"/>
+          <w:szCs w:val="21"/>
+          <w:lang w:eastAsia="ru-RU"/>
+        </w:rPr>
+        <w:t>{</w:t>
+      </w:r>
+      <w:proofErr w:type="spellStart"/>
+      <w:r>
+        <w:rPr>
+          <w:rFonts w:ascii="Consolas" w:eastAsia="Times New Roman" w:hAnsi="Consolas" w:cs="Times New Roman"/>
+          <w:color w:val="FFFFFF"/>
+          <w:sz w:val="21"/>
+          <w:szCs w:val="21"/>
+          <w:lang w:eastAsia="ru-RU"/>
+        </w:rPr>
+        <w:t>k_unit</w:t>
+      </w:r>
+      <w:proofErr w:type="spellEnd"/>
+      <w:r>
+        <w:rPr>
+          <w:rFonts w:ascii="Consolas" w:eastAsia="Times New Roman" w:hAnsi="Consolas" w:cs="Times New Roman"/>
+          <w:color w:val="FFC799"/>
+          <w:sz w:val="21"/>
+          <w:szCs w:val="21"/>
+          <w:lang w:eastAsia="ru-RU"/>
+        </w:rPr>
+        <w:t>}</w:t>
+      </w:r>
+      <w:r>
+        <w:rPr>
+          <w:rFonts w:ascii="Consolas" w:eastAsia="Times New Roman" w:hAnsi="Consolas" w:cs="Times New Roman"/>
+          <w:color w:val="99FFE4"/>
+          <w:sz w:val="21"/>
+          <w:szCs w:val="21"/>
+          <w:lang w:eastAsia="ru-RU"/>
+        </w:rPr>
+        <w:t>"</w:t>
+      </w:r>
+      <w:r>
+        <w:rPr>
+          <w:rFonts w:ascii="Consolas" w:eastAsia="Times New Roman" w:hAnsi="Consolas" w:cs="Times New Roman"/>
+          <w:color w:val="FFFFFF"/>
+          <w:sz w:val="21"/>
+          <w:szCs w:val="21"/>
+          <w:lang w:eastAsia="ru-RU"/>
+        </w:rPr>
+        <w:t xml:space="preserve">) </w:t>
+      </w:r>
+      <w:r>
+        <w:rPr>
+          <w:rFonts w:ascii="Consolas" w:eastAsia="Times New Roman" w:hAnsi="Consolas" w:cs="Times New Roman"/>
+          <w:color w:val="8B8B8B"/>
+          <w:sz w:val="21"/>
+          <w:szCs w:val="21"/>
+          <w:lang w:eastAsia="ru-RU"/>
+        </w:rPr>
+        <w:t># Теперь с единицей измерения</w:t>
+      </w:r>
+    </w:p>
+    <w:p>
+      <w:pPr>
+        <w:shd w:val="clear" w:color="auto" w:fill="101010"/>
+        <w:spacing w:after="0" w:line="285" w:lineRule="atLeast"/>
+        <w:ind w:firstLine="0"/>
+        <w:jc w:val="left"/>
+        <w:rPr>
+          <w:rFonts w:ascii="Consolas" w:eastAsia="Times New Roman" w:hAnsi="Consolas" w:cs="Times New Roman"/>
+          <w:color w:val="FFFFFF"/>
+          <w:sz w:val="21"/>
+          <w:szCs w:val="21"/>
+          <w:lang w:eastAsia="ru-RU"/>
+        </w:rPr>
+      </w:pPr>
+      <w:proofErr w:type="spellStart"/>
+      <w:r>
+        <w:rPr>
+          <w:rFonts w:ascii="Consolas" w:eastAsia="Times New Roman" w:hAnsi="Consolas" w:cs="Times New Roman"/>
+          <w:color w:val="FFC799"/>
+          <w:sz w:val="21"/>
+          <w:szCs w:val="21"/>
+          <w:lang w:eastAsia="ru-RU"/>
+        </w:rPr>
+        <w:t>print</w:t>
+      </w:r>
+      <w:proofErr w:type="spellEnd"/>
+      <w:r>
+        <w:rPr>
+          <w:rFonts w:ascii="Consolas" w:eastAsia="Times New Roman" w:hAnsi="Consolas" w:cs="Times New Roman"/>
+          <w:color w:val="FFFFFF"/>
+          <w:sz w:val="21"/>
+          <w:szCs w:val="21"/>
+          <w:lang w:eastAsia="ru-RU"/>
+        </w:rPr>
+        <w:t>(</w:t>
+      </w:r>
+      <w:proofErr w:type="spellStart"/>
+      <w:r>
+        <w:rPr>
+          <w:rFonts w:ascii="Consolas" w:eastAsia="Times New Roman" w:hAnsi="Consolas" w:cs="Times New Roman"/>
+          <w:color w:val="A0A0A0"/>
+          <w:sz w:val="21"/>
+          <w:szCs w:val="21"/>
+          <w:lang w:eastAsia="ru-RU"/>
+        </w:rPr>
+        <w:t>f</w:t>
+      </w:r>
+      <w:r>
+        <w:rPr>
+          <w:rFonts w:ascii="Consolas" w:eastAsia="Times New Roman" w:hAnsi="Consolas" w:cs="Times New Roman"/>
+          <w:color w:val="99FFE4"/>
+          <w:sz w:val="21"/>
+          <w:szCs w:val="21"/>
+          <w:lang w:eastAsia="ru-RU"/>
+        </w:rPr>
+        <w:t>"Время</w:t>
+      </w:r>
+      <w:proofErr w:type="spellEnd"/>
+      <w:r>
+        <w:rPr>
+          <w:rFonts w:ascii="Consolas" w:eastAsia="Times New Roman" w:hAnsi="Consolas" w:cs="Times New Roman"/>
+          <w:color w:val="99FFE4"/>
+          <w:sz w:val="21"/>
+          <w:szCs w:val="21"/>
+          <w:lang w:eastAsia="ru-RU"/>
+        </w:rPr>
+        <w:t xml:space="preserve"> </w:t>
+      </w:r>
+      <w:proofErr w:type="spellStart"/>
+      <w:r>
+        <w:rPr>
+          <w:rFonts w:ascii="Consolas" w:eastAsia="Times New Roman" w:hAnsi="Consolas" w:cs="Times New Roman"/>
+          <w:color w:val="99FFE4"/>
+          <w:sz w:val="21"/>
+          <w:szCs w:val="21"/>
+          <w:lang w:eastAsia="ru-RU"/>
+        </w:rPr>
+        <w:t>полупревращения</w:t>
+      </w:r>
+      <w:proofErr w:type="spellEnd"/>
+      <w:r>
+        <w:rPr>
+          <w:rFonts w:ascii="Consolas" w:eastAsia="Times New Roman" w:hAnsi="Consolas" w:cs="Times New Roman"/>
+          <w:color w:val="99FFE4"/>
+          <w:sz w:val="21"/>
+          <w:szCs w:val="21"/>
+          <w:lang w:eastAsia="ru-RU"/>
+        </w:rPr>
+        <w:t xml:space="preserve"> τ₁/₂ = </w:t>
+      </w:r>
+      <w:r>
+        <w:rPr>
+          <w:rFonts w:ascii="Consolas" w:eastAsia="Times New Roman" w:hAnsi="Consolas" w:cs="Times New Roman"/>
+          <w:color w:val="FFC799"/>
+          <w:sz w:val="21"/>
+          <w:szCs w:val="21"/>
+          <w:lang w:eastAsia="ru-RU"/>
+        </w:rPr>
+        <w:t>{</w:t>
+      </w:r>
+      <w:r>
+        <w:rPr>
+          <w:rFonts w:ascii="Consolas" w:eastAsia="Times New Roman" w:hAnsi="Consolas" w:cs="Times New Roman"/>
+          <w:color w:val="FFFFFF"/>
+          <w:sz w:val="21"/>
+          <w:szCs w:val="21"/>
+          <w:lang w:eastAsia="ru-RU"/>
+        </w:rPr>
+        <w:t>tau_half</w:t>
+      </w:r>
+      <w:r>
+        <w:rPr>
+          <w:rFonts w:ascii="Consolas" w:eastAsia="Times New Roman" w:hAnsi="Consolas" w:cs="Times New Roman"/>
+          <w:color w:val="A0A0A0"/>
+          <w:sz w:val="21"/>
+          <w:szCs w:val="21"/>
+          <w:lang w:eastAsia="ru-RU"/>
+        </w:rPr>
+        <w:t>:.2f</w:t>
+      </w:r>
+      <w:r>
+        <w:rPr>
+          <w:rFonts w:ascii="Consolas" w:eastAsia="Times New Roman" w:hAnsi="Consolas" w:cs="Times New Roman"/>
+          <w:color w:val="FFC799"/>
+          <w:sz w:val="21"/>
+          <w:szCs w:val="21"/>
+          <w:lang w:eastAsia="ru-RU"/>
+        </w:rPr>
+        <w:t>}</w:t>
+      </w:r>
+      <w:r>
+        <w:rPr>
+          <w:rFonts w:ascii="Consolas" w:eastAsia="Times New Roman" w:hAnsi="Consolas" w:cs="Times New Roman"/>
+          <w:color w:val="99FFE4"/>
+          <w:sz w:val="21"/>
+          <w:szCs w:val="21"/>
+          <w:lang w:eastAsia="ru-RU"/>
+        </w:rPr>
+        <w:t xml:space="preserve"> с"</w:t>
+      </w:r>
+      <w:r>
+        <w:rPr>
+          <w:rFonts w:ascii="Consolas" w:eastAsia="Times New Roman" w:hAnsi="Consolas" w:cs="Times New Roman"/>
+          <w:color w:val="FFFFFF"/>
+          <w:sz w:val="21"/>
+          <w:szCs w:val="21"/>
+          <w:lang w:eastAsia="ru-RU"/>
+        </w:rPr>
+        <w:t>)</w:t>
+      </w:r>
+    </w:p>
+    <w:p>
+      <w:pPr>
+        <w:shd w:val="clear" w:color="auto" w:fill="101010"/>
+        <w:spacing w:after="0" w:line="285" w:lineRule="atLeast"/>
+        <w:ind w:firstLine="0"/>
+        <w:jc w:val="left"/>
+        <w:rPr>
+          <w:rFonts w:ascii="Consolas" w:eastAsia="Times New Roman" w:hAnsi="Consolas" w:cs="Times New Roman"/>
+          <w:color w:val="FFFFFF"/>
+          <w:sz w:val="21"/>
+          <w:szCs w:val="21"/>
+          <w:lang w:eastAsia="ru-RU"/>
+        </w:rPr>
+      </w:pPr>
+      <w:proofErr w:type="spellStart"/>
+      <w:r>
+        <w:rPr>
+          <w:rFonts w:ascii="Consolas" w:eastAsia="Times New Roman" w:hAnsi="Consolas" w:cs="Times New Roman"/>
+          <w:color w:val="FFC799"/>
+          <w:sz w:val="21"/>
+          <w:szCs w:val="21"/>
+          <w:lang w:eastAsia="ru-RU"/>
+        </w:rPr>
+        <w:t>print</w:t>
+      </w:r>
+      <w:proofErr w:type="spellEnd"/>
+      <w:r>
+        <w:rPr>
+          <w:rFonts w:ascii="Consolas" w:eastAsia="Times New Roman" w:hAnsi="Consolas" w:cs="Times New Roman"/>
+          <w:color w:val="FFFFFF"/>
+          <w:sz w:val="21"/>
+          <w:szCs w:val="21"/>
+          <w:lang w:eastAsia="ru-RU"/>
+        </w:rPr>
+        <w:t>(</w:t>
+      </w:r>
+      <w:proofErr w:type="spellStart"/>
+      <w:r>
+        <w:rPr>
+          <w:rFonts w:ascii="Consolas" w:eastAsia="Times New Roman" w:hAnsi="Consolas" w:cs="Times New Roman"/>
+          <w:color w:val="A0A0A0"/>
+          <w:sz w:val="21"/>
+          <w:szCs w:val="21"/>
+          <w:lang w:eastAsia="ru-RU"/>
+        </w:rPr>
+        <w:t>f</w:t>
+      </w:r>
+      <w:r>
+        <w:rPr>
+          <w:rFonts w:ascii="Consolas" w:eastAsia="Times New Roman" w:hAnsi="Consolas" w:cs="Times New Roman"/>
+          <w:color w:val="99FFE4"/>
+          <w:sz w:val="21"/>
+          <w:szCs w:val="21"/>
+          <w:lang w:eastAsia="ru-RU"/>
+        </w:rPr>
+        <w:t>"Концентрация</w:t>
+      </w:r>
+      <w:proofErr w:type="spellEnd"/>
+      <w:r>
+        <w:rPr>
+          <w:rFonts w:ascii="Consolas" w:eastAsia="Times New Roman" w:hAnsi="Consolas" w:cs="Times New Roman"/>
+          <w:color w:val="99FFE4"/>
+          <w:sz w:val="21"/>
+          <w:szCs w:val="21"/>
+          <w:lang w:eastAsia="ru-RU"/>
+        </w:rPr>
+        <w:t xml:space="preserve"> </w:t>
+      </w:r>
+      <w:proofErr w:type="spellStart"/>
+      <w:r>
+        <w:rPr>
+          <w:rFonts w:ascii="Consolas" w:eastAsia="Times New Roman" w:hAnsi="Consolas" w:cs="Times New Roman"/>
+          <w:color w:val="99FFE4"/>
+          <w:sz w:val="21"/>
+          <w:szCs w:val="21"/>
+          <w:lang w:eastAsia="ru-RU"/>
+        </w:rPr>
+        <w:t>NOCl</w:t>
+      </w:r>
+      <w:proofErr w:type="spellEnd"/>
+      <w:r>
+        <w:rPr>
+          <w:rFonts w:ascii="Consolas" w:eastAsia="Times New Roman" w:hAnsi="Consolas" w:cs="Times New Roman"/>
+          <w:color w:val="99FFE4"/>
+          <w:sz w:val="21"/>
+          <w:szCs w:val="21"/>
+          <w:lang w:eastAsia="ru-RU"/>
+        </w:rPr>
+        <w:t xml:space="preserve"> при t₁ = </w:t>
+      </w:r>
+      <w:r>
+        <w:rPr>
+          <w:rFonts w:ascii="Consolas" w:eastAsia="Times New Roman" w:hAnsi="Consolas" w:cs="Times New Roman"/>
+          <w:color w:val="FFC799"/>
+          <w:sz w:val="21"/>
+          <w:szCs w:val="21"/>
+          <w:lang w:eastAsia="ru-RU"/>
+        </w:rPr>
+        <w:t>{</w:t>
+      </w:r>
+      <w:r>
+        <w:rPr>
+          <w:rFonts w:ascii="Consolas" w:eastAsia="Times New Roman" w:hAnsi="Consolas" w:cs="Times New Roman"/>
+          <w:color w:val="FFFFFF"/>
+          <w:sz w:val="21"/>
+          <w:szCs w:val="21"/>
+          <w:lang w:eastAsia="ru-RU"/>
+        </w:rPr>
+        <w:t>t1_calc</w:t>
+      </w:r>
+      <w:r>
+        <w:rPr>
+          <w:rFonts w:ascii="Consolas" w:eastAsia="Times New Roman" w:hAnsi="Consolas" w:cs="Times New Roman"/>
+          <w:color w:val="FFC799"/>
+          <w:sz w:val="21"/>
+          <w:szCs w:val="21"/>
+          <w:lang w:eastAsia="ru-RU"/>
+        </w:rPr>
+        <w:t>}</w:t>
+      </w:r>
+      <w:r>
+        <w:rPr>
+          <w:rFonts w:ascii="Consolas" w:eastAsia="Times New Roman" w:hAnsi="Consolas" w:cs="Times New Roman"/>
+          <w:color w:val="99FFE4"/>
+          <w:sz w:val="21"/>
+          <w:szCs w:val="21"/>
+          <w:lang w:eastAsia="ru-RU"/>
+        </w:rPr>
+        <w:t xml:space="preserve"> с: </w:t>
+      </w:r>
+      <w:proofErr w:type="spellStart"/>
+      <w:r>
+        <w:rPr>
+          <w:rFonts w:ascii="Consolas" w:eastAsia="Times New Roman" w:hAnsi="Consolas" w:cs="Times New Roman"/>
+          <w:color w:val="99FFE4"/>
+          <w:sz w:val="21"/>
+          <w:szCs w:val="21"/>
+          <w:lang w:eastAsia="ru-RU"/>
+        </w:rPr>
+        <w:t>cA</w:t>
+      </w:r>
+      <w:proofErr w:type="spellEnd"/>
+      <w:r>
+        <w:rPr>
+          <w:rFonts w:ascii="Consolas" w:eastAsia="Times New Roman" w:hAnsi="Consolas" w:cs="Times New Roman"/>
+          <w:color w:val="99FFE4"/>
+          <w:sz w:val="21"/>
+          <w:szCs w:val="21"/>
+          <w:lang w:eastAsia="ru-RU"/>
+        </w:rPr>
+        <w:t xml:space="preserve"> = </w:t>
+      </w:r>
+      <w:r>
+        <w:rPr>
+          <w:rFonts w:ascii="Consolas" w:eastAsia="Times New Roman" w:hAnsi="Consolas" w:cs="Times New Roman"/>
+          <w:color w:val="FFC799"/>
+          <w:sz w:val="21"/>
+          <w:szCs w:val="21"/>
+          <w:lang w:eastAsia="ru-RU"/>
+        </w:rPr>
+        <w:t>{</w:t>
+      </w:r>
+      <w:r>
+        <w:rPr>
+          <w:rFonts w:ascii="Consolas" w:eastAsia="Times New Roman" w:hAnsi="Consolas" w:cs="Times New Roman"/>
+          <w:color w:val="FFFFFF"/>
+          <w:sz w:val="21"/>
+          <w:szCs w:val="21"/>
+          <w:lang w:eastAsia="ru-RU"/>
+        </w:rPr>
+        <w:t>cA_t1</w:t>
+      </w:r>
+      <w:r>
+        <w:rPr>
+          <w:rFonts w:ascii="Consolas" w:eastAsia="Times New Roman" w:hAnsi="Consolas" w:cs="Times New Roman"/>
+          <w:color w:val="A0A0A0"/>
+          <w:sz w:val="21"/>
+          <w:szCs w:val="21"/>
+          <w:lang w:eastAsia="ru-RU"/>
+        </w:rPr>
+        <w:t>:.4f</w:t>
+      </w:r>
+      <w:r>
+        <w:rPr>
+          <w:rFonts w:ascii="Consolas" w:eastAsia="Times New Roman" w:hAnsi="Consolas" w:cs="Times New Roman"/>
+          <w:color w:val="FFC799"/>
+          <w:sz w:val="21"/>
+          <w:szCs w:val="21"/>
+          <w:lang w:eastAsia="ru-RU"/>
+        </w:rPr>
+        <w:t>}</w:t>
+      </w:r>
+      <w:r>
+        <w:rPr>
+          <w:rFonts w:ascii="Consolas" w:eastAsia="Times New Roman" w:hAnsi="Consolas" w:cs="Times New Roman"/>
+          <w:color w:val="99FFE4"/>
+          <w:sz w:val="21"/>
+          <w:szCs w:val="21"/>
+          <w:lang w:eastAsia="ru-RU"/>
+        </w:rPr>
+        <w:t xml:space="preserve"> моль/м³"</w:t>
+      </w:r>
+      <w:r>
+        <w:rPr>
+          <w:rFonts w:ascii="Consolas" w:eastAsia="Times New Roman" w:hAnsi="Consolas" w:cs="Times New Roman"/>
+          <w:color w:val="FFFFFF"/>
+          <w:sz w:val="21"/>
+          <w:szCs w:val="21"/>
+          <w:lang w:eastAsia="ru-RU"/>
+        </w:rPr>
+        <w:t>)</w:t>
+      </w:r>
+    </w:p>
+    <w:p>
+      <w:pPr>
+        <w:shd w:val="clear" w:color="auto" w:fill="101010"/>
+        <w:spacing w:after="0" w:line="285" w:lineRule="atLeast"/>
+        <w:ind w:firstLine="0"/>
+        <w:jc w:val="left"/>
+        <w:rPr>
+          <w:rFonts w:ascii="Consolas" w:eastAsia="Times New Roman" w:hAnsi="Consolas" w:cs="Times New Roman"/>
+          <w:color w:val="FFFFFF"/>
+          <w:sz w:val="21"/>
+          <w:szCs w:val="21"/>
+          <w:lang w:eastAsia="ru-RU"/>
+        </w:rPr>
+      </w:pPr>
+      <w:proofErr w:type="spellStart"/>
+      <w:r>
+        <w:rPr>
+          <w:rFonts w:ascii="Consolas" w:eastAsia="Times New Roman" w:hAnsi="Consolas" w:cs="Times New Roman"/>
+          <w:color w:val="FFC799"/>
+          <w:sz w:val="21"/>
+          <w:szCs w:val="21"/>
+          <w:lang w:eastAsia="ru-RU"/>
+        </w:rPr>
+        <w:t>print</w:t>
+      </w:r>
+      <w:proofErr w:type="spellEnd"/>
+      <w:r>
+        <w:rPr>
+          <w:rFonts w:ascii="Consolas" w:eastAsia="Times New Roman" w:hAnsi="Consolas" w:cs="Times New Roman"/>
+          <w:color w:val="FFFFFF"/>
+          <w:sz w:val="21"/>
+          <w:szCs w:val="21"/>
+          <w:lang w:eastAsia="ru-RU"/>
+        </w:rPr>
+        <w:t>(</w:t>
+      </w:r>
+      <w:proofErr w:type="spellStart"/>
+      <w:r>
+        <w:rPr>
+          <w:rFonts w:ascii="Consolas" w:eastAsia="Times New Roman" w:hAnsi="Consolas" w:cs="Times New Roman"/>
+          <w:color w:val="A0A0A0"/>
+          <w:sz w:val="21"/>
+          <w:szCs w:val="21"/>
+          <w:lang w:eastAsia="ru-RU"/>
+        </w:rPr>
+        <w:t>f</w:t>
+      </w:r>
+      <w:r>
+        <w:rPr>
+          <w:rFonts w:ascii="Consolas" w:eastAsia="Times New Roman" w:hAnsi="Consolas" w:cs="Times New Roman"/>
+          <w:color w:val="99FFE4"/>
+          <w:sz w:val="21"/>
+          <w:szCs w:val="21"/>
+          <w:lang w:eastAsia="ru-RU"/>
+        </w:rPr>
+        <w:t>"Конверсия</w:t>
+      </w:r>
+      <w:proofErr w:type="spellEnd"/>
+      <w:r>
+        <w:rPr>
+          <w:rFonts w:ascii="Consolas" w:eastAsia="Times New Roman" w:hAnsi="Consolas" w:cs="Times New Roman"/>
+          <w:color w:val="99FFE4"/>
+          <w:sz w:val="21"/>
+          <w:szCs w:val="21"/>
+          <w:lang w:eastAsia="ru-RU"/>
+        </w:rPr>
+        <w:t xml:space="preserve"> при t₁ = </w:t>
+      </w:r>
+      <w:r>
+        <w:rPr>
+          <w:rFonts w:ascii="Consolas" w:eastAsia="Times New Roman" w:hAnsi="Consolas" w:cs="Times New Roman"/>
+          <w:color w:val="FFC799"/>
+          <w:sz w:val="21"/>
+          <w:szCs w:val="21"/>
+          <w:lang w:eastAsia="ru-RU"/>
+        </w:rPr>
+        <w:t>{</w:t>
+      </w:r>
+      <w:r>
+        <w:rPr>
+          <w:rFonts w:ascii="Consolas" w:eastAsia="Times New Roman" w:hAnsi="Consolas" w:cs="Times New Roman"/>
+          <w:color w:val="FFFFFF"/>
+          <w:sz w:val="21"/>
+          <w:szCs w:val="21"/>
+          <w:lang w:eastAsia="ru-RU"/>
+        </w:rPr>
+        <w:t>t1_calc</w:t>
+      </w:r>
+      <w:r>
+        <w:rPr>
+          <w:rFonts w:ascii="Consolas" w:eastAsia="Times New Roman" w:hAnsi="Consolas" w:cs="Times New Roman"/>
+          <w:color w:val="FFC799"/>
+          <w:sz w:val="21"/>
+          <w:szCs w:val="21"/>
+          <w:lang w:eastAsia="ru-RU"/>
+        </w:rPr>
+        <w:t>}</w:t>
+      </w:r>
+      <w:r>
+        <w:rPr>
+          <w:rFonts w:ascii="Consolas" w:eastAsia="Times New Roman" w:hAnsi="Consolas" w:cs="Times New Roman"/>
+          <w:color w:val="99FFE4"/>
+          <w:sz w:val="21"/>
+          <w:szCs w:val="21"/>
+          <w:lang w:eastAsia="ru-RU"/>
+        </w:rPr>
+        <w:t xml:space="preserve"> с: α = </w:t>
+      </w:r>
+      <w:r>
+        <w:rPr>
+          <w:rFonts w:ascii="Consolas" w:eastAsia="Times New Roman" w:hAnsi="Consolas" w:cs="Times New Roman"/>
+          <w:color w:val="FFC799"/>
+          <w:sz w:val="21"/>
+          <w:szCs w:val="21"/>
+          <w:lang w:eastAsia="ru-RU"/>
+        </w:rPr>
+        <w:t>{</w:t>
+      </w:r>
+      <w:r>
+        <w:rPr>
+          <w:rFonts w:ascii="Consolas" w:eastAsia="Times New Roman" w:hAnsi="Consolas" w:cs="Times New Roman"/>
+          <w:color w:val="FFFFFF"/>
+          <w:sz w:val="21"/>
+          <w:szCs w:val="21"/>
+          <w:lang w:eastAsia="ru-RU"/>
+        </w:rPr>
+        <w:t>deg_conv</w:t>
+      </w:r>
+      <w:r>
+        <w:rPr>
+          <w:rFonts w:ascii="Consolas" w:eastAsia="Times New Roman" w:hAnsi="Consolas" w:cs="Times New Roman"/>
+          <w:color w:val="A0A0A0"/>
+          <w:sz w:val="21"/>
+          <w:szCs w:val="21"/>
+          <w:lang w:eastAsia="ru-RU"/>
+        </w:rPr>
+        <w:t>:.4f</w:t>
+      </w:r>
+      <w:r>
+        <w:rPr>
+          <w:rFonts w:ascii="Consolas" w:eastAsia="Times New Roman" w:hAnsi="Consolas" w:cs="Times New Roman"/>
+          <w:color w:val="FFC799"/>
+          <w:sz w:val="21"/>
+          <w:szCs w:val="21"/>
+          <w:lang w:eastAsia="ru-RU"/>
+        </w:rPr>
+        <w:t>}</w:t>
+      </w:r>
+      <w:r>
+        <w:rPr>
+          <w:rFonts w:ascii="Consolas" w:eastAsia="Times New Roman" w:hAnsi="Consolas" w:cs="Times New Roman"/>
+          <w:color w:val="99FFE4"/>
+          <w:sz w:val="21"/>
+          <w:szCs w:val="21"/>
+          <w:lang w:eastAsia="ru-RU"/>
+        </w:rPr>
+        <w:t xml:space="preserve"> (</w:t>
+      </w:r>
+      <w:r>
+        <w:rPr>
+          <w:rFonts w:ascii="Consolas" w:eastAsia="Times New Roman" w:hAnsi="Consolas" w:cs="Times New Roman"/>
+          <w:color w:val="FFC799"/>
+          <w:sz w:val="21"/>
+          <w:szCs w:val="21"/>
+          <w:lang w:eastAsia="ru-RU"/>
+        </w:rPr>
+        <w:t>{</w:t>
+      </w:r>
+      <w:proofErr w:type="spellStart"/>
+      <w:r>
+        <w:rPr>
+          <w:rFonts w:ascii="Consolas" w:eastAsia="Times New Roman" w:hAnsi="Consolas" w:cs="Times New Roman"/>
+          <w:color w:val="FFFFFF"/>
+          <w:sz w:val="21"/>
+          <w:szCs w:val="21"/>
+          <w:lang w:eastAsia="ru-RU"/>
+        </w:rPr>
+        <w:t>deg_conv</w:t>
+      </w:r>
+      <w:proofErr w:type="spellEnd"/>
+      <w:r>
+        <w:rPr>
+          <w:rFonts w:ascii="Consolas" w:eastAsia="Times New Roman" w:hAnsi="Consolas" w:cs="Times New Roman"/>
+          <w:color w:val="A0A0A0"/>
+          <w:sz w:val="21"/>
+          <w:szCs w:val="21"/>
+          <w:lang w:eastAsia="ru-RU"/>
+        </w:rPr>
+        <w:t>*</w:t>
+      </w:r>
+      <w:r>
+        <w:rPr>
+          <w:rFonts w:ascii="Consolas" w:eastAsia="Times New Roman" w:hAnsi="Consolas" w:cs="Times New Roman"/>
+          <w:color w:val="FFC799"/>
+          <w:sz w:val="21"/>
+          <w:szCs w:val="21"/>
+          <w:lang w:eastAsia="ru-RU"/>
+        </w:rPr>
+        <w:t>100</w:t>
+      </w:r>
+      <w:r>
+        <w:rPr>
+          <w:rFonts w:ascii="Consolas" w:eastAsia="Times New Roman" w:hAnsi="Consolas" w:cs="Times New Roman"/>
+          <w:color w:val="A0A0A0"/>
+          <w:sz w:val="21"/>
+          <w:szCs w:val="21"/>
+          <w:lang w:eastAsia="ru-RU"/>
+        </w:rPr>
+        <w:t>:.2f</w:t>
+      </w:r>
+      <w:r>
+        <w:rPr>
+          <w:rFonts w:ascii="Consolas" w:eastAsia="Times New Roman" w:hAnsi="Consolas" w:cs="Times New Roman"/>
+          <w:color w:val="FFC799"/>
+          <w:sz w:val="21"/>
+          <w:szCs w:val="21"/>
+          <w:lang w:eastAsia="ru-RU"/>
+        </w:rPr>
+        <w:t>}</w:t>
+      </w:r>
+      <w:r>
+        <w:rPr>
+          <w:rFonts w:ascii="Consolas" w:eastAsia="Times New Roman" w:hAnsi="Consolas" w:cs="Times New Roman"/>
+          <w:color w:val="99FFE4"/>
+          <w:sz w:val="21"/>
+          <w:szCs w:val="21"/>
+          <w:lang w:eastAsia="ru-RU"/>
+        </w:rPr>
+        <w:t>%)"</w:t>
+      </w:r>
+      <w:r>
+        <w:rPr>
+          <w:rFonts w:ascii="Consolas" w:eastAsia="Times New Roman" w:hAnsi="Consolas" w:cs="Times New Roman"/>
+          <w:color w:val="FFFFFF"/>
+          <w:sz w:val="21"/>
+          <w:szCs w:val="21"/>
+          <w:lang w:eastAsia="ru-RU"/>
+        </w:rPr>
+        <w:t>)</w:t>
+      </w:r>
+    </w:p>
+    <w:p>
+      <w:pPr>
+        <w:shd w:val="clear" w:color="auto" w:fill="101010"/>
+        <w:spacing w:after="0" w:line="285" w:lineRule="atLeast"/>
+        <w:ind w:firstLine="0"/>
+        <w:jc w:val="left"/>
+        <w:rPr>
+          <w:rFonts w:ascii="Consolas" w:eastAsia="Times New Roman" w:hAnsi="Consolas" w:cs="Times New Roman"/>
+          <w:color w:val="FFFFFF"/>
+          <w:sz w:val="21"/>
+          <w:szCs w:val="21"/>
+          <w:lang w:eastAsia="ru-RU"/>
+        </w:rPr>
+      </w:pPr>
+      <w:proofErr w:type="spellStart"/>
+      <w:r>
+        <w:rPr>
+          <w:rFonts w:ascii="Consolas" w:eastAsia="Times New Roman" w:hAnsi="Consolas" w:cs="Times New Roman"/>
+          <w:color w:val="FFC799"/>
+          <w:sz w:val="21"/>
+          <w:szCs w:val="21"/>
+          <w:lang w:eastAsia="ru-RU"/>
+        </w:rPr>
+        <w:t>print</w:t>
+      </w:r>
+      <w:proofErr w:type="spellEnd"/>
+      <w:r>
+        <w:rPr>
+          <w:rFonts w:ascii="Consolas" w:eastAsia="Times New Roman" w:hAnsi="Consolas" w:cs="Times New Roman"/>
+          <w:color w:val="FFFFFF"/>
+          <w:sz w:val="21"/>
+          <w:szCs w:val="21"/>
+          <w:lang w:eastAsia="ru-RU"/>
+        </w:rPr>
+        <w:t>(</w:t>
+      </w:r>
+      <w:proofErr w:type="spellStart"/>
+      <w:r>
+        <w:rPr>
+          <w:rFonts w:ascii="Consolas" w:eastAsia="Times New Roman" w:hAnsi="Consolas" w:cs="Times New Roman"/>
+          <w:color w:val="A0A0A0"/>
+          <w:sz w:val="21"/>
+          <w:szCs w:val="21"/>
+          <w:lang w:eastAsia="ru-RU"/>
+        </w:rPr>
+        <w:t>f</w:t>
+      </w:r>
+      <w:r>
+        <w:rPr>
+          <w:rFonts w:ascii="Consolas" w:eastAsia="Times New Roman" w:hAnsi="Consolas" w:cs="Times New Roman"/>
+          <w:color w:val="99FFE4"/>
+          <w:sz w:val="21"/>
+          <w:szCs w:val="21"/>
+          <w:lang w:eastAsia="ru-RU"/>
+        </w:rPr>
+        <w:t>"Константа</w:t>
+      </w:r>
+      <w:proofErr w:type="spellEnd"/>
+      <w:r>
+        <w:rPr>
+          <w:rFonts w:ascii="Consolas" w:eastAsia="Times New Roman" w:hAnsi="Consolas" w:cs="Times New Roman"/>
+          <w:color w:val="99FFE4"/>
+          <w:sz w:val="21"/>
+          <w:szCs w:val="21"/>
+          <w:lang w:eastAsia="ru-RU"/>
+        </w:rPr>
+        <w:t xml:space="preserve"> равновесия </w:t>
+      </w:r>
+      <w:proofErr w:type="spellStart"/>
+      <w:r>
+        <w:rPr>
+          <w:rFonts w:ascii="Consolas" w:eastAsia="Times New Roman" w:hAnsi="Consolas" w:cs="Times New Roman"/>
+          <w:color w:val="99FFE4"/>
+          <w:sz w:val="21"/>
+          <w:szCs w:val="21"/>
+          <w:lang w:eastAsia="ru-RU"/>
+        </w:rPr>
+        <w:t>Kc</w:t>
+      </w:r>
+      <w:proofErr w:type="spellEnd"/>
+      <w:r>
+        <w:rPr>
+          <w:rFonts w:ascii="Consolas" w:eastAsia="Times New Roman" w:hAnsi="Consolas" w:cs="Times New Roman"/>
+          <w:color w:val="99FFE4"/>
+          <w:sz w:val="21"/>
+          <w:szCs w:val="21"/>
+          <w:lang w:eastAsia="ru-RU"/>
+        </w:rPr>
+        <w:t xml:space="preserve"> = </w:t>
       </w:r>
       <w:r>
         <w:rPr>
@@ -16840,10 +20392,10 @@
           <w:u w:val="single"/>
         </w:rPr>
         <w:drawing>
-          <wp:inline distT="0" distB="0" distL="0" distR="0" wp14:anchorId="549FD047" wp14:editId="12062098">
-            <wp:extent cx="3820058" cy="1028844"/>
+          <wp:inline distT="0" distB="0" distL="0" distR="0" wp14:anchorId="60AA3D0C" wp14:editId="7DF4E706">
+            <wp:extent cx="3753374" cy="1009791"/>
             <wp:effectExtent l="0" t="0" r="0" b="0"/>
-            <wp:docPr id="4" name="Рисунок 4"/>
+            <wp:docPr id="2" name="Рисунок 2"/>
             <wp:cNvGraphicFramePr>
               <a:graphicFrameLocks xmlns:a="http://schemas.openxmlformats.org/drawingml/2006/main" noChangeAspect="1"/>
             </wp:cNvGraphicFramePr>
@@ -16863,7 +20415,7 @@
                   <pic:spPr>
                     <a:xfrm>
                       <a:off x="0" y="0"/>
-                      <a:ext cx="3820058" cy="1028844"/>
+                      <a:ext cx="3753374" cy="1009791"/>
                     </a:xfrm>
                     <a:prstGeom prst="rect">
                       <a:avLst/>
@@ -17296,7 +20848,29 @@
           <w:szCs w:val="21"/>
           <w:lang w:val="en-US" w:eastAsia="ru-RU"/>
         </w:rPr>
-        <w:t xml:space="preserve"> numpy </w:t>
+        <w:t xml:space="preserve"> </w:t>
+      </w:r>
+      <w:proofErr w:type="spellStart"/>
+      <w:r>
+        <w:rPr>
+          <w:rFonts w:ascii="Consolas" w:eastAsia="Times New Roman" w:hAnsi="Consolas" w:cs="Times New Roman"/>
+          <w:color w:val="FFFFFF"/>
+          <w:sz w:val="21"/>
+          <w:szCs w:val="21"/>
+          <w:lang w:val="en-US" w:eastAsia="ru-RU"/>
+        </w:rPr>
+        <w:t>numpy</w:t>
+      </w:r>
+      <w:proofErr w:type="spellEnd"/>
+      <w:r>
+        <w:rPr>
+          <w:rFonts w:ascii="Consolas" w:eastAsia="Times New Roman" w:hAnsi="Consolas" w:cs="Times New Roman"/>
+          <w:color w:val="FFFFFF"/>
+          <w:sz w:val="21"/>
+          <w:szCs w:val="21"/>
+          <w:lang w:val="en-US" w:eastAsia="ru-RU"/>
+        </w:rPr>
+        <w:t xml:space="preserve"> </w:t>
       </w:r>
       <w:r>
         <w:rPr>
@@ -17351,7 +20925,29 @@
           <w:szCs w:val="21"/>
           <w:lang w:val="en-US" w:eastAsia="ru-RU"/>
         </w:rPr>
-        <w:t xml:space="preserve"> scipy.integrate </w:t>
+        <w:t xml:space="preserve"> </w:t>
+      </w:r>
+      <w:proofErr w:type="spellStart"/>
+      <w:r>
+        <w:rPr>
+          <w:rFonts w:ascii="Consolas" w:eastAsia="Times New Roman" w:hAnsi="Consolas" w:cs="Times New Roman"/>
+          <w:color w:val="FFFFFF"/>
+          <w:sz w:val="21"/>
+          <w:szCs w:val="21"/>
+          <w:lang w:val="en-US" w:eastAsia="ru-RU"/>
+        </w:rPr>
+        <w:t>scipy.integrate</w:t>
+      </w:r>
+      <w:proofErr w:type="spellEnd"/>
+      <w:r>
+        <w:rPr>
+          <w:rFonts w:ascii="Consolas" w:eastAsia="Times New Roman" w:hAnsi="Consolas" w:cs="Times New Roman"/>
+          <w:color w:val="FFFFFF"/>
+          <w:sz w:val="21"/>
+          <w:szCs w:val="21"/>
+          <w:lang w:val="en-US" w:eastAsia="ru-RU"/>
+        </w:rPr>
+        <w:t xml:space="preserve"> </w:t>
       </w:r>
       <w:r>
         <w:rPr>
@@ -17371,8 +20967,20 @@
           <w:szCs w:val="21"/>
           <w:lang w:val="en-US" w:eastAsia="ru-RU"/>
         </w:rPr>
-        <w:t xml:space="preserve"> odeint</w:t>
-      </w:r>
+        <w:t xml:space="preserve"> </w:t>
+      </w:r>
+      <w:proofErr w:type="spellStart"/>
+      <w:r>
+        <w:rPr>
+          <w:rFonts w:ascii="Consolas" w:eastAsia="Times New Roman" w:hAnsi="Consolas" w:cs="Times New Roman"/>
+          <w:color w:val="FFFFFF"/>
+          <w:sz w:val="21"/>
+          <w:szCs w:val="21"/>
+          <w:lang w:val="en-US" w:eastAsia="ru-RU"/>
+        </w:rPr>
+        <w:t>odeint</w:t>
+      </w:r>
+      <w:proofErr w:type="spellEnd"/>
     </w:p>
     <w:p>
       <w:pPr>
@@ -17406,7 +21014,29 @@
           <w:szCs w:val="21"/>
           <w:lang w:val="en-US" w:eastAsia="ru-RU"/>
         </w:rPr>
-        <w:t xml:space="preserve"> matplotlib.pyplot </w:t>
+        <w:t xml:space="preserve"> </w:t>
+      </w:r>
+      <w:proofErr w:type="spellStart"/>
+      <w:r>
+        <w:rPr>
+          <w:rFonts w:ascii="Consolas" w:eastAsia="Times New Roman" w:hAnsi="Consolas" w:cs="Times New Roman"/>
+          <w:color w:val="FFFFFF"/>
+          <w:sz w:val="21"/>
+          <w:szCs w:val="21"/>
+          <w:lang w:val="en-US" w:eastAsia="ru-RU"/>
+        </w:rPr>
+        <w:t>matplotlib.pyplot</w:t>
+      </w:r>
+      <w:proofErr w:type="spellEnd"/>
+      <w:r>
+        <w:rPr>
+          <w:rFonts w:ascii="Consolas" w:eastAsia="Times New Roman" w:hAnsi="Consolas" w:cs="Times New Roman"/>
+          <w:color w:val="FFFFFF"/>
+          <w:sz w:val="21"/>
+          <w:szCs w:val="21"/>
+          <w:lang w:val="en-US" w:eastAsia="ru-RU"/>
+        </w:rPr>
+        <w:t xml:space="preserve"> </w:t>
       </w:r>
       <w:r>
         <w:rPr>
@@ -17426,8 +21056,20 @@
           <w:szCs w:val="21"/>
           <w:lang w:val="en-US" w:eastAsia="ru-RU"/>
         </w:rPr>
-        <w:t xml:space="preserve"> plt</w:t>
-      </w:r>
+        <w:t xml:space="preserve"> </w:t>
+      </w:r>
+      <w:proofErr w:type="spellStart"/>
+      <w:r>
+        <w:rPr>
+          <w:rFonts w:ascii="Consolas" w:eastAsia="Times New Roman" w:hAnsi="Consolas" w:cs="Times New Roman"/>
+          <w:color w:val="FFFFFF"/>
+          <w:sz w:val="21"/>
+          <w:szCs w:val="21"/>
+          <w:lang w:val="en-US" w:eastAsia="ru-RU"/>
+        </w:rPr>
+        <w:t>plt</w:t>
+      </w:r>
+      <w:proofErr w:type="spellEnd"/>
     </w:p>
     <w:p>
       <w:pPr>
@@ -17653,15 +21295,27 @@
           <w:lang w:val="en-US" w:eastAsia="ru-RU"/>
         </w:rPr>
       </w:pPr>
-      <w:r>
-        <w:rPr>
-          <w:rFonts w:ascii="Consolas" w:eastAsia="Times New Roman" w:hAnsi="Consolas" w:cs="Times New Roman"/>
-          <w:color w:val="FFFFFF"/>
-          <w:sz w:val="21"/>
-          <w:szCs w:val="21"/>
-          <w:lang w:val="en-US" w:eastAsia="ru-RU"/>
-        </w:rPr>
-        <w:t xml:space="preserve">t_end </w:t>
+      <w:proofErr w:type="spellStart"/>
+      <w:r>
+        <w:rPr>
+          <w:rFonts w:ascii="Consolas" w:eastAsia="Times New Roman" w:hAnsi="Consolas" w:cs="Times New Roman"/>
+          <w:color w:val="FFFFFF"/>
+          <w:sz w:val="21"/>
+          <w:szCs w:val="21"/>
+          <w:lang w:val="en-US" w:eastAsia="ru-RU"/>
+        </w:rPr>
+        <w:t>t_end</w:t>
+      </w:r>
+      <w:proofErr w:type="spellEnd"/>
+      <w:r>
+        <w:rPr>
+          <w:rFonts w:ascii="Consolas" w:eastAsia="Times New Roman" w:hAnsi="Consolas" w:cs="Times New Roman"/>
+          <w:color w:val="FFFFFF"/>
+          <w:sz w:val="21"/>
+          <w:szCs w:val="21"/>
+          <w:lang w:val="en-US" w:eastAsia="ru-RU"/>
+        </w:rPr>
+        <w:t xml:space="preserve"> </w:t>
       </w:r>
       <w:r>
         <w:rPr>
@@ -17913,15 +21567,27 @@
           <w:lang w:val="en-US" w:eastAsia="ru-RU"/>
         </w:rPr>
       </w:pPr>
-      <w:r>
-        <w:rPr>
-          <w:rFonts w:ascii="Consolas" w:eastAsia="Times New Roman" w:hAnsi="Consolas" w:cs="Times New Roman"/>
-          <w:color w:val="FFFFFF"/>
-          <w:sz w:val="21"/>
-          <w:szCs w:val="21"/>
-          <w:lang w:val="en-US" w:eastAsia="ru-RU"/>
-        </w:rPr>
-        <w:t xml:space="preserve">C_total </w:t>
+      <w:proofErr w:type="spellStart"/>
+      <w:r>
+        <w:rPr>
+          <w:rFonts w:ascii="Consolas" w:eastAsia="Times New Roman" w:hAnsi="Consolas" w:cs="Times New Roman"/>
+          <w:color w:val="FFFFFF"/>
+          <w:sz w:val="21"/>
+          <w:szCs w:val="21"/>
+          <w:lang w:val="en-US" w:eastAsia="ru-RU"/>
+        </w:rPr>
+        <w:t>C_total</w:t>
+      </w:r>
+      <w:proofErr w:type="spellEnd"/>
+      <w:r>
+        <w:rPr>
+          <w:rFonts w:ascii="Consolas" w:eastAsia="Times New Roman" w:hAnsi="Consolas" w:cs="Times New Roman"/>
+          <w:color w:val="FFFFFF"/>
+          <w:sz w:val="21"/>
+          <w:szCs w:val="21"/>
+          <w:lang w:val="en-US" w:eastAsia="ru-RU"/>
+        </w:rPr>
+        <w:t xml:space="preserve"> </w:t>
       </w:r>
       <w:r>
         <w:rPr>
@@ -18046,8 +21712,20 @@
           <w:szCs w:val="21"/>
           <w:lang w:val="en-US" w:eastAsia="ru-RU"/>
         </w:rPr>
-        <w:t xml:space="preserve"> C_total</w:t>
-      </w:r>
+        <w:t xml:space="preserve"> </w:t>
+      </w:r>
+      <w:proofErr w:type="spellStart"/>
+      <w:r>
+        <w:rPr>
+          <w:rFonts w:ascii="Consolas" w:eastAsia="Times New Roman" w:hAnsi="Consolas" w:cs="Times New Roman"/>
+          <w:color w:val="FFFFFF"/>
+          <w:sz w:val="21"/>
+          <w:szCs w:val="21"/>
+          <w:lang w:val="en-US" w:eastAsia="ru-RU"/>
+        </w:rPr>
+        <w:t>C_total</w:t>
+      </w:r>
+      <w:proofErr w:type="spellEnd"/>
     </w:p>
     <w:p>
       <w:pPr>
@@ -18111,8 +21789,20 @@
           <w:szCs w:val="21"/>
           <w:lang w:val="en-US" w:eastAsia="ru-RU"/>
         </w:rPr>
-        <w:t xml:space="preserve"> C_total</w:t>
-      </w:r>
+        <w:t xml:space="preserve"> </w:t>
+      </w:r>
+      <w:proofErr w:type="spellStart"/>
+      <w:r>
+        <w:rPr>
+          <w:rFonts w:ascii="Consolas" w:eastAsia="Times New Roman" w:hAnsi="Consolas" w:cs="Times New Roman"/>
+          <w:color w:val="FFFFFF"/>
+          <w:sz w:val="21"/>
+          <w:szCs w:val="21"/>
+          <w:lang w:val="en-US" w:eastAsia="ru-RU"/>
+        </w:rPr>
+        <w:t>C_total</w:t>
+      </w:r>
+      <w:proofErr w:type="spellEnd"/>
     </w:p>
     <w:p>
       <w:pPr>
@@ -18659,6 +22349,7 @@
         </w:rPr>
         <w:t xml:space="preserve"> </w:t>
       </w:r>
+      <w:proofErr w:type="spellStart"/>
       <w:r>
         <w:rPr>
           <w:rFonts w:ascii="Consolas" w:eastAsia="Times New Roman" w:hAnsi="Consolas" w:cs="Times New Roman"/>
@@ -18669,15 +22360,38 @@
         </w:rPr>
         <w:t>calc_k</w:t>
       </w:r>
-      <w:r>
-        <w:rPr>
-          <w:rFonts w:ascii="Consolas" w:eastAsia="Times New Roman" w:hAnsi="Consolas" w:cs="Times New Roman"/>
-          <w:color w:val="FFFFFF"/>
-          <w:sz w:val="21"/>
-          <w:szCs w:val="21"/>
-          <w:lang w:val="en-US" w:eastAsia="ru-RU"/>
-        </w:rPr>
-        <w:t>(A, E_kj, T):</w:t>
+      <w:proofErr w:type="spellEnd"/>
+      <w:r>
+        <w:rPr>
+          <w:rFonts w:ascii="Consolas" w:eastAsia="Times New Roman" w:hAnsi="Consolas" w:cs="Times New Roman"/>
+          <w:color w:val="FFFFFF"/>
+          <w:sz w:val="21"/>
+          <w:szCs w:val="21"/>
+          <w:lang w:val="en-US" w:eastAsia="ru-RU"/>
+        </w:rPr>
+        <w:t xml:space="preserve">(A, </w:t>
+      </w:r>
+      <w:proofErr w:type="spellStart"/>
+      <w:r>
+        <w:rPr>
+          <w:rFonts w:ascii="Consolas" w:eastAsia="Times New Roman" w:hAnsi="Consolas" w:cs="Times New Roman"/>
+          <w:color w:val="FFFFFF"/>
+          <w:sz w:val="21"/>
+          <w:szCs w:val="21"/>
+          <w:lang w:val="en-US" w:eastAsia="ru-RU"/>
+        </w:rPr>
+        <w:t>E_kj</w:t>
+      </w:r>
+      <w:proofErr w:type="spellEnd"/>
+      <w:r>
+        <w:rPr>
+          <w:rFonts w:ascii="Consolas" w:eastAsia="Times New Roman" w:hAnsi="Consolas" w:cs="Times New Roman"/>
+          <w:color w:val="FFFFFF"/>
+          <w:sz w:val="21"/>
+          <w:szCs w:val="21"/>
+          <w:lang w:val="en-US" w:eastAsia="ru-RU"/>
+        </w:rPr>
+        <w:t>, T):</w:t>
       </w:r>
     </w:p>
     <w:p>
@@ -18742,7 +22456,29 @@
           <w:szCs w:val="21"/>
           <w:lang w:val="en-US" w:eastAsia="ru-RU"/>
         </w:rPr>
-        <w:t xml:space="preserve"> np.exp(</w:t>
+        <w:t xml:space="preserve"> </w:t>
+      </w:r>
+      <w:proofErr w:type="spellStart"/>
+      <w:r>
+        <w:rPr>
+          <w:rFonts w:ascii="Consolas" w:eastAsia="Times New Roman" w:hAnsi="Consolas" w:cs="Times New Roman"/>
+          <w:color w:val="FFFFFF"/>
+          <w:sz w:val="21"/>
+          <w:szCs w:val="21"/>
+          <w:lang w:val="en-US" w:eastAsia="ru-RU"/>
+        </w:rPr>
+        <w:t>np.exp</w:t>
+      </w:r>
+      <w:proofErr w:type="spellEnd"/>
+      <w:r>
+        <w:rPr>
+          <w:rFonts w:ascii="Consolas" w:eastAsia="Times New Roman" w:hAnsi="Consolas" w:cs="Times New Roman"/>
+          <w:color w:val="FFFFFF"/>
+          <w:sz w:val="21"/>
+          <w:szCs w:val="21"/>
+          <w:lang w:val="en-US" w:eastAsia="ru-RU"/>
+        </w:rPr>
+        <w:t>(</w:t>
       </w:r>
       <w:r>
         <w:rPr>
@@ -18754,15 +22490,27 @@
         </w:rPr>
         <w:t>-</w:t>
       </w:r>
-      <w:r>
-        <w:rPr>
-          <w:rFonts w:ascii="Consolas" w:eastAsia="Times New Roman" w:hAnsi="Consolas" w:cs="Times New Roman"/>
-          <w:color w:val="FFFFFF"/>
-          <w:sz w:val="21"/>
-          <w:szCs w:val="21"/>
-          <w:lang w:val="en-US" w:eastAsia="ru-RU"/>
-        </w:rPr>
-        <w:t xml:space="preserve">E_kj </w:t>
+      <w:proofErr w:type="spellStart"/>
+      <w:r>
+        <w:rPr>
+          <w:rFonts w:ascii="Consolas" w:eastAsia="Times New Roman" w:hAnsi="Consolas" w:cs="Times New Roman"/>
+          <w:color w:val="FFFFFF"/>
+          <w:sz w:val="21"/>
+          <w:szCs w:val="21"/>
+          <w:lang w:val="en-US" w:eastAsia="ru-RU"/>
+        </w:rPr>
+        <w:t>E_kj</w:t>
+      </w:r>
+      <w:proofErr w:type="spellEnd"/>
+      <w:r>
+        <w:rPr>
+          <w:rFonts w:ascii="Consolas" w:eastAsia="Times New Roman" w:hAnsi="Consolas" w:cs="Times New Roman"/>
+          <w:color w:val="FFFFFF"/>
+          <w:sz w:val="21"/>
+          <w:szCs w:val="21"/>
+          <w:lang w:val="en-US" w:eastAsia="ru-RU"/>
+        </w:rPr>
+        <w:t xml:space="preserve"> </w:t>
       </w:r>
       <w:r>
         <w:rPr>
@@ -18902,7 +22650,29 @@
           <w:szCs w:val="21"/>
           <w:lang w:val="en-US" w:eastAsia="ru-RU"/>
         </w:rPr>
-        <w:t xml:space="preserve"> calc_k(A1p, E1p, T)</w:t>
+        <w:t xml:space="preserve"> </w:t>
+      </w:r>
+      <w:proofErr w:type="spellStart"/>
+      <w:r>
+        <w:rPr>
+          <w:rFonts w:ascii="Consolas" w:eastAsia="Times New Roman" w:hAnsi="Consolas" w:cs="Times New Roman"/>
+          <w:color w:val="FFFFFF"/>
+          <w:sz w:val="21"/>
+          <w:szCs w:val="21"/>
+          <w:lang w:val="en-US" w:eastAsia="ru-RU"/>
+        </w:rPr>
+        <w:t>calc_k</w:t>
+      </w:r>
+      <w:proofErr w:type="spellEnd"/>
+      <w:r>
+        <w:rPr>
+          <w:rFonts w:ascii="Consolas" w:eastAsia="Times New Roman" w:hAnsi="Consolas" w:cs="Times New Roman"/>
+          <w:color w:val="FFFFFF"/>
+          <w:sz w:val="21"/>
+          <w:szCs w:val="21"/>
+          <w:lang w:val="en-US" w:eastAsia="ru-RU"/>
+        </w:rPr>
+        <w:t>(A1p, E1p, T)</w:t>
       </w:r>
     </w:p>
     <w:p>
@@ -18947,7 +22717,29 @@
           <w:szCs w:val="21"/>
           <w:lang w:val="en-US" w:eastAsia="ru-RU"/>
         </w:rPr>
-        <w:t xml:space="preserve"> calc_k(A1m, E1m, T)</w:t>
+        <w:t xml:space="preserve"> </w:t>
+      </w:r>
+      <w:proofErr w:type="spellStart"/>
+      <w:r>
+        <w:rPr>
+          <w:rFonts w:ascii="Consolas" w:eastAsia="Times New Roman" w:hAnsi="Consolas" w:cs="Times New Roman"/>
+          <w:color w:val="FFFFFF"/>
+          <w:sz w:val="21"/>
+          <w:szCs w:val="21"/>
+          <w:lang w:val="en-US" w:eastAsia="ru-RU"/>
+        </w:rPr>
+        <w:t>calc_k</w:t>
+      </w:r>
+      <w:proofErr w:type="spellEnd"/>
+      <w:r>
+        <w:rPr>
+          <w:rFonts w:ascii="Consolas" w:eastAsia="Times New Roman" w:hAnsi="Consolas" w:cs="Times New Roman"/>
+          <w:color w:val="FFFFFF"/>
+          <w:sz w:val="21"/>
+          <w:szCs w:val="21"/>
+          <w:lang w:val="en-US" w:eastAsia="ru-RU"/>
+        </w:rPr>
+        <w:t>(A1m, E1m, T)</w:t>
       </w:r>
     </w:p>
     <w:p>
@@ -18992,7 +22784,29 @@
           <w:szCs w:val="21"/>
           <w:lang w:val="en-US" w:eastAsia="ru-RU"/>
         </w:rPr>
-        <w:t xml:space="preserve"> calc_k(A2p, E2p, T)</w:t>
+        <w:t xml:space="preserve"> </w:t>
+      </w:r>
+      <w:proofErr w:type="spellStart"/>
+      <w:r>
+        <w:rPr>
+          <w:rFonts w:ascii="Consolas" w:eastAsia="Times New Roman" w:hAnsi="Consolas" w:cs="Times New Roman"/>
+          <w:color w:val="FFFFFF"/>
+          <w:sz w:val="21"/>
+          <w:szCs w:val="21"/>
+          <w:lang w:val="en-US" w:eastAsia="ru-RU"/>
+        </w:rPr>
+        <w:t>calc_k</w:t>
+      </w:r>
+      <w:proofErr w:type="spellEnd"/>
+      <w:r>
+        <w:rPr>
+          <w:rFonts w:ascii="Consolas" w:eastAsia="Times New Roman" w:hAnsi="Consolas" w:cs="Times New Roman"/>
+          <w:color w:val="FFFFFF"/>
+          <w:sz w:val="21"/>
+          <w:szCs w:val="21"/>
+          <w:lang w:val="en-US" w:eastAsia="ru-RU"/>
+        </w:rPr>
+        <w:t>(A2p, E2p, T)</w:t>
       </w:r>
     </w:p>
     <w:p>
@@ -19037,7 +22851,29 @@
           <w:szCs w:val="21"/>
           <w:lang w:val="en-US" w:eastAsia="ru-RU"/>
         </w:rPr>
-        <w:t xml:space="preserve"> calc_k(A2m, E2m, T)</w:t>
+        <w:t xml:space="preserve"> </w:t>
+      </w:r>
+      <w:proofErr w:type="spellStart"/>
+      <w:r>
+        <w:rPr>
+          <w:rFonts w:ascii="Consolas" w:eastAsia="Times New Roman" w:hAnsi="Consolas" w:cs="Times New Roman"/>
+          <w:color w:val="FFFFFF"/>
+          <w:sz w:val="21"/>
+          <w:szCs w:val="21"/>
+          <w:lang w:val="en-US" w:eastAsia="ru-RU"/>
+        </w:rPr>
+        <w:t>calc_k</w:t>
+      </w:r>
+      <w:proofErr w:type="spellEnd"/>
+      <w:r>
+        <w:rPr>
+          <w:rFonts w:ascii="Consolas" w:eastAsia="Times New Roman" w:hAnsi="Consolas" w:cs="Times New Roman"/>
+          <w:color w:val="FFFFFF"/>
+          <w:sz w:val="21"/>
+          <w:szCs w:val="21"/>
+          <w:lang w:val="en-US" w:eastAsia="ru-RU"/>
+        </w:rPr>
+        <w:t>(A2m, E2m, T)</w:t>
       </w:r>
     </w:p>
     <w:p>
@@ -19089,6 +22925,7 @@
         </w:rPr>
         <w:t xml:space="preserve"> </w:t>
       </w:r>
+      <w:proofErr w:type="spellStart"/>
       <w:r>
         <w:rPr>
           <w:rFonts w:ascii="Consolas" w:eastAsia="Times New Roman" w:hAnsi="Consolas" w:cs="Times New Roman"/>
@@ -19099,6 +22936,7 @@
         </w:rPr>
         <w:t>reactor_model</w:t>
       </w:r>
+      <w:proofErr w:type="spellEnd"/>
       <w:r>
         <w:rPr>
           <w:rFonts w:ascii="Consolas" w:eastAsia="Times New Roman" w:hAnsi="Consolas" w:cs="Times New Roman"/>
@@ -19722,7 +23560,29 @@
           <w:szCs w:val="21"/>
           <w:lang w:val="en-US" w:eastAsia="ru-RU"/>
         </w:rPr>
-        <w:t>    dCO_dt  </w:t>
+        <w:t xml:space="preserve">    </w:t>
+      </w:r>
+      <w:proofErr w:type="spellStart"/>
+      <w:r>
+        <w:rPr>
+          <w:rFonts w:ascii="Consolas" w:eastAsia="Times New Roman" w:hAnsi="Consolas" w:cs="Times New Roman"/>
+          <w:color w:val="FFFFFF"/>
+          <w:sz w:val="21"/>
+          <w:szCs w:val="21"/>
+          <w:lang w:val="en-US" w:eastAsia="ru-RU"/>
+        </w:rPr>
+        <w:t>dCO_dt</w:t>
+      </w:r>
+      <w:proofErr w:type="spellEnd"/>
+      <w:r>
+        <w:rPr>
+          <w:rFonts w:ascii="Consolas" w:eastAsia="Times New Roman" w:hAnsi="Consolas" w:cs="Times New Roman"/>
+          <w:color w:val="FFFFFF"/>
+          <w:sz w:val="21"/>
+          <w:szCs w:val="21"/>
+          <w:lang w:val="en-US" w:eastAsia="ru-RU"/>
+        </w:rPr>
+        <w:t xml:space="preserve">  </w:t>
       </w:r>
       <w:r>
         <w:rPr>
@@ -19972,7 +23832,29 @@
           <w:szCs w:val="21"/>
           <w:lang w:val="en-US" w:eastAsia="ru-RU"/>
         </w:rPr>
-        <w:t xml:space="preserve"> [dCH4_dt, dH2O_dt, dCO_dt, dH2_dt, dCO2_dt]</w:t>
+        <w:t xml:space="preserve"> [dCH4_dt, dH2O_dt, </w:t>
+      </w:r>
+      <w:proofErr w:type="spellStart"/>
+      <w:r>
+        <w:rPr>
+          <w:rFonts w:ascii="Consolas" w:eastAsia="Times New Roman" w:hAnsi="Consolas" w:cs="Times New Roman"/>
+          <w:color w:val="FFFFFF"/>
+          <w:sz w:val="21"/>
+          <w:szCs w:val="21"/>
+          <w:lang w:val="en-US" w:eastAsia="ru-RU"/>
+        </w:rPr>
+        <w:t>dCO_dt</w:t>
+      </w:r>
+      <w:proofErr w:type="spellEnd"/>
+      <w:r>
+        <w:rPr>
+          <w:rFonts w:ascii="Consolas" w:eastAsia="Times New Roman" w:hAnsi="Consolas" w:cs="Times New Roman"/>
+          <w:color w:val="FFFFFF"/>
+          <w:sz w:val="21"/>
+          <w:szCs w:val="21"/>
+          <w:lang w:val="en-US" w:eastAsia="ru-RU"/>
+        </w:rPr>
+        <w:t>, dH2_dt, dCO2_dt]</w:t>
       </w:r>
     </w:p>
     <w:p>
@@ -20092,7 +23974,29 @@
           <w:szCs w:val="21"/>
           <w:lang w:val="en-US" w:eastAsia="ru-RU"/>
         </w:rPr>
-        <w:t xml:space="preserve"> np.linspace(</w:t>
+        <w:t xml:space="preserve"> </w:t>
+      </w:r>
+      <w:proofErr w:type="spellStart"/>
+      <w:r>
+        <w:rPr>
+          <w:rFonts w:ascii="Consolas" w:eastAsia="Times New Roman" w:hAnsi="Consolas" w:cs="Times New Roman"/>
+          <w:color w:val="FFFFFF"/>
+          <w:sz w:val="21"/>
+          <w:szCs w:val="21"/>
+          <w:lang w:val="en-US" w:eastAsia="ru-RU"/>
+        </w:rPr>
+        <w:t>np.linspace</w:t>
+      </w:r>
+      <w:proofErr w:type="spellEnd"/>
+      <w:r>
+        <w:rPr>
+          <w:rFonts w:ascii="Consolas" w:eastAsia="Times New Roman" w:hAnsi="Consolas" w:cs="Times New Roman"/>
+          <w:color w:val="FFFFFF"/>
+          <w:sz w:val="21"/>
+          <w:szCs w:val="21"/>
+          <w:lang w:val="en-US" w:eastAsia="ru-RU"/>
+        </w:rPr>
+        <w:t>(</w:t>
       </w:r>
       <w:r>
         <w:rPr>
@@ -20112,7 +24016,29 @@
           <w:szCs w:val="21"/>
           <w:lang w:val="en-US" w:eastAsia="ru-RU"/>
         </w:rPr>
-        <w:t xml:space="preserve">, t_end, </w:t>
+        <w:t xml:space="preserve">, </w:t>
+      </w:r>
+      <w:proofErr w:type="spellStart"/>
+      <w:r>
+        <w:rPr>
+          <w:rFonts w:ascii="Consolas" w:eastAsia="Times New Roman" w:hAnsi="Consolas" w:cs="Times New Roman"/>
+          <w:color w:val="FFFFFF"/>
+          <w:sz w:val="21"/>
+          <w:szCs w:val="21"/>
+          <w:lang w:val="en-US" w:eastAsia="ru-RU"/>
+        </w:rPr>
+        <w:t>t_end</w:t>
+      </w:r>
+      <w:proofErr w:type="spellEnd"/>
+      <w:r>
+        <w:rPr>
+          <w:rFonts w:ascii="Consolas" w:eastAsia="Times New Roman" w:hAnsi="Consolas" w:cs="Times New Roman"/>
+          <w:color w:val="FFFFFF"/>
+          <w:sz w:val="21"/>
+          <w:szCs w:val="21"/>
+          <w:lang w:val="en-US" w:eastAsia="ru-RU"/>
+        </w:rPr>
+        <w:t xml:space="preserve">, </w:t>
       </w:r>
       <w:r>
         <w:rPr>
@@ -20192,7 +24118,51 @@
           <w:szCs w:val="21"/>
           <w:lang w:val="en-US" w:eastAsia="ru-RU"/>
         </w:rPr>
-        <w:t xml:space="preserve"> odeint(reactor_model, y0, t)</w:t>
+        <w:t xml:space="preserve"> </w:t>
+      </w:r>
+      <w:proofErr w:type="spellStart"/>
+      <w:r>
+        <w:rPr>
+          <w:rFonts w:ascii="Consolas" w:eastAsia="Times New Roman" w:hAnsi="Consolas" w:cs="Times New Roman"/>
+          <w:color w:val="FFFFFF"/>
+          <w:sz w:val="21"/>
+          <w:szCs w:val="21"/>
+          <w:lang w:val="en-US" w:eastAsia="ru-RU"/>
+        </w:rPr>
+        <w:t>odeint</w:t>
+      </w:r>
+      <w:proofErr w:type="spellEnd"/>
+      <w:r>
+        <w:rPr>
+          <w:rFonts w:ascii="Consolas" w:eastAsia="Times New Roman" w:hAnsi="Consolas" w:cs="Times New Roman"/>
+          <w:color w:val="FFFFFF"/>
+          <w:sz w:val="21"/>
+          <w:szCs w:val="21"/>
+          <w:lang w:val="en-US" w:eastAsia="ru-RU"/>
+        </w:rPr>
+        <w:t>(</w:t>
+      </w:r>
+      <w:proofErr w:type="spellStart"/>
+      <w:r>
+        <w:rPr>
+          <w:rFonts w:ascii="Consolas" w:eastAsia="Times New Roman" w:hAnsi="Consolas" w:cs="Times New Roman"/>
+          <w:color w:val="FFFFFF"/>
+          <w:sz w:val="21"/>
+          <w:szCs w:val="21"/>
+          <w:lang w:val="en-US" w:eastAsia="ru-RU"/>
+        </w:rPr>
+        <w:t>reactor_model</w:t>
+      </w:r>
+      <w:proofErr w:type="spellEnd"/>
+      <w:r>
+        <w:rPr>
+          <w:rFonts w:ascii="Consolas" w:eastAsia="Times New Roman" w:hAnsi="Consolas" w:cs="Times New Roman"/>
+          <w:color w:val="FFFFFF"/>
+          <w:sz w:val="21"/>
+          <w:szCs w:val="21"/>
+          <w:lang w:val="en-US" w:eastAsia="ru-RU"/>
+        </w:rPr>
+        <w:t>, y0, t)</w:t>
       </w:r>
     </w:p>
     <w:p>
@@ -20217,7 +24187,29 @@
           <w:szCs w:val="21"/>
           <w:lang w:val="en-US" w:eastAsia="ru-RU"/>
         </w:rPr>
-        <w:t xml:space="preserve">CH4_sol, H2O_sol, CO_sol, H2_sol, CO2_sol </w:t>
+        <w:t xml:space="preserve">CH4_sol, H2O_sol, </w:t>
+      </w:r>
+      <w:proofErr w:type="spellStart"/>
+      <w:r>
+        <w:rPr>
+          <w:rFonts w:ascii="Consolas" w:eastAsia="Times New Roman" w:hAnsi="Consolas" w:cs="Times New Roman"/>
+          <w:color w:val="FFFFFF"/>
+          <w:sz w:val="21"/>
+          <w:szCs w:val="21"/>
+          <w:lang w:val="en-US" w:eastAsia="ru-RU"/>
+        </w:rPr>
+        <w:t>CO_sol</w:t>
+      </w:r>
+      <w:proofErr w:type="spellEnd"/>
+      <w:r>
+        <w:rPr>
+          <w:rFonts w:ascii="Consolas" w:eastAsia="Times New Roman" w:hAnsi="Consolas" w:cs="Times New Roman"/>
+          <w:color w:val="FFFFFF"/>
+          <w:sz w:val="21"/>
+          <w:szCs w:val="21"/>
+          <w:lang w:val="en-US" w:eastAsia="ru-RU"/>
+        </w:rPr>
+        <w:t xml:space="preserve">, H2_sol, CO2_sol </w:t>
       </w:r>
       <w:r>
         <w:rPr>
@@ -20237,8 +24229,20 @@
           <w:szCs w:val="21"/>
           <w:lang w:val="en-US" w:eastAsia="ru-RU"/>
         </w:rPr>
-        <w:t xml:space="preserve"> solution.T</w:t>
-      </w:r>
+        <w:t xml:space="preserve"> </w:t>
+      </w:r>
+      <w:proofErr w:type="spellStart"/>
+      <w:r>
+        <w:rPr>
+          <w:rFonts w:ascii="Consolas" w:eastAsia="Times New Roman" w:hAnsi="Consolas" w:cs="Times New Roman"/>
+          <w:color w:val="FFFFFF"/>
+          <w:sz w:val="21"/>
+          <w:szCs w:val="21"/>
+          <w:lang w:val="en-US" w:eastAsia="ru-RU"/>
+        </w:rPr>
+        <w:t>solution.T</w:t>
+      </w:r>
+      <w:proofErr w:type="spellEnd"/>
     </w:p>
     <w:p>
       <w:pPr>
@@ -20269,16 +24273,40 @@
           <w:lang w:val="en-US" w:eastAsia="ru-RU"/>
         </w:rPr>
       </w:pPr>
-      <w:r>
-        <w:rPr>
-          <w:rFonts w:ascii="Consolas" w:eastAsia="Times New Roman" w:hAnsi="Consolas" w:cs="Times New Roman"/>
-          <w:color w:val="FFFFFF"/>
-          <w:sz w:val="21"/>
-          <w:szCs w:val="21"/>
-          <w:lang w:val="en-US" w:eastAsia="ru-RU"/>
-        </w:rPr>
-        <w:t>plt.figure(figsize</w:t>
-      </w:r>
+      <w:proofErr w:type="spellStart"/>
+      <w:r>
+        <w:rPr>
+          <w:rFonts w:ascii="Consolas" w:eastAsia="Times New Roman" w:hAnsi="Consolas" w:cs="Times New Roman"/>
+          <w:color w:val="FFFFFF"/>
+          <w:sz w:val="21"/>
+          <w:szCs w:val="21"/>
+          <w:lang w:val="en-US" w:eastAsia="ru-RU"/>
+        </w:rPr>
+        <w:t>plt.figure</w:t>
+      </w:r>
+      <w:proofErr w:type="spellEnd"/>
+      <w:r>
+        <w:rPr>
+          <w:rFonts w:ascii="Consolas" w:eastAsia="Times New Roman" w:hAnsi="Consolas" w:cs="Times New Roman"/>
+          <w:color w:val="FFFFFF"/>
+          <w:sz w:val="21"/>
+          <w:szCs w:val="21"/>
+          <w:lang w:val="en-US" w:eastAsia="ru-RU"/>
+        </w:rPr>
+        <w:t>(</w:t>
+      </w:r>
+      <w:proofErr w:type="spellStart"/>
+      <w:r>
+        <w:rPr>
+          <w:rFonts w:ascii="Consolas" w:eastAsia="Times New Roman" w:hAnsi="Consolas" w:cs="Times New Roman"/>
+          <w:color w:val="FFFFFF"/>
+          <w:sz w:val="21"/>
+          <w:szCs w:val="21"/>
+          <w:lang w:val="en-US" w:eastAsia="ru-RU"/>
+        </w:rPr>
+        <w:t>figsize</w:t>
+      </w:r>
+      <w:proofErr w:type="spellEnd"/>
       <w:r>
         <w:rPr>
           <w:rFonts w:ascii="Consolas" w:eastAsia="Times New Roman" w:hAnsi="Consolas" w:cs="Times New Roman"/>
@@ -20354,15 +24382,27 @@
           <w:lang w:val="en-US" w:eastAsia="ru-RU"/>
         </w:rPr>
       </w:pPr>
-      <w:r>
-        <w:rPr>
-          <w:rFonts w:ascii="Consolas" w:eastAsia="Times New Roman" w:hAnsi="Consolas" w:cs="Times New Roman"/>
-          <w:color w:val="FFFFFF"/>
-          <w:sz w:val="21"/>
-          <w:szCs w:val="21"/>
-          <w:lang w:val="en-US" w:eastAsia="ru-RU"/>
-        </w:rPr>
-        <w:t xml:space="preserve">plt.plot(t, CH4_sol, </w:t>
+      <w:proofErr w:type="spellStart"/>
+      <w:r>
+        <w:rPr>
+          <w:rFonts w:ascii="Consolas" w:eastAsia="Times New Roman" w:hAnsi="Consolas" w:cs="Times New Roman"/>
+          <w:color w:val="FFFFFF"/>
+          <w:sz w:val="21"/>
+          <w:szCs w:val="21"/>
+          <w:lang w:val="en-US" w:eastAsia="ru-RU"/>
+        </w:rPr>
+        <w:t>plt.plot</w:t>
+      </w:r>
+      <w:proofErr w:type="spellEnd"/>
+      <w:r>
+        <w:rPr>
+          <w:rFonts w:ascii="Consolas" w:eastAsia="Times New Roman" w:hAnsi="Consolas" w:cs="Times New Roman"/>
+          <w:color w:val="FFFFFF"/>
+          <w:sz w:val="21"/>
+          <w:szCs w:val="21"/>
+          <w:lang w:val="en-US" w:eastAsia="ru-RU"/>
+        </w:rPr>
+        <w:t xml:space="preserve">(t, CH4_sol, </w:t>
       </w:r>
       <w:r>
         <w:rPr>
@@ -20449,15 +24489,27 @@
           <w:lang w:val="en-US" w:eastAsia="ru-RU"/>
         </w:rPr>
       </w:pPr>
-      <w:r>
-        <w:rPr>
-          <w:rFonts w:ascii="Consolas" w:eastAsia="Times New Roman" w:hAnsi="Consolas" w:cs="Times New Roman"/>
-          <w:color w:val="FFFFFF"/>
-          <w:sz w:val="21"/>
-          <w:szCs w:val="21"/>
-          <w:lang w:val="en-US" w:eastAsia="ru-RU"/>
-        </w:rPr>
-        <w:t xml:space="preserve">plt.plot(t, H2O_sol, </w:t>
+      <w:proofErr w:type="spellStart"/>
+      <w:r>
+        <w:rPr>
+          <w:rFonts w:ascii="Consolas" w:eastAsia="Times New Roman" w:hAnsi="Consolas" w:cs="Times New Roman"/>
+          <w:color w:val="FFFFFF"/>
+          <w:sz w:val="21"/>
+          <w:szCs w:val="21"/>
+          <w:lang w:val="en-US" w:eastAsia="ru-RU"/>
+        </w:rPr>
+        <w:t>plt.plot</w:t>
+      </w:r>
+      <w:proofErr w:type="spellEnd"/>
+      <w:r>
+        <w:rPr>
+          <w:rFonts w:ascii="Consolas" w:eastAsia="Times New Roman" w:hAnsi="Consolas" w:cs="Times New Roman"/>
+          <w:color w:val="FFFFFF"/>
+          <w:sz w:val="21"/>
+          <w:szCs w:val="21"/>
+          <w:lang w:val="en-US" w:eastAsia="ru-RU"/>
+        </w:rPr>
+        <w:t xml:space="preserve">(t, H2O_sol, </w:t>
       </w:r>
       <w:r>
         <w:rPr>
@@ -20544,15 +24596,49 @@
           <w:lang w:val="en-US" w:eastAsia="ru-RU"/>
         </w:rPr>
       </w:pPr>
-      <w:r>
-        <w:rPr>
-          <w:rFonts w:ascii="Consolas" w:eastAsia="Times New Roman" w:hAnsi="Consolas" w:cs="Times New Roman"/>
-          <w:color w:val="FFFFFF"/>
-          <w:sz w:val="21"/>
-          <w:szCs w:val="21"/>
-          <w:lang w:val="en-US" w:eastAsia="ru-RU"/>
-        </w:rPr>
-        <w:t>plt.plot(t, CO_sol,  </w:t>
+      <w:proofErr w:type="spellStart"/>
+      <w:r>
+        <w:rPr>
+          <w:rFonts w:ascii="Consolas" w:eastAsia="Times New Roman" w:hAnsi="Consolas" w:cs="Times New Roman"/>
+          <w:color w:val="FFFFFF"/>
+          <w:sz w:val="21"/>
+          <w:szCs w:val="21"/>
+          <w:lang w:val="en-US" w:eastAsia="ru-RU"/>
+        </w:rPr>
+        <w:t>plt.plot</w:t>
+      </w:r>
+      <w:proofErr w:type="spellEnd"/>
+      <w:r>
+        <w:rPr>
+          <w:rFonts w:ascii="Consolas" w:eastAsia="Times New Roman" w:hAnsi="Consolas" w:cs="Times New Roman"/>
+          <w:color w:val="FFFFFF"/>
+          <w:sz w:val="21"/>
+          <w:szCs w:val="21"/>
+          <w:lang w:val="en-US" w:eastAsia="ru-RU"/>
+        </w:rPr>
+        <w:t xml:space="preserve">(t, </w:t>
+      </w:r>
+      <w:proofErr w:type="spellStart"/>
+      <w:r>
+        <w:rPr>
+          <w:rFonts w:ascii="Consolas" w:eastAsia="Times New Roman" w:hAnsi="Consolas" w:cs="Times New Roman"/>
+          <w:color w:val="FFFFFF"/>
+          <w:sz w:val="21"/>
+          <w:szCs w:val="21"/>
+          <w:lang w:val="en-US" w:eastAsia="ru-RU"/>
+        </w:rPr>
+        <w:t>CO_sol</w:t>
+      </w:r>
+      <w:proofErr w:type="spellEnd"/>
+      <w:r>
+        <w:rPr>
+          <w:rFonts w:ascii="Consolas" w:eastAsia="Times New Roman" w:hAnsi="Consolas" w:cs="Times New Roman"/>
+          <w:color w:val="FFFFFF"/>
+          <w:sz w:val="21"/>
+          <w:szCs w:val="21"/>
+          <w:lang w:val="en-US" w:eastAsia="ru-RU"/>
+        </w:rPr>
+        <w:t>,  </w:t>
       </w:r>
       <w:r>
         <w:rPr>
@@ -20659,15 +24745,27 @@
           <w:lang w:val="en-US" w:eastAsia="ru-RU"/>
         </w:rPr>
       </w:pPr>
-      <w:r>
-        <w:rPr>
-          <w:rFonts w:ascii="Consolas" w:eastAsia="Times New Roman" w:hAnsi="Consolas" w:cs="Times New Roman"/>
-          <w:color w:val="FFFFFF"/>
-          <w:sz w:val="21"/>
-          <w:szCs w:val="21"/>
-          <w:lang w:val="en-US" w:eastAsia="ru-RU"/>
-        </w:rPr>
-        <w:t>plt.plot(t, H2_sol,  </w:t>
+      <w:proofErr w:type="spellStart"/>
+      <w:r>
+        <w:rPr>
+          <w:rFonts w:ascii="Consolas" w:eastAsia="Times New Roman" w:hAnsi="Consolas" w:cs="Times New Roman"/>
+          <w:color w:val="FFFFFF"/>
+          <w:sz w:val="21"/>
+          <w:szCs w:val="21"/>
+          <w:lang w:val="en-US" w:eastAsia="ru-RU"/>
+        </w:rPr>
+        <w:t>plt.plot</w:t>
+      </w:r>
+      <w:proofErr w:type="spellEnd"/>
+      <w:r>
+        <w:rPr>
+          <w:rFonts w:ascii="Consolas" w:eastAsia="Times New Roman" w:hAnsi="Consolas" w:cs="Times New Roman"/>
+          <w:color w:val="FFFFFF"/>
+          <w:sz w:val="21"/>
+          <w:szCs w:val="21"/>
+          <w:lang w:val="en-US" w:eastAsia="ru-RU"/>
+        </w:rPr>
+        <w:t>(t, H2_sol,  </w:t>
       </w:r>
       <w:r>
         <w:rPr>
@@ -20754,15 +24852,27 @@
           <w:lang w:val="en-US" w:eastAsia="ru-RU"/>
         </w:rPr>
       </w:pPr>
-      <w:r>
-        <w:rPr>
-          <w:rFonts w:ascii="Consolas" w:eastAsia="Times New Roman" w:hAnsi="Consolas" w:cs="Times New Roman"/>
-          <w:color w:val="FFFFFF"/>
-          <w:sz w:val="21"/>
-          <w:szCs w:val="21"/>
-          <w:lang w:val="en-US" w:eastAsia="ru-RU"/>
-        </w:rPr>
-        <w:t xml:space="preserve">plt.plot(t, CO2_sol, </w:t>
+      <w:proofErr w:type="spellStart"/>
+      <w:r>
+        <w:rPr>
+          <w:rFonts w:ascii="Consolas" w:eastAsia="Times New Roman" w:hAnsi="Consolas" w:cs="Times New Roman"/>
+          <w:color w:val="FFFFFF"/>
+          <w:sz w:val="21"/>
+          <w:szCs w:val="21"/>
+          <w:lang w:val="en-US" w:eastAsia="ru-RU"/>
+        </w:rPr>
+        <w:t>plt.plot</w:t>
+      </w:r>
+      <w:proofErr w:type="spellEnd"/>
+      <w:r>
+        <w:rPr>
+          <w:rFonts w:ascii="Consolas" w:eastAsia="Times New Roman" w:hAnsi="Consolas" w:cs="Times New Roman"/>
+          <w:color w:val="FFFFFF"/>
+          <w:sz w:val="21"/>
+          <w:szCs w:val="21"/>
+          <w:lang w:val="en-US" w:eastAsia="ru-RU"/>
+        </w:rPr>
+        <w:t xml:space="preserve">(t, CO2_sol, </w:t>
       </w:r>
       <w:r>
         <w:rPr>
@@ -20884,15 +24994,27 @@
           <w:lang w:val="en-US" w:eastAsia="ru-RU"/>
         </w:rPr>
       </w:pPr>
-      <w:r>
-        <w:rPr>
-          <w:rFonts w:ascii="Consolas" w:eastAsia="Times New Roman" w:hAnsi="Consolas" w:cs="Times New Roman"/>
-          <w:color w:val="FFFFFF"/>
-          <w:sz w:val="21"/>
-          <w:szCs w:val="21"/>
-          <w:lang w:val="en-US" w:eastAsia="ru-RU"/>
-        </w:rPr>
-        <w:t>plt.xlabel(</w:t>
+      <w:proofErr w:type="spellStart"/>
+      <w:r>
+        <w:rPr>
+          <w:rFonts w:ascii="Consolas" w:eastAsia="Times New Roman" w:hAnsi="Consolas" w:cs="Times New Roman"/>
+          <w:color w:val="FFFFFF"/>
+          <w:sz w:val="21"/>
+          <w:szCs w:val="21"/>
+          <w:lang w:val="en-US" w:eastAsia="ru-RU"/>
+        </w:rPr>
+        <w:t>plt.xlabel</w:t>
+      </w:r>
+      <w:proofErr w:type="spellEnd"/>
+      <w:r>
+        <w:rPr>
+          <w:rFonts w:ascii="Consolas" w:eastAsia="Times New Roman" w:hAnsi="Consolas" w:cs="Times New Roman"/>
+          <w:color w:val="FFFFFF"/>
+          <w:sz w:val="21"/>
+          <w:szCs w:val="21"/>
+          <w:lang w:val="en-US" w:eastAsia="ru-RU"/>
+        </w:rPr>
+        <w:t>(</w:t>
       </w:r>
       <w:r>
         <w:rPr>
@@ -20952,8 +25074,20 @@
           <w:szCs w:val="21"/>
           <w:lang w:val="en-US" w:eastAsia="ru-RU"/>
         </w:rPr>
-        <w:t>, fontsize</w:t>
-      </w:r>
+        <w:t xml:space="preserve">, </w:t>
+      </w:r>
+      <w:proofErr w:type="spellStart"/>
+      <w:r>
+        <w:rPr>
+          <w:rFonts w:ascii="Consolas" w:eastAsia="Times New Roman" w:hAnsi="Consolas" w:cs="Times New Roman"/>
+          <w:color w:val="FFFFFF"/>
+          <w:sz w:val="21"/>
+          <w:szCs w:val="21"/>
+          <w:lang w:val="en-US" w:eastAsia="ru-RU"/>
+        </w:rPr>
+        <w:t>fontsize</w:t>
+      </w:r>
+      <w:proofErr w:type="spellEnd"/>
       <w:r>
         <w:rPr>
           <w:rFonts w:ascii="Consolas" w:eastAsia="Times New Roman" w:hAnsi="Consolas" w:cs="Times New Roman"/>
@@ -20999,15 +25133,27 @@
           <w:lang w:eastAsia="ru-RU"/>
         </w:rPr>
       </w:pPr>
-      <w:r>
-        <w:rPr>
-          <w:rFonts w:ascii="Consolas" w:eastAsia="Times New Roman" w:hAnsi="Consolas" w:cs="Times New Roman"/>
-          <w:color w:val="FFFFFF"/>
-          <w:sz w:val="21"/>
-          <w:szCs w:val="21"/>
-          <w:lang w:eastAsia="ru-RU"/>
-        </w:rPr>
-        <w:t>plt.ylabel(</w:t>
+      <w:proofErr w:type="spellStart"/>
+      <w:r>
+        <w:rPr>
+          <w:rFonts w:ascii="Consolas" w:eastAsia="Times New Roman" w:hAnsi="Consolas" w:cs="Times New Roman"/>
+          <w:color w:val="FFFFFF"/>
+          <w:sz w:val="21"/>
+          <w:szCs w:val="21"/>
+          <w:lang w:eastAsia="ru-RU"/>
+        </w:rPr>
+        <w:t>plt.ylabel</w:t>
+      </w:r>
+      <w:proofErr w:type="spellEnd"/>
+      <w:r>
+        <w:rPr>
+          <w:rFonts w:ascii="Consolas" w:eastAsia="Times New Roman" w:hAnsi="Consolas" w:cs="Times New Roman"/>
+          <w:color w:val="FFFFFF"/>
+          <w:sz w:val="21"/>
+          <w:szCs w:val="21"/>
+          <w:lang w:eastAsia="ru-RU"/>
+        </w:rPr>
+        <w:t>(</w:t>
       </w:r>
       <w:r>
         <w:rPr>
@@ -21027,8 +25173,20 @@
           <w:szCs w:val="21"/>
           <w:lang w:eastAsia="ru-RU"/>
         </w:rPr>
-        <w:t>, fontsize</w:t>
-      </w:r>
+        <w:t xml:space="preserve">, </w:t>
+      </w:r>
+      <w:proofErr w:type="spellStart"/>
+      <w:r>
+        <w:rPr>
+          <w:rFonts w:ascii="Consolas" w:eastAsia="Times New Roman" w:hAnsi="Consolas" w:cs="Times New Roman"/>
+          <w:color w:val="FFFFFF"/>
+          <w:sz w:val="21"/>
+          <w:szCs w:val="21"/>
+          <w:lang w:eastAsia="ru-RU"/>
+        </w:rPr>
+        <w:t>fontsize</w:t>
+      </w:r>
+      <w:proofErr w:type="spellEnd"/>
       <w:r>
         <w:rPr>
           <w:rFonts w:ascii="Consolas" w:eastAsia="Times New Roman" w:hAnsi="Consolas" w:cs="Times New Roman"/>
@@ -21074,16 +25232,29 @@
           <w:lang w:eastAsia="ru-RU"/>
         </w:rPr>
       </w:pPr>
-      <w:r>
-        <w:rPr>
-          <w:rFonts w:ascii="Consolas" w:eastAsia="Times New Roman" w:hAnsi="Consolas" w:cs="Times New Roman"/>
-          <w:color w:val="FFFFFF"/>
-          <w:sz w:val="21"/>
-          <w:szCs w:val="21"/>
-          <w:lang w:eastAsia="ru-RU"/>
-        </w:rPr>
-        <w:t>plt.title(</w:t>
-      </w:r>
+      <w:proofErr w:type="spellStart"/>
+      <w:r>
+        <w:rPr>
+          <w:rFonts w:ascii="Consolas" w:eastAsia="Times New Roman" w:hAnsi="Consolas" w:cs="Times New Roman"/>
+          <w:color w:val="FFFFFF"/>
+          <w:sz w:val="21"/>
+          <w:szCs w:val="21"/>
+          <w:lang w:eastAsia="ru-RU"/>
+        </w:rPr>
+        <w:t>plt.title</w:t>
+      </w:r>
+      <w:proofErr w:type="spellEnd"/>
+      <w:r>
+        <w:rPr>
+          <w:rFonts w:ascii="Consolas" w:eastAsia="Times New Roman" w:hAnsi="Consolas" w:cs="Times New Roman"/>
+          <w:color w:val="FFFFFF"/>
+          <w:sz w:val="21"/>
+          <w:szCs w:val="21"/>
+          <w:lang w:eastAsia="ru-RU"/>
+        </w:rPr>
+        <w:t>(</w:t>
+      </w:r>
+      <w:proofErr w:type="spellStart"/>
       <w:r>
         <w:rPr>
           <w:rFonts w:ascii="Consolas" w:eastAsia="Times New Roman" w:hAnsi="Consolas" w:cs="Times New Roman"/>
@@ -21102,7 +25273,18 @@
           <w:szCs w:val="21"/>
           <w:lang w:eastAsia="ru-RU"/>
         </w:rPr>
-        <w:t>'Кинетические кривые конверсии метана, T=</w:t>
+        <w:t>'Кинетические</w:t>
+      </w:r>
+      <w:proofErr w:type="spellEnd"/>
+      <w:r>
+        <w:rPr>
+          <w:rFonts w:ascii="Consolas" w:eastAsia="Times New Roman" w:hAnsi="Consolas" w:cs="Times New Roman"/>
+          <w:color w:val="99FFE4"/>
+          <w:sz w:val="21"/>
+          <w:szCs w:val="21"/>
+          <w:lang w:eastAsia="ru-RU"/>
+        </w:rPr>
+        <w:t xml:space="preserve"> кривые конверсии метана, T=</w:t>
       </w:r>
       <w:r>
         <w:rPr>
@@ -21152,8 +25334,20 @@
           <w:szCs w:val="21"/>
           <w:lang w:eastAsia="ru-RU"/>
         </w:rPr>
-        <w:t>, fontsize</w:t>
-      </w:r>
+        <w:t xml:space="preserve">, </w:t>
+      </w:r>
+      <w:proofErr w:type="spellStart"/>
+      <w:r>
+        <w:rPr>
+          <w:rFonts w:ascii="Consolas" w:eastAsia="Times New Roman" w:hAnsi="Consolas" w:cs="Times New Roman"/>
+          <w:color w:val="FFFFFF"/>
+          <w:sz w:val="21"/>
+          <w:szCs w:val="21"/>
+          <w:lang w:eastAsia="ru-RU"/>
+        </w:rPr>
+        <w:t>fontsize</w:t>
+      </w:r>
+      <w:proofErr w:type="spellEnd"/>
       <w:r>
         <w:rPr>
           <w:rFonts w:ascii="Consolas" w:eastAsia="Times New Roman" w:hAnsi="Consolas" w:cs="Times New Roman"/>
@@ -21199,15 +25393,27 @@
           <w:lang w:val="en-US" w:eastAsia="ru-RU"/>
         </w:rPr>
       </w:pPr>
-      <w:r>
-        <w:rPr>
-          <w:rFonts w:ascii="Consolas" w:eastAsia="Times New Roman" w:hAnsi="Consolas" w:cs="Times New Roman"/>
-          <w:color w:val="FFFFFF"/>
-          <w:sz w:val="21"/>
-          <w:szCs w:val="21"/>
-          <w:lang w:val="en-US" w:eastAsia="ru-RU"/>
-        </w:rPr>
-        <w:t>plt.legend()</w:t>
+      <w:proofErr w:type="spellStart"/>
+      <w:r>
+        <w:rPr>
+          <w:rFonts w:ascii="Consolas" w:eastAsia="Times New Roman" w:hAnsi="Consolas" w:cs="Times New Roman"/>
+          <w:color w:val="FFFFFF"/>
+          <w:sz w:val="21"/>
+          <w:szCs w:val="21"/>
+          <w:lang w:val="en-US" w:eastAsia="ru-RU"/>
+        </w:rPr>
+        <w:t>plt.legend</w:t>
+      </w:r>
+      <w:proofErr w:type="spellEnd"/>
+      <w:r>
+        <w:rPr>
+          <w:rFonts w:ascii="Consolas" w:eastAsia="Times New Roman" w:hAnsi="Consolas" w:cs="Times New Roman"/>
+          <w:color w:val="FFFFFF"/>
+          <w:sz w:val="21"/>
+          <w:szCs w:val="21"/>
+          <w:lang w:val="en-US" w:eastAsia="ru-RU"/>
+        </w:rPr>
+        <w:t>()</w:t>
       </w:r>
     </w:p>
     <w:p>
@@ -21224,15 +25430,27 @@
           <w:lang w:val="en-US" w:eastAsia="ru-RU"/>
         </w:rPr>
       </w:pPr>
-      <w:r>
-        <w:rPr>
-          <w:rFonts w:ascii="Consolas" w:eastAsia="Times New Roman" w:hAnsi="Consolas" w:cs="Times New Roman"/>
-          <w:color w:val="FFFFFF"/>
-          <w:sz w:val="21"/>
-          <w:szCs w:val="21"/>
-          <w:lang w:val="en-US" w:eastAsia="ru-RU"/>
-        </w:rPr>
-        <w:t>plt.grid(True, alpha</w:t>
+      <w:proofErr w:type="spellStart"/>
+      <w:r>
+        <w:rPr>
+          <w:rFonts w:ascii="Consolas" w:eastAsia="Times New Roman" w:hAnsi="Consolas" w:cs="Times New Roman"/>
+          <w:color w:val="FFFFFF"/>
+          <w:sz w:val="21"/>
+          <w:szCs w:val="21"/>
+          <w:lang w:val="en-US" w:eastAsia="ru-RU"/>
+        </w:rPr>
+        <w:t>plt.grid</w:t>
+      </w:r>
+      <w:proofErr w:type="spellEnd"/>
+      <w:r>
+        <w:rPr>
+          <w:rFonts w:ascii="Consolas" w:eastAsia="Times New Roman" w:hAnsi="Consolas" w:cs="Times New Roman"/>
+          <w:color w:val="FFFFFF"/>
+          <w:sz w:val="21"/>
+          <w:szCs w:val="21"/>
+          <w:lang w:val="en-US" w:eastAsia="ru-RU"/>
+        </w:rPr>
+        <w:t>(True, alpha</w:t>
       </w:r>
       <w:r>
         <w:rPr>
@@ -21279,15 +25497,27 @@
           <w:lang w:val="en-US" w:eastAsia="ru-RU"/>
         </w:rPr>
       </w:pPr>
-      <w:r>
-        <w:rPr>
-          <w:rFonts w:ascii="Consolas" w:eastAsia="Times New Roman" w:hAnsi="Consolas" w:cs="Times New Roman"/>
-          <w:color w:val="FFFFFF"/>
-          <w:sz w:val="21"/>
-          <w:szCs w:val="21"/>
-          <w:lang w:val="en-US" w:eastAsia="ru-RU"/>
-        </w:rPr>
-        <w:t>plt.tight_layout()</w:t>
+      <w:proofErr w:type="spellStart"/>
+      <w:r>
+        <w:rPr>
+          <w:rFonts w:ascii="Consolas" w:eastAsia="Times New Roman" w:hAnsi="Consolas" w:cs="Times New Roman"/>
+          <w:color w:val="FFFFFF"/>
+          <w:sz w:val="21"/>
+          <w:szCs w:val="21"/>
+          <w:lang w:val="en-US" w:eastAsia="ru-RU"/>
+        </w:rPr>
+        <w:t>plt.tight_layout</w:t>
+      </w:r>
+      <w:proofErr w:type="spellEnd"/>
+      <w:r>
+        <w:rPr>
+          <w:rFonts w:ascii="Consolas" w:eastAsia="Times New Roman" w:hAnsi="Consolas" w:cs="Times New Roman"/>
+          <w:color w:val="FFFFFF"/>
+          <w:sz w:val="21"/>
+          <w:szCs w:val="21"/>
+          <w:lang w:val="en-US" w:eastAsia="ru-RU"/>
+        </w:rPr>
+        <w:t>()</w:t>
       </w:r>
     </w:p>
     <w:p>
@@ -21304,15 +25534,27 @@
           <w:lang w:val="en-US" w:eastAsia="ru-RU"/>
         </w:rPr>
       </w:pPr>
-      <w:r>
-        <w:rPr>
-          <w:rFonts w:ascii="Consolas" w:eastAsia="Times New Roman" w:hAnsi="Consolas" w:cs="Times New Roman"/>
-          <w:color w:val="FFFFFF"/>
-          <w:sz w:val="21"/>
-          <w:szCs w:val="21"/>
-          <w:lang w:val="en-US" w:eastAsia="ru-RU"/>
-        </w:rPr>
-        <w:t>plt.show()</w:t>
+      <w:proofErr w:type="spellStart"/>
+      <w:r>
+        <w:rPr>
+          <w:rFonts w:ascii="Consolas" w:eastAsia="Times New Roman" w:hAnsi="Consolas" w:cs="Times New Roman"/>
+          <w:color w:val="FFFFFF"/>
+          <w:sz w:val="21"/>
+          <w:szCs w:val="21"/>
+          <w:lang w:val="en-US" w:eastAsia="ru-RU"/>
+        </w:rPr>
+        <w:t>plt.show</w:t>
+      </w:r>
+      <w:proofErr w:type="spellEnd"/>
+      <w:r>
+        <w:rPr>
+          <w:rFonts w:ascii="Consolas" w:eastAsia="Times New Roman" w:hAnsi="Consolas" w:cs="Times New Roman"/>
+          <w:color w:val="FFFFFF"/>
+          <w:sz w:val="21"/>
+          <w:szCs w:val="21"/>
+          <w:lang w:val="en-US" w:eastAsia="ru-RU"/>
+        </w:rPr>
+        <w:t>()</w:t>
       </w:r>
     </w:p>
     <w:p>
@@ -21780,6 +26022,7 @@
           <w:lang w:eastAsia="ru-RU"/>
         </w:rPr>
       </w:pPr>
+      <w:proofErr w:type="spellStart"/>
       <w:r>
         <w:rPr>
           <w:rFonts w:ascii="Consolas" w:eastAsia="Times New Roman" w:hAnsi="Consolas" w:cs="Times New Roman"/>
@@ -21790,6 +26033,7 @@
         </w:rPr>
         <w:t>print</w:t>
       </w:r>
+      <w:proofErr w:type="spellEnd"/>
       <w:r>
         <w:rPr>
           <w:rFonts w:ascii="Consolas" w:eastAsia="Times New Roman" w:hAnsi="Consolas" w:cs="Times New Roman"/>
@@ -21818,7 +26062,18 @@
           <w:szCs w:val="21"/>
           <w:lang w:eastAsia="ru-RU"/>
         </w:rPr>
-        <w:t>\n</w:t>
+        <w:t>\</w:t>
+      </w:r>
+      <w:proofErr w:type="spellStart"/>
+      <w:r>
+        <w:rPr>
+          <w:rFonts w:ascii="Consolas" w:eastAsia="Times New Roman" w:hAnsi="Consolas" w:cs="Times New Roman"/>
+          <w:color w:val="A0A0A0"/>
+          <w:sz w:val="21"/>
+          <w:szCs w:val="21"/>
+          <w:lang w:eastAsia="ru-RU"/>
+        </w:rPr>
+        <w:t>n</w:t>
       </w:r>
       <w:r>
         <w:rPr>
@@ -21828,7 +26083,18 @@
           <w:szCs w:val="21"/>
           <w:lang w:eastAsia="ru-RU"/>
         </w:rPr>
-        <w:t>Состав в конце расчета (моль/м3):"</w:t>
+        <w:t>Состав</w:t>
+      </w:r>
+      <w:proofErr w:type="spellEnd"/>
+      <w:r>
+        <w:rPr>
+          <w:rFonts w:ascii="Consolas" w:eastAsia="Times New Roman" w:hAnsi="Consolas" w:cs="Times New Roman"/>
+          <w:color w:val="99FFE4"/>
+          <w:sz w:val="21"/>
+          <w:szCs w:val="21"/>
+          <w:lang w:eastAsia="ru-RU"/>
+        </w:rPr>
+        <w:t xml:space="preserve"> в конце расчета (моль/м3):"</w:t>
       </w:r>
       <w:r>
         <w:rPr>
@@ -22165,6 +26431,7 @@
         </w:rPr>
         <w:t>(</w:t>
       </w:r>
+      <w:proofErr w:type="spellStart"/>
       <w:r>
         <w:rPr>
           <w:rFonts w:ascii="Consolas" w:eastAsia="Times New Roman" w:hAnsi="Consolas" w:cs="Times New Roman"/>
@@ -22183,7 +26450,18 @@
           <w:szCs w:val="21"/>
           <w:lang w:val="en-US" w:eastAsia="ru-RU"/>
         </w:rPr>
-        <w:t>"CO:  </w:t>
+        <w:t>"CO</w:t>
+      </w:r>
+      <w:proofErr w:type="spellEnd"/>
+      <w:r>
+        <w:rPr>
+          <w:rFonts w:ascii="Consolas" w:eastAsia="Times New Roman" w:hAnsi="Consolas" w:cs="Times New Roman"/>
+          <w:color w:val="99FFE4"/>
+          <w:sz w:val="21"/>
+          <w:szCs w:val="21"/>
+          <w:lang w:val="en-US" w:eastAsia="ru-RU"/>
+        </w:rPr>
+        <w:t>:  </w:t>
       </w:r>
       <w:r>
         <w:rPr>
@@ -22195,15 +26473,27 @@
         </w:rPr>
         <w:t>{</w:t>
       </w:r>
-      <w:r>
-        <w:rPr>
-          <w:rFonts w:ascii="Consolas" w:eastAsia="Times New Roman" w:hAnsi="Consolas" w:cs="Times New Roman"/>
-          <w:color w:val="FFFFFF"/>
-          <w:sz w:val="21"/>
-          <w:szCs w:val="21"/>
-          <w:lang w:val="en-US" w:eastAsia="ru-RU"/>
-        </w:rPr>
-        <w:t>CO_sol[</w:t>
+      <w:proofErr w:type="spellStart"/>
+      <w:r>
+        <w:rPr>
+          <w:rFonts w:ascii="Consolas" w:eastAsia="Times New Roman" w:hAnsi="Consolas" w:cs="Times New Roman"/>
+          <w:color w:val="FFFFFF"/>
+          <w:sz w:val="21"/>
+          <w:szCs w:val="21"/>
+          <w:lang w:val="en-US" w:eastAsia="ru-RU"/>
+        </w:rPr>
+        <w:t>CO_sol</w:t>
+      </w:r>
+      <w:proofErr w:type="spellEnd"/>
+      <w:r>
+        <w:rPr>
+          <w:rFonts w:ascii="Consolas" w:eastAsia="Times New Roman" w:hAnsi="Consolas" w:cs="Times New Roman"/>
+          <w:color w:val="FFFFFF"/>
+          <w:sz w:val="21"/>
+          <w:szCs w:val="21"/>
+          <w:lang w:val="en-US" w:eastAsia="ru-RU"/>
+        </w:rPr>
+        <w:t>[</w:t>
       </w:r>
       <w:r>
         <w:rPr>

--- a/Lab7/Отчет_ЦМФХС_Лаб7_Неделько_КС20.docx
+++ b/Lab7/Отчет_ЦМФХС_Лаб7_Неделько_КС20.docx
@@ -6,7 +6,7 @@
       <w:pPr>
         <w:suppressAutoHyphens/>
         <w:spacing w:after="200" w:line="240" w:lineRule="auto"/>
-        <w:ind w:firstLine="340"/>
+        <w:ind w:firstLine="708"/>
         <w:jc w:val="center"/>
         <w:rPr>
           <w:rFonts w:eastAsia="Times New Roman" w:cs="Times New Roman"/>
@@ -420,26 +420,7 @@
           <w:lang w:eastAsia="ru-RU"/>
         </w:rPr>
         <w:tab/>
-      </w:r>
-      <w:proofErr w:type="spellStart"/>
-      <w:r>
-        <w:rPr>
-          <w:rFonts w:eastAsia="Times New Roman" w:cs="Times New Roman"/>
-          <w:color w:val="00000A"/>
-          <w:szCs w:val="28"/>
-          <w:lang w:eastAsia="ru-RU"/>
-        </w:rPr>
-        <w:t>Скичко</w:t>
-      </w:r>
-      <w:proofErr w:type="spellEnd"/>
-      <w:r>
-        <w:rPr>
-          <w:rFonts w:eastAsia="Times New Roman" w:cs="Times New Roman"/>
-          <w:color w:val="00000A"/>
-          <w:szCs w:val="28"/>
-          <w:lang w:eastAsia="ru-RU"/>
-        </w:rPr>
-        <w:t xml:space="preserve"> Е.А.</w:t>
+        <w:t>Скичко Е.А.</w:t>
       </w:r>
     </w:p>
     <w:p>
@@ -836,25 +817,7 @@
           <w:sz w:val="24"/>
           <w:szCs w:val="24"/>
         </w:rPr>
-        <w:t xml:space="preserve">Рассчитайте время </w:t>
-      </w:r>
-      <w:proofErr w:type="spellStart"/>
-      <w:r>
-        <w:rPr>
-          <w:rFonts w:cs="Times New Roman"/>
-          <w:sz w:val="24"/>
-          <w:szCs w:val="24"/>
-        </w:rPr>
-        <w:t>полупревращения</w:t>
-      </w:r>
-      <w:proofErr w:type="spellEnd"/>
-      <w:r>
-        <w:rPr>
-          <w:rFonts w:cs="Times New Roman"/>
-          <w:sz w:val="24"/>
-          <w:szCs w:val="24"/>
-        </w:rPr>
-        <w:t xml:space="preserve"> исходного вещества, а также его концентрацию и степень превращения в момент времени </w:t>
+        <w:t xml:space="preserve">Рассчитайте время полупревращения исходного вещества, а также его концентрацию и степень превращения в момент времени </w:t>
       </w:r>
       <w:r>
         <w:rPr>
@@ -2328,21 +2291,7 @@
         <w:rPr>
           <w:sz w:val="24"/>
         </w:rPr>
-        <w:t xml:space="preserve"> – последовательность стадий реакции, где участвующие вещества обозначены словами или знаками. A + B → C </w:t>
-      </w:r>
-      <w:proofErr w:type="spellStart"/>
-      <w:r>
-        <w:rPr>
-          <w:sz w:val="24"/>
-        </w:rPr>
-        <w:t>C</w:t>
-      </w:r>
-      <w:proofErr w:type="spellEnd"/>
-      <w:r>
-        <w:rPr>
-          <w:sz w:val="24"/>
-        </w:rPr>
-        <w:t xml:space="preserve"> → 2D</w:t>
+        <w:t xml:space="preserve"> – последовательность стадий реакции, где участвующие вещества обозначены словами или знаками. A + B → C C → 2D</w:t>
       </w:r>
     </w:p>
     <w:p>
@@ -2375,21 +2324,12 @@
           <w:sz w:val="20"/>
         </w:rPr>
       </w:pPr>
-      <w:proofErr w:type="spellStart"/>
       <w:r>
         <w:rPr>
           <w:sz w:val="24"/>
           <w:u w:val="single"/>
         </w:rPr>
-        <w:t>Молекулярность</w:t>
-      </w:r>
-      <w:proofErr w:type="spellEnd"/>
-      <w:r>
-        <w:rPr>
-          <w:sz w:val="24"/>
-          <w:u w:val="single"/>
-        </w:rPr>
-        <w:t xml:space="preserve"> </w:t>
+        <w:t xml:space="preserve">Молекулярность </w:t>
       </w:r>
       <w:r>
         <w:rPr>
@@ -2541,43 +2481,13 @@
           <w:sz w:val="24"/>
           <w:u w:val="single"/>
         </w:rPr>
-        <w:t>Скоростью реакции по i-</w:t>
-      </w:r>
-      <w:proofErr w:type="spellStart"/>
-      <w:r>
-        <w:rPr>
-          <w:sz w:val="24"/>
-          <w:u w:val="single"/>
-        </w:rPr>
-        <w:t>му</w:t>
-      </w:r>
-      <w:proofErr w:type="spellEnd"/>
-      <w:r>
-        <w:rPr>
-          <w:sz w:val="24"/>
-          <w:u w:val="single"/>
-        </w:rPr>
-        <w:t xml:space="preserve"> компоненту</w:t>
-      </w:r>
-      <w:r>
-        <w:rPr>
-          <w:sz w:val="24"/>
-        </w:rPr>
-        <w:t xml:space="preserve"> (скоростью образования или расходования </w:t>
-      </w:r>
-      <w:proofErr w:type="spellStart"/>
-      <w:r>
-        <w:rPr>
-          <w:sz w:val="24"/>
-        </w:rPr>
-        <w:t>iго</w:t>
-      </w:r>
-      <w:proofErr w:type="spellEnd"/>
-      <w:r>
-        <w:rPr>
-          <w:sz w:val="24"/>
-        </w:rPr>
-        <w:t xml:space="preserve"> компонента) называют изменение количества этого компонента в единицу времени в едини</w:t>
+        <w:t>Скоростью реакции по i-му компоненту</w:t>
+      </w:r>
+      <w:r>
+        <w:rPr>
+          <w:sz w:val="24"/>
+        </w:rPr>
+        <w:t xml:space="preserve"> (скоростью образования или расходования iго компонента) называют изменение количества этого компонента в единицу времени в едини</w:t>
       </w:r>
       <w:r>
         <w:rPr>
@@ -3317,21 +3227,7 @@
         <w:rPr>
           <w:sz w:val="24"/>
         </w:rPr>
-        <w:t>Например, реакции горения, с выпадением осадка, выделением газа из (</w:t>
-      </w:r>
-      <w:proofErr w:type="spellStart"/>
-      <w:r>
-        <w:rPr>
-          <w:sz w:val="24"/>
-        </w:rPr>
-        <w:t>тв</w:t>
-      </w:r>
-      <w:proofErr w:type="spellEnd"/>
-      <w:r>
-        <w:rPr>
-          <w:sz w:val="24"/>
-        </w:rPr>
-        <w:t>) или (ж). С точки зрения статистической физики все реакции являются обратимыми.</w:t>
+        <w:t>Например, реакции горения, с выпадением осадка, выделением газа из (тв) или (ж). С точки зрения статистической физики все реакции являются обратимыми.</w:t>
       </w:r>
     </w:p>
     <w:p>
@@ -3579,23 +3475,7 @@
           <w:sz w:val="24"/>
           <w:szCs w:val="24"/>
         </w:rPr>
-        <w:t xml:space="preserve">Скорость реакции в каждый момент времени пропорциональна произведению концентраций реагирующих веществ, возведенных в некоторые степени (закон действующих масс </w:t>
-      </w:r>
-      <w:proofErr w:type="spellStart"/>
-      <w:r>
-        <w:rPr>
-          <w:sz w:val="24"/>
-          <w:szCs w:val="24"/>
-        </w:rPr>
-        <w:t>Гульдберга-Вааге</w:t>
-      </w:r>
-      <w:proofErr w:type="spellEnd"/>
-      <w:r>
-        <w:rPr>
-          <w:sz w:val="24"/>
-          <w:szCs w:val="24"/>
-        </w:rPr>
-        <w:t>)</w:t>
+        <w:t>Скорость реакции в каждый момент времени пропорциональна произведению концентраций реагирующих веществ, возведенных в некоторые степени (закон действующих масс Гульдберга-Вааге)</w:t>
       </w:r>
     </w:p>
     <w:p/>
@@ -3936,21 +3816,7 @@
         <w:rPr>
           <w:sz w:val="24"/>
         </w:rPr>
-        <w:t xml:space="preserve">Найдем время </w:t>
-      </w:r>
-      <w:proofErr w:type="spellStart"/>
-      <w:r>
-        <w:rPr>
-          <w:sz w:val="24"/>
-        </w:rPr>
-        <w:t>полупревращения</w:t>
-      </w:r>
-      <w:proofErr w:type="spellEnd"/>
-      <w:r>
-        <w:rPr>
-          <w:sz w:val="24"/>
-        </w:rPr>
-        <w:t>, то есть, время, за которое превратится половина исходного количества реагента:</w:t>
+        <w:t>Найдем время полупревращения, то есть, время, за которое превратится половина исходного количества реагента:</w:t>
       </w:r>
       <w:r>
         <w:rPr>
@@ -4294,16 +4160,8 @@
         <w:rPr>
           <w:sz w:val="24"/>
         </w:rPr>
-        <w:t xml:space="preserve">4) Метод избытка (изоляции). Все реагенты, кроме одного, берутся в избытке (тогда по ним можно считать нулевой порядок). Определяется </w:t>
-      </w:r>
-      <w:proofErr w:type="spellStart"/>
-      <w:r>
-        <w:rPr>
-          <w:sz w:val="24"/>
-        </w:rPr>
-        <w:t>частн</w:t>
-      </w:r>
-      <w:proofErr w:type="spellEnd"/>
+        <w:t>4) Метод избытка (изоляции). Все реагенты, кроме одного, берутся в избытке (тогда по ним можно считать нулевой порядок). Определяется частн</w:t>
+      </w:r>
       <w:r>
         <w:rPr>
           <w:noProof/>
@@ -4311,33 +4169,11 @@
         </w:rPr>
         <w:t xml:space="preserve"> </w:t>
       </w:r>
-      <w:proofErr w:type="spellStart"/>
-      <w:r>
-        <w:rPr>
-          <w:sz w:val="24"/>
-        </w:rPr>
-        <w:t>ый</w:t>
-      </w:r>
-      <w:proofErr w:type="spellEnd"/>
-      <w:r>
-        <w:rPr>
-          <w:sz w:val="24"/>
-        </w:rPr>
-        <w:t xml:space="preserve"> порядок по оставшемуся </w:t>
-      </w:r>
-      <w:proofErr w:type="spellStart"/>
-      <w:r>
-        <w:rPr>
-          <w:sz w:val="24"/>
-        </w:rPr>
-        <w:t>регаенту</w:t>
-      </w:r>
-      <w:proofErr w:type="spellEnd"/>
-      <w:r>
-        <w:rPr>
-          <w:sz w:val="24"/>
-        </w:rPr>
-        <w:t>.</w:t>
+      <w:r>
+        <w:rPr>
+          <w:sz w:val="24"/>
+        </w:rPr>
+        <w:t>ый порядок по оставшемуся регаенту.</w:t>
       </w:r>
       <w:r>
         <w:br/>
@@ -4544,21 +4380,7 @@
         <w:rPr>
           <w:sz w:val="24"/>
         </w:rPr>
-        <w:t xml:space="preserve">В нестационарных закрытых системах (колба) нет обмена веществом с окружающей средой. Поэтому, в случае однородного распределения вещества по реактору, для изотермического случая, имеем, что в каждой точке пространства в некоторый момент времени концентрация i-го вещества постоянна. То есть, </w:t>
-      </w:r>
-      <w:proofErr w:type="spellStart"/>
-      <w:r>
-        <w:rPr>
-          <w:sz w:val="24"/>
-        </w:rPr>
-        <w:t>Ck</w:t>
-      </w:r>
-      <w:proofErr w:type="spellEnd"/>
-      <w:r>
-        <w:rPr>
-          <w:sz w:val="24"/>
-        </w:rPr>
-        <w:t xml:space="preserve"> = f(t). Поэтому, система уравнений изменения концентрации компонентов есть система обыкновенных дифференциальных уравнений</w:t>
+        <w:t>В нестационарных закрытых системах (колба) нет обмена веществом с окружающей средой. Поэтому, в случае однородного распределения вещества по реактору, для изотермического случая, имеем, что в каждой точке пространства в некоторый момент времени концентрация i-го вещества постоянна. То есть, Ck = f(t). Поэтому, система уравнений изменения концентрации компонентов есть система обыкновенных дифференциальных уравнений</w:t>
       </w:r>
     </w:p>
     <w:p>
@@ -4587,72 +4409,33 @@
           <w:sz w:val="24"/>
           <w:u w:val="single"/>
         </w:rPr>
-        <w:t xml:space="preserve">Прямая задача </w:t>
-      </w:r>
-      <w:proofErr w:type="spellStart"/>
+        <w:t>Прямая задача х.к.</w:t>
+      </w:r>
+      <w:r>
+        <w:rPr>
+          <w:sz w:val="24"/>
+        </w:rPr>
+        <w:t xml:space="preserve"> – по известным кинетическим параметрам найти значения концентрации в разные моменты времени (или при разных условиях реакции). </w:t>
+      </w:r>
+    </w:p>
+    <w:p>
+      <w:pPr>
+        <w:rPr>
+          <w:sz w:val="24"/>
+        </w:rPr>
+      </w:pPr>
       <w:r>
         <w:rPr>
           <w:sz w:val="24"/>
           <w:u w:val="single"/>
         </w:rPr>
-        <w:t>х.к</w:t>
-      </w:r>
-      <w:proofErr w:type="spellEnd"/>
-      <w:r>
-        <w:rPr>
-          <w:sz w:val="24"/>
-          <w:u w:val="single"/>
-        </w:rPr>
-        <w:t>.</w:t>
-      </w:r>
-      <w:r>
-        <w:rPr>
-          <w:sz w:val="24"/>
-        </w:rPr>
-        <w:t xml:space="preserve"> – по известным кинетическим параметрам найти значения концентрации в разные моменты времени (или при разных условиях реакции). </w:t>
-      </w:r>
-    </w:p>
-    <w:p>
-      <w:pPr>
-        <w:rPr>
-          <w:sz w:val="24"/>
-        </w:rPr>
-      </w:pPr>
-      <w:r>
-        <w:rPr>
-          <w:sz w:val="24"/>
-          <w:u w:val="single"/>
-        </w:rPr>
-        <w:t xml:space="preserve">Обратная задача </w:t>
-      </w:r>
-      <w:proofErr w:type="spellStart"/>
-      <w:r>
-        <w:rPr>
-          <w:sz w:val="24"/>
-          <w:u w:val="single"/>
-        </w:rPr>
-        <w:t>х.к</w:t>
-      </w:r>
-      <w:proofErr w:type="spellEnd"/>
-      <w:r>
-        <w:rPr>
-          <w:sz w:val="24"/>
-        </w:rPr>
-        <w:t xml:space="preserve">. – по известным кинетическим кривым (или по известным </w:t>
-      </w:r>
-      <w:proofErr w:type="spellStart"/>
-      <w:r>
-        <w:rPr>
-          <w:sz w:val="24"/>
-        </w:rPr>
-        <w:t>значенияим</w:t>
-      </w:r>
-      <w:proofErr w:type="spellEnd"/>
-      <w:r>
-        <w:rPr>
-          <w:sz w:val="24"/>
-        </w:rPr>
-        <w:t xml:space="preserve"> концентрации при разных условиях реакции) найти неизвестные кинетические параметры. Имеет за исключением простейших случаев неединственное решение.</w:t>
+        <w:t>Обратная задача х.к</w:t>
+      </w:r>
+      <w:r>
+        <w:rPr>
+          <w:sz w:val="24"/>
+        </w:rPr>
+        <w:t>. – по известным кинетическим кривым (или по известным значенияим концентрации при разных условиях реакции) найти неизвестные кинетические параметры. Имеет за исключением простейших случаев неединственное решение.</w:t>
       </w:r>
     </w:p>
     <w:p>
@@ -5530,7 +5313,6 @@
         </w:rPr>
         <w:t xml:space="preserve">Выразить </w:t>
       </w:r>
-      <w:proofErr w:type="spellStart"/>
       <w:r>
         <w:rPr>
           <w:sz w:val="24"/>
@@ -5546,7 +5328,6 @@
         </w:rPr>
         <w:t>A</w:t>
       </w:r>
-      <w:proofErr w:type="spellEnd"/>
       <w:r>
         <w:rPr>
           <w:sz w:val="24"/>
@@ -5578,7 +5359,6 @@
         </w:rPr>
         <w:t xml:space="preserve">Рассчитать концентрацию реагента </w:t>
       </w:r>
-      <w:proofErr w:type="spellStart"/>
       <w:r>
         <w:rPr>
           <w:sz w:val="24"/>
@@ -5594,7 +5374,6 @@
         </w:rPr>
         <w:t>A</w:t>
       </w:r>
-      <w:proofErr w:type="spellEnd"/>
       <w:r>
         <w:rPr>
           <w:sz w:val="24"/>
@@ -5717,21 +5496,7 @@
         <w:rPr>
           <w:sz w:val="24"/>
         </w:rPr>
-        <w:t xml:space="preserve">Рассчитать время </w:t>
-      </w:r>
-      <w:proofErr w:type="spellStart"/>
-      <w:r>
-        <w:rPr>
-          <w:sz w:val="24"/>
-        </w:rPr>
-        <w:t>полупревращения</w:t>
-      </w:r>
-      <w:proofErr w:type="spellEnd"/>
-      <w:r>
-        <w:rPr>
-          <w:sz w:val="24"/>
-        </w:rPr>
-        <w:t xml:space="preserve">, концентрацию в момент </w:t>
+        <w:t xml:space="preserve">Рассчитать время полупревращения, концентрацию в момент </w:t>
       </w:r>
       <w:r>
         <w:rPr>
@@ -5788,21 +5553,7 @@
         <w:rPr>
           <w:sz w:val="24"/>
         </w:rPr>
-        <w:t xml:space="preserve">Обозначить реагенты и продукты реакций </w:t>
-      </w:r>
-      <w:proofErr w:type="spellStart"/>
-      <w:r>
-        <w:rPr>
-          <w:sz w:val="24"/>
-        </w:rPr>
-        <w:t>символьно</w:t>
-      </w:r>
-      <w:proofErr w:type="spellEnd"/>
-      <w:r>
-        <w:rPr>
-          <w:sz w:val="24"/>
-        </w:rPr>
-        <w:t xml:space="preserve"> (А,В,С,</w:t>
+        <w:t>Обозначить реагенты и продукты реакций символьно (А,В,С,</w:t>
       </w:r>
       <w:r>
         <w:rPr>
@@ -6265,7 +6016,6 @@
         </w:rPr>
         <w:t xml:space="preserve">Реагент: </w:t>
       </w:r>
-      <w:proofErr w:type="spellStart"/>
       <w:r>
         <w:rPr>
           <w:sz w:val="24"/>
@@ -6280,7 +6030,6 @@
         </w:rPr>
         <w:t>OCl</w:t>
       </w:r>
-      <w:proofErr w:type="spellEnd"/>
     </w:p>
     <w:p>
       <w:pPr>
@@ -6969,14 +6718,14 @@
           <w:sz w:val="24"/>
           <w:lang w:val="en-US"/>
         </w:rPr>
-        <w:t>NO</w:t>
-      </w:r>
-      <w:r>
-        <w:rPr>
-          <w:sz w:val="24"/>
-          <w:vertAlign w:val="subscript"/>
-        </w:rPr>
-        <w:t>2</w:t>
+        <w:t>N</w:t>
+      </w:r>
+      <w:r>
+        <w:rPr>
+          <w:sz w:val="24"/>
+          <w:lang w:val="en-US"/>
+        </w:rPr>
+        <w:t>OCl</w:t>
       </w:r>
       <w:r>
         <w:rPr>
@@ -7047,6 +6796,24 @@
             </wp14:sizeRelV>
           </wp:anchor>
         </w:drawing>
+      </w:r>
+      <w:r>
+        <w:rPr>
+          <w:sz w:val="24"/>
+        </w:rPr>
+        <w:tab/>
+      </w:r>
+      <w:r>
+        <w:rPr>
+          <w:sz w:val="24"/>
+        </w:rPr>
+        <w:tab/>
+      </w:r>
+      <w:r>
+        <w:rPr>
+          <w:sz w:val="24"/>
+        </w:rPr>
+        <w:tab/>
       </w:r>
     </w:p>
     <w:p>
@@ -7359,29 +7126,7 @@
           <w:szCs w:val="21"/>
           <w:lang w:val="en-US" w:eastAsia="ru-RU"/>
         </w:rPr>
-        <w:t xml:space="preserve"> </w:t>
-      </w:r>
-      <w:proofErr w:type="spellStart"/>
-      <w:r>
-        <w:rPr>
-          <w:rFonts w:ascii="Consolas" w:eastAsia="Times New Roman" w:hAnsi="Consolas" w:cs="Times New Roman"/>
-          <w:color w:val="FFFFFF"/>
-          <w:sz w:val="21"/>
-          <w:szCs w:val="21"/>
-          <w:lang w:val="en-US" w:eastAsia="ru-RU"/>
-        </w:rPr>
-        <w:t>numpy</w:t>
-      </w:r>
-      <w:proofErr w:type="spellEnd"/>
-      <w:r>
-        <w:rPr>
-          <w:rFonts w:ascii="Consolas" w:eastAsia="Times New Roman" w:hAnsi="Consolas" w:cs="Times New Roman"/>
-          <w:color w:val="FFFFFF"/>
-          <w:sz w:val="21"/>
-          <w:szCs w:val="21"/>
-          <w:lang w:val="en-US" w:eastAsia="ru-RU"/>
-        </w:rPr>
-        <w:t xml:space="preserve"> </w:t>
+        <w:t xml:space="preserve"> numpy </w:t>
       </w:r>
       <w:r>
         <w:rPr>
@@ -7436,29 +7181,7 @@
           <w:szCs w:val="21"/>
           <w:lang w:val="en-US" w:eastAsia="ru-RU"/>
         </w:rPr>
-        <w:t xml:space="preserve"> </w:t>
-      </w:r>
-      <w:proofErr w:type="spellStart"/>
-      <w:r>
-        <w:rPr>
-          <w:rFonts w:ascii="Consolas" w:eastAsia="Times New Roman" w:hAnsi="Consolas" w:cs="Times New Roman"/>
-          <w:color w:val="FFFFFF"/>
-          <w:sz w:val="21"/>
-          <w:szCs w:val="21"/>
-          <w:lang w:val="en-US" w:eastAsia="ru-RU"/>
-        </w:rPr>
-        <w:t>matplotlib.pyplot</w:t>
-      </w:r>
-      <w:proofErr w:type="spellEnd"/>
-      <w:r>
-        <w:rPr>
-          <w:rFonts w:ascii="Consolas" w:eastAsia="Times New Roman" w:hAnsi="Consolas" w:cs="Times New Roman"/>
-          <w:color w:val="FFFFFF"/>
-          <w:sz w:val="21"/>
-          <w:szCs w:val="21"/>
-          <w:lang w:val="en-US" w:eastAsia="ru-RU"/>
-        </w:rPr>
-        <w:t xml:space="preserve"> </w:t>
+        <w:t xml:space="preserve"> matplotlib.pyplot </w:t>
       </w:r>
       <w:r>
         <w:rPr>
@@ -7478,20 +7201,8 @@
           <w:szCs w:val="21"/>
           <w:lang w:val="en-US" w:eastAsia="ru-RU"/>
         </w:rPr>
-        <w:t xml:space="preserve"> </w:t>
-      </w:r>
-      <w:proofErr w:type="spellStart"/>
-      <w:r>
-        <w:rPr>
-          <w:rFonts w:ascii="Consolas" w:eastAsia="Times New Roman" w:hAnsi="Consolas" w:cs="Times New Roman"/>
-          <w:color w:val="FFFFFF"/>
-          <w:sz w:val="21"/>
-          <w:szCs w:val="21"/>
-          <w:lang w:val="en-US" w:eastAsia="ru-RU"/>
-        </w:rPr>
-        <w:t>plt</w:t>
-      </w:r>
-      <w:proofErr w:type="spellEnd"/>
+        <w:t xml:space="preserve"> plt</w:t>
+      </w:r>
     </w:p>
     <w:p>
       <w:pPr>
@@ -7525,29 +7236,7 @@
           <w:szCs w:val="21"/>
           <w:lang w:val="en-US" w:eastAsia="ru-RU"/>
         </w:rPr>
-        <w:t xml:space="preserve"> </w:t>
-      </w:r>
-      <w:proofErr w:type="spellStart"/>
-      <w:r>
-        <w:rPr>
-          <w:rFonts w:ascii="Consolas" w:eastAsia="Times New Roman" w:hAnsi="Consolas" w:cs="Times New Roman"/>
-          <w:color w:val="FFFFFF"/>
-          <w:sz w:val="21"/>
-          <w:szCs w:val="21"/>
-          <w:lang w:val="en-US" w:eastAsia="ru-RU"/>
-        </w:rPr>
-        <w:t>scipy</w:t>
-      </w:r>
-      <w:proofErr w:type="spellEnd"/>
-      <w:r>
-        <w:rPr>
-          <w:rFonts w:ascii="Consolas" w:eastAsia="Times New Roman" w:hAnsi="Consolas" w:cs="Times New Roman"/>
-          <w:color w:val="FFFFFF"/>
-          <w:sz w:val="21"/>
-          <w:szCs w:val="21"/>
-          <w:lang w:val="en-US" w:eastAsia="ru-RU"/>
-        </w:rPr>
-        <w:t xml:space="preserve"> </w:t>
+        <w:t xml:space="preserve"> scipy </w:t>
       </w:r>
       <w:r>
         <w:rPr>
@@ -7719,27 +7408,15 @@
           <w:lang w:val="en-US" w:eastAsia="ru-RU"/>
         </w:rPr>
       </w:pPr>
-      <w:proofErr w:type="spellStart"/>
-      <w:r>
-        <w:rPr>
-          <w:rFonts w:ascii="Consolas" w:eastAsia="Times New Roman" w:hAnsi="Consolas" w:cs="Times New Roman"/>
-          <w:color w:val="FFFFFF"/>
-          <w:sz w:val="21"/>
-          <w:szCs w:val="21"/>
-          <w:lang w:val="en-US" w:eastAsia="ru-RU"/>
-        </w:rPr>
-        <w:t>T_target</w:t>
-      </w:r>
-      <w:proofErr w:type="spellEnd"/>
-      <w:r>
-        <w:rPr>
-          <w:rFonts w:ascii="Consolas" w:eastAsia="Times New Roman" w:hAnsi="Consolas" w:cs="Times New Roman"/>
-          <w:color w:val="FFFFFF"/>
-          <w:sz w:val="21"/>
-          <w:szCs w:val="21"/>
-          <w:lang w:val="en-US" w:eastAsia="ru-RU"/>
-        </w:rPr>
-        <w:t xml:space="preserve"> </w:t>
+      <w:r>
+        <w:rPr>
+          <w:rFonts w:ascii="Consolas" w:eastAsia="Times New Roman" w:hAnsi="Consolas" w:cs="Times New Roman"/>
+          <w:color w:val="FFFFFF"/>
+          <w:sz w:val="21"/>
+          <w:szCs w:val="21"/>
+          <w:lang w:val="en-US" w:eastAsia="ru-RU"/>
+        </w:rPr>
+        <w:t xml:space="preserve">T_target </w:t>
       </w:r>
       <w:r>
         <w:rPr>
@@ -7786,27 +7463,15 @@
           <w:lang w:val="en-US" w:eastAsia="ru-RU"/>
         </w:rPr>
       </w:pPr>
-      <w:proofErr w:type="spellStart"/>
-      <w:r>
-        <w:rPr>
-          <w:rFonts w:ascii="Consolas" w:eastAsia="Times New Roman" w:hAnsi="Consolas" w:cs="Times New Roman"/>
-          <w:color w:val="FFFFFF"/>
-          <w:sz w:val="21"/>
-          <w:szCs w:val="21"/>
-          <w:lang w:val="en-US" w:eastAsia="ru-RU"/>
-        </w:rPr>
-        <w:t>R_const</w:t>
-      </w:r>
-      <w:proofErr w:type="spellEnd"/>
-      <w:r>
-        <w:rPr>
-          <w:rFonts w:ascii="Consolas" w:eastAsia="Times New Roman" w:hAnsi="Consolas" w:cs="Times New Roman"/>
-          <w:color w:val="FFFFFF"/>
-          <w:sz w:val="21"/>
-          <w:szCs w:val="21"/>
-          <w:lang w:val="en-US" w:eastAsia="ru-RU"/>
-        </w:rPr>
-        <w:t xml:space="preserve"> </w:t>
+      <w:r>
+        <w:rPr>
+          <w:rFonts w:ascii="Consolas" w:eastAsia="Times New Roman" w:hAnsi="Consolas" w:cs="Times New Roman"/>
+          <w:color w:val="FFFFFF"/>
+          <w:sz w:val="21"/>
+          <w:szCs w:val="21"/>
+          <w:lang w:val="en-US" w:eastAsia="ru-RU"/>
+        </w:rPr>
+        <w:t xml:space="preserve">R_const </w:t>
       </w:r>
       <w:r>
         <w:rPr>
@@ -7853,27 +7518,15 @@
           <w:lang w:val="en-US" w:eastAsia="ru-RU"/>
         </w:rPr>
       </w:pPr>
-      <w:proofErr w:type="spellStart"/>
-      <w:r>
-        <w:rPr>
-          <w:rFonts w:ascii="Consolas" w:eastAsia="Times New Roman" w:hAnsi="Consolas" w:cs="Times New Roman"/>
-          <w:color w:val="FFFFFF"/>
-          <w:sz w:val="21"/>
-          <w:szCs w:val="21"/>
-          <w:lang w:val="en-US" w:eastAsia="ru-RU"/>
-        </w:rPr>
-        <w:t>p_init</w:t>
-      </w:r>
-      <w:proofErr w:type="spellEnd"/>
-      <w:r>
-        <w:rPr>
-          <w:rFonts w:ascii="Consolas" w:eastAsia="Times New Roman" w:hAnsi="Consolas" w:cs="Times New Roman"/>
-          <w:color w:val="FFFFFF"/>
-          <w:sz w:val="21"/>
-          <w:szCs w:val="21"/>
-          <w:lang w:val="en-US" w:eastAsia="ru-RU"/>
-        </w:rPr>
-        <w:t xml:space="preserve"> </w:t>
+      <w:r>
+        <w:rPr>
+          <w:rFonts w:ascii="Consolas" w:eastAsia="Times New Roman" w:hAnsi="Consolas" w:cs="Times New Roman"/>
+          <w:color w:val="FFFFFF"/>
+          <w:sz w:val="21"/>
+          <w:szCs w:val="21"/>
+          <w:lang w:val="en-US" w:eastAsia="ru-RU"/>
+        </w:rPr>
+        <w:t xml:space="preserve">p_init </w:t>
       </w:r>
       <w:r>
         <w:rPr>
@@ -7935,27 +7588,15 @@
           <w:lang w:val="en-US" w:eastAsia="ru-RU"/>
         </w:rPr>
       </w:pPr>
-      <w:proofErr w:type="spellStart"/>
-      <w:r>
-        <w:rPr>
-          <w:rFonts w:ascii="Consolas" w:eastAsia="Times New Roman" w:hAnsi="Consolas" w:cs="Times New Roman"/>
-          <w:color w:val="FFFFFF"/>
-          <w:sz w:val="21"/>
-          <w:szCs w:val="21"/>
-          <w:lang w:val="en-US" w:eastAsia="ru-RU"/>
-        </w:rPr>
-        <w:t>t_val</w:t>
-      </w:r>
-      <w:proofErr w:type="spellEnd"/>
-      <w:r>
-        <w:rPr>
-          <w:rFonts w:ascii="Consolas" w:eastAsia="Times New Roman" w:hAnsi="Consolas" w:cs="Times New Roman"/>
-          <w:color w:val="FFFFFF"/>
-          <w:sz w:val="21"/>
-          <w:szCs w:val="21"/>
-          <w:lang w:val="en-US" w:eastAsia="ru-RU"/>
-        </w:rPr>
-        <w:t xml:space="preserve"> </w:t>
+      <w:r>
+        <w:rPr>
+          <w:rFonts w:ascii="Consolas" w:eastAsia="Times New Roman" w:hAnsi="Consolas" w:cs="Times New Roman"/>
+          <w:color w:val="FFFFFF"/>
+          <w:sz w:val="21"/>
+          <w:szCs w:val="21"/>
+          <w:lang w:val="en-US" w:eastAsia="ru-RU"/>
+        </w:rPr>
+        <w:t xml:space="preserve">t_val </w:t>
       </w:r>
       <w:r>
         <w:rPr>
@@ -7975,29 +7616,7 @@
           <w:szCs w:val="21"/>
           <w:lang w:val="en-US" w:eastAsia="ru-RU"/>
         </w:rPr>
-        <w:t xml:space="preserve"> </w:t>
-      </w:r>
-      <w:proofErr w:type="spellStart"/>
-      <w:r>
-        <w:rPr>
-          <w:rFonts w:ascii="Consolas" w:eastAsia="Times New Roman" w:hAnsi="Consolas" w:cs="Times New Roman"/>
-          <w:color w:val="FFFFFF"/>
-          <w:sz w:val="21"/>
-          <w:szCs w:val="21"/>
-          <w:lang w:val="en-US" w:eastAsia="ru-RU"/>
-        </w:rPr>
-        <w:t>np.array</w:t>
-      </w:r>
-      <w:proofErr w:type="spellEnd"/>
-      <w:r>
-        <w:rPr>
-          <w:rFonts w:ascii="Consolas" w:eastAsia="Times New Roman" w:hAnsi="Consolas" w:cs="Times New Roman"/>
-          <w:color w:val="FFFFFF"/>
-          <w:sz w:val="21"/>
-          <w:szCs w:val="21"/>
-          <w:lang w:val="en-US" w:eastAsia="ru-RU"/>
-        </w:rPr>
-        <w:t>([</w:t>
+        <w:t xml:space="preserve"> np.array([</w:t>
       </w:r>
       <w:r>
         <w:rPr>
@@ -8154,27 +7773,15 @@
           <w:lang w:val="en-US" w:eastAsia="ru-RU"/>
         </w:rPr>
       </w:pPr>
-      <w:proofErr w:type="spellStart"/>
-      <w:r>
-        <w:rPr>
-          <w:rFonts w:ascii="Consolas" w:eastAsia="Times New Roman" w:hAnsi="Consolas" w:cs="Times New Roman"/>
-          <w:color w:val="FFFFFF"/>
-          <w:sz w:val="21"/>
-          <w:szCs w:val="21"/>
-          <w:lang w:val="en-US" w:eastAsia="ru-RU"/>
-        </w:rPr>
-        <w:t>p_total</w:t>
-      </w:r>
-      <w:proofErr w:type="spellEnd"/>
-      <w:r>
-        <w:rPr>
-          <w:rFonts w:ascii="Consolas" w:eastAsia="Times New Roman" w:hAnsi="Consolas" w:cs="Times New Roman"/>
-          <w:color w:val="FFFFFF"/>
-          <w:sz w:val="21"/>
-          <w:szCs w:val="21"/>
-          <w:lang w:val="en-US" w:eastAsia="ru-RU"/>
-        </w:rPr>
-        <w:t xml:space="preserve"> </w:t>
+      <w:r>
+        <w:rPr>
+          <w:rFonts w:ascii="Consolas" w:eastAsia="Times New Roman" w:hAnsi="Consolas" w:cs="Times New Roman"/>
+          <w:color w:val="FFFFFF"/>
+          <w:sz w:val="21"/>
+          <w:szCs w:val="21"/>
+          <w:lang w:val="en-US" w:eastAsia="ru-RU"/>
+        </w:rPr>
+        <w:t xml:space="preserve">p_total </w:t>
       </w:r>
       <w:r>
         <w:rPr>
@@ -8194,29 +7801,7 @@
           <w:szCs w:val="21"/>
           <w:lang w:val="en-US" w:eastAsia="ru-RU"/>
         </w:rPr>
-        <w:t xml:space="preserve"> </w:t>
-      </w:r>
-      <w:proofErr w:type="spellStart"/>
-      <w:r>
-        <w:rPr>
-          <w:rFonts w:ascii="Consolas" w:eastAsia="Times New Roman" w:hAnsi="Consolas" w:cs="Times New Roman"/>
-          <w:color w:val="FFFFFF"/>
-          <w:sz w:val="21"/>
-          <w:szCs w:val="21"/>
-          <w:lang w:val="en-US" w:eastAsia="ru-RU"/>
-        </w:rPr>
-        <w:t>np.array</w:t>
-      </w:r>
-      <w:proofErr w:type="spellEnd"/>
-      <w:r>
-        <w:rPr>
-          <w:rFonts w:ascii="Consolas" w:eastAsia="Times New Roman" w:hAnsi="Consolas" w:cs="Times New Roman"/>
-          <w:color w:val="FFFFFF"/>
-          <w:sz w:val="21"/>
-          <w:szCs w:val="21"/>
-          <w:lang w:val="en-US" w:eastAsia="ru-RU"/>
-        </w:rPr>
-        <w:t>([</w:t>
+        <w:t xml:space="preserve"> np.array([</w:t>
       </w:r>
       <w:r>
         <w:rPr>
@@ -8388,18 +7973,26 @@
           <w:lang w:val="en-US" w:eastAsia="ru-RU"/>
         </w:rPr>
       </w:pPr>
-      <w:proofErr w:type="spellStart"/>
-      <w:r>
-        <w:rPr>
-          <w:rFonts w:ascii="Consolas" w:eastAsia="Times New Roman" w:hAnsi="Consolas" w:cs="Times New Roman"/>
-          <w:color w:val="FFFFFF"/>
-          <w:sz w:val="21"/>
-          <w:szCs w:val="21"/>
-          <w:lang w:val="en-US" w:eastAsia="ru-RU"/>
-        </w:rPr>
-        <w:t>pA_val</w:t>
-      </w:r>
-      <w:proofErr w:type="spellEnd"/>
+      <w:r>
+        <w:rPr>
+          <w:rFonts w:ascii="Consolas" w:eastAsia="Times New Roman" w:hAnsi="Consolas" w:cs="Times New Roman"/>
+          <w:color w:val="FFFFFF"/>
+          <w:sz w:val="21"/>
+          <w:szCs w:val="21"/>
+          <w:lang w:val="en-US" w:eastAsia="ru-RU"/>
+        </w:rPr>
+        <w:t xml:space="preserve">pA_val </w:t>
+      </w:r>
+      <w:r>
+        <w:rPr>
+          <w:rFonts w:ascii="Consolas" w:eastAsia="Times New Roman" w:hAnsi="Consolas" w:cs="Times New Roman"/>
+          <w:color w:val="A0A0A0"/>
+          <w:sz w:val="21"/>
+          <w:szCs w:val="21"/>
+          <w:lang w:val="en-US" w:eastAsia="ru-RU"/>
+        </w:rPr>
+        <w:t>=</w:t>
+      </w:r>
       <w:r>
         <w:rPr>
           <w:rFonts w:ascii="Consolas" w:eastAsia="Times New Roman" w:hAnsi="Consolas" w:cs="Times New Roman"/>
@@ -8413,12 +8006,12 @@
       <w:r>
         <w:rPr>
           <w:rFonts w:ascii="Consolas" w:eastAsia="Times New Roman" w:hAnsi="Consolas" w:cs="Times New Roman"/>
-          <w:color w:val="A0A0A0"/>
-          <w:sz w:val="21"/>
-          <w:szCs w:val="21"/>
-          <w:lang w:val="en-US" w:eastAsia="ru-RU"/>
-        </w:rPr>
-        <w:t>=</w:t>
+          <w:color w:val="FFC799"/>
+          <w:sz w:val="21"/>
+          <w:szCs w:val="21"/>
+          <w:lang w:val="en-US" w:eastAsia="ru-RU"/>
+        </w:rPr>
+        <w:t>3</w:t>
       </w:r>
       <w:r>
         <w:rPr>
@@ -8433,12 +8026,52 @@
       <w:r>
         <w:rPr>
           <w:rFonts w:ascii="Consolas" w:eastAsia="Times New Roman" w:hAnsi="Consolas" w:cs="Times New Roman"/>
+          <w:color w:val="A0A0A0"/>
+          <w:sz w:val="21"/>
+          <w:szCs w:val="21"/>
+          <w:lang w:val="en-US" w:eastAsia="ru-RU"/>
+        </w:rPr>
+        <w:t>*</w:t>
+      </w:r>
+      <w:r>
+        <w:rPr>
+          <w:rFonts w:ascii="Consolas" w:eastAsia="Times New Roman" w:hAnsi="Consolas" w:cs="Times New Roman"/>
+          <w:color w:val="FFFFFF"/>
+          <w:sz w:val="21"/>
+          <w:szCs w:val="21"/>
+          <w:lang w:val="en-US" w:eastAsia="ru-RU"/>
+        </w:rPr>
+        <w:t xml:space="preserve"> p_init </w:t>
+      </w:r>
+      <w:r>
+        <w:rPr>
+          <w:rFonts w:ascii="Consolas" w:eastAsia="Times New Roman" w:hAnsi="Consolas" w:cs="Times New Roman"/>
+          <w:color w:val="A0A0A0"/>
+          <w:sz w:val="21"/>
+          <w:szCs w:val="21"/>
+          <w:lang w:val="en-US" w:eastAsia="ru-RU"/>
+        </w:rPr>
+        <w:t>-</w:t>
+      </w:r>
+      <w:r>
+        <w:rPr>
+          <w:rFonts w:ascii="Consolas" w:eastAsia="Times New Roman" w:hAnsi="Consolas" w:cs="Times New Roman"/>
+          <w:color w:val="FFFFFF"/>
+          <w:sz w:val="21"/>
+          <w:szCs w:val="21"/>
+          <w:lang w:val="en-US" w:eastAsia="ru-RU"/>
+        </w:rPr>
+        <w:t xml:space="preserve"> </w:t>
+      </w:r>
+      <w:r>
+        <w:rPr>
+          <w:rFonts w:ascii="Consolas" w:eastAsia="Times New Roman" w:hAnsi="Consolas" w:cs="Times New Roman"/>
           <w:color w:val="FFC799"/>
           <w:sz w:val="21"/>
           <w:szCs w:val="21"/>
           <w:lang w:val="en-US" w:eastAsia="ru-RU"/>
         </w:rPr>
-        <w:t>3</w:t>
+        <w:t>2</w:t>
       </w:r>
       <w:r>
         <w:rPr>
@@ -8468,102 +8101,8 @@
           <w:szCs w:val="21"/>
           <w:lang w:val="en-US" w:eastAsia="ru-RU"/>
         </w:rPr>
-        <w:t xml:space="preserve"> </w:t>
-      </w:r>
-      <w:proofErr w:type="spellStart"/>
-      <w:r>
-        <w:rPr>
-          <w:rFonts w:ascii="Consolas" w:eastAsia="Times New Roman" w:hAnsi="Consolas" w:cs="Times New Roman"/>
-          <w:color w:val="FFFFFF"/>
-          <w:sz w:val="21"/>
-          <w:szCs w:val="21"/>
-          <w:lang w:val="en-US" w:eastAsia="ru-RU"/>
-        </w:rPr>
-        <w:t>p_init</w:t>
-      </w:r>
-      <w:proofErr w:type="spellEnd"/>
-      <w:r>
-        <w:rPr>
-          <w:rFonts w:ascii="Consolas" w:eastAsia="Times New Roman" w:hAnsi="Consolas" w:cs="Times New Roman"/>
-          <w:color w:val="FFFFFF"/>
-          <w:sz w:val="21"/>
-          <w:szCs w:val="21"/>
-          <w:lang w:val="en-US" w:eastAsia="ru-RU"/>
-        </w:rPr>
-        <w:t xml:space="preserve"> </w:t>
-      </w:r>
-      <w:r>
-        <w:rPr>
-          <w:rFonts w:ascii="Consolas" w:eastAsia="Times New Roman" w:hAnsi="Consolas" w:cs="Times New Roman"/>
-          <w:color w:val="A0A0A0"/>
-          <w:sz w:val="21"/>
-          <w:szCs w:val="21"/>
-          <w:lang w:val="en-US" w:eastAsia="ru-RU"/>
-        </w:rPr>
-        <w:t>-</w:t>
-      </w:r>
-      <w:r>
-        <w:rPr>
-          <w:rFonts w:ascii="Consolas" w:eastAsia="Times New Roman" w:hAnsi="Consolas" w:cs="Times New Roman"/>
-          <w:color w:val="FFFFFF"/>
-          <w:sz w:val="21"/>
-          <w:szCs w:val="21"/>
-          <w:lang w:val="en-US" w:eastAsia="ru-RU"/>
-        </w:rPr>
-        <w:t xml:space="preserve"> </w:t>
-      </w:r>
-      <w:r>
-        <w:rPr>
-          <w:rFonts w:ascii="Consolas" w:eastAsia="Times New Roman" w:hAnsi="Consolas" w:cs="Times New Roman"/>
-          <w:color w:val="FFC799"/>
-          <w:sz w:val="21"/>
-          <w:szCs w:val="21"/>
-          <w:lang w:val="en-US" w:eastAsia="ru-RU"/>
-        </w:rPr>
-        <w:t>2</w:t>
-      </w:r>
-      <w:r>
-        <w:rPr>
-          <w:rFonts w:ascii="Consolas" w:eastAsia="Times New Roman" w:hAnsi="Consolas" w:cs="Times New Roman"/>
-          <w:color w:val="FFFFFF"/>
-          <w:sz w:val="21"/>
-          <w:szCs w:val="21"/>
-          <w:lang w:val="en-US" w:eastAsia="ru-RU"/>
-        </w:rPr>
-        <w:t xml:space="preserve"> </w:t>
-      </w:r>
-      <w:r>
-        <w:rPr>
-          <w:rFonts w:ascii="Consolas" w:eastAsia="Times New Roman" w:hAnsi="Consolas" w:cs="Times New Roman"/>
-          <w:color w:val="A0A0A0"/>
-          <w:sz w:val="21"/>
-          <w:szCs w:val="21"/>
-          <w:lang w:val="en-US" w:eastAsia="ru-RU"/>
-        </w:rPr>
-        <w:t>*</w:t>
-      </w:r>
-      <w:r>
-        <w:rPr>
-          <w:rFonts w:ascii="Consolas" w:eastAsia="Times New Roman" w:hAnsi="Consolas" w:cs="Times New Roman"/>
-          <w:color w:val="FFFFFF"/>
-          <w:sz w:val="21"/>
-          <w:szCs w:val="21"/>
-          <w:lang w:val="en-US" w:eastAsia="ru-RU"/>
-        </w:rPr>
-        <w:t xml:space="preserve"> </w:t>
-      </w:r>
-      <w:proofErr w:type="spellStart"/>
-      <w:r>
-        <w:rPr>
-          <w:rFonts w:ascii="Consolas" w:eastAsia="Times New Roman" w:hAnsi="Consolas" w:cs="Times New Roman"/>
-          <w:color w:val="FFFFFF"/>
-          <w:sz w:val="21"/>
-          <w:szCs w:val="21"/>
-          <w:lang w:val="en-US" w:eastAsia="ru-RU"/>
-        </w:rPr>
-        <w:t>p_total</w:t>
-      </w:r>
-      <w:proofErr w:type="spellEnd"/>
+        <w:t xml:space="preserve"> p_total</w:t>
+      </w:r>
     </w:p>
     <w:p>
       <w:pPr>
@@ -8579,18 +8118,46 @@
           <w:lang w:val="en-US" w:eastAsia="ru-RU"/>
         </w:rPr>
       </w:pPr>
-      <w:proofErr w:type="spellStart"/>
-      <w:r>
-        <w:rPr>
-          <w:rFonts w:ascii="Consolas" w:eastAsia="Times New Roman" w:hAnsi="Consolas" w:cs="Times New Roman"/>
-          <w:color w:val="FFFFFF"/>
-          <w:sz w:val="21"/>
-          <w:szCs w:val="21"/>
-          <w:lang w:val="en-US" w:eastAsia="ru-RU"/>
-        </w:rPr>
-        <w:t>cA_val</w:t>
-      </w:r>
-      <w:proofErr w:type="spellEnd"/>
+      <w:r>
+        <w:rPr>
+          <w:rFonts w:ascii="Consolas" w:eastAsia="Times New Roman" w:hAnsi="Consolas" w:cs="Times New Roman"/>
+          <w:color w:val="FFFFFF"/>
+          <w:sz w:val="21"/>
+          <w:szCs w:val="21"/>
+          <w:lang w:val="en-US" w:eastAsia="ru-RU"/>
+        </w:rPr>
+        <w:t xml:space="preserve">cA_val </w:t>
+      </w:r>
+      <w:r>
+        <w:rPr>
+          <w:rFonts w:ascii="Consolas" w:eastAsia="Times New Roman" w:hAnsi="Consolas" w:cs="Times New Roman"/>
+          <w:color w:val="A0A0A0"/>
+          <w:sz w:val="21"/>
+          <w:szCs w:val="21"/>
+          <w:lang w:val="en-US" w:eastAsia="ru-RU"/>
+        </w:rPr>
+        <w:t>=</w:t>
+      </w:r>
+      <w:r>
+        <w:rPr>
+          <w:rFonts w:ascii="Consolas" w:eastAsia="Times New Roman" w:hAnsi="Consolas" w:cs="Times New Roman"/>
+          <w:color w:val="FFFFFF"/>
+          <w:sz w:val="21"/>
+          <w:szCs w:val="21"/>
+          <w:lang w:val="en-US" w:eastAsia="ru-RU"/>
+        </w:rPr>
+        <w:t xml:space="preserve"> pA_val </w:t>
+      </w:r>
+      <w:r>
+        <w:rPr>
+          <w:rFonts w:ascii="Consolas" w:eastAsia="Times New Roman" w:hAnsi="Consolas" w:cs="Times New Roman"/>
+          <w:color w:val="A0A0A0"/>
+          <w:sz w:val="21"/>
+          <w:szCs w:val="21"/>
+          <w:lang w:val="en-US" w:eastAsia="ru-RU"/>
+        </w:rPr>
+        <w:t>*</w:t>
+      </w:r>
       <w:r>
         <w:rPr>
           <w:rFonts w:ascii="Consolas" w:eastAsia="Times New Roman" w:hAnsi="Consolas" w:cs="Times New Roman"/>
@@ -8604,12 +8171,12 @@
       <w:r>
         <w:rPr>
           <w:rFonts w:ascii="Consolas" w:eastAsia="Times New Roman" w:hAnsi="Consolas" w:cs="Times New Roman"/>
-          <w:color w:val="A0A0A0"/>
-          <w:sz w:val="21"/>
-          <w:szCs w:val="21"/>
-          <w:lang w:val="en-US" w:eastAsia="ru-RU"/>
-        </w:rPr>
-        <w:t>=</w:t>
+          <w:color w:val="FFC799"/>
+          <w:sz w:val="21"/>
+          <w:szCs w:val="21"/>
+          <w:lang w:val="en-US" w:eastAsia="ru-RU"/>
+        </w:rPr>
+        <w:t>1000</w:t>
       </w:r>
       <w:r>
         <w:rPr>
@@ -8621,27 +8188,25 @@
         </w:rPr>
         <w:t xml:space="preserve"> </w:t>
       </w:r>
-      <w:proofErr w:type="spellStart"/>
-      <w:r>
-        <w:rPr>
-          <w:rFonts w:ascii="Consolas" w:eastAsia="Times New Roman" w:hAnsi="Consolas" w:cs="Times New Roman"/>
-          <w:color w:val="FFFFFF"/>
-          <w:sz w:val="21"/>
-          <w:szCs w:val="21"/>
-          <w:lang w:val="en-US" w:eastAsia="ru-RU"/>
-        </w:rPr>
-        <w:t>pA_val</w:t>
-      </w:r>
-      <w:proofErr w:type="spellEnd"/>
-      <w:r>
-        <w:rPr>
-          <w:rFonts w:ascii="Consolas" w:eastAsia="Times New Roman" w:hAnsi="Consolas" w:cs="Times New Roman"/>
-          <w:color w:val="FFFFFF"/>
-          <w:sz w:val="21"/>
-          <w:szCs w:val="21"/>
-          <w:lang w:val="en-US" w:eastAsia="ru-RU"/>
-        </w:rPr>
-        <w:t xml:space="preserve"> </w:t>
+      <w:r>
+        <w:rPr>
+          <w:rFonts w:ascii="Consolas" w:eastAsia="Times New Roman" w:hAnsi="Consolas" w:cs="Times New Roman"/>
+          <w:color w:val="A0A0A0"/>
+          <w:sz w:val="21"/>
+          <w:szCs w:val="21"/>
+          <w:lang w:val="en-US" w:eastAsia="ru-RU"/>
+        </w:rPr>
+        <w:t>/</w:t>
+      </w:r>
+      <w:r>
+        <w:rPr>
+          <w:rFonts w:ascii="Consolas" w:eastAsia="Times New Roman" w:hAnsi="Consolas" w:cs="Times New Roman"/>
+          <w:color w:val="FFFFFF"/>
+          <w:sz w:val="21"/>
+          <w:szCs w:val="21"/>
+          <w:lang w:val="en-US" w:eastAsia="ru-RU"/>
+        </w:rPr>
+        <w:t xml:space="preserve"> (R_const </w:t>
       </w:r>
       <w:r>
         <w:rPr>
@@ -8661,102 +8226,8 @@
           <w:szCs w:val="21"/>
           <w:lang w:val="en-US" w:eastAsia="ru-RU"/>
         </w:rPr>
-        <w:t xml:space="preserve"> </w:t>
-      </w:r>
-      <w:r>
-        <w:rPr>
-          <w:rFonts w:ascii="Consolas" w:eastAsia="Times New Roman" w:hAnsi="Consolas" w:cs="Times New Roman"/>
-          <w:color w:val="FFC799"/>
-          <w:sz w:val="21"/>
-          <w:szCs w:val="21"/>
-          <w:lang w:val="en-US" w:eastAsia="ru-RU"/>
-        </w:rPr>
-        <w:t>1000</w:t>
-      </w:r>
-      <w:r>
-        <w:rPr>
-          <w:rFonts w:ascii="Consolas" w:eastAsia="Times New Roman" w:hAnsi="Consolas" w:cs="Times New Roman"/>
-          <w:color w:val="FFFFFF"/>
-          <w:sz w:val="21"/>
-          <w:szCs w:val="21"/>
-          <w:lang w:val="en-US" w:eastAsia="ru-RU"/>
-        </w:rPr>
-        <w:t xml:space="preserve"> </w:t>
-      </w:r>
-      <w:r>
-        <w:rPr>
-          <w:rFonts w:ascii="Consolas" w:eastAsia="Times New Roman" w:hAnsi="Consolas" w:cs="Times New Roman"/>
-          <w:color w:val="A0A0A0"/>
-          <w:sz w:val="21"/>
-          <w:szCs w:val="21"/>
-          <w:lang w:val="en-US" w:eastAsia="ru-RU"/>
-        </w:rPr>
-        <w:t>/</w:t>
-      </w:r>
-      <w:r>
-        <w:rPr>
-          <w:rFonts w:ascii="Consolas" w:eastAsia="Times New Roman" w:hAnsi="Consolas" w:cs="Times New Roman"/>
-          <w:color w:val="FFFFFF"/>
-          <w:sz w:val="21"/>
-          <w:szCs w:val="21"/>
-          <w:lang w:val="en-US" w:eastAsia="ru-RU"/>
-        </w:rPr>
-        <w:t xml:space="preserve"> (</w:t>
-      </w:r>
-      <w:proofErr w:type="spellStart"/>
-      <w:r>
-        <w:rPr>
-          <w:rFonts w:ascii="Consolas" w:eastAsia="Times New Roman" w:hAnsi="Consolas" w:cs="Times New Roman"/>
-          <w:color w:val="FFFFFF"/>
-          <w:sz w:val="21"/>
-          <w:szCs w:val="21"/>
-          <w:lang w:val="en-US" w:eastAsia="ru-RU"/>
-        </w:rPr>
-        <w:t>R_const</w:t>
-      </w:r>
-      <w:proofErr w:type="spellEnd"/>
-      <w:r>
-        <w:rPr>
-          <w:rFonts w:ascii="Consolas" w:eastAsia="Times New Roman" w:hAnsi="Consolas" w:cs="Times New Roman"/>
-          <w:color w:val="FFFFFF"/>
-          <w:sz w:val="21"/>
-          <w:szCs w:val="21"/>
-          <w:lang w:val="en-US" w:eastAsia="ru-RU"/>
-        </w:rPr>
-        <w:t xml:space="preserve"> </w:t>
-      </w:r>
-      <w:r>
-        <w:rPr>
-          <w:rFonts w:ascii="Consolas" w:eastAsia="Times New Roman" w:hAnsi="Consolas" w:cs="Times New Roman"/>
-          <w:color w:val="A0A0A0"/>
-          <w:sz w:val="21"/>
-          <w:szCs w:val="21"/>
-          <w:lang w:val="en-US" w:eastAsia="ru-RU"/>
-        </w:rPr>
-        <w:t>*</w:t>
-      </w:r>
-      <w:r>
-        <w:rPr>
-          <w:rFonts w:ascii="Consolas" w:eastAsia="Times New Roman" w:hAnsi="Consolas" w:cs="Times New Roman"/>
-          <w:color w:val="FFFFFF"/>
-          <w:sz w:val="21"/>
-          <w:szCs w:val="21"/>
-          <w:lang w:val="en-US" w:eastAsia="ru-RU"/>
-        </w:rPr>
-        <w:t xml:space="preserve"> </w:t>
-      </w:r>
-      <w:proofErr w:type="spellStart"/>
-      <w:r>
-        <w:rPr>
-          <w:rFonts w:ascii="Consolas" w:eastAsia="Times New Roman" w:hAnsi="Consolas" w:cs="Times New Roman"/>
-          <w:color w:val="FFFFFF"/>
-          <w:sz w:val="21"/>
-          <w:szCs w:val="21"/>
-          <w:lang w:val="en-US" w:eastAsia="ru-RU"/>
-        </w:rPr>
-        <w:t>T_target</w:t>
-      </w:r>
-      <w:proofErr w:type="spellEnd"/>
+        <w:t xml:space="preserve"> T_target</w:t>
+      </w:r>
       <w:r>
         <w:rPr>
           <w:rFonts w:ascii="Consolas" w:eastAsia="Times New Roman" w:hAnsi="Consolas" w:cs="Times New Roman"/>
@@ -9005,9 +8476,48 @@
           <w:szCs w:val="21"/>
           <w:lang w:val="en-US" w:eastAsia="ru-RU"/>
         </w:rPr>
+        <w:t xml:space="preserve">'pA, </w:t>
+      </w:r>
+      <w:r>
+        <w:rPr>
+          <w:rFonts w:ascii="Consolas" w:eastAsia="Times New Roman" w:hAnsi="Consolas" w:cs="Times New Roman"/>
+          <w:color w:val="99FFE4"/>
+          <w:sz w:val="21"/>
+          <w:szCs w:val="21"/>
+          <w:lang w:eastAsia="ru-RU"/>
+        </w:rPr>
+        <w:t>кПа</w:t>
+      </w:r>
+      <w:r>
+        <w:rPr>
+          <w:rFonts w:ascii="Consolas" w:eastAsia="Times New Roman" w:hAnsi="Consolas" w:cs="Times New Roman"/>
+          <w:color w:val="99FFE4"/>
+          <w:sz w:val="21"/>
+          <w:szCs w:val="21"/>
+          <w:lang w:val="en-US" w:eastAsia="ru-RU"/>
+        </w:rPr>
         <w:t>'</w:t>
       </w:r>
-      <w:proofErr w:type="spellStart"/>
+      <w:r>
+        <w:rPr>
+          <w:rFonts w:ascii="Consolas" w:eastAsia="Times New Roman" w:hAnsi="Consolas" w:cs="Times New Roman"/>
+          <w:color w:val="A0A0A0"/>
+          <w:sz w:val="21"/>
+          <w:szCs w:val="21"/>
+          <w:lang w:val="en-US" w:eastAsia="ru-RU"/>
+        </w:rPr>
+        <w:t>:&gt;9</w:t>
+      </w:r>
+      <w:r>
+        <w:rPr>
+          <w:rFonts w:ascii="Consolas" w:eastAsia="Times New Roman" w:hAnsi="Consolas" w:cs="Times New Roman"/>
+          <w:color w:val="FFC799"/>
+          <w:sz w:val="21"/>
+          <w:szCs w:val="21"/>
+          <w:lang w:val="en-US" w:eastAsia="ru-RU"/>
+        </w:rPr>
+        <w:t>}</w:t>
+      </w:r>
       <w:r>
         <w:rPr>
           <w:rFonts w:ascii="Consolas" w:eastAsia="Times New Roman" w:hAnsi="Consolas" w:cs="Times New Roman"/>
@@ -9016,9 +8526,18 @@
           <w:szCs w:val="21"/>
           <w:lang w:val="en-US" w:eastAsia="ru-RU"/>
         </w:rPr>
-        <w:t>pA</w:t>
-      </w:r>
-      <w:proofErr w:type="spellEnd"/>
+        <w:t xml:space="preserve">  </w:t>
+      </w:r>
+      <w:r>
+        <w:rPr>
+          <w:rFonts w:ascii="Consolas" w:eastAsia="Times New Roman" w:hAnsi="Consolas" w:cs="Times New Roman"/>
+          <w:color w:val="FFC799"/>
+          <w:sz w:val="21"/>
+          <w:szCs w:val="21"/>
+          <w:lang w:val="en-US" w:eastAsia="ru-RU"/>
+        </w:rPr>
+        <w:t>{</w:t>
+      </w:r>
       <w:r>
         <w:rPr>
           <w:rFonts w:ascii="Consolas" w:eastAsia="Times New Roman" w:hAnsi="Consolas" w:cs="Times New Roman"/>
@@ -9027,99 +8546,7 @@
           <w:szCs w:val="21"/>
           <w:lang w:val="en-US" w:eastAsia="ru-RU"/>
         </w:rPr>
-        <w:t xml:space="preserve">, </w:t>
-      </w:r>
-      <w:r>
-        <w:rPr>
-          <w:rFonts w:ascii="Consolas" w:eastAsia="Times New Roman" w:hAnsi="Consolas" w:cs="Times New Roman"/>
-          <w:color w:val="99FFE4"/>
-          <w:sz w:val="21"/>
-          <w:szCs w:val="21"/>
-          <w:lang w:eastAsia="ru-RU"/>
-        </w:rPr>
-        <w:t>кПа</w:t>
-      </w:r>
-      <w:r>
-        <w:rPr>
-          <w:rFonts w:ascii="Consolas" w:eastAsia="Times New Roman" w:hAnsi="Consolas" w:cs="Times New Roman"/>
-          <w:color w:val="99FFE4"/>
-          <w:sz w:val="21"/>
-          <w:szCs w:val="21"/>
-          <w:lang w:val="en-US" w:eastAsia="ru-RU"/>
-        </w:rPr>
-        <w:t>'</w:t>
-      </w:r>
-      <w:r>
-        <w:rPr>
-          <w:rFonts w:ascii="Consolas" w:eastAsia="Times New Roman" w:hAnsi="Consolas" w:cs="Times New Roman"/>
-          <w:color w:val="A0A0A0"/>
-          <w:sz w:val="21"/>
-          <w:szCs w:val="21"/>
-          <w:lang w:val="en-US" w:eastAsia="ru-RU"/>
-        </w:rPr>
-        <w:t>:&gt;9</w:t>
-      </w:r>
-      <w:r>
-        <w:rPr>
-          <w:rFonts w:ascii="Consolas" w:eastAsia="Times New Roman" w:hAnsi="Consolas" w:cs="Times New Roman"/>
-          <w:color w:val="FFC799"/>
-          <w:sz w:val="21"/>
-          <w:szCs w:val="21"/>
-          <w:lang w:val="en-US" w:eastAsia="ru-RU"/>
-        </w:rPr>
-        <w:t>}</w:t>
-      </w:r>
-      <w:r>
-        <w:rPr>
-          <w:rFonts w:ascii="Consolas" w:eastAsia="Times New Roman" w:hAnsi="Consolas" w:cs="Times New Roman"/>
-          <w:color w:val="99FFE4"/>
-          <w:sz w:val="21"/>
-          <w:szCs w:val="21"/>
-          <w:lang w:val="en-US" w:eastAsia="ru-RU"/>
-        </w:rPr>
-        <w:t xml:space="preserve">  </w:t>
-      </w:r>
-      <w:r>
-        <w:rPr>
-          <w:rFonts w:ascii="Consolas" w:eastAsia="Times New Roman" w:hAnsi="Consolas" w:cs="Times New Roman"/>
-          <w:color w:val="FFC799"/>
-          <w:sz w:val="21"/>
-          <w:szCs w:val="21"/>
-          <w:lang w:val="en-US" w:eastAsia="ru-RU"/>
-        </w:rPr>
-        <w:t>{</w:t>
-      </w:r>
-      <w:r>
-        <w:rPr>
-          <w:rFonts w:ascii="Consolas" w:eastAsia="Times New Roman" w:hAnsi="Consolas" w:cs="Times New Roman"/>
-          <w:color w:val="99FFE4"/>
-          <w:sz w:val="21"/>
-          <w:szCs w:val="21"/>
-          <w:lang w:val="en-US" w:eastAsia="ru-RU"/>
-        </w:rPr>
-        <w:t>'</w:t>
-      </w:r>
-      <w:proofErr w:type="spellStart"/>
-      <w:r>
-        <w:rPr>
-          <w:rFonts w:ascii="Consolas" w:eastAsia="Times New Roman" w:hAnsi="Consolas" w:cs="Times New Roman"/>
-          <w:color w:val="99FFE4"/>
-          <w:sz w:val="21"/>
-          <w:szCs w:val="21"/>
-          <w:lang w:val="en-US" w:eastAsia="ru-RU"/>
-        </w:rPr>
-        <w:t>cA</w:t>
-      </w:r>
-      <w:proofErr w:type="spellEnd"/>
-      <w:r>
-        <w:rPr>
-          <w:rFonts w:ascii="Consolas" w:eastAsia="Times New Roman" w:hAnsi="Consolas" w:cs="Times New Roman"/>
-          <w:color w:val="99FFE4"/>
-          <w:sz w:val="21"/>
-          <w:szCs w:val="21"/>
-          <w:lang w:val="en-US" w:eastAsia="ru-RU"/>
-        </w:rPr>
-        <w:t xml:space="preserve">, </w:t>
+        <w:t xml:space="preserve">'cA, </w:t>
       </w:r>
       <w:r>
         <w:rPr>
@@ -9329,50 +8756,28 @@
           <w:szCs w:val="21"/>
           <w:lang w:val="en-US" w:eastAsia="ru-RU"/>
         </w:rPr>
+        <w:t xml:space="preserve"> i </w:t>
+      </w:r>
+      <w:r>
+        <w:rPr>
+          <w:rFonts w:ascii="Consolas" w:eastAsia="Times New Roman" w:hAnsi="Consolas" w:cs="Times New Roman"/>
+          <w:color w:val="A0A0A0"/>
+          <w:sz w:val="21"/>
+          <w:szCs w:val="21"/>
+          <w:lang w:val="en-US" w:eastAsia="ru-RU"/>
+        </w:rPr>
+        <w:t>in</w:t>
+      </w:r>
+      <w:r>
+        <w:rPr>
+          <w:rFonts w:ascii="Consolas" w:eastAsia="Times New Roman" w:hAnsi="Consolas" w:cs="Times New Roman"/>
+          <w:color w:val="FFFFFF"/>
+          <w:sz w:val="21"/>
+          <w:szCs w:val="21"/>
+          <w:lang w:val="en-US" w:eastAsia="ru-RU"/>
+        </w:rPr>
         <w:t xml:space="preserve"> </w:t>
       </w:r>
-      <w:proofErr w:type="spellStart"/>
-      <w:r>
-        <w:rPr>
-          <w:rFonts w:ascii="Consolas" w:eastAsia="Times New Roman" w:hAnsi="Consolas" w:cs="Times New Roman"/>
-          <w:color w:val="FFFFFF"/>
-          <w:sz w:val="21"/>
-          <w:szCs w:val="21"/>
-          <w:lang w:val="en-US" w:eastAsia="ru-RU"/>
-        </w:rPr>
-        <w:t>i</w:t>
-      </w:r>
-      <w:proofErr w:type="spellEnd"/>
-      <w:r>
-        <w:rPr>
-          <w:rFonts w:ascii="Consolas" w:eastAsia="Times New Roman" w:hAnsi="Consolas" w:cs="Times New Roman"/>
-          <w:color w:val="FFFFFF"/>
-          <w:sz w:val="21"/>
-          <w:szCs w:val="21"/>
-          <w:lang w:val="en-US" w:eastAsia="ru-RU"/>
-        </w:rPr>
-        <w:t xml:space="preserve"> </w:t>
-      </w:r>
-      <w:r>
-        <w:rPr>
-          <w:rFonts w:ascii="Consolas" w:eastAsia="Times New Roman" w:hAnsi="Consolas" w:cs="Times New Roman"/>
-          <w:color w:val="A0A0A0"/>
-          <w:sz w:val="21"/>
-          <w:szCs w:val="21"/>
-          <w:lang w:val="en-US" w:eastAsia="ru-RU"/>
-        </w:rPr>
-        <w:t>in</w:t>
-      </w:r>
-      <w:r>
-        <w:rPr>
-          <w:rFonts w:ascii="Consolas" w:eastAsia="Times New Roman" w:hAnsi="Consolas" w:cs="Times New Roman"/>
-          <w:color w:val="FFFFFF"/>
-          <w:sz w:val="21"/>
-          <w:szCs w:val="21"/>
-          <w:lang w:val="en-US" w:eastAsia="ru-RU"/>
-        </w:rPr>
-        <w:t xml:space="preserve"> </w:t>
-      </w:r>
       <w:r>
         <w:rPr>
           <w:rFonts w:ascii="Consolas" w:eastAsia="Times New Roman" w:hAnsi="Consolas" w:cs="Times New Roman"/>
@@ -9393,7 +8798,6 @@
         </w:rPr>
         <w:t>(</w:t>
       </w:r>
-      <w:proofErr w:type="spellStart"/>
       <w:r>
         <w:rPr>
           <w:rFonts w:ascii="Consolas" w:eastAsia="Times New Roman" w:hAnsi="Consolas" w:cs="Times New Roman"/>
@@ -9404,38 +8808,15 @@
         </w:rPr>
         <w:t>len</w:t>
       </w:r>
-      <w:proofErr w:type="spellEnd"/>
-      <w:r>
-        <w:rPr>
-          <w:rFonts w:ascii="Consolas" w:eastAsia="Times New Roman" w:hAnsi="Consolas" w:cs="Times New Roman"/>
-          <w:color w:val="FFFFFF"/>
-          <w:sz w:val="21"/>
-          <w:szCs w:val="21"/>
-          <w:lang w:val="en-US" w:eastAsia="ru-RU"/>
-        </w:rPr>
-        <w:t>(</w:t>
-      </w:r>
-      <w:proofErr w:type="spellStart"/>
-      <w:r>
-        <w:rPr>
-          <w:rFonts w:ascii="Consolas" w:eastAsia="Times New Roman" w:hAnsi="Consolas" w:cs="Times New Roman"/>
-          <w:color w:val="FFFFFF"/>
-          <w:sz w:val="21"/>
-          <w:szCs w:val="21"/>
-          <w:lang w:val="en-US" w:eastAsia="ru-RU"/>
-        </w:rPr>
-        <w:t>t_val</w:t>
-      </w:r>
-      <w:proofErr w:type="spellEnd"/>
-      <w:r>
-        <w:rPr>
-          <w:rFonts w:ascii="Consolas" w:eastAsia="Times New Roman" w:hAnsi="Consolas" w:cs="Times New Roman"/>
-          <w:color w:val="FFFFFF"/>
-          <w:sz w:val="21"/>
-          <w:szCs w:val="21"/>
-          <w:lang w:val="en-US" w:eastAsia="ru-RU"/>
-        </w:rPr>
-        <w:t>)):</w:t>
+      <w:r>
+        <w:rPr>
+          <w:rFonts w:ascii="Consolas" w:eastAsia="Times New Roman" w:hAnsi="Consolas" w:cs="Times New Roman"/>
+          <w:color w:val="FFFFFF"/>
+          <w:sz w:val="21"/>
+          <w:szCs w:val="21"/>
+          <w:lang w:val="en-US" w:eastAsia="ru-RU"/>
+        </w:rPr>
+        <w:t>(t_val)):</w:t>
       </w:r>
     </w:p>
     <w:p>
@@ -9512,49 +8893,15 @@
         </w:rPr>
         <w:t>{</w:t>
       </w:r>
-      <w:proofErr w:type="spellStart"/>
-      <w:r>
-        <w:rPr>
-          <w:rFonts w:ascii="Consolas" w:eastAsia="Times New Roman" w:hAnsi="Consolas" w:cs="Times New Roman"/>
-          <w:color w:val="FFFFFF"/>
-          <w:sz w:val="21"/>
-          <w:szCs w:val="21"/>
-          <w:lang w:val="en-US" w:eastAsia="ru-RU"/>
-        </w:rPr>
-        <w:t>t_val</w:t>
-      </w:r>
-      <w:proofErr w:type="spellEnd"/>
-      <w:r>
-        <w:rPr>
-          <w:rFonts w:ascii="Consolas" w:eastAsia="Times New Roman" w:hAnsi="Consolas" w:cs="Times New Roman"/>
-          <w:color w:val="FFFFFF"/>
-          <w:sz w:val="21"/>
-          <w:szCs w:val="21"/>
-          <w:lang w:val="en-US" w:eastAsia="ru-RU"/>
-        </w:rPr>
-        <w:t>[</w:t>
-      </w:r>
-      <w:proofErr w:type="spellStart"/>
-      <w:r>
-        <w:rPr>
-          <w:rFonts w:ascii="Consolas" w:eastAsia="Times New Roman" w:hAnsi="Consolas" w:cs="Times New Roman"/>
-          <w:color w:val="FFFFFF"/>
-          <w:sz w:val="21"/>
-          <w:szCs w:val="21"/>
-          <w:lang w:val="en-US" w:eastAsia="ru-RU"/>
-        </w:rPr>
-        <w:t>i</w:t>
-      </w:r>
-      <w:proofErr w:type="spellEnd"/>
-      <w:r>
-        <w:rPr>
-          <w:rFonts w:ascii="Consolas" w:eastAsia="Times New Roman" w:hAnsi="Consolas" w:cs="Times New Roman"/>
-          <w:color w:val="FFFFFF"/>
-          <w:sz w:val="21"/>
-          <w:szCs w:val="21"/>
-          <w:lang w:val="en-US" w:eastAsia="ru-RU"/>
-        </w:rPr>
-        <w:t>]</w:t>
+      <w:r>
+        <w:rPr>
+          <w:rFonts w:ascii="Consolas" w:eastAsia="Times New Roman" w:hAnsi="Consolas" w:cs="Times New Roman"/>
+          <w:color w:val="FFFFFF"/>
+          <w:sz w:val="21"/>
+          <w:szCs w:val="21"/>
+          <w:lang w:val="en-US" w:eastAsia="ru-RU"/>
+        </w:rPr>
+        <w:t>t_val[i]</w:t>
       </w:r>
       <w:r>
         <w:rPr>
@@ -9596,49 +8943,15 @@
         </w:rPr>
         <w:t>{</w:t>
       </w:r>
-      <w:proofErr w:type="spellStart"/>
-      <w:r>
-        <w:rPr>
-          <w:rFonts w:ascii="Consolas" w:eastAsia="Times New Roman" w:hAnsi="Consolas" w:cs="Times New Roman"/>
-          <w:color w:val="FFFFFF"/>
-          <w:sz w:val="21"/>
-          <w:szCs w:val="21"/>
-          <w:lang w:val="en-US" w:eastAsia="ru-RU"/>
-        </w:rPr>
-        <w:t>p_total</w:t>
-      </w:r>
-      <w:proofErr w:type="spellEnd"/>
-      <w:r>
-        <w:rPr>
-          <w:rFonts w:ascii="Consolas" w:eastAsia="Times New Roman" w:hAnsi="Consolas" w:cs="Times New Roman"/>
-          <w:color w:val="FFFFFF"/>
-          <w:sz w:val="21"/>
-          <w:szCs w:val="21"/>
-          <w:lang w:val="en-US" w:eastAsia="ru-RU"/>
-        </w:rPr>
-        <w:t>[</w:t>
-      </w:r>
-      <w:proofErr w:type="spellStart"/>
-      <w:r>
-        <w:rPr>
-          <w:rFonts w:ascii="Consolas" w:eastAsia="Times New Roman" w:hAnsi="Consolas" w:cs="Times New Roman"/>
-          <w:color w:val="FFFFFF"/>
-          <w:sz w:val="21"/>
-          <w:szCs w:val="21"/>
-          <w:lang w:val="en-US" w:eastAsia="ru-RU"/>
-        </w:rPr>
-        <w:t>i</w:t>
-      </w:r>
-      <w:proofErr w:type="spellEnd"/>
-      <w:r>
-        <w:rPr>
-          <w:rFonts w:ascii="Consolas" w:eastAsia="Times New Roman" w:hAnsi="Consolas" w:cs="Times New Roman"/>
-          <w:color w:val="FFFFFF"/>
-          <w:sz w:val="21"/>
-          <w:szCs w:val="21"/>
-          <w:lang w:val="en-US" w:eastAsia="ru-RU"/>
-        </w:rPr>
-        <w:t>]</w:t>
+      <w:r>
+        <w:rPr>
+          <w:rFonts w:ascii="Consolas" w:eastAsia="Times New Roman" w:hAnsi="Consolas" w:cs="Times New Roman"/>
+          <w:color w:val="FFFFFF"/>
+          <w:sz w:val="21"/>
+          <w:szCs w:val="21"/>
+          <w:lang w:val="en-US" w:eastAsia="ru-RU"/>
+        </w:rPr>
+        <w:t>p_total[i]</w:t>
       </w:r>
       <w:r>
         <w:rPr>
@@ -9680,49 +8993,15 @@
         </w:rPr>
         <w:t>{</w:t>
       </w:r>
-      <w:proofErr w:type="spellStart"/>
-      <w:r>
-        <w:rPr>
-          <w:rFonts w:ascii="Consolas" w:eastAsia="Times New Roman" w:hAnsi="Consolas" w:cs="Times New Roman"/>
-          <w:color w:val="FFFFFF"/>
-          <w:sz w:val="21"/>
-          <w:szCs w:val="21"/>
-          <w:lang w:val="en-US" w:eastAsia="ru-RU"/>
-        </w:rPr>
-        <w:t>pA_val</w:t>
-      </w:r>
-      <w:proofErr w:type="spellEnd"/>
-      <w:r>
-        <w:rPr>
-          <w:rFonts w:ascii="Consolas" w:eastAsia="Times New Roman" w:hAnsi="Consolas" w:cs="Times New Roman"/>
-          <w:color w:val="FFFFFF"/>
-          <w:sz w:val="21"/>
-          <w:szCs w:val="21"/>
-          <w:lang w:val="en-US" w:eastAsia="ru-RU"/>
-        </w:rPr>
-        <w:t>[</w:t>
-      </w:r>
-      <w:proofErr w:type="spellStart"/>
-      <w:r>
-        <w:rPr>
-          <w:rFonts w:ascii="Consolas" w:eastAsia="Times New Roman" w:hAnsi="Consolas" w:cs="Times New Roman"/>
-          <w:color w:val="FFFFFF"/>
-          <w:sz w:val="21"/>
-          <w:szCs w:val="21"/>
-          <w:lang w:val="en-US" w:eastAsia="ru-RU"/>
-        </w:rPr>
-        <w:t>i</w:t>
-      </w:r>
-      <w:proofErr w:type="spellEnd"/>
-      <w:r>
-        <w:rPr>
-          <w:rFonts w:ascii="Consolas" w:eastAsia="Times New Roman" w:hAnsi="Consolas" w:cs="Times New Roman"/>
-          <w:color w:val="FFFFFF"/>
-          <w:sz w:val="21"/>
-          <w:szCs w:val="21"/>
-          <w:lang w:val="en-US" w:eastAsia="ru-RU"/>
-        </w:rPr>
-        <w:t>]</w:t>
+      <w:r>
+        <w:rPr>
+          <w:rFonts w:ascii="Consolas" w:eastAsia="Times New Roman" w:hAnsi="Consolas" w:cs="Times New Roman"/>
+          <w:color w:val="FFFFFF"/>
+          <w:sz w:val="21"/>
+          <w:szCs w:val="21"/>
+          <w:lang w:val="en-US" w:eastAsia="ru-RU"/>
+        </w:rPr>
+        <w:t>pA_val[i]</w:t>
       </w:r>
       <w:r>
         <w:rPr>
@@ -9764,49 +9043,15 @@
         </w:rPr>
         <w:t>{</w:t>
       </w:r>
-      <w:proofErr w:type="spellStart"/>
-      <w:r>
-        <w:rPr>
-          <w:rFonts w:ascii="Consolas" w:eastAsia="Times New Roman" w:hAnsi="Consolas" w:cs="Times New Roman"/>
-          <w:color w:val="FFFFFF"/>
-          <w:sz w:val="21"/>
-          <w:szCs w:val="21"/>
-          <w:lang w:val="en-US" w:eastAsia="ru-RU"/>
-        </w:rPr>
-        <w:t>cA_val</w:t>
-      </w:r>
-      <w:proofErr w:type="spellEnd"/>
-      <w:r>
-        <w:rPr>
-          <w:rFonts w:ascii="Consolas" w:eastAsia="Times New Roman" w:hAnsi="Consolas" w:cs="Times New Roman"/>
-          <w:color w:val="FFFFFF"/>
-          <w:sz w:val="21"/>
-          <w:szCs w:val="21"/>
-          <w:lang w:val="en-US" w:eastAsia="ru-RU"/>
-        </w:rPr>
-        <w:t>[</w:t>
-      </w:r>
-      <w:proofErr w:type="spellStart"/>
-      <w:r>
-        <w:rPr>
-          <w:rFonts w:ascii="Consolas" w:eastAsia="Times New Roman" w:hAnsi="Consolas" w:cs="Times New Roman"/>
-          <w:color w:val="FFFFFF"/>
-          <w:sz w:val="21"/>
-          <w:szCs w:val="21"/>
-          <w:lang w:val="en-US" w:eastAsia="ru-RU"/>
-        </w:rPr>
-        <w:t>i</w:t>
-      </w:r>
-      <w:proofErr w:type="spellEnd"/>
-      <w:r>
-        <w:rPr>
-          <w:rFonts w:ascii="Consolas" w:eastAsia="Times New Roman" w:hAnsi="Consolas" w:cs="Times New Roman"/>
-          <w:color w:val="FFFFFF"/>
-          <w:sz w:val="21"/>
-          <w:szCs w:val="21"/>
-          <w:lang w:val="en-US" w:eastAsia="ru-RU"/>
-        </w:rPr>
-        <w:t>]</w:t>
+      <w:r>
+        <w:rPr>
+          <w:rFonts w:ascii="Consolas" w:eastAsia="Times New Roman" w:hAnsi="Consolas" w:cs="Times New Roman"/>
+          <w:color w:val="FFFFFF"/>
+          <w:sz w:val="21"/>
+          <w:szCs w:val="21"/>
+          <w:lang w:val="en-US" w:eastAsia="ru-RU"/>
+        </w:rPr>
+        <w:t>cA_val[i]</w:t>
       </w:r>
       <w:r>
         <w:rPr>
@@ -9906,20 +9151,8 @@
           <w:szCs w:val="21"/>
           <w:lang w:val="en-US" w:eastAsia="ru-RU"/>
         </w:rPr>
-        <w:t xml:space="preserve"> </w:t>
-      </w:r>
-      <w:proofErr w:type="spellStart"/>
-      <w:r>
-        <w:rPr>
-          <w:rFonts w:ascii="Consolas" w:eastAsia="Times New Roman" w:hAnsi="Consolas" w:cs="Times New Roman"/>
-          <w:color w:val="FFFFFF"/>
-          <w:sz w:val="21"/>
-          <w:szCs w:val="21"/>
-          <w:lang w:val="en-US" w:eastAsia="ru-RU"/>
-        </w:rPr>
-        <w:t>cA_val</w:t>
-      </w:r>
-      <w:proofErr w:type="spellEnd"/>
+        <w:t xml:space="preserve"> cA_val</w:t>
+      </w:r>
     </w:p>
     <w:p>
       <w:pPr>
@@ -9963,29 +9196,7 @@
           <w:szCs w:val="21"/>
           <w:lang w:val="en-US" w:eastAsia="ru-RU"/>
         </w:rPr>
-        <w:t xml:space="preserve"> np.log(</w:t>
-      </w:r>
-      <w:proofErr w:type="spellStart"/>
-      <w:r>
-        <w:rPr>
-          <w:rFonts w:ascii="Consolas" w:eastAsia="Times New Roman" w:hAnsi="Consolas" w:cs="Times New Roman"/>
-          <w:color w:val="FFFFFF"/>
-          <w:sz w:val="21"/>
-          <w:szCs w:val="21"/>
-          <w:lang w:val="en-US" w:eastAsia="ru-RU"/>
-        </w:rPr>
-        <w:t>cA_val</w:t>
-      </w:r>
-      <w:proofErr w:type="spellEnd"/>
-      <w:r>
-        <w:rPr>
-          <w:rFonts w:ascii="Consolas" w:eastAsia="Times New Roman" w:hAnsi="Consolas" w:cs="Times New Roman"/>
-          <w:color w:val="FFFFFF"/>
-          <w:sz w:val="21"/>
-          <w:szCs w:val="21"/>
-          <w:lang w:val="en-US" w:eastAsia="ru-RU"/>
-        </w:rPr>
-        <w:t>)</w:t>
+        <w:t xml:space="preserve"> np.log(cA_val)</w:t>
       </w:r>
     </w:p>
     <w:p>
@@ -10070,20 +9281,8 @@
           <w:szCs w:val="21"/>
           <w:lang w:val="en-US" w:eastAsia="ru-RU"/>
         </w:rPr>
-        <w:t xml:space="preserve"> </w:t>
-      </w:r>
-      <w:proofErr w:type="spellStart"/>
-      <w:r>
-        <w:rPr>
-          <w:rFonts w:ascii="Consolas" w:eastAsia="Times New Roman" w:hAnsi="Consolas" w:cs="Times New Roman"/>
-          <w:color w:val="FFFFFF"/>
-          <w:sz w:val="21"/>
-          <w:szCs w:val="21"/>
-          <w:lang w:val="en-US" w:eastAsia="ru-RU"/>
-        </w:rPr>
-        <w:t>cA_val</w:t>
-      </w:r>
-      <w:proofErr w:type="spellEnd"/>
+        <w:t xml:space="preserve"> cA_val</w:t>
+      </w:r>
     </w:p>
     <w:p>
       <w:pPr>
@@ -10142,51 +9341,7 @@
           <w:szCs w:val="21"/>
           <w:lang w:val="en-US" w:eastAsia="ru-RU"/>
         </w:rPr>
-        <w:t xml:space="preserve"> </w:t>
-      </w:r>
-      <w:proofErr w:type="spellStart"/>
-      <w:r>
-        <w:rPr>
-          <w:rFonts w:ascii="Consolas" w:eastAsia="Times New Roman" w:hAnsi="Consolas" w:cs="Times New Roman"/>
-          <w:color w:val="FFFFFF"/>
-          <w:sz w:val="21"/>
-          <w:szCs w:val="21"/>
-          <w:lang w:val="en-US" w:eastAsia="ru-RU"/>
-        </w:rPr>
-        <w:t>stats.linregress</w:t>
-      </w:r>
-      <w:proofErr w:type="spellEnd"/>
-      <w:r>
-        <w:rPr>
-          <w:rFonts w:ascii="Consolas" w:eastAsia="Times New Roman" w:hAnsi="Consolas" w:cs="Times New Roman"/>
-          <w:color w:val="FFFFFF"/>
-          <w:sz w:val="21"/>
-          <w:szCs w:val="21"/>
-          <w:lang w:val="en-US" w:eastAsia="ru-RU"/>
-        </w:rPr>
-        <w:t>(</w:t>
-      </w:r>
-      <w:proofErr w:type="spellStart"/>
-      <w:r>
-        <w:rPr>
-          <w:rFonts w:ascii="Consolas" w:eastAsia="Times New Roman" w:hAnsi="Consolas" w:cs="Times New Roman"/>
-          <w:color w:val="FFFFFF"/>
-          <w:sz w:val="21"/>
-          <w:szCs w:val="21"/>
-          <w:lang w:val="en-US" w:eastAsia="ru-RU"/>
-        </w:rPr>
-        <w:t>t_val</w:t>
-      </w:r>
-      <w:proofErr w:type="spellEnd"/>
-      <w:r>
-        <w:rPr>
-          <w:rFonts w:ascii="Consolas" w:eastAsia="Times New Roman" w:hAnsi="Consolas" w:cs="Times New Roman"/>
-          <w:color w:val="FFFFFF"/>
-          <w:sz w:val="21"/>
-          <w:szCs w:val="21"/>
-          <w:lang w:val="en-US" w:eastAsia="ru-RU"/>
-        </w:rPr>
-        <w:t>, y_0)</w:t>
+        <w:t xml:space="preserve"> stats.linregress(t_val, y_0)</w:t>
       </w:r>
     </w:p>
     <w:p>
@@ -10231,51 +9386,7 @@
           <w:szCs w:val="21"/>
           <w:lang w:val="en-US" w:eastAsia="ru-RU"/>
         </w:rPr>
-        <w:t xml:space="preserve"> </w:t>
-      </w:r>
-      <w:proofErr w:type="spellStart"/>
-      <w:r>
-        <w:rPr>
-          <w:rFonts w:ascii="Consolas" w:eastAsia="Times New Roman" w:hAnsi="Consolas" w:cs="Times New Roman"/>
-          <w:color w:val="FFFFFF"/>
-          <w:sz w:val="21"/>
-          <w:szCs w:val="21"/>
-          <w:lang w:val="en-US" w:eastAsia="ru-RU"/>
-        </w:rPr>
-        <w:t>stats.linregress</w:t>
-      </w:r>
-      <w:proofErr w:type="spellEnd"/>
-      <w:r>
-        <w:rPr>
-          <w:rFonts w:ascii="Consolas" w:eastAsia="Times New Roman" w:hAnsi="Consolas" w:cs="Times New Roman"/>
-          <w:color w:val="FFFFFF"/>
-          <w:sz w:val="21"/>
-          <w:szCs w:val="21"/>
-          <w:lang w:val="en-US" w:eastAsia="ru-RU"/>
-        </w:rPr>
-        <w:t>(</w:t>
-      </w:r>
-      <w:proofErr w:type="spellStart"/>
-      <w:r>
-        <w:rPr>
-          <w:rFonts w:ascii="Consolas" w:eastAsia="Times New Roman" w:hAnsi="Consolas" w:cs="Times New Roman"/>
-          <w:color w:val="FFFFFF"/>
-          <w:sz w:val="21"/>
-          <w:szCs w:val="21"/>
-          <w:lang w:val="en-US" w:eastAsia="ru-RU"/>
-        </w:rPr>
-        <w:t>t_val</w:t>
-      </w:r>
-      <w:proofErr w:type="spellEnd"/>
-      <w:r>
-        <w:rPr>
-          <w:rFonts w:ascii="Consolas" w:eastAsia="Times New Roman" w:hAnsi="Consolas" w:cs="Times New Roman"/>
-          <w:color w:val="FFFFFF"/>
-          <w:sz w:val="21"/>
-          <w:szCs w:val="21"/>
-          <w:lang w:val="en-US" w:eastAsia="ru-RU"/>
-        </w:rPr>
-        <w:t>, y_1)</w:t>
+        <w:t xml:space="preserve"> stats.linregress(t_val, y_1)</w:t>
       </w:r>
     </w:p>
     <w:p>
@@ -10320,51 +9431,7 @@
           <w:szCs w:val="21"/>
           <w:lang w:val="en-US" w:eastAsia="ru-RU"/>
         </w:rPr>
-        <w:t xml:space="preserve"> </w:t>
-      </w:r>
-      <w:proofErr w:type="spellStart"/>
-      <w:r>
-        <w:rPr>
-          <w:rFonts w:ascii="Consolas" w:eastAsia="Times New Roman" w:hAnsi="Consolas" w:cs="Times New Roman"/>
-          <w:color w:val="FFFFFF"/>
-          <w:sz w:val="21"/>
-          <w:szCs w:val="21"/>
-          <w:lang w:val="en-US" w:eastAsia="ru-RU"/>
-        </w:rPr>
-        <w:t>stats.linregress</w:t>
-      </w:r>
-      <w:proofErr w:type="spellEnd"/>
-      <w:r>
-        <w:rPr>
-          <w:rFonts w:ascii="Consolas" w:eastAsia="Times New Roman" w:hAnsi="Consolas" w:cs="Times New Roman"/>
-          <w:color w:val="FFFFFF"/>
-          <w:sz w:val="21"/>
-          <w:szCs w:val="21"/>
-          <w:lang w:val="en-US" w:eastAsia="ru-RU"/>
-        </w:rPr>
-        <w:t>(</w:t>
-      </w:r>
-      <w:proofErr w:type="spellStart"/>
-      <w:r>
-        <w:rPr>
-          <w:rFonts w:ascii="Consolas" w:eastAsia="Times New Roman" w:hAnsi="Consolas" w:cs="Times New Roman"/>
-          <w:color w:val="FFFFFF"/>
-          <w:sz w:val="21"/>
-          <w:szCs w:val="21"/>
-          <w:lang w:val="en-US" w:eastAsia="ru-RU"/>
-        </w:rPr>
-        <w:t>t_val</w:t>
-      </w:r>
-      <w:proofErr w:type="spellEnd"/>
-      <w:r>
-        <w:rPr>
-          <w:rFonts w:ascii="Consolas" w:eastAsia="Times New Roman" w:hAnsi="Consolas" w:cs="Times New Roman"/>
-          <w:color w:val="FFFFFF"/>
-          <w:sz w:val="21"/>
-          <w:szCs w:val="21"/>
-          <w:lang w:val="en-US" w:eastAsia="ru-RU"/>
-        </w:rPr>
-        <w:t>, y_2)</w:t>
+        <w:t xml:space="preserve"> stats.linregress(t_val, y_2)</w:t>
       </w:r>
     </w:p>
     <w:p>
@@ -10711,27 +9778,15 @@
           <w:lang w:val="en-US" w:eastAsia="ru-RU"/>
         </w:rPr>
       </w:pPr>
-      <w:proofErr w:type="spellStart"/>
-      <w:r>
-        <w:rPr>
-          <w:rFonts w:ascii="Consolas" w:eastAsia="Times New Roman" w:hAnsi="Consolas" w:cs="Times New Roman"/>
-          <w:color w:val="FFFFFF"/>
-          <w:sz w:val="21"/>
-          <w:szCs w:val="21"/>
-          <w:lang w:val="en-US" w:eastAsia="ru-RU"/>
-        </w:rPr>
-        <w:t>best_idx</w:t>
-      </w:r>
-      <w:proofErr w:type="spellEnd"/>
-      <w:r>
-        <w:rPr>
-          <w:rFonts w:ascii="Consolas" w:eastAsia="Times New Roman" w:hAnsi="Consolas" w:cs="Times New Roman"/>
-          <w:color w:val="FFFFFF"/>
-          <w:sz w:val="21"/>
-          <w:szCs w:val="21"/>
-          <w:lang w:val="en-US" w:eastAsia="ru-RU"/>
-        </w:rPr>
-        <w:t xml:space="preserve"> </w:t>
+      <w:r>
+        <w:rPr>
+          <w:rFonts w:ascii="Consolas" w:eastAsia="Times New Roman" w:hAnsi="Consolas" w:cs="Times New Roman"/>
+          <w:color w:val="FFFFFF"/>
+          <w:sz w:val="21"/>
+          <w:szCs w:val="21"/>
+          <w:lang w:val="en-US" w:eastAsia="ru-RU"/>
+        </w:rPr>
+        <w:t xml:space="preserve">best_idx </w:t>
       </w:r>
       <w:r>
         <w:rPr>
@@ -10808,27 +9863,15 @@
           <w:lang w:eastAsia="ru-RU"/>
         </w:rPr>
       </w:pPr>
-      <w:proofErr w:type="spellStart"/>
-      <w:r>
-        <w:rPr>
-          <w:rFonts w:ascii="Consolas" w:eastAsia="Times New Roman" w:hAnsi="Consolas" w:cs="Times New Roman"/>
-          <w:color w:val="FFFFFF"/>
-          <w:sz w:val="21"/>
-          <w:szCs w:val="21"/>
-          <w:lang w:eastAsia="ru-RU"/>
-        </w:rPr>
-        <w:t>names</w:t>
-      </w:r>
-      <w:proofErr w:type="spellEnd"/>
-      <w:r>
-        <w:rPr>
-          <w:rFonts w:ascii="Consolas" w:eastAsia="Times New Roman" w:hAnsi="Consolas" w:cs="Times New Roman"/>
-          <w:color w:val="FFFFFF"/>
-          <w:sz w:val="21"/>
-          <w:szCs w:val="21"/>
-          <w:lang w:eastAsia="ru-RU"/>
-        </w:rPr>
-        <w:t xml:space="preserve"> </w:t>
+      <w:r>
+        <w:rPr>
+          <w:rFonts w:ascii="Consolas" w:eastAsia="Times New Roman" w:hAnsi="Consolas" w:cs="Times New Roman"/>
+          <w:color w:val="FFFFFF"/>
+          <w:sz w:val="21"/>
+          <w:szCs w:val="21"/>
+          <w:lang w:eastAsia="ru-RU"/>
+        </w:rPr>
+        <w:t xml:space="preserve">names </w:t>
       </w:r>
       <w:r>
         <w:rPr>
@@ -11000,7 +10043,6 @@
           <w:lang w:eastAsia="ru-RU"/>
         </w:rPr>
       </w:pPr>
-      <w:proofErr w:type="spellStart"/>
       <w:r>
         <w:rPr>
           <w:rFonts w:ascii="Consolas" w:eastAsia="Times New Roman" w:hAnsi="Consolas" w:cs="Times New Roman"/>
@@ -11011,7 +10053,6 @@
         </w:rPr>
         <w:t>print</w:t>
       </w:r>
-      <w:proofErr w:type="spellEnd"/>
       <w:r>
         <w:rPr>
           <w:rFonts w:ascii="Consolas" w:eastAsia="Times New Roman" w:hAnsi="Consolas" w:cs="Times New Roman"/>
@@ -11077,7 +10118,6 @@
           <w:lang w:eastAsia="ru-RU"/>
         </w:rPr>
       </w:pPr>
-      <w:proofErr w:type="spellStart"/>
       <w:r>
         <w:rPr>
           <w:rFonts w:ascii="Consolas" w:eastAsia="Times New Roman" w:hAnsi="Consolas" w:cs="Times New Roman"/>
@@ -11088,7 +10128,6 @@
         </w:rPr>
         <w:t>print</w:t>
       </w:r>
-      <w:proofErr w:type="spellEnd"/>
       <w:r>
         <w:rPr>
           <w:rFonts w:ascii="Consolas" w:eastAsia="Times New Roman" w:hAnsi="Consolas" w:cs="Times New Roman"/>
@@ -11099,7 +10138,6 @@
         </w:rPr>
         <w:t>(</w:t>
       </w:r>
-      <w:proofErr w:type="spellStart"/>
       <w:r>
         <w:rPr>
           <w:rFonts w:ascii="Consolas" w:eastAsia="Times New Roman" w:hAnsi="Consolas" w:cs="Times New Roman"/>
@@ -11118,18 +10156,7 @@
           <w:szCs w:val="21"/>
           <w:lang w:eastAsia="ru-RU"/>
         </w:rPr>
-        <w:t>"Нулевой</w:t>
-      </w:r>
-      <w:proofErr w:type="spellEnd"/>
-      <w:r>
-        <w:rPr>
-          <w:rFonts w:ascii="Consolas" w:eastAsia="Times New Roman" w:hAnsi="Consolas" w:cs="Times New Roman"/>
-          <w:color w:val="99FFE4"/>
-          <w:sz w:val="21"/>
-          <w:szCs w:val="21"/>
-          <w:lang w:eastAsia="ru-RU"/>
-        </w:rPr>
-        <w:t xml:space="preserve"> порядок:  R² = </w:t>
+        <w:t xml:space="preserve">"Нулевой порядок:  R² = </w:t>
       </w:r>
       <w:r>
         <w:rPr>
@@ -11206,7 +10233,6 @@
           <w:lang w:eastAsia="ru-RU"/>
         </w:rPr>
       </w:pPr>
-      <w:proofErr w:type="spellStart"/>
       <w:r>
         <w:rPr>
           <w:rFonts w:ascii="Consolas" w:eastAsia="Times New Roman" w:hAnsi="Consolas" w:cs="Times New Roman"/>
@@ -11217,7 +10243,6 @@
         </w:rPr>
         <w:t>print</w:t>
       </w:r>
-      <w:proofErr w:type="spellEnd"/>
       <w:r>
         <w:rPr>
           <w:rFonts w:ascii="Consolas" w:eastAsia="Times New Roman" w:hAnsi="Consolas" w:cs="Times New Roman"/>
@@ -11228,7 +10253,6 @@
         </w:rPr>
         <w:t>(</w:t>
       </w:r>
-      <w:proofErr w:type="spellStart"/>
       <w:r>
         <w:rPr>
           <w:rFonts w:ascii="Consolas" w:eastAsia="Times New Roman" w:hAnsi="Consolas" w:cs="Times New Roman"/>
@@ -11247,18 +10271,7 @@
           <w:szCs w:val="21"/>
           <w:lang w:eastAsia="ru-RU"/>
         </w:rPr>
-        <w:t>"Первый</w:t>
-      </w:r>
-      <w:proofErr w:type="spellEnd"/>
-      <w:r>
-        <w:rPr>
-          <w:rFonts w:ascii="Consolas" w:eastAsia="Times New Roman" w:hAnsi="Consolas" w:cs="Times New Roman"/>
-          <w:color w:val="99FFE4"/>
-          <w:sz w:val="21"/>
-          <w:szCs w:val="21"/>
-          <w:lang w:eastAsia="ru-RU"/>
-        </w:rPr>
-        <w:t xml:space="preserve"> порядок:   R² = </w:t>
+        <w:t xml:space="preserve">"Первый порядок:   R² = </w:t>
       </w:r>
       <w:r>
         <w:rPr>
@@ -11335,7 +10348,6 @@
           <w:lang w:eastAsia="ru-RU"/>
         </w:rPr>
       </w:pPr>
-      <w:proofErr w:type="spellStart"/>
       <w:r>
         <w:rPr>
           <w:rFonts w:ascii="Consolas" w:eastAsia="Times New Roman" w:hAnsi="Consolas" w:cs="Times New Roman"/>
@@ -11347,7 +10359,6 @@
         <w:lastRenderedPageBreak/>
         <w:t>print</w:t>
       </w:r>
-      <w:proofErr w:type="spellEnd"/>
       <w:r>
         <w:rPr>
           <w:rFonts w:ascii="Consolas" w:eastAsia="Times New Roman" w:hAnsi="Consolas" w:cs="Times New Roman"/>
@@ -11358,7 +10369,6 @@
         </w:rPr>
         <w:t>(</w:t>
       </w:r>
-      <w:proofErr w:type="spellStart"/>
       <w:r>
         <w:rPr>
           <w:rFonts w:ascii="Consolas" w:eastAsia="Times New Roman" w:hAnsi="Consolas" w:cs="Times New Roman"/>
@@ -11377,18 +10387,7 @@
           <w:szCs w:val="21"/>
           <w:lang w:eastAsia="ru-RU"/>
         </w:rPr>
-        <w:t>"Второй</w:t>
-      </w:r>
-      <w:proofErr w:type="spellEnd"/>
-      <w:r>
-        <w:rPr>
-          <w:rFonts w:ascii="Consolas" w:eastAsia="Times New Roman" w:hAnsi="Consolas" w:cs="Times New Roman"/>
-          <w:color w:val="99FFE4"/>
-          <w:sz w:val="21"/>
-          <w:szCs w:val="21"/>
-          <w:lang w:eastAsia="ru-RU"/>
-        </w:rPr>
-        <w:t xml:space="preserve"> порядок:   R² = </w:t>
+        <w:t xml:space="preserve">"Второй порядок:   R² = </w:t>
       </w:r>
       <w:r>
         <w:rPr>
@@ -11553,29 +10552,7 @@
           <w:szCs w:val="21"/>
           <w:lang w:val="en-US" w:eastAsia="ru-RU"/>
         </w:rPr>
-        <w:t>names[</w:t>
-      </w:r>
-      <w:proofErr w:type="spellStart"/>
-      <w:r>
-        <w:rPr>
-          <w:rFonts w:ascii="Consolas" w:eastAsia="Times New Roman" w:hAnsi="Consolas" w:cs="Times New Roman"/>
-          <w:color w:val="FFFFFF"/>
-          <w:sz w:val="21"/>
-          <w:szCs w:val="21"/>
-          <w:lang w:val="en-US" w:eastAsia="ru-RU"/>
-        </w:rPr>
-        <w:t>best_idx</w:t>
-      </w:r>
-      <w:proofErr w:type="spellEnd"/>
-      <w:r>
-        <w:rPr>
-          <w:rFonts w:ascii="Consolas" w:eastAsia="Times New Roman" w:hAnsi="Consolas" w:cs="Times New Roman"/>
-          <w:color w:val="FFFFFF"/>
-          <w:sz w:val="21"/>
-          <w:szCs w:val="21"/>
-          <w:lang w:val="en-US" w:eastAsia="ru-RU"/>
-        </w:rPr>
-        <w:t>]</w:t>
+        <w:t>names[best_idx]</w:t>
       </w:r>
       <w:r>
         <w:rPr>
@@ -11635,29 +10612,7 @@
           <w:szCs w:val="21"/>
           <w:lang w:val="en-US" w:eastAsia="ru-RU"/>
         </w:rPr>
-        <w:t>R2_results[</w:t>
-      </w:r>
-      <w:proofErr w:type="spellStart"/>
-      <w:r>
-        <w:rPr>
-          <w:rFonts w:ascii="Consolas" w:eastAsia="Times New Roman" w:hAnsi="Consolas" w:cs="Times New Roman"/>
-          <w:color w:val="FFFFFF"/>
-          <w:sz w:val="21"/>
-          <w:szCs w:val="21"/>
-          <w:lang w:val="en-US" w:eastAsia="ru-RU"/>
-        </w:rPr>
-        <w:t>best_idx</w:t>
-      </w:r>
-      <w:proofErr w:type="spellEnd"/>
-      <w:r>
-        <w:rPr>
-          <w:rFonts w:ascii="Consolas" w:eastAsia="Times New Roman" w:hAnsi="Consolas" w:cs="Times New Roman"/>
-          <w:color w:val="FFFFFF"/>
-          <w:sz w:val="21"/>
-          <w:szCs w:val="21"/>
-          <w:lang w:val="en-US" w:eastAsia="ru-RU"/>
-        </w:rPr>
-        <w:t>]</w:t>
+        <w:t>R2_results[best_idx]</w:t>
       </w:r>
       <w:r>
         <w:rPr>
@@ -11729,40 +10684,16 @@
           <w:lang w:val="en-US" w:eastAsia="ru-RU"/>
         </w:rPr>
       </w:pPr>
-      <w:proofErr w:type="spellStart"/>
-      <w:r>
-        <w:rPr>
-          <w:rFonts w:ascii="Consolas" w:eastAsia="Times New Roman" w:hAnsi="Consolas" w:cs="Times New Roman"/>
-          <w:color w:val="FFFFFF"/>
-          <w:sz w:val="21"/>
-          <w:szCs w:val="21"/>
-          <w:lang w:val="en-US" w:eastAsia="ru-RU"/>
-        </w:rPr>
-        <w:t>plt.figure</w:t>
-      </w:r>
-      <w:proofErr w:type="spellEnd"/>
-      <w:r>
-        <w:rPr>
-          <w:rFonts w:ascii="Consolas" w:eastAsia="Times New Roman" w:hAnsi="Consolas" w:cs="Times New Roman"/>
-          <w:color w:val="FFFFFF"/>
-          <w:sz w:val="21"/>
-          <w:szCs w:val="21"/>
-          <w:lang w:val="en-US" w:eastAsia="ru-RU"/>
-        </w:rPr>
-        <w:t>(</w:t>
-      </w:r>
-      <w:proofErr w:type="spellStart"/>
-      <w:r>
-        <w:rPr>
-          <w:rFonts w:ascii="Consolas" w:eastAsia="Times New Roman" w:hAnsi="Consolas" w:cs="Times New Roman"/>
-          <w:color w:val="FFFFFF"/>
-          <w:sz w:val="21"/>
-          <w:szCs w:val="21"/>
-          <w:lang w:val="en-US" w:eastAsia="ru-RU"/>
-        </w:rPr>
-        <w:t>figsize</w:t>
-      </w:r>
-      <w:proofErr w:type="spellEnd"/>
+      <w:r>
+        <w:rPr>
+          <w:rFonts w:ascii="Consolas" w:eastAsia="Times New Roman" w:hAnsi="Consolas" w:cs="Times New Roman"/>
+          <w:color w:val="FFFFFF"/>
+          <w:sz w:val="21"/>
+          <w:szCs w:val="21"/>
+          <w:lang w:val="en-US" w:eastAsia="ru-RU"/>
+        </w:rPr>
+        <w:t>plt.figure(figsize</w:t>
+      </w:r>
       <w:r>
         <w:rPr>
           <w:rFonts w:ascii="Consolas" w:eastAsia="Times New Roman" w:hAnsi="Consolas" w:cs="Times New Roman"/>
@@ -11838,71 +10769,15 @@
           <w:lang w:val="en-US" w:eastAsia="ru-RU"/>
         </w:rPr>
       </w:pPr>
-      <w:proofErr w:type="spellStart"/>
-      <w:r>
-        <w:rPr>
-          <w:rFonts w:ascii="Consolas" w:eastAsia="Times New Roman" w:hAnsi="Consolas" w:cs="Times New Roman"/>
-          <w:color w:val="FFFFFF"/>
-          <w:sz w:val="21"/>
-          <w:szCs w:val="21"/>
-          <w:lang w:val="en-US" w:eastAsia="ru-RU"/>
-        </w:rPr>
-        <w:t>plt.plot</w:t>
-      </w:r>
-      <w:proofErr w:type="spellEnd"/>
-      <w:r>
-        <w:rPr>
-          <w:rFonts w:ascii="Consolas" w:eastAsia="Times New Roman" w:hAnsi="Consolas" w:cs="Times New Roman"/>
-          <w:color w:val="FFFFFF"/>
-          <w:sz w:val="21"/>
-          <w:szCs w:val="21"/>
-          <w:lang w:val="en-US" w:eastAsia="ru-RU"/>
-        </w:rPr>
-        <w:t>(</w:t>
-      </w:r>
-      <w:proofErr w:type="spellStart"/>
-      <w:r>
-        <w:rPr>
-          <w:rFonts w:ascii="Consolas" w:eastAsia="Times New Roman" w:hAnsi="Consolas" w:cs="Times New Roman"/>
-          <w:color w:val="FFFFFF"/>
-          <w:sz w:val="21"/>
-          <w:szCs w:val="21"/>
-          <w:lang w:val="en-US" w:eastAsia="ru-RU"/>
-        </w:rPr>
-        <w:t>t_val</w:t>
-      </w:r>
-      <w:proofErr w:type="spellEnd"/>
-      <w:r>
-        <w:rPr>
-          <w:rFonts w:ascii="Consolas" w:eastAsia="Times New Roman" w:hAnsi="Consolas" w:cs="Times New Roman"/>
-          <w:color w:val="FFFFFF"/>
-          <w:sz w:val="21"/>
-          <w:szCs w:val="21"/>
-          <w:lang w:val="en-US" w:eastAsia="ru-RU"/>
-        </w:rPr>
-        <w:t xml:space="preserve">, </w:t>
-      </w:r>
-      <w:proofErr w:type="spellStart"/>
-      <w:r>
-        <w:rPr>
-          <w:rFonts w:ascii="Consolas" w:eastAsia="Times New Roman" w:hAnsi="Consolas" w:cs="Times New Roman"/>
-          <w:color w:val="FFFFFF"/>
-          <w:sz w:val="21"/>
-          <w:szCs w:val="21"/>
-          <w:lang w:val="en-US" w:eastAsia="ru-RU"/>
-        </w:rPr>
-        <w:t>cA_val</w:t>
-      </w:r>
-      <w:proofErr w:type="spellEnd"/>
-      <w:r>
-        <w:rPr>
-          <w:rFonts w:ascii="Consolas" w:eastAsia="Times New Roman" w:hAnsi="Consolas" w:cs="Times New Roman"/>
-          <w:color w:val="FFFFFF"/>
-          <w:sz w:val="21"/>
-          <w:szCs w:val="21"/>
-          <w:lang w:val="en-US" w:eastAsia="ru-RU"/>
-        </w:rPr>
-        <w:t xml:space="preserve">, </w:t>
+      <w:r>
+        <w:rPr>
+          <w:rFonts w:ascii="Consolas" w:eastAsia="Times New Roman" w:hAnsi="Consolas" w:cs="Times New Roman"/>
+          <w:color w:val="FFFFFF"/>
+          <w:sz w:val="21"/>
+          <w:szCs w:val="21"/>
+          <w:lang w:val="en-US" w:eastAsia="ru-RU"/>
+        </w:rPr>
+        <w:t xml:space="preserve">plt.plot(t_val, cA_val, </w:t>
       </w:r>
       <w:r>
         <w:rPr>
@@ -11942,52 +10817,18 @@
           <w:szCs w:val="21"/>
           <w:lang w:val="en-US" w:eastAsia="ru-RU"/>
         </w:rPr>
-        <w:t>'</w:t>
-      </w:r>
-      <w:proofErr w:type="spellStart"/>
-      <w:r>
-        <w:rPr>
-          <w:rFonts w:ascii="Consolas" w:eastAsia="Times New Roman" w:hAnsi="Consolas" w:cs="Times New Roman"/>
-          <w:color w:val="99FFE4"/>
-          <w:sz w:val="21"/>
-          <w:szCs w:val="21"/>
-          <w:lang w:val="en-US" w:eastAsia="ru-RU"/>
-        </w:rPr>
-        <w:t>darkblue</w:t>
-      </w:r>
-      <w:proofErr w:type="spellEnd"/>
-      <w:r>
-        <w:rPr>
-          <w:rFonts w:ascii="Consolas" w:eastAsia="Times New Roman" w:hAnsi="Consolas" w:cs="Times New Roman"/>
-          <w:color w:val="99FFE4"/>
-          <w:sz w:val="21"/>
-          <w:szCs w:val="21"/>
-          <w:lang w:val="en-US" w:eastAsia="ru-RU"/>
-        </w:rPr>
-        <w:t>'</w:t>
-      </w:r>
-      <w:r>
-        <w:rPr>
-          <w:rFonts w:ascii="Consolas" w:eastAsia="Times New Roman" w:hAnsi="Consolas" w:cs="Times New Roman"/>
-          <w:color w:val="FFFFFF"/>
-          <w:sz w:val="21"/>
-          <w:szCs w:val="21"/>
-          <w:lang w:val="en-US" w:eastAsia="ru-RU"/>
-        </w:rPr>
-        <w:t xml:space="preserve">, </w:t>
-      </w:r>
-      <w:proofErr w:type="spellStart"/>
-      <w:r>
-        <w:rPr>
-          <w:rFonts w:ascii="Consolas" w:eastAsia="Times New Roman" w:hAnsi="Consolas" w:cs="Times New Roman"/>
-          <w:color w:val="FFFFFF"/>
-          <w:sz w:val="21"/>
-          <w:szCs w:val="21"/>
-          <w:lang w:val="en-US" w:eastAsia="ru-RU"/>
-        </w:rPr>
-        <w:t>markersize</w:t>
-      </w:r>
-      <w:proofErr w:type="spellEnd"/>
+        <w:t>'darkblue'</w:t>
+      </w:r>
+      <w:r>
+        <w:rPr>
+          <w:rFonts w:ascii="Consolas" w:eastAsia="Times New Roman" w:hAnsi="Consolas" w:cs="Times New Roman"/>
+          <w:color w:val="FFFFFF"/>
+          <w:sz w:val="21"/>
+          <w:szCs w:val="21"/>
+          <w:lang w:val="en-US" w:eastAsia="ru-RU"/>
+        </w:rPr>
+        <w:t>, markersize</w:t>
+      </w:r>
       <w:r>
         <w:rPr>
           <w:rFonts w:ascii="Consolas" w:eastAsia="Times New Roman" w:hAnsi="Consolas" w:cs="Times New Roman"/>
@@ -12063,27 +10904,15 @@
           <w:lang w:val="en-US" w:eastAsia="ru-RU"/>
         </w:rPr>
       </w:pPr>
-      <w:proofErr w:type="spellStart"/>
-      <w:r>
-        <w:rPr>
-          <w:rFonts w:ascii="Consolas" w:eastAsia="Times New Roman" w:hAnsi="Consolas" w:cs="Times New Roman"/>
-          <w:color w:val="FFFFFF"/>
-          <w:sz w:val="21"/>
-          <w:szCs w:val="21"/>
-          <w:lang w:val="en-US" w:eastAsia="ru-RU"/>
-        </w:rPr>
-        <w:t>plt.xlabel</w:t>
-      </w:r>
-      <w:proofErr w:type="spellEnd"/>
-      <w:r>
-        <w:rPr>
-          <w:rFonts w:ascii="Consolas" w:eastAsia="Times New Roman" w:hAnsi="Consolas" w:cs="Times New Roman"/>
-          <w:color w:val="FFFFFF"/>
-          <w:sz w:val="21"/>
-          <w:szCs w:val="21"/>
-          <w:lang w:val="en-US" w:eastAsia="ru-RU"/>
-        </w:rPr>
-        <w:t>(</w:t>
+      <w:r>
+        <w:rPr>
+          <w:rFonts w:ascii="Consolas" w:eastAsia="Times New Roman" w:hAnsi="Consolas" w:cs="Times New Roman"/>
+          <w:color w:val="FFFFFF"/>
+          <w:sz w:val="21"/>
+          <w:szCs w:val="21"/>
+          <w:lang w:val="en-US" w:eastAsia="ru-RU"/>
+        </w:rPr>
+        <w:t>plt.xlabel(</w:t>
       </w:r>
       <w:r>
         <w:rPr>
@@ -12123,20 +10952,8 @@
           <w:szCs w:val="21"/>
           <w:lang w:val="en-US" w:eastAsia="ru-RU"/>
         </w:rPr>
-        <w:t xml:space="preserve">, </w:t>
-      </w:r>
-      <w:proofErr w:type="spellStart"/>
-      <w:r>
-        <w:rPr>
-          <w:rFonts w:ascii="Consolas" w:eastAsia="Times New Roman" w:hAnsi="Consolas" w:cs="Times New Roman"/>
-          <w:color w:val="FFFFFF"/>
-          <w:sz w:val="21"/>
-          <w:szCs w:val="21"/>
-          <w:lang w:val="en-US" w:eastAsia="ru-RU"/>
-        </w:rPr>
-        <w:t>fontsize</w:t>
-      </w:r>
-      <w:proofErr w:type="spellEnd"/>
+        <w:t>, fontsize</w:t>
+      </w:r>
       <w:r>
         <w:rPr>
           <w:rFonts w:ascii="Consolas" w:eastAsia="Times New Roman" w:hAnsi="Consolas" w:cs="Times New Roman"/>
@@ -12182,27 +10999,15 @@
           <w:lang w:val="en-US" w:eastAsia="ru-RU"/>
         </w:rPr>
       </w:pPr>
-      <w:proofErr w:type="spellStart"/>
-      <w:r>
-        <w:rPr>
-          <w:rFonts w:ascii="Consolas" w:eastAsia="Times New Roman" w:hAnsi="Consolas" w:cs="Times New Roman"/>
-          <w:color w:val="FFFFFF"/>
-          <w:sz w:val="21"/>
-          <w:szCs w:val="21"/>
-          <w:lang w:val="en-US" w:eastAsia="ru-RU"/>
-        </w:rPr>
-        <w:t>plt.ylabel</w:t>
-      </w:r>
-      <w:proofErr w:type="spellEnd"/>
-      <w:r>
-        <w:rPr>
-          <w:rFonts w:ascii="Consolas" w:eastAsia="Times New Roman" w:hAnsi="Consolas" w:cs="Times New Roman"/>
-          <w:color w:val="FFFFFF"/>
-          <w:sz w:val="21"/>
-          <w:szCs w:val="21"/>
-          <w:lang w:val="en-US" w:eastAsia="ru-RU"/>
-        </w:rPr>
-        <w:t>(</w:t>
+      <w:r>
+        <w:rPr>
+          <w:rFonts w:ascii="Consolas" w:eastAsia="Times New Roman" w:hAnsi="Consolas" w:cs="Times New Roman"/>
+          <w:color w:val="FFFFFF"/>
+          <w:sz w:val="21"/>
+          <w:szCs w:val="21"/>
+          <w:lang w:val="en-US" w:eastAsia="ru-RU"/>
+        </w:rPr>
+        <w:t>plt.ylabel(</w:t>
       </w:r>
       <w:r>
         <w:rPr>
@@ -12212,20 +11017,18 @@
           <w:szCs w:val="21"/>
           <w:lang w:val="en-US" w:eastAsia="ru-RU"/>
         </w:rPr>
-        <w:t>'</w:t>
-      </w:r>
-      <w:proofErr w:type="spellStart"/>
+        <w:t xml:space="preserve">'cA, </w:t>
+      </w:r>
       <w:r>
         <w:rPr>
           <w:rFonts w:ascii="Consolas" w:eastAsia="Times New Roman" w:hAnsi="Consolas" w:cs="Times New Roman"/>
           <w:color w:val="99FFE4"/>
           <w:sz w:val="21"/>
           <w:szCs w:val="21"/>
-          <w:lang w:val="en-US" w:eastAsia="ru-RU"/>
-        </w:rPr>
-        <w:t>cA</w:t>
-      </w:r>
-      <w:proofErr w:type="spellEnd"/>
+          <w:lang w:eastAsia="ru-RU"/>
+        </w:rPr>
+        <w:t>моль</w:t>
+      </w:r>
       <w:r>
         <w:rPr>
           <w:rFonts w:ascii="Consolas" w:eastAsia="Times New Roman" w:hAnsi="Consolas" w:cs="Times New Roman"/>
@@ -12234,7 +11037,7 @@
           <w:szCs w:val="21"/>
           <w:lang w:val="en-US" w:eastAsia="ru-RU"/>
         </w:rPr>
-        <w:t xml:space="preserve">, </w:t>
+        <w:t>/</w:t>
       </w:r>
       <w:r>
         <w:rPr>
@@ -12244,7 +11047,7 @@
           <w:szCs w:val="21"/>
           <w:lang w:eastAsia="ru-RU"/>
         </w:rPr>
-        <w:t>моль</w:t>
+        <w:t>м</w:t>
       </w:r>
       <w:r>
         <w:rPr>
@@ -12254,26 +11057,6 @@
           <w:szCs w:val="21"/>
           <w:lang w:val="en-US" w:eastAsia="ru-RU"/>
         </w:rPr>
-        <w:t>/</w:t>
-      </w:r>
-      <w:r>
-        <w:rPr>
-          <w:rFonts w:ascii="Consolas" w:eastAsia="Times New Roman" w:hAnsi="Consolas" w:cs="Times New Roman"/>
-          <w:color w:val="99FFE4"/>
-          <w:sz w:val="21"/>
-          <w:szCs w:val="21"/>
-          <w:lang w:eastAsia="ru-RU"/>
-        </w:rPr>
-        <w:t>м</w:t>
-      </w:r>
-      <w:r>
-        <w:rPr>
-          <w:rFonts w:ascii="Consolas" w:eastAsia="Times New Roman" w:hAnsi="Consolas" w:cs="Times New Roman"/>
-          <w:color w:val="99FFE4"/>
-          <w:sz w:val="21"/>
-          <w:szCs w:val="21"/>
-          <w:lang w:val="en-US" w:eastAsia="ru-RU"/>
-        </w:rPr>
         <w:t>³'</w:t>
       </w:r>
       <w:r>
@@ -12284,20 +11067,8 @@
           <w:szCs w:val="21"/>
           <w:lang w:val="en-US" w:eastAsia="ru-RU"/>
         </w:rPr>
-        <w:t xml:space="preserve">, </w:t>
-      </w:r>
-      <w:proofErr w:type="spellStart"/>
-      <w:r>
-        <w:rPr>
-          <w:rFonts w:ascii="Consolas" w:eastAsia="Times New Roman" w:hAnsi="Consolas" w:cs="Times New Roman"/>
-          <w:color w:val="FFFFFF"/>
-          <w:sz w:val="21"/>
-          <w:szCs w:val="21"/>
-          <w:lang w:val="en-US" w:eastAsia="ru-RU"/>
-        </w:rPr>
-        <w:t>fontsize</w:t>
-      </w:r>
-      <w:proofErr w:type="spellEnd"/>
+        <w:t>, fontsize</w:t>
+      </w:r>
       <w:r>
         <w:rPr>
           <w:rFonts w:ascii="Consolas" w:eastAsia="Times New Roman" w:hAnsi="Consolas" w:cs="Times New Roman"/>
@@ -12343,27 +11114,15 @@
           <w:lang w:eastAsia="ru-RU"/>
         </w:rPr>
       </w:pPr>
-      <w:proofErr w:type="spellStart"/>
-      <w:r>
-        <w:rPr>
-          <w:rFonts w:ascii="Consolas" w:eastAsia="Times New Roman" w:hAnsi="Consolas" w:cs="Times New Roman"/>
-          <w:color w:val="FFFFFF"/>
-          <w:sz w:val="21"/>
-          <w:szCs w:val="21"/>
-          <w:lang w:eastAsia="ru-RU"/>
-        </w:rPr>
-        <w:t>plt.title</w:t>
-      </w:r>
-      <w:proofErr w:type="spellEnd"/>
-      <w:r>
-        <w:rPr>
-          <w:rFonts w:ascii="Consolas" w:eastAsia="Times New Roman" w:hAnsi="Consolas" w:cs="Times New Roman"/>
-          <w:color w:val="FFFFFF"/>
-          <w:sz w:val="21"/>
-          <w:szCs w:val="21"/>
-          <w:lang w:eastAsia="ru-RU"/>
-        </w:rPr>
-        <w:t>(</w:t>
+      <w:r>
+        <w:rPr>
+          <w:rFonts w:ascii="Consolas" w:eastAsia="Times New Roman" w:hAnsi="Consolas" w:cs="Times New Roman"/>
+          <w:color w:val="FFFFFF"/>
+          <w:sz w:val="21"/>
+          <w:szCs w:val="21"/>
+          <w:lang w:eastAsia="ru-RU"/>
+        </w:rPr>
+        <w:t>plt.title(</w:t>
       </w:r>
       <w:r>
         <w:rPr>
@@ -12383,20 +11142,8 @@
           <w:szCs w:val="21"/>
           <w:lang w:eastAsia="ru-RU"/>
         </w:rPr>
-        <w:t xml:space="preserve">, </w:t>
-      </w:r>
-      <w:proofErr w:type="spellStart"/>
-      <w:r>
-        <w:rPr>
-          <w:rFonts w:ascii="Consolas" w:eastAsia="Times New Roman" w:hAnsi="Consolas" w:cs="Times New Roman"/>
-          <w:color w:val="FFFFFF"/>
-          <w:sz w:val="21"/>
-          <w:szCs w:val="21"/>
-          <w:lang w:eastAsia="ru-RU"/>
-        </w:rPr>
-        <w:t>fontsize</w:t>
-      </w:r>
-      <w:proofErr w:type="spellEnd"/>
+        <w:t>, fontsize</w:t>
+      </w:r>
       <w:r>
         <w:rPr>
           <w:rFonts w:ascii="Consolas" w:eastAsia="Times New Roman" w:hAnsi="Consolas" w:cs="Times New Roman"/>
@@ -12442,27 +11189,15 @@
           <w:lang w:val="en-US" w:eastAsia="ru-RU"/>
         </w:rPr>
       </w:pPr>
-      <w:proofErr w:type="spellStart"/>
-      <w:r>
-        <w:rPr>
-          <w:rFonts w:ascii="Consolas" w:eastAsia="Times New Roman" w:hAnsi="Consolas" w:cs="Times New Roman"/>
-          <w:color w:val="FFFFFF"/>
-          <w:sz w:val="21"/>
-          <w:szCs w:val="21"/>
-          <w:lang w:val="en-US" w:eastAsia="ru-RU"/>
-        </w:rPr>
-        <w:t>plt.grid</w:t>
-      </w:r>
-      <w:proofErr w:type="spellEnd"/>
-      <w:r>
-        <w:rPr>
-          <w:rFonts w:ascii="Consolas" w:eastAsia="Times New Roman" w:hAnsi="Consolas" w:cs="Times New Roman"/>
-          <w:color w:val="FFFFFF"/>
-          <w:sz w:val="21"/>
-          <w:szCs w:val="21"/>
-          <w:lang w:val="en-US" w:eastAsia="ru-RU"/>
-        </w:rPr>
-        <w:t>(True, alpha</w:t>
+      <w:r>
+        <w:rPr>
+          <w:rFonts w:ascii="Consolas" w:eastAsia="Times New Roman" w:hAnsi="Consolas" w:cs="Times New Roman"/>
+          <w:color w:val="FFFFFF"/>
+          <w:sz w:val="21"/>
+          <w:szCs w:val="21"/>
+          <w:lang w:val="en-US" w:eastAsia="ru-RU"/>
+        </w:rPr>
+        <w:t>plt.grid(True, alpha</w:t>
       </w:r>
       <w:r>
         <w:rPr>
@@ -12509,27 +11244,15 @@
           <w:lang w:val="en-US" w:eastAsia="ru-RU"/>
         </w:rPr>
       </w:pPr>
-      <w:proofErr w:type="spellStart"/>
-      <w:r>
-        <w:rPr>
-          <w:rFonts w:ascii="Consolas" w:eastAsia="Times New Roman" w:hAnsi="Consolas" w:cs="Times New Roman"/>
-          <w:color w:val="FFFFFF"/>
-          <w:sz w:val="21"/>
-          <w:szCs w:val="21"/>
-          <w:lang w:val="en-US" w:eastAsia="ru-RU"/>
-        </w:rPr>
-        <w:t>plt.tight_layout</w:t>
-      </w:r>
-      <w:proofErr w:type="spellEnd"/>
-      <w:r>
-        <w:rPr>
-          <w:rFonts w:ascii="Consolas" w:eastAsia="Times New Roman" w:hAnsi="Consolas" w:cs="Times New Roman"/>
-          <w:color w:val="FFFFFF"/>
-          <w:sz w:val="21"/>
-          <w:szCs w:val="21"/>
-          <w:lang w:val="en-US" w:eastAsia="ru-RU"/>
-        </w:rPr>
-        <w:t>()</w:t>
+      <w:r>
+        <w:rPr>
+          <w:rFonts w:ascii="Consolas" w:eastAsia="Times New Roman" w:hAnsi="Consolas" w:cs="Times New Roman"/>
+          <w:color w:val="FFFFFF"/>
+          <w:sz w:val="21"/>
+          <w:szCs w:val="21"/>
+          <w:lang w:val="en-US" w:eastAsia="ru-RU"/>
+        </w:rPr>
+        <w:t>plt.tight_layout()</w:t>
       </w:r>
     </w:p>
     <w:p>
@@ -12546,27 +11269,15 @@
           <w:lang w:val="en-US" w:eastAsia="ru-RU"/>
         </w:rPr>
       </w:pPr>
-      <w:proofErr w:type="spellStart"/>
-      <w:r>
-        <w:rPr>
-          <w:rFonts w:ascii="Consolas" w:eastAsia="Times New Roman" w:hAnsi="Consolas" w:cs="Times New Roman"/>
-          <w:color w:val="FFFFFF"/>
-          <w:sz w:val="21"/>
-          <w:szCs w:val="21"/>
-          <w:lang w:val="en-US" w:eastAsia="ru-RU"/>
-        </w:rPr>
-        <w:t>plt.show</w:t>
-      </w:r>
-      <w:proofErr w:type="spellEnd"/>
-      <w:r>
-        <w:rPr>
-          <w:rFonts w:ascii="Consolas" w:eastAsia="Times New Roman" w:hAnsi="Consolas" w:cs="Times New Roman"/>
-          <w:color w:val="FFFFFF"/>
-          <w:sz w:val="21"/>
-          <w:szCs w:val="21"/>
-          <w:lang w:val="en-US" w:eastAsia="ru-RU"/>
-        </w:rPr>
-        <w:t>()</w:t>
+      <w:r>
+        <w:rPr>
+          <w:rFonts w:ascii="Consolas" w:eastAsia="Times New Roman" w:hAnsi="Consolas" w:cs="Times New Roman"/>
+          <w:color w:val="FFFFFF"/>
+          <w:sz w:val="21"/>
+          <w:szCs w:val="21"/>
+          <w:lang w:val="en-US" w:eastAsia="ru-RU"/>
+        </w:rPr>
+        <w:t>plt.show()</w:t>
       </w:r>
     </w:p>
     <w:p>
@@ -12598,27 +11309,15 @@
           <w:lang w:val="en-US" w:eastAsia="ru-RU"/>
         </w:rPr>
       </w:pPr>
-      <w:proofErr w:type="spellStart"/>
-      <w:r>
-        <w:rPr>
-          <w:rFonts w:ascii="Consolas" w:eastAsia="Times New Roman" w:hAnsi="Consolas" w:cs="Times New Roman"/>
-          <w:color w:val="FFFFFF"/>
-          <w:sz w:val="21"/>
-          <w:szCs w:val="21"/>
-          <w:lang w:val="en-US" w:eastAsia="ru-RU"/>
-        </w:rPr>
-        <w:t>t_linspace</w:t>
-      </w:r>
-      <w:proofErr w:type="spellEnd"/>
-      <w:r>
-        <w:rPr>
-          <w:rFonts w:ascii="Consolas" w:eastAsia="Times New Roman" w:hAnsi="Consolas" w:cs="Times New Roman"/>
-          <w:color w:val="FFFFFF"/>
-          <w:sz w:val="21"/>
-          <w:szCs w:val="21"/>
-          <w:lang w:val="en-US" w:eastAsia="ru-RU"/>
-        </w:rPr>
-        <w:t xml:space="preserve"> </w:t>
+      <w:r>
+        <w:rPr>
+          <w:rFonts w:ascii="Consolas" w:eastAsia="Times New Roman" w:hAnsi="Consolas" w:cs="Times New Roman"/>
+          <w:color w:val="FFFFFF"/>
+          <w:sz w:val="21"/>
+          <w:szCs w:val="21"/>
+          <w:lang w:val="en-US" w:eastAsia="ru-RU"/>
+        </w:rPr>
+        <w:t xml:space="preserve">t_linspace </w:t>
       </w:r>
       <w:r>
         <w:rPr>
@@ -12638,29 +11337,7 @@
           <w:szCs w:val="21"/>
           <w:lang w:val="en-US" w:eastAsia="ru-RU"/>
         </w:rPr>
-        <w:t xml:space="preserve"> </w:t>
-      </w:r>
-      <w:proofErr w:type="spellStart"/>
-      <w:r>
-        <w:rPr>
-          <w:rFonts w:ascii="Consolas" w:eastAsia="Times New Roman" w:hAnsi="Consolas" w:cs="Times New Roman"/>
-          <w:color w:val="FFFFFF"/>
-          <w:sz w:val="21"/>
-          <w:szCs w:val="21"/>
-          <w:lang w:val="en-US" w:eastAsia="ru-RU"/>
-        </w:rPr>
-        <w:t>np.linspace</w:t>
-      </w:r>
-      <w:proofErr w:type="spellEnd"/>
-      <w:r>
-        <w:rPr>
-          <w:rFonts w:ascii="Consolas" w:eastAsia="Times New Roman" w:hAnsi="Consolas" w:cs="Times New Roman"/>
-          <w:color w:val="FFFFFF"/>
-          <w:sz w:val="21"/>
-          <w:szCs w:val="21"/>
-          <w:lang w:val="en-US" w:eastAsia="ru-RU"/>
-        </w:rPr>
-        <w:t>(</w:t>
+        <w:t xml:space="preserve"> np.linspace(</w:t>
       </w:r>
       <w:r>
         <w:rPr>
@@ -12780,29 +11457,7 @@
           <w:szCs w:val="21"/>
           <w:lang w:val="en-US" w:eastAsia="ru-RU"/>
         </w:rPr>
-        <w:t xml:space="preserve"> </w:t>
-      </w:r>
-      <w:proofErr w:type="spellStart"/>
-      <w:r>
-        <w:rPr>
-          <w:rFonts w:ascii="Consolas" w:eastAsia="Times New Roman" w:hAnsi="Consolas" w:cs="Times New Roman"/>
-          <w:color w:val="FFFFFF"/>
-          <w:sz w:val="21"/>
-          <w:szCs w:val="21"/>
-          <w:lang w:val="en-US" w:eastAsia="ru-RU"/>
-        </w:rPr>
-        <w:t>plt.subplots</w:t>
-      </w:r>
-      <w:proofErr w:type="spellEnd"/>
-      <w:r>
-        <w:rPr>
-          <w:rFonts w:ascii="Consolas" w:eastAsia="Times New Roman" w:hAnsi="Consolas" w:cs="Times New Roman"/>
-          <w:color w:val="FFFFFF"/>
-          <w:sz w:val="21"/>
-          <w:szCs w:val="21"/>
-          <w:lang w:val="en-US" w:eastAsia="ru-RU"/>
-        </w:rPr>
-        <w:t>(</w:t>
+        <w:t xml:space="preserve"> plt.subplots(</w:t>
       </w:r>
       <w:r>
         <w:rPr>
@@ -12842,20 +11497,8 @@
           <w:szCs w:val="21"/>
           <w:lang w:val="en-US" w:eastAsia="ru-RU"/>
         </w:rPr>
-        <w:t xml:space="preserve">, </w:t>
-      </w:r>
-      <w:proofErr w:type="spellStart"/>
-      <w:r>
-        <w:rPr>
-          <w:rFonts w:ascii="Consolas" w:eastAsia="Times New Roman" w:hAnsi="Consolas" w:cs="Times New Roman"/>
-          <w:color w:val="FFFFFF"/>
-          <w:sz w:val="21"/>
-          <w:szCs w:val="21"/>
-          <w:lang w:val="en-US" w:eastAsia="ru-RU"/>
-        </w:rPr>
-        <w:t>figsize</w:t>
-      </w:r>
-      <w:proofErr w:type="spellEnd"/>
+        <w:t>, figsize</w:t>
+      </w:r>
       <w:r>
         <w:rPr>
           <w:rFonts w:ascii="Consolas" w:eastAsia="Times New Roman" w:hAnsi="Consolas" w:cs="Times New Roman"/>
@@ -12974,29 +11617,7 @@
           <w:szCs w:val="21"/>
           <w:lang w:val="en-US" w:eastAsia="ru-RU"/>
         </w:rPr>
-        <w:t>].scatter(</w:t>
-      </w:r>
-      <w:proofErr w:type="spellStart"/>
-      <w:r>
-        <w:rPr>
-          <w:rFonts w:ascii="Consolas" w:eastAsia="Times New Roman" w:hAnsi="Consolas" w:cs="Times New Roman"/>
-          <w:color w:val="FFFFFF"/>
-          <w:sz w:val="21"/>
-          <w:szCs w:val="21"/>
-          <w:lang w:val="en-US" w:eastAsia="ru-RU"/>
-        </w:rPr>
-        <w:t>t_val</w:t>
-      </w:r>
-      <w:proofErr w:type="spellEnd"/>
-      <w:r>
-        <w:rPr>
-          <w:rFonts w:ascii="Consolas" w:eastAsia="Times New Roman" w:hAnsi="Consolas" w:cs="Times New Roman"/>
-          <w:color w:val="FFFFFF"/>
-          <w:sz w:val="21"/>
-          <w:szCs w:val="21"/>
-          <w:lang w:val="en-US" w:eastAsia="ru-RU"/>
-        </w:rPr>
-        <w:t>, y_0, color</w:t>
+        <w:t>].scatter(t_val, y_0, color</w:t>
       </w:r>
       <w:r>
         <w:rPr>
@@ -13056,20 +11677,8 @@
           <w:szCs w:val="21"/>
           <w:lang w:val="en-US" w:eastAsia="ru-RU"/>
         </w:rPr>
-        <w:t xml:space="preserve">, </w:t>
-      </w:r>
-      <w:proofErr w:type="spellStart"/>
-      <w:r>
-        <w:rPr>
-          <w:rFonts w:ascii="Consolas" w:eastAsia="Times New Roman" w:hAnsi="Consolas" w:cs="Times New Roman"/>
-          <w:color w:val="FFFFFF"/>
-          <w:sz w:val="21"/>
-          <w:szCs w:val="21"/>
-          <w:lang w:val="en-US" w:eastAsia="ru-RU"/>
-        </w:rPr>
-        <w:t>zorder</w:t>
-      </w:r>
-      <w:proofErr w:type="spellEnd"/>
+        <w:t>, zorder</w:t>
+      </w:r>
       <w:r>
         <w:rPr>
           <w:rFonts w:ascii="Consolas" w:eastAsia="Times New Roman" w:hAnsi="Consolas" w:cs="Times New Roman"/>
@@ -13143,29 +11752,7 @@
           <w:szCs w:val="21"/>
           <w:lang w:val="en-US" w:eastAsia="ru-RU"/>
         </w:rPr>
-        <w:t>].plot(</w:t>
-      </w:r>
-      <w:proofErr w:type="spellStart"/>
-      <w:r>
-        <w:rPr>
-          <w:rFonts w:ascii="Consolas" w:eastAsia="Times New Roman" w:hAnsi="Consolas" w:cs="Times New Roman"/>
-          <w:color w:val="FFFFFF"/>
-          <w:sz w:val="21"/>
-          <w:szCs w:val="21"/>
-          <w:lang w:val="en-US" w:eastAsia="ru-RU"/>
-        </w:rPr>
-        <w:t>t_linspace</w:t>
-      </w:r>
-      <w:proofErr w:type="spellEnd"/>
-      <w:r>
-        <w:rPr>
-          <w:rFonts w:ascii="Consolas" w:eastAsia="Times New Roman" w:hAnsi="Consolas" w:cs="Times New Roman"/>
-          <w:color w:val="FFFFFF"/>
-          <w:sz w:val="21"/>
-          <w:szCs w:val="21"/>
-          <w:lang w:val="en-US" w:eastAsia="ru-RU"/>
-        </w:rPr>
-        <w:t xml:space="preserve">, inter_0 </w:t>
+        <w:t xml:space="preserve">].plot(t_linspace, inter_0 </w:t>
       </w:r>
       <w:r>
         <w:rPr>
@@ -13205,29 +11792,7 @@
           <w:szCs w:val="21"/>
           <w:lang w:val="en-US" w:eastAsia="ru-RU"/>
         </w:rPr>
-        <w:t xml:space="preserve"> </w:t>
-      </w:r>
-      <w:proofErr w:type="spellStart"/>
-      <w:r>
-        <w:rPr>
-          <w:rFonts w:ascii="Consolas" w:eastAsia="Times New Roman" w:hAnsi="Consolas" w:cs="Times New Roman"/>
-          <w:color w:val="FFFFFF"/>
-          <w:sz w:val="21"/>
-          <w:szCs w:val="21"/>
-          <w:lang w:val="en-US" w:eastAsia="ru-RU"/>
-        </w:rPr>
-        <w:t>t_linspace</w:t>
-      </w:r>
-      <w:proofErr w:type="spellEnd"/>
-      <w:r>
-        <w:rPr>
-          <w:rFonts w:ascii="Consolas" w:eastAsia="Times New Roman" w:hAnsi="Consolas" w:cs="Times New Roman"/>
-          <w:color w:val="FFFFFF"/>
-          <w:sz w:val="21"/>
-          <w:szCs w:val="21"/>
-          <w:lang w:val="en-US" w:eastAsia="ru-RU"/>
-        </w:rPr>
-        <w:t xml:space="preserve">, </w:t>
+        <w:t xml:space="preserve"> t_linspace, </w:t>
       </w:r>
       <w:r>
         <w:rPr>
@@ -13402,29 +11967,7 @@
           <w:szCs w:val="21"/>
           <w:lang w:val="en-US" w:eastAsia="ru-RU"/>
         </w:rPr>
-        <w:t>].</w:t>
-      </w:r>
-      <w:proofErr w:type="spellStart"/>
-      <w:r>
-        <w:rPr>
-          <w:rFonts w:ascii="Consolas" w:eastAsia="Times New Roman" w:hAnsi="Consolas" w:cs="Times New Roman"/>
-          <w:color w:val="FFFFFF"/>
-          <w:sz w:val="21"/>
-          <w:szCs w:val="21"/>
-          <w:lang w:val="en-US" w:eastAsia="ru-RU"/>
-        </w:rPr>
-        <w:t>set_xlabel</w:t>
-      </w:r>
-      <w:proofErr w:type="spellEnd"/>
-      <w:r>
-        <w:rPr>
-          <w:rFonts w:ascii="Consolas" w:eastAsia="Times New Roman" w:hAnsi="Consolas" w:cs="Times New Roman"/>
-          <w:color w:val="FFFFFF"/>
-          <w:sz w:val="21"/>
-          <w:szCs w:val="21"/>
-          <w:lang w:val="en-US" w:eastAsia="ru-RU"/>
-        </w:rPr>
-        <w:t>(</w:t>
+        <w:t>].set_xlabel(</w:t>
       </w:r>
       <w:r>
         <w:rPr>
@@ -13484,29 +12027,7 @@
           <w:szCs w:val="21"/>
           <w:lang w:val="en-US" w:eastAsia="ru-RU"/>
         </w:rPr>
-        <w:t>].</w:t>
-      </w:r>
-      <w:proofErr w:type="spellStart"/>
-      <w:r>
-        <w:rPr>
-          <w:rFonts w:ascii="Consolas" w:eastAsia="Times New Roman" w:hAnsi="Consolas" w:cs="Times New Roman"/>
-          <w:color w:val="FFFFFF"/>
-          <w:sz w:val="21"/>
-          <w:szCs w:val="21"/>
-          <w:lang w:val="en-US" w:eastAsia="ru-RU"/>
-        </w:rPr>
-        <w:t>set_ylabel</w:t>
-      </w:r>
-      <w:proofErr w:type="spellEnd"/>
-      <w:r>
-        <w:rPr>
-          <w:rFonts w:ascii="Consolas" w:eastAsia="Times New Roman" w:hAnsi="Consolas" w:cs="Times New Roman"/>
-          <w:color w:val="FFFFFF"/>
-          <w:sz w:val="21"/>
-          <w:szCs w:val="21"/>
-          <w:lang w:val="en-US" w:eastAsia="ru-RU"/>
-        </w:rPr>
-        <w:t>(</w:t>
+        <w:t>].set_ylabel(</w:t>
       </w:r>
       <w:r>
         <w:rPr>
@@ -13516,20 +12037,18 @@
           <w:szCs w:val="21"/>
           <w:lang w:val="en-US" w:eastAsia="ru-RU"/>
         </w:rPr>
-        <w:t>'</w:t>
-      </w:r>
-      <w:proofErr w:type="spellStart"/>
+        <w:t xml:space="preserve">'cA, </w:t>
+      </w:r>
       <w:r>
         <w:rPr>
           <w:rFonts w:ascii="Consolas" w:eastAsia="Times New Roman" w:hAnsi="Consolas" w:cs="Times New Roman"/>
           <w:color w:val="99FFE4"/>
           <w:sz w:val="21"/>
           <w:szCs w:val="21"/>
-          <w:lang w:val="en-US" w:eastAsia="ru-RU"/>
-        </w:rPr>
-        <w:t>cA</w:t>
-      </w:r>
-      <w:proofErr w:type="spellEnd"/>
+          <w:lang w:eastAsia="ru-RU"/>
+        </w:rPr>
+        <w:t>моль</w:t>
+      </w:r>
       <w:r>
         <w:rPr>
           <w:rFonts w:ascii="Consolas" w:eastAsia="Times New Roman" w:hAnsi="Consolas" w:cs="Times New Roman"/>
@@ -13538,7 +12057,7 @@
           <w:szCs w:val="21"/>
           <w:lang w:val="en-US" w:eastAsia="ru-RU"/>
         </w:rPr>
-        <w:t xml:space="preserve">, </w:t>
+        <w:t>/</w:t>
       </w:r>
       <w:r>
         <w:rPr>
@@ -13548,7 +12067,7 @@
           <w:szCs w:val="21"/>
           <w:lang w:eastAsia="ru-RU"/>
         </w:rPr>
-        <w:t>моль</w:t>
+        <w:t>м</w:t>
       </w:r>
       <w:r>
         <w:rPr>
@@ -13558,26 +12077,6 @@
           <w:szCs w:val="21"/>
           <w:lang w:val="en-US" w:eastAsia="ru-RU"/>
         </w:rPr>
-        <w:t>/</w:t>
-      </w:r>
-      <w:r>
-        <w:rPr>
-          <w:rFonts w:ascii="Consolas" w:eastAsia="Times New Roman" w:hAnsi="Consolas" w:cs="Times New Roman"/>
-          <w:color w:val="99FFE4"/>
-          <w:sz w:val="21"/>
-          <w:szCs w:val="21"/>
-          <w:lang w:eastAsia="ru-RU"/>
-        </w:rPr>
-        <w:t>м</w:t>
-      </w:r>
-      <w:r>
-        <w:rPr>
-          <w:rFonts w:ascii="Consolas" w:eastAsia="Times New Roman" w:hAnsi="Consolas" w:cs="Times New Roman"/>
-          <w:color w:val="99FFE4"/>
-          <w:sz w:val="21"/>
-          <w:szCs w:val="21"/>
-          <w:lang w:val="en-US" w:eastAsia="ru-RU"/>
-        </w:rPr>
         <w:t>³'</w:t>
       </w:r>
       <w:r>
@@ -13608,29 +12107,7 @@
           <w:szCs w:val="21"/>
           <w:lang w:val="en-US" w:eastAsia="ru-RU"/>
         </w:rPr>
-        <w:t>].</w:t>
-      </w:r>
-      <w:proofErr w:type="spellStart"/>
-      <w:r>
-        <w:rPr>
-          <w:rFonts w:ascii="Consolas" w:eastAsia="Times New Roman" w:hAnsi="Consolas" w:cs="Times New Roman"/>
-          <w:color w:val="FFFFFF"/>
-          <w:sz w:val="21"/>
-          <w:szCs w:val="21"/>
-          <w:lang w:val="en-US" w:eastAsia="ru-RU"/>
-        </w:rPr>
-        <w:t>set_title</w:t>
-      </w:r>
-      <w:proofErr w:type="spellEnd"/>
-      <w:r>
-        <w:rPr>
-          <w:rFonts w:ascii="Consolas" w:eastAsia="Times New Roman" w:hAnsi="Consolas" w:cs="Times New Roman"/>
-          <w:color w:val="FFFFFF"/>
-          <w:sz w:val="21"/>
-          <w:szCs w:val="21"/>
-          <w:lang w:val="en-US" w:eastAsia="ru-RU"/>
-        </w:rPr>
-        <w:t>(</w:t>
+        <w:t>].set_title(</w:t>
       </w:r>
       <w:r>
         <w:rPr>
@@ -13820,29 +12297,7 @@
           <w:szCs w:val="21"/>
           <w:lang w:val="en-US" w:eastAsia="ru-RU"/>
         </w:rPr>
-        <w:t>].scatter(</w:t>
-      </w:r>
-      <w:proofErr w:type="spellStart"/>
-      <w:r>
-        <w:rPr>
-          <w:rFonts w:ascii="Consolas" w:eastAsia="Times New Roman" w:hAnsi="Consolas" w:cs="Times New Roman"/>
-          <w:color w:val="FFFFFF"/>
-          <w:sz w:val="21"/>
-          <w:szCs w:val="21"/>
-          <w:lang w:val="en-US" w:eastAsia="ru-RU"/>
-        </w:rPr>
-        <w:t>t_val</w:t>
-      </w:r>
-      <w:proofErr w:type="spellEnd"/>
-      <w:r>
-        <w:rPr>
-          <w:rFonts w:ascii="Consolas" w:eastAsia="Times New Roman" w:hAnsi="Consolas" w:cs="Times New Roman"/>
-          <w:color w:val="FFFFFF"/>
-          <w:sz w:val="21"/>
-          <w:szCs w:val="21"/>
-          <w:lang w:val="en-US" w:eastAsia="ru-RU"/>
-        </w:rPr>
-        <w:t>, y_1, color</w:t>
+        <w:t>].scatter(t_val, y_1, color</w:t>
       </w:r>
       <w:r>
         <w:rPr>
@@ -13902,20 +12357,8 @@
           <w:szCs w:val="21"/>
           <w:lang w:val="en-US" w:eastAsia="ru-RU"/>
         </w:rPr>
-        <w:t xml:space="preserve">, </w:t>
-      </w:r>
-      <w:proofErr w:type="spellStart"/>
-      <w:r>
-        <w:rPr>
-          <w:rFonts w:ascii="Consolas" w:eastAsia="Times New Roman" w:hAnsi="Consolas" w:cs="Times New Roman"/>
-          <w:color w:val="FFFFFF"/>
-          <w:sz w:val="21"/>
-          <w:szCs w:val="21"/>
-          <w:lang w:val="en-US" w:eastAsia="ru-RU"/>
-        </w:rPr>
-        <w:t>zorder</w:t>
-      </w:r>
-      <w:proofErr w:type="spellEnd"/>
+        <w:t>, zorder</w:t>
+      </w:r>
       <w:r>
         <w:rPr>
           <w:rFonts w:ascii="Consolas" w:eastAsia="Times New Roman" w:hAnsi="Consolas" w:cs="Times New Roman"/>
@@ -13989,29 +12432,7 @@
           <w:szCs w:val="21"/>
           <w:lang w:val="en-US" w:eastAsia="ru-RU"/>
         </w:rPr>
-        <w:t>].plot(</w:t>
-      </w:r>
-      <w:proofErr w:type="spellStart"/>
-      <w:r>
-        <w:rPr>
-          <w:rFonts w:ascii="Consolas" w:eastAsia="Times New Roman" w:hAnsi="Consolas" w:cs="Times New Roman"/>
-          <w:color w:val="FFFFFF"/>
-          <w:sz w:val="21"/>
-          <w:szCs w:val="21"/>
-          <w:lang w:val="en-US" w:eastAsia="ru-RU"/>
-        </w:rPr>
-        <w:t>t_linspace</w:t>
-      </w:r>
-      <w:proofErr w:type="spellEnd"/>
-      <w:r>
-        <w:rPr>
-          <w:rFonts w:ascii="Consolas" w:eastAsia="Times New Roman" w:hAnsi="Consolas" w:cs="Times New Roman"/>
-          <w:color w:val="FFFFFF"/>
-          <w:sz w:val="21"/>
-          <w:szCs w:val="21"/>
-          <w:lang w:val="en-US" w:eastAsia="ru-RU"/>
-        </w:rPr>
-        <w:t xml:space="preserve">, inter_1 </w:t>
+        <w:t xml:space="preserve">].plot(t_linspace, inter_1 </w:t>
       </w:r>
       <w:r>
         <w:rPr>
@@ -14051,29 +12472,7 @@
           <w:szCs w:val="21"/>
           <w:lang w:val="en-US" w:eastAsia="ru-RU"/>
         </w:rPr>
-        <w:t xml:space="preserve"> </w:t>
-      </w:r>
-      <w:proofErr w:type="spellStart"/>
-      <w:r>
-        <w:rPr>
-          <w:rFonts w:ascii="Consolas" w:eastAsia="Times New Roman" w:hAnsi="Consolas" w:cs="Times New Roman"/>
-          <w:color w:val="FFFFFF"/>
-          <w:sz w:val="21"/>
-          <w:szCs w:val="21"/>
-          <w:lang w:val="en-US" w:eastAsia="ru-RU"/>
-        </w:rPr>
-        <w:t>t_linspace</w:t>
-      </w:r>
-      <w:proofErr w:type="spellEnd"/>
-      <w:r>
-        <w:rPr>
-          <w:rFonts w:ascii="Consolas" w:eastAsia="Times New Roman" w:hAnsi="Consolas" w:cs="Times New Roman"/>
-          <w:color w:val="FFFFFF"/>
-          <w:sz w:val="21"/>
-          <w:szCs w:val="21"/>
-          <w:lang w:val="en-US" w:eastAsia="ru-RU"/>
-        </w:rPr>
-        <w:t xml:space="preserve">, </w:t>
+        <w:t xml:space="preserve"> t_linspace, </w:t>
       </w:r>
       <w:r>
         <w:rPr>
@@ -14248,29 +12647,7 @@
           <w:szCs w:val="21"/>
           <w:lang w:val="en-US" w:eastAsia="ru-RU"/>
         </w:rPr>
-        <w:t>].</w:t>
-      </w:r>
-      <w:proofErr w:type="spellStart"/>
-      <w:r>
-        <w:rPr>
-          <w:rFonts w:ascii="Consolas" w:eastAsia="Times New Roman" w:hAnsi="Consolas" w:cs="Times New Roman"/>
-          <w:color w:val="FFFFFF"/>
-          <w:sz w:val="21"/>
-          <w:szCs w:val="21"/>
-          <w:lang w:val="en-US" w:eastAsia="ru-RU"/>
-        </w:rPr>
-        <w:t>set_xlabel</w:t>
-      </w:r>
-      <w:proofErr w:type="spellEnd"/>
-      <w:r>
-        <w:rPr>
-          <w:rFonts w:ascii="Consolas" w:eastAsia="Times New Roman" w:hAnsi="Consolas" w:cs="Times New Roman"/>
-          <w:color w:val="FFFFFF"/>
-          <w:sz w:val="21"/>
-          <w:szCs w:val="21"/>
-          <w:lang w:val="en-US" w:eastAsia="ru-RU"/>
-        </w:rPr>
-        <w:t>(</w:t>
+        <w:t>].set_xlabel(</w:t>
       </w:r>
       <w:r>
         <w:rPr>
@@ -14330,29 +12707,7 @@
           <w:szCs w:val="21"/>
           <w:lang w:val="en-US" w:eastAsia="ru-RU"/>
         </w:rPr>
-        <w:t>].</w:t>
-      </w:r>
-      <w:proofErr w:type="spellStart"/>
-      <w:r>
-        <w:rPr>
-          <w:rFonts w:ascii="Consolas" w:eastAsia="Times New Roman" w:hAnsi="Consolas" w:cs="Times New Roman"/>
-          <w:color w:val="FFFFFF"/>
-          <w:sz w:val="21"/>
-          <w:szCs w:val="21"/>
-          <w:lang w:val="en-US" w:eastAsia="ru-RU"/>
-        </w:rPr>
-        <w:t>set_ylabel</w:t>
-      </w:r>
-      <w:proofErr w:type="spellEnd"/>
-      <w:r>
-        <w:rPr>
-          <w:rFonts w:ascii="Consolas" w:eastAsia="Times New Roman" w:hAnsi="Consolas" w:cs="Times New Roman"/>
-          <w:color w:val="FFFFFF"/>
-          <w:sz w:val="21"/>
-          <w:szCs w:val="21"/>
-          <w:lang w:val="en-US" w:eastAsia="ru-RU"/>
-        </w:rPr>
-        <w:t>(</w:t>
+        <w:t>].set_ylabel(</w:t>
       </w:r>
       <w:r>
         <w:rPr>
@@ -14362,29 +12717,7 @@
           <w:szCs w:val="21"/>
           <w:lang w:val="en-US" w:eastAsia="ru-RU"/>
         </w:rPr>
-        <w:t>'ln(</w:t>
-      </w:r>
-      <w:proofErr w:type="spellStart"/>
-      <w:r>
-        <w:rPr>
-          <w:rFonts w:ascii="Consolas" w:eastAsia="Times New Roman" w:hAnsi="Consolas" w:cs="Times New Roman"/>
-          <w:color w:val="99FFE4"/>
-          <w:sz w:val="21"/>
-          <w:szCs w:val="21"/>
-          <w:lang w:val="en-US" w:eastAsia="ru-RU"/>
-        </w:rPr>
-        <w:t>cA</w:t>
-      </w:r>
-      <w:proofErr w:type="spellEnd"/>
-      <w:r>
-        <w:rPr>
-          <w:rFonts w:ascii="Consolas" w:eastAsia="Times New Roman" w:hAnsi="Consolas" w:cs="Times New Roman"/>
-          <w:color w:val="99FFE4"/>
-          <w:sz w:val="21"/>
-          <w:szCs w:val="21"/>
-          <w:lang w:val="en-US" w:eastAsia="ru-RU"/>
-        </w:rPr>
-        <w:t>)'</w:t>
+        <w:t>'ln(cA)'</w:t>
       </w:r>
       <w:r>
         <w:rPr>
@@ -14414,29 +12747,7 @@
           <w:szCs w:val="21"/>
           <w:lang w:val="en-US" w:eastAsia="ru-RU"/>
         </w:rPr>
-        <w:t>].</w:t>
-      </w:r>
-      <w:proofErr w:type="spellStart"/>
-      <w:r>
-        <w:rPr>
-          <w:rFonts w:ascii="Consolas" w:eastAsia="Times New Roman" w:hAnsi="Consolas" w:cs="Times New Roman"/>
-          <w:color w:val="FFFFFF"/>
-          <w:sz w:val="21"/>
-          <w:szCs w:val="21"/>
-          <w:lang w:val="en-US" w:eastAsia="ru-RU"/>
-        </w:rPr>
-        <w:t>set_title</w:t>
-      </w:r>
-      <w:proofErr w:type="spellEnd"/>
-      <w:r>
-        <w:rPr>
-          <w:rFonts w:ascii="Consolas" w:eastAsia="Times New Roman" w:hAnsi="Consolas" w:cs="Times New Roman"/>
-          <w:color w:val="FFFFFF"/>
-          <w:sz w:val="21"/>
-          <w:szCs w:val="21"/>
-          <w:lang w:val="en-US" w:eastAsia="ru-RU"/>
-        </w:rPr>
-        <w:t>(</w:t>
+        <w:t>].set_title(</w:t>
       </w:r>
       <w:r>
         <w:rPr>
@@ -14626,29 +12937,7 @@
           <w:szCs w:val="21"/>
           <w:lang w:val="en-US" w:eastAsia="ru-RU"/>
         </w:rPr>
-        <w:t>].scatter(</w:t>
-      </w:r>
-      <w:proofErr w:type="spellStart"/>
-      <w:r>
-        <w:rPr>
-          <w:rFonts w:ascii="Consolas" w:eastAsia="Times New Roman" w:hAnsi="Consolas" w:cs="Times New Roman"/>
-          <w:color w:val="FFFFFF"/>
-          <w:sz w:val="21"/>
-          <w:szCs w:val="21"/>
-          <w:lang w:val="en-US" w:eastAsia="ru-RU"/>
-        </w:rPr>
-        <w:t>t_val</w:t>
-      </w:r>
-      <w:proofErr w:type="spellEnd"/>
-      <w:r>
-        <w:rPr>
-          <w:rFonts w:ascii="Consolas" w:eastAsia="Times New Roman" w:hAnsi="Consolas" w:cs="Times New Roman"/>
-          <w:color w:val="FFFFFF"/>
-          <w:sz w:val="21"/>
-          <w:szCs w:val="21"/>
-          <w:lang w:val="en-US" w:eastAsia="ru-RU"/>
-        </w:rPr>
-        <w:t>, y_2, color</w:t>
+        <w:t>].scatter(t_val, y_2, color</w:t>
       </w:r>
       <w:r>
         <w:rPr>
@@ -14708,20 +12997,8 @@
           <w:szCs w:val="21"/>
           <w:lang w:val="en-US" w:eastAsia="ru-RU"/>
         </w:rPr>
-        <w:t xml:space="preserve">, </w:t>
-      </w:r>
-      <w:proofErr w:type="spellStart"/>
-      <w:r>
-        <w:rPr>
-          <w:rFonts w:ascii="Consolas" w:eastAsia="Times New Roman" w:hAnsi="Consolas" w:cs="Times New Roman"/>
-          <w:color w:val="FFFFFF"/>
-          <w:sz w:val="21"/>
-          <w:szCs w:val="21"/>
-          <w:lang w:val="en-US" w:eastAsia="ru-RU"/>
-        </w:rPr>
-        <w:t>zorder</w:t>
-      </w:r>
-      <w:proofErr w:type="spellEnd"/>
+        <w:t>, zorder</w:t>
+      </w:r>
       <w:r>
         <w:rPr>
           <w:rFonts w:ascii="Consolas" w:eastAsia="Times New Roman" w:hAnsi="Consolas" w:cs="Times New Roman"/>
@@ -14795,29 +13072,7 @@
           <w:szCs w:val="21"/>
           <w:lang w:val="en-US" w:eastAsia="ru-RU"/>
         </w:rPr>
-        <w:t>].plot(</w:t>
-      </w:r>
-      <w:proofErr w:type="spellStart"/>
-      <w:r>
-        <w:rPr>
-          <w:rFonts w:ascii="Consolas" w:eastAsia="Times New Roman" w:hAnsi="Consolas" w:cs="Times New Roman"/>
-          <w:color w:val="FFFFFF"/>
-          <w:sz w:val="21"/>
-          <w:szCs w:val="21"/>
-          <w:lang w:val="en-US" w:eastAsia="ru-RU"/>
-        </w:rPr>
-        <w:t>t_linspace</w:t>
-      </w:r>
-      <w:proofErr w:type="spellEnd"/>
-      <w:r>
-        <w:rPr>
-          <w:rFonts w:ascii="Consolas" w:eastAsia="Times New Roman" w:hAnsi="Consolas" w:cs="Times New Roman"/>
-          <w:color w:val="FFFFFF"/>
-          <w:sz w:val="21"/>
-          <w:szCs w:val="21"/>
-          <w:lang w:val="en-US" w:eastAsia="ru-RU"/>
-        </w:rPr>
-        <w:t xml:space="preserve">, inter_2 </w:t>
+        <w:t xml:space="preserve">].plot(t_linspace, inter_2 </w:t>
       </w:r>
       <w:r>
         <w:rPr>
@@ -14857,29 +13112,7 @@
           <w:szCs w:val="21"/>
           <w:lang w:val="en-US" w:eastAsia="ru-RU"/>
         </w:rPr>
-        <w:t xml:space="preserve"> </w:t>
-      </w:r>
-      <w:proofErr w:type="spellStart"/>
-      <w:r>
-        <w:rPr>
-          <w:rFonts w:ascii="Consolas" w:eastAsia="Times New Roman" w:hAnsi="Consolas" w:cs="Times New Roman"/>
-          <w:color w:val="FFFFFF"/>
-          <w:sz w:val="21"/>
-          <w:szCs w:val="21"/>
-          <w:lang w:val="en-US" w:eastAsia="ru-RU"/>
-        </w:rPr>
-        <w:t>t_linspace</w:t>
-      </w:r>
-      <w:proofErr w:type="spellEnd"/>
-      <w:r>
-        <w:rPr>
-          <w:rFonts w:ascii="Consolas" w:eastAsia="Times New Roman" w:hAnsi="Consolas" w:cs="Times New Roman"/>
-          <w:color w:val="FFFFFF"/>
-          <w:sz w:val="21"/>
-          <w:szCs w:val="21"/>
-          <w:lang w:val="en-US" w:eastAsia="ru-RU"/>
-        </w:rPr>
-        <w:t xml:space="preserve">, </w:t>
+        <w:t xml:space="preserve"> t_linspace, </w:t>
       </w:r>
       <w:r>
         <w:rPr>
@@ -15054,29 +13287,7 @@
           <w:szCs w:val="21"/>
           <w:lang w:val="en-US" w:eastAsia="ru-RU"/>
         </w:rPr>
-        <w:t>].</w:t>
-      </w:r>
-      <w:proofErr w:type="spellStart"/>
-      <w:r>
-        <w:rPr>
-          <w:rFonts w:ascii="Consolas" w:eastAsia="Times New Roman" w:hAnsi="Consolas" w:cs="Times New Roman"/>
-          <w:color w:val="FFFFFF"/>
-          <w:sz w:val="21"/>
-          <w:szCs w:val="21"/>
-          <w:lang w:val="en-US" w:eastAsia="ru-RU"/>
-        </w:rPr>
-        <w:t>set_xlabel</w:t>
-      </w:r>
-      <w:proofErr w:type="spellEnd"/>
-      <w:r>
-        <w:rPr>
-          <w:rFonts w:ascii="Consolas" w:eastAsia="Times New Roman" w:hAnsi="Consolas" w:cs="Times New Roman"/>
-          <w:color w:val="FFFFFF"/>
-          <w:sz w:val="21"/>
-          <w:szCs w:val="21"/>
-          <w:lang w:val="en-US" w:eastAsia="ru-RU"/>
-        </w:rPr>
-        <w:t>(</w:t>
+        <w:t>].set_xlabel(</w:t>
       </w:r>
       <w:r>
         <w:rPr>
@@ -15136,29 +13347,7 @@
           <w:szCs w:val="21"/>
           <w:lang w:val="en-US" w:eastAsia="ru-RU"/>
         </w:rPr>
-        <w:t>].</w:t>
-      </w:r>
-      <w:proofErr w:type="spellStart"/>
-      <w:r>
-        <w:rPr>
-          <w:rFonts w:ascii="Consolas" w:eastAsia="Times New Roman" w:hAnsi="Consolas" w:cs="Times New Roman"/>
-          <w:color w:val="FFFFFF"/>
-          <w:sz w:val="21"/>
-          <w:szCs w:val="21"/>
-          <w:lang w:val="en-US" w:eastAsia="ru-RU"/>
-        </w:rPr>
-        <w:t>set_ylabel</w:t>
-      </w:r>
-      <w:proofErr w:type="spellEnd"/>
-      <w:r>
-        <w:rPr>
-          <w:rFonts w:ascii="Consolas" w:eastAsia="Times New Roman" w:hAnsi="Consolas" w:cs="Times New Roman"/>
-          <w:color w:val="FFFFFF"/>
-          <w:sz w:val="21"/>
-          <w:szCs w:val="21"/>
-          <w:lang w:val="en-US" w:eastAsia="ru-RU"/>
-        </w:rPr>
-        <w:t>(</w:t>
+        <w:t>].set_ylabel(</w:t>
       </w:r>
       <w:r>
         <w:rPr>
@@ -15168,29 +13357,7 @@
           <w:szCs w:val="21"/>
           <w:lang w:val="en-US" w:eastAsia="ru-RU"/>
         </w:rPr>
-        <w:t>'1/</w:t>
-      </w:r>
-      <w:proofErr w:type="spellStart"/>
-      <w:r>
-        <w:rPr>
-          <w:rFonts w:ascii="Consolas" w:eastAsia="Times New Roman" w:hAnsi="Consolas" w:cs="Times New Roman"/>
-          <w:color w:val="99FFE4"/>
-          <w:sz w:val="21"/>
-          <w:szCs w:val="21"/>
-          <w:lang w:val="en-US" w:eastAsia="ru-RU"/>
-        </w:rPr>
-        <w:t>cA</w:t>
-      </w:r>
-      <w:proofErr w:type="spellEnd"/>
-      <w:r>
-        <w:rPr>
-          <w:rFonts w:ascii="Consolas" w:eastAsia="Times New Roman" w:hAnsi="Consolas" w:cs="Times New Roman"/>
-          <w:color w:val="99FFE4"/>
-          <w:sz w:val="21"/>
-          <w:szCs w:val="21"/>
-          <w:lang w:val="en-US" w:eastAsia="ru-RU"/>
-        </w:rPr>
-        <w:t>'</w:t>
+        <w:t>'1/cA'</w:t>
       </w:r>
       <w:r>
         <w:rPr>
@@ -15220,29 +13387,7 @@
           <w:szCs w:val="21"/>
           <w:lang w:val="en-US" w:eastAsia="ru-RU"/>
         </w:rPr>
-        <w:t>].</w:t>
-      </w:r>
-      <w:proofErr w:type="spellStart"/>
-      <w:r>
-        <w:rPr>
-          <w:rFonts w:ascii="Consolas" w:eastAsia="Times New Roman" w:hAnsi="Consolas" w:cs="Times New Roman"/>
-          <w:color w:val="FFFFFF"/>
-          <w:sz w:val="21"/>
-          <w:szCs w:val="21"/>
-          <w:lang w:val="en-US" w:eastAsia="ru-RU"/>
-        </w:rPr>
-        <w:t>set_title</w:t>
-      </w:r>
-      <w:proofErr w:type="spellEnd"/>
-      <w:r>
-        <w:rPr>
-          <w:rFonts w:ascii="Consolas" w:eastAsia="Times New Roman" w:hAnsi="Consolas" w:cs="Times New Roman"/>
-          <w:color w:val="FFFFFF"/>
-          <w:sz w:val="21"/>
-          <w:szCs w:val="21"/>
-          <w:lang w:val="en-US" w:eastAsia="ru-RU"/>
-        </w:rPr>
-        <w:t>(</w:t>
+        <w:t>].set_title(</w:t>
       </w:r>
       <w:r>
         <w:rPr>
@@ -15404,40 +13549,16 @@
           <w:lang w:val="en-US" w:eastAsia="ru-RU"/>
         </w:rPr>
       </w:pPr>
-      <w:proofErr w:type="spellStart"/>
-      <w:r>
-        <w:rPr>
-          <w:rFonts w:ascii="Consolas" w:eastAsia="Times New Roman" w:hAnsi="Consolas" w:cs="Times New Roman"/>
-          <w:color w:val="FFFFFF"/>
-          <w:sz w:val="21"/>
-          <w:szCs w:val="21"/>
-          <w:lang w:val="en-US" w:eastAsia="ru-RU"/>
-        </w:rPr>
-        <w:t>plt.tight_layout</w:t>
-      </w:r>
-      <w:proofErr w:type="spellEnd"/>
-      <w:r>
-        <w:rPr>
-          <w:rFonts w:ascii="Consolas" w:eastAsia="Times New Roman" w:hAnsi="Consolas" w:cs="Times New Roman"/>
-          <w:color w:val="FFFFFF"/>
-          <w:sz w:val="21"/>
-          <w:szCs w:val="21"/>
-          <w:lang w:val="en-US" w:eastAsia="ru-RU"/>
-        </w:rPr>
-        <w:t>(</w:t>
-      </w:r>
-      <w:proofErr w:type="spellStart"/>
-      <w:r>
-        <w:rPr>
-          <w:rFonts w:ascii="Consolas" w:eastAsia="Times New Roman" w:hAnsi="Consolas" w:cs="Times New Roman"/>
-          <w:color w:val="FFFFFF"/>
-          <w:sz w:val="21"/>
-          <w:szCs w:val="21"/>
-          <w:lang w:val="en-US" w:eastAsia="ru-RU"/>
-        </w:rPr>
-        <w:t>rect</w:t>
-      </w:r>
-      <w:proofErr w:type="spellEnd"/>
+      <w:r>
+        <w:rPr>
+          <w:rFonts w:ascii="Consolas" w:eastAsia="Times New Roman" w:hAnsi="Consolas" w:cs="Times New Roman"/>
+          <w:color w:val="FFFFFF"/>
+          <w:sz w:val="21"/>
+          <w:szCs w:val="21"/>
+          <w:lang w:val="en-US" w:eastAsia="ru-RU"/>
+        </w:rPr>
+        <w:t>plt.tight_layout(rect</w:t>
+      </w:r>
       <w:r>
         <w:rPr>
           <w:rFonts w:ascii="Consolas" w:eastAsia="Times New Roman" w:hAnsi="Consolas" w:cs="Times New Roman"/>
@@ -15553,27 +13674,15 @@
           <w:lang w:val="en-US" w:eastAsia="ru-RU"/>
         </w:rPr>
       </w:pPr>
-      <w:proofErr w:type="spellStart"/>
-      <w:r>
-        <w:rPr>
-          <w:rFonts w:ascii="Consolas" w:eastAsia="Times New Roman" w:hAnsi="Consolas" w:cs="Times New Roman"/>
-          <w:color w:val="FFFFFF"/>
-          <w:sz w:val="21"/>
-          <w:szCs w:val="21"/>
-          <w:lang w:val="en-US" w:eastAsia="ru-RU"/>
-        </w:rPr>
-        <w:t>plt.suptitle</w:t>
-      </w:r>
-      <w:proofErr w:type="spellEnd"/>
-      <w:r>
-        <w:rPr>
-          <w:rFonts w:ascii="Consolas" w:eastAsia="Times New Roman" w:hAnsi="Consolas" w:cs="Times New Roman"/>
-          <w:color w:val="FFFFFF"/>
-          <w:sz w:val="21"/>
-          <w:szCs w:val="21"/>
-          <w:lang w:val="en-US" w:eastAsia="ru-RU"/>
-        </w:rPr>
-        <w:t>(</w:t>
+      <w:r>
+        <w:rPr>
+          <w:rFonts w:ascii="Consolas" w:eastAsia="Times New Roman" w:hAnsi="Consolas" w:cs="Times New Roman"/>
+          <w:color w:val="FFFFFF"/>
+          <w:sz w:val="21"/>
+          <w:szCs w:val="21"/>
+          <w:lang w:val="en-US" w:eastAsia="ru-RU"/>
+        </w:rPr>
+        <w:t>plt.suptitle(</w:t>
       </w:r>
       <w:r>
         <w:rPr>
@@ -15693,20 +13802,8 @@
           <w:szCs w:val="21"/>
           <w:lang w:val="en-US" w:eastAsia="ru-RU"/>
         </w:rPr>
-        <w:t xml:space="preserve">, </w:t>
-      </w:r>
-      <w:proofErr w:type="spellStart"/>
-      <w:r>
-        <w:rPr>
-          <w:rFonts w:ascii="Consolas" w:eastAsia="Times New Roman" w:hAnsi="Consolas" w:cs="Times New Roman"/>
-          <w:color w:val="FFFFFF"/>
-          <w:sz w:val="21"/>
-          <w:szCs w:val="21"/>
-          <w:lang w:val="en-US" w:eastAsia="ru-RU"/>
-        </w:rPr>
-        <w:t>fontsize</w:t>
-      </w:r>
-      <w:proofErr w:type="spellEnd"/>
+        <w:t>, fontsize</w:t>
+      </w:r>
       <w:r>
         <w:rPr>
           <w:rFonts w:ascii="Consolas" w:eastAsia="Times New Roman" w:hAnsi="Consolas" w:cs="Times New Roman"/>
@@ -15752,27 +13849,15 @@
           <w:lang w:val="en-US" w:eastAsia="ru-RU"/>
         </w:rPr>
       </w:pPr>
-      <w:proofErr w:type="spellStart"/>
-      <w:r>
-        <w:rPr>
-          <w:rFonts w:ascii="Consolas" w:eastAsia="Times New Roman" w:hAnsi="Consolas" w:cs="Times New Roman"/>
-          <w:color w:val="FFFFFF"/>
-          <w:sz w:val="21"/>
-          <w:szCs w:val="21"/>
-          <w:lang w:val="en-US" w:eastAsia="ru-RU"/>
-        </w:rPr>
-        <w:t>plt.show</w:t>
-      </w:r>
-      <w:proofErr w:type="spellEnd"/>
-      <w:r>
-        <w:rPr>
-          <w:rFonts w:ascii="Consolas" w:eastAsia="Times New Roman" w:hAnsi="Consolas" w:cs="Times New Roman"/>
-          <w:color w:val="FFFFFF"/>
-          <w:sz w:val="21"/>
-          <w:szCs w:val="21"/>
-          <w:lang w:val="en-US" w:eastAsia="ru-RU"/>
-        </w:rPr>
-        <w:t>()</w:t>
+      <w:r>
+        <w:rPr>
+          <w:rFonts w:ascii="Consolas" w:eastAsia="Times New Roman" w:hAnsi="Consolas" w:cs="Times New Roman"/>
+          <w:color w:val="FFFFFF"/>
+          <w:sz w:val="21"/>
+          <w:szCs w:val="21"/>
+          <w:lang w:val="en-US" w:eastAsia="ru-RU"/>
+        </w:rPr>
+        <w:t>plt.show()</w:t>
       </w:r>
     </w:p>
     <w:p>
@@ -15804,27 +13889,15 @@
           <w:lang w:val="en-US" w:eastAsia="ru-RU"/>
         </w:rPr>
       </w:pPr>
-      <w:proofErr w:type="spellStart"/>
-      <w:r>
-        <w:rPr>
-          <w:rFonts w:ascii="Consolas" w:eastAsia="Times New Roman" w:hAnsi="Consolas" w:cs="Times New Roman"/>
-          <w:color w:val="FFFFFF"/>
-          <w:sz w:val="21"/>
-          <w:szCs w:val="21"/>
-          <w:lang w:val="en-US" w:eastAsia="ru-RU"/>
-        </w:rPr>
-        <w:t>cA_start</w:t>
-      </w:r>
-      <w:proofErr w:type="spellEnd"/>
-      <w:r>
-        <w:rPr>
-          <w:rFonts w:ascii="Consolas" w:eastAsia="Times New Roman" w:hAnsi="Consolas" w:cs="Times New Roman"/>
-          <w:color w:val="FFFFFF"/>
-          <w:sz w:val="21"/>
-          <w:szCs w:val="21"/>
-          <w:lang w:val="en-US" w:eastAsia="ru-RU"/>
-        </w:rPr>
-        <w:t xml:space="preserve"> </w:t>
+      <w:r>
+        <w:rPr>
+          <w:rFonts w:ascii="Consolas" w:eastAsia="Times New Roman" w:hAnsi="Consolas" w:cs="Times New Roman"/>
+          <w:color w:val="FFFFFF"/>
+          <w:sz w:val="21"/>
+          <w:szCs w:val="21"/>
+          <w:lang w:val="en-US" w:eastAsia="ru-RU"/>
+        </w:rPr>
+        <w:t xml:space="preserve">cA_start </w:t>
       </w:r>
       <w:r>
         <w:rPr>
@@ -15844,29 +13917,7 @@
           <w:szCs w:val="21"/>
           <w:lang w:val="en-US" w:eastAsia="ru-RU"/>
         </w:rPr>
-        <w:t xml:space="preserve"> </w:t>
-      </w:r>
-      <w:proofErr w:type="spellStart"/>
-      <w:r>
-        <w:rPr>
-          <w:rFonts w:ascii="Consolas" w:eastAsia="Times New Roman" w:hAnsi="Consolas" w:cs="Times New Roman"/>
-          <w:color w:val="FFFFFF"/>
-          <w:sz w:val="21"/>
-          <w:szCs w:val="21"/>
-          <w:lang w:val="en-US" w:eastAsia="ru-RU"/>
-        </w:rPr>
-        <w:t>cA_val</w:t>
-      </w:r>
-      <w:proofErr w:type="spellEnd"/>
-      <w:r>
-        <w:rPr>
-          <w:rFonts w:ascii="Consolas" w:eastAsia="Times New Roman" w:hAnsi="Consolas" w:cs="Times New Roman"/>
-          <w:color w:val="FFFFFF"/>
-          <w:sz w:val="21"/>
-          <w:szCs w:val="21"/>
-          <w:lang w:val="en-US" w:eastAsia="ru-RU"/>
-        </w:rPr>
-        <w:t>[</w:t>
+        <w:t xml:space="preserve"> cA_val[</w:t>
       </w:r>
       <w:r>
         <w:rPr>
@@ -16001,29 +14052,7 @@
           <w:szCs w:val="21"/>
           <w:lang w:val="en-US" w:eastAsia="ru-RU"/>
         </w:rPr>
-        <w:t xml:space="preserve"> </w:t>
-      </w:r>
-      <w:proofErr w:type="spellStart"/>
-      <w:r>
-        <w:rPr>
-          <w:rFonts w:ascii="Consolas" w:eastAsia="Times New Roman" w:hAnsi="Consolas" w:cs="Times New Roman"/>
-          <w:color w:val="FFFFFF"/>
-          <w:sz w:val="21"/>
-          <w:szCs w:val="21"/>
-          <w:lang w:val="en-US" w:eastAsia="ru-RU"/>
-        </w:rPr>
-        <w:t>best_idx</w:t>
-      </w:r>
-      <w:proofErr w:type="spellEnd"/>
-      <w:r>
-        <w:rPr>
-          <w:rFonts w:ascii="Consolas" w:eastAsia="Times New Roman" w:hAnsi="Consolas" w:cs="Times New Roman"/>
-          <w:color w:val="FFFFFF"/>
-          <w:sz w:val="21"/>
-          <w:szCs w:val="21"/>
-          <w:lang w:val="en-US" w:eastAsia="ru-RU"/>
-        </w:rPr>
-        <w:t xml:space="preserve"> </w:t>
+        <w:t xml:space="preserve"> best_idx </w:t>
       </w:r>
       <w:r>
         <w:rPr>
@@ -16088,29 +14117,7 @@
           <w:szCs w:val="21"/>
           <w:lang w:val="en-US" w:eastAsia="ru-RU"/>
         </w:rPr>
-        <w:t xml:space="preserve">    </w:t>
-      </w:r>
-      <w:proofErr w:type="spellStart"/>
-      <w:r>
-        <w:rPr>
-          <w:rFonts w:ascii="Consolas" w:eastAsia="Times New Roman" w:hAnsi="Consolas" w:cs="Times New Roman"/>
-          <w:color w:val="FFFFFF"/>
-          <w:sz w:val="21"/>
-          <w:szCs w:val="21"/>
-          <w:lang w:val="en-US" w:eastAsia="ru-RU"/>
-        </w:rPr>
-        <w:t>k_res</w:t>
-      </w:r>
-      <w:proofErr w:type="spellEnd"/>
-      <w:r>
-        <w:rPr>
-          <w:rFonts w:ascii="Consolas" w:eastAsia="Times New Roman" w:hAnsi="Consolas" w:cs="Times New Roman"/>
-          <w:color w:val="FFFFFF"/>
-          <w:sz w:val="21"/>
-          <w:szCs w:val="21"/>
-          <w:lang w:val="en-US" w:eastAsia="ru-RU"/>
-        </w:rPr>
-        <w:t xml:space="preserve"> </w:t>
+        <w:t xml:space="preserve">    k_res </w:t>
       </w:r>
       <w:r>
         <w:rPr>
@@ -16175,20 +14182,58 @@
           <w:szCs w:val="21"/>
           <w:lang w:val="en-US" w:eastAsia="ru-RU"/>
         </w:rPr>
-        <w:t xml:space="preserve">    </w:t>
-      </w:r>
-      <w:proofErr w:type="spellStart"/>
-      <w:r>
-        <w:rPr>
-          <w:rFonts w:ascii="Consolas" w:eastAsia="Times New Roman" w:hAnsi="Consolas" w:cs="Times New Roman"/>
-          <w:color w:val="FFFFFF"/>
-          <w:sz w:val="21"/>
-          <w:szCs w:val="21"/>
-          <w:lang w:val="en-US" w:eastAsia="ru-RU"/>
-        </w:rPr>
-        <w:t>tau_half</w:t>
-      </w:r>
-      <w:proofErr w:type="spellEnd"/>
+        <w:t xml:space="preserve">    tau_half </w:t>
+      </w:r>
+      <w:r>
+        <w:rPr>
+          <w:rFonts w:ascii="Consolas" w:eastAsia="Times New Roman" w:hAnsi="Consolas" w:cs="Times New Roman"/>
+          <w:color w:val="A0A0A0"/>
+          <w:sz w:val="21"/>
+          <w:szCs w:val="21"/>
+          <w:lang w:val="en-US" w:eastAsia="ru-RU"/>
+        </w:rPr>
+        <w:t>=</w:t>
+      </w:r>
+      <w:r>
+        <w:rPr>
+          <w:rFonts w:ascii="Consolas" w:eastAsia="Times New Roman" w:hAnsi="Consolas" w:cs="Times New Roman"/>
+          <w:color w:val="FFFFFF"/>
+          <w:sz w:val="21"/>
+          <w:szCs w:val="21"/>
+          <w:lang w:val="en-US" w:eastAsia="ru-RU"/>
+        </w:rPr>
+        <w:t xml:space="preserve"> cA_start </w:t>
+      </w:r>
+      <w:r>
+        <w:rPr>
+          <w:rFonts w:ascii="Consolas" w:eastAsia="Times New Roman" w:hAnsi="Consolas" w:cs="Times New Roman"/>
+          <w:color w:val="A0A0A0"/>
+          <w:sz w:val="21"/>
+          <w:szCs w:val="21"/>
+          <w:lang w:val="en-US" w:eastAsia="ru-RU"/>
+        </w:rPr>
+        <w:t>/</w:t>
+      </w:r>
+      <w:r>
+        <w:rPr>
+          <w:rFonts w:ascii="Consolas" w:eastAsia="Times New Roman" w:hAnsi="Consolas" w:cs="Times New Roman"/>
+          <w:color w:val="FFFFFF"/>
+          <w:sz w:val="21"/>
+          <w:szCs w:val="21"/>
+          <w:lang w:val="en-US" w:eastAsia="ru-RU"/>
+        </w:rPr>
+        <w:t xml:space="preserve"> (</w:t>
+      </w:r>
+      <w:r>
+        <w:rPr>
+          <w:rFonts w:ascii="Consolas" w:eastAsia="Times New Roman" w:hAnsi="Consolas" w:cs="Times New Roman"/>
+          <w:color w:val="FFC799"/>
+          <w:sz w:val="21"/>
+          <w:szCs w:val="21"/>
+          <w:lang w:val="en-US" w:eastAsia="ru-RU"/>
+        </w:rPr>
+        <w:t>2</w:t>
+      </w:r>
       <w:r>
         <w:rPr>
           <w:rFonts w:ascii="Consolas" w:eastAsia="Times New Roman" w:hAnsi="Consolas" w:cs="Times New Roman"/>
@@ -16207,88 +14252,6 @@
           <w:szCs w:val="21"/>
           <w:lang w:val="en-US" w:eastAsia="ru-RU"/>
         </w:rPr>
-        <w:t>=</w:t>
-      </w:r>
-      <w:r>
-        <w:rPr>
-          <w:rFonts w:ascii="Consolas" w:eastAsia="Times New Roman" w:hAnsi="Consolas" w:cs="Times New Roman"/>
-          <w:color w:val="FFFFFF"/>
-          <w:sz w:val="21"/>
-          <w:szCs w:val="21"/>
-          <w:lang w:val="en-US" w:eastAsia="ru-RU"/>
-        </w:rPr>
-        <w:t xml:space="preserve"> </w:t>
-      </w:r>
-      <w:proofErr w:type="spellStart"/>
-      <w:r>
-        <w:rPr>
-          <w:rFonts w:ascii="Consolas" w:eastAsia="Times New Roman" w:hAnsi="Consolas" w:cs="Times New Roman"/>
-          <w:color w:val="FFFFFF"/>
-          <w:sz w:val="21"/>
-          <w:szCs w:val="21"/>
-          <w:lang w:val="en-US" w:eastAsia="ru-RU"/>
-        </w:rPr>
-        <w:t>cA_start</w:t>
-      </w:r>
-      <w:proofErr w:type="spellEnd"/>
-      <w:r>
-        <w:rPr>
-          <w:rFonts w:ascii="Consolas" w:eastAsia="Times New Roman" w:hAnsi="Consolas" w:cs="Times New Roman"/>
-          <w:color w:val="FFFFFF"/>
-          <w:sz w:val="21"/>
-          <w:szCs w:val="21"/>
-          <w:lang w:val="en-US" w:eastAsia="ru-RU"/>
-        </w:rPr>
-        <w:t xml:space="preserve"> </w:t>
-      </w:r>
-      <w:r>
-        <w:rPr>
-          <w:rFonts w:ascii="Consolas" w:eastAsia="Times New Roman" w:hAnsi="Consolas" w:cs="Times New Roman"/>
-          <w:color w:val="A0A0A0"/>
-          <w:sz w:val="21"/>
-          <w:szCs w:val="21"/>
-          <w:lang w:val="en-US" w:eastAsia="ru-RU"/>
-        </w:rPr>
-        <w:t>/</w:t>
-      </w:r>
-      <w:r>
-        <w:rPr>
-          <w:rFonts w:ascii="Consolas" w:eastAsia="Times New Roman" w:hAnsi="Consolas" w:cs="Times New Roman"/>
-          <w:color w:val="FFFFFF"/>
-          <w:sz w:val="21"/>
-          <w:szCs w:val="21"/>
-          <w:lang w:val="en-US" w:eastAsia="ru-RU"/>
-        </w:rPr>
-        <w:t xml:space="preserve"> (</w:t>
-      </w:r>
-      <w:r>
-        <w:rPr>
-          <w:rFonts w:ascii="Consolas" w:eastAsia="Times New Roman" w:hAnsi="Consolas" w:cs="Times New Roman"/>
-          <w:color w:val="FFC799"/>
-          <w:sz w:val="21"/>
-          <w:szCs w:val="21"/>
-          <w:lang w:val="en-US" w:eastAsia="ru-RU"/>
-        </w:rPr>
-        <w:t>2</w:t>
-      </w:r>
-      <w:r>
-        <w:rPr>
-          <w:rFonts w:ascii="Consolas" w:eastAsia="Times New Roman" w:hAnsi="Consolas" w:cs="Times New Roman"/>
-          <w:color w:val="FFFFFF"/>
-          <w:sz w:val="21"/>
-          <w:szCs w:val="21"/>
-          <w:lang w:val="en-US" w:eastAsia="ru-RU"/>
-        </w:rPr>
-        <w:t xml:space="preserve"> </w:t>
-      </w:r>
-      <w:r>
-        <w:rPr>
-          <w:rFonts w:ascii="Consolas" w:eastAsia="Times New Roman" w:hAnsi="Consolas" w:cs="Times New Roman"/>
-          <w:color w:val="A0A0A0"/>
-          <w:sz w:val="21"/>
-          <w:szCs w:val="21"/>
-          <w:lang w:val="en-US" w:eastAsia="ru-RU"/>
-        </w:rPr>
         <w:t>*</w:t>
       </w:r>
       <w:r>
@@ -16299,29 +14262,7 @@
           <w:szCs w:val="21"/>
           <w:lang w:val="en-US" w:eastAsia="ru-RU"/>
         </w:rPr>
-        <w:t xml:space="preserve"> </w:t>
-      </w:r>
-      <w:proofErr w:type="spellStart"/>
-      <w:r>
-        <w:rPr>
-          <w:rFonts w:ascii="Consolas" w:eastAsia="Times New Roman" w:hAnsi="Consolas" w:cs="Times New Roman"/>
-          <w:color w:val="FFFFFF"/>
-          <w:sz w:val="21"/>
-          <w:szCs w:val="21"/>
-          <w:lang w:val="en-US" w:eastAsia="ru-RU"/>
-        </w:rPr>
-        <w:t>k_res</w:t>
-      </w:r>
-      <w:proofErr w:type="spellEnd"/>
-      <w:r>
-        <w:rPr>
-          <w:rFonts w:ascii="Consolas" w:eastAsia="Times New Roman" w:hAnsi="Consolas" w:cs="Times New Roman"/>
-          <w:color w:val="FFFFFF"/>
-          <w:sz w:val="21"/>
-          <w:szCs w:val="21"/>
-          <w:lang w:val="en-US" w:eastAsia="ru-RU"/>
-        </w:rPr>
-        <w:t>)</w:t>
+        <w:t xml:space="preserve"> k_res)</w:t>
       </w:r>
     </w:p>
     <w:p>
@@ -16366,29 +14307,7 @@
           <w:szCs w:val="21"/>
           <w:lang w:val="en-US" w:eastAsia="ru-RU"/>
         </w:rPr>
-        <w:t xml:space="preserve"> </w:t>
-      </w:r>
-      <w:proofErr w:type="spellStart"/>
-      <w:r>
-        <w:rPr>
-          <w:rFonts w:ascii="Consolas" w:eastAsia="Times New Roman" w:hAnsi="Consolas" w:cs="Times New Roman"/>
-          <w:color w:val="FFFFFF"/>
-          <w:sz w:val="21"/>
-          <w:szCs w:val="21"/>
-          <w:lang w:val="en-US" w:eastAsia="ru-RU"/>
-        </w:rPr>
-        <w:t>cA_start</w:t>
-      </w:r>
-      <w:proofErr w:type="spellEnd"/>
-      <w:r>
-        <w:rPr>
-          <w:rFonts w:ascii="Consolas" w:eastAsia="Times New Roman" w:hAnsi="Consolas" w:cs="Times New Roman"/>
-          <w:color w:val="FFFFFF"/>
-          <w:sz w:val="21"/>
-          <w:szCs w:val="21"/>
-          <w:lang w:val="en-US" w:eastAsia="ru-RU"/>
-        </w:rPr>
-        <w:t xml:space="preserve"> </w:t>
+        <w:t xml:space="preserve"> cA_start </w:t>
       </w:r>
       <w:r>
         <w:rPr>
@@ -16408,29 +14327,7 @@
           <w:szCs w:val="21"/>
           <w:lang w:val="en-US" w:eastAsia="ru-RU"/>
         </w:rPr>
-        <w:t xml:space="preserve"> </w:t>
-      </w:r>
-      <w:proofErr w:type="spellStart"/>
-      <w:r>
-        <w:rPr>
-          <w:rFonts w:ascii="Consolas" w:eastAsia="Times New Roman" w:hAnsi="Consolas" w:cs="Times New Roman"/>
-          <w:color w:val="FFFFFF"/>
-          <w:sz w:val="21"/>
-          <w:szCs w:val="21"/>
-          <w:lang w:val="en-US" w:eastAsia="ru-RU"/>
-        </w:rPr>
-        <w:t>k_res</w:t>
-      </w:r>
-      <w:proofErr w:type="spellEnd"/>
-      <w:r>
-        <w:rPr>
-          <w:rFonts w:ascii="Consolas" w:eastAsia="Times New Roman" w:hAnsi="Consolas" w:cs="Times New Roman"/>
-          <w:color w:val="FFFFFF"/>
-          <w:sz w:val="21"/>
-          <w:szCs w:val="21"/>
-          <w:lang w:val="en-US" w:eastAsia="ru-RU"/>
-        </w:rPr>
-        <w:t xml:space="preserve"> </w:t>
+        <w:t xml:space="preserve"> k_res </w:t>
       </w:r>
       <w:r>
         <w:rPr>
@@ -16467,7 +14364,6 @@
           <w:lang w:val="en-US" w:eastAsia="ru-RU"/>
         </w:rPr>
       </w:pPr>
-      <w:proofErr w:type="spellStart"/>
       <w:r>
         <w:rPr>
           <w:rFonts w:ascii="Consolas" w:eastAsia="Times New Roman" w:hAnsi="Consolas" w:cs="Times New Roman"/>
@@ -16478,38 +14374,15 @@
         </w:rPr>
         <w:t>elif</w:t>
       </w:r>
-      <w:proofErr w:type="spellEnd"/>
-      <w:r>
-        <w:rPr>
-          <w:rFonts w:ascii="Consolas" w:eastAsia="Times New Roman" w:hAnsi="Consolas" w:cs="Times New Roman"/>
-          <w:color w:val="FFFFFF"/>
-          <w:sz w:val="21"/>
-          <w:szCs w:val="21"/>
-          <w:lang w:val="en-US" w:eastAsia="ru-RU"/>
-        </w:rPr>
-        <w:t xml:space="preserve"> </w:t>
-      </w:r>
-      <w:proofErr w:type="spellStart"/>
-      <w:r>
-        <w:rPr>
-          <w:rFonts w:ascii="Consolas" w:eastAsia="Times New Roman" w:hAnsi="Consolas" w:cs="Times New Roman"/>
-          <w:color w:val="FFFFFF"/>
-          <w:sz w:val="21"/>
-          <w:szCs w:val="21"/>
-          <w:lang w:val="en-US" w:eastAsia="ru-RU"/>
-        </w:rPr>
-        <w:t>best_idx</w:t>
-      </w:r>
-      <w:proofErr w:type="spellEnd"/>
-      <w:r>
-        <w:rPr>
-          <w:rFonts w:ascii="Consolas" w:eastAsia="Times New Roman" w:hAnsi="Consolas" w:cs="Times New Roman"/>
-          <w:color w:val="FFFFFF"/>
-          <w:sz w:val="21"/>
-          <w:szCs w:val="21"/>
-          <w:lang w:val="en-US" w:eastAsia="ru-RU"/>
-        </w:rPr>
-        <w:t xml:space="preserve"> </w:t>
+      <w:r>
+        <w:rPr>
+          <w:rFonts w:ascii="Consolas" w:eastAsia="Times New Roman" w:hAnsi="Consolas" w:cs="Times New Roman"/>
+          <w:color w:val="FFFFFF"/>
+          <w:sz w:val="21"/>
+          <w:szCs w:val="21"/>
+          <w:lang w:val="en-US" w:eastAsia="ru-RU"/>
+        </w:rPr>
+        <w:t xml:space="preserve"> best_idx </w:t>
       </w:r>
       <w:r>
         <w:rPr>
@@ -16574,29 +14447,7 @@
           <w:szCs w:val="21"/>
           <w:lang w:val="en-US" w:eastAsia="ru-RU"/>
         </w:rPr>
-        <w:t xml:space="preserve">    </w:t>
-      </w:r>
-      <w:proofErr w:type="spellStart"/>
-      <w:r>
-        <w:rPr>
-          <w:rFonts w:ascii="Consolas" w:eastAsia="Times New Roman" w:hAnsi="Consolas" w:cs="Times New Roman"/>
-          <w:color w:val="FFFFFF"/>
-          <w:sz w:val="21"/>
-          <w:szCs w:val="21"/>
-          <w:lang w:val="en-US" w:eastAsia="ru-RU"/>
-        </w:rPr>
-        <w:t>k_res</w:t>
-      </w:r>
-      <w:proofErr w:type="spellEnd"/>
-      <w:r>
-        <w:rPr>
-          <w:rFonts w:ascii="Consolas" w:eastAsia="Times New Roman" w:hAnsi="Consolas" w:cs="Times New Roman"/>
-          <w:color w:val="FFFFFF"/>
-          <w:sz w:val="21"/>
-          <w:szCs w:val="21"/>
-          <w:lang w:val="en-US" w:eastAsia="ru-RU"/>
-        </w:rPr>
-        <w:t xml:space="preserve"> </w:t>
+        <w:t xml:space="preserve">    k_res </w:t>
       </w:r>
       <w:r>
         <w:rPr>
@@ -16661,29 +14512,7 @@
           <w:szCs w:val="21"/>
           <w:lang w:val="en-US" w:eastAsia="ru-RU"/>
         </w:rPr>
-        <w:t xml:space="preserve">    </w:t>
-      </w:r>
-      <w:proofErr w:type="spellStart"/>
-      <w:r>
-        <w:rPr>
-          <w:rFonts w:ascii="Consolas" w:eastAsia="Times New Roman" w:hAnsi="Consolas" w:cs="Times New Roman"/>
-          <w:color w:val="FFFFFF"/>
-          <w:sz w:val="21"/>
-          <w:szCs w:val="21"/>
-          <w:lang w:val="en-US" w:eastAsia="ru-RU"/>
-        </w:rPr>
-        <w:t>tau_half</w:t>
-      </w:r>
-      <w:proofErr w:type="spellEnd"/>
-      <w:r>
-        <w:rPr>
-          <w:rFonts w:ascii="Consolas" w:eastAsia="Times New Roman" w:hAnsi="Consolas" w:cs="Times New Roman"/>
-          <w:color w:val="FFFFFF"/>
-          <w:sz w:val="21"/>
-          <w:szCs w:val="21"/>
-          <w:lang w:val="en-US" w:eastAsia="ru-RU"/>
-        </w:rPr>
-        <w:t xml:space="preserve"> </w:t>
+        <w:t xml:space="preserve">    tau_half </w:t>
       </w:r>
       <w:r>
         <w:rPr>
@@ -16743,20 +14572,8 @@
           <w:szCs w:val="21"/>
           <w:lang w:val="en-US" w:eastAsia="ru-RU"/>
         </w:rPr>
-        <w:t xml:space="preserve"> </w:t>
-      </w:r>
-      <w:proofErr w:type="spellStart"/>
-      <w:r>
-        <w:rPr>
-          <w:rFonts w:ascii="Consolas" w:eastAsia="Times New Roman" w:hAnsi="Consolas" w:cs="Times New Roman"/>
-          <w:color w:val="FFFFFF"/>
-          <w:sz w:val="21"/>
-          <w:szCs w:val="21"/>
-          <w:lang w:val="en-US" w:eastAsia="ru-RU"/>
-        </w:rPr>
-        <w:t>k_res</w:t>
-      </w:r>
-      <w:proofErr w:type="spellEnd"/>
+        <w:t xml:space="preserve"> k_res</w:t>
+      </w:r>
     </w:p>
     <w:p>
       <w:pPr>
@@ -16800,29 +14617,7 @@
           <w:szCs w:val="21"/>
           <w:lang w:val="en-US" w:eastAsia="ru-RU"/>
         </w:rPr>
-        <w:t xml:space="preserve"> </w:t>
-      </w:r>
-      <w:proofErr w:type="spellStart"/>
-      <w:r>
-        <w:rPr>
-          <w:rFonts w:ascii="Consolas" w:eastAsia="Times New Roman" w:hAnsi="Consolas" w:cs="Times New Roman"/>
-          <w:color w:val="FFFFFF"/>
-          <w:sz w:val="21"/>
-          <w:szCs w:val="21"/>
-          <w:lang w:val="en-US" w:eastAsia="ru-RU"/>
-        </w:rPr>
-        <w:t>cA_start</w:t>
-      </w:r>
-      <w:proofErr w:type="spellEnd"/>
-      <w:r>
-        <w:rPr>
-          <w:rFonts w:ascii="Consolas" w:eastAsia="Times New Roman" w:hAnsi="Consolas" w:cs="Times New Roman"/>
-          <w:color w:val="FFFFFF"/>
-          <w:sz w:val="21"/>
-          <w:szCs w:val="21"/>
-          <w:lang w:val="en-US" w:eastAsia="ru-RU"/>
-        </w:rPr>
-        <w:t xml:space="preserve"> </w:t>
+        <w:t xml:space="preserve"> cA_start </w:t>
       </w:r>
       <w:r>
         <w:rPr>
@@ -16842,29 +14637,7 @@
           <w:szCs w:val="21"/>
           <w:lang w:val="en-US" w:eastAsia="ru-RU"/>
         </w:rPr>
-        <w:t xml:space="preserve"> </w:t>
-      </w:r>
-      <w:proofErr w:type="spellStart"/>
-      <w:r>
-        <w:rPr>
-          <w:rFonts w:ascii="Consolas" w:eastAsia="Times New Roman" w:hAnsi="Consolas" w:cs="Times New Roman"/>
-          <w:color w:val="FFFFFF"/>
-          <w:sz w:val="21"/>
-          <w:szCs w:val="21"/>
-          <w:lang w:val="en-US" w:eastAsia="ru-RU"/>
-        </w:rPr>
-        <w:t>np.exp</w:t>
-      </w:r>
-      <w:proofErr w:type="spellEnd"/>
-      <w:r>
-        <w:rPr>
-          <w:rFonts w:ascii="Consolas" w:eastAsia="Times New Roman" w:hAnsi="Consolas" w:cs="Times New Roman"/>
-          <w:color w:val="FFFFFF"/>
-          <w:sz w:val="21"/>
-          <w:szCs w:val="21"/>
-          <w:lang w:val="en-US" w:eastAsia="ru-RU"/>
-        </w:rPr>
-        <w:t>(</w:t>
+        <w:t xml:space="preserve"> np.exp(</w:t>
       </w:r>
       <w:r>
         <w:rPr>
@@ -16876,27 +14649,15 @@
         </w:rPr>
         <w:t>-</w:t>
       </w:r>
-      <w:proofErr w:type="spellStart"/>
-      <w:r>
-        <w:rPr>
-          <w:rFonts w:ascii="Consolas" w:eastAsia="Times New Roman" w:hAnsi="Consolas" w:cs="Times New Roman"/>
-          <w:color w:val="FFFFFF"/>
-          <w:sz w:val="21"/>
-          <w:szCs w:val="21"/>
-          <w:lang w:val="en-US" w:eastAsia="ru-RU"/>
-        </w:rPr>
-        <w:t>k_res</w:t>
-      </w:r>
-      <w:proofErr w:type="spellEnd"/>
-      <w:r>
-        <w:rPr>
-          <w:rFonts w:ascii="Consolas" w:eastAsia="Times New Roman" w:hAnsi="Consolas" w:cs="Times New Roman"/>
-          <w:color w:val="FFFFFF"/>
-          <w:sz w:val="21"/>
-          <w:szCs w:val="21"/>
-          <w:lang w:val="en-US" w:eastAsia="ru-RU"/>
-        </w:rPr>
-        <w:t xml:space="preserve"> </w:t>
+      <w:r>
+        <w:rPr>
+          <w:rFonts w:ascii="Consolas" w:eastAsia="Times New Roman" w:hAnsi="Consolas" w:cs="Times New Roman"/>
+          <w:color w:val="FFFFFF"/>
+          <w:sz w:val="21"/>
+          <w:szCs w:val="21"/>
+          <w:lang w:val="en-US" w:eastAsia="ru-RU"/>
+        </w:rPr>
+        <w:t xml:space="preserve">k_res </w:t>
       </w:r>
       <w:r>
         <w:rPr>
@@ -16933,7 +14694,6 @@
           <w:lang w:val="en-US" w:eastAsia="ru-RU"/>
         </w:rPr>
       </w:pPr>
-      <w:proofErr w:type="spellStart"/>
       <w:r>
         <w:rPr>
           <w:rFonts w:ascii="Consolas" w:eastAsia="Times New Roman" w:hAnsi="Consolas" w:cs="Times New Roman"/>
@@ -16944,38 +14704,15 @@
         </w:rPr>
         <w:t>elif</w:t>
       </w:r>
-      <w:proofErr w:type="spellEnd"/>
-      <w:r>
-        <w:rPr>
-          <w:rFonts w:ascii="Consolas" w:eastAsia="Times New Roman" w:hAnsi="Consolas" w:cs="Times New Roman"/>
-          <w:color w:val="FFFFFF"/>
-          <w:sz w:val="21"/>
-          <w:szCs w:val="21"/>
-          <w:lang w:val="en-US" w:eastAsia="ru-RU"/>
-        </w:rPr>
-        <w:t xml:space="preserve"> </w:t>
-      </w:r>
-      <w:proofErr w:type="spellStart"/>
-      <w:r>
-        <w:rPr>
-          <w:rFonts w:ascii="Consolas" w:eastAsia="Times New Roman" w:hAnsi="Consolas" w:cs="Times New Roman"/>
-          <w:color w:val="FFFFFF"/>
-          <w:sz w:val="21"/>
-          <w:szCs w:val="21"/>
-          <w:lang w:val="en-US" w:eastAsia="ru-RU"/>
-        </w:rPr>
-        <w:t>best_idx</w:t>
-      </w:r>
-      <w:proofErr w:type="spellEnd"/>
-      <w:r>
-        <w:rPr>
-          <w:rFonts w:ascii="Consolas" w:eastAsia="Times New Roman" w:hAnsi="Consolas" w:cs="Times New Roman"/>
-          <w:color w:val="FFFFFF"/>
-          <w:sz w:val="21"/>
-          <w:szCs w:val="21"/>
-          <w:lang w:val="en-US" w:eastAsia="ru-RU"/>
-        </w:rPr>
-        <w:t xml:space="preserve"> </w:t>
+      <w:r>
+        <w:rPr>
+          <w:rFonts w:ascii="Consolas" w:eastAsia="Times New Roman" w:hAnsi="Consolas" w:cs="Times New Roman"/>
+          <w:color w:val="FFFFFF"/>
+          <w:sz w:val="21"/>
+          <w:szCs w:val="21"/>
+          <w:lang w:val="en-US" w:eastAsia="ru-RU"/>
+        </w:rPr>
+        <w:t xml:space="preserve"> best_idx </w:t>
       </w:r>
       <w:r>
         <w:rPr>
@@ -17040,29 +14777,7 @@
           <w:szCs w:val="21"/>
           <w:lang w:val="en-US" w:eastAsia="ru-RU"/>
         </w:rPr>
-        <w:t xml:space="preserve">    </w:t>
-      </w:r>
-      <w:proofErr w:type="spellStart"/>
-      <w:r>
-        <w:rPr>
-          <w:rFonts w:ascii="Consolas" w:eastAsia="Times New Roman" w:hAnsi="Consolas" w:cs="Times New Roman"/>
-          <w:color w:val="FFFFFF"/>
-          <w:sz w:val="21"/>
-          <w:szCs w:val="21"/>
-          <w:lang w:val="en-US" w:eastAsia="ru-RU"/>
-        </w:rPr>
-        <w:t>k_res</w:t>
-      </w:r>
-      <w:proofErr w:type="spellEnd"/>
-      <w:r>
-        <w:rPr>
-          <w:rFonts w:ascii="Consolas" w:eastAsia="Times New Roman" w:hAnsi="Consolas" w:cs="Times New Roman"/>
-          <w:color w:val="FFFFFF"/>
-          <w:sz w:val="21"/>
-          <w:szCs w:val="21"/>
-          <w:lang w:val="en-US" w:eastAsia="ru-RU"/>
-        </w:rPr>
-        <w:t xml:space="preserve"> </w:t>
+        <w:t xml:space="preserve">    k_res </w:t>
       </w:r>
       <w:r>
         <w:rPr>
@@ -17127,20 +14842,18 @@
           <w:szCs w:val="21"/>
           <w:lang w:val="en-US" w:eastAsia="ru-RU"/>
         </w:rPr>
-        <w:t xml:space="preserve">    </w:t>
-      </w:r>
-      <w:proofErr w:type="spellStart"/>
-      <w:r>
-        <w:rPr>
-          <w:rFonts w:ascii="Consolas" w:eastAsia="Times New Roman" w:hAnsi="Consolas" w:cs="Times New Roman"/>
-          <w:color w:val="FFFFFF"/>
-          <w:sz w:val="21"/>
-          <w:szCs w:val="21"/>
-          <w:lang w:val="en-US" w:eastAsia="ru-RU"/>
-        </w:rPr>
-        <w:t>tau_half</w:t>
-      </w:r>
-      <w:proofErr w:type="spellEnd"/>
+        <w:t xml:space="preserve">    tau_half </w:t>
+      </w:r>
+      <w:r>
+        <w:rPr>
+          <w:rFonts w:ascii="Consolas" w:eastAsia="Times New Roman" w:hAnsi="Consolas" w:cs="Times New Roman"/>
+          <w:color w:val="A0A0A0"/>
+          <w:sz w:val="21"/>
+          <w:szCs w:val="21"/>
+          <w:lang w:val="en-US" w:eastAsia="ru-RU"/>
+        </w:rPr>
+        <w:t>=</w:t>
+      </w:r>
       <w:r>
         <w:rPr>
           <w:rFonts w:ascii="Consolas" w:eastAsia="Times New Roman" w:hAnsi="Consolas" w:cs="Times New Roman"/>
@@ -17154,12 +14867,12 @@
       <w:r>
         <w:rPr>
           <w:rFonts w:ascii="Consolas" w:eastAsia="Times New Roman" w:hAnsi="Consolas" w:cs="Times New Roman"/>
-          <w:color w:val="A0A0A0"/>
-          <w:sz w:val="21"/>
-          <w:szCs w:val="21"/>
-          <w:lang w:val="en-US" w:eastAsia="ru-RU"/>
-        </w:rPr>
-        <w:t>=</w:t>
+          <w:color w:val="FFC799"/>
+          <w:sz w:val="21"/>
+          <w:szCs w:val="21"/>
+          <w:lang w:val="en-US" w:eastAsia="ru-RU"/>
+        </w:rPr>
+        <w:t>1</w:t>
       </w:r>
       <w:r>
         <w:rPr>
@@ -17174,26 +14887,6 @@
       <w:r>
         <w:rPr>
           <w:rFonts w:ascii="Consolas" w:eastAsia="Times New Roman" w:hAnsi="Consolas" w:cs="Times New Roman"/>
-          <w:color w:val="FFC799"/>
-          <w:sz w:val="21"/>
-          <w:szCs w:val="21"/>
-          <w:lang w:val="en-US" w:eastAsia="ru-RU"/>
-        </w:rPr>
-        <w:t>1</w:t>
-      </w:r>
-      <w:r>
-        <w:rPr>
-          <w:rFonts w:ascii="Consolas" w:eastAsia="Times New Roman" w:hAnsi="Consolas" w:cs="Times New Roman"/>
-          <w:color w:val="FFFFFF"/>
-          <w:sz w:val="21"/>
-          <w:szCs w:val="21"/>
-          <w:lang w:val="en-US" w:eastAsia="ru-RU"/>
-        </w:rPr>
-        <w:t xml:space="preserve"> </w:t>
-      </w:r>
-      <w:r>
-        <w:rPr>
-          <w:rFonts w:ascii="Consolas" w:eastAsia="Times New Roman" w:hAnsi="Consolas" w:cs="Times New Roman"/>
           <w:color w:val="A0A0A0"/>
           <w:sz w:val="21"/>
           <w:szCs w:val="21"/>
@@ -17209,29 +14902,7 @@
           <w:szCs w:val="21"/>
           <w:lang w:val="en-US" w:eastAsia="ru-RU"/>
         </w:rPr>
-        <w:t xml:space="preserve"> (</w:t>
-      </w:r>
-      <w:proofErr w:type="spellStart"/>
-      <w:r>
-        <w:rPr>
-          <w:rFonts w:ascii="Consolas" w:eastAsia="Times New Roman" w:hAnsi="Consolas" w:cs="Times New Roman"/>
-          <w:color w:val="FFFFFF"/>
-          <w:sz w:val="21"/>
-          <w:szCs w:val="21"/>
-          <w:lang w:val="en-US" w:eastAsia="ru-RU"/>
-        </w:rPr>
-        <w:t>k_res</w:t>
-      </w:r>
-      <w:proofErr w:type="spellEnd"/>
-      <w:r>
-        <w:rPr>
-          <w:rFonts w:ascii="Consolas" w:eastAsia="Times New Roman" w:hAnsi="Consolas" w:cs="Times New Roman"/>
-          <w:color w:val="FFFFFF"/>
-          <w:sz w:val="21"/>
-          <w:szCs w:val="21"/>
-          <w:lang w:val="en-US" w:eastAsia="ru-RU"/>
-        </w:rPr>
-        <w:t xml:space="preserve"> </w:t>
+        <w:t xml:space="preserve"> (k_res </w:t>
       </w:r>
       <w:r>
         <w:rPr>
@@ -17251,29 +14922,7 @@
           <w:szCs w:val="21"/>
           <w:lang w:val="en-US" w:eastAsia="ru-RU"/>
         </w:rPr>
-        <w:t xml:space="preserve"> </w:t>
-      </w:r>
-      <w:proofErr w:type="spellStart"/>
-      <w:r>
-        <w:rPr>
-          <w:rFonts w:ascii="Consolas" w:eastAsia="Times New Roman" w:hAnsi="Consolas" w:cs="Times New Roman"/>
-          <w:color w:val="FFFFFF"/>
-          <w:sz w:val="21"/>
-          <w:szCs w:val="21"/>
-          <w:lang w:val="en-US" w:eastAsia="ru-RU"/>
-        </w:rPr>
-        <w:t>cA_start</w:t>
-      </w:r>
-      <w:proofErr w:type="spellEnd"/>
-      <w:r>
-        <w:rPr>
-          <w:rFonts w:ascii="Consolas" w:eastAsia="Times New Roman" w:hAnsi="Consolas" w:cs="Times New Roman"/>
-          <w:color w:val="FFFFFF"/>
-          <w:sz w:val="21"/>
-          <w:szCs w:val="21"/>
-          <w:lang w:val="en-US" w:eastAsia="ru-RU"/>
-        </w:rPr>
-        <w:t>)</w:t>
+        <w:t xml:space="preserve"> cA_start)</w:t>
       </w:r>
     </w:p>
     <w:p>
@@ -17318,70 +14967,48 @@
           <w:szCs w:val="21"/>
           <w:lang w:val="en-US" w:eastAsia="ru-RU"/>
         </w:rPr>
+        <w:t xml:space="preserve"> cA_start </w:t>
+      </w:r>
+      <w:r>
+        <w:rPr>
+          <w:rFonts w:ascii="Consolas" w:eastAsia="Times New Roman" w:hAnsi="Consolas" w:cs="Times New Roman"/>
+          <w:color w:val="A0A0A0"/>
+          <w:sz w:val="21"/>
+          <w:szCs w:val="21"/>
+          <w:lang w:val="en-US" w:eastAsia="ru-RU"/>
+        </w:rPr>
+        <w:t>/</w:t>
+      </w:r>
+      <w:r>
+        <w:rPr>
+          <w:rFonts w:ascii="Consolas" w:eastAsia="Times New Roman" w:hAnsi="Consolas" w:cs="Times New Roman"/>
+          <w:color w:val="FFFFFF"/>
+          <w:sz w:val="21"/>
+          <w:szCs w:val="21"/>
+          <w:lang w:val="en-US" w:eastAsia="ru-RU"/>
+        </w:rPr>
+        <w:t xml:space="preserve"> (</w:t>
+      </w:r>
+      <w:r>
+        <w:rPr>
+          <w:rFonts w:ascii="Consolas" w:eastAsia="Times New Roman" w:hAnsi="Consolas" w:cs="Times New Roman"/>
+          <w:color w:val="FFC799"/>
+          <w:sz w:val="21"/>
+          <w:szCs w:val="21"/>
+          <w:lang w:val="en-US" w:eastAsia="ru-RU"/>
+        </w:rPr>
+        <w:t>1</w:t>
+      </w:r>
+      <w:r>
+        <w:rPr>
+          <w:rFonts w:ascii="Consolas" w:eastAsia="Times New Roman" w:hAnsi="Consolas" w:cs="Times New Roman"/>
+          <w:color w:val="FFFFFF"/>
+          <w:sz w:val="21"/>
+          <w:szCs w:val="21"/>
+          <w:lang w:val="en-US" w:eastAsia="ru-RU"/>
+        </w:rPr>
         <w:t xml:space="preserve"> </w:t>
       </w:r>
-      <w:proofErr w:type="spellStart"/>
-      <w:r>
-        <w:rPr>
-          <w:rFonts w:ascii="Consolas" w:eastAsia="Times New Roman" w:hAnsi="Consolas" w:cs="Times New Roman"/>
-          <w:color w:val="FFFFFF"/>
-          <w:sz w:val="21"/>
-          <w:szCs w:val="21"/>
-          <w:lang w:val="en-US" w:eastAsia="ru-RU"/>
-        </w:rPr>
-        <w:t>cA_start</w:t>
-      </w:r>
-      <w:proofErr w:type="spellEnd"/>
-      <w:r>
-        <w:rPr>
-          <w:rFonts w:ascii="Consolas" w:eastAsia="Times New Roman" w:hAnsi="Consolas" w:cs="Times New Roman"/>
-          <w:color w:val="FFFFFF"/>
-          <w:sz w:val="21"/>
-          <w:szCs w:val="21"/>
-          <w:lang w:val="en-US" w:eastAsia="ru-RU"/>
-        </w:rPr>
-        <w:t xml:space="preserve"> </w:t>
-      </w:r>
-      <w:r>
-        <w:rPr>
-          <w:rFonts w:ascii="Consolas" w:eastAsia="Times New Roman" w:hAnsi="Consolas" w:cs="Times New Roman"/>
-          <w:color w:val="A0A0A0"/>
-          <w:sz w:val="21"/>
-          <w:szCs w:val="21"/>
-          <w:lang w:val="en-US" w:eastAsia="ru-RU"/>
-        </w:rPr>
-        <w:t>/</w:t>
-      </w:r>
-      <w:r>
-        <w:rPr>
-          <w:rFonts w:ascii="Consolas" w:eastAsia="Times New Roman" w:hAnsi="Consolas" w:cs="Times New Roman"/>
-          <w:color w:val="FFFFFF"/>
-          <w:sz w:val="21"/>
-          <w:szCs w:val="21"/>
-          <w:lang w:val="en-US" w:eastAsia="ru-RU"/>
-        </w:rPr>
-        <w:t xml:space="preserve"> (</w:t>
-      </w:r>
-      <w:r>
-        <w:rPr>
-          <w:rFonts w:ascii="Consolas" w:eastAsia="Times New Roman" w:hAnsi="Consolas" w:cs="Times New Roman"/>
-          <w:color w:val="FFC799"/>
-          <w:sz w:val="21"/>
-          <w:szCs w:val="21"/>
-          <w:lang w:val="en-US" w:eastAsia="ru-RU"/>
-        </w:rPr>
-        <w:t>1</w:t>
-      </w:r>
-      <w:r>
-        <w:rPr>
-          <w:rFonts w:ascii="Consolas" w:eastAsia="Times New Roman" w:hAnsi="Consolas" w:cs="Times New Roman"/>
-          <w:color w:val="FFFFFF"/>
-          <w:sz w:val="21"/>
-          <w:szCs w:val="21"/>
-          <w:lang w:val="en-US" w:eastAsia="ru-RU"/>
-        </w:rPr>
-        <w:t xml:space="preserve"> </w:t>
-      </w:r>
       <w:r>
         <w:rPr>
           <w:rFonts w:ascii="Consolas" w:eastAsia="Times New Roman" w:hAnsi="Consolas" w:cs="Times New Roman"/>
@@ -17400,29 +15027,7 @@
           <w:szCs w:val="21"/>
           <w:lang w:val="en-US" w:eastAsia="ru-RU"/>
         </w:rPr>
-        <w:t xml:space="preserve"> </w:t>
-      </w:r>
-      <w:proofErr w:type="spellStart"/>
-      <w:r>
-        <w:rPr>
-          <w:rFonts w:ascii="Consolas" w:eastAsia="Times New Roman" w:hAnsi="Consolas" w:cs="Times New Roman"/>
-          <w:color w:val="FFFFFF"/>
-          <w:sz w:val="21"/>
-          <w:szCs w:val="21"/>
-          <w:lang w:val="en-US" w:eastAsia="ru-RU"/>
-        </w:rPr>
-        <w:t>cA_start</w:t>
-      </w:r>
-      <w:proofErr w:type="spellEnd"/>
-      <w:r>
-        <w:rPr>
-          <w:rFonts w:ascii="Consolas" w:eastAsia="Times New Roman" w:hAnsi="Consolas" w:cs="Times New Roman"/>
-          <w:color w:val="FFFFFF"/>
-          <w:sz w:val="21"/>
-          <w:szCs w:val="21"/>
-          <w:lang w:val="en-US" w:eastAsia="ru-RU"/>
-        </w:rPr>
-        <w:t xml:space="preserve"> </w:t>
+        <w:t xml:space="preserve"> cA_start </w:t>
       </w:r>
       <w:r>
         <w:rPr>
@@ -17442,29 +15047,7 @@
           <w:szCs w:val="21"/>
           <w:lang w:val="en-US" w:eastAsia="ru-RU"/>
         </w:rPr>
-        <w:t xml:space="preserve"> </w:t>
-      </w:r>
-      <w:proofErr w:type="spellStart"/>
-      <w:r>
-        <w:rPr>
-          <w:rFonts w:ascii="Consolas" w:eastAsia="Times New Roman" w:hAnsi="Consolas" w:cs="Times New Roman"/>
-          <w:color w:val="FFFFFF"/>
-          <w:sz w:val="21"/>
-          <w:szCs w:val="21"/>
-          <w:lang w:val="en-US" w:eastAsia="ru-RU"/>
-        </w:rPr>
-        <w:t>k_res</w:t>
-      </w:r>
-      <w:proofErr w:type="spellEnd"/>
-      <w:r>
-        <w:rPr>
-          <w:rFonts w:ascii="Consolas" w:eastAsia="Times New Roman" w:hAnsi="Consolas" w:cs="Times New Roman"/>
-          <w:color w:val="FFFFFF"/>
-          <w:sz w:val="21"/>
-          <w:szCs w:val="21"/>
-          <w:lang w:val="en-US" w:eastAsia="ru-RU"/>
-        </w:rPr>
-        <w:t xml:space="preserve"> </w:t>
+        <w:t xml:space="preserve"> k_res </w:t>
       </w:r>
       <w:r>
         <w:rPr>
@@ -17516,7 +15099,6 @@
           <w:lang w:val="en-US" w:eastAsia="ru-RU"/>
         </w:rPr>
       </w:pPr>
-      <w:proofErr w:type="spellStart"/>
       <w:r>
         <w:rPr>
           <w:rFonts w:ascii="Consolas" w:eastAsia="Times New Roman" w:hAnsi="Consolas" w:cs="Times New Roman"/>
@@ -17526,18 +15108,7 @@
           <w:lang w:val="en-US" w:eastAsia="ru-RU"/>
         </w:rPr>
         <w:lastRenderedPageBreak/>
-        <w:t>deg_conv</w:t>
-      </w:r>
-      <w:proofErr w:type="spellEnd"/>
-      <w:r>
-        <w:rPr>
-          <w:rFonts w:ascii="Consolas" w:eastAsia="Times New Roman" w:hAnsi="Consolas" w:cs="Times New Roman"/>
-          <w:color w:val="FFFFFF"/>
-          <w:sz w:val="21"/>
-          <w:szCs w:val="21"/>
-          <w:lang w:val="en-US" w:eastAsia="ru-RU"/>
-        </w:rPr>
-        <w:t xml:space="preserve"> </w:t>
+        <w:t xml:space="preserve">deg_conv </w:t>
       </w:r>
       <w:r>
         <w:rPr>
@@ -17557,29 +15128,7 @@
           <w:szCs w:val="21"/>
           <w:lang w:val="en-US" w:eastAsia="ru-RU"/>
         </w:rPr>
-        <w:t xml:space="preserve"> (</w:t>
-      </w:r>
-      <w:proofErr w:type="spellStart"/>
-      <w:r>
-        <w:rPr>
-          <w:rFonts w:ascii="Consolas" w:eastAsia="Times New Roman" w:hAnsi="Consolas" w:cs="Times New Roman"/>
-          <w:color w:val="FFFFFF"/>
-          <w:sz w:val="21"/>
-          <w:szCs w:val="21"/>
-          <w:lang w:val="en-US" w:eastAsia="ru-RU"/>
-        </w:rPr>
-        <w:t>cA_start</w:t>
-      </w:r>
-      <w:proofErr w:type="spellEnd"/>
-      <w:r>
-        <w:rPr>
-          <w:rFonts w:ascii="Consolas" w:eastAsia="Times New Roman" w:hAnsi="Consolas" w:cs="Times New Roman"/>
-          <w:color w:val="FFFFFF"/>
-          <w:sz w:val="21"/>
-          <w:szCs w:val="21"/>
-          <w:lang w:val="en-US" w:eastAsia="ru-RU"/>
-        </w:rPr>
-        <w:t xml:space="preserve"> </w:t>
+        <w:t xml:space="preserve"> (cA_start </w:t>
       </w:r>
       <w:r>
         <w:rPr>
@@ -17619,20 +15168,8 @@
           <w:szCs w:val="21"/>
           <w:lang w:val="en-US" w:eastAsia="ru-RU"/>
         </w:rPr>
-        <w:t xml:space="preserve"> </w:t>
-      </w:r>
-      <w:proofErr w:type="spellStart"/>
-      <w:r>
-        <w:rPr>
-          <w:rFonts w:ascii="Consolas" w:eastAsia="Times New Roman" w:hAnsi="Consolas" w:cs="Times New Roman"/>
-          <w:color w:val="FFFFFF"/>
-          <w:sz w:val="21"/>
-          <w:szCs w:val="21"/>
-          <w:lang w:val="en-US" w:eastAsia="ru-RU"/>
-        </w:rPr>
-        <w:t>cA_start</w:t>
-      </w:r>
-      <w:proofErr w:type="spellEnd"/>
+        <w:t xml:space="preserve"> cA_start</w:t>
+      </w:r>
     </w:p>
     <w:p>
       <w:pPr>
@@ -17663,7 +15200,6 @@
           <w:lang w:val="en-US" w:eastAsia="ru-RU"/>
         </w:rPr>
       </w:pPr>
-      <w:proofErr w:type="spellStart"/>
       <w:r>
         <w:rPr>
           <w:rFonts w:ascii="Consolas" w:eastAsia="Times New Roman" w:hAnsi="Consolas" w:cs="Times New Roman"/>
@@ -17694,7 +15230,6 @@
         </w:rPr>
         <w:t>final</w:t>
       </w:r>
-      <w:proofErr w:type="spellEnd"/>
       <w:r>
         <w:rPr>
           <w:rFonts w:ascii="Consolas" w:eastAsia="Times New Roman" w:hAnsi="Consolas" w:cs="Times New Roman"/>
@@ -17725,7 +15260,6 @@
         </w:rPr>
         <w:t xml:space="preserve"> </w:t>
       </w:r>
-      <w:proofErr w:type="spellStart"/>
       <w:r>
         <w:rPr>
           <w:rFonts w:ascii="Consolas" w:eastAsia="Times New Roman" w:hAnsi="Consolas" w:cs="Times New Roman"/>
@@ -17756,7 +15290,6 @@
         </w:rPr>
         <w:t>total</w:t>
       </w:r>
-      <w:proofErr w:type="spellEnd"/>
       <w:r>
         <w:rPr>
           <w:rFonts w:ascii="Consolas" w:eastAsia="Times New Roman" w:hAnsi="Consolas" w:cs="Times New Roman"/>
@@ -17812,27 +15345,15 @@
           <w:lang w:val="en-US" w:eastAsia="ru-RU"/>
         </w:rPr>
       </w:pPr>
-      <w:proofErr w:type="spellStart"/>
-      <w:r>
-        <w:rPr>
-          <w:rFonts w:ascii="Consolas" w:eastAsia="Times New Roman" w:hAnsi="Consolas" w:cs="Times New Roman"/>
-          <w:color w:val="FFFFFF"/>
-          <w:sz w:val="21"/>
-          <w:szCs w:val="21"/>
-          <w:lang w:val="en-US" w:eastAsia="ru-RU"/>
-        </w:rPr>
-        <w:t>x_final</w:t>
-      </w:r>
-      <w:proofErr w:type="spellEnd"/>
-      <w:r>
-        <w:rPr>
-          <w:rFonts w:ascii="Consolas" w:eastAsia="Times New Roman" w:hAnsi="Consolas" w:cs="Times New Roman"/>
-          <w:color w:val="FFFFFF"/>
-          <w:sz w:val="21"/>
-          <w:szCs w:val="21"/>
-          <w:lang w:val="en-US" w:eastAsia="ru-RU"/>
-        </w:rPr>
-        <w:t xml:space="preserve"> </w:t>
+      <w:r>
+        <w:rPr>
+          <w:rFonts w:ascii="Consolas" w:eastAsia="Times New Roman" w:hAnsi="Consolas" w:cs="Times New Roman"/>
+          <w:color w:val="FFFFFF"/>
+          <w:sz w:val="21"/>
+          <w:szCs w:val="21"/>
+          <w:lang w:val="en-US" w:eastAsia="ru-RU"/>
+        </w:rPr>
+        <w:t xml:space="preserve">x_final </w:t>
       </w:r>
       <w:r>
         <w:rPr>
@@ -17852,29 +15373,7 @@
           <w:szCs w:val="21"/>
           <w:lang w:val="en-US" w:eastAsia="ru-RU"/>
         </w:rPr>
-        <w:t xml:space="preserve"> </w:t>
-      </w:r>
-      <w:proofErr w:type="spellStart"/>
-      <w:r>
-        <w:rPr>
-          <w:rFonts w:ascii="Consolas" w:eastAsia="Times New Roman" w:hAnsi="Consolas" w:cs="Times New Roman"/>
-          <w:color w:val="FFFFFF"/>
-          <w:sz w:val="21"/>
-          <w:szCs w:val="21"/>
-          <w:lang w:val="en-US" w:eastAsia="ru-RU"/>
-        </w:rPr>
-        <w:t>p_final</w:t>
-      </w:r>
-      <w:proofErr w:type="spellEnd"/>
-      <w:r>
-        <w:rPr>
-          <w:rFonts w:ascii="Consolas" w:eastAsia="Times New Roman" w:hAnsi="Consolas" w:cs="Times New Roman"/>
-          <w:color w:val="FFFFFF"/>
-          <w:sz w:val="21"/>
-          <w:szCs w:val="21"/>
-          <w:lang w:val="en-US" w:eastAsia="ru-RU"/>
-        </w:rPr>
-        <w:t xml:space="preserve"> </w:t>
+        <w:t xml:space="preserve"> p_final </w:t>
       </w:r>
       <w:r>
         <w:rPr>
@@ -17894,29 +15393,7 @@
           <w:szCs w:val="21"/>
           <w:lang w:val="en-US" w:eastAsia="ru-RU"/>
         </w:rPr>
-        <w:t xml:space="preserve"> </w:t>
-      </w:r>
-      <w:proofErr w:type="spellStart"/>
-      <w:r>
-        <w:rPr>
-          <w:rFonts w:ascii="Consolas" w:eastAsia="Times New Roman" w:hAnsi="Consolas" w:cs="Times New Roman"/>
-          <w:color w:val="FFFFFF"/>
-          <w:sz w:val="21"/>
-          <w:szCs w:val="21"/>
-          <w:lang w:val="en-US" w:eastAsia="ru-RU"/>
-        </w:rPr>
-        <w:t>p_init</w:t>
-      </w:r>
-      <w:proofErr w:type="spellEnd"/>
-      <w:r>
-        <w:rPr>
-          <w:rFonts w:ascii="Consolas" w:eastAsia="Times New Roman" w:hAnsi="Consolas" w:cs="Times New Roman"/>
-          <w:color w:val="FFFFFF"/>
-          <w:sz w:val="21"/>
-          <w:szCs w:val="21"/>
-          <w:lang w:val="en-US" w:eastAsia="ru-RU"/>
-        </w:rPr>
-        <w:t xml:space="preserve">  </w:t>
+        <w:t xml:space="preserve"> p_init  </w:t>
       </w:r>
     </w:p>
     <w:p>
@@ -17933,27 +15410,15 @@
           <w:lang w:val="en-US" w:eastAsia="ru-RU"/>
         </w:rPr>
       </w:pPr>
-      <w:proofErr w:type="spellStart"/>
-      <w:r>
-        <w:rPr>
-          <w:rFonts w:ascii="Consolas" w:eastAsia="Times New Roman" w:hAnsi="Consolas" w:cs="Times New Roman"/>
-          <w:color w:val="FFFFFF"/>
-          <w:sz w:val="21"/>
-          <w:szCs w:val="21"/>
-          <w:lang w:val="en-US" w:eastAsia="ru-RU"/>
-        </w:rPr>
-        <w:t>pA_final</w:t>
-      </w:r>
-      <w:proofErr w:type="spellEnd"/>
-      <w:r>
-        <w:rPr>
-          <w:rFonts w:ascii="Consolas" w:eastAsia="Times New Roman" w:hAnsi="Consolas" w:cs="Times New Roman"/>
-          <w:color w:val="FFFFFF"/>
-          <w:sz w:val="21"/>
-          <w:szCs w:val="21"/>
-          <w:lang w:val="en-US" w:eastAsia="ru-RU"/>
-        </w:rPr>
-        <w:t xml:space="preserve"> </w:t>
+      <w:r>
+        <w:rPr>
+          <w:rFonts w:ascii="Consolas" w:eastAsia="Times New Roman" w:hAnsi="Consolas" w:cs="Times New Roman"/>
+          <w:color w:val="FFFFFF"/>
+          <w:sz w:val="21"/>
+          <w:szCs w:val="21"/>
+          <w:lang w:val="en-US" w:eastAsia="ru-RU"/>
+        </w:rPr>
+        <w:t xml:space="preserve">pA_final </w:t>
       </w:r>
       <w:r>
         <w:rPr>
@@ -17973,29 +15438,7 @@
           <w:szCs w:val="21"/>
           <w:lang w:val="en-US" w:eastAsia="ru-RU"/>
         </w:rPr>
-        <w:t xml:space="preserve"> </w:t>
-      </w:r>
-      <w:proofErr w:type="spellStart"/>
-      <w:r>
-        <w:rPr>
-          <w:rFonts w:ascii="Consolas" w:eastAsia="Times New Roman" w:hAnsi="Consolas" w:cs="Times New Roman"/>
-          <w:color w:val="FFFFFF"/>
-          <w:sz w:val="21"/>
-          <w:szCs w:val="21"/>
-          <w:lang w:val="en-US" w:eastAsia="ru-RU"/>
-        </w:rPr>
-        <w:t>pA_val</w:t>
-      </w:r>
-      <w:proofErr w:type="spellEnd"/>
-      <w:r>
-        <w:rPr>
-          <w:rFonts w:ascii="Consolas" w:eastAsia="Times New Roman" w:hAnsi="Consolas" w:cs="Times New Roman"/>
-          <w:color w:val="FFFFFF"/>
-          <w:sz w:val="21"/>
-          <w:szCs w:val="21"/>
-          <w:lang w:val="en-US" w:eastAsia="ru-RU"/>
-        </w:rPr>
-        <w:t>[</w:t>
+        <w:t xml:space="preserve"> pA_val[</w:t>
       </w:r>
       <w:r>
         <w:rPr>
@@ -18057,18 +15500,46 @@
           <w:lang w:val="en-US" w:eastAsia="ru-RU"/>
         </w:rPr>
       </w:pPr>
-      <w:proofErr w:type="spellStart"/>
-      <w:r>
-        <w:rPr>
-          <w:rFonts w:ascii="Consolas" w:eastAsia="Times New Roman" w:hAnsi="Consolas" w:cs="Times New Roman"/>
-          <w:color w:val="FFFFFF"/>
-          <w:sz w:val="21"/>
-          <w:szCs w:val="21"/>
-          <w:lang w:val="en-US" w:eastAsia="ru-RU"/>
-        </w:rPr>
-        <w:t>cNOCl_eq</w:t>
-      </w:r>
-      <w:proofErr w:type="spellEnd"/>
+      <w:r>
+        <w:rPr>
+          <w:rFonts w:ascii="Consolas" w:eastAsia="Times New Roman" w:hAnsi="Consolas" w:cs="Times New Roman"/>
+          <w:color w:val="FFFFFF"/>
+          <w:sz w:val="21"/>
+          <w:szCs w:val="21"/>
+          <w:lang w:val="en-US" w:eastAsia="ru-RU"/>
+        </w:rPr>
+        <w:t xml:space="preserve">cNOCl_eq </w:t>
+      </w:r>
+      <w:r>
+        <w:rPr>
+          <w:rFonts w:ascii="Consolas" w:eastAsia="Times New Roman" w:hAnsi="Consolas" w:cs="Times New Roman"/>
+          <w:color w:val="A0A0A0"/>
+          <w:sz w:val="21"/>
+          <w:szCs w:val="21"/>
+          <w:lang w:val="en-US" w:eastAsia="ru-RU"/>
+        </w:rPr>
+        <w:t>=</w:t>
+      </w:r>
+      <w:r>
+        <w:rPr>
+          <w:rFonts w:ascii="Consolas" w:eastAsia="Times New Roman" w:hAnsi="Consolas" w:cs="Times New Roman"/>
+          <w:color w:val="FFFFFF"/>
+          <w:sz w:val="21"/>
+          <w:szCs w:val="21"/>
+          <w:lang w:val="en-US" w:eastAsia="ru-RU"/>
+        </w:rPr>
+        <w:t xml:space="preserve"> (pA_final </w:t>
+      </w:r>
+      <w:r>
+        <w:rPr>
+          <w:rFonts w:ascii="Consolas" w:eastAsia="Times New Roman" w:hAnsi="Consolas" w:cs="Times New Roman"/>
+          <w:color w:val="A0A0A0"/>
+          <w:sz w:val="21"/>
+          <w:szCs w:val="21"/>
+          <w:lang w:val="en-US" w:eastAsia="ru-RU"/>
+        </w:rPr>
+        <w:t>*</w:t>
+      </w:r>
       <w:r>
         <w:rPr>
           <w:rFonts w:ascii="Consolas" w:eastAsia="Times New Roman" w:hAnsi="Consolas" w:cs="Times New Roman"/>
@@ -18082,44 +15553,42 @@
       <w:r>
         <w:rPr>
           <w:rFonts w:ascii="Consolas" w:eastAsia="Times New Roman" w:hAnsi="Consolas" w:cs="Times New Roman"/>
-          <w:color w:val="A0A0A0"/>
-          <w:sz w:val="21"/>
-          <w:szCs w:val="21"/>
-          <w:lang w:val="en-US" w:eastAsia="ru-RU"/>
-        </w:rPr>
-        <w:t>=</w:t>
-      </w:r>
-      <w:r>
-        <w:rPr>
-          <w:rFonts w:ascii="Consolas" w:eastAsia="Times New Roman" w:hAnsi="Consolas" w:cs="Times New Roman"/>
-          <w:color w:val="FFFFFF"/>
-          <w:sz w:val="21"/>
-          <w:szCs w:val="21"/>
-          <w:lang w:val="en-US" w:eastAsia="ru-RU"/>
-        </w:rPr>
-        <w:t xml:space="preserve"> (</w:t>
-      </w:r>
-      <w:proofErr w:type="spellStart"/>
-      <w:r>
-        <w:rPr>
-          <w:rFonts w:ascii="Consolas" w:eastAsia="Times New Roman" w:hAnsi="Consolas" w:cs="Times New Roman"/>
-          <w:color w:val="FFFFFF"/>
-          <w:sz w:val="21"/>
-          <w:szCs w:val="21"/>
-          <w:lang w:val="en-US" w:eastAsia="ru-RU"/>
-        </w:rPr>
-        <w:t>pA_final</w:t>
-      </w:r>
-      <w:proofErr w:type="spellEnd"/>
-      <w:r>
-        <w:rPr>
-          <w:rFonts w:ascii="Consolas" w:eastAsia="Times New Roman" w:hAnsi="Consolas" w:cs="Times New Roman"/>
-          <w:color w:val="FFFFFF"/>
-          <w:sz w:val="21"/>
-          <w:szCs w:val="21"/>
-          <w:lang w:val="en-US" w:eastAsia="ru-RU"/>
-        </w:rPr>
-        <w:t xml:space="preserve"> </w:t>
+          <w:color w:val="FFC799"/>
+          <w:sz w:val="21"/>
+          <w:szCs w:val="21"/>
+          <w:lang w:val="en-US" w:eastAsia="ru-RU"/>
+        </w:rPr>
+        <w:t>1000</w:t>
+      </w:r>
+      <w:r>
+        <w:rPr>
+          <w:rFonts w:ascii="Consolas" w:eastAsia="Times New Roman" w:hAnsi="Consolas" w:cs="Times New Roman"/>
+          <w:color w:val="FFFFFF"/>
+          <w:sz w:val="21"/>
+          <w:szCs w:val="21"/>
+          <w:lang w:val="en-US" w:eastAsia="ru-RU"/>
+        </w:rPr>
+        <w:t xml:space="preserve">) </w:t>
+      </w:r>
+      <w:r>
+        <w:rPr>
+          <w:rFonts w:ascii="Consolas" w:eastAsia="Times New Roman" w:hAnsi="Consolas" w:cs="Times New Roman"/>
+          <w:color w:val="A0A0A0"/>
+          <w:sz w:val="21"/>
+          <w:szCs w:val="21"/>
+          <w:lang w:val="en-US" w:eastAsia="ru-RU"/>
+        </w:rPr>
+        <w:t>/</w:t>
+      </w:r>
+      <w:r>
+        <w:rPr>
+          <w:rFonts w:ascii="Consolas" w:eastAsia="Times New Roman" w:hAnsi="Consolas" w:cs="Times New Roman"/>
+          <w:color w:val="FFFFFF"/>
+          <w:sz w:val="21"/>
+          <w:szCs w:val="21"/>
+          <w:lang w:val="en-US" w:eastAsia="ru-RU"/>
+        </w:rPr>
+        <w:t xml:space="preserve"> (R_const </w:t>
       </w:r>
       <w:r>
         <w:rPr>
@@ -18139,111 +15608,7 @@
           <w:szCs w:val="21"/>
           <w:lang w:val="en-US" w:eastAsia="ru-RU"/>
         </w:rPr>
-        <w:t xml:space="preserve"> </w:t>
-      </w:r>
-      <w:r>
-        <w:rPr>
-          <w:rFonts w:ascii="Consolas" w:eastAsia="Times New Roman" w:hAnsi="Consolas" w:cs="Times New Roman"/>
-          <w:color w:val="FFC799"/>
-          <w:sz w:val="21"/>
-          <w:szCs w:val="21"/>
-          <w:lang w:val="en-US" w:eastAsia="ru-RU"/>
-        </w:rPr>
-        <w:t>1000</w:t>
-      </w:r>
-      <w:r>
-        <w:rPr>
-          <w:rFonts w:ascii="Consolas" w:eastAsia="Times New Roman" w:hAnsi="Consolas" w:cs="Times New Roman"/>
-          <w:color w:val="FFFFFF"/>
-          <w:sz w:val="21"/>
-          <w:szCs w:val="21"/>
-          <w:lang w:val="en-US" w:eastAsia="ru-RU"/>
-        </w:rPr>
-        <w:t xml:space="preserve">) </w:t>
-      </w:r>
-      <w:r>
-        <w:rPr>
-          <w:rFonts w:ascii="Consolas" w:eastAsia="Times New Roman" w:hAnsi="Consolas" w:cs="Times New Roman"/>
-          <w:color w:val="A0A0A0"/>
-          <w:sz w:val="21"/>
-          <w:szCs w:val="21"/>
-          <w:lang w:val="en-US" w:eastAsia="ru-RU"/>
-        </w:rPr>
-        <w:t>/</w:t>
-      </w:r>
-      <w:r>
-        <w:rPr>
-          <w:rFonts w:ascii="Consolas" w:eastAsia="Times New Roman" w:hAnsi="Consolas" w:cs="Times New Roman"/>
-          <w:color w:val="FFFFFF"/>
-          <w:sz w:val="21"/>
-          <w:szCs w:val="21"/>
-          <w:lang w:val="en-US" w:eastAsia="ru-RU"/>
-        </w:rPr>
-        <w:t xml:space="preserve"> (</w:t>
-      </w:r>
-      <w:proofErr w:type="spellStart"/>
-      <w:r>
-        <w:rPr>
-          <w:rFonts w:ascii="Consolas" w:eastAsia="Times New Roman" w:hAnsi="Consolas" w:cs="Times New Roman"/>
-          <w:color w:val="FFFFFF"/>
-          <w:sz w:val="21"/>
-          <w:szCs w:val="21"/>
-          <w:lang w:val="en-US" w:eastAsia="ru-RU"/>
-        </w:rPr>
-        <w:t>R_const</w:t>
-      </w:r>
-      <w:proofErr w:type="spellEnd"/>
-      <w:r>
-        <w:rPr>
-          <w:rFonts w:ascii="Consolas" w:eastAsia="Times New Roman" w:hAnsi="Consolas" w:cs="Times New Roman"/>
-          <w:color w:val="FFFFFF"/>
-          <w:sz w:val="21"/>
-          <w:szCs w:val="21"/>
-          <w:lang w:val="en-US" w:eastAsia="ru-RU"/>
-        </w:rPr>
-        <w:t xml:space="preserve"> </w:t>
-      </w:r>
-      <w:r>
-        <w:rPr>
-          <w:rFonts w:ascii="Consolas" w:eastAsia="Times New Roman" w:hAnsi="Consolas" w:cs="Times New Roman"/>
-          <w:color w:val="A0A0A0"/>
-          <w:sz w:val="21"/>
-          <w:szCs w:val="21"/>
-          <w:lang w:val="en-US" w:eastAsia="ru-RU"/>
-        </w:rPr>
-        <w:t>*</w:t>
-      </w:r>
-      <w:r>
-        <w:rPr>
-          <w:rFonts w:ascii="Consolas" w:eastAsia="Times New Roman" w:hAnsi="Consolas" w:cs="Times New Roman"/>
-          <w:color w:val="FFFFFF"/>
-          <w:sz w:val="21"/>
-          <w:szCs w:val="21"/>
-          <w:lang w:val="en-US" w:eastAsia="ru-RU"/>
-        </w:rPr>
-        <w:t xml:space="preserve"> </w:t>
-      </w:r>
-      <w:proofErr w:type="spellStart"/>
-      <w:r>
-        <w:rPr>
-          <w:rFonts w:ascii="Consolas" w:eastAsia="Times New Roman" w:hAnsi="Consolas" w:cs="Times New Roman"/>
-          <w:color w:val="FFFFFF"/>
-          <w:sz w:val="21"/>
-          <w:szCs w:val="21"/>
-          <w:lang w:val="en-US" w:eastAsia="ru-RU"/>
-        </w:rPr>
-        <w:t>T_target</w:t>
-      </w:r>
-      <w:proofErr w:type="spellEnd"/>
-      <w:r>
-        <w:rPr>
-          <w:rFonts w:ascii="Consolas" w:eastAsia="Times New Roman" w:hAnsi="Consolas" w:cs="Times New Roman"/>
-          <w:color w:val="FFFFFF"/>
-          <w:sz w:val="21"/>
-          <w:szCs w:val="21"/>
-          <w:lang w:val="en-US" w:eastAsia="ru-RU"/>
-        </w:rPr>
-        <w:t>)</w:t>
+        <w:t xml:space="preserve"> T_target)</w:t>
       </w:r>
     </w:p>
     <w:p>
@@ -18260,18 +15625,46 @@
           <w:lang w:val="en-US" w:eastAsia="ru-RU"/>
         </w:rPr>
       </w:pPr>
-      <w:proofErr w:type="spellStart"/>
-      <w:r>
-        <w:rPr>
-          <w:rFonts w:ascii="Consolas" w:eastAsia="Times New Roman" w:hAnsi="Consolas" w:cs="Times New Roman"/>
-          <w:color w:val="FFFFFF"/>
-          <w:sz w:val="21"/>
-          <w:szCs w:val="21"/>
-          <w:lang w:val="en-US" w:eastAsia="ru-RU"/>
-        </w:rPr>
-        <w:t>cNO_eq</w:t>
-      </w:r>
-      <w:proofErr w:type="spellEnd"/>
+      <w:r>
+        <w:rPr>
+          <w:rFonts w:ascii="Consolas" w:eastAsia="Times New Roman" w:hAnsi="Consolas" w:cs="Times New Roman"/>
+          <w:color w:val="FFFFFF"/>
+          <w:sz w:val="21"/>
+          <w:szCs w:val="21"/>
+          <w:lang w:val="en-US" w:eastAsia="ru-RU"/>
+        </w:rPr>
+        <w:t xml:space="preserve">cNO_eq </w:t>
+      </w:r>
+      <w:r>
+        <w:rPr>
+          <w:rFonts w:ascii="Consolas" w:eastAsia="Times New Roman" w:hAnsi="Consolas" w:cs="Times New Roman"/>
+          <w:color w:val="A0A0A0"/>
+          <w:sz w:val="21"/>
+          <w:szCs w:val="21"/>
+          <w:lang w:val="en-US" w:eastAsia="ru-RU"/>
+        </w:rPr>
+        <w:t>=</w:t>
+      </w:r>
+      <w:r>
+        <w:rPr>
+          <w:rFonts w:ascii="Consolas" w:eastAsia="Times New Roman" w:hAnsi="Consolas" w:cs="Times New Roman"/>
+          <w:color w:val="FFFFFF"/>
+          <w:sz w:val="21"/>
+          <w:szCs w:val="21"/>
+          <w:lang w:val="en-US" w:eastAsia="ru-RU"/>
+        </w:rPr>
+        <w:t xml:space="preserve"> (pNO_final </w:t>
+      </w:r>
+      <w:r>
+        <w:rPr>
+          <w:rFonts w:ascii="Consolas" w:eastAsia="Times New Roman" w:hAnsi="Consolas" w:cs="Times New Roman"/>
+          <w:color w:val="A0A0A0"/>
+          <w:sz w:val="21"/>
+          <w:szCs w:val="21"/>
+          <w:lang w:val="en-US" w:eastAsia="ru-RU"/>
+        </w:rPr>
+        <w:t>*</w:t>
+      </w:r>
       <w:r>
         <w:rPr>
           <w:rFonts w:ascii="Consolas" w:eastAsia="Times New Roman" w:hAnsi="Consolas" w:cs="Times New Roman"/>
@@ -18285,44 +15678,42 @@
       <w:r>
         <w:rPr>
           <w:rFonts w:ascii="Consolas" w:eastAsia="Times New Roman" w:hAnsi="Consolas" w:cs="Times New Roman"/>
-          <w:color w:val="A0A0A0"/>
-          <w:sz w:val="21"/>
-          <w:szCs w:val="21"/>
-          <w:lang w:val="en-US" w:eastAsia="ru-RU"/>
-        </w:rPr>
-        <w:t>=</w:t>
-      </w:r>
-      <w:r>
-        <w:rPr>
-          <w:rFonts w:ascii="Consolas" w:eastAsia="Times New Roman" w:hAnsi="Consolas" w:cs="Times New Roman"/>
-          <w:color w:val="FFFFFF"/>
-          <w:sz w:val="21"/>
-          <w:szCs w:val="21"/>
-          <w:lang w:val="en-US" w:eastAsia="ru-RU"/>
-        </w:rPr>
-        <w:t xml:space="preserve"> (</w:t>
-      </w:r>
-      <w:proofErr w:type="spellStart"/>
-      <w:r>
-        <w:rPr>
-          <w:rFonts w:ascii="Consolas" w:eastAsia="Times New Roman" w:hAnsi="Consolas" w:cs="Times New Roman"/>
-          <w:color w:val="FFFFFF"/>
-          <w:sz w:val="21"/>
-          <w:szCs w:val="21"/>
-          <w:lang w:val="en-US" w:eastAsia="ru-RU"/>
-        </w:rPr>
-        <w:t>pNO_final</w:t>
-      </w:r>
-      <w:proofErr w:type="spellEnd"/>
-      <w:r>
-        <w:rPr>
-          <w:rFonts w:ascii="Consolas" w:eastAsia="Times New Roman" w:hAnsi="Consolas" w:cs="Times New Roman"/>
-          <w:color w:val="FFFFFF"/>
-          <w:sz w:val="21"/>
-          <w:szCs w:val="21"/>
-          <w:lang w:val="en-US" w:eastAsia="ru-RU"/>
-        </w:rPr>
-        <w:t xml:space="preserve"> </w:t>
+          <w:color w:val="FFC799"/>
+          <w:sz w:val="21"/>
+          <w:szCs w:val="21"/>
+          <w:lang w:val="en-US" w:eastAsia="ru-RU"/>
+        </w:rPr>
+        <w:t>1000</w:t>
+      </w:r>
+      <w:r>
+        <w:rPr>
+          <w:rFonts w:ascii="Consolas" w:eastAsia="Times New Roman" w:hAnsi="Consolas" w:cs="Times New Roman"/>
+          <w:color w:val="FFFFFF"/>
+          <w:sz w:val="21"/>
+          <w:szCs w:val="21"/>
+          <w:lang w:val="en-US" w:eastAsia="ru-RU"/>
+        </w:rPr>
+        <w:t xml:space="preserve">) </w:t>
+      </w:r>
+      <w:r>
+        <w:rPr>
+          <w:rFonts w:ascii="Consolas" w:eastAsia="Times New Roman" w:hAnsi="Consolas" w:cs="Times New Roman"/>
+          <w:color w:val="A0A0A0"/>
+          <w:sz w:val="21"/>
+          <w:szCs w:val="21"/>
+          <w:lang w:val="en-US" w:eastAsia="ru-RU"/>
+        </w:rPr>
+        <w:t>/</w:t>
+      </w:r>
+      <w:r>
+        <w:rPr>
+          <w:rFonts w:ascii="Consolas" w:eastAsia="Times New Roman" w:hAnsi="Consolas" w:cs="Times New Roman"/>
+          <w:color w:val="FFFFFF"/>
+          <w:sz w:val="21"/>
+          <w:szCs w:val="21"/>
+          <w:lang w:val="en-US" w:eastAsia="ru-RU"/>
+        </w:rPr>
+        <w:t xml:space="preserve"> (R_const </w:t>
       </w:r>
       <w:r>
         <w:rPr>
@@ -18342,111 +15733,7 @@
           <w:szCs w:val="21"/>
           <w:lang w:val="en-US" w:eastAsia="ru-RU"/>
         </w:rPr>
-        <w:t xml:space="preserve"> </w:t>
-      </w:r>
-      <w:r>
-        <w:rPr>
-          <w:rFonts w:ascii="Consolas" w:eastAsia="Times New Roman" w:hAnsi="Consolas" w:cs="Times New Roman"/>
-          <w:color w:val="FFC799"/>
-          <w:sz w:val="21"/>
-          <w:szCs w:val="21"/>
-          <w:lang w:val="en-US" w:eastAsia="ru-RU"/>
-        </w:rPr>
-        <w:t>1000</w:t>
-      </w:r>
-      <w:r>
-        <w:rPr>
-          <w:rFonts w:ascii="Consolas" w:eastAsia="Times New Roman" w:hAnsi="Consolas" w:cs="Times New Roman"/>
-          <w:color w:val="FFFFFF"/>
-          <w:sz w:val="21"/>
-          <w:szCs w:val="21"/>
-          <w:lang w:val="en-US" w:eastAsia="ru-RU"/>
-        </w:rPr>
-        <w:t xml:space="preserve">) </w:t>
-      </w:r>
-      <w:r>
-        <w:rPr>
-          <w:rFonts w:ascii="Consolas" w:eastAsia="Times New Roman" w:hAnsi="Consolas" w:cs="Times New Roman"/>
-          <w:color w:val="A0A0A0"/>
-          <w:sz w:val="21"/>
-          <w:szCs w:val="21"/>
-          <w:lang w:val="en-US" w:eastAsia="ru-RU"/>
-        </w:rPr>
-        <w:t>/</w:t>
-      </w:r>
-      <w:r>
-        <w:rPr>
-          <w:rFonts w:ascii="Consolas" w:eastAsia="Times New Roman" w:hAnsi="Consolas" w:cs="Times New Roman"/>
-          <w:color w:val="FFFFFF"/>
-          <w:sz w:val="21"/>
-          <w:szCs w:val="21"/>
-          <w:lang w:val="en-US" w:eastAsia="ru-RU"/>
-        </w:rPr>
-        <w:t xml:space="preserve"> (</w:t>
-      </w:r>
-      <w:proofErr w:type="spellStart"/>
-      <w:r>
-        <w:rPr>
-          <w:rFonts w:ascii="Consolas" w:eastAsia="Times New Roman" w:hAnsi="Consolas" w:cs="Times New Roman"/>
-          <w:color w:val="FFFFFF"/>
-          <w:sz w:val="21"/>
-          <w:szCs w:val="21"/>
-          <w:lang w:val="en-US" w:eastAsia="ru-RU"/>
-        </w:rPr>
-        <w:t>R_const</w:t>
-      </w:r>
-      <w:proofErr w:type="spellEnd"/>
-      <w:r>
-        <w:rPr>
-          <w:rFonts w:ascii="Consolas" w:eastAsia="Times New Roman" w:hAnsi="Consolas" w:cs="Times New Roman"/>
-          <w:color w:val="FFFFFF"/>
-          <w:sz w:val="21"/>
-          <w:szCs w:val="21"/>
-          <w:lang w:val="en-US" w:eastAsia="ru-RU"/>
-        </w:rPr>
-        <w:t xml:space="preserve"> </w:t>
-      </w:r>
-      <w:r>
-        <w:rPr>
-          <w:rFonts w:ascii="Consolas" w:eastAsia="Times New Roman" w:hAnsi="Consolas" w:cs="Times New Roman"/>
-          <w:color w:val="A0A0A0"/>
-          <w:sz w:val="21"/>
-          <w:szCs w:val="21"/>
-          <w:lang w:val="en-US" w:eastAsia="ru-RU"/>
-        </w:rPr>
-        <w:t>*</w:t>
-      </w:r>
-      <w:r>
-        <w:rPr>
-          <w:rFonts w:ascii="Consolas" w:eastAsia="Times New Roman" w:hAnsi="Consolas" w:cs="Times New Roman"/>
-          <w:color w:val="FFFFFF"/>
-          <w:sz w:val="21"/>
-          <w:szCs w:val="21"/>
-          <w:lang w:val="en-US" w:eastAsia="ru-RU"/>
-        </w:rPr>
-        <w:t xml:space="preserve"> </w:t>
-      </w:r>
-      <w:proofErr w:type="spellStart"/>
-      <w:r>
-        <w:rPr>
-          <w:rFonts w:ascii="Consolas" w:eastAsia="Times New Roman" w:hAnsi="Consolas" w:cs="Times New Roman"/>
-          <w:color w:val="FFFFFF"/>
-          <w:sz w:val="21"/>
-          <w:szCs w:val="21"/>
-          <w:lang w:val="en-US" w:eastAsia="ru-RU"/>
-        </w:rPr>
-        <w:t>T_target</w:t>
-      </w:r>
-      <w:proofErr w:type="spellEnd"/>
-      <w:r>
-        <w:rPr>
-          <w:rFonts w:ascii="Consolas" w:eastAsia="Times New Roman" w:hAnsi="Consolas" w:cs="Times New Roman"/>
-          <w:color w:val="FFFFFF"/>
-          <w:sz w:val="21"/>
-          <w:szCs w:val="21"/>
-          <w:lang w:val="en-US" w:eastAsia="ru-RU"/>
-        </w:rPr>
-        <w:t>)</w:t>
+        <w:t xml:space="preserve"> T_target)</w:t>
       </w:r>
     </w:p>
     <w:p>
@@ -18551,29 +15838,7 @@
           <w:szCs w:val="21"/>
           <w:lang w:val="en-US" w:eastAsia="ru-RU"/>
         </w:rPr>
-        <w:t xml:space="preserve"> (</w:t>
-      </w:r>
-      <w:proofErr w:type="spellStart"/>
-      <w:r>
-        <w:rPr>
-          <w:rFonts w:ascii="Consolas" w:eastAsia="Times New Roman" w:hAnsi="Consolas" w:cs="Times New Roman"/>
-          <w:color w:val="FFFFFF"/>
-          <w:sz w:val="21"/>
-          <w:szCs w:val="21"/>
-          <w:lang w:val="en-US" w:eastAsia="ru-RU"/>
-        </w:rPr>
-        <w:t>R_const</w:t>
-      </w:r>
-      <w:proofErr w:type="spellEnd"/>
-      <w:r>
-        <w:rPr>
-          <w:rFonts w:ascii="Consolas" w:eastAsia="Times New Roman" w:hAnsi="Consolas" w:cs="Times New Roman"/>
-          <w:color w:val="FFFFFF"/>
-          <w:sz w:val="21"/>
-          <w:szCs w:val="21"/>
-          <w:lang w:val="en-US" w:eastAsia="ru-RU"/>
-        </w:rPr>
-        <w:t xml:space="preserve"> </w:t>
+        <w:t xml:space="preserve"> (R_const </w:t>
       </w:r>
       <w:r>
         <w:rPr>
@@ -18593,29 +15858,7 @@
           <w:szCs w:val="21"/>
           <w:lang w:val="en-US" w:eastAsia="ru-RU"/>
         </w:rPr>
-        <w:t xml:space="preserve"> </w:t>
-      </w:r>
-      <w:proofErr w:type="spellStart"/>
-      <w:r>
-        <w:rPr>
-          <w:rFonts w:ascii="Consolas" w:eastAsia="Times New Roman" w:hAnsi="Consolas" w:cs="Times New Roman"/>
-          <w:color w:val="FFFFFF"/>
-          <w:sz w:val="21"/>
-          <w:szCs w:val="21"/>
-          <w:lang w:val="en-US" w:eastAsia="ru-RU"/>
-        </w:rPr>
-        <w:t>T_target</w:t>
-      </w:r>
-      <w:proofErr w:type="spellEnd"/>
-      <w:r>
-        <w:rPr>
-          <w:rFonts w:ascii="Consolas" w:eastAsia="Times New Roman" w:hAnsi="Consolas" w:cs="Times New Roman"/>
-          <w:color w:val="FFFFFF"/>
-          <w:sz w:val="21"/>
-          <w:szCs w:val="21"/>
-          <w:lang w:val="en-US" w:eastAsia="ru-RU"/>
-        </w:rPr>
-        <w:t>)</w:t>
+        <w:t xml:space="preserve"> T_target)</w:t>
       </w:r>
     </w:p>
     <w:p>
@@ -18675,20 +15918,8 @@
           <w:szCs w:val="21"/>
           <w:lang w:val="en-US" w:eastAsia="ru-RU"/>
         </w:rPr>
-        <w:t xml:space="preserve"> (</w:t>
-      </w:r>
-      <w:proofErr w:type="spellStart"/>
-      <w:r>
-        <w:rPr>
-          <w:rFonts w:ascii="Consolas" w:eastAsia="Times New Roman" w:hAnsi="Consolas" w:cs="Times New Roman"/>
-          <w:color w:val="FFFFFF"/>
-          <w:sz w:val="21"/>
-          <w:szCs w:val="21"/>
-          <w:lang w:val="en-US" w:eastAsia="ru-RU"/>
-        </w:rPr>
-        <w:t>cNO_eq</w:t>
-      </w:r>
-      <w:proofErr w:type="spellEnd"/>
+        <w:t xml:space="preserve"> (cNO_eq</w:t>
+      </w:r>
       <w:r>
         <w:rPr>
           <w:rFonts w:ascii="Consolas" w:eastAsia="Times New Roman" w:hAnsi="Consolas" w:cs="Times New Roman"/>
@@ -18757,20 +15988,8 @@
           <w:szCs w:val="21"/>
           <w:lang w:val="en-US" w:eastAsia="ru-RU"/>
         </w:rPr>
-        <w:t xml:space="preserve"> (</w:t>
-      </w:r>
-      <w:proofErr w:type="spellStart"/>
-      <w:r>
-        <w:rPr>
-          <w:rFonts w:ascii="Consolas" w:eastAsia="Times New Roman" w:hAnsi="Consolas" w:cs="Times New Roman"/>
-          <w:color w:val="FFFFFF"/>
-          <w:sz w:val="21"/>
-          <w:szCs w:val="21"/>
-          <w:lang w:val="en-US" w:eastAsia="ru-RU"/>
-        </w:rPr>
-        <w:t>cNOCl_eq</w:t>
-      </w:r>
-      <w:proofErr w:type="spellEnd"/>
+        <w:t xml:space="preserve"> (cNOCl_eq</w:t>
+      </w:r>
       <w:r>
         <w:rPr>
           <w:rFonts w:ascii="Consolas" w:eastAsia="Times New Roman" w:hAnsi="Consolas" w:cs="Times New Roman"/>
@@ -19171,7 +16390,6 @@
           <w:lang w:eastAsia="ru-RU"/>
         </w:rPr>
       </w:pPr>
-      <w:proofErr w:type="spellStart"/>
       <w:r>
         <w:rPr>
           <w:rFonts w:ascii="Consolas" w:eastAsia="Times New Roman" w:hAnsi="Consolas" w:cs="Times New Roman"/>
@@ -19182,7 +16400,6 @@
         </w:rPr>
         <w:t>else</w:t>
       </w:r>
-      <w:proofErr w:type="spellEnd"/>
       <w:r>
         <w:rPr>
           <w:rFonts w:ascii="Consolas" w:eastAsia="Times New Roman" w:hAnsi="Consolas" w:cs="Times New Roman"/>
@@ -19216,29 +16433,7 @@
           <w:szCs w:val="21"/>
           <w:lang w:eastAsia="ru-RU"/>
         </w:rPr>
-        <w:t xml:space="preserve">    </w:t>
-      </w:r>
-      <w:proofErr w:type="spellStart"/>
-      <w:r>
-        <w:rPr>
-          <w:rFonts w:ascii="Consolas" w:eastAsia="Times New Roman" w:hAnsi="Consolas" w:cs="Times New Roman"/>
-          <w:color w:val="FFFFFF"/>
-          <w:sz w:val="21"/>
-          <w:szCs w:val="21"/>
-          <w:lang w:eastAsia="ru-RU"/>
-        </w:rPr>
-        <w:t>k_unit</w:t>
-      </w:r>
-      <w:proofErr w:type="spellEnd"/>
-      <w:r>
-        <w:rPr>
-          <w:rFonts w:ascii="Consolas" w:eastAsia="Times New Roman" w:hAnsi="Consolas" w:cs="Times New Roman"/>
-          <w:color w:val="FFFFFF"/>
-          <w:sz w:val="21"/>
-          <w:szCs w:val="21"/>
-          <w:lang w:eastAsia="ru-RU"/>
-        </w:rPr>
-        <w:t xml:space="preserve"> </w:t>
+        <w:t xml:space="preserve">    k_unit </w:t>
       </w:r>
       <w:r>
         <w:rPr>
@@ -19300,7 +16495,6 @@
           <w:lang w:eastAsia="ru-RU"/>
         </w:rPr>
       </w:pPr>
-      <w:proofErr w:type="spellStart"/>
       <w:r>
         <w:rPr>
           <w:rFonts w:ascii="Consolas" w:eastAsia="Times New Roman" w:hAnsi="Consolas" w:cs="Times New Roman"/>
@@ -19311,7 +16505,6 @@
         </w:rPr>
         <w:t>print</w:t>
       </w:r>
-      <w:proofErr w:type="spellEnd"/>
       <w:r>
         <w:rPr>
           <w:rFonts w:ascii="Consolas" w:eastAsia="Times New Roman" w:hAnsi="Consolas" w:cs="Times New Roman"/>
@@ -19377,7 +16570,6 @@
           <w:lang w:eastAsia="ru-RU"/>
         </w:rPr>
       </w:pPr>
-      <w:proofErr w:type="spellStart"/>
       <w:r>
         <w:rPr>
           <w:rFonts w:ascii="Consolas" w:eastAsia="Times New Roman" w:hAnsi="Consolas" w:cs="Times New Roman"/>
@@ -19388,7 +16580,6 @@
         </w:rPr>
         <w:t>print</w:t>
       </w:r>
-      <w:proofErr w:type="spellEnd"/>
       <w:r>
         <w:rPr>
           <w:rFonts w:ascii="Consolas" w:eastAsia="Times New Roman" w:hAnsi="Consolas" w:cs="Times New Roman"/>
@@ -19399,7 +16590,6 @@
         </w:rPr>
         <w:t>(</w:t>
       </w:r>
-      <w:proofErr w:type="spellStart"/>
       <w:r>
         <w:rPr>
           <w:rFonts w:ascii="Consolas" w:eastAsia="Times New Roman" w:hAnsi="Consolas" w:cs="Times New Roman"/>
@@ -19418,9 +16608,48 @@
           <w:szCs w:val="21"/>
           <w:lang w:eastAsia="ru-RU"/>
         </w:rPr>
-        <w:t>"Константа</w:t>
-      </w:r>
-      <w:proofErr w:type="spellEnd"/>
+        <w:t xml:space="preserve">"Константа скорости k = </w:t>
+      </w:r>
+      <w:r>
+        <w:rPr>
+          <w:rFonts w:ascii="Consolas" w:eastAsia="Times New Roman" w:hAnsi="Consolas" w:cs="Times New Roman"/>
+          <w:color w:val="FFC799"/>
+          <w:sz w:val="21"/>
+          <w:szCs w:val="21"/>
+          <w:lang w:eastAsia="ru-RU"/>
+        </w:rPr>
+        <w:t>{</w:t>
+      </w:r>
+      <w:r>
+        <w:rPr>
+          <w:rFonts w:ascii="Consolas" w:eastAsia="Times New Roman" w:hAnsi="Consolas" w:cs="Times New Roman"/>
+          <w:color w:val="FFFFFF"/>
+          <w:sz w:val="21"/>
+          <w:szCs w:val="21"/>
+          <w:lang w:eastAsia="ru-RU"/>
+        </w:rPr>
+        <w:t>k_res</w:t>
+      </w:r>
+      <w:r>
+        <w:rPr>
+          <w:rFonts w:ascii="Consolas" w:eastAsia="Times New Roman" w:hAnsi="Consolas" w:cs="Times New Roman"/>
+          <w:color w:val="A0A0A0"/>
+          <w:sz w:val="21"/>
+          <w:szCs w:val="21"/>
+          <w:lang w:eastAsia="ru-RU"/>
+        </w:rPr>
+        <w:t>:.4e</w:t>
+      </w:r>
+      <w:r>
+        <w:rPr>
+          <w:rFonts w:ascii="Consolas" w:eastAsia="Times New Roman" w:hAnsi="Consolas" w:cs="Times New Roman"/>
+          <w:color w:val="FFC799"/>
+          <w:sz w:val="21"/>
+          <w:szCs w:val="21"/>
+          <w:lang w:eastAsia="ru-RU"/>
+        </w:rPr>
+        <w:t>}</w:t>
+      </w:r>
       <w:r>
         <w:rPr>
           <w:rFonts w:ascii="Consolas" w:eastAsia="Times New Roman" w:hAnsi="Consolas" w:cs="Times New Roman"/>
@@ -19429,7 +16658,7 @@
           <w:szCs w:val="21"/>
           <w:lang w:eastAsia="ru-RU"/>
         </w:rPr>
-        <w:t xml:space="preserve"> скорости k = </w:t>
+        <w:t xml:space="preserve"> </w:t>
       </w:r>
       <w:r>
         <w:rPr>
@@ -19449,60 +16678,8 @@
           <w:szCs w:val="21"/>
           <w:lang w:eastAsia="ru-RU"/>
         </w:rPr>
-        <w:t>k_res</w:t>
-      </w:r>
-      <w:r>
-        <w:rPr>
-          <w:rFonts w:ascii="Consolas" w:eastAsia="Times New Roman" w:hAnsi="Consolas" w:cs="Times New Roman"/>
-          <w:color w:val="A0A0A0"/>
-          <w:sz w:val="21"/>
-          <w:szCs w:val="21"/>
-          <w:lang w:eastAsia="ru-RU"/>
-        </w:rPr>
-        <w:t>:.4e</w:t>
-      </w:r>
-      <w:r>
-        <w:rPr>
-          <w:rFonts w:ascii="Consolas" w:eastAsia="Times New Roman" w:hAnsi="Consolas" w:cs="Times New Roman"/>
-          <w:color w:val="FFC799"/>
-          <w:sz w:val="21"/>
-          <w:szCs w:val="21"/>
-          <w:lang w:eastAsia="ru-RU"/>
-        </w:rPr>
-        <w:t>}</w:t>
-      </w:r>
-      <w:r>
-        <w:rPr>
-          <w:rFonts w:ascii="Consolas" w:eastAsia="Times New Roman" w:hAnsi="Consolas" w:cs="Times New Roman"/>
-          <w:color w:val="99FFE4"/>
-          <w:sz w:val="21"/>
-          <w:szCs w:val="21"/>
-          <w:lang w:eastAsia="ru-RU"/>
-        </w:rPr>
-        <w:t xml:space="preserve"> </w:t>
-      </w:r>
-      <w:r>
-        <w:rPr>
-          <w:rFonts w:ascii="Consolas" w:eastAsia="Times New Roman" w:hAnsi="Consolas" w:cs="Times New Roman"/>
-          <w:color w:val="FFC799"/>
-          <w:sz w:val="21"/>
-          <w:szCs w:val="21"/>
-          <w:lang w:eastAsia="ru-RU"/>
-        </w:rPr>
-        <w:t>{</w:t>
-      </w:r>
-      <w:proofErr w:type="spellStart"/>
-      <w:r>
-        <w:rPr>
-          <w:rFonts w:ascii="Consolas" w:eastAsia="Times New Roman" w:hAnsi="Consolas" w:cs="Times New Roman"/>
-          <w:color w:val="FFFFFF"/>
-          <w:sz w:val="21"/>
-          <w:szCs w:val="21"/>
-          <w:lang w:eastAsia="ru-RU"/>
-        </w:rPr>
         <w:t>k_unit</w:t>
       </w:r>
-      <w:proofErr w:type="spellEnd"/>
       <w:r>
         <w:rPr>
           <w:rFonts w:ascii="Consolas" w:eastAsia="Times New Roman" w:hAnsi="Consolas" w:cs="Times New Roman"/>
@@ -19558,7 +16735,6 @@
           <w:lang w:eastAsia="ru-RU"/>
         </w:rPr>
       </w:pPr>
-      <w:proofErr w:type="spellStart"/>
       <w:r>
         <w:rPr>
           <w:rFonts w:ascii="Consolas" w:eastAsia="Times New Roman" w:hAnsi="Consolas" w:cs="Times New Roman"/>
@@ -19569,7 +16745,6 @@
         </w:rPr>
         <w:t>print</w:t>
       </w:r>
-      <w:proofErr w:type="spellEnd"/>
       <w:r>
         <w:rPr>
           <w:rFonts w:ascii="Consolas" w:eastAsia="Times New Roman" w:hAnsi="Consolas" w:cs="Times New Roman"/>
@@ -19580,7 +16755,6 @@
         </w:rPr>
         <w:t>(</w:t>
       </w:r>
-      <w:proofErr w:type="spellStart"/>
       <w:r>
         <w:rPr>
           <w:rFonts w:ascii="Consolas" w:eastAsia="Times New Roman" w:hAnsi="Consolas" w:cs="Times New Roman"/>
@@ -19599,40 +16773,7 @@
           <w:szCs w:val="21"/>
           <w:lang w:eastAsia="ru-RU"/>
         </w:rPr>
-        <w:t>"Время</w:t>
-      </w:r>
-      <w:proofErr w:type="spellEnd"/>
-      <w:r>
-        <w:rPr>
-          <w:rFonts w:ascii="Consolas" w:eastAsia="Times New Roman" w:hAnsi="Consolas" w:cs="Times New Roman"/>
-          <w:color w:val="99FFE4"/>
-          <w:sz w:val="21"/>
-          <w:szCs w:val="21"/>
-          <w:lang w:eastAsia="ru-RU"/>
-        </w:rPr>
-        <w:t xml:space="preserve"> </w:t>
-      </w:r>
-      <w:proofErr w:type="spellStart"/>
-      <w:r>
-        <w:rPr>
-          <w:rFonts w:ascii="Consolas" w:eastAsia="Times New Roman" w:hAnsi="Consolas" w:cs="Times New Roman"/>
-          <w:color w:val="99FFE4"/>
-          <w:sz w:val="21"/>
-          <w:szCs w:val="21"/>
-          <w:lang w:eastAsia="ru-RU"/>
-        </w:rPr>
-        <w:t>полупревращения</w:t>
-      </w:r>
-      <w:proofErr w:type="spellEnd"/>
-      <w:r>
-        <w:rPr>
-          <w:rFonts w:ascii="Consolas" w:eastAsia="Times New Roman" w:hAnsi="Consolas" w:cs="Times New Roman"/>
-          <w:color w:val="99FFE4"/>
-          <w:sz w:val="21"/>
-          <w:szCs w:val="21"/>
-          <w:lang w:eastAsia="ru-RU"/>
-        </w:rPr>
-        <w:t xml:space="preserve"> τ₁/₂ = </w:t>
+        <w:t xml:space="preserve">"Время полупревращения τ₁/₂ = </w:t>
       </w:r>
       <w:r>
         <w:rPr>
@@ -19709,7 +16850,6 @@
           <w:lang w:eastAsia="ru-RU"/>
         </w:rPr>
       </w:pPr>
-      <w:proofErr w:type="spellStart"/>
       <w:r>
         <w:rPr>
           <w:rFonts w:ascii="Consolas" w:eastAsia="Times New Roman" w:hAnsi="Consolas" w:cs="Times New Roman"/>
@@ -19720,7 +16860,6 @@
         </w:rPr>
         <w:t>print</w:t>
       </w:r>
-      <w:proofErr w:type="spellEnd"/>
       <w:r>
         <w:rPr>
           <w:rFonts w:ascii="Consolas" w:eastAsia="Times New Roman" w:hAnsi="Consolas" w:cs="Times New Roman"/>
@@ -19731,7 +16870,6 @@
         </w:rPr>
         <w:t>(</w:t>
       </w:r>
-      <w:proofErr w:type="spellStart"/>
       <w:r>
         <w:rPr>
           <w:rFonts w:ascii="Consolas" w:eastAsia="Times New Roman" w:hAnsi="Consolas" w:cs="Times New Roman"/>
@@ -19750,9 +16888,38 @@
           <w:szCs w:val="21"/>
           <w:lang w:eastAsia="ru-RU"/>
         </w:rPr>
-        <w:t>"Концентрация</w:t>
-      </w:r>
-      <w:proofErr w:type="spellEnd"/>
+        <w:t xml:space="preserve">"Концентрация NOCl при t₁ = </w:t>
+      </w:r>
+      <w:r>
+        <w:rPr>
+          <w:rFonts w:ascii="Consolas" w:eastAsia="Times New Roman" w:hAnsi="Consolas" w:cs="Times New Roman"/>
+          <w:color w:val="FFC799"/>
+          <w:sz w:val="21"/>
+          <w:szCs w:val="21"/>
+          <w:lang w:eastAsia="ru-RU"/>
+        </w:rPr>
+        <w:t>{</w:t>
+      </w:r>
+      <w:r>
+        <w:rPr>
+          <w:rFonts w:ascii="Consolas" w:eastAsia="Times New Roman" w:hAnsi="Consolas" w:cs="Times New Roman"/>
+          <w:color w:val="FFFFFF"/>
+          <w:sz w:val="21"/>
+          <w:szCs w:val="21"/>
+          <w:lang w:eastAsia="ru-RU"/>
+        </w:rPr>
+        <w:t>t1_calc</w:t>
+      </w:r>
+      <w:r>
+        <w:rPr>
+          <w:rFonts w:ascii="Consolas" w:eastAsia="Times New Roman" w:hAnsi="Consolas" w:cs="Times New Roman"/>
+          <w:color w:val="FFC799"/>
+          <w:sz w:val="21"/>
+          <w:szCs w:val="21"/>
+          <w:lang w:eastAsia="ru-RU"/>
+        </w:rPr>
+        <w:t>}</w:t>
+      </w:r>
       <w:r>
         <w:rPr>
           <w:rFonts w:ascii="Consolas" w:eastAsia="Times New Roman" w:hAnsi="Consolas" w:cs="Times New Roman"/>
@@ -19761,91 +16928,7 @@
           <w:szCs w:val="21"/>
           <w:lang w:eastAsia="ru-RU"/>
         </w:rPr>
-        <w:t xml:space="preserve"> </w:t>
-      </w:r>
-      <w:proofErr w:type="spellStart"/>
-      <w:r>
-        <w:rPr>
-          <w:rFonts w:ascii="Consolas" w:eastAsia="Times New Roman" w:hAnsi="Consolas" w:cs="Times New Roman"/>
-          <w:color w:val="99FFE4"/>
-          <w:sz w:val="21"/>
-          <w:szCs w:val="21"/>
-          <w:lang w:eastAsia="ru-RU"/>
-        </w:rPr>
-        <w:t>NOCl</w:t>
-      </w:r>
-      <w:proofErr w:type="spellEnd"/>
-      <w:r>
-        <w:rPr>
-          <w:rFonts w:ascii="Consolas" w:eastAsia="Times New Roman" w:hAnsi="Consolas" w:cs="Times New Roman"/>
-          <w:color w:val="99FFE4"/>
-          <w:sz w:val="21"/>
-          <w:szCs w:val="21"/>
-          <w:lang w:eastAsia="ru-RU"/>
-        </w:rPr>
-        <w:t xml:space="preserve"> при t₁ = </w:t>
-      </w:r>
-      <w:r>
-        <w:rPr>
-          <w:rFonts w:ascii="Consolas" w:eastAsia="Times New Roman" w:hAnsi="Consolas" w:cs="Times New Roman"/>
-          <w:color w:val="FFC799"/>
-          <w:sz w:val="21"/>
-          <w:szCs w:val="21"/>
-          <w:lang w:eastAsia="ru-RU"/>
-        </w:rPr>
-        <w:t>{</w:t>
-      </w:r>
-      <w:r>
-        <w:rPr>
-          <w:rFonts w:ascii="Consolas" w:eastAsia="Times New Roman" w:hAnsi="Consolas" w:cs="Times New Roman"/>
-          <w:color w:val="FFFFFF"/>
-          <w:sz w:val="21"/>
-          <w:szCs w:val="21"/>
-          <w:lang w:eastAsia="ru-RU"/>
-        </w:rPr>
-        <w:t>t1_calc</w:t>
-      </w:r>
-      <w:r>
-        <w:rPr>
-          <w:rFonts w:ascii="Consolas" w:eastAsia="Times New Roman" w:hAnsi="Consolas" w:cs="Times New Roman"/>
-          <w:color w:val="FFC799"/>
-          <w:sz w:val="21"/>
-          <w:szCs w:val="21"/>
-          <w:lang w:eastAsia="ru-RU"/>
-        </w:rPr>
-        <w:t>}</w:t>
-      </w:r>
-      <w:r>
-        <w:rPr>
-          <w:rFonts w:ascii="Consolas" w:eastAsia="Times New Roman" w:hAnsi="Consolas" w:cs="Times New Roman"/>
-          <w:color w:val="99FFE4"/>
-          <w:sz w:val="21"/>
-          <w:szCs w:val="21"/>
-          <w:lang w:eastAsia="ru-RU"/>
-        </w:rPr>
-        <w:t xml:space="preserve"> с: </w:t>
-      </w:r>
-      <w:proofErr w:type="spellStart"/>
-      <w:r>
-        <w:rPr>
-          <w:rFonts w:ascii="Consolas" w:eastAsia="Times New Roman" w:hAnsi="Consolas" w:cs="Times New Roman"/>
-          <w:color w:val="99FFE4"/>
-          <w:sz w:val="21"/>
-          <w:szCs w:val="21"/>
-          <w:lang w:eastAsia="ru-RU"/>
-        </w:rPr>
-        <w:t>cA</w:t>
-      </w:r>
-      <w:proofErr w:type="spellEnd"/>
-      <w:r>
-        <w:rPr>
-          <w:rFonts w:ascii="Consolas" w:eastAsia="Times New Roman" w:hAnsi="Consolas" w:cs="Times New Roman"/>
-          <w:color w:val="99FFE4"/>
-          <w:sz w:val="21"/>
-          <w:szCs w:val="21"/>
-          <w:lang w:eastAsia="ru-RU"/>
-        </w:rPr>
-        <w:t xml:space="preserve"> = </w:t>
+        <w:t xml:space="preserve"> с: cA = </w:t>
       </w:r>
       <w:r>
         <w:rPr>
@@ -19922,7 +17005,6 @@
           <w:lang w:eastAsia="ru-RU"/>
         </w:rPr>
       </w:pPr>
-      <w:proofErr w:type="spellStart"/>
       <w:r>
         <w:rPr>
           <w:rFonts w:ascii="Consolas" w:eastAsia="Times New Roman" w:hAnsi="Consolas" w:cs="Times New Roman"/>
@@ -19933,7 +17015,6 @@
         </w:rPr>
         <w:t>print</w:t>
       </w:r>
-      <w:proofErr w:type="spellEnd"/>
       <w:r>
         <w:rPr>
           <w:rFonts w:ascii="Consolas" w:eastAsia="Times New Roman" w:hAnsi="Consolas" w:cs="Times New Roman"/>
@@ -19944,7 +17025,6 @@
         </w:rPr>
         <w:t>(</w:t>
       </w:r>
-      <w:proofErr w:type="spellStart"/>
       <w:r>
         <w:rPr>
           <w:rFonts w:ascii="Consolas" w:eastAsia="Times New Roman" w:hAnsi="Consolas" w:cs="Times New Roman"/>
@@ -19963,9 +17043,38 @@
           <w:szCs w:val="21"/>
           <w:lang w:eastAsia="ru-RU"/>
         </w:rPr>
-        <w:t>"Конверсия</w:t>
-      </w:r>
-      <w:proofErr w:type="spellEnd"/>
+        <w:t xml:space="preserve">"Конверсия при t₁ = </w:t>
+      </w:r>
+      <w:r>
+        <w:rPr>
+          <w:rFonts w:ascii="Consolas" w:eastAsia="Times New Roman" w:hAnsi="Consolas" w:cs="Times New Roman"/>
+          <w:color w:val="FFC799"/>
+          <w:sz w:val="21"/>
+          <w:szCs w:val="21"/>
+          <w:lang w:eastAsia="ru-RU"/>
+        </w:rPr>
+        <w:t>{</w:t>
+      </w:r>
+      <w:r>
+        <w:rPr>
+          <w:rFonts w:ascii="Consolas" w:eastAsia="Times New Roman" w:hAnsi="Consolas" w:cs="Times New Roman"/>
+          <w:color w:val="FFFFFF"/>
+          <w:sz w:val="21"/>
+          <w:szCs w:val="21"/>
+          <w:lang w:eastAsia="ru-RU"/>
+        </w:rPr>
+        <w:t>t1_calc</w:t>
+      </w:r>
+      <w:r>
+        <w:rPr>
+          <w:rFonts w:ascii="Consolas" w:eastAsia="Times New Roman" w:hAnsi="Consolas" w:cs="Times New Roman"/>
+          <w:color w:val="FFC799"/>
+          <w:sz w:val="21"/>
+          <w:szCs w:val="21"/>
+          <w:lang w:eastAsia="ru-RU"/>
+        </w:rPr>
+        <w:t>}</w:t>
+      </w:r>
       <w:r>
         <w:rPr>
           <w:rFonts w:ascii="Consolas" w:eastAsia="Times New Roman" w:hAnsi="Consolas" w:cs="Times New Roman"/>
@@ -19974,7 +17083,7 @@
           <w:szCs w:val="21"/>
           <w:lang w:eastAsia="ru-RU"/>
         </w:rPr>
-        <w:t xml:space="preserve"> при t₁ = </w:t>
+        <w:t xml:space="preserve"> с: α = </w:t>
       </w:r>
       <w:r>
         <w:rPr>
@@ -19994,7 +17103,17 @@
           <w:szCs w:val="21"/>
           <w:lang w:eastAsia="ru-RU"/>
         </w:rPr>
-        <w:t>t1_calc</w:t>
+        <w:t>deg_conv</w:t>
+      </w:r>
+      <w:r>
+        <w:rPr>
+          <w:rFonts w:ascii="Consolas" w:eastAsia="Times New Roman" w:hAnsi="Consolas" w:cs="Times New Roman"/>
+          <w:color w:val="A0A0A0"/>
+          <w:sz w:val="21"/>
+          <w:szCs w:val="21"/>
+          <w:lang w:eastAsia="ru-RU"/>
+        </w:rPr>
+        <w:t>:.4f</w:t>
       </w:r>
       <w:r>
         <w:rPr>
@@ -20014,7 +17133,7 @@
           <w:szCs w:val="21"/>
           <w:lang w:eastAsia="ru-RU"/>
         </w:rPr>
-        <w:t xml:space="preserve"> с: α = </w:t>
+        <w:t xml:space="preserve"> (</w:t>
       </w:r>
       <w:r>
         <w:rPr>
@@ -20036,58 +17155,6 @@
         </w:rPr>
         <w:t>deg_conv</w:t>
       </w:r>
-      <w:r>
-        <w:rPr>
-          <w:rFonts w:ascii="Consolas" w:eastAsia="Times New Roman" w:hAnsi="Consolas" w:cs="Times New Roman"/>
-          <w:color w:val="A0A0A0"/>
-          <w:sz w:val="21"/>
-          <w:szCs w:val="21"/>
-          <w:lang w:eastAsia="ru-RU"/>
-        </w:rPr>
-        <w:t>:.4f</w:t>
-      </w:r>
-      <w:r>
-        <w:rPr>
-          <w:rFonts w:ascii="Consolas" w:eastAsia="Times New Roman" w:hAnsi="Consolas" w:cs="Times New Roman"/>
-          <w:color w:val="FFC799"/>
-          <w:sz w:val="21"/>
-          <w:szCs w:val="21"/>
-          <w:lang w:eastAsia="ru-RU"/>
-        </w:rPr>
-        <w:t>}</w:t>
-      </w:r>
-      <w:r>
-        <w:rPr>
-          <w:rFonts w:ascii="Consolas" w:eastAsia="Times New Roman" w:hAnsi="Consolas" w:cs="Times New Roman"/>
-          <w:color w:val="99FFE4"/>
-          <w:sz w:val="21"/>
-          <w:szCs w:val="21"/>
-          <w:lang w:eastAsia="ru-RU"/>
-        </w:rPr>
-        <w:t xml:space="preserve"> (</w:t>
-      </w:r>
-      <w:r>
-        <w:rPr>
-          <w:rFonts w:ascii="Consolas" w:eastAsia="Times New Roman" w:hAnsi="Consolas" w:cs="Times New Roman"/>
-          <w:color w:val="FFC799"/>
-          <w:sz w:val="21"/>
-          <w:szCs w:val="21"/>
-          <w:lang w:eastAsia="ru-RU"/>
-        </w:rPr>
-        <w:t>{</w:t>
-      </w:r>
-      <w:proofErr w:type="spellStart"/>
-      <w:r>
-        <w:rPr>
-          <w:rFonts w:ascii="Consolas" w:eastAsia="Times New Roman" w:hAnsi="Consolas" w:cs="Times New Roman"/>
-          <w:color w:val="FFFFFF"/>
-          <w:sz w:val="21"/>
-          <w:szCs w:val="21"/>
-          <w:lang w:eastAsia="ru-RU"/>
-        </w:rPr>
-        <w:t>deg_conv</w:t>
-      </w:r>
-      <w:proofErr w:type="spellEnd"/>
       <w:r>
         <w:rPr>
           <w:rFonts w:ascii="Consolas" w:eastAsia="Times New Roman" w:hAnsi="Consolas" w:cs="Times New Roman"/>
@@ -20163,7 +17230,6 @@
           <w:lang w:eastAsia="ru-RU"/>
         </w:rPr>
       </w:pPr>
-      <w:proofErr w:type="spellStart"/>
       <w:r>
         <w:rPr>
           <w:rFonts w:ascii="Consolas" w:eastAsia="Times New Roman" w:hAnsi="Consolas" w:cs="Times New Roman"/>
@@ -20174,7 +17240,6 @@
         </w:rPr>
         <w:t>print</w:t>
       </w:r>
-      <w:proofErr w:type="spellEnd"/>
       <w:r>
         <w:rPr>
           <w:rFonts w:ascii="Consolas" w:eastAsia="Times New Roman" w:hAnsi="Consolas" w:cs="Times New Roman"/>
@@ -20185,7 +17250,6 @@
         </w:rPr>
         <w:t>(</w:t>
       </w:r>
-      <w:proofErr w:type="spellStart"/>
       <w:r>
         <w:rPr>
           <w:rFonts w:ascii="Consolas" w:eastAsia="Times New Roman" w:hAnsi="Consolas" w:cs="Times New Roman"/>
@@ -20204,40 +17268,7 @@
           <w:szCs w:val="21"/>
           <w:lang w:eastAsia="ru-RU"/>
         </w:rPr>
-        <w:t>"Константа</w:t>
-      </w:r>
-      <w:proofErr w:type="spellEnd"/>
-      <w:r>
-        <w:rPr>
-          <w:rFonts w:ascii="Consolas" w:eastAsia="Times New Roman" w:hAnsi="Consolas" w:cs="Times New Roman"/>
-          <w:color w:val="99FFE4"/>
-          <w:sz w:val="21"/>
-          <w:szCs w:val="21"/>
-          <w:lang w:eastAsia="ru-RU"/>
-        </w:rPr>
-        <w:t xml:space="preserve"> равновесия </w:t>
-      </w:r>
-      <w:proofErr w:type="spellStart"/>
-      <w:r>
-        <w:rPr>
-          <w:rFonts w:ascii="Consolas" w:eastAsia="Times New Roman" w:hAnsi="Consolas" w:cs="Times New Roman"/>
-          <w:color w:val="99FFE4"/>
-          <w:sz w:val="21"/>
-          <w:szCs w:val="21"/>
-          <w:lang w:eastAsia="ru-RU"/>
-        </w:rPr>
-        <w:t>Kc</w:t>
-      </w:r>
-      <w:proofErr w:type="spellEnd"/>
-      <w:r>
-        <w:rPr>
-          <w:rFonts w:ascii="Consolas" w:eastAsia="Times New Roman" w:hAnsi="Consolas" w:cs="Times New Roman"/>
-          <w:color w:val="99FFE4"/>
-          <w:sz w:val="21"/>
-          <w:szCs w:val="21"/>
-          <w:lang w:eastAsia="ru-RU"/>
-        </w:rPr>
-        <w:t xml:space="preserve"> = </w:t>
+        <w:t xml:space="preserve">"Константа равновесия Kc = </w:t>
       </w:r>
       <w:r>
         <w:rPr>
@@ -20388,6 +17419,7 @@
       <w:r>
         <w:rPr>
           <w:b/>
+          <w:noProof/>
           <w:sz w:val="24"/>
           <w:u w:val="single"/>
         </w:rPr>
@@ -20848,29 +17880,7 @@
           <w:szCs w:val="21"/>
           <w:lang w:val="en-US" w:eastAsia="ru-RU"/>
         </w:rPr>
-        <w:t xml:space="preserve"> </w:t>
-      </w:r>
-      <w:proofErr w:type="spellStart"/>
-      <w:r>
-        <w:rPr>
-          <w:rFonts w:ascii="Consolas" w:eastAsia="Times New Roman" w:hAnsi="Consolas" w:cs="Times New Roman"/>
-          <w:color w:val="FFFFFF"/>
-          <w:sz w:val="21"/>
-          <w:szCs w:val="21"/>
-          <w:lang w:val="en-US" w:eastAsia="ru-RU"/>
-        </w:rPr>
-        <w:t>numpy</w:t>
-      </w:r>
-      <w:proofErr w:type="spellEnd"/>
-      <w:r>
-        <w:rPr>
-          <w:rFonts w:ascii="Consolas" w:eastAsia="Times New Roman" w:hAnsi="Consolas" w:cs="Times New Roman"/>
-          <w:color w:val="FFFFFF"/>
-          <w:sz w:val="21"/>
-          <w:szCs w:val="21"/>
-          <w:lang w:val="en-US" w:eastAsia="ru-RU"/>
-        </w:rPr>
-        <w:t xml:space="preserve"> </w:t>
+        <w:t xml:space="preserve"> numpy </w:t>
       </w:r>
       <w:r>
         <w:rPr>
@@ -20925,29 +17935,7 @@
           <w:szCs w:val="21"/>
           <w:lang w:val="en-US" w:eastAsia="ru-RU"/>
         </w:rPr>
-        <w:t xml:space="preserve"> </w:t>
-      </w:r>
-      <w:proofErr w:type="spellStart"/>
-      <w:r>
-        <w:rPr>
-          <w:rFonts w:ascii="Consolas" w:eastAsia="Times New Roman" w:hAnsi="Consolas" w:cs="Times New Roman"/>
-          <w:color w:val="FFFFFF"/>
-          <w:sz w:val="21"/>
-          <w:szCs w:val="21"/>
-          <w:lang w:val="en-US" w:eastAsia="ru-RU"/>
-        </w:rPr>
-        <w:t>scipy.integrate</w:t>
-      </w:r>
-      <w:proofErr w:type="spellEnd"/>
-      <w:r>
-        <w:rPr>
-          <w:rFonts w:ascii="Consolas" w:eastAsia="Times New Roman" w:hAnsi="Consolas" w:cs="Times New Roman"/>
-          <w:color w:val="FFFFFF"/>
-          <w:sz w:val="21"/>
-          <w:szCs w:val="21"/>
-          <w:lang w:val="en-US" w:eastAsia="ru-RU"/>
-        </w:rPr>
-        <w:t xml:space="preserve"> </w:t>
+        <w:t xml:space="preserve"> scipy.integrate </w:t>
       </w:r>
       <w:r>
         <w:rPr>
@@ -20967,20 +17955,8 @@
           <w:szCs w:val="21"/>
           <w:lang w:val="en-US" w:eastAsia="ru-RU"/>
         </w:rPr>
-        <w:t xml:space="preserve"> </w:t>
-      </w:r>
-      <w:proofErr w:type="spellStart"/>
-      <w:r>
-        <w:rPr>
-          <w:rFonts w:ascii="Consolas" w:eastAsia="Times New Roman" w:hAnsi="Consolas" w:cs="Times New Roman"/>
-          <w:color w:val="FFFFFF"/>
-          <w:sz w:val="21"/>
-          <w:szCs w:val="21"/>
-          <w:lang w:val="en-US" w:eastAsia="ru-RU"/>
-        </w:rPr>
-        <w:t>odeint</w:t>
-      </w:r>
-      <w:proofErr w:type="spellEnd"/>
+        <w:t xml:space="preserve"> odeint</w:t>
+      </w:r>
     </w:p>
     <w:p>
       <w:pPr>
@@ -21014,29 +17990,7 @@
           <w:szCs w:val="21"/>
           <w:lang w:val="en-US" w:eastAsia="ru-RU"/>
         </w:rPr>
-        <w:t xml:space="preserve"> </w:t>
-      </w:r>
-      <w:proofErr w:type="spellStart"/>
-      <w:r>
-        <w:rPr>
-          <w:rFonts w:ascii="Consolas" w:eastAsia="Times New Roman" w:hAnsi="Consolas" w:cs="Times New Roman"/>
-          <w:color w:val="FFFFFF"/>
-          <w:sz w:val="21"/>
-          <w:szCs w:val="21"/>
-          <w:lang w:val="en-US" w:eastAsia="ru-RU"/>
-        </w:rPr>
-        <w:t>matplotlib.pyplot</w:t>
-      </w:r>
-      <w:proofErr w:type="spellEnd"/>
-      <w:r>
-        <w:rPr>
-          <w:rFonts w:ascii="Consolas" w:eastAsia="Times New Roman" w:hAnsi="Consolas" w:cs="Times New Roman"/>
-          <w:color w:val="FFFFFF"/>
-          <w:sz w:val="21"/>
-          <w:szCs w:val="21"/>
-          <w:lang w:val="en-US" w:eastAsia="ru-RU"/>
-        </w:rPr>
-        <w:t xml:space="preserve"> </w:t>
+        <w:t xml:space="preserve"> matplotlib.pyplot </w:t>
       </w:r>
       <w:r>
         <w:rPr>
@@ -21056,20 +18010,8 @@
           <w:szCs w:val="21"/>
           <w:lang w:val="en-US" w:eastAsia="ru-RU"/>
         </w:rPr>
-        <w:t xml:space="preserve"> </w:t>
-      </w:r>
-      <w:proofErr w:type="spellStart"/>
-      <w:r>
-        <w:rPr>
-          <w:rFonts w:ascii="Consolas" w:eastAsia="Times New Roman" w:hAnsi="Consolas" w:cs="Times New Roman"/>
-          <w:color w:val="FFFFFF"/>
-          <w:sz w:val="21"/>
-          <w:szCs w:val="21"/>
-          <w:lang w:val="en-US" w:eastAsia="ru-RU"/>
-        </w:rPr>
-        <w:t>plt</w:t>
-      </w:r>
-      <w:proofErr w:type="spellEnd"/>
+        <w:t xml:space="preserve"> plt</w:t>
+      </w:r>
     </w:p>
     <w:p>
       <w:pPr>
@@ -21295,27 +18237,15 @@
           <w:lang w:val="en-US" w:eastAsia="ru-RU"/>
         </w:rPr>
       </w:pPr>
-      <w:proofErr w:type="spellStart"/>
-      <w:r>
-        <w:rPr>
-          <w:rFonts w:ascii="Consolas" w:eastAsia="Times New Roman" w:hAnsi="Consolas" w:cs="Times New Roman"/>
-          <w:color w:val="FFFFFF"/>
-          <w:sz w:val="21"/>
-          <w:szCs w:val="21"/>
-          <w:lang w:val="en-US" w:eastAsia="ru-RU"/>
-        </w:rPr>
-        <w:t>t_end</w:t>
-      </w:r>
-      <w:proofErr w:type="spellEnd"/>
-      <w:r>
-        <w:rPr>
-          <w:rFonts w:ascii="Consolas" w:eastAsia="Times New Roman" w:hAnsi="Consolas" w:cs="Times New Roman"/>
-          <w:color w:val="FFFFFF"/>
-          <w:sz w:val="21"/>
-          <w:szCs w:val="21"/>
-          <w:lang w:val="en-US" w:eastAsia="ru-RU"/>
-        </w:rPr>
-        <w:t xml:space="preserve"> </w:t>
+      <w:r>
+        <w:rPr>
+          <w:rFonts w:ascii="Consolas" w:eastAsia="Times New Roman" w:hAnsi="Consolas" w:cs="Times New Roman"/>
+          <w:color w:val="FFFFFF"/>
+          <w:sz w:val="21"/>
+          <w:szCs w:val="21"/>
+          <w:lang w:val="en-US" w:eastAsia="ru-RU"/>
+        </w:rPr>
+        <w:t xml:space="preserve">t_end </w:t>
       </w:r>
       <w:r>
         <w:rPr>
@@ -21567,27 +18497,15 @@
           <w:lang w:val="en-US" w:eastAsia="ru-RU"/>
         </w:rPr>
       </w:pPr>
-      <w:proofErr w:type="spellStart"/>
-      <w:r>
-        <w:rPr>
-          <w:rFonts w:ascii="Consolas" w:eastAsia="Times New Roman" w:hAnsi="Consolas" w:cs="Times New Roman"/>
-          <w:color w:val="FFFFFF"/>
-          <w:sz w:val="21"/>
-          <w:szCs w:val="21"/>
-          <w:lang w:val="en-US" w:eastAsia="ru-RU"/>
-        </w:rPr>
-        <w:t>C_total</w:t>
-      </w:r>
-      <w:proofErr w:type="spellEnd"/>
-      <w:r>
-        <w:rPr>
-          <w:rFonts w:ascii="Consolas" w:eastAsia="Times New Roman" w:hAnsi="Consolas" w:cs="Times New Roman"/>
-          <w:color w:val="FFFFFF"/>
-          <w:sz w:val="21"/>
-          <w:szCs w:val="21"/>
-          <w:lang w:val="en-US" w:eastAsia="ru-RU"/>
-        </w:rPr>
-        <w:t xml:space="preserve"> </w:t>
+      <w:r>
+        <w:rPr>
+          <w:rFonts w:ascii="Consolas" w:eastAsia="Times New Roman" w:hAnsi="Consolas" w:cs="Times New Roman"/>
+          <w:color w:val="FFFFFF"/>
+          <w:sz w:val="21"/>
+          <w:szCs w:val="21"/>
+          <w:lang w:val="en-US" w:eastAsia="ru-RU"/>
+        </w:rPr>
+        <w:t xml:space="preserve">C_total </w:t>
       </w:r>
       <w:r>
         <w:rPr>
@@ -21712,20 +18630,8 @@
           <w:szCs w:val="21"/>
           <w:lang w:val="en-US" w:eastAsia="ru-RU"/>
         </w:rPr>
-        <w:t xml:space="preserve"> </w:t>
-      </w:r>
-      <w:proofErr w:type="spellStart"/>
-      <w:r>
-        <w:rPr>
-          <w:rFonts w:ascii="Consolas" w:eastAsia="Times New Roman" w:hAnsi="Consolas" w:cs="Times New Roman"/>
-          <w:color w:val="FFFFFF"/>
-          <w:sz w:val="21"/>
-          <w:szCs w:val="21"/>
-          <w:lang w:val="en-US" w:eastAsia="ru-RU"/>
-        </w:rPr>
-        <w:t>C_total</w:t>
-      </w:r>
-      <w:proofErr w:type="spellEnd"/>
+        <w:t xml:space="preserve"> C_total</w:t>
+      </w:r>
     </w:p>
     <w:p>
       <w:pPr>
@@ -21789,20 +18695,8 @@
           <w:szCs w:val="21"/>
           <w:lang w:val="en-US" w:eastAsia="ru-RU"/>
         </w:rPr>
-        <w:t xml:space="preserve"> </w:t>
-      </w:r>
-      <w:proofErr w:type="spellStart"/>
-      <w:r>
-        <w:rPr>
-          <w:rFonts w:ascii="Consolas" w:eastAsia="Times New Roman" w:hAnsi="Consolas" w:cs="Times New Roman"/>
-          <w:color w:val="FFFFFF"/>
-          <w:sz w:val="21"/>
-          <w:szCs w:val="21"/>
-          <w:lang w:val="en-US" w:eastAsia="ru-RU"/>
-        </w:rPr>
-        <w:t>C_total</w:t>
-      </w:r>
-      <w:proofErr w:type="spellEnd"/>
+        <w:t xml:space="preserve"> C_total</w:t>
+      </w:r>
     </w:p>
     <w:p>
       <w:pPr>
@@ -22349,7 +19243,6 @@
         </w:rPr>
         <w:t xml:space="preserve"> </w:t>
       </w:r>
-      <w:proofErr w:type="spellStart"/>
       <w:r>
         <w:rPr>
           <w:rFonts w:ascii="Consolas" w:eastAsia="Times New Roman" w:hAnsi="Consolas" w:cs="Times New Roman"/>
@@ -22360,38 +19253,15 @@
         </w:rPr>
         <w:t>calc_k</w:t>
       </w:r>
-      <w:proofErr w:type="spellEnd"/>
-      <w:r>
-        <w:rPr>
-          <w:rFonts w:ascii="Consolas" w:eastAsia="Times New Roman" w:hAnsi="Consolas" w:cs="Times New Roman"/>
-          <w:color w:val="FFFFFF"/>
-          <w:sz w:val="21"/>
-          <w:szCs w:val="21"/>
-          <w:lang w:val="en-US" w:eastAsia="ru-RU"/>
-        </w:rPr>
-        <w:t xml:space="preserve">(A, </w:t>
-      </w:r>
-      <w:proofErr w:type="spellStart"/>
-      <w:r>
-        <w:rPr>
-          <w:rFonts w:ascii="Consolas" w:eastAsia="Times New Roman" w:hAnsi="Consolas" w:cs="Times New Roman"/>
-          <w:color w:val="FFFFFF"/>
-          <w:sz w:val="21"/>
-          <w:szCs w:val="21"/>
-          <w:lang w:val="en-US" w:eastAsia="ru-RU"/>
-        </w:rPr>
-        <w:t>E_kj</w:t>
-      </w:r>
-      <w:proofErr w:type="spellEnd"/>
-      <w:r>
-        <w:rPr>
-          <w:rFonts w:ascii="Consolas" w:eastAsia="Times New Roman" w:hAnsi="Consolas" w:cs="Times New Roman"/>
-          <w:color w:val="FFFFFF"/>
-          <w:sz w:val="21"/>
-          <w:szCs w:val="21"/>
-          <w:lang w:val="en-US" w:eastAsia="ru-RU"/>
-        </w:rPr>
-        <w:t>, T):</w:t>
+      <w:r>
+        <w:rPr>
+          <w:rFonts w:ascii="Consolas" w:eastAsia="Times New Roman" w:hAnsi="Consolas" w:cs="Times New Roman"/>
+          <w:color w:val="FFFFFF"/>
+          <w:sz w:val="21"/>
+          <w:szCs w:val="21"/>
+          <w:lang w:val="en-US" w:eastAsia="ru-RU"/>
+        </w:rPr>
+        <w:t>(A, E_kj, T):</w:t>
       </w:r>
     </w:p>
     <w:p>
@@ -22456,29 +19326,7 @@
           <w:szCs w:val="21"/>
           <w:lang w:val="en-US" w:eastAsia="ru-RU"/>
         </w:rPr>
-        <w:t xml:space="preserve"> </w:t>
-      </w:r>
-      <w:proofErr w:type="spellStart"/>
-      <w:r>
-        <w:rPr>
-          <w:rFonts w:ascii="Consolas" w:eastAsia="Times New Roman" w:hAnsi="Consolas" w:cs="Times New Roman"/>
-          <w:color w:val="FFFFFF"/>
-          <w:sz w:val="21"/>
-          <w:szCs w:val="21"/>
-          <w:lang w:val="en-US" w:eastAsia="ru-RU"/>
-        </w:rPr>
-        <w:t>np.exp</w:t>
-      </w:r>
-      <w:proofErr w:type="spellEnd"/>
-      <w:r>
-        <w:rPr>
-          <w:rFonts w:ascii="Consolas" w:eastAsia="Times New Roman" w:hAnsi="Consolas" w:cs="Times New Roman"/>
-          <w:color w:val="FFFFFF"/>
-          <w:sz w:val="21"/>
-          <w:szCs w:val="21"/>
-          <w:lang w:val="en-US" w:eastAsia="ru-RU"/>
-        </w:rPr>
-        <w:t>(</w:t>
+        <w:t xml:space="preserve"> np.exp(</w:t>
       </w:r>
       <w:r>
         <w:rPr>
@@ -22490,27 +19338,15 @@
         </w:rPr>
         <w:t>-</w:t>
       </w:r>
-      <w:proofErr w:type="spellStart"/>
-      <w:r>
-        <w:rPr>
-          <w:rFonts w:ascii="Consolas" w:eastAsia="Times New Roman" w:hAnsi="Consolas" w:cs="Times New Roman"/>
-          <w:color w:val="FFFFFF"/>
-          <w:sz w:val="21"/>
-          <w:szCs w:val="21"/>
-          <w:lang w:val="en-US" w:eastAsia="ru-RU"/>
-        </w:rPr>
-        <w:t>E_kj</w:t>
-      </w:r>
-      <w:proofErr w:type="spellEnd"/>
-      <w:r>
-        <w:rPr>
-          <w:rFonts w:ascii="Consolas" w:eastAsia="Times New Roman" w:hAnsi="Consolas" w:cs="Times New Roman"/>
-          <w:color w:val="FFFFFF"/>
-          <w:sz w:val="21"/>
-          <w:szCs w:val="21"/>
-          <w:lang w:val="en-US" w:eastAsia="ru-RU"/>
-        </w:rPr>
-        <w:t xml:space="preserve"> </w:t>
+      <w:r>
+        <w:rPr>
+          <w:rFonts w:ascii="Consolas" w:eastAsia="Times New Roman" w:hAnsi="Consolas" w:cs="Times New Roman"/>
+          <w:color w:val="FFFFFF"/>
+          <w:sz w:val="21"/>
+          <w:szCs w:val="21"/>
+          <w:lang w:val="en-US" w:eastAsia="ru-RU"/>
+        </w:rPr>
+        <w:t xml:space="preserve">E_kj </w:t>
       </w:r>
       <w:r>
         <w:rPr>
@@ -22650,29 +19486,7 @@
           <w:szCs w:val="21"/>
           <w:lang w:val="en-US" w:eastAsia="ru-RU"/>
         </w:rPr>
-        <w:t xml:space="preserve"> </w:t>
-      </w:r>
-      <w:proofErr w:type="spellStart"/>
-      <w:r>
-        <w:rPr>
-          <w:rFonts w:ascii="Consolas" w:eastAsia="Times New Roman" w:hAnsi="Consolas" w:cs="Times New Roman"/>
-          <w:color w:val="FFFFFF"/>
-          <w:sz w:val="21"/>
-          <w:szCs w:val="21"/>
-          <w:lang w:val="en-US" w:eastAsia="ru-RU"/>
-        </w:rPr>
-        <w:t>calc_k</w:t>
-      </w:r>
-      <w:proofErr w:type="spellEnd"/>
-      <w:r>
-        <w:rPr>
-          <w:rFonts w:ascii="Consolas" w:eastAsia="Times New Roman" w:hAnsi="Consolas" w:cs="Times New Roman"/>
-          <w:color w:val="FFFFFF"/>
-          <w:sz w:val="21"/>
-          <w:szCs w:val="21"/>
-          <w:lang w:val="en-US" w:eastAsia="ru-RU"/>
-        </w:rPr>
-        <w:t>(A1p, E1p, T)</w:t>
+        <w:t xml:space="preserve"> calc_k(A1p, E1p, T)</w:t>
       </w:r>
     </w:p>
     <w:p>
@@ -22717,29 +19531,7 @@
           <w:szCs w:val="21"/>
           <w:lang w:val="en-US" w:eastAsia="ru-RU"/>
         </w:rPr>
-        <w:t xml:space="preserve"> </w:t>
-      </w:r>
-      <w:proofErr w:type="spellStart"/>
-      <w:r>
-        <w:rPr>
-          <w:rFonts w:ascii="Consolas" w:eastAsia="Times New Roman" w:hAnsi="Consolas" w:cs="Times New Roman"/>
-          <w:color w:val="FFFFFF"/>
-          <w:sz w:val="21"/>
-          <w:szCs w:val="21"/>
-          <w:lang w:val="en-US" w:eastAsia="ru-RU"/>
-        </w:rPr>
-        <w:t>calc_k</w:t>
-      </w:r>
-      <w:proofErr w:type="spellEnd"/>
-      <w:r>
-        <w:rPr>
-          <w:rFonts w:ascii="Consolas" w:eastAsia="Times New Roman" w:hAnsi="Consolas" w:cs="Times New Roman"/>
-          <w:color w:val="FFFFFF"/>
-          <w:sz w:val="21"/>
-          <w:szCs w:val="21"/>
-          <w:lang w:val="en-US" w:eastAsia="ru-RU"/>
-        </w:rPr>
-        <w:t>(A1m, E1m, T)</w:t>
+        <w:t xml:space="preserve"> calc_k(A1m, E1m, T)</w:t>
       </w:r>
     </w:p>
     <w:p>
@@ -22784,29 +19576,7 @@
           <w:szCs w:val="21"/>
           <w:lang w:val="en-US" w:eastAsia="ru-RU"/>
         </w:rPr>
-        <w:t xml:space="preserve"> </w:t>
-      </w:r>
-      <w:proofErr w:type="spellStart"/>
-      <w:r>
-        <w:rPr>
-          <w:rFonts w:ascii="Consolas" w:eastAsia="Times New Roman" w:hAnsi="Consolas" w:cs="Times New Roman"/>
-          <w:color w:val="FFFFFF"/>
-          <w:sz w:val="21"/>
-          <w:szCs w:val="21"/>
-          <w:lang w:val="en-US" w:eastAsia="ru-RU"/>
-        </w:rPr>
-        <w:t>calc_k</w:t>
-      </w:r>
-      <w:proofErr w:type="spellEnd"/>
-      <w:r>
-        <w:rPr>
-          <w:rFonts w:ascii="Consolas" w:eastAsia="Times New Roman" w:hAnsi="Consolas" w:cs="Times New Roman"/>
-          <w:color w:val="FFFFFF"/>
-          <w:sz w:val="21"/>
-          <w:szCs w:val="21"/>
-          <w:lang w:val="en-US" w:eastAsia="ru-RU"/>
-        </w:rPr>
-        <w:t>(A2p, E2p, T)</w:t>
+        <w:t xml:space="preserve"> calc_k(A2p, E2p, T)</w:t>
       </w:r>
     </w:p>
     <w:p>
@@ -22851,29 +19621,7 @@
           <w:szCs w:val="21"/>
           <w:lang w:val="en-US" w:eastAsia="ru-RU"/>
         </w:rPr>
-        <w:t xml:space="preserve"> </w:t>
-      </w:r>
-      <w:proofErr w:type="spellStart"/>
-      <w:r>
-        <w:rPr>
-          <w:rFonts w:ascii="Consolas" w:eastAsia="Times New Roman" w:hAnsi="Consolas" w:cs="Times New Roman"/>
-          <w:color w:val="FFFFFF"/>
-          <w:sz w:val="21"/>
-          <w:szCs w:val="21"/>
-          <w:lang w:val="en-US" w:eastAsia="ru-RU"/>
-        </w:rPr>
-        <w:t>calc_k</w:t>
-      </w:r>
-      <w:proofErr w:type="spellEnd"/>
-      <w:r>
-        <w:rPr>
-          <w:rFonts w:ascii="Consolas" w:eastAsia="Times New Roman" w:hAnsi="Consolas" w:cs="Times New Roman"/>
-          <w:color w:val="FFFFFF"/>
-          <w:sz w:val="21"/>
-          <w:szCs w:val="21"/>
-          <w:lang w:val="en-US" w:eastAsia="ru-RU"/>
-        </w:rPr>
-        <w:t>(A2m, E2m, T)</w:t>
+        <w:t xml:space="preserve"> calc_k(A2m, E2m, T)</w:t>
       </w:r>
     </w:p>
     <w:p>
@@ -22925,7 +19673,6 @@
         </w:rPr>
         <w:t xml:space="preserve"> </w:t>
       </w:r>
-      <w:proofErr w:type="spellStart"/>
       <w:r>
         <w:rPr>
           <w:rFonts w:ascii="Consolas" w:eastAsia="Times New Roman" w:hAnsi="Consolas" w:cs="Times New Roman"/>
@@ -22936,7 +19683,6 @@
         </w:rPr>
         <w:t>reactor_model</w:t>
       </w:r>
-      <w:proofErr w:type="spellEnd"/>
       <w:r>
         <w:rPr>
           <w:rFonts w:ascii="Consolas" w:eastAsia="Times New Roman" w:hAnsi="Consolas" w:cs="Times New Roman"/>
@@ -23560,29 +20306,7 @@
           <w:szCs w:val="21"/>
           <w:lang w:val="en-US" w:eastAsia="ru-RU"/>
         </w:rPr>
-        <w:t xml:space="preserve">    </w:t>
-      </w:r>
-      <w:proofErr w:type="spellStart"/>
-      <w:r>
-        <w:rPr>
-          <w:rFonts w:ascii="Consolas" w:eastAsia="Times New Roman" w:hAnsi="Consolas" w:cs="Times New Roman"/>
-          <w:color w:val="FFFFFF"/>
-          <w:sz w:val="21"/>
-          <w:szCs w:val="21"/>
-          <w:lang w:val="en-US" w:eastAsia="ru-RU"/>
-        </w:rPr>
-        <w:t>dCO_dt</w:t>
-      </w:r>
-      <w:proofErr w:type="spellEnd"/>
-      <w:r>
-        <w:rPr>
-          <w:rFonts w:ascii="Consolas" w:eastAsia="Times New Roman" w:hAnsi="Consolas" w:cs="Times New Roman"/>
-          <w:color w:val="FFFFFF"/>
-          <w:sz w:val="21"/>
-          <w:szCs w:val="21"/>
-          <w:lang w:val="en-US" w:eastAsia="ru-RU"/>
-        </w:rPr>
-        <w:t xml:space="preserve">  </w:t>
+        <w:t>    dCO_dt  </w:t>
       </w:r>
       <w:r>
         <w:rPr>
@@ -23832,29 +20556,7 @@
           <w:szCs w:val="21"/>
           <w:lang w:val="en-US" w:eastAsia="ru-RU"/>
         </w:rPr>
-        <w:t xml:space="preserve"> [dCH4_dt, dH2O_dt, </w:t>
-      </w:r>
-      <w:proofErr w:type="spellStart"/>
-      <w:r>
-        <w:rPr>
-          <w:rFonts w:ascii="Consolas" w:eastAsia="Times New Roman" w:hAnsi="Consolas" w:cs="Times New Roman"/>
-          <w:color w:val="FFFFFF"/>
-          <w:sz w:val="21"/>
-          <w:szCs w:val="21"/>
-          <w:lang w:val="en-US" w:eastAsia="ru-RU"/>
-        </w:rPr>
-        <w:t>dCO_dt</w:t>
-      </w:r>
-      <w:proofErr w:type="spellEnd"/>
-      <w:r>
-        <w:rPr>
-          <w:rFonts w:ascii="Consolas" w:eastAsia="Times New Roman" w:hAnsi="Consolas" w:cs="Times New Roman"/>
-          <w:color w:val="FFFFFF"/>
-          <w:sz w:val="21"/>
-          <w:szCs w:val="21"/>
-          <w:lang w:val="en-US" w:eastAsia="ru-RU"/>
-        </w:rPr>
-        <w:t>, dH2_dt, dCO2_dt]</w:t>
+        <w:t xml:space="preserve"> [dCH4_dt, dH2O_dt, dCO_dt, dH2_dt, dCO2_dt]</w:t>
       </w:r>
     </w:p>
     <w:p>
@@ -23974,29 +20676,7 @@
           <w:szCs w:val="21"/>
           <w:lang w:val="en-US" w:eastAsia="ru-RU"/>
         </w:rPr>
-        <w:t xml:space="preserve"> </w:t>
-      </w:r>
-      <w:proofErr w:type="spellStart"/>
-      <w:r>
-        <w:rPr>
-          <w:rFonts w:ascii="Consolas" w:eastAsia="Times New Roman" w:hAnsi="Consolas" w:cs="Times New Roman"/>
-          <w:color w:val="FFFFFF"/>
-          <w:sz w:val="21"/>
-          <w:szCs w:val="21"/>
-          <w:lang w:val="en-US" w:eastAsia="ru-RU"/>
-        </w:rPr>
-        <w:t>np.linspace</w:t>
-      </w:r>
-      <w:proofErr w:type="spellEnd"/>
-      <w:r>
-        <w:rPr>
-          <w:rFonts w:ascii="Consolas" w:eastAsia="Times New Roman" w:hAnsi="Consolas" w:cs="Times New Roman"/>
-          <w:color w:val="FFFFFF"/>
-          <w:sz w:val="21"/>
-          <w:szCs w:val="21"/>
-          <w:lang w:val="en-US" w:eastAsia="ru-RU"/>
-        </w:rPr>
-        <w:t>(</w:t>
+        <w:t xml:space="preserve"> np.linspace(</w:t>
       </w:r>
       <w:r>
         <w:rPr>
@@ -24016,29 +20696,7 @@
           <w:szCs w:val="21"/>
           <w:lang w:val="en-US" w:eastAsia="ru-RU"/>
         </w:rPr>
-        <w:t xml:space="preserve">, </w:t>
-      </w:r>
-      <w:proofErr w:type="spellStart"/>
-      <w:r>
-        <w:rPr>
-          <w:rFonts w:ascii="Consolas" w:eastAsia="Times New Roman" w:hAnsi="Consolas" w:cs="Times New Roman"/>
-          <w:color w:val="FFFFFF"/>
-          <w:sz w:val="21"/>
-          <w:szCs w:val="21"/>
-          <w:lang w:val="en-US" w:eastAsia="ru-RU"/>
-        </w:rPr>
-        <w:t>t_end</w:t>
-      </w:r>
-      <w:proofErr w:type="spellEnd"/>
-      <w:r>
-        <w:rPr>
-          <w:rFonts w:ascii="Consolas" w:eastAsia="Times New Roman" w:hAnsi="Consolas" w:cs="Times New Roman"/>
-          <w:color w:val="FFFFFF"/>
-          <w:sz w:val="21"/>
-          <w:szCs w:val="21"/>
-          <w:lang w:val="en-US" w:eastAsia="ru-RU"/>
-        </w:rPr>
-        <w:t xml:space="preserve">, </w:t>
+        <w:t xml:space="preserve">, t_end, </w:t>
       </w:r>
       <w:r>
         <w:rPr>
@@ -24118,51 +20776,7 @@
           <w:szCs w:val="21"/>
           <w:lang w:val="en-US" w:eastAsia="ru-RU"/>
         </w:rPr>
-        <w:t xml:space="preserve"> </w:t>
-      </w:r>
-      <w:proofErr w:type="spellStart"/>
-      <w:r>
-        <w:rPr>
-          <w:rFonts w:ascii="Consolas" w:eastAsia="Times New Roman" w:hAnsi="Consolas" w:cs="Times New Roman"/>
-          <w:color w:val="FFFFFF"/>
-          <w:sz w:val="21"/>
-          <w:szCs w:val="21"/>
-          <w:lang w:val="en-US" w:eastAsia="ru-RU"/>
-        </w:rPr>
-        <w:t>odeint</w:t>
-      </w:r>
-      <w:proofErr w:type="spellEnd"/>
-      <w:r>
-        <w:rPr>
-          <w:rFonts w:ascii="Consolas" w:eastAsia="Times New Roman" w:hAnsi="Consolas" w:cs="Times New Roman"/>
-          <w:color w:val="FFFFFF"/>
-          <w:sz w:val="21"/>
-          <w:szCs w:val="21"/>
-          <w:lang w:val="en-US" w:eastAsia="ru-RU"/>
-        </w:rPr>
-        <w:t>(</w:t>
-      </w:r>
-      <w:proofErr w:type="spellStart"/>
-      <w:r>
-        <w:rPr>
-          <w:rFonts w:ascii="Consolas" w:eastAsia="Times New Roman" w:hAnsi="Consolas" w:cs="Times New Roman"/>
-          <w:color w:val="FFFFFF"/>
-          <w:sz w:val="21"/>
-          <w:szCs w:val="21"/>
-          <w:lang w:val="en-US" w:eastAsia="ru-RU"/>
-        </w:rPr>
-        <w:t>reactor_model</w:t>
-      </w:r>
-      <w:proofErr w:type="spellEnd"/>
-      <w:r>
-        <w:rPr>
-          <w:rFonts w:ascii="Consolas" w:eastAsia="Times New Roman" w:hAnsi="Consolas" w:cs="Times New Roman"/>
-          <w:color w:val="FFFFFF"/>
-          <w:sz w:val="21"/>
-          <w:szCs w:val="21"/>
-          <w:lang w:val="en-US" w:eastAsia="ru-RU"/>
-        </w:rPr>
-        <w:t>, y0, t)</w:t>
+        <w:t xml:space="preserve"> odeint(reactor_model, y0, t)</w:t>
       </w:r>
     </w:p>
     <w:p>
@@ -24187,29 +20801,7 @@
           <w:szCs w:val="21"/>
           <w:lang w:val="en-US" w:eastAsia="ru-RU"/>
         </w:rPr>
-        <w:t xml:space="preserve">CH4_sol, H2O_sol, </w:t>
-      </w:r>
-      <w:proofErr w:type="spellStart"/>
-      <w:r>
-        <w:rPr>
-          <w:rFonts w:ascii="Consolas" w:eastAsia="Times New Roman" w:hAnsi="Consolas" w:cs="Times New Roman"/>
-          <w:color w:val="FFFFFF"/>
-          <w:sz w:val="21"/>
-          <w:szCs w:val="21"/>
-          <w:lang w:val="en-US" w:eastAsia="ru-RU"/>
-        </w:rPr>
-        <w:t>CO_sol</w:t>
-      </w:r>
-      <w:proofErr w:type="spellEnd"/>
-      <w:r>
-        <w:rPr>
-          <w:rFonts w:ascii="Consolas" w:eastAsia="Times New Roman" w:hAnsi="Consolas" w:cs="Times New Roman"/>
-          <w:color w:val="FFFFFF"/>
-          <w:sz w:val="21"/>
-          <w:szCs w:val="21"/>
-          <w:lang w:val="en-US" w:eastAsia="ru-RU"/>
-        </w:rPr>
-        <w:t xml:space="preserve">, H2_sol, CO2_sol </w:t>
+        <w:t xml:space="preserve">CH4_sol, H2O_sol, CO_sol, H2_sol, CO2_sol </w:t>
       </w:r>
       <w:r>
         <w:rPr>
@@ -24229,20 +20821,8 @@
           <w:szCs w:val="21"/>
           <w:lang w:val="en-US" w:eastAsia="ru-RU"/>
         </w:rPr>
-        <w:t xml:space="preserve"> </w:t>
-      </w:r>
-      <w:proofErr w:type="spellStart"/>
-      <w:r>
-        <w:rPr>
-          <w:rFonts w:ascii="Consolas" w:eastAsia="Times New Roman" w:hAnsi="Consolas" w:cs="Times New Roman"/>
-          <w:color w:val="FFFFFF"/>
-          <w:sz w:val="21"/>
-          <w:szCs w:val="21"/>
-          <w:lang w:val="en-US" w:eastAsia="ru-RU"/>
-        </w:rPr>
-        <w:t>solution.T</w:t>
-      </w:r>
-      <w:proofErr w:type="spellEnd"/>
+        <w:t xml:space="preserve"> solution.T</w:t>
+      </w:r>
     </w:p>
     <w:p>
       <w:pPr>
@@ -24273,40 +20853,16 @@
           <w:lang w:val="en-US" w:eastAsia="ru-RU"/>
         </w:rPr>
       </w:pPr>
-      <w:proofErr w:type="spellStart"/>
-      <w:r>
-        <w:rPr>
-          <w:rFonts w:ascii="Consolas" w:eastAsia="Times New Roman" w:hAnsi="Consolas" w:cs="Times New Roman"/>
-          <w:color w:val="FFFFFF"/>
-          <w:sz w:val="21"/>
-          <w:szCs w:val="21"/>
-          <w:lang w:val="en-US" w:eastAsia="ru-RU"/>
-        </w:rPr>
-        <w:t>plt.figure</w:t>
-      </w:r>
-      <w:proofErr w:type="spellEnd"/>
-      <w:r>
-        <w:rPr>
-          <w:rFonts w:ascii="Consolas" w:eastAsia="Times New Roman" w:hAnsi="Consolas" w:cs="Times New Roman"/>
-          <w:color w:val="FFFFFF"/>
-          <w:sz w:val="21"/>
-          <w:szCs w:val="21"/>
-          <w:lang w:val="en-US" w:eastAsia="ru-RU"/>
-        </w:rPr>
-        <w:t>(</w:t>
-      </w:r>
-      <w:proofErr w:type="spellStart"/>
-      <w:r>
-        <w:rPr>
-          <w:rFonts w:ascii="Consolas" w:eastAsia="Times New Roman" w:hAnsi="Consolas" w:cs="Times New Roman"/>
-          <w:color w:val="FFFFFF"/>
-          <w:sz w:val="21"/>
-          <w:szCs w:val="21"/>
-          <w:lang w:val="en-US" w:eastAsia="ru-RU"/>
-        </w:rPr>
-        <w:t>figsize</w:t>
-      </w:r>
-      <w:proofErr w:type="spellEnd"/>
+      <w:r>
+        <w:rPr>
+          <w:rFonts w:ascii="Consolas" w:eastAsia="Times New Roman" w:hAnsi="Consolas" w:cs="Times New Roman"/>
+          <w:color w:val="FFFFFF"/>
+          <w:sz w:val="21"/>
+          <w:szCs w:val="21"/>
+          <w:lang w:val="en-US" w:eastAsia="ru-RU"/>
+        </w:rPr>
+        <w:t>plt.figure(figsize</w:t>
+      </w:r>
       <w:r>
         <w:rPr>
           <w:rFonts w:ascii="Consolas" w:eastAsia="Times New Roman" w:hAnsi="Consolas" w:cs="Times New Roman"/>
@@ -24382,27 +20938,15 @@
           <w:lang w:val="en-US" w:eastAsia="ru-RU"/>
         </w:rPr>
       </w:pPr>
-      <w:proofErr w:type="spellStart"/>
-      <w:r>
-        <w:rPr>
-          <w:rFonts w:ascii="Consolas" w:eastAsia="Times New Roman" w:hAnsi="Consolas" w:cs="Times New Roman"/>
-          <w:color w:val="FFFFFF"/>
-          <w:sz w:val="21"/>
-          <w:szCs w:val="21"/>
-          <w:lang w:val="en-US" w:eastAsia="ru-RU"/>
-        </w:rPr>
-        <w:t>plt.plot</w:t>
-      </w:r>
-      <w:proofErr w:type="spellEnd"/>
-      <w:r>
-        <w:rPr>
-          <w:rFonts w:ascii="Consolas" w:eastAsia="Times New Roman" w:hAnsi="Consolas" w:cs="Times New Roman"/>
-          <w:color w:val="FFFFFF"/>
-          <w:sz w:val="21"/>
-          <w:szCs w:val="21"/>
-          <w:lang w:val="en-US" w:eastAsia="ru-RU"/>
-        </w:rPr>
-        <w:t xml:space="preserve">(t, CH4_sol, </w:t>
+      <w:r>
+        <w:rPr>
+          <w:rFonts w:ascii="Consolas" w:eastAsia="Times New Roman" w:hAnsi="Consolas" w:cs="Times New Roman"/>
+          <w:color w:val="FFFFFF"/>
+          <w:sz w:val="21"/>
+          <w:szCs w:val="21"/>
+          <w:lang w:val="en-US" w:eastAsia="ru-RU"/>
+        </w:rPr>
+        <w:t xml:space="preserve">plt.plot(t, CH4_sol, </w:t>
       </w:r>
       <w:r>
         <w:rPr>
@@ -24489,27 +21033,15 @@
           <w:lang w:val="en-US" w:eastAsia="ru-RU"/>
         </w:rPr>
       </w:pPr>
-      <w:proofErr w:type="spellStart"/>
-      <w:r>
-        <w:rPr>
-          <w:rFonts w:ascii="Consolas" w:eastAsia="Times New Roman" w:hAnsi="Consolas" w:cs="Times New Roman"/>
-          <w:color w:val="FFFFFF"/>
-          <w:sz w:val="21"/>
-          <w:szCs w:val="21"/>
-          <w:lang w:val="en-US" w:eastAsia="ru-RU"/>
-        </w:rPr>
-        <w:t>plt.plot</w:t>
-      </w:r>
-      <w:proofErr w:type="spellEnd"/>
-      <w:r>
-        <w:rPr>
-          <w:rFonts w:ascii="Consolas" w:eastAsia="Times New Roman" w:hAnsi="Consolas" w:cs="Times New Roman"/>
-          <w:color w:val="FFFFFF"/>
-          <w:sz w:val="21"/>
-          <w:szCs w:val="21"/>
-          <w:lang w:val="en-US" w:eastAsia="ru-RU"/>
-        </w:rPr>
-        <w:t xml:space="preserve">(t, H2O_sol, </w:t>
+      <w:r>
+        <w:rPr>
+          <w:rFonts w:ascii="Consolas" w:eastAsia="Times New Roman" w:hAnsi="Consolas" w:cs="Times New Roman"/>
+          <w:color w:val="FFFFFF"/>
+          <w:sz w:val="21"/>
+          <w:szCs w:val="21"/>
+          <w:lang w:val="en-US" w:eastAsia="ru-RU"/>
+        </w:rPr>
+        <w:t xml:space="preserve">plt.plot(t, H2O_sol, </w:t>
       </w:r>
       <w:r>
         <w:rPr>
@@ -24596,49 +21128,15 @@
           <w:lang w:val="en-US" w:eastAsia="ru-RU"/>
         </w:rPr>
       </w:pPr>
-      <w:proofErr w:type="spellStart"/>
-      <w:r>
-        <w:rPr>
-          <w:rFonts w:ascii="Consolas" w:eastAsia="Times New Roman" w:hAnsi="Consolas" w:cs="Times New Roman"/>
-          <w:color w:val="FFFFFF"/>
-          <w:sz w:val="21"/>
-          <w:szCs w:val="21"/>
-          <w:lang w:val="en-US" w:eastAsia="ru-RU"/>
-        </w:rPr>
-        <w:t>plt.plot</w:t>
-      </w:r>
-      <w:proofErr w:type="spellEnd"/>
-      <w:r>
-        <w:rPr>
-          <w:rFonts w:ascii="Consolas" w:eastAsia="Times New Roman" w:hAnsi="Consolas" w:cs="Times New Roman"/>
-          <w:color w:val="FFFFFF"/>
-          <w:sz w:val="21"/>
-          <w:szCs w:val="21"/>
-          <w:lang w:val="en-US" w:eastAsia="ru-RU"/>
-        </w:rPr>
-        <w:t xml:space="preserve">(t, </w:t>
-      </w:r>
-      <w:proofErr w:type="spellStart"/>
-      <w:r>
-        <w:rPr>
-          <w:rFonts w:ascii="Consolas" w:eastAsia="Times New Roman" w:hAnsi="Consolas" w:cs="Times New Roman"/>
-          <w:color w:val="FFFFFF"/>
-          <w:sz w:val="21"/>
-          <w:szCs w:val="21"/>
-          <w:lang w:val="en-US" w:eastAsia="ru-RU"/>
-        </w:rPr>
-        <w:t>CO_sol</w:t>
-      </w:r>
-      <w:proofErr w:type="spellEnd"/>
-      <w:r>
-        <w:rPr>
-          <w:rFonts w:ascii="Consolas" w:eastAsia="Times New Roman" w:hAnsi="Consolas" w:cs="Times New Roman"/>
-          <w:color w:val="FFFFFF"/>
-          <w:sz w:val="21"/>
-          <w:szCs w:val="21"/>
-          <w:lang w:val="en-US" w:eastAsia="ru-RU"/>
-        </w:rPr>
-        <w:t>,  </w:t>
+      <w:r>
+        <w:rPr>
+          <w:rFonts w:ascii="Consolas" w:eastAsia="Times New Roman" w:hAnsi="Consolas" w:cs="Times New Roman"/>
+          <w:color w:val="FFFFFF"/>
+          <w:sz w:val="21"/>
+          <w:szCs w:val="21"/>
+          <w:lang w:val="en-US" w:eastAsia="ru-RU"/>
+        </w:rPr>
+        <w:t>plt.plot(t, CO_sol,  </w:t>
       </w:r>
       <w:r>
         <w:rPr>
@@ -24745,27 +21243,15 @@
           <w:lang w:val="en-US" w:eastAsia="ru-RU"/>
         </w:rPr>
       </w:pPr>
-      <w:proofErr w:type="spellStart"/>
-      <w:r>
-        <w:rPr>
-          <w:rFonts w:ascii="Consolas" w:eastAsia="Times New Roman" w:hAnsi="Consolas" w:cs="Times New Roman"/>
-          <w:color w:val="FFFFFF"/>
-          <w:sz w:val="21"/>
-          <w:szCs w:val="21"/>
-          <w:lang w:val="en-US" w:eastAsia="ru-RU"/>
-        </w:rPr>
-        <w:t>plt.plot</w:t>
-      </w:r>
-      <w:proofErr w:type="spellEnd"/>
-      <w:r>
-        <w:rPr>
-          <w:rFonts w:ascii="Consolas" w:eastAsia="Times New Roman" w:hAnsi="Consolas" w:cs="Times New Roman"/>
-          <w:color w:val="FFFFFF"/>
-          <w:sz w:val="21"/>
-          <w:szCs w:val="21"/>
-          <w:lang w:val="en-US" w:eastAsia="ru-RU"/>
-        </w:rPr>
-        <w:t>(t, H2_sol,  </w:t>
+      <w:r>
+        <w:rPr>
+          <w:rFonts w:ascii="Consolas" w:eastAsia="Times New Roman" w:hAnsi="Consolas" w:cs="Times New Roman"/>
+          <w:color w:val="FFFFFF"/>
+          <w:sz w:val="21"/>
+          <w:szCs w:val="21"/>
+          <w:lang w:val="en-US" w:eastAsia="ru-RU"/>
+        </w:rPr>
+        <w:t>plt.plot(t, H2_sol,  </w:t>
       </w:r>
       <w:r>
         <w:rPr>
@@ -24852,27 +21338,15 @@
           <w:lang w:val="en-US" w:eastAsia="ru-RU"/>
         </w:rPr>
       </w:pPr>
-      <w:proofErr w:type="spellStart"/>
-      <w:r>
-        <w:rPr>
-          <w:rFonts w:ascii="Consolas" w:eastAsia="Times New Roman" w:hAnsi="Consolas" w:cs="Times New Roman"/>
-          <w:color w:val="FFFFFF"/>
-          <w:sz w:val="21"/>
-          <w:szCs w:val="21"/>
-          <w:lang w:val="en-US" w:eastAsia="ru-RU"/>
-        </w:rPr>
-        <w:t>plt.plot</w:t>
-      </w:r>
-      <w:proofErr w:type="spellEnd"/>
-      <w:r>
-        <w:rPr>
-          <w:rFonts w:ascii="Consolas" w:eastAsia="Times New Roman" w:hAnsi="Consolas" w:cs="Times New Roman"/>
-          <w:color w:val="FFFFFF"/>
-          <w:sz w:val="21"/>
-          <w:szCs w:val="21"/>
-          <w:lang w:val="en-US" w:eastAsia="ru-RU"/>
-        </w:rPr>
-        <w:t xml:space="preserve">(t, CO2_sol, </w:t>
+      <w:r>
+        <w:rPr>
+          <w:rFonts w:ascii="Consolas" w:eastAsia="Times New Roman" w:hAnsi="Consolas" w:cs="Times New Roman"/>
+          <w:color w:val="FFFFFF"/>
+          <w:sz w:val="21"/>
+          <w:szCs w:val="21"/>
+          <w:lang w:val="en-US" w:eastAsia="ru-RU"/>
+        </w:rPr>
+        <w:t xml:space="preserve">plt.plot(t, CO2_sol, </w:t>
       </w:r>
       <w:r>
         <w:rPr>
@@ -24994,27 +21468,15 @@
           <w:lang w:val="en-US" w:eastAsia="ru-RU"/>
         </w:rPr>
       </w:pPr>
-      <w:proofErr w:type="spellStart"/>
-      <w:r>
-        <w:rPr>
-          <w:rFonts w:ascii="Consolas" w:eastAsia="Times New Roman" w:hAnsi="Consolas" w:cs="Times New Roman"/>
-          <w:color w:val="FFFFFF"/>
-          <w:sz w:val="21"/>
-          <w:szCs w:val="21"/>
-          <w:lang w:val="en-US" w:eastAsia="ru-RU"/>
-        </w:rPr>
-        <w:t>plt.xlabel</w:t>
-      </w:r>
-      <w:proofErr w:type="spellEnd"/>
-      <w:r>
-        <w:rPr>
-          <w:rFonts w:ascii="Consolas" w:eastAsia="Times New Roman" w:hAnsi="Consolas" w:cs="Times New Roman"/>
-          <w:color w:val="FFFFFF"/>
-          <w:sz w:val="21"/>
-          <w:szCs w:val="21"/>
-          <w:lang w:val="en-US" w:eastAsia="ru-RU"/>
-        </w:rPr>
-        <w:t>(</w:t>
+      <w:r>
+        <w:rPr>
+          <w:rFonts w:ascii="Consolas" w:eastAsia="Times New Roman" w:hAnsi="Consolas" w:cs="Times New Roman"/>
+          <w:color w:val="FFFFFF"/>
+          <w:sz w:val="21"/>
+          <w:szCs w:val="21"/>
+          <w:lang w:val="en-US" w:eastAsia="ru-RU"/>
+        </w:rPr>
+        <w:t>plt.xlabel(</w:t>
       </w:r>
       <w:r>
         <w:rPr>
@@ -25074,20 +21536,8 @@
           <w:szCs w:val="21"/>
           <w:lang w:val="en-US" w:eastAsia="ru-RU"/>
         </w:rPr>
-        <w:t xml:space="preserve">, </w:t>
-      </w:r>
-      <w:proofErr w:type="spellStart"/>
-      <w:r>
-        <w:rPr>
-          <w:rFonts w:ascii="Consolas" w:eastAsia="Times New Roman" w:hAnsi="Consolas" w:cs="Times New Roman"/>
-          <w:color w:val="FFFFFF"/>
-          <w:sz w:val="21"/>
-          <w:szCs w:val="21"/>
-          <w:lang w:val="en-US" w:eastAsia="ru-RU"/>
-        </w:rPr>
-        <w:t>fontsize</w:t>
-      </w:r>
-      <w:proofErr w:type="spellEnd"/>
+        <w:t>, fontsize</w:t>
+      </w:r>
       <w:r>
         <w:rPr>
           <w:rFonts w:ascii="Consolas" w:eastAsia="Times New Roman" w:hAnsi="Consolas" w:cs="Times New Roman"/>
@@ -25133,27 +21583,15 @@
           <w:lang w:eastAsia="ru-RU"/>
         </w:rPr>
       </w:pPr>
-      <w:proofErr w:type="spellStart"/>
-      <w:r>
-        <w:rPr>
-          <w:rFonts w:ascii="Consolas" w:eastAsia="Times New Roman" w:hAnsi="Consolas" w:cs="Times New Roman"/>
-          <w:color w:val="FFFFFF"/>
-          <w:sz w:val="21"/>
-          <w:szCs w:val="21"/>
-          <w:lang w:eastAsia="ru-RU"/>
-        </w:rPr>
-        <w:t>plt.ylabel</w:t>
-      </w:r>
-      <w:proofErr w:type="spellEnd"/>
-      <w:r>
-        <w:rPr>
-          <w:rFonts w:ascii="Consolas" w:eastAsia="Times New Roman" w:hAnsi="Consolas" w:cs="Times New Roman"/>
-          <w:color w:val="FFFFFF"/>
-          <w:sz w:val="21"/>
-          <w:szCs w:val="21"/>
-          <w:lang w:eastAsia="ru-RU"/>
-        </w:rPr>
-        <w:t>(</w:t>
+      <w:r>
+        <w:rPr>
+          <w:rFonts w:ascii="Consolas" w:eastAsia="Times New Roman" w:hAnsi="Consolas" w:cs="Times New Roman"/>
+          <w:color w:val="FFFFFF"/>
+          <w:sz w:val="21"/>
+          <w:szCs w:val="21"/>
+          <w:lang w:eastAsia="ru-RU"/>
+        </w:rPr>
+        <w:t>plt.ylabel(</w:t>
       </w:r>
       <w:r>
         <w:rPr>
@@ -25173,20 +21611,8 @@
           <w:szCs w:val="21"/>
           <w:lang w:eastAsia="ru-RU"/>
         </w:rPr>
-        <w:t xml:space="preserve">, </w:t>
-      </w:r>
-      <w:proofErr w:type="spellStart"/>
-      <w:r>
-        <w:rPr>
-          <w:rFonts w:ascii="Consolas" w:eastAsia="Times New Roman" w:hAnsi="Consolas" w:cs="Times New Roman"/>
-          <w:color w:val="FFFFFF"/>
-          <w:sz w:val="21"/>
-          <w:szCs w:val="21"/>
-          <w:lang w:eastAsia="ru-RU"/>
-        </w:rPr>
-        <w:t>fontsize</w:t>
-      </w:r>
-      <w:proofErr w:type="spellEnd"/>
+        <w:t>, fontsize</w:t>
+      </w:r>
       <w:r>
         <w:rPr>
           <w:rFonts w:ascii="Consolas" w:eastAsia="Times New Roman" w:hAnsi="Consolas" w:cs="Times New Roman"/>
@@ -25232,29 +21658,16 @@
           <w:lang w:eastAsia="ru-RU"/>
         </w:rPr>
       </w:pPr>
-      <w:proofErr w:type="spellStart"/>
-      <w:r>
-        <w:rPr>
-          <w:rFonts w:ascii="Consolas" w:eastAsia="Times New Roman" w:hAnsi="Consolas" w:cs="Times New Roman"/>
-          <w:color w:val="FFFFFF"/>
-          <w:sz w:val="21"/>
-          <w:szCs w:val="21"/>
-          <w:lang w:eastAsia="ru-RU"/>
-        </w:rPr>
-        <w:t>plt.title</w:t>
-      </w:r>
-      <w:proofErr w:type="spellEnd"/>
-      <w:r>
-        <w:rPr>
-          <w:rFonts w:ascii="Consolas" w:eastAsia="Times New Roman" w:hAnsi="Consolas" w:cs="Times New Roman"/>
-          <w:color w:val="FFFFFF"/>
-          <w:sz w:val="21"/>
-          <w:szCs w:val="21"/>
-          <w:lang w:eastAsia="ru-RU"/>
-        </w:rPr>
-        <w:t>(</w:t>
-      </w:r>
-      <w:proofErr w:type="spellStart"/>
+      <w:r>
+        <w:rPr>
+          <w:rFonts w:ascii="Consolas" w:eastAsia="Times New Roman" w:hAnsi="Consolas" w:cs="Times New Roman"/>
+          <w:color w:val="FFFFFF"/>
+          <w:sz w:val="21"/>
+          <w:szCs w:val="21"/>
+          <w:lang w:eastAsia="ru-RU"/>
+        </w:rPr>
+        <w:t>plt.title(</w:t>
+      </w:r>
       <w:r>
         <w:rPr>
           <w:rFonts w:ascii="Consolas" w:eastAsia="Times New Roman" w:hAnsi="Consolas" w:cs="Times New Roman"/>
@@ -25273,9 +21686,38 @@
           <w:szCs w:val="21"/>
           <w:lang w:eastAsia="ru-RU"/>
         </w:rPr>
-        <w:t>'Кинетические</w:t>
-      </w:r>
-      <w:proofErr w:type="spellEnd"/>
+        <w:t>'Кинетические кривые конверсии метана, T=</w:t>
+      </w:r>
+      <w:r>
+        <w:rPr>
+          <w:rFonts w:ascii="Consolas" w:eastAsia="Times New Roman" w:hAnsi="Consolas" w:cs="Times New Roman"/>
+          <w:color w:val="FFC799"/>
+          <w:sz w:val="21"/>
+          <w:szCs w:val="21"/>
+          <w:lang w:eastAsia="ru-RU"/>
+        </w:rPr>
+        <w:t>{</w:t>
+      </w:r>
+      <w:r>
+        <w:rPr>
+          <w:rFonts w:ascii="Consolas" w:eastAsia="Times New Roman" w:hAnsi="Consolas" w:cs="Times New Roman"/>
+          <w:color w:val="FFFFFF"/>
+          <w:sz w:val="21"/>
+          <w:szCs w:val="21"/>
+          <w:lang w:eastAsia="ru-RU"/>
+        </w:rPr>
+        <w:t>T</w:t>
+      </w:r>
+      <w:r>
+        <w:rPr>
+          <w:rFonts w:ascii="Consolas" w:eastAsia="Times New Roman" w:hAnsi="Consolas" w:cs="Times New Roman"/>
+          <w:color w:val="FFC799"/>
+          <w:sz w:val="21"/>
+          <w:szCs w:val="21"/>
+          <w:lang w:eastAsia="ru-RU"/>
+        </w:rPr>
+        <w:t>}</w:t>
+      </w:r>
       <w:r>
         <w:rPr>
           <w:rFonts w:ascii="Consolas" w:eastAsia="Times New Roman" w:hAnsi="Consolas" w:cs="Times New Roman"/>
@@ -25284,46 +21726,6 @@
           <w:szCs w:val="21"/>
           <w:lang w:eastAsia="ru-RU"/>
         </w:rPr>
-        <w:t xml:space="preserve"> кривые конверсии метана, T=</w:t>
-      </w:r>
-      <w:r>
-        <w:rPr>
-          <w:rFonts w:ascii="Consolas" w:eastAsia="Times New Roman" w:hAnsi="Consolas" w:cs="Times New Roman"/>
-          <w:color w:val="FFC799"/>
-          <w:sz w:val="21"/>
-          <w:szCs w:val="21"/>
-          <w:lang w:eastAsia="ru-RU"/>
-        </w:rPr>
-        <w:t>{</w:t>
-      </w:r>
-      <w:r>
-        <w:rPr>
-          <w:rFonts w:ascii="Consolas" w:eastAsia="Times New Roman" w:hAnsi="Consolas" w:cs="Times New Roman"/>
-          <w:color w:val="FFFFFF"/>
-          <w:sz w:val="21"/>
-          <w:szCs w:val="21"/>
-          <w:lang w:eastAsia="ru-RU"/>
-        </w:rPr>
-        <w:t>T</w:t>
-      </w:r>
-      <w:r>
-        <w:rPr>
-          <w:rFonts w:ascii="Consolas" w:eastAsia="Times New Roman" w:hAnsi="Consolas" w:cs="Times New Roman"/>
-          <w:color w:val="FFC799"/>
-          <w:sz w:val="21"/>
-          <w:szCs w:val="21"/>
-          <w:lang w:eastAsia="ru-RU"/>
-        </w:rPr>
-        <w:t>}</w:t>
-      </w:r>
-      <w:r>
-        <w:rPr>
-          <w:rFonts w:ascii="Consolas" w:eastAsia="Times New Roman" w:hAnsi="Consolas" w:cs="Times New Roman"/>
-          <w:color w:val="99FFE4"/>
-          <w:sz w:val="21"/>
-          <w:szCs w:val="21"/>
-          <w:lang w:eastAsia="ru-RU"/>
-        </w:rPr>
         <w:t>K'</w:t>
       </w:r>
       <w:r>
@@ -25334,20 +21736,8 @@
           <w:szCs w:val="21"/>
           <w:lang w:eastAsia="ru-RU"/>
         </w:rPr>
-        <w:t xml:space="preserve">, </w:t>
-      </w:r>
-      <w:proofErr w:type="spellStart"/>
-      <w:r>
-        <w:rPr>
-          <w:rFonts w:ascii="Consolas" w:eastAsia="Times New Roman" w:hAnsi="Consolas" w:cs="Times New Roman"/>
-          <w:color w:val="FFFFFF"/>
-          <w:sz w:val="21"/>
-          <w:szCs w:val="21"/>
-          <w:lang w:eastAsia="ru-RU"/>
-        </w:rPr>
-        <w:t>fontsize</w:t>
-      </w:r>
-      <w:proofErr w:type="spellEnd"/>
+        <w:t>, fontsize</w:t>
+      </w:r>
       <w:r>
         <w:rPr>
           <w:rFonts w:ascii="Consolas" w:eastAsia="Times New Roman" w:hAnsi="Consolas" w:cs="Times New Roman"/>
@@ -25393,27 +21783,15 @@
           <w:lang w:val="en-US" w:eastAsia="ru-RU"/>
         </w:rPr>
       </w:pPr>
-      <w:proofErr w:type="spellStart"/>
-      <w:r>
-        <w:rPr>
-          <w:rFonts w:ascii="Consolas" w:eastAsia="Times New Roman" w:hAnsi="Consolas" w:cs="Times New Roman"/>
-          <w:color w:val="FFFFFF"/>
-          <w:sz w:val="21"/>
-          <w:szCs w:val="21"/>
-          <w:lang w:val="en-US" w:eastAsia="ru-RU"/>
-        </w:rPr>
-        <w:t>plt.legend</w:t>
-      </w:r>
-      <w:proofErr w:type="spellEnd"/>
-      <w:r>
-        <w:rPr>
-          <w:rFonts w:ascii="Consolas" w:eastAsia="Times New Roman" w:hAnsi="Consolas" w:cs="Times New Roman"/>
-          <w:color w:val="FFFFFF"/>
-          <w:sz w:val="21"/>
-          <w:szCs w:val="21"/>
-          <w:lang w:val="en-US" w:eastAsia="ru-RU"/>
-        </w:rPr>
-        <w:t>()</w:t>
+      <w:r>
+        <w:rPr>
+          <w:rFonts w:ascii="Consolas" w:eastAsia="Times New Roman" w:hAnsi="Consolas" w:cs="Times New Roman"/>
+          <w:color w:val="FFFFFF"/>
+          <w:sz w:val="21"/>
+          <w:szCs w:val="21"/>
+          <w:lang w:val="en-US" w:eastAsia="ru-RU"/>
+        </w:rPr>
+        <w:t>plt.legend()</w:t>
       </w:r>
     </w:p>
     <w:p>
@@ -25430,27 +21808,15 @@
           <w:lang w:val="en-US" w:eastAsia="ru-RU"/>
         </w:rPr>
       </w:pPr>
-      <w:proofErr w:type="spellStart"/>
-      <w:r>
-        <w:rPr>
-          <w:rFonts w:ascii="Consolas" w:eastAsia="Times New Roman" w:hAnsi="Consolas" w:cs="Times New Roman"/>
-          <w:color w:val="FFFFFF"/>
-          <w:sz w:val="21"/>
-          <w:szCs w:val="21"/>
-          <w:lang w:val="en-US" w:eastAsia="ru-RU"/>
-        </w:rPr>
-        <w:t>plt.grid</w:t>
-      </w:r>
-      <w:proofErr w:type="spellEnd"/>
-      <w:r>
-        <w:rPr>
-          <w:rFonts w:ascii="Consolas" w:eastAsia="Times New Roman" w:hAnsi="Consolas" w:cs="Times New Roman"/>
-          <w:color w:val="FFFFFF"/>
-          <w:sz w:val="21"/>
-          <w:szCs w:val="21"/>
-          <w:lang w:val="en-US" w:eastAsia="ru-RU"/>
-        </w:rPr>
-        <w:t>(True, alpha</w:t>
+      <w:r>
+        <w:rPr>
+          <w:rFonts w:ascii="Consolas" w:eastAsia="Times New Roman" w:hAnsi="Consolas" w:cs="Times New Roman"/>
+          <w:color w:val="FFFFFF"/>
+          <w:sz w:val="21"/>
+          <w:szCs w:val="21"/>
+          <w:lang w:val="en-US" w:eastAsia="ru-RU"/>
+        </w:rPr>
+        <w:t>plt.grid(True, alpha</w:t>
       </w:r>
       <w:r>
         <w:rPr>
@@ -25497,27 +21863,15 @@
           <w:lang w:val="en-US" w:eastAsia="ru-RU"/>
         </w:rPr>
       </w:pPr>
-      <w:proofErr w:type="spellStart"/>
-      <w:r>
-        <w:rPr>
-          <w:rFonts w:ascii="Consolas" w:eastAsia="Times New Roman" w:hAnsi="Consolas" w:cs="Times New Roman"/>
-          <w:color w:val="FFFFFF"/>
-          <w:sz w:val="21"/>
-          <w:szCs w:val="21"/>
-          <w:lang w:val="en-US" w:eastAsia="ru-RU"/>
-        </w:rPr>
-        <w:t>plt.tight_layout</w:t>
-      </w:r>
-      <w:proofErr w:type="spellEnd"/>
-      <w:r>
-        <w:rPr>
-          <w:rFonts w:ascii="Consolas" w:eastAsia="Times New Roman" w:hAnsi="Consolas" w:cs="Times New Roman"/>
-          <w:color w:val="FFFFFF"/>
-          <w:sz w:val="21"/>
-          <w:szCs w:val="21"/>
-          <w:lang w:val="en-US" w:eastAsia="ru-RU"/>
-        </w:rPr>
-        <w:t>()</w:t>
+      <w:r>
+        <w:rPr>
+          <w:rFonts w:ascii="Consolas" w:eastAsia="Times New Roman" w:hAnsi="Consolas" w:cs="Times New Roman"/>
+          <w:color w:val="FFFFFF"/>
+          <w:sz w:val="21"/>
+          <w:szCs w:val="21"/>
+          <w:lang w:val="en-US" w:eastAsia="ru-RU"/>
+        </w:rPr>
+        <w:t>plt.tight_layout()</w:t>
       </w:r>
     </w:p>
     <w:p>
@@ -25534,27 +21888,15 @@
           <w:lang w:val="en-US" w:eastAsia="ru-RU"/>
         </w:rPr>
       </w:pPr>
-      <w:proofErr w:type="spellStart"/>
-      <w:r>
-        <w:rPr>
-          <w:rFonts w:ascii="Consolas" w:eastAsia="Times New Roman" w:hAnsi="Consolas" w:cs="Times New Roman"/>
-          <w:color w:val="FFFFFF"/>
-          <w:sz w:val="21"/>
-          <w:szCs w:val="21"/>
-          <w:lang w:val="en-US" w:eastAsia="ru-RU"/>
-        </w:rPr>
-        <w:t>plt.show</w:t>
-      </w:r>
-      <w:proofErr w:type="spellEnd"/>
-      <w:r>
-        <w:rPr>
-          <w:rFonts w:ascii="Consolas" w:eastAsia="Times New Roman" w:hAnsi="Consolas" w:cs="Times New Roman"/>
-          <w:color w:val="FFFFFF"/>
-          <w:sz w:val="21"/>
-          <w:szCs w:val="21"/>
-          <w:lang w:val="en-US" w:eastAsia="ru-RU"/>
-        </w:rPr>
-        <w:t>()</w:t>
+      <w:r>
+        <w:rPr>
+          <w:rFonts w:ascii="Consolas" w:eastAsia="Times New Roman" w:hAnsi="Consolas" w:cs="Times New Roman"/>
+          <w:color w:val="FFFFFF"/>
+          <w:sz w:val="21"/>
+          <w:szCs w:val="21"/>
+          <w:lang w:val="en-US" w:eastAsia="ru-RU"/>
+        </w:rPr>
+        <w:t>plt.show()</w:t>
       </w:r>
     </w:p>
     <w:p>
@@ -26022,7 +22364,6 @@
           <w:lang w:eastAsia="ru-RU"/>
         </w:rPr>
       </w:pPr>
-      <w:proofErr w:type="spellStart"/>
       <w:r>
         <w:rPr>
           <w:rFonts w:ascii="Consolas" w:eastAsia="Times New Roman" w:hAnsi="Consolas" w:cs="Times New Roman"/>
@@ -26033,7 +22374,6 @@
         </w:rPr>
         <w:t>print</w:t>
       </w:r>
-      <w:proofErr w:type="spellEnd"/>
       <w:r>
         <w:rPr>
           <w:rFonts w:ascii="Consolas" w:eastAsia="Times New Roman" w:hAnsi="Consolas" w:cs="Times New Roman"/>
@@ -26062,18 +22402,7 @@
           <w:szCs w:val="21"/>
           <w:lang w:eastAsia="ru-RU"/>
         </w:rPr>
-        <w:t>\</w:t>
-      </w:r>
-      <w:proofErr w:type="spellStart"/>
-      <w:r>
-        <w:rPr>
-          <w:rFonts w:ascii="Consolas" w:eastAsia="Times New Roman" w:hAnsi="Consolas" w:cs="Times New Roman"/>
-          <w:color w:val="A0A0A0"/>
-          <w:sz w:val="21"/>
-          <w:szCs w:val="21"/>
-          <w:lang w:eastAsia="ru-RU"/>
-        </w:rPr>
-        <w:t>n</w:t>
+        <w:t>\n</w:t>
       </w:r>
       <w:r>
         <w:rPr>
@@ -26083,18 +22412,7 @@
           <w:szCs w:val="21"/>
           <w:lang w:eastAsia="ru-RU"/>
         </w:rPr>
-        <w:t>Состав</w:t>
-      </w:r>
-      <w:proofErr w:type="spellEnd"/>
-      <w:r>
-        <w:rPr>
-          <w:rFonts w:ascii="Consolas" w:eastAsia="Times New Roman" w:hAnsi="Consolas" w:cs="Times New Roman"/>
-          <w:color w:val="99FFE4"/>
-          <w:sz w:val="21"/>
-          <w:szCs w:val="21"/>
-          <w:lang w:eastAsia="ru-RU"/>
-        </w:rPr>
-        <w:t xml:space="preserve"> в конце расчета (моль/м3):"</w:t>
+        <w:t>Состав в конце расчета (моль/м3):"</w:t>
       </w:r>
       <w:r>
         <w:rPr>
@@ -26431,7 +22749,6 @@
         </w:rPr>
         <w:t>(</w:t>
       </w:r>
-      <w:proofErr w:type="spellStart"/>
       <w:r>
         <w:rPr>
           <w:rFonts w:ascii="Consolas" w:eastAsia="Times New Roman" w:hAnsi="Consolas" w:cs="Times New Roman"/>
@@ -26450,18 +22767,7 @@
           <w:szCs w:val="21"/>
           <w:lang w:val="en-US" w:eastAsia="ru-RU"/>
         </w:rPr>
-        <w:t>"CO</w:t>
-      </w:r>
-      <w:proofErr w:type="spellEnd"/>
-      <w:r>
-        <w:rPr>
-          <w:rFonts w:ascii="Consolas" w:eastAsia="Times New Roman" w:hAnsi="Consolas" w:cs="Times New Roman"/>
-          <w:color w:val="99FFE4"/>
-          <w:sz w:val="21"/>
-          <w:szCs w:val="21"/>
-          <w:lang w:val="en-US" w:eastAsia="ru-RU"/>
-        </w:rPr>
-        <w:t>:  </w:t>
+        <w:t>"CO:  </w:t>
       </w:r>
       <w:r>
         <w:rPr>
@@ -26473,27 +22779,15 @@
         </w:rPr>
         <w:t>{</w:t>
       </w:r>
-      <w:proofErr w:type="spellStart"/>
-      <w:r>
-        <w:rPr>
-          <w:rFonts w:ascii="Consolas" w:eastAsia="Times New Roman" w:hAnsi="Consolas" w:cs="Times New Roman"/>
-          <w:color w:val="FFFFFF"/>
-          <w:sz w:val="21"/>
-          <w:szCs w:val="21"/>
-          <w:lang w:val="en-US" w:eastAsia="ru-RU"/>
-        </w:rPr>
-        <w:t>CO_sol</w:t>
-      </w:r>
-      <w:proofErr w:type="spellEnd"/>
-      <w:r>
-        <w:rPr>
-          <w:rFonts w:ascii="Consolas" w:eastAsia="Times New Roman" w:hAnsi="Consolas" w:cs="Times New Roman"/>
-          <w:color w:val="FFFFFF"/>
-          <w:sz w:val="21"/>
-          <w:szCs w:val="21"/>
-          <w:lang w:val="en-US" w:eastAsia="ru-RU"/>
-        </w:rPr>
-        <w:t>[</w:t>
+      <w:r>
+        <w:rPr>
+          <w:rFonts w:ascii="Consolas" w:eastAsia="Times New Roman" w:hAnsi="Consolas" w:cs="Times New Roman"/>
+          <w:color w:val="FFFFFF"/>
+          <w:sz w:val="21"/>
+          <w:szCs w:val="21"/>
+          <w:lang w:val="en-US" w:eastAsia="ru-RU"/>
+        </w:rPr>
+        <w:t>CO_sol[</w:t>
       </w:r>
       <w:r>
         <w:rPr>

--- a/Lab7/Отчет_ЦМФХС_Лаб7_Неделько_КС20.docx
+++ b/Lab7/Отчет_ЦМФХС_Лаб7_Неделько_КС20.docx
@@ -1,6 +1,6 @@
 
 <file path=word/document.xml><?xml version="1.0" encoding="utf-8"?>
-<w:document xmlns:wpc="http://schemas.microsoft.com/office/word/2010/wordprocessingCanvas" xmlns:cx="http://schemas.microsoft.com/office/drawing/2014/chartex" xmlns:cx1="http://schemas.microsoft.com/office/drawing/2015/9/8/chartex" xmlns:cx2="http://schemas.microsoft.com/office/drawing/2015/10/21/chartex" xmlns:cx3="http://schemas.microsoft.com/office/drawing/2016/5/9/chartex" xmlns:cx4="http://schemas.microsoft.com/office/drawing/2016/5/10/chartex" xmlns:cx5="http://schemas.microsoft.com/office/drawing/2016/5/11/chartex" xmlns:cx6="http://schemas.microsoft.com/office/drawing/2016/5/12/chartex" xmlns:cx7="http://schemas.microsoft.com/office/drawing/2016/5/13/chartex" xmlns:cx8="http://schemas.microsoft.com/office/drawing/2016/5/14/chartex" xmlns:mc="http://schemas.openxmlformats.org/markup-compatibility/2006" xmlns:aink="http://schemas.microsoft.com/office/drawing/2016/ink" xmlns:am3d="http://schemas.microsoft.com/office/drawing/2017/model3d" xmlns:o="urn:schemas-microsoft-com:office:office" xmlns:r="http://schemas.openxmlformats.org/officeDocument/2006/relationships" xmlns:m="http://schemas.openxmlformats.org/officeDocument/2006/math" xmlns:v="urn:schemas-microsoft-com:vml" xmlns:wp14="http://schemas.microsoft.com/office/word/2010/wordprocessingDrawing" xmlns:wp="http://schemas.openxmlformats.org/drawingml/2006/wordprocessingDrawing" xmlns:w10="urn:schemas-microsoft-com:office:word" xmlns:w="http://schemas.openxmlformats.org/wordprocessingml/2006/main" xmlns:w14="http://schemas.microsoft.com/office/word/2010/wordml" xmlns:w15="http://schemas.microsoft.com/office/word/2012/wordml" xmlns:w16cex="http://schemas.microsoft.com/office/word/2018/wordml/cex" xmlns:w16cid="http://schemas.microsoft.com/office/word/2016/wordml/cid" xmlns:w16="http://schemas.microsoft.com/office/word/2018/wordml" xmlns:w16sdtdh="http://schemas.microsoft.com/office/word/2020/wordml/sdtdatahash" xmlns:w16se="http://schemas.microsoft.com/office/word/2015/wordml/symex" xmlns:wpg="http://schemas.microsoft.com/office/word/2010/wordprocessingGroup" xmlns:wpi="http://schemas.microsoft.com/office/word/2010/wordprocessingInk" xmlns:wne="http://schemas.microsoft.com/office/word/2006/wordml" xmlns:wps="http://schemas.microsoft.com/office/word/2010/wordprocessingShape" mc:Ignorable="w14 w15 w16se w16cid w16 w16cex w16sdtdh wp14">
+<w:document xmlns:wpc="http://schemas.microsoft.com/office/word/2010/wordprocessingCanvas" xmlns:cx="http://schemas.microsoft.com/office/drawing/2014/chartex" xmlns:cx1="http://schemas.microsoft.com/office/drawing/2015/9/8/chartex" xmlns:cx2="http://schemas.microsoft.com/office/drawing/2015/10/21/chartex" xmlns:cx3="http://schemas.microsoft.com/office/drawing/2016/5/9/chartex" xmlns:cx4="http://schemas.microsoft.com/office/drawing/2016/5/10/chartex" xmlns:cx5="http://schemas.microsoft.com/office/drawing/2016/5/11/chartex" xmlns:cx6="http://schemas.microsoft.com/office/drawing/2016/5/12/chartex" xmlns:cx7="http://schemas.microsoft.com/office/drawing/2016/5/13/chartex" xmlns:cx8="http://schemas.microsoft.com/office/drawing/2016/5/14/chartex" xmlns:mc="http://schemas.openxmlformats.org/markup-compatibility/2006" xmlns:aink="http://schemas.microsoft.com/office/drawing/2016/ink" xmlns:am3d="http://schemas.microsoft.com/office/drawing/2017/model3d" xmlns:o="urn:schemas-microsoft-com:office:office" xmlns:oel="http://schemas.microsoft.com/office/2019/extlst" xmlns:r="http://schemas.openxmlformats.org/officeDocument/2006/relationships" xmlns:m="http://schemas.openxmlformats.org/officeDocument/2006/math" xmlns:v="urn:schemas-microsoft-com:vml" xmlns:wp14="http://schemas.microsoft.com/office/word/2010/wordprocessingDrawing" xmlns:wp="http://schemas.openxmlformats.org/drawingml/2006/wordprocessingDrawing" xmlns:w10="urn:schemas-microsoft-com:office:word" xmlns:w="http://schemas.openxmlformats.org/wordprocessingml/2006/main" xmlns:w14="http://schemas.microsoft.com/office/word/2010/wordml" xmlns:w15="http://schemas.microsoft.com/office/word/2012/wordml" xmlns:w16cex="http://schemas.microsoft.com/office/word/2018/wordml/cex" xmlns:w16cid="http://schemas.microsoft.com/office/word/2016/wordml/cid" xmlns:w16="http://schemas.microsoft.com/office/word/2018/wordml" xmlns:w16du="http://schemas.microsoft.com/office/word/2023/wordml/word16du" xmlns:w16sdtdh="http://schemas.microsoft.com/office/word/2020/wordml/sdtdatahash" xmlns:w16sdtfl="http://schemas.microsoft.com/office/word/2024/wordml/sdtformatlock" xmlns:w16se="http://schemas.microsoft.com/office/word/2015/wordml/symex" xmlns:wpg="http://schemas.microsoft.com/office/word/2010/wordprocessingGroup" xmlns:wpi="http://schemas.microsoft.com/office/word/2010/wordprocessingInk" xmlns:wne="http://schemas.microsoft.com/office/word/2006/wordml" xmlns:wps="http://schemas.microsoft.com/office/word/2010/wordprocessingShape" mc:Ignorable="w14 w15 w16se w16cid w16 w16cex w16sdtdh w16sdtfl w16du wp14">
   <w:body>
     <w:p>
       <w:pPr>
@@ -420,7 +420,26 @@
           <w:lang w:eastAsia="ru-RU"/>
         </w:rPr>
         <w:tab/>
-        <w:t>Скичко Е.А.</w:t>
+      </w:r>
+      <w:proofErr w:type="spellStart"/>
+      <w:r>
+        <w:rPr>
+          <w:rFonts w:eastAsia="Times New Roman" w:cs="Times New Roman"/>
+          <w:color w:val="00000A"/>
+          <w:szCs w:val="28"/>
+          <w:lang w:eastAsia="ru-RU"/>
+        </w:rPr>
+        <w:t>Скичко</w:t>
+      </w:r>
+      <w:proofErr w:type="spellEnd"/>
+      <w:r>
+        <w:rPr>
+          <w:rFonts w:eastAsia="Times New Roman" w:cs="Times New Roman"/>
+          <w:color w:val="00000A"/>
+          <w:szCs w:val="28"/>
+          <w:lang w:eastAsia="ru-RU"/>
+        </w:rPr>
+        <w:t xml:space="preserve"> Е.А.</w:t>
       </w:r>
     </w:p>
     <w:p>
@@ -817,7 +836,25 @@
           <w:sz w:val="24"/>
           <w:szCs w:val="24"/>
         </w:rPr>
-        <w:t xml:space="preserve">Рассчитайте время полупревращения исходного вещества, а также его концентрацию и степень превращения в момент времени </w:t>
+        <w:t xml:space="preserve">Рассчитайте время </w:t>
+      </w:r>
+      <w:proofErr w:type="spellStart"/>
+      <w:r>
+        <w:rPr>
+          <w:rFonts w:cs="Times New Roman"/>
+          <w:sz w:val="24"/>
+          <w:szCs w:val="24"/>
+        </w:rPr>
+        <w:t>полупревращения</w:t>
+      </w:r>
+      <w:proofErr w:type="spellEnd"/>
+      <w:r>
+        <w:rPr>
+          <w:rFonts w:cs="Times New Roman"/>
+          <w:sz w:val="24"/>
+          <w:szCs w:val="24"/>
+        </w:rPr>
+        <w:t xml:space="preserve"> исходного вещества, а также его концентрацию и степень превращения в момент времени </w:t>
       </w:r>
       <w:r>
         <w:rPr>
@@ -2291,7 +2328,21 @@
         <w:rPr>
           <w:sz w:val="24"/>
         </w:rPr>
-        <w:t xml:space="preserve"> – последовательность стадий реакции, где участвующие вещества обозначены словами или знаками. A + B → C C → 2D</w:t>
+        <w:t xml:space="preserve"> – последовательность стадий реакции, где участвующие вещества обозначены словами или знаками. A + B → C </w:t>
+      </w:r>
+      <w:proofErr w:type="spellStart"/>
+      <w:r>
+        <w:rPr>
+          <w:sz w:val="24"/>
+        </w:rPr>
+        <w:t>C</w:t>
+      </w:r>
+      <w:proofErr w:type="spellEnd"/>
+      <w:r>
+        <w:rPr>
+          <w:sz w:val="24"/>
+        </w:rPr>
+        <w:t xml:space="preserve"> → 2D</w:t>
       </w:r>
     </w:p>
     <w:p>
@@ -2324,12 +2375,21 @@
           <w:sz w:val="20"/>
         </w:rPr>
       </w:pPr>
+      <w:proofErr w:type="spellStart"/>
       <w:r>
         <w:rPr>
           <w:sz w:val="24"/>
           <w:u w:val="single"/>
         </w:rPr>
-        <w:t xml:space="preserve">Молекулярность </w:t>
+        <w:t>Молекулярность</w:t>
+      </w:r>
+      <w:proofErr w:type="spellEnd"/>
+      <w:r>
+        <w:rPr>
+          <w:sz w:val="24"/>
+          <w:u w:val="single"/>
+        </w:rPr>
+        <w:t xml:space="preserve"> </w:t>
       </w:r>
       <w:r>
         <w:rPr>
@@ -2481,13 +2541,43 @@
           <w:sz w:val="24"/>
           <w:u w:val="single"/>
         </w:rPr>
-        <w:t>Скоростью реакции по i-му компоненту</w:t>
-      </w:r>
-      <w:r>
-        <w:rPr>
-          <w:sz w:val="24"/>
-        </w:rPr>
-        <w:t xml:space="preserve"> (скоростью образования или расходования iго компонента) называют изменение количества этого компонента в единицу времени в едини</w:t>
+        <w:t>Скоростью реакции по i-</w:t>
+      </w:r>
+      <w:proofErr w:type="spellStart"/>
+      <w:r>
+        <w:rPr>
+          <w:sz w:val="24"/>
+          <w:u w:val="single"/>
+        </w:rPr>
+        <w:t>му</w:t>
+      </w:r>
+      <w:proofErr w:type="spellEnd"/>
+      <w:r>
+        <w:rPr>
+          <w:sz w:val="24"/>
+          <w:u w:val="single"/>
+        </w:rPr>
+        <w:t xml:space="preserve"> компоненту</w:t>
+      </w:r>
+      <w:r>
+        <w:rPr>
+          <w:sz w:val="24"/>
+        </w:rPr>
+        <w:t xml:space="preserve"> (скоростью образования или расходования </w:t>
+      </w:r>
+      <w:proofErr w:type="spellStart"/>
+      <w:r>
+        <w:rPr>
+          <w:sz w:val="24"/>
+        </w:rPr>
+        <w:t>iго</w:t>
+      </w:r>
+      <w:proofErr w:type="spellEnd"/>
+      <w:r>
+        <w:rPr>
+          <w:sz w:val="24"/>
+        </w:rPr>
+        <w:t xml:space="preserve"> компонента) называют изменение количества этого компонента в единицу времени в едини</w:t>
       </w:r>
       <w:r>
         <w:rPr>
@@ -3227,7 +3317,21 @@
         <w:rPr>
           <w:sz w:val="24"/>
         </w:rPr>
-        <w:t>Например, реакции горения, с выпадением осадка, выделением газа из (тв) или (ж). С точки зрения статистической физики все реакции являются обратимыми.</w:t>
+        <w:t>Например, реакции горения, с выпадением осадка, выделением газа из (</w:t>
+      </w:r>
+      <w:proofErr w:type="spellStart"/>
+      <w:r>
+        <w:rPr>
+          <w:sz w:val="24"/>
+        </w:rPr>
+        <w:t>тв</w:t>
+      </w:r>
+      <w:proofErr w:type="spellEnd"/>
+      <w:r>
+        <w:rPr>
+          <w:sz w:val="24"/>
+        </w:rPr>
+        <w:t>) или (ж). С точки зрения статистической физики все реакции являются обратимыми.</w:t>
       </w:r>
     </w:p>
     <w:p>
@@ -3475,7 +3579,23 @@
           <w:sz w:val="24"/>
           <w:szCs w:val="24"/>
         </w:rPr>
-        <w:t>Скорость реакции в каждый момент времени пропорциональна произведению концентраций реагирующих веществ, возведенных в некоторые степени (закон действующих масс Гульдберга-Вааге)</w:t>
+        <w:t xml:space="preserve">Скорость реакции в каждый момент времени пропорциональна произведению концентраций реагирующих веществ, возведенных в некоторые степени (закон действующих масс </w:t>
+      </w:r>
+      <w:proofErr w:type="spellStart"/>
+      <w:r>
+        <w:rPr>
+          <w:sz w:val="24"/>
+          <w:szCs w:val="24"/>
+        </w:rPr>
+        <w:t>Гульдберга-Вааге</w:t>
+      </w:r>
+      <w:proofErr w:type="spellEnd"/>
+      <w:r>
+        <w:rPr>
+          <w:sz w:val="24"/>
+          <w:szCs w:val="24"/>
+        </w:rPr>
+        <w:t>)</w:t>
       </w:r>
     </w:p>
     <w:p/>
@@ -3816,7 +3936,21 @@
         <w:rPr>
           <w:sz w:val="24"/>
         </w:rPr>
-        <w:t>Найдем время полупревращения, то есть, время, за которое превратится половина исходного количества реагента:</w:t>
+        <w:t xml:space="preserve">Найдем время </w:t>
+      </w:r>
+      <w:proofErr w:type="spellStart"/>
+      <w:r>
+        <w:rPr>
+          <w:sz w:val="24"/>
+        </w:rPr>
+        <w:t>полупревращения</w:t>
+      </w:r>
+      <w:proofErr w:type="spellEnd"/>
+      <w:r>
+        <w:rPr>
+          <w:sz w:val="24"/>
+        </w:rPr>
+        <w:t>, то есть, время, за которое превратится половина исходного количества реагента:</w:t>
       </w:r>
       <w:r>
         <w:rPr>
@@ -4160,8 +4294,16 @@
         <w:rPr>
           <w:sz w:val="24"/>
         </w:rPr>
-        <w:t>4) Метод избытка (изоляции). Все реагенты, кроме одного, берутся в избытке (тогда по ним можно считать нулевой порядок). Определяется частн</w:t>
-      </w:r>
+        <w:t xml:space="preserve">4) Метод избытка (изоляции). Все реагенты, кроме одного, берутся в избытке (тогда по ним можно считать нулевой порядок). Определяется </w:t>
+      </w:r>
+      <w:proofErr w:type="spellStart"/>
+      <w:r>
+        <w:rPr>
+          <w:sz w:val="24"/>
+        </w:rPr>
+        <w:t>частн</w:t>
+      </w:r>
+      <w:proofErr w:type="spellEnd"/>
       <w:r>
         <w:rPr>
           <w:noProof/>
@@ -4169,11 +4311,33 @@
         </w:rPr>
         <w:t xml:space="preserve"> </w:t>
       </w:r>
-      <w:r>
-        <w:rPr>
-          <w:sz w:val="24"/>
-        </w:rPr>
-        <w:t>ый порядок по оставшемуся регаенту.</w:t>
+      <w:proofErr w:type="spellStart"/>
+      <w:r>
+        <w:rPr>
+          <w:sz w:val="24"/>
+        </w:rPr>
+        <w:t>ый</w:t>
+      </w:r>
+      <w:proofErr w:type="spellEnd"/>
+      <w:r>
+        <w:rPr>
+          <w:sz w:val="24"/>
+        </w:rPr>
+        <w:t xml:space="preserve"> порядок по оставшемуся </w:t>
+      </w:r>
+      <w:proofErr w:type="spellStart"/>
+      <w:r>
+        <w:rPr>
+          <w:sz w:val="24"/>
+        </w:rPr>
+        <w:t>регаенту</w:t>
+      </w:r>
+      <w:proofErr w:type="spellEnd"/>
+      <w:r>
+        <w:rPr>
+          <w:sz w:val="24"/>
+        </w:rPr>
+        <w:t>.</w:t>
       </w:r>
       <w:r>
         <w:br/>
@@ -4380,7 +4544,21 @@
         <w:rPr>
           <w:sz w:val="24"/>
         </w:rPr>
-        <w:t>В нестационарных закрытых системах (колба) нет обмена веществом с окружающей средой. Поэтому, в случае однородного распределения вещества по реактору, для изотермического случая, имеем, что в каждой точке пространства в некоторый момент времени концентрация i-го вещества постоянна. То есть, Ck = f(t). Поэтому, система уравнений изменения концентрации компонентов есть система обыкновенных дифференциальных уравнений</w:t>
+        <w:t xml:space="preserve">В нестационарных закрытых системах (колба) нет обмена веществом с окружающей средой. Поэтому, в случае однородного распределения вещества по реактору, для изотермического случая, имеем, что в каждой точке пространства в некоторый момент времени концентрация i-го вещества постоянна. То есть, </w:t>
+      </w:r>
+      <w:proofErr w:type="spellStart"/>
+      <w:r>
+        <w:rPr>
+          <w:sz w:val="24"/>
+        </w:rPr>
+        <w:t>Ck</w:t>
+      </w:r>
+      <w:proofErr w:type="spellEnd"/>
+      <w:r>
+        <w:rPr>
+          <w:sz w:val="24"/>
+        </w:rPr>
+        <w:t xml:space="preserve"> = f(t). Поэтому, система уравнений изменения концентрации компонентов есть система обыкновенных дифференциальных уравнений</w:t>
       </w:r>
     </w:p>
     <w:p>
@@ -4409,7 +4587,23 @@
           <w:sz w:val="24"/>
           <w:u w:val="single"/>
         </w:rPr>
-        <w:t>Прямая задача х.к.</w:t>
+        <w:t xml:space="preserve">Прямая задача </w:t>
+      </w:r>
+      <w:proofErr w:type="spellStart"/>
+      <w:r>
+        <w:rPr>
+          <w:sz w:val="24"/>
+          <w:u w:val="single"/>
+        </w:rPr>
+        <w:t>х.к</w:t>
+      </w:r>
+      <w:proofErr w:type="spellEnd"/>
+      <w:r>
+        <w:rPr>
+          <w:sz w:val="24"/>
+          <w:u w:val="single"/>
+        </w:rPr>
+        <w:t>.</w:t>
       </w:r>
       <w:r>
         <w:rPr>
@@ -4429,13 +4623,36 @@
           <w:sz w:val="24"/>
           <w:u w:val="single"/>
         </w:rPr>
-        <w:t>Обратная задача х.к</w:t>
-      </w:r>
-      <w:r>
-        <w:rPr>
-          <w:sz w:val="24"/>
-        </w:rPr>
-        <w:t>. – по известным кинетическим кривым (или по известным значенияим концентрации при разных условиях реакции) найти неизвестные кинетические параметры. Имеет за исключением простейших случаев неединственное решение.</w:t>
+        <w:t xml:space="preserve">Обратная задача </w:t>
+      </w:r>
+      <w:proofErr w:type="spellStart"/>
+      <w:r>
+        <w:rPr>
+          <w:sz w:val="24"/>
+          <w:u w:val="single"/>
+        </w:rPr>
+        <w:t>х.к</w:t>
+      </w:r>
+      <w:proofErr w:type="spellEnd"/>
+      <w:r>
+        <w:rPr>
+          <w:sz w:val="24"/>
+        </w:rPr>
+        <w:t xml:space="preserve">. – по известным кинетическим кривым (или по известным </w:t>
+      </w:r>
+      <w:proofErr w:type="spellStart"/>
+      <w:r>
+        <w:rPr>
+          <w:sz w:val="24"/>
+        </w:rPr>
+        <w:t>значенияим</w:t>
+      </w:r>
+      <w:proofErr w:type="spellEnd"/>
+      <w:r>
+        <w:rPr>
+          <w:sz w:val="24"/>
+        </w:rPr>
+        <w:t xml:space="preserve"> концентрации при разных условиях реакции) найти неизвестные кинетические параметры. Имеет за исключением простейших случаев неединственное решение.</w:t>
       </w:r>
     </w:p>
     <w:p>
@@ -5268,6 +5485,7 @@
         </w:rPr>
         <w:t xml:space="preserve">Выразить </w:t>
       </w:r>
+      <w:proofErr w:type="spellStart"/>
       <w:r>
         <w:rPr>
           <w:sz w:val="24"/>
@@ -5283,6 +5501,7 @@
         </w:rPr>
         <w:t>x</w:t>
       </w:r>
+      <w:proofErr w:type="spellEnd"/>
       <w:r>
         <w:rPr>
           <w:sz w:val="24"/>
@@ -5313,6 +5532,7 @@
         </w:rPr>
         <w:t xml:space="preserve">Выразить </w:t>
       </w:r>
+      <w:proofErr w:type="spellStart"/>
       <w:r>
         <w:rPr>
           <w:sz w:val="24"/>
@@ -5328,6 +5548,7 @@
         </w:rPr>
         <w:t>A</w:t>
       </w:r>
+      <w:proofErr w:type="spellEnd"/>
       <w:r>
         <w:rPr>
           <w:sz w:val="24"/>
@@ -5359,6 +5580,7 @@
         </w:rPr>
         <w:t xml:space="preserve">Рассчитать концентрацию реагента </w:t>
       </w:r>
+      <w:proofErr w:type="spellStart"/>
       <w:r>
         <w:rPr>
           <w:sz w:val="24"/>
@@ -5374,6 +5596,7 @@
         </w:rPr>
         <w:t>A</w:t>
       </w:r>
+      <w:proofErr w:type="spellEnd"/>
       <w:r>
         <w:rPr>
           <w:sz w:val="24"/>
@@ -5496,7 +5719,21 @@
         <w:rPr>
           <w:sz w:val="24"/>
         </w:rPr>
-        <w:t xml:space="preserve">Рассчитать время полупревращения, концентрацию в момент </w:t>
+        <w:t xml:space="preserve">Рассчитать время </w:t>
+      </w:r>
+      <w:proofErr w:type="spellStart"/>
+      <w:r>
+        <w:rPr>
+          <w:sz w:val="24"/>
+        </w:rPr>
+        <w:t>полупревращения</w:t>
+      </w:r>
+      <w:proofErr w:type="spellEnd"/>
+      <w:r>
+        <w:rPr>
+          <w:sz w:val="24"/>
+        </w:rPr>
+        <w:t xml:space="preserve">, концентрацию в момент </w:t>
       </w:r>
       <w:r>
         <w:rPr>
@@ -5553,7 +5790,21 @@
         <w:rPr>
           <w:sz w:val="24"/>
         </w:rPr>
-        <w:t>Обозначить реагенты и продукты реакций символьно (А,В,С,</w:t>
+        <w:t xml:space="preserve">Обозначить реагенты и продукты реакций </w:t>
+      </w:r>
+      <w:proofErr w:type="spellStart"/>
+      <w:r>
+        <w:rPr>
+          <w:sz w:val="24"/>
+        </w:rPr>
+        <w:t>символьно</w:t>
+      </w:r>
+      <w:proofErr w:type="spellEnd"/>
+      <w:r>
+        <w:rPr>
+          <w:sz w:val="24"/>
+        </w:rPr>
+        <w:t xml:space="preserve"> (А,В,С,</w:t>
       </w:r>
       <w:r>
         <w:rPr>
@@ -6016,6 +6267,7 @@
         </w:rPr>
         <w:t xml:space="preserve">Реагент: </w:t>
       </w:r>
+      <w:proofErr w:type="spellStart"/>
       <w:r>
         <w:rPr>
           <w:sz w:val="24"/>
@@ -6030,6 +6282,7 @@
         </w:rPr>
         <w:t>OCl</w:t>
       </w:r>
+      <w:proofErr w:type="spellEnd"/>
     </w:p>
     <w:p>
       <w:pPr>
@@ -6438,7 +6691,15 @@
                 <w:sz w:val="24"/>
                 <w:lang w:val="en-US"/>
               </w:rPr>
-              <w:t>– p</w:t>
+              <w:t xml:space="preserve">– </w:t>
+            </w:r>
+            <w:proofErr w:type="spellStart"/>
+            <w:r>
+              <w:rPr>
+                <w:sz w:val="24"/>
+                <w:lang w:val="en-US"/>
+              </w:rPr>
+              <w:t>p</w:t>
             </w:r>
             <w:r>
               <w:rPr>
@@ -6448,6 +6709,7 @@
               </w:rPr>
               <w:t>x</w:t>
             </w:r>
+            <w:proofErr w:type="spellEnd"/>
             <w:r>
               <w:rPr>
                 <w:sz w:val="24"/>
@@ -6470,6 +6732,7 @@
                 <w:sz w:val="24"/>
               </w:rPr>
             </w:pPr>
+            <w:proofErr w:type="spellStart"/>
             <w:r>
               <w:rPr>
                 <w:sz w:val="24"/>
@@ -6485,6 +6748,7 @@
               </w:rPr>
               <w:t>x</w:t>
             </w:r>
+            <w:proofErr w:type="spellEnd"/>
           </w:p>
         </w:tc>
         <w:tc>
@@ -6500,6 +6764,7 @@
                 <w:sz w:val="24"/>
               </w:rPr>
             </w:pPr>
+            <w:proofErr w:type="spellStart"/>
             <w:r>
               <w:rPr>
                 <w:sz w:val="24"/>
@@ -6515,6 +6780,7 @@
               </w:rPr>
               <w:t>x</w:t>
             </w:r>
+            <w:proofErr w:type="spellEnd"/>
             <w:r>
               <w:rPr>
                 <w:sz w:val="24"/>
@@ -6713,6 +6979,7 @@
         <w:tab/>
         <w:t xml:space="preserve">Парциальное давление </w:t>
       </w:r>
+      <w:proofErr w:type="spellStart"/>
       <w:r>
         <w:rPr>
           <w:sz w:val="24"/>
@@ -6727,6 +6994,7 @@
         </w:rPr>
         <w:t>OCl</w:t>
       </w:r>
+      <w:proofErr w:type="spellEnd"/>
       <w:r>
         <w:rPr>
           <w:sz w:val="24"/>
@@ -7126,7 +7394,29 @@
           <w:szCs w:val="21"/>
           <w:lang w:val="en-US" w:eastAsia="ru-RU"/>
         </w:rPr>
-        <w:t xml:space="preserve"> numpy </w:t>
+        <w:t xml:space="preserve"> </w:t>
+      </w:r>
+      <w:proofErr w:type="spellStart"/>
+      <w:r>
+        <w:rPr>
+          <w:rFonts w:ascii="Consolas" w:eastAsia="Times New Roman" w:hAnsi="Consolas" w:cs="Times New Roman"/>
+          <w:color w:val="FFFFFF"/>
+          <w:sz w:val="21"/>
+          <w:szCs w:val="21"/>
+          <w:lang w:val="en-US" w:eastAsia="ru-RU"/>
+        </w:rPr>
+        <w:t>numpy</w:t>
+      </w:r>
+      <w:proofErr w:type="spellEnd"/>
+      <w:r>
+        <w:rPr>
+          <w:rFonts w:ascii="Consolas" w:eastAsia="Times New Roman" w:hAnsi="Consolas" w:cs="Times New Roman"/>
+          <w:color w:val="FFFFFF"/>
+          <w:sz w:val="21"/>
+          <w:szCs w:val="21"/>
+          <w:lang w:val="en-US" w:eastAsia="ru-RU"/>
+        </w:rPr>
+        <w:t xml:space="preserve"> </w:t>
       </w:r>
       <w:r>
         <w:rPr>
@@ -7181,7 +7471,29 @@
           <w:szCs w:val="21"/>
           <w:lang w:val="en-US" w:eastAsia="ru-RU"/>
         </w:rPr>
-        <w:t xml:space="preserve"> matplotlib.pyplot </w:t>
+        <w:t xml:space="preserve"> </w:t>
+      </w:r>
+      <w:proofErr w:type="spellStart"/>
+      <w:r>
+        <w:rPr>
+          <w:rFonts w:ascii="Consolas" w:eastAsia="Times New Roman" w:hAnsi="Consolas" w:cs="Times New Roman"/>
+          <w:color w:val="FFFFFF"/>
+          <w:sz w:val="21"/>
+          <w:szCs w:val="21"/>
+          <w:lang w:val="en-US" w:eastAsia="ru-RU"/>
+        </w:rPr>
+        <w:t>matplotlib.pyplot</w:t>
+      </w:r>
+      <w:proofErr w:type="spellEnd"/>
+      <w:r>
+        <w:rPr>
+          <w:rFonts w:ascii="Consolas" w:eastAsia="Times New Roman" w:hAnsi="Consolas" w:cs="Times New Roman"/>
+          <w:color w:val="FFFFFF"/>
+          <w:sz w:val="21"/>
+          <w:szCs w:val="21"/>
+          <w:lang w:val="en-US" w:eastAsia="ru-RU"/>
+        </w:rPr>
+        <w:t xml:space="preserve"> </w:t>
       </w:r>
       <w:r>
         <w:rPr>
@@ -7201,8 +7513,20 @@
           <w:szCs w:val="21"/>
           <w:lang w:val="en-US" w:eastAsia="ru-RU"/>
         </w:rPr>
-        <w:t xml:space="preserve"> plt</w:t>
-      </w:r>
+        <w:t xml:space="preserve"> </w:t>
+      </w:r>
+      <w:proofErr w:type="spellStart"/>
+      <w:r>
+        <w:rPr>
+          <w:rFonts w:ascii="Consolas" w:eastAsia="Times New Roman" w:hAnsi="Consolas" w:cs="Times New Roman"/>
+          <w:color w:val="FFFFFF"/>
+          <w:sz w:val="21"/>
+          <w:szCs w:val="21"/>
+          <w:lang w:val="en-US" w:eastAsia="ru-RU"/>
+        </w:rPr>
+        <w:t>plt</w:t>
+      </w:r>
+      <w:proofErr w:type="spellEnd"/>
     </w:p>
     <w:p>
       <w:pPr>
@@ -7236,7 +7560,29 @@
           <w:szCs w:val="21"/>
           <w:lang w:val="en-US" w:eastAsia="ru-RU"/>
         </w:rPr>
-        <w:t xml:space="preserve"> scipy </w:t>
+        <w:t xml:space="preserve"> </w:t>
+      </w:r>
+      <w:proofErr w:type="spellStart"/>
+      <w:r>
+        <w:rPr>
+          <w:rFonts w:ascii="Consolas" w:eastAsia="Times New Roman" w:hAnsi="Consolas" w:cs="Times New Roman"/>
+          <w:color w:val="FFFFFF"/>
+          <w:sz w:val="21"/>
+          <w:szCs w:val="21"/>
+          <w:lang w:val="en-US" w:eastAsia="ru-RU"/>
+        </w:rPr>
+        <w:t>scipy</w:t>
+      </w:r>
+      <w:proofErr w:type="spellEnd"/>
+      <w:r>
+        <w:rPr>
+          <w:rFonts w:ascii="Consolas" w:eastAsia="Times New Roman" w:hAnsi="Consolas" w:cs="Times New Roman"/>
+          <w:color w:val="FFFFFF"/>
+          <w:sz w:val="21"/>
+          <w:szCs w:val="21"/>
+          <w:lang w:val="en-US" w:eastAsia="ru-RU"/>
+        </w:rPr>
+        <w:t xml:space="preserve"> </w:t>
       </w:r>
       <w:r>
         <w:rPr>
@@ -7408,15 +7754,27 @@
           <w:lang w:val="en-US" w:eastAsia="ru-RU"/>
         </w:rPr>
       </w:pPr>
-      <w:r>
-        <w:rPr>
-          <w:rFonts w:ascii="Consolas" w:eastAsia="Times New Roman" w:hAnsi="Consolas" w:cs="Times New Roman"/>
-          <w:color w:val="FFFFFF"/>
-          <w:sz w:val="21"/>
-          <w:szCs w:val="21"/>
-          <w:lang w:val="en-US" w:eastAsia="ru-RU"/>
-        </w:rPr>
-        <w:t xml:space="preserve">T_target </w:t>
+      <w:proofErr w:type="spellStart"/>
+      <w:r>
+        <w:rPr>
+          <w:rFonts w:ascii="Consolas" w:eastAsia="Times New Roman" w:hAnsi="Consolas" w:cs="Times New Roman"/>
+          <w:color w:val="FFFFFF"/>
+          <w:sz w:val="21"/>
+          <w:szCs w:val="21"/>
+          <w:lang w:val="en-US" w:eastAsia="ru-RU"/>
+        </w:rPr>
+        <w:t>T_target</w:t>
+      </w:r>
+      <w:proofErr w:type="spellEnd"/>
+      <w:r>
+        <w:rPr>
+          <w:rFonts w:ascii="Consolas" w:eastAsia="Times New Roman" w:hAnsi="Consolas" w:cs="Times New Roman"/>
+          <w:color w:val="FFFFFF"/>
+          <w:sz w:val="21"/>
+          <w:szCs w:val="21"/>
+          <w:lang w:val="en-US" w:eastAsia="ru-RU"/>
+        </w:rPr>
+        <w:t xml:space="preserve"> </w:t>
       </w:r>
       <w:r>
         <w:rPr>
@@ -7463,15 +7821,27 @@
           <w:lang w:val="en-US" w:eastAsia="ru-RU"/>
         </w:rPr>
       </w:pPr>
-      <w:r>
-        <w:rPr>
-          <w:rFonts w:ascii="Consolas" w:eastAsia="Times New Roman" w:hAnsi="Consolas" w:cs="Times New Roman"/>
-          <w:color w:val="FFFFFF"/>
-          <w:sz w:val="21"/>
-          <w:szCs w:val="21"/>
-          <w:lang w:val="en-US" w:eastAsia="ru-RU"/>
-        </w:rPr>
-        <w:t xml:space="preserve">R_const </w:t>
+      <w:proofErr w:type="spellStart"/>
+      <w:r>
+        <w:rPr>
+          <w:rFonts w:ascii="Consolas" w:eastAsia="Times New Roman" w:hAnsi="Consolas" w:cs="Times New Roman"/>
+          <w:color w:val="FFFFFF"/>
+          <w:sz w:val="21"/>
+          <w:szCs w:val="21"/>
+          <w:lang w:val="en-US" w:eastAsia="ru-RU"/>
+        </w:rPr>
+        <w:t>R_const</w:t>
+      </w:r>
+      <w:proofErr w:type="spellEnd"/>
+      <w:r>
+        <w:rPr>
+          <w:rFonts w:ascii="Consolas" w:eastAsia="Times New Roman" w:hAnsi="Consolas" w:cs="Times New Roman"/>
+          <w:color w:val="FFFFFF"/>
+          <w:sz w:val="21"/>
+          <w:szCs w:val="21"/>
+          <w:lang w:val="en-US" w:eastAsia="ru-RU"/>
+        </w:rPr>
+        <w:t xml:space="preserve"> </w:t>
       </w:r>
       <w:r>
         <w:rPr>
@@ -7518,15 +7888,27 @@
           <w:lang w:val="en-US" w:eastAsia="ru-RU"/>
         </w:rPr>
       </w:pPr>
-      <w:r>
-        <w:rPr>
-          <w:rFonts w:ascii="Consolas" w:eastAsia="Times New Roman" w:hAnsi="Consolas" w:cs="Times New Roman"/>
-          <w:color w:val="FFFFFF"/>
-          <w:sz w:val="21"/>
-          <w:szCs w:val="21"/>
-          <w:lang w:val="en-US" w:eastAsia="ru-RU"/>
-        </w:rPr>
-        <w:t xml:space="preserve">p_init </w:t>
+      <w:proofErr w:type="spellStart"/>
+      <w:r>
+        <w:rPr>
+          <w:rFonts w:ascii="Consolas" w:eastAsia="Times New Roman" w:hAnsi="Consolas" w:cs="Times New Roman"/>
+          <w:color w:val="FFFFFF"/>
+          <w:sz w:val="21"/>
+          <w:szCs w:val="21"/>
+          <w:lang w:val="en-US" w:eastAsia="ru-RU"/>
+        </w:rPr>
+        <w:t>p_init</w:t>
+      </w:r>
+      <w:proofErr w:type="spellEnd"/>
+      <w:r>
+        <w:rPr>
+          <w:rFonts w:ascii="Consolas" w:eastAsia="Times New Roman" w:hAnsi="Consolas" w:cs="Times New Roman"/>
+          <w:color w:val="FFFFFF"/>
+          <w:sz w:val="21"/>
+          <w:szCs w:val="21"/>
+          <w:lang w:val="en-US" w:eastAsia="ru-RU"/>
+        </w:rPr>
+        <w:t xml:space="preserve"> </w:t>
       </w:r>
       <w:r>
         <w:rPr>
@@ -7588,15 +7970,27 @@
           <w:lang w:val="en-US" w:eastAsia="ru-RU"/>
         </w:rPr>
       </w:pPr>
-      <w:r>
-        <w:rPr>
-          <w:rFonts w:ascii="Consolas" w:eastAsia="Times New Roman" w:hAnsi="Consolas" w:cs="Times New Roman"/>
-          <w:color w:val="FFFFFF"/>
-          <w:sz w:val="21"/>
-          <w:szCs w:val="21"/>
-          <w:lang w:val="en-US" w:eastAsia="ru-RU"/>
-        </w:rPr>
-        <w:t xml:space="preserve">t_val </w:t>
+      <w:proofErr w:type="spellStart"/>
+      <w:r>
+        <w:rPr>
+          <w:rFonts w:ascii="Consolas" w:eastAsia="Times New Roman" w:hAnsi="Consolas" w:cs="Times New Roman"/>
+          <w:color w:val="FFFFFF"/>
+          <w:sz w:val="21"/>
+          <w:szCs w:val="21"/>
+          <w:lang w:val="en-US" w:eastAsia="ru-RU"/>
+        </w:rPr>
+        <w:t>t_val</w:t>
+      </w:r>
+      <w:proofErr w:type="spellEnd"/>
+      <w:r>
+        <w:rPr>
+          <w:rFonts w:ascii="Consolas" w:eastAsia="Times New Roman" w:hAnsi="Consolas" w:cs="Times New Roman"/>
+          <w:color w:val="FFFFFF"/>
+          <w:sz w:val="21"/>
+          <w:szCs w:val="21"/>
+          <w:lang w:val="en-US" w:eastAsia="ru-RU"/>
+        </w:rPr>
+        <w:t xml:space="preserve"> </w:t>
       </w:r>
       <w:r>
         <w:rPr>
@@ -7616,7 +8010,29 @@
           <w:szCs w:val="21"/>
           <w:lang w:val="en-US" w:eastAsia="ru-RU"/>
         </w:rPr>
-        <w:t xml:space="preserve"> np.array([</w:t>
+        <w:t xml:space="preserve"> </w:t>
+      </w:r>
+      <w:proofErr w:type="spellStart"/>
+      <w:r>
+        <w:rPr>
+          <w:rFonts w:ascii="Consolas" w:eastAsia="Times New Roman" w:hAnsi="Consolas" w:cs="Times New Roman"/>
+          <w:color w:val="FFFFFF"/>
+          <w:sz w:val="21"/>
+          <w:szCs w:val="21"/>
+          <w:lang w:val="en-US" w:eastAsia="ru-RU"/>
+        </w:rPr>
+        <w:t>np.array</w:t>
+      </w:r>
+      <w:proofErr w:type="spellEnd"/>
+      <w:r>
+        <w:rPr>
+          <w:rFonts w:ascii="Consolas" w:eastAsia="Times New Roman" w:hAnsi="Consolas" w:cs="Times New Roman"/>
+          <w:color w:val="FFFFFF"/>
+          <w:sz w:val="21"/>
+          <w:szCs w:val="21"/>
+          <w:lang w:val="en-US" w:eastAsia="ru-RU"/>
+        </w:rPr>
+        <w:t>([</w:t>
       </w:r>
       <w:r>
         <w:rPr>
@@ -7773,15 +8189,27 @@
           <w:lang w:val="en-US" w:eastAsia="ru-RU"/>
         </w:rPr>
       </w:pPr>
-      <w:r>
-        <w:rPr>
-          <w:rFonts w:ascii="Consolas" w:eastAsia="Times New Roman" w:hAnsi="Consolas" w:cs="Times New Roman"/>
-          <w:color w:val="FFFFFF"/>
-          <w:sz w:val="21"/>
-          <w:szCs w:val="21"/>
-          <w:lang w:val="en-US" w:eastAsia="ru-RU"/>
-        </w:rPr>
-        <w:t xml:space="preserve">p_total </w:t>
+      <w:proofErr w:type="spellStart"/>
+      <w:r>
+        <w:rPr>
+          <w:rFonts w:ascii="Consolas" w:eastAsia="Times New Roman" w:hAnsi="Consolas" w:cs="Times New Roman"/>
+          <w:color w:val="FFFFFF"/>
+          <w:sz w:val="21"/>
+          <w:szCs w:val="21"/>
+          <w:lang w:val="en-US" w:eastAsia="ru-RU"/>
+        </w:rPr>
+        <w:t>p_total</w:t>
+      </w:r>
+      <w:proofErr w:type="spellEnd"/>
+      <w:r>
+        <w:rPr>
+          <w:rFonts w:ascii="Consolas" w:eastAsia="Times New Roman" w:hAnsi="Consolas" w:cs="Times New Roman"/>
+          <w:color w:val="FFFFFF"/>
+          <w:sz w:val="21"/>
+          <w:szCs w:val="21"/>
+          <w:lang w:val="en-US" w:eastAsia="ru-RU"/>
+        </w:rPr>
+        <w:t xml:space="preserve"> </w:t>
       </w:r>
       <w:r>
         <w:rPr>
@@ -7801,7 +8229,29 @@
           <w:szCs w:val="21"/>
           <w:lang w:val="en-US" w:eastAsia="ru-RU"/>
         </w:rPr>
-        <w:t xml:space="preserve"> np.array([</w:t>
+        <w:t xml:space="preserve"> </w:t>
+      </w:r>
+      <w:proofErr w:type="spellStart"/>
+      <w:r>
+        <w:rPr>
+          <w:rFonts w:ascii="Consolas" w:eastAsia="Times New Roman" w:hAnsi="Consolas" w:cs="Times New Roman"/>
+          <w:color w:val="FFFFFF"/>
+          <w:sz w:val="21"/>
+          <w:szCs w:val="21"/>
+          <w:lang w:val="en-US" w:eastAsia="ru-RU"/>
+        </w:rPr>
+        <w:t>np.array</w:t>
+      </w:r>
+      <w:proofErr w:type="spellEnd"/>
+      <w:r>
+        <w:rPr>
+          <w:rFonts w:ascii="Consolas" w:eastAsia="Times New Roman" w:hAnsi="Consolas" w:cs="Times New Roman"/>
+          <w:color w:val="FFFFFF"/>
+          <w:sz w:val="21"/>
+          <w:szCs w:val="21"/>
+          <w:lang w:val="en-US" w:eastAsia="ru-RU"/>
+        </w:rPr>
+        <w:t>([</w:t>
       </w:r>
       <w:r>
         <w:rPr>
@@ -7973,15 +8423,27 @@
           <w:lang w:val="en-US" w:eastAsia="ru-RU"/>
         </w:rPr>
       </w:pPr>
-      <w:r>
-        <w:rPr>
-          <w:rFonts w:ascii="Consolas" w:eastAsia="Times New Roman" w:hAnsi="Consolas" w:cs="Times New Roman"/>
-          <w:color w:val="FFFFFF"/>
-          <w:sz w:val="21"/>
-          <w:szCs w:val="21"/>
-          <w:lang w:val="en-US" w:eastAsia="ru-RU"/>
-        </w:rPr>
-        <w:t xml:space="preserve">pA_val </w:t>
+      <w:proofErr w:type="spellStart"/>
+      <w:r>
+        <w:rPr>
+          <w:rFonts w:ascii="Consolas" w:eastAsia="Times New Roman" w:hAnsi="Consolas" w:cs="Times New Roman"/>
+          <w:color w:val="FFFFFF"/>
+          <w:sz w:val="21"/>
+          <w:szCs w:val="21"/>
+          <w:lang w:val="en-US" w:eastAsia="ru-RU"/>
+        </w:rPr>
+        <w:t>pA_val</w:t>
+      </w:r>
+      <w:proofErr w:type="spellEnd"/>
+      <w:r>
+        <w:rPr>
+          <w:rFonts w:ascii="Consolas" w:eastAsia="Times New Roman" w:hAnsi="Consolas" w:cs="Times New Roman"/>
+          <w:color w:val="FFFFFF"/>
+          <w:sz w:val="21"/>
+          <w:szCs w:val="21"/>
+          <w:lang w:val="en-US" w:eastAsia="ru-RU"/>
+        </w:rPr>
+        <w:t xml:space="preserve"> </w:t>
       </w:r>
       <w:r>
         <w:rPr>
@@ -8041,7 +8503,29 @@
           <w:szCs w:val="21"/>
           <w:lang w:val="en-US" w:eastAsia="ru-RU"/>
         </w:rPr>
-        <w:t xml:space="preserve"> p_init </w:t>
+        <w:t xml:space="preserve"> </w:t>
+      </w:r>
+      <w:proofErr w:type="spellStart"/>
+      <w:r>
+        <w:rPr>
+          <w:rFonts w:ascii="Consolas" w:eastAsia="Times New Roman" w:hAnsi="Consolas" w:cs="Times New Roman"/>
+          <w:color w:val="FFFFFF"/>
+          <w:sz w:val="21"/>
+          <w:szCs w:val="21"/>
+          <w:lang w:val="en-US" w:eastAsia="ru-RU"/>
+        </w:rPr>
+        <w:t>p_init</w:t>
+      </w:r>
+      <w:proofErr w:type="spellEnd"/>
+      <w:r>
+        <w:rPr>
+          <w:rFonts w:ascii="Consolas" w:eastAsia="Times New Roman" w:hAnsi="Consolas" w:cs="Times New Roman"/>
+          <w:color w:val="FFFFFF"/>
+          <w:sz w:val="21"/>
+          <w:szCs w:val="21"/>
+          <w:lang w:val="en-US" w:eastAsia="ru-RU"/>
+        </w:rPr>
+        <w:t xml:space="preserve"> </w:t>
       </w:r>
       <w:r>
         <w:rPr>
@@ -8101,8 +8585,20 @@
           <w:szCs w:val="21"/>
           <w:lang w:val="en-US" w:eastAsia="ru-RU"/>
         </w:rPr>
-        <w:t xml:space="preserve"> p_total</w:t>
-      </w:r>
+        <w:t xml:space="preserve"> </w:t>
+      </w:r>
+      <w:proofErr w:type="spellStart"/>
+      <w:r>
+        <w:rPr>
+          <w:rFonts w:ascii="Consolas" w:eastAsia="Times New Roman" w:hAnsi="Consolas" w:cs="Times New Roman"/>
+          <w:color w:val="FFFFFF"/>
+          <w:sz w:val="21"/>
+          <w:szCs w:val="21"/>
+          <w:lang w:val="en-US" w:eastAsia="ru-RU"/>
+        </w:rPr>
+        <w:t>p_total</w:t>
+      </w:r>
+      <w:proofErr w:type="spellEnd"/>
     </w:p>
     <w:p>
       <w:pPr>
@@ -8118,15 +8614,27 @@
           <w:lang w:val="en-US" w:eastAsia="ru-RU"/>
         </w:rPr>
       </w:pPr>
-      <w:r>
-        <w:rPr>
-          <w:rFonts w:ascii="Consolas" w:eastAsia="Times New Roman" w:hAnsi="Consolas" w:cs="Times New Roman"/>
-          <w:color w:val="FFFFFF"/>
-          <w:sz w:val="21"/>
-          <w:szCs w:val="21"/>
-          <w:lang w:val="en-US" w:eastAsia="ru-RU"/>
-        </w:rPr>
-        <w:t xml:space="preserve">cA_val </w:t>
+      <w:proofErr w:type="spellStart"/>
+      <w:r>
+        <w:rPr>
+          <w:rFonts w:ascii="Consolas" w:eastAsia="Times New Roman" w:hAnsi="Consolas" w:cs="Times New Roman"/>
+          <w:color w:val="FFFFFF"/>
+          <w:sz w:val="21"/>
+          <w:szCs w:val="21"/>
+          <w:lang w:val="en-US" w:eastAsia="ru-RU"/>
+        </w:rPr>
+        <w:t>cA_val</w:t>
+      </w:r>
+      <w:proofErr w:type="spellEnd"/>
+      <w:r>
+        <w:rPr>
+          <w:rFonts w:ascii="Consolas" w:eastAsia="Times New Roman" w:hAnsi="Consolas" w:cs="Times New Roman"/>
+          <w:color w:val="FFFFFF"/>
+          <w:sz w:val="21"/>
+          <w:szCs w:val="21"/>
+          <w:lang w:val="en-US" w:eastAsia="ru-RU"/>
+        </w:rPr>
+        <w:t xml:space="preserve"> </w:t>
       </w:r>
       <w:r>
         <w:rPr>
@@ -8146,7 +8654,29 @@
           <w:szCs w:val="21"/>
           <w:lang w:val="en-US" w:eastAsia="ru-RU"/>
         </w:rPr>
-        <w:t xml:space="preserve"> pA_val </w:t>
+        <w:t xml:space="preserve"> </w:t>
+      </w:r>
+      <w:proofErr w:type="spellStart"/>
+      <w:r>
+        <w:rPr>
+          <w:rFonts w:ascii="Consolas" w:eastAsia="Times New Roman" w:hAnsi="Consolas" w:cs="Times New Roman"/>
+          <w:color w:val="FFFFFF"/>
+          <w:sz w:val="21"/>
+          <w:szCs w:val="21"/>
+          <w:lang w:val="en-US" w:eastAsia="ru-RU"/>
+        </w:rPr>
+        <w:t>pA_val</w:t>
+      </w:r>
+      <w:proofErr w:type="spellEnd"/>
+      <w:r>
+        <w:rPr>
+          <w:rFonts w:ascii="Consolas" w:eastAsia="Times New Roman" w:hAnsi="Consolas" w:cs="Times New Roman"/>
+          <w:color w:val="FFFFFF"/>
+          <w:sz w:val="21"/>
+          <w:szCs w:val="21"/>
+          <w:lang w:val="en-US" w:eastAsia="ru-RU"/>
+        </w:rPr>
+        <w:t xml:space="preserve"> </w:t>
       </w:r>
       <w:r>
         <w:rPr>
@@ -8206,7 +8736,29 @@
           <w:szCs w:val="21"/>
           <w:lang w:val="en-US" w:eastAsia="ru-RU"/>
         </w:rPr>
-        <w:t xml:space="preserve"> (R_const </w:t>
+        <w:t xml:space="preserve"> (</w:t>
+      </w:r>
+      <w:proofErr w:type="spellStart"/>
+      <w:r>
+        <w:rPr>
+          <w:rFonts w:ascii="Consolas" w:eastAsia="Times New Roman" w:hAnsi="Consolas" w:cs="Times New Roman"/>
+          <w:color w:val="FFFFFF"/>
+          <w:sz w:val="21"/>
+          <w:szCs w:val="21"/>
+          <w:lang w:val="en-US" w:eastAsia="ru-RU"/>
+        </w:rPr>
+        <w:t>R_const</w:t>
+      </w:r>
+      <w:proofErr w:type="spellEnd"/>
+      <w:r>
+        <w:rPr>
+          <w:rFonts w:ascii="Consolas" w:eastAsia="Times New Roman" w:hAnsi="Consolas" w:cs="Times New Roman"/>
+          <w:color w:val="FFFFFF"/>
+          <w:sz w:val="21"/>
+          <w:szCs w:val="21"/>
+          <w:lang w:val="en-US" w:eastAsia="ru-RU"/>
+        </w:rPr>
+        <w:t xml:space="preserve"> </w:t>
       </w:r>
       <w:r>
         <w:rPr>
@@ -8226,8 +8778,20 @@
           <w:szCs w:val="21"/>
           <w:lang w:val="en-US" w:eastAsia="ru-RU"/>
         </w:rPr>
-        <w:t xml:space="preserve"> T_target</w:t>
-      </w:r>
+        <w:t xml:space="preserve"> </w:t>
+      </w:r>
+      <w:proofErr w:type="spellStart"/>
+      <w:r>
+        <w:rPr>
+          <w:rFonts w:ascii="Consolas" w:eastAsia="Times New Roman" w:hAnsi="Consolas" w:cs="Times New Roman"/>
+          <w:color w:val="FFFFFF"/>
+          <w:sz w:val="21"/>
+          <w:szCs w:val="21"/>
+          <w:lang w:val="en-US" w:eastAsia="ru-RU"/>
+        </w:rPr>
+        <w:t>T_target</w:t>
+      </w:r>
+      <w:proofErr w:type="spellEnd"/>
       <w:r>
         <w:rPr>
           <w:rFonts w:ascii="Consolas" w:eastAsia="Times New Roman" w:hAnsi="Consolas" w:cs="Times New Roman"/>
@@ -8476,14 +9040,36 @@
           <w:szCs w:val="21"/>
           <w:lang w:val="en-US" w:eastAsia="ru-RU"/>
         </w:rPr>
-        <w:t xml:space="preserve">'pA, </w:t>
-      </w:r>
+        <w:t>'</w:t>
+      </w:r>
+      <w:proofErr w:type="spellStart"/>
       <w:r>
         <w:rPr>
           <w:rFonts w:ascii="Consolas" w:eastAsia="Times New Roman" w:hAnsi="Consolas" w:cs="Times New Roman"/>
           <w:color w:val="99FFE4"/>
           <w:sz w:val="21"/>
           <w:szCs w:val="21"/>
+          <w:lang w:val="en-US" w:eastAsia="ru-RU"/>
+        </w:rPr>
+        <w:t>pA</w:t>
+      </w:r>
+      <w:proofErr w:type="spellEnd"/>
+      <w:r>
+        <w:rPr>
+          <w:rFonts w:ascii="Consolas" w:eastAsia="Times New Roman" w:hAnsi="Consolas" w:cs="Times New Roman"/>
+          <w:color w:val="99FFE4"/>
+          <w:sz w:val="21"/>
+          <w:szCs w:val="21"/>
+          <w:lang w:val="en-US" w:eastAsia="ru-RU"/>
+        </w:rPr>
+        <w:t xml:space="preserve">, </w:t>
+      </w:r>
+      <w:r>
+        <w:rPr>
+          <w:rFonts w:ascii="Consolas" w:eastAsia="Times New Roman" w:hAnsi="Consolas" w:cs="Times New Roman"/>
+          <w:color w:val="99FFE4"/>
+          <w:sz w:val="21"/>
+          <w:szCs w:val="21"/>
           <w:lang w:eastAsia="ru-RU"/>
         </w:rPr>
         <w:t>кПа</w:t>
@@ -8546,7 +9132,29 @@
           <w:szCs w:val="21"/>
           <w:lang w:val="en-US" w:eastAsia="ru-RU"/>
         </w:rPr>
-        <w:t xml:space="preserve">'cA, </w:t>
+        <w:t>'</w:t>
+      </w:r>
+      <w:proofErr w:type="spellStart"/>
+      <w:r>
+        <w:rPr>
+          <w:rFonts w:ascii="Consolas" w:eastAsia="Times New Roman" w:hAnsi="Consolas" w:cs="Times New Roman"/>
+          <w:color w:val="99FFE4"/>
+          <w:sz w:val="21"/>
+          <w:szCs w:val="21"/>
+          <w:lang w:val="en-US" w:eastAsia="ru-RU"/>
+        </w:rPr>
+        <w:t>cA</w:t>
+      </w:r>
+      <w:proofErr w:type="spellEnd"/>
+      <w:r>
+        <w:rPr>
+          <w:rFonts w:ascii="Consolas" w:eastAsia="Times New Roman" w:hAnsi="Consolas" w:cs="Times New Roman"/>
+          <w:color w:val="99FFE4"/>
+          <w:sz w:val="21"/>
+          <w:szCs w:val="21"/>
+          <w:lang w:val="en-US" w:eastAsia="ru-RU"/>
+        </w:rPr>
+        <w:t xml:space="preserve">, </w:t>
       </w:r>
       <w:r>
         <w:rPr>
@@ -8756,7 +9364,29 @@
           <w:szCs w:val="21"/>
           <w:lang w:val="en-US" w:eastAsia="ru-RU"/>
         </w:rPr>
-        <w:t xml:space="preserve"> i </w:t>
+        <w:t xml:space="preserve"> </w:t>
+      </w:r>
+      <w:proofErr w:type="spellStart"/>
+      <w:r>
+        <w:rPr>
+          <w:rFonts w:ascii="Consolas" w:eastAsia="Times New Roman" w:hAnsi="Consolas" w:cs="Times New Roman"/>
+          <w:color w:val="FFFFFF"/>
+          <w:sz w:val="21"/>
+          <w:szCs w:val="21"/>
+          <w:lang w:val="en-US" w:eastAsia="ru-RU"/>
+        </w:rPr>
+        <w:t>i</w:t>
+      </w:r>
+      <w:proofErr w:type="spellEnd"/>
+      <w:r>
+        <w:rPr>
+          <w:rFonts w:ascii="Consolas" w:eastAsia="Times New Roman" w:hAnsi="Consolas" w:cs="Times New Roman"/>
+          <w:color w:val="FFFFFF"/>
+          <w:sz w:val="21"/>
+          <w:szCs w:val="21"/>
+          <w:lang w:val="en-US" w:eastAsia="ru-RU"/>
+        </w:rPr>
+        <w:t xml:space="preserve"> </w:t>
       </w:r>
       <w:r>
         <w:rPr>
@@ -8798,6 +9428,7 @@
         </w:rPr>
         <w:t>(</w:t>
       </w:r>
+      <w:proofErr w:type="spellStart"/>
       <w:r>
         <w:rPr>
           <w:rFonts w:ascii="Consolas" w:eastAsia="Times New Roman" w:hAnsi="Consolas" w:cs="Times New Roman"/>
@@ -8808,15 +9439,38 @@
         </w:rPr>
         <w:t>len</w:t>
       </w:r>
-      <w:r>
-        <w:rPr>
-          <w:rFonts w:ascii="Consolas" w:eastAsia="Times New Roman" w:hAnsi="Consolas" w:cs="Times New Roman"/>
-          <w:color w:val="FFFFFF"/>
-          <w:sz w:val="21"/>
-          <w:szCs w:val="21"/>
-          <w:lang w:val="en-US" w:eastAsia="ru-RU"/>
-        </w:rPr>
-        <w:t>(t_val)):</w:t>
+      <w:proofErr w:type="spellEnd"/>
+      <w:r>
+        <w:rPr>
+          <w:rFonts w:ascii="Consolas" w:eastAsia="Times New Roman" w:hAnsi="Consolas" w:cs="Times New Roman"/>
+          <w:color w:val="FFFFFF"/>
+          <w:sz w:val="21"/>
+          <w:szCs w:val="21"/>
+          <w:lang w:val="en-US" w:eastAsia="ru-RU"/>
+        </w:rPr>
+        <w:t>(</w:t>
+      </w:r>
+      <w:proofErr w:type="spellStart"/>
+      <w:r>
+        <w:rPr>
+          <w:rFonts w:ascii="Consolas" w:eastAsia="Times New Roman" w:hAnsi="Consolas" w:cs="Times New Roman"/>
+          <w:color w:val="FFFFFF"/>
+          <w:sz w:val="21"/>
+          <w:szCs w:val="21"/>
+          <w:lang w:val="en-US" w:eastAsia="ru-RU"/>
+        </w:rPr>
+        <w:t>t_val</w:t>
+      </w:r>
+      <w:proofErr w:type="spellEnd"/>
+      <w:r>
+        <w:rPr>
+          <w:rFonts w:ascii="Consolas" w:eastAsia="Times New Roman" w:hAnsi="Consolas" w:cs="Times New Roman"/>
+          <w:color w:val="FFFFFF"/>
+          <w:sz w:val="21"/>
+          <w:szCs w:val="21"/>
+          <w:lang w:val="en-US" w:eastAsia="ru-RU"/>
+        </w:rPr>
+        <w:t>)):</w:t>
       </w:r>
     </w:p>
     <w:p>
@@ -8893,15 +9547,49 @@
         </w:rPr>
         <w:t>{</w:t>
       </w:r>
-      <w:r>
-        <w:rPr>
-          <w:rFonts w:ascii="Consolas" w:eastAsia="Times New Roman" w:hAnsi="Consolas" w:cs="Times New Roman"/>
-          <w:color w:val="FFFFFF"/>
-          <w:sz w:val="21"/>
-          <w:szCs w:val="21"/>
-          <w:lang w:val="en-US" w:eastAsia="ru-RU"/>
-        </w:rPr>
-        <w:t>t_val[i]</w:t>
+      <w:proofErr w:type="spellStart"/>
+      <w:r>
+        <w:rPr>
+          <w:rFonts w:ascii="Consolas" w:eastAsia="Times New Roman" w:hAnsi="Consolas" w:cs="Times New Roman"/>
+          <w:color w:val="FFFFFF"/>
+          <w:sz w:val="21"/>
+          <w:szCs w:val="21"/>
+          <w:lang w:val="en-US" w:eastAsia="ru-RU"/>
+        </w:rPr>
+        <w:t>t_val</w:t>
+      </w:r>
+      <w:proofErr w:type="spellEnd"/>
+      <w:r>
+        <w:rPr>
+          <w:rFonts w:ascii="Consolas" w:eastAsia="Times New Roman" w:hAnsi="Consolas" w:cs="Times New Roman"/>
+          <w:color w:val="FFFFFF"/>
+          <w:sz w:val="21"/>
+          <w:szCs w:val="21"/>
+          <w:lang w:val="en-US" w:eastAsia="ru-RU"/>
+        </w:rPr>
+        <w:t>[</w:t>
+      </w:r>
+      <w:proofErr w:type="spellStart"/>
+      <w:r>
+        <w:rPr>
+          <w:rFonts w:ascii="Consolas" w:eastAsia="Times New Roman" w:hAnsi="Consolas" w:cs="Times New Roman"/>
+          <w:color w:val="FFFFFF"/>
+          <w:sz w:val="21"/>
+          <w:szCs w:val="21"/>
+          <w:lang w:val="en-US" w:eastAsia="ru-RU"/>
+        </w:rPr>
+        <w:t>i</w:t>
+      </w:r>
+      <w:proofErr w:type="spellEnd"/>
+      <w:r>
+        <w:rPr>
+          <w:rFonts w:ascii="Consolas" w:eastAsia="Times New Roman" w:hAnsi="Consolas" w:cs="Times New Roman"/>
+          <w:color w:val="FFFFFF"/>
+          <w:sz w:val="21"/>
+          <w:szCs w:val="21"/>
+          <w:lang w:val="en-US" w:eastAsia="ru-RU"/>
+        </w:rPr>
+        <w:t>]</w:t>
       </w:r>
       <w:r>
         <w:rPr>
@@ -8943,15 +9631,49 @@
         </w:rPr>
         <w:t>{</w:t>
       </w:r>
-      <w:r>
-        <w:rPr>
-          <w:rFonts w:ascii="Consolas" w:eastAsia="Times New Roman" w:hAnsi="Consolas" w:cs="Times New Roman"/>
-          <w:color w:val="FFFFFF"/>
-          <w:sz w:val="21"/>
-          <w:szCs w:val="21"/>
-          <w:lang w:val="en-US" w:eastAsia="ru-RU"/>
-        </w:rPr>
-        <w:t>p_total[i]</w:t>
+      <w:proofErr w:type="spellStart"/>
+      <w:r>
+        <w:rPr>
+          <w:rFonts w:ascii="Consolas" w:eastAsia="Times New Roman" w:hAnsi="Consolas" w:cs="Times New Roman"/>
+          <w:color w:val="FFFFFF"/>
+          <w:sz w:val="21"/>
+          <w:szCs w:val="21"/>
+          <w:lang w:val="en-US" w:eastAsia="ru-RU"/>
+        </w:rPr>
+        <w:t>p_total</w:t>
+      </w:r>
+      <w:proofErr w:type="spellEnd"/>
+      <w:r>
+        <w:rPr>
+          <w:rFonts w:ascii="Consolas" w:eastAsia="Times New Roman" w:hAnsi="Consolas" w:cs="Times New Roman"/>
+          <w:color w:val="FFFFFF"/>
+          <w:sz w:val="21"/>
+          <w:szCs w:val="21"/>
+          <w:lang w:val="en-US" w:eastAsia="ru-RU"/>
+        </w:rPr>
+        <w:t>[</w:t>
+      </w:r>
+      <w:proofErr w:type="spellStart"/>
+      <w:r>
+        <w:rPr>
+          <w:rFonts w:ascii="Consolas" w:eastAsia="Times New Roman" w:hAnsi="Consolas" w:cs="Times New Roman"/>
+          <w:color w:val="FFFFFF"/>
+          <w:sz w:val="21"/>
+          <w:szCs w:val="21"/>
+          <w:lang w:val="en-US" w:eastAsia="ru-RU"/>
+        </w:rPr>
+        <w:t>i</w:t>
+      </w:r>
+      <w:proofErr w:type="spellEnd"/>
+      <w:r>
+        <w:rPr>
+          <w:rFonts w:ascii="Consolas" w:eastAsia="Times New Roman" w:hAnsi="Consolas" w:cs="Times New Roman"/>
+          <w:color w:val="FFFFFF"/>
+          <w:sz w:val="21"/>
+          <w:szCs w:val="21"/>
+          <w:lang w:val="en-US" w:eastAsia="ru-RU"/>
+        </w:rPr>
+        <w:t>]</w:t>
       </w:r>
       <w:r>
         <w:rPr>
@@ -8993,15 +9715,49 @@
         </w:rPr>
         <w:t>{</w:t>
       </w:r>
-      <w:r>
-        <w:rPr>
-          <w:rFonts w:ascii="Consolas" w:eastAsia="Times New Roman" w:hAnsi="Consolas" w:cs="Times New Roman"/>
-          <w:color w:val="FFFFFF"/>
-          <w:sz w:val="21"/>
-          <w:szCs w:val="21"/>
-          <w:lang w:val="en-US" w:eastAsia="ru-RU"/>
-        </w:rPr>
-        <w:t>pA_val[i]</w:t>
+      <w:proofErr w:type="spellStart"/>
+      <w:r>
+        <w:rPr>
+          <w:rFonts w:ascii="Consolas" w:eastAsia="Times New Roman" w:hAnsi="Consolas" w:cs="Times New Roman"/>
+          <w:color w:val="FFFFFF"/>
+          <w:sz w:val="21"/>
+          <w:szCs w:val="21"/>
+          <w:lang w:val="en-US" w:eastAsia="ru-RU"/>
+        </w:rPr>
+        <w:t>pA_val</w:t>
+      </w:r>
+      <w:proofErr w:type="spellEnd"/>
+      <w:r>
+        <w:rPr>
+          <w:rFonts w:ascii="Consolas" w:eastAsia="Times New Roman" w:hAnsi="Consolas" w:cs="Times New Roman"/>
+          <w:color w:val="FFFFFF"/>
+          <w:sz w:val="21"/>
+          <w:szCs w:val="21"/>
+          <w:lang w:val="en-US" w:eastAsia="ru-RU"/>
+        </w:rPr>
+        <w:t>[</w:t>
+      </w:r>
+      <w:proofErr w:type="spellStart"/>
+      <w:r>
+        <w:rPr>
+          <w:rFonts w:ascii="Consolas" w:eastAsia="Times New Roman" w:hAnsi="Consolas" w:cs="Times New Roman"/>
+          <w:color w:val="FFFFFF"/>
+          <w:sz w:val="21"/>
+          <w:szCs w:val="21"/>
+          <w:lang w:val="en-US" w:eastAsia="ru-RU"/>
+        </w:rPr>
+        <w:t>i</w:t>
+      </w:r>
+      <w:proofErr w:type="spellEnd"/>
+      <w:r>
+        <w:rPr>
+          <w:rFonts w:ascii="Consolas" w:eastAsia="Times New Roman" w:hAnsi="Consolas" w:cs="Times New Roman"/>
+          <w:color w:val="FFFFFF"/>
+          <w:sz w:val="21"/>
+          <w:szCs w:val="21"/>
+          <w:lang w:val="en-US" w:eastAsia="ru-RU"/>
+        </w:rPr>
+        <w:t>]</w:t>
       </w:r>
       <w:r>
         <w:rPr>
@@ -9043,15 +9799,49 @@
         </w:rPr>
         <w:t>{</w:t>
       </w:r>
-      <w:r>
-        <w:rPr>
-          <w:rFonts w:ascii="Consolas" w:eastAsia="Times New Roman" w:hAnsi="Consolas" w:cs="Times New Roman"/>
-          <w:color w:val="FFFFFF"/>
-          <w:sz w:val="21"/>
-          <w:szCs w:val="21"/>
-          <w:lang w:val="en-US" w:eastAsia="ru-RU"/>
-        </w:rPr>
-        <w:t>cA_val[i]</w:t>
+      <w:proofErr w:type="spellStart"/>
+      <w:r>
+        <w:rPr>
+          <w:rFonts w:ascii="Consolas" w:eastAsia="Times New Roman" w:hAnsi="Consolas" w:cs="Times New Roman"/>
+          <w:color w:val="FFFFFF"/>
+          <w:sz w:val="21"/>
+          <w:szCs w:val="21"/>
+          <w:lang w:val="en-US" w:eastAsia="ru-RU"/>
+        </w:rPr>
+        <w:t>cA_val</w:t>
+      </w:r>
+      <w:proofErr w:type="spellEnd"/>
+      <w:r>
+        <w:rPr>
+          <w:rFonts w:ascii="Consolas" w:eastAsia="Times New Roman" w:hAnsi="Consolas" w:cs="Times New Roman"/>
+          <w:color w:val="FFFFFF"/>
+          <w:sz w:val="21"/>
+          <w:szCs w:val="21"/>
+          <w:lang w:val="en-US" w:eastAsia="ru-RU"/>
+        </w:rPr>
+        <w:t>[</w:t>
+      </w:r>
+      <w:proofErr w:type="spellStart"/>
+      <w:r>
+        <w:rPr>
+          <w:rFonts w:ascii="Consolas" w:eastAsia="Times New Roman" w:hAnsi="Consolas" w:cs="Times New Roman"/>
+          <w:color w:val="FFFFFF"/>
+          <w:sz w:val="21"/>
+          <w:szCs w:val="21"/>
+          <w:lang w:val="en-US" w:eastAsia="ru-RU"/>
+        </w:rPr>
+        <w:t>i</w:t>
+      </w:r>
+      <w:proofErr w:type="spellEnd"/>
+      <w:r>
+        <w:rPr>
+          <w:rFonts w:ascii="Consolas" w:eastAsia="Times New Roman" w:hAnsi="Consolas" w:cs="Times New Roman"/>
+          <w:color w:val="FFFFFF"/>
+          <w:sz w:val="21"/>
+          <w:szCs w:val="21"/>
+          <w:lang w:val="en-US" w:eastAsia="ru-RU"/>
+        </w:rPr>
+        <w:t>]</w:t>
       </w:r>
       <w:r>
         <w:rPr>
@@ -9151,8 +9941,20 @@
           <w:szCs w:val="21"/>
           <w:lang w:val="en-US" w:eastAsia="ru-RU"/>
         </w:rPr>
-        <w:t xml:space="preserve"> cA_val</w:t>
-      </w:r>
+        <w:t xml:space="preserve"> </w:t>
+      </w:r>
+      <w:proofErr w:type="spellStart"/>
+      <w:r>
+        <w:rPr>
+          <w:rFonts w:ascii="Consolas" w:eastAsia="Times New Roman" w:hAnsi="Consolas" w:cs="Times New Roman"/>
+          <w:color w:val="FFFFFF"/>
+          <w:sz w:val="21"/>
+          <w:szCs w:val="21"/>
+          <w:lang w:val="en-US" w:eastAsia="ru-RU"/>
+        </w:rPr>
+        <w:t>cA_val</w:t>
+      </w:r>
+      <w:proofErr w:type="spellEnd"/>
     </w:p>
     <w:p>
       <w:pPr>
@@ -9196,7 +9998,29 @@
           <w:szCs w:val="21"/>
           <w:lang w:val="en-US" w:eastAsia="ru-RU"/>
         </w:rPr>
-        <w:t xml:space="preserve"> np.log(cA_val)</w:t>
+        <w:t xml:space="preserve"> np.log(</w:t>
+      </w:r>
+      <w:proofErr w:type="spellStart"/>
+      <w:r>
+        <w:rPr>
+          <w:rFonts w:ascii="Consolas" w:eastAsia="Times New Roman" w:hAnsi="Consolas" w:cs="Times New Roman"/>
+          <w:color w:val="FFFFFF"/>
+          <w:sz w:val="21"/>
+          <w:szCs w:val="21"/>
+          <w:lang w:val="en-US" w:eastAsia="ru-RU"/>
+        </w:rPr>
+        <w:t>cA_val</w:t>
+      </w:r>
+      <w:proofErr w:type="spellEnd"/>
+      <w:r>
+        <w:rPr>
+          <w:rFonts w:ascii="Consolas" w:eastAsia="Times New Roman" w:hAnsi="Consolas" w:cs="Times New Roman"/>
+          <w:color w:val="FFFFFF"/>
+          <w:sz w:val="21"/>
+          <w:szCs w:val="21"/>
+          <w:lang w:val="en-US" w:eastAsia="ru-RU"/>
+        </w:rPr>
+        <w:t>)</w:t>
       </w:r>
     </w:p>
     <w:p>
@@ -9281,8 +10105,20 @@
           <w:szCs w:val="21"/>
           <w:lang w:val="en-US" w:eastAsia="ru-RU"/>
         </w:rPr>
-        <w:t xml:space="preserve"> cA_val</w:t>
-      </w:r>
+        <w:t xml:space="preserve"> </w:t>
+      </w:r>
+      <w:proofErr w:type="spellStart"/>
+      <w:r>
+        <w:rPr>
+          <w:rFonts w:ascii="Consolas" w:eastAsia="Times New Roman" w:hAnsi="Consolas" w:cs="Times New Roman"/>
+          <w:color w:val="FFFFFF"/>
+          <w:sz w:val="21"/>
+          <w:szCs w:val="21"/>
+          <w:lang w:val="en-US" w:eastAsia="ru-RU"/>
+        </w:rPr>
+        <w:t>cA_val</w:t>
+      </w:r>
+      <w:proofErr w:type="spellEnd"/>
     </w:p>
     <w:p>
       <w:pPr>
@@ -9341,7 +10177,51 @@
           <w:szCs w:val="21"/>
           <w:lang w:val="en-US" w:eastAsia="ru-RU"/>
         </w:rPr>
-        <w:t xml:space="preserve"> stats.linregress(t_val, y_0)</w:t>
+        <w:t xml:space="preserve"> </w:t>
+      </w:r>
+      <w:proofErr w:type="spellStart"/>
+      <w:r>
+        <w:rPr>
+          <w:rFonts w:ascii="Consolas" w:eastAsia="Times New Roman" w:hAnsi="Consolas" w:cs="Times New Roman"/>
+          <w:color w:val="FFFFFF"/>
+          <w:sz w:val="21"/>
+          <w:szCs w:val="21"/>
+          <w:lang w:val="en-US" w:eastAsia="ru-RU"/>
+        </w:rPr>
+        <w:t>stats.linregress</w:t>
+      </w:r>
+      <w:proofErr w:type="spellEnd"/>
+      <w:r>
+        <w:rPr>
+          <w:rFonts w:ascii="Consolas" w:eastAsia="Times New Roman" w:hAnsi="Consolas" w:cs="Times New Roman"/>
+          <w:color w:val="FFFFFF"/>
+          <w:sz w:val="21"/>
+          <w:szCs w:val="21"/>
+          <w:lang w:val="en-US" w:eastAsia="ru-RU"/>
+        </w:rPr>
+        <w:t>(</w:t>
+      </w:r>
+      <w:proofErr w:type="spellStart"/>
+      <w:r>
+        <w:rPr>
+          <w:rFonts w:ascii="Consolas" w:eastAsia="Times New Roman" w:hAnsi="Consolas" w:cs="Times New Roman"/>
+          <w:color w:val="FFFFFF"/>
+          <w:sz w:val="21"/>
+          <w:szCs w:val="21"/>
+          <w:lang w:val="en-US" w:eastAsia="ru-RU"/>
+        </w:rPr>
+        <w:t>t_val</w:t>
+      </w:r>
+      <w:proofErr w:type="spellEnd"/>
+      <w:r>
+        <w:rPr>
+          <w:rFonts w:ascii="Consolas" w:eastAsia="Times New Roman" w:hAnsi="Consolas" w:cs="Times New Roman"/>
+          <w:color w:val="FFFFFF"/>
+          <w:sz w:val="21"/>
+          <w:szCs w:val="21"/>
+          <w:lang w:val="en-US" w:eastAsia="ru-RU"/>
+        </w:rPr>
+        <w:t>, y_0)</w:t>
       </w:r>
     </w:p>
     <w:p>
@@ -9386,7 +10266,51 @@
           <w:szCs w:val="21"/>
           <w:lang w:val="en-US" w:eastAsia="ru-RU"/>
         </w:rPr>
-        <w:t xml:space="preserve"> stats.linregress(t_val, y_1)</w:t>
+        <w:t xml:space="preserve"> </w:t>
+      </w:r>
+      <w:proofErr w:type="spellStart"/>
+      <w:r>
+        <w:rPr>
+          <w:rFonts w:ascii="Consolas" w:eastAsia="Times New Roman" w:hAnsi="Consolas" w:cs="Times New Roman"/>
+          <w:color w:val="FFFFFF"/>
+          <w:sz w:val="21"/>
+          <w:szCs w:val="21"/>
+          <w:lang w:val="en-US" w:eastAsia="ru-RU"/>
+        </w:rPr>
+        <w:t>stats.linregress</w:t>
+      </w:r>
+      <w:proofErr w:type="spellEnd"/>
+      <w:r>
+        <w:rPr>
+          <w:rFonts w:ascii="Consolas" w:eastAsia="Times New Roman" w:hAnsi="Consolas" w:cs="Times New Roman"/>
+          <w:color w:val="FFFFFF"/>
+          <w:sz w:val="21"/>
+          <w:szCs w:val="21"/>
+          <w:lang w:val="en-US" w:eastAsia="ru-RU"/>
+        </w:rPr>
+        <w:t>(</w:t>
+      </w:r>
+      <w:proofErr w:type="spellStart"/>
+      <w:r>
+        <w:rPr>
+          <w:rFonts w:ascii="Consolas" w:eastAsia="Times New Roman" w:hAnsi="Consolas" w:cs="Times New Roman"/>
+          <w:color w:val="FFFFFF"/>
+          <w:sz w:val="21"/>
+          <w:szCs w:val="21"/>
+          <w:lang w:val="en-US" w:eastAsia="ru-RU"/>
+        </w:rPr>
+        <w:t>t_val</w:t>
+      </w:r>
+      <w:proofErr w:type="spellEnd"/>
+      <w:r>
+        <w:rPr>
+          <w:rFonts w:ascii="Consolas" w:eastAsia="Times New Roman" w:hAnsi="Consolas" w:cs="Times New Roman"/>
+          <w:color w:val="FFFFFF"/>
+          <w:sz w:val="21"/>
+          <w:szCs w:val="21"/>
+          <w:lang w:val="en-US" w:eastAsia="ru-RU"/>
+        </w:rPr>
+        <w:t>, y_1)</w:t>
       </w:r>
     </w:p>
     <w:p>
@@ -9431,7 +10355,51 @@
           <w:szCs w:val="21"/>
           <w:lang w:val="en-US" w:eastAsia="ru-RU"/>
         </w:rPr>
-        <w:t xml:space="preserve"> stats.linregress(t_val, y_2)</w:t>
+        <w:t xml:space="preserve"> </w:t>
+      </w:r>
+      <w:proofErr w:type="spellStart"/>
+      <w:r>
+        <w:rPr>
+          <w:rFonts w:ascii="Consolas" w:eastAsia="Times New Roman" w:hAnsi="Consolas" w:cs="Times New Roman"/>
+          <w:color w:val="FFFFFF"/>
+          <w:sz w:val="21"/>
+          <w:szCs w:val="21"/>
+          <w:lang w:val="en-US" w:eastAsia="ru-RU"/>
+        </w:rPr>
+        <w:t>stats.linregress</w:t>
+      </w:r>
+      <w:proofErr w:type="spellEnd"/>
+      <w:r>
+        <w:rPr>
+          <w:rFonts w:ascii="Consolas" w:eastAsia="Times New Roman" w:hAnsi="Consolas" w:cs="Times New Roman"/>
+          <w:color w:val="FFFFFF"/>
+          <w:sz w:val="21"/>
+          <w:szCs w:val="21"/>
+          <w:lang w:val="en-US" w:eastAsia="ru-RU"/>
+        </w:rPr>
+        <w:t>(</w:t>
+      </w:r>
+      <w:proofErr w:type="spellStart"/>
+      <w:r>
+        <w:rPr>
+          <w:rFonts w:ascii="Consolas" w:eastAsia="Times New Roman" w:hAnsi="Consolas" w:cs="Times New Roman"/>
+          <w:color w:val="FFFFFF"/>
+          <w:sz w:val="21"/>
+          <w:szCs w:val="21"/>
+          <w:lang w:val="en-US" w:eastAsia="ru-RU"/>
+        </w:rPr>
+        <w:t>t_val</w:t>
+      </w:r>
+      <w:proofErr w:type="spellEnd"/>
+      <w:r>
+        <w:rPr>
+          <w:rFonts w:ascii="Consolas" w:eastAsia="Times New Roman" w:hAnsi="Consolas" w:cs="Times New Roman"/>
+          <w:color w:val="FFFFFF"/>
+          <w:sz w:val="21"/>
+          <w:szCs w:val="21"/>
+          <w:lang w:val="en-US" w:eastAsia="ru-RU"/>
+        </w:rPr>
+        <w:t>, y_2)</w:t>
       </w:r>
     </w:p>
     <w:p>
@@ -9778,15 +10746,27 @@
           <w:lang w:val="en-US" w:eastAsia="ru-RU"/>
         </w:rPr>
       </w:pPr>
-      <w:r>
-        <w:rPr>
-          <w:rFonts w:ascii="Consolas" w:eastAsia="Times New Roman" w:hAnsi="Consolas" w:cs="Times New Roman"/>
-          <w:color w:val="FFFFFF"/>
-          <w:sz w:val="21"/>
-          <w:szCs w:val="21"/>
-          <w:lang w:val="en-US" w:eastAsia="ru-RU"/>
-        </w:rPr>
-        <w:t xml:space="preserve">best_idx </w:t>
+      <w:proofErr w:type="spellStart"/>
+      <w:r>
+        <w:rPr>
+          <w:rFonts w:ascii="Consolas" w:eastAsia="Times New Roman" w:hAnsi="Consolas" w:cs="Times New Roman"/>
+          <w:color w:val="FFFFFF"/>
+          <w:sz w:val="21"/>
+          <w:szCs w:val="21"/>
+          <w:lang w:val="en-US" w:eastAsia="ru-RU"/>
+        </w:rPr>
+        <w:t>best_idx</w:t>
+      </w:r>
+      <w:proofErr w:type="spellEnd"/>
+      <w:r>
+        <w:rPr>
+          <w:rFonts w:ascii="Consolas" w:eastAsia="Times New Roman" w:hAnsi="Consolas" w:cs="Times New Roman"/>
+          <w:color w:val="FFFFFF"/>
+          <w:sz w:val="21"/>
+          <w:szCs w:val="21"/>
+          <w:lang w:val="en-US" w:eastAsia="ru-RU"/>
+        </w:rPr>
+        <w:t xml:space="preserve"> </w:t>
       </w:r>
       <w:r>
         <w:rPr>
@@ -9863,15 +10843,27 @@
           <w:lang w:eastAsia="ru-RU"/>
         </w:rPr>
       </w:pPr>
-      <w:r>
-        <w:rPr>
-          <w:rFonts w:ascii="Consolas" w:eastAsia="Times New Roman" w:hAnsi="Consolas" w:cs="Times New Roman"/>
-          <w:color w:val="FFFFFF"/>
-          <w:sz w:val="21"/>
-          <w:szCs w:val="21"/>
-          <w:lang w:eastAsia="ru-RU"/>
-        </w:rPr>
-        <w:t xml:space="preserve">names </w:t>
+      <w:proofErr w:type="spellStart"/>
+      <w:r>
+        <w:rPr>
+          <w:rFonts w:ascii="Consolas" w:eastAsia="Times New Roman" w:hAnsi="Consolas" w:cs="Times New Roman"/>
+          <w:color w:val="FFFFFF"/>
+          <w:sz w:val="21"/>
+          <w:szCs w:val="21"/>
+          <w:lang w:eastAsia="ru-RU"/>
+        </w:rPr>
+        <w:t>names</w:t>
+      </w:r>
+      <w:proofErr w:type="spellEnd"/>
+      <w:r>
+        <w:rPr>
+          <w:rFonts w:ascii="Consolas" w:eastAsia="Times New Roman" w:hAnsi="Consolas" w:cs="Times New Roman"/>
+          <w:color w:val="FFFFFF"/>
+          <w:sz w:val="21"/>
+          <w:szCs w:val="21"/>
+          <w:lang w:eastAsia="ru-RU"/>
+        </w:rPr>
+        <w:t xml:space="preserve"> </w:t>
       </w:r>
       <w:r>
         <w:rPr>
@@ -10043,6 +11035,7 @@
           <w:lang w:eastAsia="ru-RU"/>
         </w:rPr>
       </w:pPr>
+      <w:proofErr w:type="spellStart"/>
       <w:r>
         <w:rPr>
           <w:rFonts w:ascii="Consolas" w:eastAsia="Times New Roman" w:hAnsi="Consolas" w:cs="Times New Roman"/>
@@ -10053,6 +11046,7 @@
         </w:rPr>
         <w:t>print</w:t>
       </w:r>
+      <w:proofErr w:type="spellEnd"/>
       <w:r>
         <w:rPr>
           <w:rFonts w:ascii="Consolas" w:eastAsia="Times New Roman" w:hAnsi="Consolas" w:cs="Times New Roman"/>
@@ -10118,6 +11112,7 @@
           <w:lang w:eastAsia="ru-RU"/>
         </w:rPr>
       </w:pPr>
+      <w:proofErr w:type="spellStart"/>
       <w:r>
         <w:rPr>
           <w:rFonts w:ascii="Consolas" w:eastAsia="Times New Roman" w:hAnsi="Consolas" w:cs="Times New Roman"/>
@@ -10128,6 +11123,7 @@
         </w:rPr>
         <w:t>print</w:t>
       </w:r>
+      <w:proofErr w:type="spellEnd"/>
       <w:r>
         <w:rPr>
           <w:rFonts w:ascii="Consolas" w:eastAsia="Times New Roman" w:hAnsi="Consolas" w:cs="Times New Roman"/>
@@ -10138,6 +11134,7 @@
         </w:rPr>
         <w:t>(</w:t>
       </w:r>
+      <w:proofErr w:type="spellStart"/>
       <w:r>
         <w:rPr>
           <w:rFonts w:ascii="Consolas" w:eastAsia="Times New Roman" w:hAnsi="Consolas" w:cs="Times New Roman"/>
@@ -10156,7 +11153,18 @@
           <w:szCs w:val="21"/>
           <w:lang w:eastAsia="ru-RU"/>
         </w:rPr>
-        <w:t xml:space="preserve">"Нулевой порядок:  R² = </w:t>
+        <w:t>"Нулевой</w:t>
+      </w:r>
+      <w:proofErr w:type="spellEnd"/>
+      <w:r>
+        <w:rPr>
+          <w:rFonts w:ascii="Consolas" w:eastAsia="Times New Roman" w:hAnsi="Consolas" w:cs="Times New Roman"/>
+          <w:color w:val="99FFE4"/>
+          <w:sz w:val="21"/>
+          <w:szCs w:val="21"/>
+          <w:lang w:eastAsia="ru-RU"/>
+        </w:rPr>
+        <w:t xml:space="preserve"> порядок:  R² = </w:t>
       </w:r>
       <w:r>
         <w:rPr>
@@ -10233,6 +11241,7 @@
           <w:lang w:eastAsia="ru-RU"/>
         </w:rPr>
       </w:pPr>
+      <w:proofErr w:type="spellStart"/>
       <w:r>
         <w:rPr>
           <w:rFonts w:ascii="Consolas" w:eastAsia="Times New Roman" w:hAnsi="Consolas" w:cs="Times New Roman"/>
@@ -10243,6 +11252,7 @@
         </w:rPr>
         <w:t>print</w:t>
       </w:r>
+      <w:proofErr w:type="spellEnd"/>
       <w:r>
         <w:rPr>
           <w:rFonts w:ascii="Consolas" w:eastAsia="Times New Roman" w:hAnsi="Consolas" w:cs="Times New Roman"/>
@@ -10253,6 +11263,7 @@
         </w:rPr>
         <w:t>(</w:t>
       </w:r>
+      <w:proofErr w:type="spellStart"/>
       <w:r>
         <w:rPr>
           <w:rFonts w:ascii="Consolas" w:eastAsia="Times New Roman" w:hAnsi="Consolas" w:cs="Times New Roman"/>
@@ -10271,7 +11282,18 @@
           <w:szCs w:val="21"/>
           <w:lang w:eastAsia="ru-RU"/>
         </w:rPr>
-        <w:t xml:space="preserve">"Первый порядок:   R² = </w:t>
+        <w:t>"Первый</w:t>
+      </w:r>
+      <w:proofErr w:type="spellEnd"/>
+      <w:r>
+        <w:rPr>
+          <w:rFonts w:ascii="Consolas" w:eastAsia="Times New Roman" w:hAnsi="Consolas" w:cs="Times New Roman"/>
+          <w:color w:val="99FFE4"/>
+          <w:sz w:val="21"/>
+          <w:szCs w:val="21"/>
+          <w:lang w:eastAsia="ru-RU"/>
+        </w:rPr>
+        <w:t xml:space="preserve"> порядок:   R² = </w:t>
       </w:r>
       <w:r>
         <w:rPr>
@@ -10348,6 +11370,7 @@
           <w:lang w:eastAsia="ru-RU"/>
         </w:rPr>
       </w:pPr>
+      <w:proofErr w:type="spellStart"/>
       <w:r>
         <w:rPr>
           <w:rFonts w:ascii="Consolas" w:eastAsia="Times New Roman" w:hAnsi="Consolas" w:cs="Times New Roman"/>
@@ -10359,6 +11382,7 @@
         <w:lastRenderedPageBreak/>
         <w:t>print</w:t>
       </w:r>
+      <w:proofErr w:type="spellEnd"/>
       <w:r>
         <w:rPr>
           <w:rFonts w:ascii="Consolas" w:eastAsia="Times New Roman" w:hAnsi="Consolas" w:cs="Times New Roman"/>
@@ -10369,6 +11393,7 @@
         </w:rPr>
         <w:t>(</w:t>
       </w:r>
+      <w:proofErr w:type="spellStart"/>
       <w:r>
         <w:rPr>
           <w:rFonts w:ascii="Consolas" w:eastAsia="Times New Roman" w:hAnsi="Consolas" w:cs="Times New Roman"/>
@@ -10387,7 +11412,18 @@
           <w:szCs w:val="21"/>
           <w:lang w:eastAsia="ru-RU"/>
         </w:rPr>
-        <w:t xml:space="preserve">"Второй порядок:   R² = </w:t>
+        <w:t>"Второй</w:t>
+      </w:r>
+      <w:proofErr w:type="spellEnd"/>
+      <w:r>
+        <w:rPr>
+          <w:rFonts w:ascii="Consolas" w:eastAsia="Times New Roman" w:hAnsi="Consolas" w:cs="Times New Roman"/>
+          <w:color w:val="99FFE4"/>
+          <w:sz w:val="21"/>
+          <w:szCs w:val="21"/>
+          <w:lang w:eastAsia="ru-RU"/>
+        </w:rPr>
+        <w:t xml:space="preserve"> порядок:   R² = </w:t>
       </w:r>
       <w:r>
         <w:rPr>
@@ -10552,7 +11588,29 @@
           <w:szCs w:val="21"/>
           <w:lang w:val="en-US" w:eastAsia="ru-RU"/>
         </w:rPr>
-        <w:t>names[best_idx]</w:t>
+        <w:t>names[</w:t>
+      </w:r>
+      <w:proofErr w:type="spellStart"/>
+      <w:r>
+        <w:rPr>
+          <w:rFonts w:ascii="Consolas" w:eastAsia="Times New Roman" w:hAnsi="Consolas" w:cs="Times New Roman"/>
+          <w:color w:val="FFFFFF"/>
+          <w:sz w:val="21"/>
+          <w:szCs w:val="21"/>
+          <w:lang w:val="en-US" w:eastAsia="ru-RU"/>
+        </w:rPr>
+        <w:t>best_idx</w:t>
+      </w:r>
+      <w:proofErr w:type="spellEnd"/>
+      <w:r>
+        <w:rPr>
+          <w:rFonts w:ascii="Consolas" w:eastAsia="Times New Roman" w:hAnsi="Consolas" w:cs="Times New Roman"/>
+          <w:color w:val="FFFFFF"/>
+          <w:sz w:val="21"/>
+          <w:szCs w:val="21"/>
+          <w:lang w:val="en-US" w:eastAsia="ru-RU"/>
+        </w:rPr>
+        <w:t>]</w:t>
       </w:r>
       <w:r>
         <w:rPr>
@@ -10612,7 +11670,29 @@
           <w:szCs w:val="21"/>
           <w:lang w:val="en-US" w:eastAsia="ru-RU"/>
         </w:rPr>
-        <w:t>R2_results[best_idx]</w:t>
+        <w:t>R2_results[</w:t>
+      </w:r>
+      <w:proofErr w:type="spellStart"/>
+      <w:r>
+        <w:rPr>
+          <w:rFonts w:ascii="Consolas" w:eastAsia="Times New Roman" w:hAnsi="Consolas" w:cs="Times New Roman"/>
+          <w:color w:val="FFFFFF"/>
+          <w:sz w:val="21"/>
+          <w:szCs w:val="21"/>
+          <w:lang w:val="en-US" w:eastAsia="ru-RU"/>
+        </w:rPr>
+        <w:t>best_idx</w:t>
+      </w:r>
+      <w:proofErr w:type="spellEnd"/>
+      <w:r>
+        <w:rPr>
+          <w:rFonts w:ascii="Consolas" w:eastAsia="Times New Roman" w:hAnsi="Consolas" w:cs="Times New Roman"/>
+          <w:color w:val="FFFFFF"/>
+          <w:sz w:val="21"/>
+          <w:szCs w:val="21"/>
+          <w:lang w:val="en-US" w:eastAsia="ru-RU"/>
+        </w:rPr>
+        <w:t>]</w:t>
       </w:r>
       <w:r>
         <w:rPr>
@@ -10684,16 +11764,40 @@
           <w:lang w:val="en-US" w:eastAsia="ru-RU"/>
         </w:rPr>
       </w:pPr>
-      <w:r>
-        <w:rPr>
-          <w:rFonts w:ascii="Consolas" w:eastAsia="Times New Roman" w:hAnsi="Consolas" w:cs="Times New Roman"/>
-          <w:color w:val="FFFFFF"/>
-          <w:sz w:val="21"/>
-          <w:szCs w:val="21"/>
-          <w:lang w:val="en-US" w:eastAsia="ru-RU"/>
-        </w:rPr>
-        <w:t>plt.figure(figsize</w:t>
-      </w:r>
+      <w:proofErr w:type="spellStart"/>
+      <w:r>
+        <w:rPr>
+          <w:rFonts w:ascii="Consolas" w:eastAsia="Times New Roman" w:hAnsi="Consolas" w:cs="Times New Roman"/>
+          <w:color w:val="FFFFFF"/>
+          <w:sz w:val="21"/>
+          <w:szCs w:val="21"/>
+          <w:lang w:val="en-US" w:eastAsia="ru-RU"/>
+        </w:rPr>
+        <w:t>plt.figure</w:t>
+      </w:r>
+      <w:proofErr w:type="spellEnd"/>
+      <w:r>
+        <w:rPr>
+          <w:rFonts w:ascii="Consolas" w:eastAsia="Times New Roman" w:hAnsi="Consolas" w:cs="Times New Roman"/>
+          <w:color w:val="FFFFFF"/>
+          <w:sz w:val="21"/>
+          <w:szCs w:val="21"/>
+          <w:lang w:val="en-US" w:eastAsia="ru-RU"/>
+        </w:rPr>
+        <w:t>(</w:t>
+      </w:r>
+      <w:proofErr w:type="spellStart"/>
+      <w:r>
+        <w:rPr>
+          <w:rFonts w:ascii="Consolas" w:eastAsia="Times New Roman" w:hAnsi="Consolas" w:cs="Times New Roman"/>
+          <w:color w:val="FFFFFF"/>
+          <w:sz w:val="21"/>
+          <w:szCs w:val="21"/>
+          <w:lang w:val="en-US" w:eastAsia="ru-RU"/>
+        </w:rPr>
+        <w:t>figsize</w:t>
+      </w:r>
+      <w:proofErr w:type="spellEnd"/>
       <w:r>
         <w:rPr>
           <w:rFonts w:ascii="Consolas" w:eastAsia="Times New Roman" w:hAnsi="Consolas" w:cs="Times New Roman"/>
@@ -10769,15 +11873,71 @@
           <w:lang w:val="en-US" w:eastAsia="ru-RU"/>
         </w:rPr>
       </w:pPr>
-      <w:r>
-        <w:rPr>
-          <w:rFonts w:ascii="Consolas" w:eastAsia="Times New Roman" w:hAnsi="Consolas" w:cs="Times New Roman"/>
-          <w:color w:val="FFFFFF"/>
-          <w:sz w:val="21"/>
-          <w:szCs w:val="21"/>
-          <w:lang w:val="en-US" w:eastAsia="ru-RU"/>
-        </w:rPr>
-        <w:t xml:space="preserve">plt.plot(t_val, cA_val, </w:t>
+      <w:proofErr w:type="spellStart"/>
+      <w:r>
+        <w:rPr>
+          <w:rFonts w:ascii="Consolas" w:eastAsia="Times New Roman" w:hAnsi="Consolas" w:cs="Times New Roman"/>
+          <w:color w:val="FFFFFF"/>
+          <w:sz w:val="21"/>
+          <w:szCs w:val="21"/>
+          <w:lang w:val="en-US" w:eastAsia="ru-RU"/>
+        </w:rPr>
+        <w:t>plt.plot</w:t>
+      </w:r>
+      <w:proofErr w:type="spellEnd"/>
+      <w:r>
+        <w:rPr>
+          <w:rFonts w:ascii="Consolas" w:eastAsia="Times New Roman" w:hAnsi="Consolas" w:cs="Times New Roman"/>
+          <w:color w:val="FFFFFF"/>
+          <w:sz w:val="21"/>
+          <w:szCs w:val="21"/>
+          <w:lang w:val="en-US" w:eastAsia="ru-RU"/>
+        </w:rPr>
+        <w:t>(</w:t>
+      </w:r>
+      <w:proofErr w:type="spellStart"/>
+      <w:r>
+        <w:rPr>
+          <w:rFonts w:ascii="Consolas" w:eastAsia="Times New Roman" w:hAnsi="Consolas" w:cs="Times New Roman"/>
+          <w:color w:val="FFFFFF"/>
+          <w:sz w:val="21"/>
+          <w:szCs w:val="21"/>
+          <w:lang w:val="en-US" w:eastAsia="ru-RU"/>
+        </w:rPr>
+        <w:t>t_val</w:t>
+      </w:r>
+      <w:proofErr w:type="spellEnd"/>
+      <w:r>
+        <w:rPr>
+          <w:rFonts w:ascii="Consolas" w:eastAsia="Times New Roman" w:hAnsi="Consolas" w:cs="Times New Roman"/>
+          <w:color w:val="FFFFFF"/>
+          <w:sz w:val="21"/>
+          <w:szCs w:val="21"/>
+          <w:lang w:val="en-US" w:eastAsia="ru-RU"/>
+        </w:rPr>
+        <w:t xml:space="preserve">, </w:t>
+      </w:r>
+      <w:proofErr w:type="spellStart"/>
+      <w:r>
+        <w:rPr>
+          <w:rFonts w:ascii="Consolas" w:eastAsia="Times New Roman" w:hAnsi="Consolas" w:cs="Times New Roman"/>
+          <w:color w:val="FFFFFF"/>
+          <w:sz w:val="21"/>
+          <w:szCs w:val="21"/>
+          <w:lang w:val="en-US" w:eastAsia="ru-RU"/>
+        </w:rPr>
+        <w:t>cA_val</w:t>
+      </w:r>
+      <w:proofErr w:type="spellEnd"/>
+      <w:r>
+        <w:rPr>
+          <w:rFonts w:ascii="Consolas" w:eastAsia="Times New Roman" w:hAnsi="Consolas" w:cs="Times New Roman"/>
+          <w:color w:val="FFFFFF"/>
+          <w:sz w:val="21"/>
+          <w:szCs w:val="21"/>
+          <w:lang w:val="en-US" w:eastAsia="ru-RU"/>
+        </w:rPr>
+        <w:t xml:space="preserve">, </w:t>
       </w:r>
       <w:r>
         <w:rPr>
@@ -10817,18 +11977,52 @@
           <w:szCs w:val="21"/>
           <w:lang w:val="en-US" w:eastAsia="ru-RU"/>
         </w:rPr>
-        <w:t>'darkblue'</w:t>
-      </w:r>
-      <w:r>
-        <w:rPr>
-          <w:rFonts w:ascii="Consolas" w:eastAsia="Times New Roman" w:hAnsi="Consolas" w:cs="Times New Roman"/>
-          <w:color w:val="FFFFFF"/>
-          <w:sz w:val="21"/>
-          <w:szCs w:val="21"/>
-          <w:lang w:val="en-US" w:eastAsia="ru-RU"/>
-        </w:rPr>
-        <w:t>, markersize</w:t>
-      </w:r>
+        <w:t>'</w:t>
+      </w:r>
+      <w:proofErr w:type="spellStart"/>
+      <w:r>
+        <w:rPr>
+          <w:rFonts w:ascii="Consolas" w:eastAsia="Times New Roman" w:hAnsi="Consolas" w:cs="Times New Roman"/>
+          <w:color w:val="99FFE4"/>
+          <w:sz w:val="21"/>
+          <w:szCs w:val="21"/>
+          <w:lang w:val="en-US" w:eastAsia="ru-RU"/>
+        </w:rPr>
+        <w:t>darkblue</w:t>
+      </w:r>
+      <w:proofErr w:type="spellEnd"/>
+      <w:r>
+        <w:rPr>
+          <w:rFonts w:ascii="Consolas" w:eastAsia="Times New Roman" w:hAnsi="Consolas" w:cs="Times New Roman"/>
+          <w:color w:val="99FFE4"/>
+          <w:sz w:val="21"/>
+          <w:szCs w:val="21"/>
+          <w:lang w:val="en-US" w:eastAsia="ru-RU"/>
+        </w:rPr>
+        <w:t>'</w:t>
+      </w:r>
+      <w:r>
+        <w:rPr>
+          <w:rFonts w:ascii="Consolas" w:eastAsia="Times New Roman" w:hAnsi="Consolas" w:cs="Times New Roman"/>
+          <w:color w:val="FFFFFF"/>
+          <w:sz w:val="21"/>
+          <w:szCs w:val="21"/>
+          <w:lang w:val="en-US" w:eastAsia="ru-RU"/>
+        </w:rPr>
+        <w:t xml:space="preserve">, </w:t>
+      </w:r>
+      <w:proofErr w:type="spellStart"/>
+      <w:r>
+        <w:rPr>
+          <w:rFonts w:ascii="Consolas" w:eastAsia="Times New Roman" w:hAnsi="Consolas" w:cs="Times New Roman"/>
+          <w:color w:val="FFFFFF"/>
+          <w:sz w:val="21"/>
+          <w:szCs w:val="21"/>
+          <w:lang w:val="en-US" w:eastAsia="ru-RU"/>
+        </w:rPr>
+        <w:t>markersize</w:t>
+      </w:r>
+      <w:proofErr w:type="spellEnd"/>
       <w:r>
         <w:rPr>
           <w:rFonts w:ascii="Consolas" w:eastAsia="Times New Roman" w:hAnsi="Consolas" w:cs="Times New Roman"/>
@@ -10904,15 +12098,27 @@
           <w:lang w:val="en-US" w:eastAsia="ru-RU"/>
         </w:rPr>
       </w:pPr>
-      <w:r>
-        <w:rPr>
-          <w:rFonts w:ascii="Consolas" w:eastAsia="Times New Roman" w:hAnsi="Consolas" w:cs="Times New Roman"/>
-          <w:color w:val="FFFFFF"/>
-          <w:sz w:val="21"/>
-          <w:szCs w:val="21"/>
-          <w:lang w:val="en-US" w:eastAsia="ru-RU"/>
-        </w:rPr>
-        <w:t>plt.xlabel(</w:t>
+      <w:proofErr w:type="spellStart"/>
+      <w:r>
+        <w:rPr>
+          <w:rFonts w:ascii="Consolas" w:eastAsia="Times New Roman" w:hAnsi="Consolas" w:cs="Times New Roman"/>
+          <w:color w:val="FFFFFF"/>
+          <w:sz w:val="21"/>
+          <w:szCs w:val="21"/>
+          <w:lang w:val="en-US" w:eastAsia="ru-RU"/>
+        </w:rPr>
+        <w:t>plt.xlabel</w:t>
+      </w:r>
+      <w:proofErr w:type="spellEnd"/>
+      <w:r>
+        <w:rPr>
+          <w:rFonts w:ascii="Consolas" w:eastAsia="Times New Roman" w:hAnsi="Consolas" w:cs="Times New Roman"/>
+          <w:color w:val="FFFFFF"/>
+          <w:sz w:val="21"/>
+          <w:szCs w:val="21"/>
+          <w:lang w:val="en-US" w:eastAsia="ru-RU"/>
+        </w:rPr>
+        <w:t>(</w:t>
       </w:r>
       <w:r>
         <w:rPr>
@@ -10952,8 +12158,20 @@
           <w:szCs w:val="21"/>
           <w:lang w:val="en-US" w:eastAsia="ru-RU"/>
         </w:rPr>
-        <w:t>, fontsize</w:t>
-      </w:r>
+        <w:t xml:space="preserve">, </w:t>
+      </w:r>
+      <w:proofErr w:type="spellStart"/>
+      <w:r>
+        <w:rPr>
+          <w:rFonts w:ascii="Consolas" w:eastAsia="Times New Roman" w:hAnsi="Consolas" w:cs="Times New Roman"/>
+          <w:color w:val="FFFFFF"/>
+          <w:sz w:val="21"/>
+          <w:szCs w:val="21"/>
+          <w:lang w:val="en-US" w:eastAsia="ru-RU"/>
+        </w:rPr>
+        <w:t>fontsize</w:t>
+      </w:r>
+      <w:proofErr w:type="spellEnd"/>
       <w:r>
         <w:rPr>
           <w:rFonts w:ascii="Consolas" w:eastAsia="Times New Roman" w:hAnsi="Consolas" w:cs="Times New Roman"/>
@@ -10999,15 +12217,27 @@
           <w:lang w:val="en-US" w:eastAsia="ru-RU"/>
         </w:rPr>
       </w:pPr>
-      <w:r>
-        <w:rPr>
-          <w:rFonts w:ascii="Consolas" w:eastAsia="Times New Roman" w:hAnsi="Consolas" w:cs="Times New Roman"/>
-          <w:color w:val="FFFFFF"/>
-          <w:sz w:val="21"/>
-          <w:szCs w:val="21"/>
-          <w:lang w:val="en-US" w:eastAsia="ru-RU"/>
-        </w:rPr>
-        <w:t>plt.ylabel(</w:t>
+      <w:proofErr w:type="spellStart"/>
+      <w:r>
+        <w:rPr>
+          <w:rFonts w:ascii="Consolas" w:eastAsia="Times New Roman" w:hAnsi="Consolas" w:cs="Times New Roman"/>
+          <w:color w:val="FFFFFF"/>
+          <w:sz w:val="21"/>
+          <w:szCs w:val="21"/>
+          <w:lang w:val="en-US" w:eastAsia="ru-RU"/>
+        </w:rPr>
+        <w:t>plt.ylabel</w:t>
+      </w:r>
+      <w:proofErr w:type="spellEnd"/>
+      <w:r>
+        <w:rPr>
+          <w:rFonts w:ascii="Consolas" w:eastAsia="Times New Roman" w:hAnsi="Consolas" w:cs="Times New Roman"/>
+          <w:color w:val="FFFFFF"/>
+          <w:sz w:val="21"/>
+          <w:szCs w:val="21"/>
+          <w:lang w:val="en-US" w:eastAsia="ru-RU"/>
+        </w:rPr>
+        <w:t>(</w:t>
       </w:r>
       <w:r>
         <w:rPr>
@@ -11017,14 +12247,36 @@
           <w:szCs w:val="21"/>
           <w:lang w:val="en-US" w:eastAsia="ru-RU"/>
         </w:rPr>
-        <w:t xml:space="preserve">'cA, </w:t>
-      </w:r>
+        <w:t>'</w:t>
+      </w:r>
+      <w:proofErr w:type="spellStart"/>
       <w:r>
         <w:rPr>
           <w:rFonts w:ascii="Consolas" w:eastAsia="Times New Roman" w:hAnsi="Consolas" w:cs="Times New Roman"/>
           <w:color w:val="99FFE4"/>
           <w:sz w:val="21"/>
           <w:szCs w:val="21"/>
+          <w:lang w:val="en-US" w:eastAsia="ru-RU"/>
+        </w:rPr>
+        <w:t>cA</w:t>
+      </w:r>
+      <w:proofErr w:type="spellEnd"/>
+      <w:r>
+        <w:rPr>
+          <w:rFonts w:ascii="Consolas" w:eastAsia="Times New Roman" w:hAnsi="Consolas" w:cs="Times New Roman"/>
+          <w:color w:val="99FFE4"/>
+          <w:sz w:val="21"/>
+          <w:szCs w:val="21"/>
+          <w:lang w:val="en-US" w:eastAsia="ru-RU"/>
+        </w:rPr>
+        <w:t xml:space="preserve">, </w:t>
+      </w:r>
+      <w:r>
+        <w:rPr>
+          <w:rFonts w:ascii="Consolas" w:eastAsia="Times New Roman" w:hAnsi="Consolas" w:cs="Times New Roman"/>
+          <w:color w:val="99FFE4"/>
+          <w:sz w:val="21"/>
+          <w:szCs w:val="21"/>
           <w:lang w:eastAsia="ru-RU"/>
         </w:rPr>
         <w:t>моль</w:t>
@@ -11067,8 +12319,20 @@
           <w:szCs w:val="21"/>
           <w:lang w:val="en-US" w:eastAsia="ru-RU"/>
         </w:rPr>
-        <w:t>, fontsize</w:t>
-      </w:r>
+        <w:t xml:space="preserve">, </w:t>
+      </w:r>
+      <w:proofErr w:type="spellStart"/>
+      <w:r>
+        <w:rPr>
+          <w:rFonts w:ascii="Consolas" w:eastAsia="Times New Roman" w:hAnsi="Consolas" w:cs="Times New Roman"/>
+          <w:color w:val="FFFFFF"/>
+          <w:sz w:val="21"/>
+          <w:szCs w:val="21"/>
+          <w:lang w:val="en-US" w:eastAsia="ru-RU"/>
+        </w:rPr>
+        <w:t>fontsize</w:t>
+      </w:r>
+      <w:proofErr w:type="spellEnd"/>
       <w:r>
         <w:rPr>
           <w:rFonts w:ascii="Consolas" w:eastAsia="Times New Roman" w:hAnsi="Consolas" w:cs="Times New Roman"/>
@@ -11114,15 +12378,27 @@
           <w:lang w:eastAsia="ru-RU"/>
         </w:rPr>
       </w:pPr>
-      <w:r>
-        <w:rPr>
-          <w:rFonts w:ascii="Consolas" w:eastAsia="Times New Roman" w:hAnsi="Consolas" w:cs="Times New Roman"/>
-          <w:color w:val="FFFFFF"/>
-          <w:sz w:val="21"/>
-          <w:szCs w:val="21"/>
-          <w:lang w:eastAsia="ru-RU"/>
-        </w:rPr>
-        <w:t>plt.title(</w:t>
+      <w:proofErr w:type="spellStart"/>
+      <w:r>
+        <w:rPr>
+          <w:rFonts w:ascii="Consolas" w:eastAsia="Times New Roman" w:hAnsi="Consolas" w:cs="Times New Roman"/>
+          <w:color w:val="FFFFFF"/>
+          <w:sz w:val="21"/>
+          <w:szCs w:val="21"/>
+          <w:lang w:eastAsia="ru-RU"/>
+        </w:rPr>
+        <w:t>plt.title</w:t>
+      </w:r>
+      <w:proofErr w:type="spellEnd"/>
+      <w:r>
+        <w:rPr>
+          <w:rFonts w:ascii="Consolas" w:eastAsia="Times New Roman" w:hAnsi="Consolas" w:cs="Times New Roman"/>
+          <w:color w:val="FFFFFF"/>
+          <w:sz w:val="21"/>
+          <w:szCs w:val="21"/>
+          <w:lang w:eastAsia="ru-RU"/>
+        </w:rPr>
+        <w:t>(</w:t>
       </w:r>
       <w:r>
         <w:rPr>
@@ -11142,8 +12418,20 @@
           <w:szCs w:val="21"/>
           <w:lang w:eastAsia="ru-RU"/>
         </w:rPr>
-        <w:t>, fontsize</w:t>
-      </w:r>
+        <w:t xml:space="preserve">, </w:t>
+      </w:r>
+      <w:proofErr w:type="spellStart"/>
+      <w:r>
+        <w:rPr>
+          <w:rFonts w:ascii="Consolas" w:eastAsia="Times New Roman" w:hAnsi="Consolas" w:cs="Times New Roman"/>
+          <w:color w:val="FFFFFF"/>
+          <w:sz w:val="21"/>
+          <w:szCs w:val="21"/>
+          <w:lang w:eastAsia="ru-RU"/>
+        </w:rPr>
+        <w:t>fontsize</w:t>
+      </w:r>
+      <w:proofErr w:type="spellEnd"/>
       <w:r>
         <w:rPr>
           <w:rFonts w:ascii="Consolas" w:eastAsia="Times New Roman" w:hAnsi="Consolas" w:cs="Times New Roman"/>
@@ -11189,15 +12477,27 @@
           <w:lang w:val="en-US" w:eastAsia="ru-RU"/>
         </w:rPr>
       </w:pPr>
-      <w:r>
-        <w:rPr>
-          <w:rFonts w:ascii="Consolas" w:eastAsia="Times New Roman" w:hAnsi="Consolas" w:cs="Times New Roman"/>
-          <w:color w:val="FFFFFF"/>
-          <w:sz w:val="21"/>
-          <w:szCs w:val="21"/>
-          <w:lang w:val="en-US" w:eastAsia="ru-RU"/>
-        </w:rPr>
-        <w:t>plt.grid(True, alpha</w:t>
+      <w:proofErr w:type="spellStart"/>
+      <w:r>
+        <w:rPr>
+          <w:rFonts w:ascii="Consolas" w:eastAsia="Times New Roman" w:hAnsi="Consolas" w:cs="Times New Roman"/>
+          <w:color w:val="FFFFFF"/>
+          <w:sz w:val="21"/>
+          <w:szCs w:val="21"/>
+          <w:lang w:val="en-US" w:eastAsia="ru-RU"/>
+        </w:rPr>
+        <w:t>plt.grid</w:t>
+      </w:r>
+      <w:proofErr w:type="spellEnd"/>
+      <w:r>
+        <w:rPr>
+          <w:rFonts w:ascii="Consolas" w:eastAsia="Times New Roman" w:hAnsi="Consolas" w:cs="Times New Roman"/>
+          <w:color w:val="FFFFFF"/>
+          <w:sz w:val="21"/>
+          <w:szCs w:val="21"/>
+          <w:lang w:val="en-US" w:eastAsia="ru-RU"/>
+        </w:rPr>
+        <w:t>(True, alpha</w:t>
       </w:r>
       <w:r>
         <w:rPr>
@@ -11244,15 +12544,27 @@
           <w:lang w:val="en-US" w:eastAsia="ru-RU"/>
         </w:rPr>
       </w:pPr>
-      <w:r>
-        <w:rPr>
-          <w:rFonts w:ascii="Consolas" w:eastAsia="Times New Roman" w:hAnsi="Consolas" w:cs="Times New Roman"/>
-          <w:color w:val="FFFFFF"/>
-          <w:sz w:val="21"/>
-          <w:szCs w:val="21"/>
-          <w:lang w:val="en-US" w:eastAsia="ru-RU"/>
-        </w:rPr>
-        <w:t>plt.tight_layout()</w:t>
+      <w:proofErr w:type="spellStart"/>
+      <w:r>
+        <w:rPr>
+          <w:rFonts w:ascii="Consolas" w:eastAsia="Times New Roman" w:hAnsi="Consolas" w:cs="Times New Roman"/>
+          <w:color w:val="FFFFFF"/>
+          <w:sz w:val="21"/>
+          <w:szCs w:val="21"/>
+          <w:lang w:val="en-US" w:eastAsia="ru-RU"/>
+        </w:rPr>
+        <w:t>plt.tight_layout</w:t>
+      </w:r>
+      <w:proofErr w:type="spellEnd"/>
+      <w:r>
+        <w:rPr>
+          <w:rFonts w:ascii="Consolas" w:eastAsia="Times New Roman" w:hAnsi="Consolas" w:cs="Times New Roman"/>
+          <w:color w:val="FFFFFF"/>
+          <w:sz w:val="21"/>
+          <w:szCs w:val="21"/>
+          <w:lang w:val="en-US" w:eastAsia="ru-RU"/>
+        </w:rPr>
+        <w:t>()</w:t>
       </w:r>
     </w:p>
     <w:p>
@@ -11269,15 +12581,27 @@
           <w:lang w:val="en-US" w:eastAsia="ru-RU"/>
         </w:rPr>
       </w:pPr>
-      <w:r>
-        <w:rPr>
-          <w:rFonts w:ascii="Consolas" w:eastAsia="Times New Roman" w:hAnsi="Consolas" w:cs="Times New Roman"/>
-          <w:color w:val="FFFFFF"/>
-          <w:sz w:val="21"/>
-          <w:szCs w:val="21"/>
-          <w:lang w:val="en-US" w:eastAsia="ru-RU"/>
-        </w:rPr>
-        <w:t>plt.show()</w:t>
+      <w:proofErr w:type="spellStart"/>
+      <w:r>
+        <w:rPr>
+          <w:rFonts w:ascii="Consolas" w:eastAsia="Times New Roman" w:hAnsi="Consolas" w:cs="Times New Roman"/>
+          <w:color w:val="FFFFFF"/>
+          <w:sz w:val="21"/>
+          <w:szCs w:val="21"/>
+          <w:lang w:val="en-US" w:eastAsia="ru-RU"/>
+        </w:rPr>
+        <w:t>plt.show</w:t>
+      </w:r>
+      <w:proofErr w:type="spellEnd"/>
+      <w:r>
+        <w:rPr>
+          <w:rFonts w:ascii="Consolas" w:eastAsia="Times New Roman" w:hAnsi="Consolas" w:cs="Times New Roman"/>
+          <w:color w:val="FFFFFF"/>
+          <w:sz w:val="21"/>
+          <w:szCs w:val="21"/>
+          <w:lang w:val="en-US" w:eastAsia="ru-RU"/>
+        </w:rPr>
+        <w:t>()</w:t>
       </w:r>
     </w:p>
     <w:p>
@@ -11309,15 +12633,27 @@
           <w:lang w:val="en-US" w:eastAsia="ru-RU"/>
         </w:rPr>
       </w:pPr>
-      <w:r>
-        <w:rPr>
-          <w:rFonts w:ascii="Consolas" w:eastAsia="Times New Roman" w:hAnsi="Consolas" w:cs="Times New Roman"/>
-          <w:color w:val="FFFFFF"/>
-          <w:sz w:val="21"/>
-          <w:szCs w:val="21"/>
-          <w:lang w:val="en-US" w:eastAsia="ru-RU"/>
-        </w:rPr>
-        <w:t xml:space="preserve">t_linspace </w:t>
+      <w:proofErr w:type="spellStart"/>
+      <w:r>
+        <w:rPr>
+          <w:rFonts w:ascii="Consolas" w:eastAsia="Times New Roman" w:hAnsi="Consolas" w:cs="Times New Roman"/>
+          <w:color w:val="FFFFFF"/>
+          <w:sz w:val="21"/>
+          <w:szCs w:val="21"/>
+          <w:lang w:val="en-US" w:eastAsia="ru-RU"/>
+        </w:rPr>
+        <w:t>t_linspace</w:t>
+      </w:r>
+      <w:proofErr w:type="spellEnd"/>
+      <w:r>
+        <w:rPr>
+          <w:rFonts w:ascii="Consolas" w:eastAsia="Times New Roman" w:hAnsi="Consolas" w:cs="Times New Roman"/>
+          <w:color w:val="FFFFFF"/>
+          <w:sz w:val="21"/>
+          <w:szCs w:val="21"/>
+          <w:lang w:val="en-US" w:eastAsia="ru-RU"/>
+        </w:rPr>
+        <w:t xml:space="preserve"> </w:t>
       </w:r>
       <w:r>
         <w:rPr>
@@ -11337,7 +12673,29 @@
           <w:szCs w:val="21"/>
           <w:lang w:val="en-US" w:eastAsia="ru-RU"/>
         </w:rPr>
-        <w:t xml:space="preserve"> np.linspace(</w:t>
+        <w:t xml:space="preserve"> </w:t>
+      </w:r>
+      <w:proofErr w:type="spellStart"/>
+      <w:r>
+        <w:rPr>
+          <w:rFonts w:ascii="Consolas" w:eastAsia="Times New Roman" w:hAnsi="Consolas" w:cs="Times New Roman"/>
+          <w:color w:val="FFFFFF"/>
+          <w:sz w:val="21"/>
+          <w:szCs w:val="21"/>
+          <w:lang w:val="en-US" w:eastAsia="ru-RU"/>
+        </w:rPr>
+        <w:t>np.linspace</w:t>
+      </w:r>
+      <w:proofErr w:type="spellEnd"/>
+      <w:r>
+        <w:rPr>
+          <w:rFonts w:ascii="Consolas" w:eastAsia="Times New Roman" w:hAnsi="Consolas" w:cs="Times New Roman"/>
+          <w:color w:val="FFFFFF"/>
+          <w:sz w:val="21"/>
+          <w:szCs w:val="21"/>
+          <w:lang w:val="en-US" w:eastAsia="ru-RU"/>
+        </w:rPr>
+        <w:t>(</w:t>
       </w:r>
       <w:r>
         <w:rPr>
@@ -11457,7 +12815,29 @@
           <w:szCs w:val="21"/>
           <w:lang w:val="en-US" w:eastAsia="ru-RU"/>
         </w:rPr>
-        <w:t xml:space="preserve"> plt.subplots(</w:t>
+        <w:t xml:space="preserve"> </w:t>
+      </w:r>
+      <w:proofErr w:type="spellStart"/>
+      <w:r>
+        <w:rPr>
+          <w:rFonts w:ascii="Consolas" w:eastAsia="Times New Roman" w:hAnsi="Consolas" w:cs="Times New Roman"/>
+          <w:color w:val="FFFFFF"/>
+          <w:sz w:val="21"/>
+          <w:szCs w:val="21"/>
+          <w:lang w:val="en-US" w:eastAsia="ru-RU"/>
+        </w:rPr>
+        <w:t>plt.subplots</w:t>
+      </w:r>
+      <w:proofErr w:type="spellEnd"/>
+      <w:r>
+        <w:rPr>
+          <w:rFonts w:ascii="Consolas" w:eastAsia="Times New Roman" w:hAnsi="Consolas" w:cs="Times New Roman"/>
+          <w:color w:val="FFFFFF"/>
+          <w:sz w:val="21"/>
+          <w:szCs w:val="21"/>
+          <w:lang w:val="en-US" w:eastAsia="ru-RU"/>
+        </w:rPr>
+        <w:t>(</w:t>
       </w:r>
       <w:r>
         <w:rPr>
@@ -11497,8 +12877,20 @@
           <w:szCs w:val="21"/>
           <w:lang w:val="en-US" w:eastAsia="ru-RU"/>
         </w:rPr>
-        <w:t>, figsize</w:t>
-      </w:r>
+        <w:t xml:space="preserve">, </w:t>
+      </w:r>
+      <w:proofErr w:type="spellStart"/>
+      <w:r>
+        <w:rPr>
+          <w:rFonts w:ascii="Consolas" w:eastAsia="Times New Roman" w:hAnsi="Consolas" w:cs="Times New Roman"/>
+          <w:color w:val="FFFFFF"/>
+          <w:sz w:val="21"/>
+          <w:szCs w:val="21"/>
+          <w:lang w:val="en-US" w:eastAsia="ru-RU"/>
+        </w:rPr>
+        <w:t>figsize</w:t>
+      </w:r>
+      <w:proofErr w:type="spellEnd"/>
       <w:r>
         <w:rPr>
           <w:rFonts w:ascii="Consolas" w:eastAsia="Times New Roman" w:hAnsi="Consolas" w:cs="Times New Roman"/>
@@ -11617,7 +13009,29 @@
           <w:szCs w:val="21"/>
           <w:lang w:val="en-US" w:eastAsia="ru-RU"/>
         </w:rPr>
-        <w:t>].scatter(t_val, y_0, color</w:t>
+        <w:t>].scatter(</w:t>
+      </w:r>
+      <w:proofErr w:type="spellStart"/>
+      <w:r>
+        <w:rPr>
+          <w:rFonts w:ascii="Consolas" w:eastAsia="Times New Roman" w:hAnsi="Consolas" w:cs="Times New Roman"/>
+          <w:color w:val="FFFFFF"/>
+          <w:sz w:val="21"/>
+          <w:szCs w:val="21"/>
+          <w:lang w:val="en-US" w:eastAsia="ru-RU"/>
+        </w:rPr>
+        <w:t>t_val</w:t>
+      </w:r>
+      <w:proofErr w:type="spellEnd"/>
+      <w:r>
+        <w:rPr>
+          <w:rFonts w:ascii="Consolas" w:eastAsia="Times New Roman" w:hAnsi="Consolas" w:cs="Times New Roman"/>
+          <w:color w:val="FFFFFF"/>
+          <w:sz w:val="21"/>
+          <w:szCs w:val="21"/>
+          <w:lang w:val="en-US" w:eastAsia="ru-RU"/>
+        </w:rPr>
+        <w:t>, y_0, color</w:t>
       </w:r>
       <w:r>
         <w:rPr>
@@ -11677,8 +13091,20 @@
           <w:szCs w:val="21"/>
           <w:lang w:val="en-US" w:eastAsia="ru-RU"/>
         </w:rPr>
-        <w:t>, zorder</w:t>
-      </w:r>
+        <w:t xml:space="preserve">, </w:t>
+      </w:r>
+      <w:proofErr w:type="spellStart"/>
+      <w:r>
+        <w:rPr>
+          <w:rFonts w:ascii="Consolas" w:eastAsia="Times New Roman" w:hAnsi="Consolas" w:cs="Times New Roman"/>
+          <w:color w:val="FFFFFF"/>
+          <w:sz w:val="21"/>
+          <w:szCs w:val="21"/>
+          <w:lang w:val="en-US" w:eastAsia="ru-RU"/>
+        </w:rPr>
+        <w:t>zorder</w:t>
+      </w:r>
+      <w:proofErr w:type="spellEnd"/>
       <w:r>
         <w:rPr>
           <w:rFonts w:ascii="Consolas" w:eastAsia="Times New Roman" w:hAnsi="Consolas" w:cs="Times New Roman"/>
@@ -11752,7 +13178,29 @@
           <w:szCs w:val="21"/>
           <w:lang w:val="en-US" w:eastAsia="ru-RU"/>
         </w:rPr>
-        <w:t xml:space="preserve">].plot(t_linspace, inter_0 </w:t>
+        <w:t>].plot(</w:t>
+      </w:r>
+      <w:proofErr w:type="spellStart"/>
+      <w:r>
+        <w:rPr>
+          <w:rFonts w:ascii="Consolas" w:eastAsia="Times New Roman" w:hAnsi="Consolas" w:cs="Times New Roman"/>
+          <w:color w:val="FFFFFF"/>
+          <w:sz w:val="21"/>
+          <w:szCs w:val="21"/>
+          <w:lang w:val="en-US" w:eastAsia="ru-RU"/>
+        </w:rPr>
+        <w:t>t_linspace</w:t>
+      </w:r>
+      <w:proofErr w:type="spellEnd"/>
+      <w:r>
+        <w:rPr>
+          <w:rFonts w:ascii="Consolas" w:eastAsia="Times New Roman" w:hAnsi="Consolas" w:cs="Times New Roman"/>
+          <w:color w:val="FFFFFF"/>
+          <w:sz w:val="21"/>
+          <w:szCs w:val="21"/>
+          <w:lang w:val="en-US" w:eastAsia="ru-RU"/>
+        </w:rPr>
+        <w:t xml:space="preserve">, inter_0 </w:t>
       </w:r>
       <w:r>
         <w:rPr>
@@ -11792,7 +13240,29 @@
           <w:szCs w:val="21"/>
           <w:lang w:val="en-US" w:eastAsia="ru-RU"/>
         </w:rPr>
-        <w:t xml:space="preserve"> t_linspace, </w:t>
+        <w:t xml:space="preserve"> </w:t>
+      </w:r>
+      <w:proofErr w:type="spellStart"/>
+      <w:r>
+        <w:rPr>
+          <w:rFonts w:ascii="Consolas" w:eastAsia="Times New Roman" w:hAnsi="Consolas" w:cs="Times New Roman"/>
+          <w:color w:val="FFFFFF"/>
+          <w:sz w:val="21"/>
+          <w:szCs w:val="21"/>
+          <w:lang w:val="en-US" w:eastAsia="ru-RU"/>
+        </w:rPr>
+        <w:t>t_linspace</w:t>
+      </w:r>
+      <w:proofErr w:type="spellEnd"/>
+      <w:r>
+        <w:rPr>
+          <w:rFonts w:ascii="Consolas" w:eastAsia="Times New Roman" w:hAnsi="Consolas" w:cs="Times New Roman"/>
+          <w:color w:val="FFFFFF"/>
+          <w:sz w:val="21"/>
+          <w:szCs w:val="21"/>
+          <w:lang w:val="en-US" w:eastAsia="ru-RU"/>
+        </w:rPr>
+        <w:t xml:space="preserve">, </w:t>
       </w:r>
       <w:r>
         <w:rPr>
@@ -11967,7 +13437,29 @@
           <w:szCs w:val="21"/>
           <w:lang w:val="en-US" w:eastAsia="ru-RU"/>
         </w:rPr>
-        <w:t>].set_xlabel(</w:t>
+        <w:t>].</w:t>
+      </w:r>
+      <w:proofErr w:type="spellStart"/>
+      <w:r>
+        <w:rPr>
+          <w:rFonts w:ascii="Consolas" w:eastAsia="Times New Roman" w:hAnsi="Consolas" w:cs="Times New Roman"/>
+          <w:color w:val="FFFFFF"/>
+          <w:sz w:val="21"/>
+          <w:szCs w:val="21"/>
+          <w:lang w:val="en-US" w:eastAsia="ru-RU"/>
+        </w:rPr>
+        <w:t>set_xlabel</w:t>
+      </w:r>
+      <w:proofErr w:type="spellEnd"/>
+      <w:r>
+        <w:rPr>
+          <w:rFonts w:ascii="Consolas" w:eastAsia="Times New Roman" w:hAnsi="Consolas" w:cs="Times New Roman"/>
+          <w:color w:val="FFFFFF"/>
+          <w:sz w:val="21"/>
+          <w:szCs w:val="21"/>
+          <w:lang w:val="en-US" w:eastAsia="ru-RU"/>
+        </w:rPr>
+        <w:t>(</w:t>
       </w:r>
       <w:r>
         <w:rPr>
@@ -12027,7 +13519,29 @@
           <w:szCs w:val="21"/>
           <w:lang w:val="en-US" w:eastAsia="ru-RU"/>
         </w:rPr>
-        <w:t>].set_ylabel(</w:t>
+        <w:t>].</w:t>
+      </w:r>
+      <w:proofErr w:type="spellStart"/>
+      <w:r>
+        <w:rPr>
+          <w:rFonts w:ascii="Consolas" w:eastAsia="Times New Roman" w:hAnsi="Consolas" w:cs="Times New Roman"/>
+          <w:color w:val="FFFFFF"/>
+          <w:sz w:val="21"/>
+          <w:szCs w:val="21"/>
+          <w:lang w:val="en-US" w:eastAsia="ru-RU"/>
+        </w:rPr>
+        <w:t>set_ylabel</w:t>
+      </w:r>
+      <w:proofErr w:type="spellEnd"/>
+      <w:r>
+        <w:rPr>
+          <w:rFonts w:ascii="Consolas" w:eastAsia="Times New Roman" w:hAnsi="Consolas" w:cs="Times New Roman"/>
+          <w:color w:val="FFFFFF"/>
+          <w:sz w:val="21"/>
+          <w:szCs w:val="21"/>
+          <w:lang w:val="en-US" w:eastAsia="ru-RU"/>
+        </w:rPr>
+        <w:t>(</w:t>
       </w:r>
       <w:r>
         <w:rPr>
@@ -12037,14 +13551,36 @@
           <w:szCs w:val="21"/>
           <w:lang w:val="en-US" w:eastAsia="ru-RU"/>
         </w:rPr>
-        <w:t xml:space="preserve">'cA, </w:t>
-      </w:r>
+        <w:t>'</w:t>
+      </w:r>
+      <w:proofErr w:type="spellStart"/>
       <w:r>
         <w:rPr>
           <w:rFonts w:ascii="Consolas" w:eastAsia="Times New Roman" w:hAnsi="Consolas" w:cs="Times New Roman"/>
           <w:color w:val="99FFE4"/>
           <w:sz w:val="21"/>
           <w:szCs w:val="21"/>
+          <w:lang w:val="en-US" w:eastAsia="ru-RU"/>
+        </w:rPr>
+        <w:t>cA</w:t>
+      </w:r>
+      <w:proofErr w:type="spellEnd"/>
+      <w:r>
+        <w:rPr>
+          <w:rFonts w:ascii="Consolas" w:eastAsia="Times New Roman" w:hAnsi="Consolas" w:cs="Times New Roman"/>
+          <w:color w:val="99FFE4"/>
+          <w:sz w:val="21"/>
+          <w:szCs w:val="21"/>
+          <w:lang w:val="en-US" w:eastAsia="ru-RU"/>
+        </w:rPr>
+        <w:t xml:space="preserve">, </w:t>
+      </w:r>
+      <w:r>
+        <w:rPr>
+          <w:rFonts w:ascii="Consolas" w:eastAsia="Times New Roman" w:hAnsi="Consolas" w:cs="Times New Roman"/>
+          <w:color w:val="99FFE4"/>
+          <w:sz w:val="21"/>
+          <w:szCs w:val="21"/>
           <w:lang w:eastAsia="ru-RU"/>
         </w:rPr>
         <w:t>моль</w:t>
@@ -12107,7 +13643,29 @@
           <w:szCs w:val="21"/>
           <w:lang w:val="en-US" w:eastAsia="ru-RU"/>
         </w:rPr>
-        <w:t>].set_title(</w:t>
+        <w:t>].</w:t>
+      </w:r>
+      <w:proofErr w:type="spellStart"/>
+      <w:r>
+        <w:rPr>
+          <w:rFonts w:ascii="Consolas" w:eastAsia="Times New Roman" w:hAnsi="Consolas" w:cs="Times New Roman"/>
+          <w:color w:val="FFFFFF"/>
+          <w:sz w:val="21"/>
+          <w:szCs w:val="21"/>
+          <w:lang w:val="en-US" w:eastAsia="ru-RU"/>
+        </w:rPr>
+        <w:t>set_title</w:t>
+      </w:r>
+      <w:proofErr w:type="spellEnd"/>
+      <w:r>
+        <w:rPr>
+          <w:rFonts w:ascii="Consolas" w:eastAsia="Times New Roman" w:hAnsi="Consolas" w:cs="Times New Roman"/>
+          <w:color w:val="FFFFFF"/>
+          <w:sz w:val="21"/>
+          <w:szCs w:val="21"/>
+          <w:lang w:val="en-US" w:eastAsia="ru-RU"/>
+        </w:rPr>
+        <w:t>(</w:t>
       </w:r>
       <w:r>
         <w:rPr>
@@ -12297,7 +13855,29 @@
           <w:szCs w:val="21"/>
           <w:lang w:val="en-US" w:eastAsia="ru-RU"/>
         </w:rPr>
-        <w:t>].scatter(t_val, y_1, color</w:t>
+        <w:t>].scatter(</w:t>
+      </w:r>
+      <w:proofErr w:type="spellStart"/>
+      <w:r>
+        <w:rPr>
+          <w:rFonts w:ascii="Consolas" w:eastAsia="Times New Roman" w:hAnsi="Consolas" w:cs="Times New Roman"/>
+          <w:color w:val="FFFFFF"/>
+          <w:sz w:val="21"/>
+          <w:szCs w:val="21"/>
+          <w:lang w:val="en-US" w:eastAsia="ru-RU"/>
+        </w:rPr>
+        <w:t>t_val</w:t>
+      </w:r>
+      <w:proofErr w:type="spellEnd"/>
+      <w:r>
+        <w:rPr>
+          <w:rFonts w:ascii="Consolas" w:eastAsia="Times New Roman" w:hAnsi="Consolas" w:cs="Times New Roman"/>
+          <w:color w:val="FFFFFF"/>
+          <w:sz w:val="21"/>
+          <w:szCs w:val="21"/>
+          <w:lang w:val="en-US" w:eastAsia="ru-RU"/>
+        </w:rPr>
+        <w:t>, y_1, color</w:t>
       </w:r>
       <w:r>
         <w:rPr>
@@ -12357,8 +13937,20 @@
           <w:szCs w:val="21"/>
           <w:lang w:val="en-US" w:eastAsia="ru-RU"/>
         </w:rPr>
-        <w:t>, zorder</w:t>
-      </w:r>
+        <w:t xml:space="preserve">, </w:t>
+      </w:r>
+      <w:proofErr w:type="spellStart"/>
+      <w:r>
+        <w:rPr>
+          <w:rFonts w:ascii="Consolas" w:eastAsia="Times New Roman" w:hAnsi="Consolas" w:cs="Times New Roman"/>
+          <w:color w:val="FFFFFF"/>
+          <w:sz w:val="21"/>
+          <w:szCs w:val="21"/>
+          <w:lang w:val="en-US" w:eastAsia="ru-RU"/>
+        </w:rPr>
+        <w:t>zorder</w:t>
+      </w:r>
+      <w:proofErr w:type="spellEnd"/>
       <w:r>
         <w:rPr>
           <w:rFonts w:ascii="Consolas" w:eastAsia="Times New Roman" w:hAnsi="Consolas" w:cs="Times New Roman"/>
@@ -12432,7 +14024,29 @@
           <w:szCs w:val="21"/>
           <w:lang w:val="en-US" w:eastAsia="ru-RU"/>
         </w:rPr>
-        <w:t xml:space="preserve">].plot(t_linspace, inter_1 </w:t>
+        <w:t>].plot(</w:t>
+      </w:r>
+      <w:proofErr w:type="spellStart"/>
+      <w:r>
+        <w:rPr>
+          <w:rFonts w:ascii="Consolas" w:eastAsia="Times New Roman" w:hAnsi="Consolas" w:cs="Times New Roman"/>
+          <w:color w:val="FFFFFF"/>
+          <w:sz w:val="21"/>
+          <w:szCs w:val="21"/>
+          <w:lang w:val="en-US" w:eastAsia="ru-RU"/>
+        </w:rPr>
+        <w:t>t_linspace</w:t>
+      </w:r>
+      <w:proofErr w:type="spellEnd"/>
+      <w:r>
+        <w:rPr>
+          <w:rFonts w:ascii="Consolas" w:eastAsia="Times New Roman" w:hAnsi="Consolas" w:cs="Times New Roman"/>
+          <w:color w:val="FFFFFF"/>
+          <w:sz w:val="21"/>
+          <w:szCs w:val="21"/>
+          <w:lang w:val="en-US" w:eastAsia="ru-RU"/>
+        </w:rPr>
+        <w:t xml:space="preserve">, inter_1 </w:t>
       </w:r>
       <w:r>
         <w:rPr>
@@ -12472,7 +14086,29 @@
           <w:szCs w:val="21"/>
           <w:lang w:val="en-US" w:eastAsia="ru-RU"/>
         </w:rPr>
-        <w:t xml:space="preserve"> t_linspace, </w:t>
+        <w:t xml:space="preserve"> </w:t>
+      </w:r>
+      <w:proofErr w:type="spellStart"/>
+      <w:r>
+        <w:rPr>
+          <w:rFonts w:ascii="Consolas" w:eastAsia="Times New Roman" w:hAnsi="Consolas" w:cs="Times New Roman"/>
+          <w:color w:val="FFFFFF"/>
+          <w:sz w:val="21"/>
+          <w:szCs w:val="21"/>
+          <w:lang w:val="en-US" w:eastAsia="ru-RU"/>
+        </w:rPr>
+        <w:t>t_linspace</w:t>
+      </w:r>
+      <w:proofErr w:type="spellEnd"/>
+      <w:r>
+        <w:rPr>
+          <w:rFonts w:ascii="Consolas" w:eastAsia="Times New Roman" w:hAnsi="Consolas" w:cs="Times New Roman"/>
+          <w:color w:val="FFFFFF"/>
+          <w:sz w:val="21"/>
+          <w:szCs w:val="21"/>
+          <w:lang w:val="en-US" w:eastAsia="ru-RU"/>
+        </w:rPr>
+        <w:t xml:space="preserve">, </w:t>
       </w:r>
       <w:r>
         <w:rPr>
@@ -12647,7 +14283,29 @@
           <w:szCs w:val="21"/>
           <w:lang w:val="en-US" w:eastAsia="ru-RU"/>
         </w:rPr>
-        <w:t>].set_xlabel(</w:t>
+        <w:t>].</w:t>
+      </w:r>
+      <w:proofErr w:type="spellStart"/>
+      <w:r>
+        <w:rPr>
+          <w:rFonts w:ascii="Consolas" w:eastAsia="Times New Roman" w:hAnsi="Consolas" w:cs="Times New Roman"/>
+          <w:color w:val="FFFFFF"/>
+          <w:sz w:val="21"/>
+          <w:szCs w:val="21"/>
+          <w:lang w:val="en-US" w:eastAsia="ru-RU"/>
+        </w:rPr>
+        <w:t>set_xlabel</w:t>
+      </w:r>
+      <w:proofErr w:type="spellEnd"/>
+      <w:r>
+        <w:rPr>
+          <w:rFonts w:ascii="Consolas" w:eastAsia="Times New Roman" w:hAnsi="Consolas" w:cs="Times New Roman"/>
+          <w:color w:val="FFFFFF"/>
+          <w:sz w:val="21"/>
+          <w:szCs w:val="21"/>
+          <w:lang w:val="en-US" w:eastAsia="ru-RU"/>
+        </w:rPr>
+        <w:t>(</w:t>
       </w:r>
       <w:r>
         <w:rPr>
@@ -12707,7 +14365,29 @@
           <w:szCs w:val="21"/>
           <w:lang w:val="en-US" w:eastAsia="ru-RU"/>
         </w:rPr>
-        <w:t>].set_ylabel(</w:t>
+        <w:t>].</w:t>
+      </w:r>
+      <w:proofErr w:type="spellStart"/>
+      <w:r>
+        <w:rPr>
+          <w:rFonts w:ascii="Consolas" w:eastAsia="Times New Roman" w:hAnsi="Consolas" w:cs="Times New Roman"/>
+          <w:color w:val="FFFFFF"/>
+          <w:sz w:val="21"/>
+          <w:szCs w:val="21"/>
+          <w:lang w:val="en-US" w:eastAsia="ru-RU"/>
+        </w:rPr>
+        <w:t>set_ylabel</w:t>
+      </w:r>
+      <w:proofErr w:type="spellEnd"/>
+      <w:r>
+        <w:rPr>
+          <w:rFonts w:ascii="Consolas" w:eastAsia="Times New Roman" w:hAnsi="Consolas" w:cs="Times New Roman"/>
+          <w:color w:val="FFFFFF"/>
+          <w:sz w:val="21"/>
+          <w:szCs w:val="21"/>
+          <w:lang w:val="en-US" w:eastAsia="ru-RU"/>
+        </w:rPr>
+        <w:t>(</w:t>
       </w:r>
       <w:r>
         <w:rPr>
@@ -12717,7 +14397,29 @@
           <w:szCs w:val="21"/>
           <w:lang w:val="en-US" w:eastAsia="ru-RU"/>
         </w:rPr>
-        <w:t>'ln(cA)'</w:t>
+        <w:t>'ln(</w:t>
+      </w:r>
+      <w:proofErr w:type="spellStart"/>
+      <w:r>
+        <w:rPr>
+          <w:rFonts w:ascii="Consolas" w:eastAsia="Times New Roman" w:hAnsi="Consolas" w:cs="Times New Roman"/>
+          <w:color w:val="99FFE4"/>
+          <w:sz w:val="21"/>
+          <w:szCs w:val="21"/>
+          <w:lang w:val="en-US" w:eastAsia="ru-RU"/>
+        </w:rPr>
+        <w:t>cA</w:t>
+      </w:r>
+      <w:proofErr w:type="spellEnd"/>
+      <w:r>
+        <w:rPr>
+          <w:rFonts w:ascii="Consolas" w:eastAsia="Times New Roman" w:hAnsi="Consolas" w:cs="Times New Roman"/>
+          <w:color w:val="99FFE4"/>
+          <w:sz w:val="21"/>
+          <w:szCs w:val="21"/>
+          <w:lang w:val="en-US" w:eastAsia="ru-RU"/>
+        </w:rPr>
+        <w:t>)'</w:t>
       </w:r>
       <w:r>
         <w:rPr>
@@ -12747,7 +14449,29 @@
           <w:szCs w:val="21"/>
           <w:lang w:val="en-US" w:eastAsia="ru-RU"/>
         </w:rPr>
-        <w:t>].set_title(</w:t>
+        <w:t>].</w:t>
+      </w:r>
+      <w:proofErr w:type="spellStart"/>
+      <w:r>
+        <w:rPr>
+          <w:rFonts w:ascii="Consolas" w:eastAsia="Times New Roman" w:hAnsi="Consolas" w:cs="Times New Roman"/>
+          <w:color w:val="FFFFFF"/>
+          <w:sz w:val="21"/>
+          <w:szCs w:val="21"/>
+          <w:lang w:val="en-US" w:eastAsia="ru-RU"/>
+        </w:rPr>
+        <w:t>set_title</w:t>
+      </w:r>
+      <w:proofErr w:type="spellEnd"/>
+      <w:r>
+        <w:rPr>
+          <w:rFonts w:ascii="Consolas" w:eastAsia="Times New Roman" w:hAnsi="Consolas" w:cs="Times New Roman"/>
+          <w:color w:val="FFFFFF"/>
+          <w:sz w:val="21"/>
+          <w:szCs w:val="21"/>
+          <w:lang w:val="en-US" w:eastAsia="ru-RU"/>
+        </w:rPr>
+        <w:t>(</w:t>
       </w:r>
       <w:r>
         <w:rPr>
@@ -12937,7 +14661,29 @@
           <w:szCs w:val="21"/>
           <w:lang w:val="en-US" w:eastAsia="ru-RU"/>
         </w:rPr>
-        <w:t>].scatter(t_val, y_2, color</w:t>
+        <w:t>].scatter(</w:t>
+      </w:r>
+      <w:proofErr w:type="spellStart"/>
+      <w:r>
+        <w:rPr>
+          <w:rFonts w:ascii="Consolas" w:eastAsia="Times New Roman" w:hAnsi="Consolas" w:cs="Times New Roman"/>
+          <w:color w:val="FFFFFF"/>
+          <w:sz w:val="21"/>
+          <w:szCs w:val="21"/>
+          <w:lang w:val="en-US" w:eastAsia="ru-RU"/>
+        </w:rPr>
+        <w:t>t_val</w:t>
+      </w:r>
+      <w:proofErr w:type="spellEnd"/>
+      <w:r>
+        <w:rPr>
+          <w:rFonts w:ascii="Consolas" w:eastAsia="Times New Roman" w:hAnsi="Consolas" w:cs="Times New Roman"/>
+          <w:color w:val="FFFFFF"/>
+          <w:sz w:val="21"/>
+          <w:szCs w:val="21"/>
+          <w:lang w:val="en-US" w:eastAsia="ru-RU"/>
+        </w:rPr>
+        <w:t>, y_2, color</w:t>
       </w:r>
       <w:r>
         <w:rPr>
@@ -12997,8 +14743,20 @@
           <w:szCs w:val="21"/>
           <w:lang w:val="en-US" w:eastAsia="ru-RU"/>
         </w:rPr>
-        <w:t>, zorder</w:t>
-      </w:r>
+        <w:t xml:space="preserve">, </w:t>
+      </w:r>
+      <w:proofErr w:type="spellStart"/>
+      <w:r>
+        <w:rPr>
+          <w:rFonts w:ascii="Consolas" w:eastAsia="Times New Roman" w:hAnsi="Consolas" w:cs="Times New Roman"/>
+          <w:color w:val="FFFFFF"/>
+          <w:sz w:val="21"/>
+          <w:szCs w:val="21"/>
+          <w:lang w:val="en-US" w:eastAsia="ru-RU"/>
+        </w:rPr>
+        <w:t>zorder</w:t>
+      </w:r>
+      <w:proofErr w:type="spellEnd"/>
       <w:r>
         <w:rPr>
           <w:rFonts w:ascii="Consolas" w:eastAsia="Times New Roman" w:hAnsi="Consolas" w:cs="Times New Roman"/>
@@ -13072,7 +14830,29 @@
           <w:szCs w:val="21"/>
           <w:lang w:val="en-US" w:eastAsia="ru-RU"/>
         </w:rPr>
-        <w:t xml:space="preserve">].plot(t_linspace, inter_2 </w:t>
+        <w:t>].plot(</w:t>
+      </w:r>
+      <w:proofErr w:type="spellStart"/>
+      <w:r>
+        <w:rPr>
+          <w:rFonts w:ascii="Consolas" w:eastAsia="Times New Roman" w:hAnsi="Consolas" w:cs="Times New Roman"/>
+          <w:color w:val="FFFFFF"/>
+          <w:sz w:val="21"/>
+          <w:szCs w:val="21"/>
+          <w:lang w:val="en-US" w:eastAsia="ru-RU"/>
+        </w:rPr>
+        <w:t>t_linspace</w:t>
+      </w:r>
+      <w:proofErr w:type="spellEnd"/>
+      <w:r>
+        <w:rPr>
+          <w:rFonts w:ascii="Consolas" w:eastAsia="Times New Roman" w:hAnsi="Consolas" w:cs="Times New Roman"/>
+          <w:color w:val="FFFFFF"/>
+          <w:sz w:val="21"/>
+          <w:szCs w:val="21"/>
+          <w:lang w:val="en-US" w:eastAsia="ru-RU"/>
+        </w:rPr>
+        <w:t xml:space="preserve">, inter_2 </w:t>
       </w:r>
       <w:r>
         <w:rPr>
@@ -13112,7 +14892,29 @@
           <w:szCs w:val="21"/>
           <w:lang w:val="en-US" w:eastAsia="ru-RU"/>
         </w:rPr>
-        <w:t xml:space="preserve"> t_linspace, </w:t>
+        <w:t xml:space="preserve"> </w:t>
+      </w:r>
+      <w:proofErr w:type="spellStart"/>
+      <w:r>
+        <w:rPr>
+          <w:rFonts w:ascii="Consolas" w:eastAsia="Times New Roman" w:hAnsi="Consolas" w:cs="Times New Roman"/>
+          <w:color w:val="FFFFFF"/>
+          <w:sz w:val="21"/>
+          <w:szCs w:val="21"/>
+          <w:lang w:val="en-US" w:eastAsia="ru-RU"/>
+        </w:rPr>
+        <w:t>t_linspace</w:t>
+      </w:r>
+      <w:proofErr w:type="spellEnd"/>
+      <w:r>
+        <w:rPr>
+          <w:rFonts w:ascii="Consolas" w:eastAsia="Times New Roman" w:hAnsi="Consolas" w:cs="Times New Roman"/>
+          <w:color w:val="FFFFFF"/>
+          <w:sz w:val="21"/>
+          <w:szCs w:val="21"/>
+          <w:lang w:val="en-US" w:eastAsia="ru-RU"/>
+        </w:rPr>
+        <w:t xml:space="preserve">, </w:t>
       </w:r>
       <w:r>
         <w:rPr>
@@ -13287,7 +15089,29 @@
           <w:szCs w:val="21"/>
           <w:lang w:val="en-US" w:eastAsia="ru-RU"/>
         </w:rPr>
-        <w:t>].set_xlabel(</w:t>
+        <w:t>].</w:t>
+      </w:r>
+      <w:proofErr w:type="spellStart"/>
+      <w:r>
+        <w:rPr>
+          <w:rFonts w:ascii="Consolas" w:eastAsia="Times New Roman" w:hAnsi="Consolas" w:cs="Times New Roman"/>
+          <w:color w:val="FFFFFF"/>
+          <w:sz w:val="21"/>
+          <w:szCs w:val="21"/>
+          <w:lang w:val="en-US" w:eastAsia="ru-RU"/>
+        </w:rPr>
+        <w:t>set_xlabel</w:t>
+      </w:r>
+      <w:proofErr w:type="spellEnd"/>
+      <w:r>
+        <w:rPr>
+          <w:rFonts w:ascii="Consolas" w:eastAsia="Times New Roman" w:hAnsi="Consolas" w:cs="Times New Roman"/>
+          <w:color w:val="FFFFFF"/>
+          <w:sz w:val="21"/>
+          <w:szCs w:val="21"/>
+          <w:lang w:val="en-US" w:eastAsia="ru-RU"/>
+        </w:rPr>
+        <w:t>(</w:t>
       </w:r>
       <w:r>
         <w:rPr>
@@ -13347,7 +15171,29 @@
           <w:szCs w:val="21"/>
           <w:lang w:val="en-US" w:eastAsia="ru-RU"/>
         </w:rPr>
-        <w:t>].set_ylabel(</w:t>
+        <w:t>].</w:t>
+      </w:r>
+      <w:proofErr w:type="spellStart"/>
+      <w:r>
+        <w:rPr>
+          <w:rFonts w:ascii="Consolas" w:eastAsia="Times New Roman" w:hAnsi="Consolas" w:cs="Times New Roman"/>
+          <w:color w:val="FFFFFF"/>
+          <w:sz w:val="21"/>
+          <w:szCs w:val="21"/>
+          <w:lang w:val="en-US" w:eastAsia="ru-RU"/>
+        </w:rPr>
+        <w:t>set_ylabel</w:t>
+      </w:r>
+      <w:proofErr w:type="spellEnd"/>
+      <w:r>
+        <w:rPr>
+          <w:rFonts w:ascii="Consolas" w:eastAsia="Times New Roman" w:hAnsi="Consolas" w:cs="Times New Roman"/>
+          <w:color w:val="FFFFFF"/>
+          <w:sz w:val="21"/>
+          <w:szCs w:val="21"/>
+          <w:lang w:val="en-US" w:eastAsia="ru-RU"/>
+        </w:rPr>
+        <w:t>(</w:t>
       </w:r>
       <w:r>
         <w:rPr>
@@ -13357,7 +15203,29 @@
           <w:szCs w:val="21"/>
           <w:lang w:val="en-US" w:eastAsia="ru-RU"/>
         </w:rPr>
-        <w:t>'1/cA'</w:t>
+        <w:t>'1/</w:t>
+      </w:r>
+      <w:proofErr w:type="spellStart"/>
+      <w:r>
+        <w:rPr>
+          <w:rFonts w:ascii="Consolas" w:eastAsia="Times New Roman" w:hAnsi="Consolas" w:cs="Times New Roman"/>
+          <w:color w:val="99FFE4"/>
+          <w:sz w:val="21"/>
+          <w:szCs w:val="21"/>
+          <w:lang w:val="en-US" w:eastAsia="ru-RU"/>
+        </w:rPr>
+        <w:t>cA</w:t>
+      </w:r>
+      <w:proofErr w:type="spellEnd"/>
+      <w:r>
+        <w:rPr>
+          <w:rFonts w:ascii="Consolas" w:eastAsia="Times New Roman" w:hAnsi="Consolas" w:cs="Times New Roman"/>
+          <w:color w:val="99FFE4"/>
+          <w:sz w:val="21"/>
+          <w:szCs w:val="21"/>
+          <w:lang w:val="en-US" w:eastAsia="ru-RU"/>
+        </w:rPr>
+        <w:t>'</w:t>
       </w:r>
       <w:r>
         <w:rPr>
@@ -13387,7 +15255,29 @@
           <w:szCs w:val="21"/>
           <w:lang w:val="en-US" w:eastAsia="ru-RU"/>
         </w:rPr>
-        <w:t>].set_title(</w:t>
+        <w:t>].</w:t>
+      </w:r>
+      <w:proofErr w:type="spellStart"/>
+      <w:r>
+        <w:rPr>
+          <w:rFonts w:ascii="Consolas" w:eastAsia="Times New Roman" w:hAnsi="Consolas" w:cs="Times New Roman"/>
+          <w:color w:val="FFFFFF"/>
+          <w:sz w:val="21"/>
+          <w:szCs w:val="21"/>
+          <w:lang w:val="en-US" w:eastAsia="ru-RU"/>
+        </w:rPr>
+        <w:t>set_title</w:t>
+      </w:r>
+      <w:proofErr w:type="spellEnd"/>
+      <w:r>
+        <w:rPr>
+          <w:rFonts w:ascii="Consolas" w:eastAsia="Times New Roman" w:hAnsi="Consolas" w:cs="Times New Roman"/>
+          <w:color w:val="FFFFFF"/>
+          <w:sz w:val="21"/>
+          <w:szCs w:val="21"/>
+          <w:lang w:val="en-US" w:eastAsia="ru-RU"/>
+        </w:rPr>
+        <w:t>(</w:t>
       </w:r>
       <w:r>
         <w:rPr>
@@ -13549,16 +15439,40 @@
           <w:lang w:val="en-US" w:eastAsia="ru-RU"/>
         </w:rPr>
       </w:pPr>
-      <w:r>
-        <w:rPr>
-          <w:rFonts w:ascii="Consolas" w:eastAsia="Times New Roman" w:hAnsi="Consolas" w:cs="Times New Roman"/>
-          <w:color w:val="FFFFFF"/>
-          <w:sz w:val="21"/>
-          <w:szCs w:val="21"/>
-          <w:lang w:val="en-US" w:eastAsia="ru-RU"/>
-        </w:rPr>
-        <w:t>plt.tight_layout(rect</w:t>
-      </w:r>
+      <w:proofErr w:type="spellStart"/>
+      <w:r>
+        <w:rPr>
+          <w:rFonts w:ascii="Consolas" w:eastAsia="Times New Roman" w:hAnsi="Consolas" w:cs="Times New Roman"/>
+          <w:color w:val="FFFFFF"/>
+          <w:sz w:val="21"/>
+          <w:szCs w:val="21"/>
+          <w:lang w:val="en-US" w:eastAsia="ru-RU"/>
+        </w:rPr>
+        <w:t>plt.tight_layout</w:t>
+      </w:r>
+      <w:proofErr w:type="spellEnd"/>
+      <w:r>
+        <w:rPr>
+          <w:rFonts w:ascii="Consolas" w:eastAsia="Times New Roman" w:hAnsi="Consolas" w:cs="Times New Roman"/>
+          <w:color w:val="FFFFFF"/>
+          <w:sz w:val="21"/>
+          <w:szCs w:val="21"/>
+          <w:lang w:val="en-US" w:eastAsia="ru-RU"/>
+        </w:rPr>
+        <w:t>(</w:t>
+      </w:r>
+      <w:proofErr w:type="spellStart"/>
+      <w:r>
+        <w:rPr>
+          <w:rFonts w:ascii="Consolas" w:eastAsia="Times New Roman" w:hAnsi="Consolas" w:cs="Times New Roman"/>
+          <w:color w:val="FFFFFF"/>
+          <w:sz w:val="21"/>
+          <w:szCs w:val="21"/>
+          <w:lang w:val="en-US" w:eastAsia="ru-RU"/>
+        </w:rPr>
+        <w:t>rect</w:t>
+      </w:r>
+      <w:proofErr w:type="spellEnd"/>
       <w:r>
         <w:rPr>
           <w:rFonts w:ascii="Consolas" w:eastAsia="Times New Roman" w:hAnsi="Consolas" w:cs="Times New Roman"/>
@@ -13674,15 +15588,27 @@
           <w:lang w:val="en-US" w:eastAsia="ru-RU"/>
         </w:rPr>
       </w:pPr>
-      <w:r>
-        <w:rPr>
-          <w:rFonts w:ascii="Consolas" w:eastAsia="Times New Roman" w:hAnsi="Consolas" w:cs="Times New Roman"/>
-          <w:color w:val="FFFFFF"/>
-          <w:sz w:val="21"/>
-          <w:szCs w:val="21"/>
-          <w:lang w:val="en-US" w:eastAsia="ru-RU"/>
-        </w:rPr>
-        <w:t>plt.suptitle(</w:t>
+      <w:proofErr w:type="spellStart"/>
+      <w:r>
+        <w:rPr>
+          <w:rFonts w:ascii="Consolas" w:eastAsia="Times New Roman" w:hAnsi="Consolas" w:cs="Times New Roman"/>
+          <w:color w:val="FFFFFF"/>
+          <w:sz w:val="21"/>
+          <w:szCs w:val="21"/>
+          <w:lang w:val="en-US" w:eastAsia="ru-RU"/>
+        </w:rPr>
+        <w:t>plt.suptitle</w:t>
+      </w:r>
+      <w:proofErr w:type="spellEnd"/>
+      <w:r>
+        <w:rPr>
+          <w:rFonts w:ascii="Consolas" w:eastAsia="Times New Roman" w:hAnsi="Consolas" w:cs="Times New Roman"/>
+          <w:color w:val="FFFFFF"/>
+          <w:sz w:val="21"/>
+          <w:szCs w:val="21"/>
+          <w:lang w:val="en-US" w:eastAsia="ru-RU"/>
+        </w:rPr>
+        <w:t>(</w:t>
       </w:r>
       <w:r>
         <w:rPr>
@@ -13802,8 +15728,20 @@
           <w:szCs w:val="21"/>
           <w:lang w:val="en-US" w:eastAsia="ru-RU"/>
         </w:rPr>
-        <w:t>, fontsize</w:t>
-      </w:r>
+        <w:t xml:space="preserve">, </w:t>
+      </w:r>
+      <w:proofErr w:type="spellStart"/>
+      <w:r>
+        <w:rPr>
+          <w:rFonts w:ascii="Consolas" w:eastAsia="Times New Roman" w:hAnsi="Consolas" w:cs="Times New Roman"/>
+          <w:color w:val="FFFFFF"/>
+          <w:sz w:val="21"/>
+          <w:szCs w:val="21"/>
+          <w:lang w:val="en-US" w:eastAsia="ru-RU"/>
+        </w:rPr>
+        <w:t>fontsize</w:t>
+      </w:r>
+      <w:proofErr w:type="spellEnd"/>
       <w:r>
         <w:rPr>
           <w:rFonts w:ascii="Consolas" w:eastAsia="Times New Roman" w:hAnsi="Consolas" w:cs="Times New Roman"/>
@@ -13849,15 +15787,27 @@
           <w:lang w:val="en-US" w:eastAsia="ru-RU"/>
         </w:rPr>
       </w:pPr>
-      <w:r>
-        <w:rPr>
-          <w:rFonts w:ascii="Consolas" w:eastAsia="Times New Roman" w:hAnsi="Consolas" w:cs="Times New Roman"/>
-          <w:color w:val="FFFFFF"/>
-          <w:sz w:val="21"/>
-          <w:szCs w:val="21"/>
-          <w:lang w:val="en-US" w:eastAsia="ru-RU"/>
-        </w:rPr>
-        <w:t>plt.show()</w:t>
+      <w:proofErr w:type="spellStart"/>
+      <w:r>
+        <w:rPr>
+          <w:rFonts w:ascii="Consolas" w:eastAsia="Times New Roman" w:hAnsi="Consolas" w:cs="Times New Roman"/>
+          <w:color w:val="FFFFFF"/>
+          <w:sz w:val="21"/>
+          <w:szCs w:val="21"/>
+          <w:lang w:val="en-US" w:eastAsia="ru-RU"/>
+        </w:rPr>
+        <w:t>plt.show</w:t>
+      </w:r>
+      <w:proofErr w:type="spellEnd"/>
+      <w:r>
+        <w:rPr>
+          <w:rFonts w:ascii="Consolas" w:eastAsia="Times New Roman" w:hAnsi="Consolas" w:cs="Times New Roman"/>
+          <w:color w:val="FFFFFF"/>
+          <w:sz w:val="21"/>
+          <w:szCs w:val="21"/>
+          <w:lang w:val="en-US" w:eastAsia="ru-RU"/>
+        </w:rPr>
+        <w:t>()</w:t>
       </w:r>
     </w:p>
     <w:p>
@@ -13889,15 +15839,27 @@
           <w:lang w:val="en-US" w:eastAsia="ru-RU"/>
         </w:rPr>
       </w:pPr>
-      <w:r>
-        <w:rPr>
-          <w:rFonts w:ascii="Consolas" w:eastAsia="Times New Roman" w:hAnsi="Consolas" w:cs="Times New Roman"/>
-          <w:color w:val="FFFFFF"/>
-          <w:sz w:val="21"/>
-          <w:szCs w:val="21"/>
-          <w:lang w:val="en-US" w:eastAsia="ru-RU"/>
-        </w:rPr>
-        <w:t xml:space="preserve">cA_start </w:t>
+      <w:proofErr w:type="spellStart"/>
+      <w:r>
+        <w:rPr>
+          <w:rFonts w:ascii="Consolas" w:eastAsia="Times New Roman" w:hAnsi="Consolas" w:cs="Times New Roman"/>
+          <w:color w:val="FFFFFF"/>
+          <w:sz w:val="21"/>
+          <w:szCs w:val="21"/>
+          <w:lang w:val="en-US" w:eastAsia="ru-RU"/>
+        </w:rPr>
+        <w:t>cA_start</w:t>
+      </w:r>
+      <w:proofErr w:type="spellEnd"/>
+      <w:r>
+        <w:rPr>
+          <w:rFonts w:ascii="Consolas" w:eastAsia="Times New Roman" w:hAnsi="Consolas" w:cs="Times New Roman"/>
+          <w:color w:val="FFFFFF"/>
+          <w:sz w:val="21"/>
+          <w:szCs w:val="21"/>
+          <w:lang w:val="en-US" w:eastAsia="ru-RU"/>
+        </w:rPr>
+        <w:t xml:space="preserve"> </w:t>
       </w:r>
       <w:r>
         <w:rPr>
@@ -13917,7 +15879,29 @@
           <w:szCs w:val="21"/>
           <w:lang w:val="en-US" w:eastAsia="ru-RU"/>
         </w:rPr>
-        <w:t xml:space="preserve"> cA_val[</w:t>
+        <w:t xml:space="preserve"> </w:t>
+      </w:r>
+      <w:proofErr w:type="spellStart"/>
+      <w:r>
+        <w:rPr>
+          <w:rFonts w:ascii="Consolas" w:eastAsia="Times New Roman" w:hAnsi="Consolas" w:cs="Times New Roman"/>
+          <w:color w:val="FFFFFF"/>
+          <w:sz w:val="21"/>
+          <w:szCs w:val="21"/>
+          <w:lang w:val="en-US" w:eastAsia="ru-RU"/>
+        </w:rPr>
+        <w:t>cA_val</w:t>
+      </w:r>
+      <w:proofErr w:type="spellEnd"/>
+      <w:r>
+        <w:rPr>
+          <w:rFonts w:ascii="Consolas" w:eastAsia="Times New Roman" w:hAnsi="Consolas" w:cs="Times New Roman"/>
+          <w:color w:val="FFFFFF"/>
+          <w:sz w:val="21"/>
+          <w:szCs w:val="21"/>
+          <w:lang w:val="en-US" w:eastAsia="ru-RU"/>
+        </w:rPr>
+        <w:t>[</w:t>
       </w:r>
       <w:r>
         <w:rPr>
@@ -14052,7 +16036,29 @@
           <w:szCs w:val="21"/>
           <w:lang w:val="en-US" w:eastAsia="ru-RU"/>
         </w:rPr>
-        <w:t xml:space="preserve"> best_idx </w:t>
+        <w:t xml:space="preserve"> </w:t>
+      </w:r>
+      <w:proofErr w:type="spellStart"/>
+      <w:r>
+        <w:rPr>
+          <w:rFonts w:ascii="Consolas" w:eastAsia="Times New Roman" w:hAnsi="Consolas" w:cs="Times New Roman"/>
+          <w:color w:val="FFFFFF"/>
+          <w:sz w:val="21"/>
+          <w:szCs w:val="21"/>
+          <w:lang w:val="en-US" w:eastAsia="ru-RU"/>
+        </w:rPr>
+        <w:t>best_idx</w:t>
+      </w:r>
+      <w:proofErr w:type="spellEnd"/>
+      <w:r>
+        <w:rPr>
+          <w:rFonts w:ascii="Consolas" w:eastAsia="Times New Roman" w:hAnsi="Consolas" w:cs="Times New Roman"/>
+          <w:color w:val="FFFFFF"/>
+          <w:sz w:val="21"/>
+          <w:szCs w:val="21"/>
+          <w:lang w:val="en-US" w:eastAsia="ru-RU"/>
+        </w:rPr>
+        <w:t xml:space="preserve"> </w:t>
       </w:r>
       <w:r>
         <w:rPr>
@@ -14117,7 +16123,29 @@
           <w:szCs w:val="21"/>
           <w:lang w:val="en-US" w:eastAsia="ru-RU"/>
         </w:rPr>
-        <w:t xml:space="preserve">    k_res </w:t>
+        <w:t xml:space="preserve">    </w:t>
+      </w:r>
+      <w:proofErr w:type="spellStart"/>
+      <w:r>
+        <w:rPr>
+          <w:rFonts w:ascii="Consolas" w:eastAsia="Times New Roman" w:hAnsi="Consolas" w:cs="Times New Roman"/>
+          <w:color w:val="FFFFFF"/>
+          <w:sz w:val="21"/>
+          <w:szCs w:val="21"/>
+          <w:lang w:val="en-US" w:eastAsia="ru-RU"/>
+        </w:rPr>
+        <w:t>k_res</w:t>
+      </w:r>
+      <w:proofErr w:type="spellEnd"/>
+      <w:r>
+        <w:rPr>
+          <w:rFonts w:ascii="Consolas" w:eastAsia="Times New Roman" w:hAnsi="Consolas" w:cs="Times New Roman"/>
+          <w:color w:val="FFFFFF"/>
+          <w:sz w:val="21"/>
+          <w:szCs w:val="21"/>
+          <w:lang w:val="en-US" w:eastAsia="ru-RU"/>
+        </w:rPr>
+        <w:t xml:space="preserve"> </w:t>
       </w:r>
       <w:r>
         <w:rPr>
@@ -14182,7 +16210,29 @@
           <w:szCs w:val="21"/>
           <w:lang w:val="en-US" w:eastAsia="ru-RU"/>
         </w:rPr>
-        <w:t xml:space="preserve">    tau_half </w:t>
+        <w:t xml:space="preserve">    </w:t>
+      </w:r>
+      <w:proofErr w:type="spellStart"/>
+      <w:r>
+        <w:rPr>
+          <w:rFonts w:ascii="Consolas" w:eastAsia="Times New Roman" w:hAnsi="Consolas" w:cs="Times New Roman"/>
+          <w:color w:val="FFFFFF"/>
+          <w:sz w:val="21"/>
+          <w:szCs w:val="21"/>
+          <w:lang w:val="en-US" w:eastAsia="ru-RU"/>
+        </w:rPr>
+        <w:t>tau_half</w:t>
+      </w:r>
+      <w:proofErr w:type="spellEnd"/>
+      <w:r>
+        <w:rPr>
+          <w:rFonts w:ascii="Consolas" w:eastAsia="Times New Roman" w:hAnsi="Consolas" w:cs="Times New Roman"/>
+          <w:color w:val="FFFFFF"/>
+          <w:sz w:val="21"/>
+          <w:szCs w:val="21"/>
+          <w:lang w:val="en-US" w:eastAsia="ru-RU"/>
+        </w:rPr>
+        <w:t xml:space="preserve"> </w:t>
       </w:r>
       <w:r>
         <w:rPr>
@@ -14202,7 +16252,29 @@
           <w:szCs w:val="21"/>
           <w:lang w:val="en-US" w:eastAsia="ru-RU"/>
         </w:rPr>
-        <w:t xml:space="preserve"> cA_start </w:t>
+        <w:t xml:space="preserve"> </w:t>
+      </w:r>
+      <w:proofErr w:type="spellStart"/>
+      <w:r>
+        <w:rPr>
+          <w:rFonts w:ascii="Consolas" w:eastAsia="Times New Roman" w:hAnsi="Consolas" w:cs="Times New Roman"/>
+          <w:color w:val="FFFFFF"/>
+          <w:sz w:val="21"/>
+          <w:szCs w:val="21"/>
+          <w:lang w:val="en-US" w:eastAsia="ru-RU"/>
+        </w:rPr>
+        <w:t>cA_start</w:t>
+      </w:r>
+      <w:proofErr w:type="spellEnd"/>
+      <w:r>
+        <w:rPr>
+          <w:rFonts w:ascii="Consolas" w:eastAsia="Times New Roman" w:hAnsi="Consolas" w:cs="Times New Roman"/>
+          <w:color w:val="FFFFFF"/>
+          <w:sz w:val="21"/>
+          <w:szCs w:val="21"/>
+          <w:lang w:val="en-US" w:eastAsia="ru-RU"/>
+        </w:rPr>
+        <w:t xml:space="preserve"> </w:t>
       </w:r>
       <w:r>
         <w:rPr>
@@ -14262,7 +16334,29 @@
           <w:szCs w:val="21"/>
           <w:lang w:val="en-US" w:eastAsia="ru-RU"/>
         </w:rPr>
-        <w:t xml:space="preserve"> k_res)</w:t>
+        <w:t xml:space="preserve"> </w:t>
+      </w:r>
+      <w:proofErr w:type="spellStart"/>
+      <w:r>
+        <w:rPr>
+          <w:rFonts w:ascii="Consolas" w:eastAsia="Times New Roman" w:hAnsi="Consolas" w:cs="Times New Roman"/>
+          <w:color w:val="FFFFFF"/>
+          <w:sz w:val="21"/>
+          <w:szCs w:val="21"/>
+          <w:lang w:val="en-US" w:eastAsia="ru-RU"/>
+        </w:rPr>
+        <w:t>k_res</w:t>
+      </w:r>
+      <w:proofErr w:type="spellEnd"/>
+      <w:r>
+        <w:rPr>
+          <w:rFonts w:ascii="Consolas" w:eastAsia="Times New Roman" w:hAnsi="Consolas" w:cs="Times New Roman"/>
+          <w:color w:val="FFFFFF"/>
+          <w:sz w:val="21"/>
+          <w:szCs w:val="21"/>
+          <w:lang w:val="en-US" w:eastAsia="ru-RU"/>
+        </w:rPr>
+        <w:t>)</w:t>
       </w:r>
     </w:p>
     <w:p>
@@ -14307,7 +16401,29 @@
           <w:szCs w:val="21"/>
           <w:lang w:val="en-US" w:eastAsia="ru-RU"/>
         </w:rPr>
-        <w:t xml:space="preserve"> cA_start </w:t>
+        <w:t xml:space="preserve"> </w:t>
+      </w:r>
+      <w:proofErr w:type="spellStart"/>
+      <w:r>
+        <w:rPr>
+          <w:rFonts w:ascii="Consolas" w:eastAsia="Times New Roman" w:hAnsi="Consolas" w:cs="Times New Roman"/>
+          <w:color w:val="FFFFFF"/>
+          <w:sz w:val="21"/>
+          <w:szCs w:val="21"/>
+          <w:lang w:val="en-US" w:eastAsia="ru-RU"/>
+        </w:rPr>
+        <w:t>cA_start</w:t>
+      </w:r>
+      <w:proofErr w:type="spellEnd"/>
+      <w:r>
+        <w:rPr>
+          <w:rFonts w:ascii="Consolas" w:eastAsia="Times New Roman" w:hAnsi="Consolas" w:cs="Times New Roman"/>
+          <w:color w:val="FFFFFF"/>
+          <w:sz w:val="21"/>
+          <w:szCs w:val="21"/>
+          <w:lang w:val="en-US" w:eastAsia="ru-RU"/>
+        </w:rPr>
+        <w:t xml:space="preserve"> </w:t>
       </w:r>
       <w:r>
         <w:rPr>
@@ -14327,7 +16443,29 @@
           <w:szCs w:val="21"/>
           <w:lang w:val="en-US" w:eastAsia="ru-RU"/>
         </w:rPr>
-        <w:t xml:space="preserve"> k_res </w:t>
+        <w:t xml:space="preserve"> </w:t>
+      </w:r>
+      <w:proofErr w:type="spellStart"/>
+      <w:r>
+        <w:rPr>
+          <w:rFonts w:ascii="Consolas" w:eastAsia="Times New Roman" w:hAnsi="Consolas" w:cs="Times New Roman"/>
+          <w:color w:val="FFFFFF"/>
+          <w:sz w:val="21"/>
+          <w:szCs w:val="21"/>
+          <w:lang w:val="en-US" w:eastAsia="ru-RU"/>
+        </w:rPr>
+        <w:t>k_res</w:t>
+      </w:r>
+      <w:proofErr w:type="spellEnd"/>
+      <w:r>
+        <w:rPr>
+          <w:rFonts w:ascii="Consolas" w:eastAsia="Times New Roman" w:hAnsi="Consolas" w:cs="Times New Roman"/>
+          <w:color w:val="FFFFFF"/>
+          <w:sz w:val="21"/>
+          <w:szCs w:val="21"/>
+          <w:lang w:val="en-US" w:eastAsia="ru-RU"/>
+        </w:rPr>
+        <w:t xml:space="preserve"> </w:t>
       </w:r>
       <w:r>
         <w:rPr>
@@ -14364,6 +16502,7 @@
           <w:lang w:val="en-US" w:eastAsia="ru-RU"/>
         </w:rPr>
       </w:pPr>
+      <w:proofErr w:type="spellStart"/>
       <w:r>
         <w:rPr>
           <w:rFonts w:ascii="Consolas" w:eastAsia="Times New Roman" w:hAnsi="Consolas" w:cs="Times New Roman"/>
@@ -14374,15 +16513,38 @@
         </w:rPr>
         <w:t>elif</w:t>
       </w:r>
-      <w:r>
-        <w:rPr>
-          <w:rFonts w:ascii="Consolas" w:eastAsia="Times New Roman" w:hAnsi="Consolas" w:cs="Times New Roman"/>
-          <w:color w:val="FFFFFF"/>
-          <w:sz w:val="21"/>
-          <w:szCs w:val="21"/>
-          <w:lang w:val="en-US" w:eastAsia="ru-RU"/>
-        </w:rPr>
-        <w:t xml:space="preserve"> best_idx </w:t>
+      <w:proofErr w:type="spellEnd"/>
+      <w:r>
+        <w:rPr>
+          <w:rFonts w:ascii="Consolas" w:eastAsia="Times New Roman" w:hAnsi="Consolas" w:cs="Times New Roman"/>
+          <w:color w:val="FFFFFF"/>
+          <w:sz w:val="21"/>
+          <w:szCs w:val="21"/>
+          <w:lang w:val="en-US" w:eastAsia="ru-RU"/>
+        </w:rPr>
+        <w:t xml:space="preserve"> </w:t>
+      </w:r>
+      <w:proofErr w:type="spellStart"/>
+      <w:r>
+        <w:rPr>
+          <w:rFonts w:ascii="Consolas" w:eastAsia="Times New Roman" w:hAnsi="Consolas" w:cs="Times New Roman"/>
+          <w:color w:val="FFFFFF"/>
+          <w:sz w:val="21"/>
+          <w:szCs w:val="21"/>
+          <w:lang w:val="en-US" w:eastAsia="ru-RU"/>
+        </w:rPr>
+        <w:t>best_idx</w:t>
+      </w:r>
+      <w:proofErr w:type="spellEnd"/>
+      <w:r>
+        <w:rPr>
+          <w:rFonts w:ascii="Consolas" w:eastAsia="Times New Roman" w:hAnsi="Consolas" w:cs="Times New Roman"/>
+          <w:color w:val="FFFFFF"/>
+          <w:sz w:val="21"/>
+          <w:szCs w:val="21"/>
+          <w:lang w:val="en-US" w:eastAsia="ru-RU"/>
+        </w:rPr>
+        <w:t xml:space="preserve"> </w:t>
       </w:r>
       <w:r>
         <w:rPr>
@@ -14447,7 +16609,29 @@
           <w:szCs w:val="21"/>
           <w:lang w:val="en-US" w:eastAsia="ru-RU"/>
         </w:rPr>
-        <w:t xml:space="preserve">    k_res </w:t>
+        <w:t xml:space="preserve">    </w:t>
+      </w:r>
+      <w:proofErr w:type="spellStart"/>
+      <w:r>
+        <w:rPr>
+          <w:rFonts w:ascii="Consolas" w:eastAsia="Times New Roman" w:hAnsi="Consolas" w:cs="Times New Roman"/>
+          <w:color w:val="FFFFFF"/>
+          <w:sz w:val="21"/>
+          <w:szCs w:val="21"/>
+          <w:lang w:val="en-US" w:eastAsia="ru-RU"/>
+        </w:rPr>
+        <w:t>k_res</w:t>
+      </w:r>
+      <w:proofErr w:type="spellEnd"/>
+      <w:r>
+        <w:rPr>
+          <w:rFonts w:ascii="Consolas" w:eastAsia="Times New Roman" w:hAnsi="Consolas" w:cs="Times New Roman"/>
+          <w:color w:val="FFFFFF"/>
+          <w:sz w:val="21"/>
+          <w:szCs w:val="21"/>
+          <w:lang w:val="en-US" w:eastAsia="ru-RU"/>
+        </w:rPr>
+        <w:t xml:space="preserve"> </w:t>
       </w:r>
       <w:r>
         <w:rPr>
@@ -14512,7 +16696,29 @@
           <w:szCs w:val="21"/>
           <w:lang w:val="en-US" w:eastAsia="ru-RU"/>
         </w:rPr>
-        <w:t xml:space="preserve">    tau_half </w:t>
+        <w:t xml:space="preserve">    </w:t>
+      </w:r>
+      <w:proofErr w:type="spellStart"/>
+      <w:r>
+        <w:rPr>
+          <w:rFonts w:ascii="Consolas" w:eastAsia="Times New Roman" w:hAnsi="Consolas" w:cs="Times New Roman"/>
+          <w:color w:val="FFFFFF"/>
+          <w:sz w:val="21"/>
+          <w:szCs w:val="21"/>
+          <w:lang w:val="en-US" w:eastAsia="ru-RU"/>
+        </w:rPr>
+        <w:t>tau_half</w:t>
+      </w:r>
+      <w:proofErr w:type="spellEnd"/>
+      <w:r>
+        <w:rPr>
+          <w:rFonts w:ascii="Consolas" w:eastAsia="Times New Roman" w:hAnsi="Consolas" w:cs="Times New Roman"/>
+          <w:color w:val="FFFFFF"/>
+          <w:sz w:val="21"/>
+          <w:szCs w:val="21"/>
+          <w:lang w:val="en-US" w:eastAsia="ru-RU"/>
+        </w:rPr>
+        <w:t xml:space="preserve"> </w:t>
       </w:r>
       <w:r>
         <w:rPr>
@@ -14572,8 +16778,20 @@
           <w:szCs w:val="21"/>
           <w:lang w:val="en-US" w:eastAsia="ru-RU"/>
         </w:rPr>
-        <w:t xml:space="preserve"> k_res</w:t>
-      </w:r>
+        <w:t xml:space="preserve"> </w:t>
+      </w:r>
+      <w:proofErr w:type="spellStart"/>
+      <w:r>
+        <w:rPr>
+          <w:rFonts w:ascii="Consolas" w:eastAsia="Times New Roman" w:hAnsi="Consolas" w:cs="Times New Roman"/>
+          <w:color w:val="FFFFFF"/>
+          <w:sz w:val="21"/>
+          <w:szCs w:val="21"/>
+          <w:lang w:val="en-US" w:eastAsia="ru-RU"/>
+        </w:rPr>
+        <w:t>k_res</w:t>
+      </w:r>
+      <w:proofErr w:type="spellEnd"/>
     </w:p>
     <w:p>
       <w:pPr>
@@ -14617,7 +16835,29 @@
           <w:szCs w:val="21"/>
           <w:lang w:val="en-US" w:eastAsia="ru-RU"/>
         </w:rPr>
-        <w:t xml:space="preserve"> cA_start </w:t>
+        <w:t xml:space="preserve"> </w:t>
+      </w:r>
+      <w:proofErr w:type="spellStart"/>
+      <w:r>
+        <w:rPr>
+          <w:rFonts w:ascii="Consolas" w:eastAsia="Times New Roman" w:hAnsi="Consolas" w:cs="Times New Roman"/>
+          <w:color w:val="FFFFFF"/>
+          <w:sz w:val="21"/>
+          <w:szCs w:val="21"/>
+          <w:lang w:val="en-US" w:eastAsia="ru-RU"/>
+        </w:rPr>
+        <w:t>cA_start</w:t>
+      </w:r>
+      <w:proofErr w:type="spellEnd"/>
+      <w:r>
+        <w:rPr>
+          <w:rFonts w:ascii="Consolas" w:eastAsia="Times New Roman" w:hAnsi="Consolas" w:cs="Times New Roman"/>
+          <w:color w:val="FFFFFF"/>
+          <w:sz w:val="21"/>
+          <w:szCs w:val="21"/>
+          <w:lang w:val="en-US" w:eastAsia="ru-RU"/>
+        </w:rPr>
+        <w:t xml:space="preserve"> </w:t>
       </w:r>
       <w:r>
         <w:rPr>
@@ -14637,7 +16877,29 @@
           <w:szCs w:val="21"/>
           <w:lang w:val="en-US" w:eastAsia="ru-RU"/>
         </w:rPr>
-        <w:t xml:space="preserve"> np.exp(</w:t>
+        <w:t xml:space="preserve"> </w:t>
+      </w:r>
+      <w:proofErr w:type="spellStart"/>
+      <w:r>
+        <w:rPr>
+          <w:rFonts w:ascii="Consolas" w:eastAsia="Times New Roman" w:hAnsi="Consolas" w:cs="Times New Roman"/>
+          <w:color w:val="FFFFFF"/>
+          <w:sz w:val="21"/>
+          <w:szCs w:val="21"/>
+          <w:lang w:val="en-US" w:eastAsia="ru-RU"/>
+        </w:rPr>
+        <w:t>np.exp</w:t>
+      </w:r>
+      <w:proofErr w:type="spellEnd"/>
+      <w:r>
+        <w:rPr>
+          <w:rFonts w:ascii="Consolas" w:eastAsia="Times New Roman" w:hAnsi="Consolas" w:cs="Times New Roman"/>
+          <w:color w:val="FFFFFF"/>
+          <w:sz w:val="21"/>
+          <w:szCs w:val="21"/>
+          <w:lang w:val="en-US" w:eastAsia="ru-RU"/>
+        </w:rPr>
+        <w:t>(</w:t>
       </w:r>
       <w:r>
         <w:rPr>
@@ -14649,15 +16911,27 @@
         </w:rPr>
         <w:t>-</w:t>
       </w:r>
-      <w:r>
-        <w:rPr>
-          <w:rFonts w:ascii="Consolas" w:eastAsia="Times New Roman" w:hAnsi="Consolas" w:cs="Times New Roman"/>
-          <w:color w:val="FFFFFF"/>
-          <w:sz w:val="21"/>
-          <w:szCs w:val="21"/>
-          <w:lang w:val="en-US" w:eastAsia="ru-RU"/>
-        </w:rPr>
-        <w:t xml:space="preserve">k_res </w:t>
+      <w:proofErr w:type="spellStart"/>
+      <w:r>
+        <w:rPr>
+          <w:rFonts w:ascii="Consolas" w:eastAsia="Times New Roman" w:hAnsi="Consolas" w:cs="Times New Roman"/>
+          <w:color w:val="FFFFFF"/>
+          <w:sz w:val="21"/>
+          <w:szCs w:val="21"/>
+          <w:lang w:val="en-US" w:eastAsia="ru-RU"/>
+        </w:rPr>
+        <w:t>k_res</w:t>
+      </w:r>
+      <w:proofErr w:type="spellEnd"/>
+      <w:r>
+        <w:rPr>
+          <w:rFonts w:ascii="Consolas" w:eastAsia="Times New Roman" w:hAnsi="Consolas" w:cs="Times New Roman"/>
+          <w:color w:val="FFFFFF"/>
+          <w:sz w:val="21"/>
+          <w:szCs w:val="21"/>
+          <w:lang w:val="en-US" w:eastAsia="ru-RU"/>
+        </w:rPr>
+        <w:t xml:space="preserve"> </w:t>
       </w:r>
       <w:r>
         <w:rPr>
@@ -14694,6 +16968,7 @@
           <w:lang w:val="en-US" w:eastAsia="ru-RU"/>
         </w:rPr>
       </w:pPr>
+      <w:proofErr w:type="spellStart"/>
       <w:r>
         <w:rPr>
           <w:rFonts w:ascii="Consolas" w:eastAsia="Times New Roman" w:hAnsi="Consolas" w:cs="Times New Roman"/>
@@ -14704,15 +16979,38 @@
         </w:rPr>
         <w:t>elif</w:t>
       </w:r>
-      <w:r>
-        <w:rPr>
-          <w:rFonts w:ascii="Consolas" w:eastAsia="Times New Roman" w:hAnsi="Consolas" w:cs="Times New Roman"/>
-          <w:color w:val="FFFFFF"/>
-          <w:sz w:val="21"/>
-          <w:szCs w:val="21"/>
-          <w:lang w:val="en-US" w:eastAsia="ru-RU"/>
-        </w:rPr>
-        <w:t xml:space="preserve"> best_idx </w:t>
+      <w:proofErr w:type="spellEnd"/>
+      <w:r>
+        <w:rPr>
+          <w:rFonts w:ascii="Consolas" w:eastAsia="Times New Roman" w:hAnsi="Consolas" w:cs="Times New Roman"/>
+          <w:color w:val="FFFFFF"/>
+          <w:sz w:val="21"/>
+          <w:szCs w:val="21"/>
+          <w:lang w:val="en-US" w:eastAsia="ru-RU"/>
+        </w:rPr>
+        <w:t xml:space="preserve"> </w:t>
+      </w:r>
+      <w:proofErr w:type="spellStart"/>
+      <w:r>
+        <w:rPr>
+          <w:rFonts w:ascii="Consolas" w:eastAsia="Times New Roman" w:hAnsi="Consolas" w:cs="Times New Roman"/>
+          <w:color w:val="FFFFFF"/>
+          <w:sz w:val="21"/>
+          <w:szCs w:val="21"/>
+          <w:lang w:val="en-US" w:eastAsia="ru-RU"/>
+        </w:rPr>
+        <w:t>best_idx</w:t>
+      </w:r>
+      <w:proofErr w:type="spellEnd"/>
+      <w:r>
+        <w:rPr>
+          <w:rFonts w:ascii="Consolas" w:eastAsia="Times New Roman" w:hAnsi="Consolas" w:cs="Times New Roman"/>
+          <w:color w:val="FFFFFF"/>
+          <w:sz w:val="21"/>
+          <w:szCs w:val="21"/>
+          <w:lang w:val="en-US" w:eastAsia="ru-RU"/>
+        </w:rPr>
+        <w:t xml:space="preserve"> </w:t>
       </w:r>
       <w:r>
         <w:rPr>
@@ -14777,7 +17075,29 @@
           <w:szCs w:val="21"/>
           <w:lang w:val="en-US" w:eastAsia="ru-RU"/>
         </w:rPr>
-        <w:t xml:space="preserve">    k_res </w:t>
+        <w:t xml:space="preserve">    </w:t>
+      </w:r>
+      <w:proofErr w:type="spellStart"/>
+      <w:r>
+        <w:rPr>
+          <w:rFonts w:ascii="Consolas" w:eastAsia="Times New Roman" w:hAnsi="Consolas" w:cs="Times New Roman"/>
+          <w:color w:val="FFFFFF"/>
+          <w:sz w:val="21"/>
+          <w:szCs w:val="21"/>
+          <w:lang w:val="en-US" w:eastAsia="ru-RU"/>
+        </w:rPr>
+        <w:t>k_res</w:t>
+      </w:r>
+      <w:proofErr w:type="spellEnd"/>
+      <w:r>
+        <w:rPr>
+          <w:rFonts w:ascii="Consolas" w:eastAsia="Times New Roman" w:hAnsi="Consolas" w:cs="Times New Roman"/>
+          <w:color w:val="FFFFFF"/>
+          <w:sz w:val="21"/>
+          <w:szCs w:val="21"/>
+          <w:lang w:val="en-US" w:eastAsia="ru-RU"/>
+        </w:rPr>
+        <w:t xml:space="preserve"> </w:t>
       </w:r>
       <w:r>
         <w:rPr>
@@ -14842,7 +17162,29 @@
           <w:szCs w:val="21"/>
           <w:lang w:val="en-US" w:eastAsia="ru-RU"/>
         </w:rPr>
-        <w:t xml:space="preserve">    tau_half </w:t>
+        <w:t xml:space="preserve">    </w:t>
+      </w:r>
+      <w:proofErr w:type="spellStart"/>
+      <w:r>
+        <w:rPr>
+          <w:rFonts w:ascii="Consolas" w:eastAsia="Times New Roman" w:hAnsi="Consolas" w:cs="Times New Roman"/>
+          <w:color w:val="FFFFFF"/>
+          <w:sz w:val="21"/>
+          <w:szCs w:val="21"/>
+          <w:lang w:val="en-US" w:eastAsia="ru-RU"/>
+        </w:rPr>
+        <w:t>tau_half</w:t>
+      </w:r>
+      <w:proofErr w:type="spellEnd"/>
+      <w:r>
+        <w:rPr>
+          <w:rFonts w:ascii="Consolas" w:eastAsia="Times New Roman" w:hAnsi="Consolas" w:cs="Times New Roman"/>
+          <w:color w:val="FFFFFF"/>
+          <w:sz w:val="21"/>
+          <w:szCs w:val="21"/>
+          <w:lang w:val="en-US" w:eastAsia="ru-RU"/>
+        </w:rPr>
+        <w:t xml:space="preserve"> </w:t>
       </w:r>
       <w:r>
         <w:rPr>
@@ -14902,7 +17244,29 @@
           <w:szCs w:val="21"/>
           <w:lang w:val="en-US" w:eastAsia="ru-RU"/>
         </w:rPr>
-        <w:t xml:space="preserve"> (k_res </w:t>
+        <w:t xml:space="preserve"> (</w:t>
+      </w:r>
+      <w:proofErr w:type="spellStart"/>
+      <w:r>
+        <w:rPr>
+          <w:rFonts w:ascii="Consolas" w:eastAsia="Times New Roman" w:hAnsi="Consolas" w:cs="Times New Roman"/>
+          <w:color w:val="FFFFFF"/>
+          <w:sz w:val="21"/>
+          <w:szCs w:val="21"/>
+          <w:lang w:val="en-US" w:eastAsia="ru-RU"/>
+        </w:rPr>
+        <w:t>k_res</w:t>
+      </w:r>
+      <w:proofErr w:type="spellEnd"/>
+      <w:r>
+        <w:rPr>
+          <w:rFonts w:ascii="Consolas" w:eastAsia="Times New Roman" w:hAnsi="Consolas" w:cs="Times New Roman"/>
+          <w:color w:val="FFFFFF"/>
+          <w:sz w:val="21"/>
+          <w:szCs w:val="21"/>
+          <w:lang w:val="en-US" w:eastAsia="ru-RU"/>
+        </w:rPr>
+        <w:t xml:space="preserve"> </w:t>
       </w:r>
       <w:r>
         <w:rPr>
@@ -14922,7 +17286,29 @@
           <w:szCs w:val="21"/>
           <w:lang w:val="en-US" w:eastAsia="ru-RU"/>
         </w:rPr>
-        <w:t xml:space="preserve"> cA_start)</w:t>
+        <w:t xml:space="preserve"> </w:t>
+      </w:r>
+      <w:proofErr w:type="spellStart"/>
+      <w:r>
+        <w:rPr>
+          <w:rFonts w:ascii="Consolas" w:eastAsia="Times New Roman" w:hAnsi="Consolas" w:cs="Times New Roman"/>
+          <w:color w:val="FFFFFF"/>
+          <w:sz w:val="21"/>
+          <w:szCs w:val="21"/>
+          <w:lang w:val="en-US" w:eastAsia="ru-RU"/>
+        </w:rPr>
+        <w:t>cA_start</w:t>
+      </w:r>
+      <w:proofErr w:type="spellEnd"/>
+      <w:r>
+        <w:rPr>
+          <w:rFonts w:ascii="Consolas" w:eastAsia="Times New Roman" w:hAnsi="Consolas" w:cs="Times New Roman"/>
+          <w:color w:val="FFFFFF"/>
+          <w:sz w:val="21"/>
+          <w:szCs w:val="21"/>
+          <w:lang w:val="en-US" w:eastAsia="ru-RU"/>
+        </w:rPr>
+        <w:t>)</w:t>
       </w:r>
     </w:p>
     <w:p>
@@ -14967,7 +17353,29 @@
           <w:szCs w:val="21"/>
           <w:lang w:val="en-US" w:eastAsia="ru-RU"/>
         </w:rPr>
-        <w:t xml:space="preserve"> cA_start </w:t>
+        <w:t xml:space="preserve"> </w:t>
+      </w:r>
+      <w:proofErr w:type="spellStart"/>
+      <w:r>
+        <w:rPr>
+          <w:rFonts w:ascii="Consolas" w:eastAsia="Times New Roman" w:hAnsi="Consolas" w:cs="Times New Roman"/>
+          <w:color w:val="FFFFFF"/>
+          <w:sz w:val="21"/>
+          <w:szCs w:val="21"/>
+          <w:lang w:val="en-US" w:eastAsia="ru-RU"/>
+        </w:rPr>
+        <w:t>cA_start</w:t>
+      </w:r>
+      <w:proofErr w:type="spellEnd"/>
+      <w:r>
+        <w:rPr>
+          <w:rFonts w:ascii="Consolas" w:eastAsia="Times New Roman" w:hAnsi="Consolas" w:cs="Times New Roman"/>
+          <w:color w:val="FFFFFF"/>
+          <w:sz w:val="21"/>
+          <w:szCs w:val="21"/>
+          <w:lang w:val="en-US" w:eastAsia="ru-RU"/>
+        </w:rPr>
+        <w:t xml:space="preserve"> </w:t>
       </w:r>
       <w:r>
         <w:rPr>
@@ -15027,7 +17435,29 @@
           <w:szCs w:val="21"/>
           <w:lang w:val="en-US" w:eastAsia="ru-RU"/>
         </w:rPr>
-        <w:t xml:space="preserve"> cA_start </w:t>
+        <w:t xml:space="preserve"> </w:t>
+      </w:r>
+      <w:proofErr w:type="spellStart"/>
+      <w:r>
+        <w:rPr>
+          <w:rFonts w:ascii="Consolas" w:eastAsia="Times New Roman" w:hAnsi="Consolas" w:cs="Times New Roman"/>
+          <w:color w:val="FFFFFF"/>
+          <w:sz w:val="21"/>
+          <w:szCs w:val="21"/>
+          <w:lang w:val="en-US" w:eastAsia="ru-RU"/>
+        </w:rPr>
+        <w:t>cA_start</w:t>
+      </w:r>
+      <w:proofErr w:type="spellEnd"/>
+      <w:r>
+        <w:rPr>
+          <w:rFonts w:ascii="Consolas" w:eastAsia="Times New Roman" w:hAnsi="Consolas" w:cs="Times New Roman"/>
+          <w:color w:val="FFFFFF"/>
+          <w:sz w:val="21"/>
+          <w:szCs w:val="21"/>
+          <w:lang w:val="en-US" w:eastAsia="ru-RU"/>
+        </w:rPr>
+        <w:t xml:space="preserve"> </w:t>
       </w:r>
       <w:r>
         <w:rPr>
@@ -15047,7 +17477,29 @@
           <w:szCs w:val="21"/>
           <w:lang w:val="en-US" w:eastAsia="ru-RU"/>
         </w:rPr>
-        <w:t xml:space="preserve"> k_res </w:t>
+        <w:t xml:space="preserve"> </w:t>
+      </w:r>
+      <w:proofErr w:type="spellStart"/>
+      <w:r>
+        <w:rPr>
+          <w:rFonts w:ascii="Consolas" w:eastAsia="Times New Roman" w:hAnsi="Consolas" w:cs="Times New Roman"/>
+          <w:color w:val="FFFFFF"/>
+          <w:sz w:val="21"/>
+          <w:szCs w:val="21"/>
+          <w:lang w:val="en-US" w:eastAsia="ru-RU"/>
+        </w:rPr>
+        <w:t>k_res</w:t>
+      </w:r>
+      <w:proofErr w:type="spellEnd"/>
+      <w:r>
+        <w:rPr>
+          <w:rFonts w:ascii="Consolas" w:eastAsia="Times New Roman" w:hAnsi="Consolas" w:cs="Times New Roman"/>
+          <w:color w:val="FFFFFF"/>
+          <w:sz w:val="21"/>
+          <w:szCs w:val="21"/>
+          <w:lang w:val="en-US" w:eastAsia="ru-RU"/>
+        </w:rPr>
+        <w:t xml:space="preserve"> </w:t>
       </w:r>
       <w:r>
         <w:rPr>
@@ -15099,6 +17551,7 @@
           <w:lang w:val="en-US" w:eastAsia="ru-RU"/>
         </w:rPr>
       </w:pPr>
+      <w:proofErr w:type="spellStart"/>
       <w:r>
         <w:rPr>
           <w:rFonts w:ascii="Consolas" w:eastAsia="Times New Roman" w:hAnsi="Consolas" w:cs="Times New Roman"/>
@@ -15108,7 +17561,18 @@
           <w:lang w:val="en-US" w:eastAsia="ru-RU"/>
         </w:rPr>
         <w:lastRenderedPageBreak/>
-        <w:t xml:space="preserve">deg_conv </w:t>
+        <w:t>deg_conv</w:t>
+      </w:r>
+      <w:proofErr w:type="spellEnd"/>
+      <w:r>
+        <w:rPr>
+          <w:rFonts w:ascii="Consolas" w:eastAsia="Times New Roman" w:hAnsi="Consolas" w:cs="Times New Roman"/>
+          <w:color w:val="FFFFFF"/>
+          <w:sz w:val="21"/>
+          <w:szCs w:val="21"/>
+          <w:lang w:val="en-US" w:eastAsia="ru-RU"/>
+        </w:rPr>
+        <w:t xml:space="preserve"> </w:t>
       </w:r>
       <w:r>
         <w:rPr>
@@ -15128,7 +17592,29 @@
           <w:szCs w:val="21"/>
           <w:lang w:val="en-US" w:eastAsia="ru-RU"/>
         </w:rPr>
-        <w:t xml:space="preserve"> (cA_start </w:t>
+        <w:t xml:space="preserve"> (</w:t>
+      </w:r>
+      <w:proofErr w:type="spellStart"/>
+      <w:r>
+        <w:rPr>
+          <w:rFonts w:ascii="Consolas" w:eastAsia="Times New Roman" w:hAnsi="Consolas" w:cs="Times New Roman"/>
+          <w:color w:val="FFFFFF"/>
+          <w:sz w:val="21"/>
+          <w:szCs w:val="21"/>
+          <w:lang w:val="en-US" w:eastAsia="ru-RU"/>
+        </w:rPr>
+        <w:t>cA_start</w:t>
+      </w:r>
+      <w:proofErr w:type="spellEnd"/>
+      <w:r>
+        <w:rPr>
+          <w:rFonts w:ascii="Consolas" w:eastAsia="Times New Roman" w:hAnsi="Consolas" w:cs="Times New Roman"/>
+          <w:color w:val="FFFFFF"/>
+          <w:sz w:val="21"/>
+          <w:szCs w:val="21"/>
+          <w:lang w:val="en-US" w:eastAsia="ru-RU"/>
+        </w:rPr>
+        <w:t xml:space="preserve"> </w:t>
       </w:r>
       <w:r>
         <w:rPr>
@@ -15168,8 +17654,20 @@
           <w:szCs w:val="21"/>
           <w:lang w:val="en-US" w:eastAsia="ru-RU"/>
         </w:rPr>
-        <w:t xml:space="preserve"> cA_start</w:t>
-      </w:r>
+        <w:t xml:space="preserve"> </w:t>
+      </w:r>
+      <w:proofErr w:type="spellStart"/>
+      <w:r>
+        <w:rPr>
+          <w:rFonts w:ascii="Consolas" w:eastAsia="Times New Roman" w:hAnsi="Consolas" w:cs="Times New Roman"/>
+          <w:color w:val="FFFFFF"/>
+          <w:sz w:val="21"/>
+          <w:szCs w:val="21"/>
+          <w:lang w:val="en-US" w:eastAsia="ru-RU"/>
+        </w:rPr>
+        <w:t>cA_start</w:t>
+      </w:r>
+      <w:proofErr w:type="spellEnd"/>
     </w:p>
     <w:p>
       <w:pPr>
@@ -15200,6 +17698,7 @@
           <w:lang w:val="en-US" w:eastAsia="ru-RU"/>
         </w:rPr>
       </w:pPr>
+      <w:proofErr w:type="spellStart"/>
       <w:r>
         <w:rPr>
           <w:rFonts w:ascii="Consolas" w:eastAsia="Times New Roman" w:hAnsi="Consolas" w:cs="Times New Roman"/>
@@ -15230,6 +17729,7 @@
         </w:rPr>
         <w:t>final</w:t>
       </w:r>
+      <w:proofErr w:type="spellEnd"/>
       <w:r>
         <w:rPr>
           <w:rFonts w:ascii="Consolas" w:eastAsia="Times New Roman" w:hAnsi="Consolas" w:cs="Times New Roman"/>
@@ -15260,6 +17760,7 @@
         </w:rPr>
         <w:t xml:space="preserve"> </w:t>
       </w:r>
+      <w:proofErr w:type="spellStart"/>
       <w:r>
         <w:rPr>
           <w:rFonts w:ascii="Consolas" w:eastAsia="Times New Roman" w:hAnsi="Consolas" w:cs="Times New Roman"/>
@@ -15290,6 +17791,7 @@
         </w:rPr>
         <w:t>total</w:t>
       </w:r>
+      <w:proofErr w:type="spellEnd"/>
       <w:r>
         <w:rPr>
           <w:rFonts w:ascii="Consolas" w:eastAsia="Times New Roman" w:hAnsi="Consolas" w:cs="Times New Roman"/>
@@ -15345,15 +17847,27 @@
           <w:lang w:val="en-US" w:eastAsia="ru-RU"/>
         </w:rPr>
       </w:pPr>
-      <w:r>
-        <w:rPr>
-          <w:rFonts w:ascii="Consolas" w:eastAsia="Times New Roman" w:hAnsi="Consolas" w:cs="Times New Roman"/>
-          <w:color w:val="FFFFFF"/>
-          <w:sz w:val="21"/>
-          <w:szCs w:val="21"/>
-          <w:lang w:val="en-US" w:eastAsia="ru-RU"/>
-        </w:rPr>
-        <w:t xml:space="preserve">x_final </w:t>
+      <w:proofErr w:type="spellStart"/>
+      <w:r>
+        <w:rPr>
+          <w:rFonts w:ascii="Consolas" w:eastAsia="Times New Roman" w:hAnsi="Consolas" w:cs="Times New Roman"/>
+          <w:color w:val="FFFFFF"/>
+          <w:sz w:val="21"/>
+          <w:szCs w:val="21"/>
+          <w:lang w:val="en-US" w:eastAsia="ru-RU"/>
+        </w:rPr>
+        <w:t>x_final</w:t>
+      </w:r>
+      <w:proofErr w:type="spellEnd"/>
+      <w:r>
+        <w:rPr>
+          <w:rFonts w:ascii="Consolas" w:eastAsia="Times New Roman" w:hAnsi="Consolas" w:cs="Times New Roman"/>
+          <w:color w:val="FFFFFF"/>
+          <w:sz w:val="21"/>
+          <w:szCs w:val="21"/>
+          <w:lang w:val="en-US" w:eastAsia="ru-RU"/>
+        </w:rPr>
+        <w:t xml:space="preserve"> </w:t>
       </w:r>
       <w:r>
         <w:rPr>
@@ -15373,7 +17887,29 @@
           <w:szCs w:val="21"/>
           <w:lang w:val="en-US" w:eastAsia="ru-RU"/>
         </w:rPr>
-        <w:t xml:space="preserve"> p_final </w:t>
+        <w:t xml:space="preserve"> </w:t>
+      </w:r>
+      <w:proofErr w:type="spellStart"/>
+      <w:r>
+        <w:rPr>
+          <w:rFonts w:ascii="Consolas" w:eastAsia="Times New Roman" w:hAnsi="Consolas" w:cs="Times New Roman"/>
+          <w:color w:val="FFFFFF"/>
+          <w:sz w:val="21"/>
+          <w:szCs w:val="21"/>
+          <w:lang w:val="en-US" w:eastAsia="ru-RU"/>
+        </w:rPr>
+        <w:t>p_final</w:t>
+      </w:r>
+      <w:proofErr w:type="spellEnd"/>
+      <w:r>
+        <w:rPr>
+          <w:rFonts w:ascii="Consolas" w:eastAsia="Times New Roman" w:hAnsi="Consolas" w:cs="Times New Roman"/>
+          <w:color w:val="FFFFFF"/>
+          <w:sz w:val="21"/>
+          <w:szCs w:val="21"/>
+          <w:lang w:val="en-US" w:eastAsia="ru-RU"/>
+        </w:rPr>
+        <w:t xml:space="preserve"> </w:t>
       </w:r>
       <w:r>
         <w:rPr>
@@ -15393,7 +17929,29 @@
           <w:szCs w:val="21"/>
           <w:lang w:val="en-US" w:eastAsia="ru-RU"/>
         </w:rPr>
-        <w:t xml:space="preserve"> p_init  </w:t>
+        <w:t xml:space="preserve"> </w:t>
+      </w:r>
+      <w:proofErr w:type="spellStart"/>
+      <w:r>
+        <w:rPr>
+          <w:rFonts w:ascii="Consolas" w:eastAsia="Times New Roman" w:hAnsi="Consolas" w:cs="Times New Roman"/>
+          <w:color w:val="FFFFFF"/>
+          <w:sz w:val="21"/>
+          <w:szCs w:val="21"/>
+          <w:lang w:val="en-US" w:eastAsia="ru-RU"/>
+        </w:rPr>
+        <w:t>p_init</w:t>
+      </w:r>
+      <w:proofErr w:type="spellEnd"/>
+      <w:r>
+        <w:rPr>
+          <w:rFonts w:ascii="Consolas" w:eastAsia="Times New Roman" w:hAnsi="Consolas" w:cs="Times New Roman"/>
+          <w:color w:val="FFFFFF"/>
+          <w:sz w:val="21"/>
+          <w:szCs w:val="21"/>
+          <w:lang w:val="en-US" w:eastAsia="ru-RU"/>
+        </w:rPr>
+        <w:t xml:space="preserve">  </w:t>
       </w:r>
     </w:p>
     <w:p>
@@ -15410,15 +17968,27 @@
           <w:lang w:val="en-US" w:eastAsia="ru-RU"/>
         </w:rPr>
       </w:pPr>
-      <w:r>
-        <w:rPr>
-          <w:rFonts w:ascii="Consolas" w:eastAsia="Times New Roman" w:hAnsi="Consolas" w:cs="Times New Roman"/>
-          <w:color w:val="FFFFFF"/>
-          <w:sz w:val="21"/>
-          <w:szCs w:val="21"/>
-          <w:lang w:val="en-US" w:eastAsia="ru-RU"/>
-        </w:rPr>
-        <w:t xml:space="preserve">pA_final </w:t>
+      <w:proofErr w:type="spellStart"/>
+      <w:r>
+        <w:rPr>
+          <w:rFonts w:ascii="Consolas" w:eastAsia="Times New Roman" w:hAnsi="Consolas" w:cs="Times New Roman"/>
+          <w:color w:val="FFFFFF"/>
+          <w:sz w:val="21"/>
+          <w:szCs w:val="21"/>
+          <w:lang w:val="en-US" w:eastAsia="ru-RU"/>
+        </w:rPr>
+        <w:t>pA_final</w:t>
+      </w:r>
+      <w:proofErr w:type="spellEnd"/>
+      <w:r>
+        <w:rPr>
+          <w:rFonts w:ascii="Consolas" w:eastAsia="Times New Roman" w:hAnsi="Consolas" w:cs="Times New Roman"/>
+          <w:color w:val="FFFFFF"/>
+          <w:sz w:val="21"/>
+          <w:szCs w:val="21"/>
+          <w:lang w:val="en-US" w:eastAsia="ru-RU"/>
+        </w:rPr>
+        <w:t xml:space="preserve"> </w:t>
       </w:r>
       <w:r>
         <w:rPr>
@@ -15438,7 +18008,29 @@
           <w:szCs w:val="21"/>
           <w:lang w:val="en-US" w:eastAsia="ru-RU"/>
         </w:rPr>
-        <w:t xml:space="preserve"> pA_val[</w:t>
+        <w:t xml:space="preserve"> </w:t>
+      </w:r>
+      <w:proofErr w:type="spellStart"/>
+      <w:r>
+        <w:rPr>
+          <w:rFonts w:ascii="Consolas" w:eastAsia="Times New Roman" w:hAnsi="Consolas" w:cs="Times New Roman"/>
+          <w:color w:val="FFFFFF"/>
+          <w:sz w:val="21"/>
+          <w:szCs w:val="21"/>
+          <w:lang w:val="en-US" w:eastAsia="ru-RU"/>
+        </w:rPr>
+        <w:t>pA_val</w:t>
+      </w:r>
+      <w:proofErr w:type="spellEnd"/>
+      <w:r>
+        <w:rPr>
+          <w:rFonts w:ascii="Consolas" w:eastAsia="Times New Roman" w:hAnsi="Consolas" w:cs="Times New Roman"/>
+          <w:color w:val="FFFFFF"/>
+          <w:sz w:val="21"/>
+          <w:szCs w:val="21"/>
+          <w:lang w:val="en-US" w:eastAsia="ru-RU"/>
+        </w:rPr>
+        <w:t>[</w:t>
       </w:r>
       <w:r>
         <w:rPr>
@@ -15500,15 +18092,27 @@
           <w:lang w:val="en-US" w:eastAsia="ru-RU"/>
         </w:rPr>
       </w:pPr>
-      <w:r>
-        <w:rPr>
-          <w:rFonts w:ascii="Consolas" w:eastAsia="Times New Roman" w:hAnsi="Consolas" w:cs="Times New Roman"/>
-          <w:color w:val="FFFFFF"/>
-          <w:sz w:val="21"/>
-          <w:szCs w:val="21"/>
-          <w:lang w:val="en-US" w:eastAsia="ru-RU"/>
-        </w:rPr>
-        <w:t xml:space="preserve">cNOCl_eq </w:t>
+      <w:proofErr w:type="spellStart"/>
+      <w:r>
+        <w:rPr>
+          <w:rFonts w:ascii="Consolas" w:eastAsia="Times New Roman" w:hAnsi="Consolas" w:cs="Times New Roman"/>
+          <w:color w:val="FFFFFF"/>
+          <w:sz w:val="21"/>
+          <w:szCs w:val="21"/>
+          <w:lang w:val="en-US" w:eastAsia="ru-RU"/>
+        </w:rPr>
+        <w:t>cNOCl_eq</w:t>
+      </w:r>
+      <w:proofErr w:type="spellEnd"/>
+      <w:r>
+        <w:rPr>
+          <w:rFonts w:ascii="Consolas" w:eastAsia="Times New Roman" w:hAnsi="Consolas" w:cs="Times New Roman"/>
+          <w:color w:val="FFFFFF"/>
+          <w:sz w:val="21"/>
+          <w:szCs w:val="21"/>
+          <w:lang w:val="en-US" w:eastAsia="ru-RU"/>
+        </w:rPr>
+        <w:t xml:space="preserve"> </w:t>
       </w:r>
       <w:r>
         <w:rPr>
@@ -15528,7 +18132,29 @@
           <w:szCs w:val="21"/>
           <w:lang w:val="en-US" w:eastAsia="ru-RU"/>
         </w:rPr>
-        <w:t xml:space="preserve"> (pA_final </w:t>
+        <w:t xml:space="preserve"> (</w:t>
+      </w:r>
+      <w:proofErr w:type="spellStart"/>
+      <w:r>
+        <w:rPr>
+          <w:rFonts w:ascii="Consolas" w:eastAsia="Times New Roman" w:hAnsi="Consolas" w:cs="Times New Roman"/>
+          <w:color w:val="FFFFFF"/>
+          <w:sz w:val="21"/>
+          <w:szCs w:val="21"/>
+          <w:lang w:val="en-US" w:eastAsia="ru-RU"/>
+        </w:rPr>
+        <w:t>pA_final</w:t>
+      </w:r>
+      <w:proofErr w:type="spellEnd"/>
+      <w:r>
+        <w:rPr>
+          <w:rFonts w:ascii="Consolas" w:eastAsia="Times New Roman" w:hAnsi="Consolas" w:cs="Times New Roman"/>
+          <w:color w:val="FFFFFF"/>
+          <w:sz w:val="21"/>
+          <w:szCs w:val="21"/>
+          <w:lang w:val="en-US" w:eastAsia="ru-RU"/>
+        </w:rPr>
+        <w:t xml:space="preserve"> </w:t>
       </w:r>
       <w:r>
         <w:rPr>
@@ -15588,7 +18214,29 @@
           <w:szCs w:val="21"/>
           <w:lang w:val="en-US" w:eastAsia="ru-RU"/>
         </w:rPr>
-        <w:t xml:space="preserve"> (R_const </w:t>
+        <w:t xml:space="preserve"> (</w:t>
+      </w:r>
+      <w:proofErr w:type="spellStart"/>
+      <w:r>
+        <w:rPr>
+          <w:rFonts w:ascii="Consolas" w:eastAsia="Times New Roman" w:hAnsi="Consolas" w:cs="Times New Roman"/>
+          <w:color w:val="FFFFFF"/>
+          <w:sz w:val="21"/>
+          <w:szCs w:val="21"/>
+          <w:lang w:val="en-US" w:eastAsia="ru-RU"/>
+        </w:rPr>
+        <w:t>R_const</w:t>
+      </w:r>
+      <w:proofErr w:type="spellEnd"/>
+      <w:r>
+        <w:rPr>
+          <w:rFonts w:ascii="Consolas" w:eastAsia="Times New Roman" w:hAnsi="Consolas" w:cs="Times New Roman"/>
+          <w:color w:val="FFFFFF"/>
+          <w:sz w:val="21"/>
+          <w:szCs w:val="21"/>
+          <w:lang w:val="en-US" w:eastAsia="ru-RU"/>
+        </w:rPr>
+        <w:t xml:space="preserve"> </w:t>
       </w:r>
       <w:r>
         <w:rPr>
@@ -15608,7 +18256,29 @@
           <w:szCs w:val="21"/>
           <w:lang w:val="en-US" w:eastAsia="ru-RU"/>
         </w:rPr>
-        <w:t xml:space="preserve"> T_target)</w:t>
+        <w:t xml:space="preserve"> </w:t>
+      </w:r>
+      <w:proofErr w:type="spellStart"/>
+      <w:r>
+        <w:rPr>
+          <w:rFonts w:ascii="Consolas" w:eastAsia="Times New Roman" w:hAnsi="Consolas" w:cs="Times New Roman"/>
+          <w:color w:val="FFFFFF"/>
+          <w:sz w:val="21"/>
+          <w:szCs w:val="21"/>
+          <w:lang w:val="en-US" w:eastAsia="ru-RU"/>
+        </w:rPr>
+        <w:t>T_target</w:t>
+      </w:r>
+      <w:proofErr w:type="spellEnd"/>
+      <w:r>
+        <w:rPr>
+          <w:rFonts w:ascii="Consolas" w:eastAsia="Times New Roman" w:hAnsi="Consolas" w:cs="Times New Roman"/>
+          <w:color w:val="FFFFFF"/>
+          <w:sz w:val="21"/>
+          <w:szCs w:val="21"/>
+          <w:lang w:val="en-US" w:eastAsia="ru-RU"/>
+        </w:rPr>
+        <w:t>)</w:t>
       </w:r>
     </w:p>
     <w:p>
@@ -15625,15 +18295,27 @@
           <w:lang w:val="en-US" w:eastAsia="ru-RU"/>
         </w:rPr>
       </w:pPr>
-      <w:r>
-        <w:rPr>
-          <w:rFonts w:ascii="Consolas" w:eastAsia="Times New Roman" w:hAnsi="Consolas" w:cs="Times New Roman"/>
-          <w:color w:val="FFFFFF"/>
-          <w:sz w:val="21"/>
-          <w:szCs w:val="21"/>
-          <w:lang w:val="en-US" w:eastAsia="ru-RU"/>
-        </w:rPr>
-        <w:t xml:space="preserve">cNO_eq </w:t>
+      <w:proofErr w:type="spellStart"/>
+      <w:r>
+        <w:rPr>
+          <w:rFonts w:ascii="Consolas" w:eastAsia="Times New Roman" w:hAnsi="Consolas" w:cs="Times New Roman"/>
+          <w:color w:val="FFFFFF"/>
+          <w:sz w:val="21"/>
+          <w:szCs w:val="21"/>
+          <w:lang w:val="en-US" w:eastAsia="ru-RU"/>
+        </w:rPr>
+        <w:t>cNO_eq</w:t>
+      </w:r>
+      <w:proofErr w:type="spellEnd"/>
+      <w:r>
+        <w:rPr>
+          <w:rFonts w:ascii="Consolas" w:eastAsia="Times New Roman" w:hAnsi="Consolas" w:cs="Times New Roman"/>
+          <w:color w:val="FFFFFF"/>
+          <w:sz w:val="21"/>
+          <w:szCs w:val="21"/>
+          <w:lang w:val="en-US" w:eastAsia="ru-RU"/>
+        </w:rPr>
+        <w:t xml:space="preserve"> </w:t>
       </w:r>
       <w:r>
         <w:rPr>
@@ -15653,7 +18335,29 @@
           <w:szCs w:val="21"/>
           <w:lang w:val="en-US" w:eastAsia="ru-RU"/>
         </w:rPr>
-        <w:t xml:space="preserve"> (pNO_final </w:t>
+        <w:t xml:space="preserve"> (</w:t>
+      </w:r>
+      <w:proofErr w:type="spellStart"/>
+      <w:r>
+        <w:rPr>
+          <w:rFonts w:ascii="Consolas" w:eastAsia="Times New Roman" w:hAnsi="Consolas" w:cs="Times New Roman"/>
+          <w:color w:val="FFFFFF"/>
+          <w:sz w:val="21"/>
+          <w:szCs w:val="21"/>
+          <w:lang w:val="en-US" w:eastAsia="ru-RU"/>
+        </w:rPr>
+        <w:t>pNO_final</w:t>
+      </w:r>
+      <w:proofErr w:type="spellEnd"/>
+      <w:r>
+        <w:rPr>
+          <w:rFonts w:ascii="Consolas" w:eastAsia="Times New Roman" w:hAnsi="Consolas" w:cs="Times New Roman"/>
+          <w:color w:val="FFFFFF"/>
+          <w:sz w:val="21"/>
+          <w:szCs w:val="21"/>
+          <w:lang w:val="en-US" w:eastAsia="ru-RU"/>
+        </w:rPr>
+        <w:t xml:space="preserve"> </w:t>
       </w:r>
       <w:r>
         <w:rPr>
@@ -15713,7 +18417,29 @@
           <w:szCs w:val="21"/>
           <w:lang w:val="en-US" w:eastAsia="ru-RU"/>
         </w:rPr>
-        <w:t xml:space="preserve"> (R_const </w:t>
+        <w:t xml:space="preserve"> (</w:t>
+      </w:r>
+      <w:proofErr w:type="spellStart"/>
+      <w:r>
+        <w:rPr>
+          <w:rFonts w:ascii="Consolas" w:eastAsia="Times New Roman" w:hAnsi="Consolas" w:cs="Times New Roman"/>
+          <w:color w:val="FFFFFF"/>
+          <w:sz w:val="21"/>
+          <w:szCs w:val="21"/>
+          <w:lang w:val="en-US" w:eastAsia="ru-RU"/>
+        </w:rPr>
+        <w:t>R_const</w:t>
+      </w:r>
+      <w:proofErr w:type="spellEnd"/>
+      <w:r>
+        <w:rPr>
+          <w:rFonts w:ascii="Consolas" w:eastAsia="Times New Roman" w:hAnsi="Consolas" w:cs="Times New Roman"/>
+          <w:color w:val="FFFFFF"/>
+          <w:sz w:val="21"/>
+          <w:szCs w:val="21"/>
+          <w:lang w:val="en-US" w:eastAsia="ru-RU"/>
+        </w:rPr>
+        <w:t xml:space="preserve"> </w:t>
       </w:r>
       <w:r>
         <w:rPr>
@@ -15733,7 +18459,29 @@
           <w:szCs w:val="21"/>
           <w:lang w:val="en-US" w:eastAsia="ru-RU"/>
         </w:rPr>
-        <w:t xml:space="preserve"> T_target)</w:t>
+        <w:t xml:space="preserve"> </w:t>
+      </w:r>
+      <w:proofErr w:type="spellStart"/>
+      <w:r>
+        <w:rPr>
+          <w:rFonts w:ascii="Consolas" w:eastAsia="Times New Roman" w:hAnsi="Consolas" w:cs="Times New Roman"/>
+          <w:color w:val="FFFFFF"/>
+          <w:sz w:val="21"/>
+          <w:szCs w:val="21"/>
+          <w:lang w:val="en-US" w:eastAsia="ru-RU"/>
+        </w:rPr>
+        <w:t>T_target</w:t>
+      </w:r>
+      <w:proofErr w:type="spellEnd"/>
+      <w:r>
+        <w:rPr>
+          <w:rFonts w:ascii="Consolas" w:eastAsia="Times New Roman" w:hAnsi="Consolas" w:cs="Times New Roman"/>
+          <w:color w:val="FFFFFF"/>
+          <w:sz w:val="21"/>
+          <w:szCs w:val="21"/>
+          <w:lang w:val="en-US" w:eastAsia="ru-RU"/>
+        </w:rPr>
+        <w:t>)</w:t>
       </w:r>
     </w:p>
     <w:p>
@@ -15838,7 +18586,29 @@
           <w:szCs w:val="21"/>
           <w:lang w:val="en-US" w:eastAsia="ru-RU"/>
         </w:rPr>
-        <w:t xml:space="preserve"> (R_const </w:t>
+        <w:t xml:space="preserve"> (</w:t>
+      </w:r>
+      <w:proofErr w:type="spellStart"/>
+      <w:r>
+        <w:rPr>
+          <w:rFonts w:ascii="Consolas" w:eastAsia="Times New Roman" w:hAnsi="Consolas" w:cs="Times New Roman"/>
+          <w:color w:val="FFFFFF"/>
+          <w:sz w:val="21"/>
+          <w:szCs w:val="21"/>
+          <w:lang w:val="en-US" w:eastAsia="ru-RU"/>
+        </w:rPr>
+        <w:t>R_const</w:t>
+      </w:r>
+      <w:proofErr w:type="spellEnd"/>
+      <w:r>
+        <w:rPr>
+          <w:rFonts w:ascii="Consolas" w:eastAsia="Times New Roman" w:hAnsi="Consolas" w:cs="Times New Roman"/>
+          <w:color w:val="FFFFFF"/>
+          <w:sz w:val="21"/>
+          <w:szCs w:val="21"/>
+          <w:lang w:val="en-US" w:eastAsia="ru-RU"/>
+        </w:rPr>
+        <w:t xml:space="preserve"> </w:t>
       </w:r>
       <w:r>
         <w:rPr>
@@ -15858,7 +18628,29 @@
           <w:szCs w:val="21"/>
           <w:lang w:val="en-US" w:eastAsia="ru-RU"/>
         </w:rPr>
-        <w:t xml:space="preserve"> T_target)</w:t>
+        <w:t xml:space="preserve"> </w:t>
+      </w:r>
+      <w:proofErr w:type="spellStart"/>
+      <w:r>
+        <w:rPr>
+          <w:rFonts w:ascii="Consolas" w:eastAsia="Times New Roman" w:hAnsi="Consolas" w:cs="Times New Roman"/>
+          <w:color w:val="FFFFFF"/>
+          <w:sz w:val="21"/>
+          <w:szCs w:val="21"/>
+          <w:lang w:val="en-US" w:eastAsia="ru-RU"/>
+        </w:rPr>
+        <w:t>T_target</w:t>
+      </w:r>
+      <w:proofErr w:type="spellEnd"/>
+      <w:r>
+        <w:rPr>
+          <w:rFonts w:ascii="Consolas" w:eastAsia="Times New Roman" w:hAnsi="Consolas" w:cs="Times New Roman"/>
+          <w:color w:val="FFFFFF"/>
+          <w:sz w:val="21"/>
+          <w:szCs w:val="21"/>
+          <w:lang w:val="en-US" w:eastAsia="ru-RU"/>
+        </w:rPr>
+        <w:t>)</w:t>
       </w:r>
     </w:p>
     <w:p>
@@ -15918,8 +18710,20 @@
           <w:szCs w:val="21"/>
           <w:lang w:val="en-US" w:eastAsia="ru-RU"/>
         </w:rPr>
-        <w:t xml:space="preserve"> (cNO_eq</w:t>
-      </w:r>
+        <w:t xml:space="preserve"> (</w:t>
+      </w:r>
+      <w:proofErr w:type="spellStart"/>
+      <w:r>
+        <w:rPr>
+          <w:rFonts w:ascii="Consolas" w:eastAsia="Times New Roman" w:hAnsi="Consolas" w:cs="Times New Roman"/>
+          <w:color w:val="FFFFFF"/>
+          <w:sz w:val="21"/>
+          <w:szCs w:val="21"/>
+          <w:lang w:val="en-US" w:eastAsia="ru-RU"/>
+        </w:rPr>
+        <w:t>cNO_eq</w:t>
+      </w:r>
+      <w:proofErr w:type="spellEnd"/>
       <w:r>
         <w:rPr>
           <w:rFonts w:ascii="Consolas" w:eastAsia="Times New Roman" w:hAnsi="Consolas" w:cs="Times New Roman"/>
@@ -15988,8 +18792,20 @@
           <w:szCs w:val="21"/>
           <w:lang w:val="en-US" w:eastAsia="ru-RU"/>
         </w:rPr>
-        <w:t xml:space="preserve"> (cNOCl_eq</w:t>
-      </w:r>
+        <w:t xml:space="preserve"> (</w:t>
+      </w:r>
+      <w:proofErr w:type="spellStart"/>
+      <w:r>
+        <w:rPr>
+          <w:rFonts w:ascii="Consolas" w:eastAsia="Times New Roman" w:hAnsi="Consolas" w:cs="Times New Roman"/>
+          <w:color w:val="FFFFFF"/>
+          <w:sz w:val="21"/>
+          <w:szCs w:val="21"/>
+          <w:lang w:val="en-US" w:eastAsia="ru-RU"/>
+        </w:rPr>
+        <w:t>cNOCl_eq</w:t>
+      </w:r>
+      <w:proofErr w:type="spellEnd"/>
       <w:r>
         <w:rPr>
           <w:rFonts w:ascii="Consolas" w:eastAsia="Times New Roman" w:hAnsi="Consolas" w:cs="Times New Roman"/>
@@ -16068,7 +18884,29 @@
           <w:szCs w:val="21"/>
           <w:lang w:val="en-US" w:eastAsia="ru-RU"/>
         </w:rPr>
-        <w:t xml:space="preserve"> best_idx </w:t>
+        <w:t xml:space="preserve"> </w:t>
+      </w:r>
+      <w:proofErr w:type="spellStart"/>
+      <w:r>
+        <w:rPr>
+          <w:rFonts w:ascii="Consolas" w:eastAsia="Times New Roman" w:hAnsi="Consolas" w:cs="Times New Roman"/>
+          <w:color w:val="FFFFFF"/>
+          <w:sz w:val="21"/>
+          <w:szCs w:val="21"/>
+          <w:lang w:val="en-US" w:eastAsia="ru-RU"/>
+        </w:rPr>
+        <w:t>best_idx</w:t>
+      </w:r>
+      <w:proofErr w:type="spellEnd"/>
+      <w:r>
+        <w:rPr>
+          <w:rFonts w:ascii="Consolas" w:eastAsia="Times New Roman" w:hAnsi="Consolas" w:cs="Times New Roman"/>
+          <w:color w:val="FFFFFF"/>
+          <w:sz w:val="21"/>
+          <w:szCs w:val="21"/>
+          <w:lang w:val="en-US" w:eastAsia="ru-RU"/>
+        </w:rPr>
+        <w:t xml:space="preserve"> </w:t>
       </w:r>
       <w:r>
         <w:rPr>
@@ -16133,7 +18971,29 @@
           <w:szCs w:val="21"/>
           <w:lang w:val="en-US" w:eastAsia="ru-RU"/>
         </w:rPr>
-        <w:t xml:space="preserve">    k_unit </w:t>
+        <w:t xml:space="preserve">    </w:t>
+      </w:r>
+      <w:proofErr w:type="spellStart"/>
+      <w:r>
+        <w:rPr>
+          <w:rFonts w:ascii="Consolas" w:eastAsia="Times New Roman" w:hAnsi="Consolas" w:cs="Times New Roman"/>
+          <w:color w:val="FFFFFF"/>
+          <w:sz w:val="21"/>
+          <w:szCs w:val="21"/>
+          <w:lang w:val="en-US" w:eastAsia="ru-RU"/>
+        </w:rPr>
+        <w:t>k_unit</w:t>
+      </w:r>
+      <w:proofErr w:type="spellEnd"/>
+      <w:r>
+        <w:rPr>
+          <w:rFonts w:ascii="Consolas" w:eastAsia="Times New Roman" w:hAnsi="Consolas" w:cs="Times New Roman"/>
+          <w:color w:val="FFFFFF"/>
+          <w:sz w:val="21"/>
+          <w:szCs w:val="21"/>
+          <w:lang w:val="en-US" w:eastAsia="ru-RU"/>
+        </w:rPr>
+        <w:t xml:space="preserve"> </w:t>
       </w:r>
       <w:r>
         <w:rPr>
@@ -16240,6 +19100,7 @@
           <w:lang w:val="en-US" w:eastAsia="ru-RU"/>
         </w:rPr>
       </w:pPr>
+      <w:proofErr w:type="spellStart"/>
       <w:r>
         <w:rPr>
           <w:rFonts w:ascii="Consolas" w:eastAsia="Times New Roman" w:hAnsi="Consolas" w:cs="Times New Roman"/>
@@ -16250,15 +19111,38 @@
         </w:rPr>
         <w:t>elif</w:t>
       </w:r>
-      <w:r>
-        <w:rPr>
-          <w:rFonts w:ascii="Consolas" w:eastAsia="Times New Roman" w:hAnsi="Consolas" w:cs="Times New Roman"/>
-          <w:color w:val="FFFFFF"/>
-          <w:sz w:val="21"/>
-          <w:szCs w:val="21"/>
-          <w:lang w:val="en-US" w:eastAsia="ru-RU"/>
-        </w:rPr>
-        <w:t xml:space="preserve"> best_idx </w:t>
+      <w:proofErr w:type="spellEnd"/>
+      <w:r>
+        <w:rPr>
+          <w:rFonts w:ascii="Consolas" w:eastAsia="Times New Roman" w:hAnsi="Consolas" w:cs="Times New Roman"/>
+          <w:color w:val="FFFFFF"/>
+          <w:sz w:val="21"/>
+          <w:szCs w:val="21"/>
+          <w:lang w:val="en-US" w:eastAsia="ru-RU"/>
+        </w:rPr>
+        <w:t xml:space="preserve"> </w:t>
+      </w:r>
+      <w:proofErr w:type="spellStart"/>
+      <w:r>
+        <w:rPr>
+          <w:rFonts w:ascii="Consolas" w:eastAsia="Times New Roman" w:hAnsi="Consolas" w:cs="Times New Roman"/>
+          <w:color w:val="FFFFFF"/>
+          <w:sz w:val="21"/>
+          <w:szCs w:val="21"/>
+          <w:lang w:val="en-US" w:eastAsia="ru-RU"/>
+        </w:rPr>
+        <w:t>best_idx</w:t>
+      </w:r>
+      <w:proofErr w:type="spellEnd"/>
+      <w:r>
+        <w:rPr>
+          <w:rFonts w:ascii="Consolas" w:eastAsia="Times New Roman" w:hAnsi="Consolas" w:cs="Times New Roman"/>
+          <w:color w:val="FFFFFF"/>
+          <w:sz w:val="21"/>
+          <w:szCs w:val="21"/>
+          <w:lang w:val="en-US" w:eastAsia="ru-RU"/>
+        </w:rPr>
+        <w:t xml:space="preserve"> </w:t>
       </w:r>
       <w:r>
         <w:rPr>
@@ -16323,7 +19207,29 @@
           <w:szCs w:val="21"/>
           <w:lang w:val="en-US" w:eastAsia="ru-RU"/>
         </w:rPr>
-        <w:t xml:space="preserve">    k_unit </w:t>
+        <w:t xml:space="preserve">    </w:t>
+      </w:r>
+      <w:proofErr w:type="spellStart"/>
+      <w:r>
+        <w:rPr>
+          <w:rFonts w:ascii="Consolas" w:eastAsia="Times New Roman" w:hAnsi="Consolas" w:cs="Times New Roman"/>
+          <w:color w:val="FFFFFF"/>
+          <w:sz w:val="21"/>
+          <w:szCs w:val="21"/>
+          <w:lang w:val="en-US" w:eastAsia="ru-RU"/>
+        </w:rPr>
+        <w:t>k_unit</w:t>
+      </w:r>
+      <w:proofErr w:type="spellEnd"/>
+      <w:r>
+        <w:rPr>
+          <w:rFonts w:ascii="Consolas" w:eastAsia="Times New Roman" w:hAnsi="Consolas" w:cs="Times New Roman"/>
+          <w:color w:val="FFFFFF"/>
+          <w:sz w:val="21"/>
+          <w:szCs w:val="21"/>
+          <w:lang w:val="en-US" w:eastAsia="ru-RU"/>
+        </w:rPr>
+        <w:t xml:space="preserve"> </w:t>
       </w:r>
       <w:r>
         <w:rPr>
@@ -16390,6 +19296,7 @@
           <w:lang w:eastAsia="ru-RU"/>
         </w:rPr>
       </w:pPr>
+      <w:proofErr w:type="spellStart"/>
       <w:r>
         <w:rPr>
           <w:rFonts w:ascii="Consolas" w:eastAsia="Times New Roman" w:hAnsi="Consolas" w:cs="Times New Roman"/>
@@ -16400,6 +19307,7 @@
         </w:rPr>
         <w:t>else</w:t>
       </w:r>
+      <w:proofErr w:type="spellEnd"/>
       <w:r>
         <w:rPr>
           <w:rFonts w:ascii="Consolas" w:eastAsia="Times New Roman" w:hAnsi="Consolas" w:cs="Times New Roman"/>
@@ -16433,7 +19341,29 @@
           <w:szCs w:val="21"/>
           <w:lang w:eastAsia="ru-RU"/>
         </w:rPr>
-        <w:t xml:space="preserve">    k_unit </w:t>
+        <w:t xml:space="preserve">    </w:t>
+      </w:r>
+      <w:proofErr w:type="spellStart"/>
+      <w:r>
+        <w:rPr>
+          <w:rFonts w:ascii="Consolas" w:eastAsia="Times New Roman" w:hAnsi="Consolas" w:cs="Times New Roman"/>
+          <w:color w:val="FFFFFF"/>
+          <w:sz w:val="21"/>
+          <w:szCs w:val="21"/>
+          <w:lang w:eastAsia="ru-RU"/>
+        </w:rPr>
+        <w:t>k_unit</w:t>
+      </w:r>
+      <w:proofErr w:type="spellEnd"/>
+      <w:r>
+        <w:rPr>
+          <w:rFonts w:ascii="Consolas" w:eastAsia="Times New Roman" w:hAnsi="Consolas" w:cs="Times New Roman"/>
+          <w:color w:val="FFFFFF"/>
+          <w:sz w:val="21"/>
+          <w:szCs w:val="21"/>
+          <w:lang w:eastAsia="ru-RU"/>
+        </w:rPr>
+        <w:t xml:space="preserve"> </w:t>
       </w:r>
       <w:r>
         <w:rPr>
@@ -16495,6 +19425,7 @@
           <w:lang w:eastAsia="ru-RU"/>
         </w:rPr>
       </w:pPr>
+      <w:proofErr w:type="spellStart"/>
       <w:r>
         <w:rPr>
           <w:rFonts w:ascii="Consolas" w:eastAsia="Times New Roman" w:hAnsi="Consolas" w:cs="Times New Roman"/>
@@ -16505,6 +19436,7 @@
         </w:rPr>
         <w:t>print</w:t>
       </w:r>
+      <w:proofErr w:type="spellEnd"/>
       <w:r>
         <w:rPr>
           <w:rFonts w:ascii="Consolas" w:eastAsia="Times New Roman" w:hAnsi="Consolas" w:cs="Times New Roman"/>
@@ -16570,6 +19502,7 @@
           <w:lang w:eastAsia="ru-RU"/>
         </w:rPr>
       </w:pPr>
+      <w:proofErr w:type="spellStart"/>
       <w:r>
         <w:rPr>
           <w:rFonts w:ascii="Consolas" w:eastAsia="Times New Roman" w:hAnsi="Consolas" w:cs="Times New Roman"/>
@@ -16580,6 +19513,7 @@
         </w:rPr>
         <w:t>print</w:t>
       </w:r>
+      <w:proofErr w:type="spellEnd"/>
       <w:r>
         <w:rPr>
           <w:rFonts w:ascii="Consolas" w:eastAsia="Times New Roman" w:hAnsi="Consolas" w:cs="Times New Roman"/>
@@ -16590,6 +19524,7 @@
         </w:rPr>
         <w:t>(</w:t>
       </w:r>
+      <w:proofErr w:type="spellStart"/>
       <w:r>
         <w:rPr>
           <w:rFonts w:ascii="Consolas" w:eastAsia="Times New Roman" w:hAnsi="Consolas" w:cs="Times New Roman"/>
@@ -16608,7 +19543,18 @@
           <w:szCs w:val="21"/>
           <w:lang w:eastAsia="ru-RU"/>
         </w:rPr>
-        <w:t xml:space="preserve">"Константа скорости k = </w:t>
+        <w:t>"Константа</w:t>
+      </w:r>
+      <w:proofErr w:type="spellEnd"/>
+      <w:r>
+        <w:rPr>
+          <w:rFonts w:ascii="Consolas" w:eastAsia="Times New Roman" w:hAnsi="Consolas" w:cs="Times New Roman"/>
+          <w:color w:val="99FFE4"/>
+          <w:sz w:val="21"/>
+          <w:szCs w:val="21"/>
+          <w:lang w:eastAsia="ru-RU"/>
+        </w:rPr>
+        <w:t xml:space="preserve"> скорости k = </w:t>
       </w:r>
       <w:r>
         <w:rPr>
@@ -16670,6 +19616,7 @@
         </w:rPr>
         <w:t>{</w:t>
       </w:r>
+      <w:proofErr w:type="spellStart"/>
       <w:r>
         <w:rPr>
           <w:rFonts w:ascii="Consolas" w:eastAsia="Times New Roman" w:hAnsi="Consolas" w:cs="Times New Roman"/>
@@ -16680,6 +19627,7 @@
         </w:rPr>
         <w:t>k_unit</w:t>
       </w:r>
+      <w:proofErr w:type="spellEnd"/>
       <w:r>
         <w:rPr>
           <w:rFonts w:ascii="Consolas" w:eastAsia="Times New Roman" w:hAnsi="Consolas" w:cs="Times New Roman"/>
@@ -16708,17 +19656,7 @@
           <w:szCs w:val="21"/>
           <w:lang w:eastAsia="ru-RU"/>
         </w:rPr>
-        <w:t xml:space="preserve">) </w:t>
-      </w:r>
-      <w:r>
-        <w:rPr>
-          <w:rFonts w:ascii="Consolas" w:eastAsia="Times New Roman" w:hAnsi="Consolas" w:cs="Times New Roman"/>
-          <w:color w:val="8B8B8B"/>
-          <w:sz w:val="21"/>
-          <w:szCs w:val="21"/>
-          <w:lang w:eastAsia="ru-RU"/>
-        </w:rPr>
-        <w:t># Теперь с единицей измерения</w:t>
+        <w:t>)</w:t>
       </w:r>
     </w:p>
     <w:p>
@@ -16735,6 +19673,7 @@
           <w:lang w:eastAsia="ru-RU"/>
         </w:rPr>
       </w:pPr>
+      <w:proofErr w:type="spellStart"/>
       <w:r>
         <w:rPr>
           <w:rFonts w:ascii="Consolas" w:eastAsia="Times New Roman" w:hAnsi="Consolas" w:cs="Times New Roman"/>
@@ -16745,6 +19684,7 @@
         </w:rPr>
         <w:t>print</w:t>
       </w:r>
+      <w:proofErr w:type="spellEnd"/>
       <w:r>
         <w:rPr>
           <w:rFonts w:ascii="Consolas" w:eastAsia="Times New Roman" w:hAnsi="Consolas" w:cs="Times New Roman"/>
@@ -16755,6 +19695,7 @@
         </w:rPr>
         <w:t>(</w:t>
       </w:r>
+      <w:proofErr w:type="spellStart"/>
       <w:r>
         <w:rPr>
           <w:rFonts w:ascii="Consolas" w:eastAsia="Times New Roman" w:hAnsi="Consolas" w:cs="Times New Roman"/>
@@ -16773,7 +19714,40 @@
           <w:szCs w:val="21"/>
           <w:lang w:eastAsia="ru-RU"/>
         </w:rPr>
-        <w:t xml:space="preserve">"Время полупревращения τ₁/₂ = </w:t>
+        <w:t>"Время</w:t>
+      </w:r>
+      <w:proofErr w:type="spellEnd"/>
+      <w:r>
+        <w:rPr>
+          <w:rFonts w:ascii="Consolas" w:eastAsia="Times New Roman" w:hAnsi="Consolas" w:cs="Times New Roman"/>
+          <w:color w:val="99FFE4"/>
+          <w:sz w:val="21"/>
+          <w:szCs w:val="21"/>
+          <w:lang w:eastAsia="ru-RU"/>
+        </w:rPr>
+        <w:t xml:space="preserve"> </w:t>
+      </w:r>
+      <w:proofErr w:type="spellStart"/>
+      <w:r>
+        <w:rPr>
+          <w:rFonts w:ascii="Consolas" w:eastAsia="Times New Roman" w:hAnsi="Consolas" w:cs="Times New Roman"/>
+          <w:color w:val="99FFE4"/>
+          <w:sz w:val="21"/>
+          <w:szCs w:val="21"/>
+          <w:lang w:eastAsia="ru-RU"/>
+        </w:rPr>
+        <w:t>полупревращения</w:t>
+      </w:r>
+      <w:proofErr w:type="spellEnd"/>
+      <w:r>
+        <w:rPr>
+          <w:rFonts w:ascii="Consolas" w:eastAsia="Times New Roman" w:hAnsi="Consolas" w:cs="Times New Roman"/>
+          <w:color w:val="99FFE4"/>
+          <w:sz w:val="21"/>
+          <w:szCs w:val="21"/>
+          <w:lang w:eastAsia="ru-RU"/>
+        </w:rPr>
+        <w:t xml:space="preserve"> τ₁/₂ = </w:t>
       </w:r>
       <w:r>
         <w:rPr>
@@ -16850,6 +19824,7 @@
           <w:lang w:eastAsia="ru-RU"/>
         </w:rPr>
       </w:pPr>
+      <w:proofErr w:type="spellStart"/>
       <w:r>
         <w:rPr>
           <w:rFonts w:ascii="Consolas" w:eastAsia="Times New Roman" w:hAnsi="Consolas" w:cs="Times New Roman"/>
@@ -16860,6 +19835,7 @@
         </w:rPr>
         <w:t>print</w:t>
       </w:r>
+      <w:proofErr w:type="spellEnd"/>
       <w:r>
         <w:rPr>
           <w:rFonts w:ascii="Consolas" w:eastAsia="Times New Roman" w:hAnsi="Consolas" w:cs="Times New Roman"/>
@@ -16870,6 +19846,7 @@
         </w:rPr>
         <w:t>(</w:t>
       </w:r>
+      <w:proofErr w:type="spellStart"/>
       <w:r>
         <w:rPr>
           <w:rFonts w:ascii="Consolas" w:eastAsia="Times New Roman" w:hAnsi="Consolas" w:cs="Times New Roman"/>
@@ -16888,7 +19865,40 @@
           <w:szCs w:val="21"/>
           <w:lang w:eastAsia="ru-RU"/>
         </w:rPr>
-        <w:t xml:space="preserve">"Концентрация NOCl при t₁ = </w:t>
+        <w:t>"Концентрация</w:t>
+      </w:r>
+      <w:proofErr w:type="spellEnd"/>
+      <w:r>
+        <w:rPr>
+          <w:rFonts w:ascii="Consolas" w:eastAsia="Times New Roman" w:hAnsi="Consolas" w:cs="Times New Roman"/>
+          <w:color w:val="99FFE4"/>
+          <w:sz w:val="21"/>
+          <w:szCs w:val="21"/>
+          <w:lang w:eastAsia="ru-RU"/>
+        </w:rPr>
+        <w:t xml:space="preserve"> </w:t>
+      </w:r>
+      <w:proofErr w:type="spellStart"/>
+      <w:r>
+        <w:rPr>
+          <w:rFonts w:ascii="Consolas" w:eastAsia="Times New Roman" w:hAnsi="Consolas" w:cs="Times New Roman"/>
+          <w:color w:val="99FFE4"/>
+          <w:sz w:val="21"/>
+          <w:szCs w:val="21"/>
+          <w:lang w:eastAsia="ru-RU"/>
+        </w:rPr>
+        <w:t>NOCl</w:t>
+      </w:r>
+      <w:proofErr w:type="spellEnd"/>
+      <w:r>
+        <w:rPr>
+          <w:rFonts w:ascii="Consolas" w:eastAsia="Times New Roman" w:hAnsi="Consolas" w:cs="Times New Roman"/>
+          <w:color w:val="99FFE4"/>
+          <w:sz w:val="21"/>
+          <w:szCs w:val="21"/>
+          <w:lang w:eastAsia="ru-RU"/>
+        </w:rPr>
+        <w:t xml:space="preserve"> при t₁ = </w:t>
       </w:r>
       <w:r>
         <w:rPr>
@@ -16928,7 +19938,29 @@
           <w:szCs w:val="21"/>
           <w:lang w:eastAsia="ru-RU"/>
         </w:rPr>
-        <w:t xml:space="preserve"> с: cA = </w:t>
+        <w:t xml:space="preserve"> с: </w:t>
+      </w:r>
+      <w:proofErr w:type="spellStart"/>
+      <w:r>
+        <w:rPr>
+          <w:rFonts w:ascii="Consolas" w:eastAsia="Times New Roman" w:hAnsi="Consolas" w:cs="Times New Roman"/>
+          <w:color w:val="99FFE4"/>
+          <w:sz w:val="21"/>
+          <w:szCs w:val="21"/>
+          <w:lang w:eastAsia="ru-RU"/>
+        </w:rPr>
+        <w:t>cA</w:t>
+      </w:r>
+      <w:proofErr w:type="spellEnd"/>
+      <w:r>
+        <w:rPr>
+          <w:rFonts w:ascii="Consolas" w:eastAsia="Times New Roman" w:hAnsi="Consolas" w:cs="Times New Roman"/>
+          <w:color w:val="99FFE4"/>
+          <w:sz w:val="21"/>
+          <w:szCs w:val="21"/>
+          <w:lang w:eastAsia="ru-RU"/>
+        </w:rPr>
+        <w:t xml:space="preserve"> = </w:t>
       </w:r>
       <w:r>
         <w:rPr>
@@ -17005,6 +20037,7 @@
           <w:lang w:eastAsia="ru-RU"/>
         </w:rPr>
       </w:pPr>
+      <w:proofErr w:type="spellStart"/>
       <w:r>
         <w:rPr>
           <w:rFonts w:ascii="Consolas" w:eastAsia="Times New Roman" w:hAnsi="Consolas" w:cs="Times New Roman"/>
@@ -17015,6 +20048,7 @@
         </w:rPr>
         <w:t>print</w:t>
       </w:r>
+      <w:proofErr w:type="spellEnd"/>
       <w:r>
         <w:rPr>
           <w:rFonts w:ascii="Consolas" w:eastAsia="Times New Roman" w:hAnsi="Consolas" w:cs="Times New Roman"/>
@@ -17025,6 +20059,7 @@
         </w:rPr>
         <w:t>(</w:t>
       </w:r>
+      <w:proofErr w:type="spellStart"/>
       <w:r>
         <w:rPr>
           <w:rFonts w:ascii="Consolas" w:eastAsia="Times New Roman" w:hAnsi="Consolas" w:cs="Times New Roman"/>
@@ -17043,7 +20078,18 @@
           <w:szCs w:val="21"/>
           <w:lang w:eastAsia="ru-RU"/>
         </w:rPr>
-        <w:t xml:space="preserve">"Конверсия при t₁ = </w:t>
+        <w:t>"Конверсия</w:t>
+      </w:r>
+      <w:proofErr w:type="spellEnd"/>
+      <w:r>
+        <w:rPr>
+          <w:rFonts w:ascii="Consolas" w:eastAsia="Times New Roman" w:hAnsi="Consolas" w:cs="Times New Roman"/>
+          <w:color w:val="99FFE4"/>
+          <w:sz w:val="21"/>
+          <w:szCs w:val="21"/>
+          <w:lang w:eastAsia="ru-RU"/>
+        </w:rPr>
+        <w:t xml:space="preserve"> при t₁ = </w:t>
       </w:r>
       <w:r>
         <w:rPr>
@@ -17145,6 +20191,7 @@
         </w:rPr>
         <w:t>{</w:t>
       </w:r>
+      <w:proofErr w:type="spellStart"/>
       <w:r>
         <w:rPr>
           <w:rFonts w:ascii="Consolas" w:eastAsia="Times New Roman" w:hAnsi="Consolas" w:cs="Times New Roman"/>
@@ -17155,6 +20202,7 @@
         </w:rPr>
         <w:t>deg_conv</w:t>
       </w:r>
+      <w:proofErr w:type="spellEnd"/>
       <w:r>
         <w:rPr>
           <w:rFonts w:ascii="Consolas" w:eastAsia="Times New Roman" w:hAnsi="Consolas" w:cs="Times New Roman"/>
@@ -17230,6 +20278,7 @@
           <w:lang w:eastAsia="ru-RU"/>
         </w:rPr>
       </w:pPr>
+      <w:proofErr w:type="spellStart"/>
       <w:r>
         <w:rPr>
           <w:rFonts w:ascii="Consolas" w:eastAsia="Times New Roman" w:hAnsi="Consolas" w:cs="Times New Roman"/>
@@ -17240,6 +20289,7 @@
         </w:rPr>
         <w:t>print</w:t>
       </w:r>
+      <w:proofErr w:type="spellEnd"/>
       <w:r>
         <w:rPr>
           <w:rFonts w:ascii="Consolas" w:eastAsia="Times New Roman" w:hAnsi="Consolas" w:cs="Times New Roman"/>
@@ -17250,6 +20300,7 @@
         </w:rPr>
         <w:t>(</w:t>
       </w:r>
+      <w:proofErr w:type="spellStart"/>
       <w:r>
         <w:rPr>
           <w:rFonts w:ascii="Consolas" w:eastAsia="Times New Roman" w:hAnsi="Consolas" w:cs="Times New Roman"/>
@@ -17268,7 +20319,40 @@
           <w:szCs w:val="21"/>
           <w:lang w:eastAsia="ru-RU"/>
         </w:rPr>
-        <w:t xml:space="preserve">"Константа равновесия Kc = </w:t>
+        <w:t>"Константа</w:t>
+      </w:r>
+      <w:proofErr w:type="spellEnd"/>
+      <w:r>
+        <w:rPr>
+          <w:rFonts w:ascii="Consolas" w:eastAsia="Times New Roman" w:hAnsi="Consolas" w:cs="Times New Roman"/>
+          <w:color w:val="99FFE4"/>
+          <w:sz w:val="21"/>
+          <w:szCs w:val="21"/>
+          <w:lang w:eastAsia="ru-RU"/>
+        </w:rPr>
+        <w:t xml:space="preserve"> равновесия </w:t>
+      </w:r>
+      <w:proofErr w:type="spellStart"/>
+      <w:r>
+        <w:rPr>
+          <w:rFonts w:ascii="Consolas" w:eastAsia="Times New Roman" w:hAnsi="Consolas" w:cs="Times New Roman"/>
+          <w:color w:val="99FFE4"/>
+          <w:sz w:val="21"/>
+          <w:szCs w:val="21"/>
+          <w:lang w:eastAsia="ru-RU"/>
+        </w:rPr>
+        <w:t>Kc</w:t>
+      </w:r>
+      <w:proofErr w:type="spellEnd"/>
+      <w:r>
+        <w:rPr>
+          <w:rFonts w:ascii="Consolas" w:eastAsia="Times New Roman" w:hAnsi="Consolas" w:cs="Times New Roman"/>
+          <w:color w:val="99FFE4"/>
+          <w:sz w:val="21"/>
+          <w:szCs w:val="21"/>
+          <w:lang w:eastAsia="ru-RU"/>
+        </w:rPr>
+        <w:t xml:space="preserve"> = </w:t>
       </w:r>
       <w:r>
         <w:rPr>
@@ -17880,7 +20964,29 @@
           <w:szCs w:val="21"/>
           <w:lang w:val="en-US" w:eastAsia="ru-RU"/>
         </w:rPr>
-        <w:t xml:space="preserve"> numpy </w:t>
+        <w:t xml:space="preserve"> </w:t>
+      </w:r>
+      <w:proofErr w:type="spellStart"/>
+      <w:r>
+        <w:rPr>
+          <w:rFonts w:ascii="Consolas" w:eastAsia="Times New Roman" w:hAnsi="Consolas" w:cs="Times New Roman"/>
+          <w:color w:val="FFFFFF"/>
+          <w:sz w:val="21"/>
+          <w:szCs w:val="21"/>
+          <w:lang w:val="en-US" w:eastAsia="ru-RU"/>
+        </w:rPr>
+        <w:t>numpy</w:t>
+      </w:r>
+      <w:proofErr w:type="spellEnd"/>
+      <w:r>
+        <w:rPr>
+          <w:rFonts w:ascii="Consolas" w:eastAsia="Times New Roman" w:hAnsi="Consolas" w:cs="Times New Roman"/>
+          <w:color w:val="FFFFFF"/>
+          <w:sz w:val="21"/>
+          <w:szCs w:val="21"/>
+          <w:lang w:val="en-US" w:eastAsia="ru-RU"/>
+        </w:rPr>
+        <w:t xml:space="preserve"> </w:t>
       </w:r>
       <w:r>
         <w:rPr>
@@ -17935,7 +21041,29 @@
           <w:szCs w:val="21"/>
           <w:lang w:val="en-US" w:eastAsia="ru-RU"/>
         </w:rPr>
-        <w:t xml:space="preserve"> scipy.integrate </w:t>
+        <w:t xml:space="preserve"> </w:t>
+      </w:r>
+      <w:proofErr w:type="spellStart"/>
+      <w:r>
+        <w:rPr>
+          <w:rFonts w:ascii="Consolas" w:eastAsia="Times New Roman" w:hAnsi="Consolas" w:cs="Times New Roman"/>
+          <w:color w:val="FFFFFF"/>
+          <w:sz w:val="21"/>
+          <w:szCs w:val="21"/>
+          <w:lang w:val="en-US" w:eastAsia="ru-RU"/>
+        </w:rPr>
+        <w:t>scipy.integrate</w:t>
+      </w:r>
+      <w:proofErr w:type="spellEnd"/>
+      <w:r>
+        <w:rPr>
+          <w:rFonts w:ascii="Consolas" w:eastAsia="Times New Roman" w:hAnsi="Consolas" w:cs="Times New Roman"/>
+          <w:color w:val="FFFFFF"/>
+          <w:sz w:val="21"/>
+          <w:szCs w:val="21"/>
+          <w:lang w:val="en-US" w:eastAsia="ru-RU"/>
+        </w:rPr>
+        <w:t xml:space="preserve"> </w:t>
       </w:r>
       <w:r>
         <w:rPr>
@@ -17955,8 +21083,20 @@
           <w:szCs w:val="21"/>
           <w:lang w:val="en-US" w:eastAsia="ru-RU"/>
         </w:rPr>
-        <w:t xml:space="preserve"> odeint</w:t>
-      </w:r>
+        <w:t xml:space="preserve"> </w:t>
+      </w:r>
+      <w:proofErr w:type="spellStart"/>
+      <w:r>
+        <w:rPr>
+          <w:rFonts w:ascii="Consolas" w:eastAsia="Times New Roman" w:hAnsi="Consolas" w:cs="Times New Roman"/>
+          <w:color w:val="FFFFFF"/>
+          <w:sz w:val="21"/>
+          <w:szCs w:val="21"/>
+          <w:lang w:val="en-US" w:eastAsia="ru-RU"/>
+        </w:rPr>
+        <w:t>odeint</w:t>
+      </w:r>
+      <w:proofErr w:type="spellEnd"/>
     </w:p>
     <w:p>
       <w:pPr>
@@ -17990,7 +21130,29 @@
           <w:szCs w:val="21"/>
           <w:lang w:val="en-US" w:eastAsia="ru-RU"/>
         </w:rPr>
-        <w:t xml:space="preserve"> matplotlib.pyplot </w:t>
+        <w:t xml:space="preserve"> </w:t>
+      </w:r>
+      <w:proofErr w:type="spellStart"/>
+      <w:r>
+        <w:rPr>
+          <w:rFonts w:ascii="Consolas" w:eastAsia="Times New Roman" w:hAnsi="Consolas" w:cs="Times New Roman"/>
+          <w:color w:val="FFFFFF"/>
+          <w:sz w:val="21"/>
+          <w:szCs w:val="21"/>
+          <w:lang w:val="en-US" w:eastAsia="ru-RU"/>
+        </w:rPr>
+        <w:t>matplotlib.pyplot</w:t>
+      </w:r>
+      <w:proofErr w:type="spellEnd"/>
+      <w:r>
+        <w:rPr>
+          <w:rFonts w:ascii="Consolas" w:eastAsia="Times New Roman" w:hAnsi="Consolas" w:cs="Times New Roman"/>
+          <w:color w:val="FFFFFF"/>
+          <w:sz w:val="21"/>
+          <w:szCs w:val="21"/>
+          <w:lang w:val="en-US" w:eastAsia="ru-RU"/>
+        </w:rPr>
+        <w:t xml:space="preserve"> </w:t>
       </w:r>
       <w:r>
         <w:rPr>
@@ -18010,8 +21172,20 @@
           <w:szCs w:val="21"/>
           <w:lang w:val="en-US" w:eastAsia="ru-RU"/>
         </w:rPr>
-        <w:t xml:space="preserve"> plt</w:t>
-      </w:r>
+        <w:t xml:space="preserve"> </w:t>
+      </w:r>
+      <w:proofErr w:type="spellStart"/>
+      <w:r>
+        <w:rPr>
+          <w:rFonts w:ascii="Consolas" w:eastAsia="Times New Roman" w:hAnsi="Consolas" w:cs="Times New Roman"/>
+          <w:color w:val="FFFFFF"/>
+          <w:sz w:val="21"/>
+          <w:szCs w:val="21"/>
+          <w:lang w:val="en-US" w:eastAsia="ru-RU"/>
+        </w:rPr>
+        <w:t>plt</w:t>
+      </w:r>
+      <w:proofErr w:type="spellEnd"/>
     </w:p>
     <w:p>
       <w:pPr>
@@ -18237,15 +21411,27 @@
           <w:lang w:val="en-US" w:eastAsia="ru-RU"/>
         </w:rPr>
       </w:pPr>
-      <w:r>
-        <w:rPr>
-          <w:rFonts w:ascii="Consolas" w:eastAsia="Times New Roman" w:hAnsi="Consolas" w:cs="Times New Roman"/>
-          <w:color w:val="FFFFFF"/>
-          <w:sz w:val="21"/>
-          <w:szCs w:val="21"/>
-          <w:lang w:val="en-US" w:eastAsia="ru-RU"/>
-        </w:rPr>
-        <w:t xml:space="preserve">t_end </w:t>
+      <w:proofErr w:type="spellStart"/>
+      <w:r>
+        <w:rPr>
+          <w:rFonts w:ascii="Consolas" w:eastAsia="Times New Roman" w:hAnsi="Consolas" w:cs="Times New Roman"/>
+          <w:color w:val="FFFFFF"/>
+          <w:sz w:val="21"/>
+          <w:szCs w:val="21"/>
+          <w:lang w:val="en-US" w:eastAsia="ru-RU"/>
+        </w:rPr>
+        <w:t>t_end</w:t>
+      </w:r>
+      <w:proofErr w:type="spellEnd"/>
+      <w:r>
+        <w:rPr>
+          <w:rFonts w:ascii="Consolas" w:eastAsia="Times New Roman" w:hAnsi="Consolas" w:cs="Times New Roman"/>
+          <w:color w:val="FFFFFF"/>
+          <w:sz w:val="21"/>
+          <w:szCs w:val="21"/>
+          <w:lang w:val="en-US" w:eastAsia="ru-RU"/>
+        </w:rPr>
+        <w:t xml:space="preserve"> </w:t>
       </w:r>
       <w:r>
         <w:rPr>
@@ -18497,15 +21683,27 @@
           <w:lang w:val="en-US" w:eastAsia="ru-RU"/>
         </w:rPr>
       </w:pPr>
-      <w:r>
-        <w:rPr>
-          <w:rFonts w:ascii="Consolas" w:eastAsia="Times New Roman" w:hAnsi="Consolas" w:cs="Times New Roman"/>
-          <w:color w:val="FFFFFF"/>
-          <w:sz w:val="21"/>
-          <w:szCs w:val="21"/>
-          <w:lang w:val="en-US" w:eastAsia="ru-RU"/>
-        </w:rPr>
-        <w:t xml:space="preserve">C_total </w:t>
+      <w:proofErr w:type="spellStart"/>
+      <w:r>
+        <w:rPr>
+          <w:rFonts w:ascii="Consolas" w:eastAsia="Times New Roman" w:hAnsi="Consolas" w:cs="Times New Roman"/>
+          <w:color w:val="FFFFFF"/>
+          <w:sz w:val="21"/>
+          <w:szCs w:val="21"/>
+          <w:lang w:val="en-US" w:eastAsia="ru-RU"/>
+        </w:rPr>
+        <w:t>C_total</w:t>
+      </w:r>
+      <w:proofErr w:type="spellEnd"/>
+      <w:r>
+        <w:rPr>
+          <w:rFonts w:ascii="Consolas" w:eastAsia="Times New Roman" w:hAnsi="Consolas" w:cs="Times New Roman"/>
+          <w:color w:val="FFFFFF"/>
+          <w:sz w:val="21"/>
+          <w:szCs w:val="21"/>
+          <w:lang w:val="en-US" w:eastAsia="ru-RU"/>
+        </w:rPr>
+        <w:t xml:space="preserve"> </w:t>
       </w:r>
       <w:r>
         <w:rPr>
@@ -18630,8 +21828,20 @@
           <w:szCs w:val="21"/>
           <w:lang w:val="en-US" w:eastAsia="ru-RU"/>
         </w:rPr>
-        <w:t xml:space="preserve"> C_total</w:t>
-      </w:r>
+        <w:t xml:space="preserve"> </w:t>
+      </w:r>
+      <w:proofErr w:type="spellStart"/>
+      <w:r>
+        <w:rPr>
+          <w:rFonts w:ascii="Consolas" w:eastAsia="Times New Roman" w:hAnsi="Consolas" w:cs="Times New Roman"/>
+          <w:color w:val="FFFFFF"/>
+          <w:sz w:val="21"/>
+          <w:szCs w:val="21"/>
+          <w:lang w:val="en-US" w:eastAsia="ru-RU"/>
+        </w:rPr>
+        <w:t>C_total</w:t>
+      </w:r>
+      <w:proofErr w:type="spellEnd"/>
     </w:p>
     <w:p>
       <w:pPr>
@@ -18695,8 +21905,20 @@
           <w:szCs w:val="21"/>
           <w:lang w:val="en-US" w:eastAsia="ru-RU"/>
         </w:rPr>
-        <w:t xml:space="preserve"> C_total</w:t>
-      </w:r>
+        <w:t xml:space="preserve"> </w:t>
+      </w:r>
+      <w:proofErr w:type="spellStart"/>
+      <w:r>
+        <w:rPr>
+          <w:rFonts w:ascii="Consolas" w:eastAsia="Times New Roman" w:hAnsi="Consolas" w:cs="Times New Roman"/>
+          <w:color w:val="FFFFFF"/>
+          <w:sz w:val="21"/>
+          <w:szCs w:val="21"/>
+          <w:lang w:val="en-US" w:eastAsia="ru-RU"/>
+        </w:rPr>
+        <w:t>C_total</w:t>
+      </w:r>
+      <w:proofErr w:type="spellEnd"/>
     </w:p>
     <w:p>
       <w:pPr>
@@ -19243,6 +22465,7 @@
         </w:rPr>
         <w:t xml:space="preserve"> </w:t>
       </w:r>
+      <w:proofErr w:type="spellStart"/>
       <w:r>
         <w:rPr>
           <w:rFonts w:ascii="Consolas" w:eastAsia="Times New Roman" w:hAnsi="Consolas" w:cs="Times New Roman"/>
@@ -19253,15 +22476,38 @@
         </w:rPr>
         <w:t>calc_k</w:t>
       </w:r>
-      <w:r>
-        <w:rPr>
-          <w:rFonts w:ascii="Consolas" w:eastAsia="Times New Roman" w:hAnsi="Consolas" w:cs="Times New Roman"/>
-          <w:color w:val="FFFFFF"/>
-          <w:sz w:val="21"/>
-          <w:szCs w:val="21"/>
-          <w:lang w:val="en-US" w:eastAsia="ru-RU"/>
-        </w:rPr>
-        <w:t>(A, E_kj, T):</w:t>
+      <w:proofErr w:type="spellEnd"/>
+      <w:r>
+        <w:rPr>
+          <w:rFonts w:ascii="Consolas" w:eastAsia="Times New Roman" w:hAnsi="Consolas" w:cs="Times New Roman"/>
+          <w:color w:val="FFFFFF"/>
+          <w:sz w:val="21"/>
+          <w:szCs w:val="21"/>
+          <w:lang w:val="en-US" w:eastAsia="ru-RU"/>
+        </w:rPr>
+        <w:t xml:space="preserve">(A, </w:t>
+      </w:r>
+      <w:proofErr w:type="spellStart"/>
+      <w:r>
+        <w:rPr>
+          <w:rFonts w:ascii="Consolas" w:eastAsia="Times New Roman" w:hAnsi="Consolas" w:cs="Times New Roman"/>
+          <w:color w:val="FFFFFF"/>
+          <w:sz w:val="21"/>
+          <w:szCs w:val="21"/>
+          <w:lang w:val="en-US" w:eastAsia="ru-RU"/>
+        </w:rPr>
+        <w:t>E_kj</w:t>
+      </w:r>
+      <w:proofErr w:type="spellEnd"/>
+      <w:r>
+        <w:rPr>
+          <w:rFonts w:ascii="Consolas" w:eastAsia="Times New Roman" w:hAnsi="Consolas" w:cs="Times New Roman"/>
+          <w:color w:val="FFFFFF"/>
+          <w:sz w:val="21"/>
+          <w:szCs w:val="21"/>
+          <w:lang w:val="en-US" w:eastAsia="ru-RU"/>
+        </w:rPr>
+        <w:t>, T):</w:t>
       </w:r>
     </w:p>
     <w:p>
@@ -19326,7 +22572,29 @@
           <w:szCs w:val="21"/>
           <w:lang w:val="en-US" w:eastAsia="ru-RU"/>
         </w:rPr>
-        <w:t xml:space="preserve"> np.exp(</w:t>
+        <w:t xml:space="preserve"> </w:t>
+      </w:r>
+      <w:proofErr w:type="spellStart"/>
+      <w:r>
+        <w:rPr>
+          <w:rFonts w:ascii="Consolas" w:eastAsia="Times New Roman" w:hAnsi="Consolas" w:cs="Times New Roman"/>
+          <w:color w:val="FFFFFF"/>
+          <w:sz w:val="21"/>
+          <w:szCs w:val="21"/>
+          <w:lang w:val="en-US" w:eastAsia="ru-RU"/>
+        </w:rPr>
+        <w:t>np.exp</w:t>
+      </w:r>
+      <w:proofErr w:type="spellEnd"/>
+      <w:r>
+        <w:rPr>
+          <w:rFonts w:ascii="Consolas" w:eastAsia="Times New Roman" w:hAnsi="Consolas" w:cs="Times New Roman"/>
+          <w:color w:val="FFFFFF"/>
+          <w:sz w:val="21"/>
+          <w:szCs w:val="21"/>
+          <w:lang w:val="en-US" w:eastAsia="ru-RU"/>
+        </w:rPr>
+        <w:t>(</w:t>
       </w:r>
       <w:r>
         <w:rPr>
@@ -19338,15 +22606,27 @@
         </w:rPr>
         <w:t>-</w:t>
       </w:r>
-      <w:r>
-        <w:rPr>
-          <w:rFonts w:ascii="Consolas" w:eastAsia="Times New Roman" w:hAnsi="Consolas" w:cs="Times New Roman"/>
-          <w:color w:val="FFFFFF"/>
-          <w:sz w:val="21"/>
-          <w:szCs w:val="21"/>
-          <w:lang w:val="en-US" w:eastAsia="ru-RU"/>
-        </w:rPr>
-        <w:t xml:space="preserve">E_kj </w:t>
+      <w:proofErr w:type="spellStart"/>
+      <w:r>
+        <w:rPr>
+          <w:rFonts w:ascii="Consolas" w:eastAsia="Times New Roman" w:hAnsi="Consolas" w:cs="Times New Roman"/>
+          <w:color w:val="FFFFFF"/>
+          <w:sz w:val="21"/>
+          <w:szCs w:val="21"/>
+          <w:lang w:val="en-US" w:eastAsia="ru-RU"/>
+        </w:rPr>
+        <w:t>E_kj</w:t>
+      </w:r>
+      <w:proofErr w:type="spellEnd"/>
+      <w:r>
+        <w:rPr>
+          <w:rFonts w:ascii="Consolas" w:eastAsia="Times New Roman" w:hAnsi="Consolas" w:cs="Times New Roman"/>
+          <w:color w:val="FFFFFF"/>
+          <w:sz w:val="21"/>
+          <w:szCs w:val="21"/>
+          <w:lang w:val="en-US" w:eastAsia="ru-RU"/>
+        </w:rPr>
+        <w:t xml:space="preserve"> </w:t>
       </w:r>
       <w:r>
         <w:rPr>
@@ -19486,7 +22766,29 @@
           <w:szCs w:val="21"/>
           <w:lang w:val="en-US" w:eastAsia="ru-RU"/>
         </w:rPr>
-        <w:t xml:space="preserve"> calc_k(A1p, E1p, T)</w:t>
+        <w:t xml:space="preserve"> </w:t>
+      </w:r>
+      <w:proofErr w:type="spellStart"/>
+      <w:r>
+        <w:rPr>
+          <w:rFonts w:ascii="Consolas" w:eastAsia="Times New Roman" w:hAnsi="Consolas" w:cs="Times New Roman"/>
+          <w:color w:val="FFFFFF"/>
+          <w:sz w:val="21"/>
+          <w:szCs w:val="21"/>
+          <w:lang w:val="en-US" w:eastAsia="ru-RU"/>
+        </w:rPr>
+        <w:t>calc_k</w:t>
+      </w:r>
+      <w:proofErr w:type="spellEnd"/>
+      <w:r>
+        <w:rPr>
+          <w:rFonts w:ascii="Consolas" w:eastAsia="Times New Roman" w:hAnsi="Consolas" w:cs="Times New Roman"/>
+          <w:color w:val="FFFFFF"/>
+          <w:sz w:val="21"/>
+          <w:szCs w:val="21"/>
+          <w:lang w:val="en-US" w:eastAsia="ru-RU"/>
+        </w:rPr>
+        <w:t>(A1p, E1p, T)</w:t>
       </w:r>
     </w:p>
     <w:p>
@@ -19531,7 +22833,29 @@
           <w:szCs w:val="21"/>
           <w:lang w:val="en-US" w:eastAsia="ru-RU"/>
         </w:rPr>
-        <w:t xml:space="preserve"> calc_k(A1m, E1m, T)</w:t>
+        <w:t xml:space="preserve"> </w:t>
+      </w:r>
+      <w:proofErr w:type="spellStart"/>
+      <w:r>
+        <w:rPr>
+          <w:rFonts w:ascii="Consolas" w:eastAsia="Times New Roman" w:hAnsi="Consolas" w:cs="Times New Roman"/>
+          <w:color w:val="FFFFFF"/>
+          <w:sz w:val="21"/>
+          <w:szCs w:val="21"/>
+          <w:lang w:val="en-US" w:eastAsia="ru-RU"/>
+        </w:rPr>
+        <w:t>calc_k</w:t>
+      </w:r>
+      <w:proofErr w:type="spellEnd"/>
+      <w:r>
+        <w:rPr>
+          <w:rFonts w:ascii="Consolas" w:eastAsia="Times New Roman" w:hAnsi="Consolas" w:cs="Times New Roman"/>
+          <w:color w:val="FFFFFF"/>
+          <w:sz w:val="21"/>
+          <w:szCs w:val="21"/>
+          <w:lang w:val="en-US" w:eastAsia="ru-RU"/>
+        </w:rPr>
+        <w:t>(A1m, E1m, T)</w:t>
       </w:r>
     </w:p>
     <w:p>
@@ -19576,7 +22900,29 @@
           <w:szCs w:val="21"/>
           <w:lang w:val="en-US" w:eastAsia="ru-RU"/>
         </w:rPr>
-        <w:t xml:space="preserve"> calc_k(A2p, E2p, T)</w:t>
+        <w:t xml:space="preserve"> </w:t>
+      </w:r>
+      <w:proofErr w:type="spellStart"/>
+      <w:r>
+        <w:rPr>
+          <w:rFonts w:ascii="Consolas" w:eastAsia="Times New Roman" w:hAnsi="Consolas" w:cs="Times New Roman"/>
+          <w:color w:val="FFFFFF"/>
+          <w:sz w:val="21"/>
+          <w:szCs w:val="21"/>
+          <w:lang w:val="en-US" w:eastAsia="ru-RU"/>
+        </w:rPr>
+        <w:t>calc_k</w:t>
+      </w:r>
+      <w:proofErr w:type="spellEnd"/>
+      <w:r>
+        <w:rPr>
+          <w:rFonts w:ascii="Consolas" w:eastAsia="Times New Roman" w:hAnsi="Consolas" w:cs="Times New Roman"/>
+          <w:color w:val="FFFFFF"/>
+          <w:sz w:val="21"/>
+          <w:szCs w:val="21"/>
+          <w:lang w:val="en-US" w:eastAsia="ru-RU"/>
+        </w:rPr>
+        <w:t>(A2p, E2p, T)</w:t>
       </w:r>
     </w:p>
     <w:p>
@@ -19621,7 +22967,29 @@
           <w:szCs w:val="21"/>
           <w:lang w:val="en-US" w:eastAsia="ru-RU"/>
         </w:rPr>
-        <w:t xml:space="preserve"> calc_k(A2m, E2m, T)</w:t>
+        <w:t xml:space="preserve"> </w:t>
+      </w:r>
+      <w:proofErr w:type="spellStart"/>
+      <w:r>
+        <w:rPr>
+          <w:rFonts w:ascii="Consolas" w:eastAsia="Times New Roman" w:hAnsi="Consolas" w:cs="Times New Roman"/>
+          <w:color w:val="FFFFFF"/>
+          <w:sz w:val="21"/>
+          <w:szCs w:val="21"/>
+          <w:lang w:val="en-US" w:eastAsia="ru-RU"/>
+        </w:rPr>
+        <w:t>calc_k</w:t>
+      </w:r>
+      <w:proofErr w:type="spellEnd"/>
+      <w:r>
+        <w:rPr>
+          <w:rFonts w:ascii="Consolas" w:eastAsia="Times New Roman" w:hAnsi="Consolas" w:cs="Times New Roman"/>
+          <w:color w:val="FFFFFF"/>
+          <w:sz w:val="21"/>
+          <w:szCs w:val="21"/>
+          <w:lang w:val="en-US" w:eastAsia="ru-RU"/>
+        </w:rPr>
+        <w:t>(A2m, E2m, T)</w:t>
       </w:r>
     </w:p>
     <w:p>
@@ -19673,6 +23041,7 @@
         </w:rPr>
         <w:t xml:space="preserve"> </w:t>
       </w:r>
+      <w:proofErr w:type="spellStart"/>
       <w:r>
         <w:rPr>
           <w:rFonts w:ascii="Consolas" w:eastAsia="Times New Roman" w:hAnsi="Consolas" w:cs="Times New Roman"/>
@@ -19683,6 +23052,7 @@
         </w:rPr>
         <w:t>reactor_model</w:t>
       </w:r>
+      <w:proofErr w:type="spellEnd"/>
       <w:r>
         <w:rPr>
           <w:rFonts w:ascii="Consolas" w:eastAsia="Times New Roman" w:hAnsi="Consolas" w:cs="Times New Roman"/>
@@ -20306,7 +23676,29 @@
           <w:szCs w:val="21"/>
           <w:lang w:val="en-US" w:eastAsia="ru-RU"/>
         </w:rPr>
-        <w:t>    dCO_dt  </w:t>
+        <w:t xml:space="preserve">    </w:t>
+      </w:r>
+      <w:proofErr w:type="spellStart"/>
+      <w:r>
+        <w:rPr>
+          <w:rFonts w:ascii="Consolas" w:eastAsia="Times New Roman" w:hAnsi="Consolas" w:cs="Times New Roman"/>
+          <w:color w:val="FFFFFF"/>
+          <w:sz w:val="21"/>
+          <w:szCs w:val="21"/>
+          <w:lang w:val="en-US" w:eastAsia="ru-RU"/>
+        </w:rPr>
+        <w:t>dCO_dt</w:t>
+      </w:r>
+      <w:proofErr w:type="spellEnd"/>
+      <w:r>
+        <w:rPr>
+          <w:rFonts w:ascii="Consolas" w:eastAsia="Times New Roman" w:hAnsi="Consolas" w:cs="Times New Roman"/>
+          <w:color w:val="FFFFFF"/>
+          <w:sz w:val="21"/>
+          <w:szCs w:val="21"/>
+          <w:lang w:val="en-US" w:eastAsia="ru-RU"/>
+        </w:rPr>
+        <w:t xml:space="preserve">  </w:t>
       </w:r>
       <w:r>
         <w:rPr>
@@ -20556,7 +23948,29 @@
           <w:szCs w:val="21"/>
           <w:lang w:val="en-US" w:eastAsia="ru-RU"/>
         </w:rPr>
-        <w:t xml:space="preserve"> [dCH4_dt, dH2O_dt, dCO_dt, dH2_dt, dCO2_dt]</w:t>
+        <w:t xml:space="preserve"> [dCH4_dt, dH2O_dt, </w:t>
+      </w:r>
+      <w:proofErr w:type="spellStart"/>
+      <w:r>
+        <w:rPr>
+          <w:rFonts w:ascii="Consolas" w:eastAsia="Times New Roman" w:hAnsi="Consolas" w:cs="Times New Roman"/>
+          <w:color w:val="FFFFFF"/>
+          <w:sz w:val="21"/>
+          <w:szCs w:val="21"/>
+          <w:lang w:val="en-US" w:eastAsia="ru-RU"/>
+        </w:rPr>
+        <w:t>dCO_dt</w:t>
+      </w:r>
+      <w:proofErr w:type="spellEnd"/>
+      <w:r>
+        <w:rPr>
+          <w:rFonts w:ascii="Consolas" w:eastAsia="Times New Roman" w:hAnsi="Consolas" w:cs="Times New Roman"/>
+          <w:color w:val="FFFFFF"/>
+          <w:sz w:val="21"/>
+          <w:szCs w:val="21"/>
+          <w:lang w:val="en-US" w:eastAsia="ru-RU"/>
+        </w:rPr>
+        <w:t>, dH2_dt, dCO2_dt]</w:t>
       </w:r>
     </w:p>
     <w:p>
@@ -20676,7 +24090,29 @@
           <w:szCs w:val="21"/>
           <w:lang w:val="en-US" w:eastAsia="ru-RU"/>
         </w:rPr>
-        <w:t xml:space="preserve"> np.linspace(</w:t>
+        <w:t xml:space="preserve"> </w:t>
+      </w:r>
+      <w:proofErr w:type="spellStart"/>
+      <w:r>
+        <w:rPr>
+          <w:rFonts w:ascii="Consolas" w:eastAsia="Times New Roman" w:hAnsi="Consolas" w:cs="Times New Roman"/>
+          <w:color w:val="FFFFFF"/>
+          <w:sz w:val="21"/>
+          <w:szCs w:val="21"/>
+          <w:lang w:val="en-US" w:eastAsia="ru-RU"/>
+        </w:rPr>
+        <w:t>np.linspace</w:t>
+      </w:r>
+      <w:proofErr w:type="spellEnd"/>
+      <w:r>
+        <w:rPr>
+          <w:rFonts w:ascii="Consolas" w:eastAsia="Times New Roman" w:hAnsi="Consolas" w:cs="Times New Roman"/>
+          <w:color w:val="FFFFFF"/>
+          <w:sz w:val="21"/>
+          <w:szCs w:val="21"/>
+          <w:lang w:val="en-US" w:eastAsia="ru-RU"/>
+        </w:rPr>
+        <w:t>(</w:t>
       </w:r>
       <w:r>
         <w:rPr>
@@ -20696,7 +24132,29 @@
           <w:szCs w:val="21"/>
           <w:lang w:val="en-US" w:eastAsia="ru-RU"/>
         </w:rPr>
-        <w:t xml:space="preserve">, t_end, </w:t>
+        <w:t xml:space="preserve">, </w:t>
+      </w:r>
+      <w:proofErr w:type="spellStart"/>
+      <w:r>
+        <w:rPr>
+          <w:rFonts w:ascii="Consolas" w:eastAsia="Times New Roman" w:hAnsi="Consolas" w:cs="Times New Roman"/>
+          <w:color w:val="FFFFFF"/>
+          <w:sz w:val="21"/>
+          <w:szCs w:val="21"/>
+          <w:lang w:val="en-US" w:eastAsia="ru-RU"/>
+        </w:rPr>
+        <w:t>t_end</w:t>
+      </w:r>
+      <w:proofErr w:type="spellEnd"/>
+      <w:r>
+        <w:rPr>
+          <w:rFonts w:ascii="Consolas" w:eastAsia="Times New Roman" w:hAnsi="Consolas" w:cs="Times New Roman"/>
+          <w:color w:val="FFFFFF"/>
+          <w:sz w:val="21"/>
+          <w:szCs w:val="21"/>
+          <w:lang w:val="en-US" w:eastAsia="ru-RU"/>
+        </w:rPr>
+        <w:t xml:space="preserve">, </w:t>
       </w:r>
       <w:r>
         <w:rPr>
@@ -20776,7 +24234,51 @@
           <w:szCs w:val="21"/>
           <w:lang w:val="en-US" w:eastAsia="ru-RU"/>
         </w:rPr>
-        <w:t xml:space="preserve"> odeint(reactor_model, y0, t)</w:t>
+        <w:t xml:space="preserve"> </w:t>
+      </w:r>
+      <w:proofErr w:type="spellStart"/>
+      <w:r>
+        <w:rPr>
+          <w:rFonts w:ascii="Consolas" w:eastAsia="Times New Roman" w:hAnsi="Consolas" w:cs="Times New Roman"/>
+          <w:color w:val="FFFFFF"/>
+          <w:sz w:val="21"/>
+          <w:szCs w:val="21"/>
+          <w:lang w:val="en-US" w:eastAsia="ru-RU"/>
+        </w:rPr>
+        <w:t>odeint</w:t>
+      </w:r>
+      <w:proofErr w:type="spellEnd"/>
+      <w:r>
+        <w:rPr>
+          <w:rFonts w:ascii="Consolas" w:eastAsia="Times New Roman" w:hAnsi="Consolas" w:cs="Times New Roman"/>
+          <w:color w:val="FFFFFF"/>
+          <w:sz w:val="21"/>
+          <w:szCs w:val="21"/>
+          <w:lang w:val="en-US" w:eastAsia="ru-RU"/>
+        </w:rPr>
+        <w:t>(</w:t>
+      </w:r>
+      <w:proofErr w:type="spellStart"/>
+      <w:r>
+        <w:rPr>
+          <w:rFonts w:ascii="Consolas" w:eastAsia="Times New Roman" w:hAnsi="Consolas" w:cs="Times New Roman"/>
+          <w:color w:val="FFFFFF"/>
+          <w:sz w:val="21"/>
+          <w:szCs w:val="21"/>
+          <w:lang w:val="en-US" w:eastAsia="ru-RU"/>
+        </w:rPr>
+        <w:t>reactor_model</w:t>
+      </w:r>
+      <w:proofErr w:type="spellEnd"/>
+      <w:r>
+        <w:rPr>
+          <w:rFonts w:ascii="Consolas" w:eastAsia="Times New Roman" w:hAnsi="Consolas" w:cs="Times New Roman"/>
+          <w:color w:val="FFFFFF"/>
+          <w:sz w:val="21"/>
+          <w:szCs w:val="21"/>
+          <w:lang w:val="en-US" w:eastAsia="ru-RU"/>
+        </w:rPr>
+        <w:t>, y0, t)</w:t>
       </w:r>
     </w:p>
     <w:p>
@@ -20801,7 +24303,29 @@
           <w:szCs w:val="21"/>
           <w:lang w:val="en-US" w:eastAsia="ru-RU"/>
         </w:rPr>
-        <w:t xml:space="preserve">CH4_sol, H2O_sol, CO_sol, H2_sol, CO2_sol </w:t>
+        <w:t xml:space="preserve">CH4_sol, H2O_sol, </w:t>
+      </w:r>
+      <w:proofErr w:type="spellStart"/>
+      <w:r>
+        <w:rPr>
+          <w:rFonts w:ascii="Consolas" w:eastAsia="Times New Roman" w:hAnsi="Consolas" w:cs="Times New Roman"/>
+          <w:color w:val="FFFFFF"/>
+          <w:sz w:val="21"/>
+          <w:szCs w:val="21"/>
+          <w:lang w:val="en-US" w:eastAsia="ru-RU"/>
+        </w:rPr>
+        <w:t>CO_sol</w:t>
+      </w:r>
+      <w:proofErr w:type="spellEnd"/>
+      <w:r>
+        <w:rPr>
+          <w:rFonts w:ascii="Consolas" w:eastAsia="Times New Roman" w:hAnsi="Consolas" w:cs="Times New Roman"/>
+          <w:color w:val="FFFFFF"/>
+          <w:sz w:val="21"/>
+          <w:szCs w:val="21"/>
+          <w:lang w:val="en-US" w:eastAsia="ru-RU"/>
+        </w:rPr>
+        <w:t xml:space="preserve">, H2_sol, CO2_sol </w:t>
       </w:r>
       <w:r>
         <w:rPr>
@@ -20821,8 +24345,20 @@
           <w:szCs w:val="21"/>
           <w:lang w:val="en-US" w:eastAsia="ru-RU"/>
         </w:rPr>
-        <w:t xml:space="preserve"> solution.T</w:t>
-      </w:r>
+        <w:t xml:space="preserve"> </w:t>
+      </w:r>
+      <w:proofErr w:type="spellStart"/>
+      <w:r>
+        <w:rPr>
+          <w:rFonts w:ascii="Consolas" w:eastAsia="Times New Roman" w:hAnsi="Consolas" w:cs="Times New Roman"/>
+          <w:color w:val="FFFFFF"/>
+          <w:sz w:val="21"/>
+          <w:szCs w:val="21"/>
+          <w:lang w:val="en-US" w:eastAsia="ru-RU"/>
+        </w:rPr>
+        <w:t>solution.T</w:t>
+      </w:r>
+      <w:proofErr w:type="spellEnd"/>
     </w:p>
     <w:p>
       <w:pPr>
@@ -20853,16 +24389,40 @@
           <w:lang w:val="en-US" w:eastAsia="ru-RU"/>
         </w:rPr>
       </w:pPr>
-      <w:r>
-        <w:rPr>
-          <w:rFonts w:ascii="Consolas" w:eastAsia="Times New Roman" w:hAnsi="Consolas" w:cs="Times New Roman"/>
-          <w:color w:val="FFFFFF"/>
-          <w:sz w:val="21"/>
-          <w:szCs w:val="21"/>
-          <w:lang w:val="en-US" w:eastAsia="ru-RU"/>
-        </w:rPr>
-        <w:t>plt.figure(figsize</w:t>
-      </w:r>
+      <w:proofErr w:type="spellStart"/>
+      <w:r>
+        <w:rPr>
+          <w:rFonts w:ascii="Consolas" w:eastAsia="Times New Roman" w:hAnsi="Consolas" w:cs="Times New Roman"/>
+          <w:color w:val="FFFFFF"/>
+          <w:sz w:val="21"/>
+          <w:szCs w:val="21"/>
+          <w:lang w:val="en-US" w:eastAsia="ru-RU"/>
+        </w:rPr>
+        <w:t>plt.figure</w:t>
+      </w:r>
+      <w:proofErr w:type="spellEnd"/>
+      <w:r>
+        <w:rPr>
+          <w:rFonts w:ascii="Consolas" w:eastAsia="Times New Roman" w:hAnsi="Consolas" w:cs="Times New Roman"/>
+          <w:color w:val="FFFFFF"/>
+          <w:sz w:val="21"/>
+          <w:szCs w:val="21"/>
+          <w:lang w:val="en-US" w:eastAsia="ru-RU"/>
+        </w:rPr>
+        <w:t>(</w:t>
+      </w:r>
+      <w:proofErr w:type="spellStart"/>
+      <w:r>
+        <w:rPr>
+          <w:rFonts w:ascii="Consolas" w:eastAsia="Times New Roman" w:hAnsi="Consolas" w:cs="Times New Roman"/>
+          <w:color w:val="FFFFFF"/>
+          <w:sz w:val="21"/>
+          <w:szCs w:val="21"/>
+          <w:lang w:val="en-US" w:eastAsia="ru-RU"/>
+        </w:rPr>
+        <w:t>figsize</w:t>
+      </w:r>
+      <w:proofErr w:type="spellEnd"/>
       <w:r>
         <w:rPr>
           <w:rFonts w:ascii="Consolas" w:eastAsia="Times New Roman" w:hAnsi="Consolas" w:cs="Times New Roman"/>
@@ -20938,15 +24498,27 @@
           <w:lang w:val="en-US" w:eastAsia="ru-RU"/>
         </w:rPr>
       </w:pPr>
-      <w:r>
-        <w:rPr>
-          <w:rFonts w:ascii="Consolas" w:eastAsia="Times New Roman" w:hAnsi="Consolas" w:cs="Times New Roman"/>
-          <w:color w:val="FFFFFF"/>
-          <w:sz w:val="21"/>
-          <w:szCs w:val="21"/>
-          <w:lang w:val="en-US" w:eastAsia="ru-RU"/>
-        </w:rPr>
-        <w:t xml:space="preserve">plt.plot(t, CH4_sol, </w:t>
+      <w:proofErr w:type="spellStart"/>
+      <w:r>
+        <w:rPr>
+          <w:rFonts w:ascii="Consolas" w:eastAsia="Times New Roman" w:hAnsi="Consolas" w:cs="Times New Roman"/>
+          <w:color w:val="FFFFFF"/>
+          <w:sz w:val="21"/>
+          <w:szCs w:val="21"/>
+          <w:lang w:val="en-US" w:eastAsia="ru-RU"/>
+        </w:rPr>
+        <w:t>plt.plot</w:t>
+      </w:r>
+      <w:proofErr w:type="spellEnd"/>
+      <w:r>
+        <w:rPr>
+          <w:rFonts w:ascii="Consolas" w:eastAsia="Times New Roman" w:hAnsi="Consolas" w:cs="Times New Roman"/>
+          <w:color w:val="FFFFFF"/>
+          <w:sz w:val="21"/>
+          <w:szCs w:val="21"/>
+          <w:lang w:val="en-US" w:eastAsia="ru-RU"/>
+        </w:rPr>
+        <w:t xml:space="preserve">(t, CH4_sol, </w:t>
       </w:r>
       <w:r>
         <w:rPr>
@@ -21033,15 +24605,27 @@
           <w:lang w:val="en-US" w:eastAsia="ru-RU"/>
         </w:rPr>
       </w:pPr>
-      <w:r>
-        <w:rPr>
-          <w:rFonts w:ascii="Consolas" w:eastAsia="Times New Roman" w:hAnsi="Consolas" w:cs="Times New Roman"/>
-          <w:color w:val="FFFFFF"/>
-          <w:sz w:val="21"/>
-          <w:szCs w:val="21"/>
-          <w:lang w:val="en-US" w:eastAsia="ru-RU"/>
-        </w:rPr>
-        <w:t xml:space="preserve">plt.plot(t, H2O_sol, </w:t>
+      <w:proofErr w:type="spellStart"/>
+      <w:r>
+        <w:rPr>
+          <w:rFonts w:ascii="Consolas" w:eastAsia="Times New Roman" w:hAnsi="Consolas" w:cs="Times New Roman"/>
+          <w:color w:val="FFFFFF"/>
+          <w:sz w:val="21"/>
+          <w:szCs w:val="21"/>
+          <w:lang w:val="en-US" w:eastAsia="ru-RU"/>
+        </w:rPr>
+        <w:t>plt.plot</w:t>
+      </w:r>
+      <w:proofErr w:type="spellEnd"/>
+      <w:r>
+        <w:rPr>
+          <w:rFonts w:ascii="Consolas" w:eastAsia="Times New Roman" w:hAnsi="Consolas" w:cs="Times New Roman"/>
+          <w:color w:val="FFFFFF"/>
+          <w:sz w:val="21"/>
+          <w:szCs w:val="21"/>
+          <w:lang w:val="en-US" w:eastAsia="ru-RU"/>
+        </w:rPr>
+        <w:t xml:space="preserve">(t, H2O_sol, </w:t>
       </w:r>
       <w:r>
         <w:rPr>
@@ -21128,15 +24712,49 @@
           <w:lang w:val="en-US" w:eastAsia="ru-RU"/>
         </w:rPr>
       </w:pPr>
-      <w:r>
-        <w:rPr>
-          <w:rFonts w:ascii="Consolas" w:eastAsia="Times New Roman" w:hAnsi="Consolas" w:cs="Times New Roman"/>
-          <w:color w:val="FFFFFF"/>
-          <w:sz w:val="21"/>
-          <w:szCs w:val="21"/>
-          <w:lang w:val="en-US" w:eastAsia="ru-RU"/>
-        </w:rPr>
-        <w:t>plt.plot(t, CO_sol,  </w:t>
+      <w:proofErr w:type="spellStart"/>
+      <w:r>
+        <w:rPr>
+          <w:rFonts w:ascii="Consolas" w:eastAsia="Times New Roman" w:hAnsi="Consolas" w:cs="Times New Roman"/>
+          <w:color w:val="FFFFFF"/>
+          <w:sz w:val="21"/>
+          <w:szCs w:val="21"/>
+          <w:lang w:val="en-US" w:eastAsia="ru-RU"/>
+        </w:rPr>
+        <w:t>plt.plot</w:t>
+      </w:r>
+      <w:proofErr w:type="spellEnd"/>
+      <w:r>
+        <w:rPr>
+          <w:rFonts w:ascii="Consolas" w:eastAsia="Times New Roman" w:hAnsi="Consolas" w:cs="Times New Roman"/>
+          <w:color w:val="FFFFFF"/>
+          <w:sz w:val="21"/>
+          <w:szCs w:val="21"/>
+          <w:lang w:val="en-US" w:eastAsia="ru-RU"/>
+        </w:rPr>
+        <w:t xml:space="preserve">(t, </w:t>
+      </w:r>
+      <w:proofErr w:type="spellStart"/>
+      <w:r>
+        <w:rPr>
+          <w:rFonts w:ascii="Consolas" w:eastAsia="Times New Roman" w:hAnsi="Consolas" w:cs="Times New Roman"/>
+          <w:color w:val="FFFFFF"/>
+          <w:sz w:val="21"/>
+          <w:szCs w:val="21"/>
+          <w:lang w:val="en-US" w:eastAsia="ru-RU"/>
+        </w:rPr>
+        <w:t>CO_sol</w:t>
+      </w:r>
+      <w:proofErr w:type="spellEnd"/>
+      <w:r>
+        <w:rPr>
+          <w:rFonts w:ascii="Consolas" w:eastAsia="Times New Roman" w:hAnsi="Consolas" w:cs="Times New Roman"/>
+          <w:color w:val="FFFFFF"/>
+          <w:sz w:val="21"/>
+          <w:szCs w:val="21"/>
+          <w:lang w:val="en-US" w:eastAsia="ru-RU"/>
+        </w:rPr>
+        <w:t>,  </w:t>
       </w:r>
       <w:r>
         <w:rPr>
@@ -21243,15 +24861,27 @@
           <w:lang w:val="en-US" w:eastAsia="ru-RU"/>
         </w:rPr>
       </w:pPr>
-      <w:r>
-        <w:rPr>
-          <w:rFonts w:ascii="Consolas" w:eastAsia="Times New Roman" w:hAnsi="Consolas" w:cs="Times New Roman"/>
-          <w:color w:val="FFFFFF"/>
-          <w:sz w:val="21"/>
-          <w:szCs w:val="21"/>
-          <w:lang w:val="en-US" w:eastAsia="ru-RU"/>
-        </w:rPr>
-        <w:t>plt.plot(t, H2_sol,  </w:t>
+      <w:proofErr w:type="spellStart"/>
+      <w:r>
+        <w:rPr>
+          <w:rFonts w:ascii="Consolas" w:eastAsia="Times New Roman" w:hAnsi="Consolas" w:cs="Times New Roman"/>
+          <w:color w:val="FFFFFF"/>
+          <w:sz w:val="21"/>
+          <w:szCs w:val="21"/>
+          <w:lang w:val="en-US" w:eastAsia="ru-RU"/>
+        </w:rPr>
+        <w:t>plt.plot</w:t>
+      </w:r>
+      <w:proofErr w:type="spellEnd"/>
+      <w:r>
+        <w:rPr>
+          <w:rFonts w:ascii="Consolas" w:eastAsia="Times New Roman" w:hAnsi="Consolas" w:cs="Times New Roman"/>
+          <w:color w:val="FFFFFF"/>
+          <w:sz w:val="21"/>
+          <w:szCs w:val="21"/>
+          <w:lang w:val="en-US" w:eastAsia="ru-RU"/>
+        </w:rPr>
+        <w:t>(t, H2_sol,  </w:t>
       </w:r>
       <w:r>
         <w:rPr>
@@ -21338,15 +24968,27 @@
           <w:lang w:val="en-US" w:eastAsia="ru-RU"/>
         </w:rPr>
       </w:pPr>
-      <w:r>
-        <w:rPr>
-          <w:rFonts w:ascii="Consolas" w:eastAsia="Times New Roman" w:hAnsi="Consolas" w:cs="Times New Roman"/>
-          <w:color w:val="FFFFFF"/>
-          <w:sz w:val="21"/>
-          <w:szCs w:val="21"/>
-          <w:lang w:val="en-US" w:eastAsia="ru-RU"/>
-        </w:rPr>
-        <w:t xml:space="preserve">plt.plot(t, CO2_sol, </w:t>
+      <w:proofErr w:type="spellStart"/>
+      <w:r>
+        <w:rPr>
+          <w:rFonts w:ascii="Consolas" w:eastAsia="Times New Roman" w:hAnsi="Consolas" w:cs="Times New Roman"/>
+          <w:color w:val="FFFFFF"/>
+          <w:sz w:val="21"/>
+          <w:szCs w:val="21"/>
+          <w:lang w:val="en-US" w:eastAsia="ru-RU"/>
+        </w:rPr>
+        <w:t>plt.plot</w:t>
+      </w:r>
+      <w:proofErr w:type="spellEnd"/>
+      <w:r>
+        <w:rPr>
+          <w:rFonts w:ascii="Consolas" w:eastAsia="Times New Roman" w:hAnsi="Consolas" w:cs="Times New Roman"/>
+          <w:color w:val="FFFFFF"/>
+          <w:sz w:val="21"/>
+          <w:szCs w:val="21"/>
+          <w:lang w:val="en-US" w:eastAsia="ru-RU"/>
+        </w:rPr>
+        <w:t xml:space="preserve">(t, CO2_sol, </w:t>
       </w:r>
       <w:r>
         <w:rPr>
@@ -21468,15 +25110,27 @@
           <w:lang w:val="en-US" w:eastAsia="ru-RU"/>
         </w:rPr>
       </w:pPr>
-      <w:r>
-        <w:rPr>
-          <w:rFonts w:ascii="Consolas" w:eastAsia="Times New Roman" w:hAnsi="Consolas" w:cs="Times New Roman"/>
-          <w:color w:val="FFFFFF"/>
-          <w:sz w:val="21"/>
-          <w:szCs w:val="21"/>
-          <w:lang w:val="en-US" w:eastAsia="ru-RU"/>
-        </w:rPr>
-        <w:t>plt.xlabel(</w:t>
+      <w:proofErr w:type="spellStart"/>
+      <w:r>
+        <w:rPr>
+          <w:rFonts w:ascii="Consolas" w:eastAsia="Times New Roman" w:hAnsi="Consolas" w:cs="Times New Roman"/>
+          <w:color w:val="FFFFFF"/>
+          <w:sz w:val="21"/>
+          <w:szCs w:val="21"/>
+          <w:lang w:val="en-US" w:eastAsia="ru-RU"/>
+        </w:rPr>
+        <w:t>plt.xlabel</w:t>
+      </w:r>
+      <w:proofErr w:type="spellEnd"/>
+      <w:r>
+        <w:rPr>
+          <w:rFonts w:ascii="Consolas" w:eastAsia="Times New Roman" w:hAnsi="Consolas" w:cs="Times New Roman"/>
+          <w:color w:val="FFFFFF"/>
+          <w:sz w:val="21"/>
+          <w:szCs w:val="21"/>
+          <w:lang w:val="en-US" w:eastAsia="ru-RU"/>
+        </w:rPr>
+        <w:t>(</w:t>
       </w:r>
       <w:r>
         <w:rPr>
@@ -21536,8 +25190,20 @@
           <w:szCs w:val="21"/>
           <w:lang w:val="en-US" w:eastAsia="ru-RU"/>
         </w:rPr>
-        <w:t>, fontsize</w:t>
-      </w:r>
+        <w:t xml:space="preserve">, </w:t>
+      </w:r>
+      <w:proofErr w:type="spellStart"/>
+      <w:r>
+        <w:rPr>
+          <w:rFonts w:ascii="Consolas" w:eastAsia="Times New Roman" w:hAnsi="Consolas" w:cs="Times New Roman"/>
+          <w:color w:val="FFFFFF"/>
+          <w:sz w:val="21"/>
+          <w:szCs w:val="21"/>
+          <w:lang w:val="en-US" w:eastAsia="ru-RU"/>
+        </w:rPr>
+        <w:t>fontsize</w:t>
+      </w:r>
+      <w:proofErr w:type="spellEnd"/>
       <w:r>
         <w:rPr>
           <w:rFonts w:ascii="Consolas" w:eastAsia="Times New Roman" w:hAnsi="Consolas" w:cs="Times New Roman"/>
@@ -21583,15 +25249,27 @@
           <w:lang w:eastAsia="ru-RU"/>
         </w:rPr>
       </w:pPr>
-      <w:r>
-        <w:rPr>
-          <w:rFonts w:ascii="Consolas" w:eastAsia="Times New Roman" w:hAnsi="Consolas" w:cs="Times New Roman"/>
-          <w:color w:val="FFFFFF"/>
-          <w:sz w:val="21"/>
-          <w:szCs w:val="21"/>
-          <w:lang w:eastAsia="ru-RU"/>
-        </w:rPr>
-        <w:t>plt.ylabel(</w:t>
+      <w:proofErr w:type="spellStart"/>
+      <w:r>
+        <w:rPr>
+          <w:rFonts w:ascii="Consolas" w:eastAsia="Times New Roman" w:hAnsi="Consolas" w:cs="Times New Roman"/>
+          <w:color w:val="FFFFFF"/>
+          <w:sz w:val="21"/>
+          <w:szCs w:val="21"/>
+          <w:lang w:eastAsia="ru-RU"/>
+        </w:rPr>
+        <w:t>plt.ylabel</w:t>
+      </w:r>
+      <w:proofErr w:type="spellEnd"/>
+      <w:r>
+        <w:rPr>
+          <w:rFonts w:ascii="Consolas" w:eastAsia="Times New Roman" w:hAnsi="Consolas" w:cs="Times New Roman"/>
+          <w:color w:val="FFFFFF"/>
+          <w:sz w:val="21"/>
+          <w:szCs w:val="21"/>
+          <w:lang w:eastAsia="ru-RU"/>
+        </w:rPr>
+        <w:t>(</w:t>
       </w:r>
       <w:r>
         <w:rPr>
@@ -21611,8 +25289,20 @@
           <w:szCs w:val="21"/>
           <w:lang w:eastAsia="ru-RU"/>
         </w:rPr>
-        <w:t>, fontsize</w:t>
-      </w:r>
+        <w:t xml:space="preserve">, </w:t>
+      </w:r>
+      <w:proofErr w:type="spellStart"/>
+      <w:r>
+        <w:rPr>
+          <w:rFonts w:ascii="Consolas" w:eastAsia="Times New Roman" w:hAnsi="Consolas" w:cs="Times New Roman"/>
+          <w:color w:val="FFFFFF"/>
+          <w:sz w:val="21"/>
+          <w:szCs w:val="21"/>
+          <w:lang w:eastAsia="ru-RU"/>
+        </w:rPr>
+        <w:t>fontsize</w:t>
+      </w:r>
+      <w:proofErr w:type="spellEnd"/>
       <w:r>
         <w:rPr>
           <w:rFonts w:ascii="Consolas" w:eastAsia="Times New Roman" w:hAnsi="Consolas" w:cs="Times New Roman"/>
@@ -21658,16 +25348,29 @@
           <w:lang w:eastAsia="ru-RU"/>
         </w:rPr>
       </w:pPr>
-      <w:r>
-        <w:rPr>
-          <w:rFonts w:ascii="Consolas" w:eastAsia="Times New Roman" w:hAnsi="Consolas" w:cs="Times New Roman"/>
-          <w:color w:val="FFFFFF"/>
-          <w:sz w:val="21"/>
-          <w:szCs w:val="21"/>
-          <w:lang w:eastAsia="ru-RU"/>
-        </w:rPr>
-        <w:t>plt.title(</w:t>
-      </w:r>
+      <w:proofErr w:type="spellStart"/>
+      <w:r>
+        <w:rPr>
+          <w:rFonts w:ascii="Consolas" w:eastAsia="Times New Roman" w:hAnsi="Consolas" w:cs="Times New Roman"/>
+          <w:color w:val="FFFFFF"/>
+          <w:sz w:val="21"/>
+          <w:szCs w:val="21"/>
+          <w:lang w:eastAsia="ru-RU"/>
+        </w:rPr>
+        <w:t>plt.title</w:t>
+      </w:r>
+      <w:proofErr w:type="spellEnd"/>
+      <w:r>
+        <w:rPr>
+          <w:rFonts w:ascii="Consolas" w:eastAsia="Times New Roman" w:hAnsi="Consolas" w:cs="Times New Roman"/>
+          <w:color w:val="FFFFFF"/>
+          <w:sz w:val="21"/>
+          <w:szCs w:val="21"/>
+          <w:lang w:eastAsia="ru-RU"/>
+        </w:rPr>
+        <w:t>(</w:t>
+      </w:r>
+      <w:proofErr w:type="spellStart"/>
       <w:r>
         <w:rPr>
           <w:rFonts w:ascii="Consolas" w:eastAsia="Times New Roman" w:hAnsi="Consolas" w:cs="Times New Roman"/>
@@ -21686,7 +25389,18 @@
           <w:szCs w:val="21"/>
           <w:lang w:eastAsia="ru-RU"/>
         </w:rPr>
-        <w:t>'Кинетические кривые конверсии метана, T=</w:t>
+        <w:t>'Кинетические</w:t>
+      </w:r>
+      <w:proofErr w:type="spellEnd"/>
+      <w:r>
+        <w:rPr>
+          <w:rFonts w:ascii="Consolas" w:eastAsia="Times New Roman" w:hAnsi="Consolas" w:cs="Times New Roman"/>
+          <w:color w:val="99FFE4"/>
+          <w:sz w:val="21"/>
+          <w:szCs w:val="21"/>
+          <w:lang w:eastAsia="ru-RU"/>
+        </w:rPr>
+        <w:t xml:space="preserve"> кривые конверсии метана, T=</w:t>
       </w:r>
       <w:r>
         <w:rPr>
@@ -21736,8 +25450,20 @@
           <w:szCs w:val="21"/>
           <w:lang w:eastAsia="ru-RU"/>
         </w:rPr>
-        <w:t>, fontsize</w:t>
-      </w:r>
+        <w:t xml:space="preserve">, </w:t>
+      </w:r>
+      <w:proofErr w:type="spellStart"/>
+      <w:r>
+        <w:rPr>
+          <w:rFonts w:ascii="Consolas" w:eastAsia="Times New Roman" w:hAnsi="Consolas" w:cs="Times New Roman"/>
+          <w:color w:val="FFFFFF"/>
+          <w:sz w:val="21"/>
+          <w:szCs w:val="21"/>
+          <w:lang w:eastAsia="ru-RU"/>
+        </w:rPr>
+        <w:t>fontsize</w:t>
+      </w:r>
+      <w:proofErr w:type="spellEnd"/>
       <w:r>
         <w:rPr>
           <w:rFonts w:ascii="Consolas" w:eastAsia="Times New Roman" w:hAnsi="Consolas" w:cs="Times New Roman"/>
@@ -21783,15 +25509,27 @@
           <w:lang w:val="en-US" w:eastAsia="ru-RU"/>
         </w:rPr>
       </w:pPr>
-      <w:r>
-        <w:rPr>
-          <w:rFonts w:ascii="Consolas" w:eastAsia="Times New Roman" w:hAnsi="Consolas" w:cs="Times New Roman"/>
-          <w:color w:val="FFFFFF"/>
-          <w:sz w:val="21"/>
-          <w:szCs w:val="21"/>
-          <w:lang w:val="en-US" w:eastAsia="ru-RU"/>
-        </w:rPr>
-        <w:t>plt.legend()</w:t>
+      <w:proofErr w:type="spellStart"/>
+      <w:r>
+        <w:rPr>
+          <w:rFonts w:ascii="Consolas" w:eastAsia="Times New Roman" w:hAnsi="Consolas" w:cs="Times New Roman"/>
+          <w:color w:val="FFFFFF"/>
+          <w:sz w:val="21"/>
+          <w:szCs w:val="21"/>
+          <w:lang w:val="en-US" w:eastAsia="ru-RU"/>
+        </w:rPr>
+        <w:t>plt.legend</w:t>
+      </w:r>
+      <w:proofErr w:type="spellEnd"/>
+      <w:r>
+        <w:rPr>
+          <w:rFonts w:ascii="Consolas" w:eastAsia="Times New Roman" w:hAnsi="Consolas" w:cs="Times New Roman"/>
+          <w:color w:val="FFFFFF"/>
+          <w:sz w:val="21"/>
+          <w:szCs w:val="21"/>
+          <w:lang w:val="en-US" w:eastAsia="ru-RU"/>
+        </w:rPr>
+        <w:t>()</w:t>
       </w:r>
     </w:p>
     <w:p>
@@ -21808,15 +25546,27 @@
           <w:lang w:val="en-US" w:eastAsia="ru-RU"/>
         </w:rPr>
       </w:pPr>
-      <w:r>
-        <w:rPr>
-          <w:rFonts w:ascii="Consolas" w:eastAsia="Times New Roman" w:hAnsi="Consolas" w:cs="Times New Roman"/>
-          <w:color w:val="FFFFFF"/>
-          <w:sz w:val="21"/>
-          <w:szCs w:val="21"/>
-          <w:lang w:val="en-US" w:eastAsia="ru-RU"/>
-        </w:rPr>
-        <w:t>plt.grid(True, alpha</w:t>
+      <w:proofErr w:type="spellStart"/>
+      <w:r>
+        <w:rPr>
+          <w:rFonts w:ascii="Consolas" w:eastAsia="Times New Roman" w:hAnsi="Consolas" w:cs="Times New Roman"/>
+          <w:color w:val="FFFFFF"/>
+          <w:sz w:val="21"/>
+          <w:szCs w:val="21"/>
+          <w:lang w:val="en-US" w:eastAsia="ru-RU"/>
+        </w:rPr>
+        <w:t>plt.grid</w:t>
+      </w:r>
+      <w:proofErr w:type="spellEnd"/>
+      <w:r>
+        <w:rPr>
+          <w:rFonts w:ascii="Consolas" w:eastAsia="Times New Roman" w:hAnsi="Consolas" w:cs="Times New Roman"/>
+          <w:color w:val="FFFFFF"/>
+          <w:sz w:val="21"/>
+          <w:szCs w:val="21"/>
+          <w:lang w:val="en-US" w:eastAsia="ru-RU"/>
+        </w:rPr>
+        <w:t>(True, alpha</w:t>
       </w:r>
       <w:r>
         <w:rPr>
@@ -21863,15 +25613,27 @@
           <w:lang w:val="en-US" w:eastAsia="ru-RU"/>
         </w:rPr>
       </w:pPr>
-      <w:r>
-        <w:rPr>
-          <w:rFonts w:ascii="Consolas" w:eastAsia="Times New Roman" w:hAnsi="Consolas" w:cs="Times New Roman"/>
-          <w:color w:val="FFFFFF"/>
-          <w:sz w:val="21"/>
-          <w:szCs w:val="21"/>
-          <w:lang w:val="en-US" w:eastAsia="ru-RU"/>
-        </w:rPr>
-        <w:t>plt.tight_layout()</w:t>
+      <w:proofErr w:type="spellStart"/>
+      <w:r>
+        <w:rPr>
+          <w:rFonts w:ascii="Consolas" w:eastAsia="Times New Roman" w:hAnsi="Consolas" w:cs="Times New Roman"/>
+          <w:color w:val="FFFFFF"/>
+          <w:sz w:val="21"/>
+          <w:szCs w:val="21"/>
+          <w:lang w:val="en-US" w:eastAsia="ru-RU"/>
+        </w:rPr>
+        <w:t>plt.tight_layout</w:t>
+      </w:r>
+      <w:proofErr w:type="spellEnd"/>
+      <w:r>
+        <w:rPr>
+          <w:rFonts w:ascii="Consolas" w:eastAsia="Times New Roman" w:hAnsi="Consolas" w:cs="Times New Roman"/>
+          <w:color w:val="FFFFFF"/>
+          <w:sz w:val="21"/>
+          <w:szCs w:val="21"/>
+          <w:lang w:val="en-US" w:eastAsia="ru-RU"/>
+        </w:rPr>
+        <w:t>()</w:t>
       </w:r>
     </w:p>
     <w:p>
@@ -21888,15 +25650,27 @@
           <w:lang w:val="en-US" w:eastAsia="ru-RU"/>
         </w:rPr>
       </w:pPr>
-      <w:r>
-        <w:rPr>
-          <w:rFonts w:ascii="Consolas" w:eastAsia="Times New Roman" w:hAnsi="Consolas" w:cs="Times New Roman"/>
-          <w:color w:val="FFFFFF"/>
-          <w:sz w:val="21"/>
-          <w:szCs w:val="21"/>
-          <w:lang w:val="en-US" w:eastAsia="ru-RU"/>
-        </w:rPr>
-        <w:t>plt.show()</w:t>
+      <w:proofErr w:type="spellStart"/>
+      <w:r>
+        <w:rPr>
+          <w:rFonts w:ascii="Consolas" w:eastAsia="Times New Roman" w:hAnsi="Consolas" w:cs="Times New Roman"/>
+          <w:color w:val="FFFFFF"/>
+          <w:sz w:val="21"/>
+          <w:szCs w:val="21"/>
+          <w:lang w:val="en-US" w:eastAsia="ru-RU"/>
+        </w:rPr>
+        <w:t>plt.show</w:t>
+      </w:r>
+      <w:proofErr w:type="spellEnd"/>
+      <w:r>
+        <w:rPr>
+          <w:rFonts w:ascii="Consolas" w:eastAsia="Times New Roman" w:hAnsi="Consolas" w:cs="Times New Roman"/>
+          <w:color w:val="FFFFFF"/>
+          <w:sz w:val="21"/>
+          <w:szCs w:val="21"/>
+          <w:lang w:val="en-US" w:eastAsia="ru-RU"/>
+        </w:rPr>
+        <w:t>()</w:t>
       </w:r>
     </w:p>
     <w:p>
@@ -22364,6 +26138,7 @@
           <w:lang w:eastAsia="ru-RU"/>
         </w:rPr>
       </w:pPr>
+      <w:proofErr w:type="spellStart"/>
       <w:r>
         <w:rPr>
           <w:rFonts w:ascii="Consolas" w:eastAsia="Times New Roman" w:hAnsi="Consolas" w:cs="Times New Roman"/>
@@ -22374,6 +26149,7 @@
         </w:rPr>
         <w:t>print</w:t>
       </w:r>
+      <w:proofErr w:type="spellEnd"/>
       <w:r>
         <w:rPr>
           <w:rFonts w:ascii="Consolas" w:eastAsia="Times New Roman" w:hAnsi="Consolas" w:cs="Times New Roman"/>
@@ -22402,7 +26178,18 @@
           <w:szCs w:val="21"/>
           <w:lang w:eastAsia="ru-RU"/>
         </w:rPr>
-        <w:t>\n</w:t>
+        <w:t>\</w:t>
+      </w:r>
+      <w:proofErr w:type="spellStart"/>
+      <w:r>
+        <w:rPr>
+          <w:rFonts w:ascii="Consolas" w:eastAsia="Times New Roman" w:hAnsi="Consolas" w:cs="Times New Roman"/>
+          <w:color w:val="A0A0A0"/>
+          <w:sz w:val="21"/>
+          <w:szCs w:val="21"/>
+          <w:lang w:eastAsia="ru-RU"/>
+        </w:rPr>
+        <w:t>n</w:t>
       </w:r>
       <w:r>
         <w:rPr>
@@ -22412,7 +26199,18 @@
           <w:szCs w:val="21"/>
           <w:lang w:eastAsia="ru-RU"/>
         </w:rPr>
-        <w:t>Состав в конце расчета (моль/м3):"</w:t>
+        <w:t>Состав</w:t>
+      </w:r>
+      <w:proofErr w:type="spellEnd"/>
+      <w:r>
+        <w:rPr>
+          <w:rFonts w:ascii="Consolas" w:eastAsia="Times New Roman" w:hAnsi="Consolas" w:cs="Times New Roman"/>
+          <w:color w:val="99FFE4"/>
+          <w:sz w:val="21"/>
+          <w:szCs w:val="21"/>
+          <w:lang w:eastAsia="ru-RU"/>
+        </w:rPr>
+        <w:t xml:space="preserve"> в конце расчета (моль/м3):"</w:t>
       </w:r>
       <w:r>
         <w:rPr>
@@ -22749,6 +26547,7 @@
         </w:rPr>
         <w:t>(</w:t>
       </w:r>
+      <w:proofErr w:type="spellStart"/>
       <w:r>
         <w:rPr>
           <w:rFonts w:ascii="Consolas" w:eastAsia="Times New Roman" w:hAnsi="Consolas" w:cs="Times New Roman"/>
@@ -22767,7 +26566,18 @@
           <w:szCs w:val="21"/>
           <w:lang w:val="en-US" w:eastAsia="ru-RU"/>
         </w:rPr>
-        <w:t>"CO:  </w:t>
+        <w:t>"CO</w:t>
+      </w:r>
+      <w:proofErr w:type="spellEnd"/>
+      <w:r>
+        <w:rPr>
+          <w:rFonts w:ascii="Consolas" w:eastAsia="Times New Roman" w:hAnsi="Consolas" w:cs="Times New Roman"/>
+          <w:color w:val="99FFE4"/>
+          <w:sz w:val="21"/>
+          <w:szCs w:val="21"/>
+          <w:lang w:val="en-US" w:eastAsia="ru-RU"/>
+        </w:rPr>
+        <w:t>:  </w:t>
       </w:r>
       <w:r>
         <w:rPr>
@@ -22779,15 +26589,27 @@
         </w:rPr>
         <w:t>{</w:t>
       </w:r>
-      <w:r>
-        <w:rPr>
-          <w:rFonts w:ascii="Consolas" w:eastAsia="Times New Roman" w:hAnsi="Consolas" w:cs="Times New Roman"/>
-          <w:color w:val="FFFFFF"/>
-          <w:sz w:val="21"/>
-          <w:szCs w:val="21"/>
-          <w:lang w:val="en-US" w:eastAsia="ru-RU"/>
-        </w:rPr>
-        <w:t>CO_sol[</w:t>
+      <w:proofErr w:type="spellStart"/>
+      <w:r>
+        <w:rPr>
+          <w:rFonts w:ascii="Consolas" w:eastAsia="Times New Roman" w:hAnsi="Consolas" w:cs="Times New Roman"/>
+          <w:color w:val="FFFFFF"/>
+          <w:sz w:val="21"/>
+          <w:szCs w:val="21"/>
+          <w:lang w:val="en-US" w:eastAsia="ru-RU"/>
+        </w:rPr>
+        <w:t>CO_sol</w:t>
+      </w:r>
+      <w:proofErr w:type="spellEnd"/>
+      <w:r>
+        <w:rPr>
+          <w:rFonts w:ascii="Consolas" w:eastAsia="Times New Roman" w:hAnsi="Consolas" w:cs="Times New Roman"/>
+          <w:color w:val="FFFFFF"/>
+          <w:sz w:val="21"/>
+          <w:szCs w:val="21"/>
+          <w:lang w:val="en-US" w:eastAsia="ru-RU"/>
+        </w:rPr>
+        <w:t>[</w:t>
       </w:r>
       <w:r>
         <w:rPr>
@@ -23152,7 +26974,7 @@
 </file>
 
 <file path=word/numbering.xml><?xml version="1.0" encoding="utf-8"?>
-<w:numbering xmlns:wpc="http://schemas.microsoft.com/office/word/2010/wordprocessingCanvas" xmlns:cx="http://schemas.microsoft.com/office/drawing/2014/chartex" xmlns:cx1="http://schemas.microsoft.com/office/drawing/2015/9/8/chartex" xmlns:cx2="http://schemas.microsoft.com/office/drawing/2015/10/21/chartex" xmlns:cx3="http://schemas.microsoft.com/office/drawing/2016/5/9/chartex" xmlns:cx4="http://schemas.microsoft.com/office/drawing/2016/5/10/chartex" xmlns:cx5="http://schemas.microsoft.com/office/drawing/2016/5/11/chartex" xmlns:cx6="http://schemas.microsoft.com/office/drawing/2016/5/12/chartex" xmlns:cx7="http://schemas.microsoft.com/office/drawing/2016/5/13/chartex" xmlns:cx8="http://schemas.microsoft.com/office/drawing/2016/5/14/chartex" xmlns:mc="http://schemas.openxmlformats.org/markup-compatibility/2006" xmlns:aink="http://schemas.microsoft.com/office/drawing/2016/ink" xmlns:am3d="http://schemas.microsoft.com/office/drawing/2017/model3d" xmlns:o="urn:schemas-microsoft-com:office:office" xmlns:r="http://schemas.openxmlformats.org/officeDocument/2006/relationships" xmlns:m="http://schemas.openxmlformats.org/officeDocument/2006/math" xmlns:v="urn:schemas-microsoft-com:vml" xmlns:wp14="http://schemas.microsoft.com/office/word/2010/wordprocessingDrawing" xmlns:wp="http://schemas.openxmlformats.org/drawingml/2006/wordprocessingDrawing" xmlns:w10="urn:schemas-microsoft-com:office:word" xmlns:w="http://schemas.openxmlformats.org/wordprocessingml/2006/main" xmlns:w14="http://schemas.microsoft.com/office/word/2010/wordml" xmlns:w15="http://schemas.microsoft.com/office/word/2012/wordml" xmlns:w16cex="http://schemas.microsoft.com/office/word/2018/wordml/cex" xmlns:w16cid="http://schemas.microsoft.com/office/word/2016/wordml/cid" xmlns:w16="http://schemas.microsoft.com/office/word/2018/wordml" xmlns:w16sdtdh="http://schemas.microsoft.com/office/word/2020/wordml/sdtdatahash" xmlns:w16se="http://schemas.microsoft.com/office/word/2015/wordml/symex" xmlns:wpg="http://schemas.microsoft.com/office/word/2010/wordprocessingGroup" xmlns:wpi="http://schemas.microsoft.com/office/word/2010/wordprocessingInk" xmlns:wne="http://schemas.microsoft.com/office/word/2006/wordml" xmlns:wps="http://schemas.microsoft.com/office/word/2010/wordprocessingShape" mc:Ignorable="w14 w15 w16se w16cid w16 w16cex w16sdtdh wp14">
+<w:numbering xmlns:wpc="http://schemas.microsoft.com/office/word/2010/wordprocessingCanvas" xmlns:cx="http://schemas.microsoft.com/office/drawing/2014/chartex" xmlns:cx1="http://schemas.microsoft.com/office/drawing/2015/9/8/chartex" xmlns:cx2="http://schemas.microsoft.com/office/drawing/2015/10/21/chartex" xmlns:cx3="http://schemas.microsoft.com/office/drawing/2016/5/9/chartex" xmlns:cx4="http://schemas.microsoft.com/office/drawing/2016/5/10/chartex" xmlns:cx5="http://schemas.microsoft.com/office/drawing/2016/5/11/chartex" xmlns:cx6="http://schemas.microsoft.com/office/drawing/2016/5/12/chartex" xmlns:cx7="http://schemas.microsoft.com/office/drawing/2016/5/13/chartex" xmlns:cx8="http://schemas.microsoft.com/office/drawing/2016/5/14/chartex" xmlns:mc="http://schemas.openxmlformats.org/markup-compatibility/2006" xmlns:aink="http://schemas.microsoft.com/office/drawing/2016/ink" xmlns:am3d="http://schemas.microsoft.com/office/drawing/2017/model3d" xmlns:o="urn:schemas-microsoft-com:office:office" xmlns:oel="http://schemas.microsoft.com/office/2019/extlst" xmlns:r="http://schemas.openxmlformats.org/officeDocument/2006/relationships" xmlns:m="http://schemas.openxmlformats.org/officeDocument/2006/math" xmlns:v="urn:schemas-microsoft-com:vml" xmlns:wp14="http://schemas.microsoft.com/office/word/2010/wordprocessingDrawing" xmlns:wp="http://schemas.openxmlformats.org/drawingml/2006/wordprocessingDrawing" xmlns:w10="urn:schemas-microsoft-com:office:word" xmlns:w="http://schemas.openxmlformats.org/wordprocessingml/2006/main" xmlns:w14="http://schemas.microsoft.com/office/word/2010/wordml" xmlns:w15="http://schemas.microsoft.com/office/word/2012/wordml" xmlns:w16cex="http://schemas.microsoft.com/office/word/2018/wordml/cex" xmlns:w16cid="http://schemas.microsoft.com/office/word/2016/wordml/cid" xmlns:w16="http://schemas.microsoft.com/office/word/2018/wordml" xmlns:w16du="http://schemas.microsoft.com/office/word/2023/wordml/word16du" xmlns:w16sdtdh="http://schemas.microsoft.com/office/word/2020/wordml/sdtdatahash" xmlns:w16sdtfl="http://schemas.microsoft.com/office/word/2024/wordml/sdtformatlock" xmlns:w16se="http://schemas.microsoft.com/office/word/2015/wordml/symex" xmlns:wpg="http://schemas.microsoft.com/office/word/2010/wordprocessingGroup" xmlns:wpi="http://schemas.microsoft.com/office/word/2010/wordprocessingInk" xmlns:wne="http://schemas.microsoft.com/office/word/2006/wordml" xmlns:wps="http://schemas.microsoft.com/office/word/2010/wordprocessingShape" mc:Ignorable="w14 w15 w16se w16cid w16 w16cex w16sdtdh w16sdtfl w16du wp14">
   <w:abstractNum w:abstractNumId="0" w15:restartNumberingAfterBreak="0">
     <w:nsid w:val="18B040CD"/>
     <w:multiLevelType w:val="hybridMultilevel"/>
@@ -23509,23 +27331,23 @@
       </w:pPr>
     </w:lvl>
   </w:abstractNum>
-  <w:num w:numId="1">
+  <w:num w:numId="1" w16cid:durableId="2024165644">
     <w:abstractNumId w:val="0"/>
   </w:num>
-  <w:num w:numId="2">
+  <w:num w:numId="2" w16cid:durableId="1398476054">
     <w:abstractNumId w:val="2"/>
   </w:num>
-  <w:num w:numId="3">
+  <w:num w:numId="3" w16cid:durableId="46883427">
     <w:abstractNumId w:val="3"/>
   </w:num>
-  <w:num w:numId="4">
+  <w:num w:numId="4" w16cid:durableId="1784224410">
     <w:abstractNumId w:val="1"/>
   </w:num>
 </w:numbering>
 </file>
 
 <file path=word/styles.xml><?xml version="1.0" encoding="utf-8"?>
-<w:styles xmlns:mc="http://schemas.openxmlformats.org/markup-compatibility/2006" xmlns:r="http://schemas.openxmlformats.org/officeDocument/2006/relationships" xmlns:w="http://schemas.openxmlformats.org/wordprocessingml/2006/main" xmlns:w14="http://schemas.microsoft.com/office/word/2010/wordml" xmlns:w15="http://schemas.microsoft.com/office/word/2012/wordml" xmlns:w16cex="http://schemas.microsoft.com/office/word/2018/wordml/cex" xmlns:w16cid="http://schemas.microsoft.com/office/word/2016/wordml/cid" xmlns:w16="http://schemas.microsoft.com/office/word/2018/wordml" xmlns:w16sdtdh="http://schemas.microsoft.com/office/word/2020/wordml/sdtdatahash" xmlns:w16se="http://schemas.microsoft.com/office/word/2015/wordml/symex" mc:Ignorable="w14 w15 w16se w16cid w16 w16cex w16sdtdh">
+<w:styles xmlns:mc="http://schemas.openxmlformats.org/markup-compatibility/2006" xmlns:r="http://schemas.openxmlformats.org/officeDocument/2006/relationships" xmlns:w="http://schemas.openxmlformats.org/wordprocessingml/2006/main" xmlns:w14="http://schemas.microsoft.com/office/word/2010/wordml" xmlns:w15="http://schemas.microsoft.com/office/word/2012/wordml" xmlns:w16cex="http://schemas.microsoft.com/office/word/2018/wordml/cex" xmlns:w16cid="http://schemas.microsoft.com/office/word/2016/wordml/cid" xmlns:w16="http://schemas.microsoft.com/office/word/2018/wordml" xmlns:w16du="http://schemas.microsoft.com/office/word/2023/wordml/word16du" xmlns:w16sdtdh="http://schemas.microsoft.com/office/word/2020/wordml/sdtdatahash" xmlns:w16sdtfl="http://schemas.microsoft.com/office/word/2024/wordml/sdtformatlock" xmlns:w16se="http://schemas.microsoft.com/office/word/2015/wordml/symex" mc:Ignorable="w14 w15 w16se w16cid w16 w16cex w16sdtdh w16sdtfl w16du">
   <w:docDefaults>
     <w:rPrDefault>
       <w:rPr>
